--- a/compiler-internals/ICode2v0.docx
+++ b/compiler-internals/ICode2v0.docx
@@ -1,6 +1,6 @@
 
 <file path=word/document.xml><?xml version="1.0" encoding="utf-8"?>
-<w:document xmlns:wpc="http://schemas.microsoft.com/office/word/2010/wordprocessingCanvas" xmlns:cx="http://schemas.microsoft.com/office/drawing/2014/chartex" xmlns:cx1="http://schemas.microsoft.com/office/drawing/2015/9/8/chartex" xmlns:cx2="http://schemas.microsoft.com/office/drawing/2015/10/21/chartex" xmlns:cx3="http://schemas.microsoft.com/office/drawing/2016/5/9/chartex" xmlns:cx4="http://schemas.microsoft.com/office/drawing/2016/5/10/chartex" xmlns:cx5="http://schemas.microsoft.com/office/drawing/2016/5/11/chartex" xmlns:cx6="http://schemas.microsoft.com/office/drawing/2016/5/12/chartex" xmlns:cx7="http://schemas.microsoft.com/office/drawing/2016/5/13/chartex" xmlns:cx8="http://schemas.microsoft.com/office/drawing/2016/5/14/chartex" xmlns:mc="http://schemas.openxmlformats.org/markup-compatibility/2006" xmlns:aink="http://schemas.microsoft.com/office/drawing/2016/ink" xmlns:am3d="http://schemas.microsoft.com/office/drawing/2017/model3d" xmlns:o="urn:schemas-microsoft-com:office:office" xmlns:oel="http://schemas.microsoft.com/office/2019/extlst" xmlns:r="http://schemas.openxmlformats.org/officeDocument/2006/relationships" xmlns:m="http://schemas.openxmlformats.org/officeDocument/2006/math" xmlns:v="urn:schemas-microsoft-com:vml" xmlns:wp14="http://schemas.microsoft.com/office/word/2010/wordprocessingDrawing" xmlns:wp="http://schemas.openxmlformats.org/drawingml/2006/wordprocessingDrawing" xmlns:w10="urn:schemas-microsoft-com:office:word" xmlns:w="http://schemas.openxmlformats.org/wordprocessingml/2006/main" xmlns:w14="http://schemas.microsoft.com/office/word/2010/wordml" xmlns:w15="http://schemas.microsoft.com/office/word/2012/wordml" xmlns:w16cex="http://schemas.microsoft.com/office/word/2018/wordml/cex" xmlns:w16cid="http://schemas.microsoft.com/office/word/2016/wordml/cid" xmlns:w16="http://schemas.microsoft.com/office/word/2018/wordml" xmlns:w16sdtdh="http://schemas.microsoft.com/office/word/2020/wordml/sdtdatahash" xmlns:w16se="http://schemas.microsoft.com/office/word/2015/wordml/symex" xmlns:wpg="http://schemas.microsoft.com/office/word/2010/wordprocessingGroup" xmlns:wpi="http://schemas.microsoft.com/office/word/2010/wordprocessingInk" xmlns:wne="http://schemas.microsoft.com/office/word/2006/wordml" xmlns:wps="http://schemas.microsoft.com/office/word/2010/wordprocessingShape" mc:Ignorable="w14 w15 w16se w16cid w16 w16cex w16sdtdh wp14">
+<w:document xmlns:wpc="http://schemas.microsoft.com/office/word/2010/wordprocessingCanvas" xmlns:cx="http://schemas.microsoft.com/office/drawing/2014/chartex" xmlns:cx1="http://schemas.microsoft.com/office/drawing/2015/9/8/chartex" xmlns:cx2="http://schemas.microsoft.com/office/drawing/2015/10/21/chartex" xmlns:cx3="http://schemas.microsoft.com/office/drawing/2016/5/9/chartex" xmlns:cx4="http://schemas.microsoft.com/office/drawing/2016/5/10/chartex" xmlns:cx5="http://schemas.microsoft.com/office/drawing/2016/5/11/chartex" xmlns:cx6="http://schemas.microsoft.com/office/drawing/2016/5/12/chartex" xmlns:cx7="http://schemas.microsoft.com/office/drawing/2016/5/13/chartex" xmlns:cx8="http://schemas.microsoft.com/office/drawing/2016/5/14/chartex" xmlns:mc="http://schemas.openxmlformats.org/markup-compatibility/2006" xmlns:aink="http://schemas.microsoft.com/office/drawing/2016/ink" xmlns:am3d="http://schemas.microsoft.com/office/drawing/2017/model3d" xmlns:o="urn:schemas-microsoft-com:office:office" xmlns:oel="http://schemas.microsoft.com/office/2019/extlst" xmlns:r="http://schemas.openxmlformats.org/officeDocument/2006/relationships" xmlns:m="http://schemas.openxmlformats.org/officeDocument/2006/math" xmlns:v="urn:schemas-microsoft-com:vml" xmlns:wp14="http://schemas.microsoft.com/office/word/2010/wordprocessingDrawing" xmlns:wp="http://schemas.openxmlformats.org/drawingml/2006/wordprocessingDrawing" xmlns:w10="urn:schemas-microsoft-com:office:word" xmlns:w="http://schemas.openxmlformats.org/wordprocessingml/2006/main" xmlns:w14="http://schemas.microsoft.com/office/word/2010/wordml" xmlns:w15="http://schemas.microsoft.com/office/word/2012/wordml" xmlns:w16cex="http://schemas.microsoft.com/office/word/2018/wordml/cex" xmlns:w16cid="http://schemas.microsoft.com/office/word/2016/wordml/cid" xmlns:w16="http://schemas.microsoft.com/office/word/2018/wordml" xmlns:w16du="http://schemas.microsoft.com/office/word/2023/wordml/word16du" xmlns:w16sdtdh="http://schemas.microsoft.com/office/word/2020/wordml/sdtdatahash" xmlns:w16sdtfl="http://schemas.microsoft.com/office/word/2024/wordml/sdtformatlock" xmlns:w16se="http://schemas.microsoft.com/office/word/2015/wordml/symex" xmlns:wpg="http://schemas.microsoft.com/office/word/2010/wordprocessingGroup" xmlns:wpi="http://schemas.microsoft.com/office/word/2010/wordprocessingInk" xmlns:wne="http://schemas.microsoft.com/office/word/2006/wordml" xmlns:wps="http://schemas.microsoft.com/office/word/2010/wordprocessingShape" mc:Ignorable="w14 w15 w16se w16cid w16 w16cex w16sdtdh w16sdtfl w16du wp14">
   <w:body>
     <w:p>
       <w:pPr>
@@ -23,7 +23,14 @@
           <w:sz w:val="36"/>
           <w:szCs w:val="36"/>
         </w:rPr>
-        <w:t xml:space="preserve"> 2v0</w:t>
+        <w:t xml:space="preserve"> 2v</w:t>
+      </w:r>
+      <w:r>
+        <w:rPr>
+          <w:sz w:val="36"/>
+          <w:szCs w:val="36"/>
+        </w:rPr>
+        <w:t>1</w:t>
       </w:r>
     </w:p>
     <w:p>
@@ -114,7 +121,7 @@
           <w:sz w:val="32"/>
           <w:szCs w:val="32"/>
         </w:rPr>
-        <w:t>30</w:t>
+        <w:t>12</w:t>
       </w:r>
       <w:r>
         <w:rPr>
@@ -128,35 +135,21 @@
           <w:sz w:val="32"/>
           <w:szCs w:val="32"/>
         </w:rPr>
-        <w:t>Sep</w:t>
+        <w:t>March</w:t>
       </w:r>
       <w:r>
         <w:rPr>
           <w:sz w:val="32"/>
           <w:szCs w:val="32"/>
         </w:rPr>
-        <w:t>t</w:t>
+        <w:t xml:space="preserve"> 202</w:t>
       </w:r>
       <w:r>
         <w:rPr>
           <w:sz w:val="32"/>
           <w:szCs w:val="32"/>
         </w:rPr>
-        <w:t>em</w:t>
-      </w:r>
-      <w:r>
-        <w:rPr>
-          <w:sz w:val="32"/>
-          <w:szCs w:val="32"/>
-        </w:rPr>
-        <w:t>ber 202</w:t>
-      </w:r>
-      <w:r>
-        <w:rPr>
-          <w:sz w:val="32"/>
-          <w:szCs w:val="32"/>
-        </w:rPr>
-        <w:t>3</w:t>
+        <w:t>5</w:t>
       </w:r>
     </w:p>
     <w:p/>
@@ -261,6 +254,8 @@
               <w:rFonts w:eastAsiaTheme="minorEastAsia"/>
               <w:noProof/>
               <w:kern w:val="2"/>
+              <w:sz w:val="24"/>
+              <w:szCs w:val="24"/>
               <w:lang w:eastAsia="en-GB"/>
               <w14:ligatures w14:val="standardContextual"/>
             </w:rPr>
@@ -274,7 +269,7 @@
           <w:r>
             <w:fldChar w:fldCharType="separate"/>
           </w:r>
-          <w:hyperlink w:anchor="_Toc144393162" w:history="1">
+          <w:hyperlink w:anchor="_Toc192668457" w:history="1">
             <w:r>
               <w:rPr>
                 <w:rStyle w:val="Hyperlink"/>
@@ -287,6 +282,8 @@
                 <w:rFonts w:eastAsiaTheme="minorEastAsia"/>
                 <w:noProof/>
                 <w:kern w:val="2"/>
+                <w:sz w:val="24"/>
+                <w:szCs w:val="24"/>
                 <w:lang w:eastAsia="en-GB"/>
                 <w14:ligatures w14:val="standardContextual"/>
               </w:rPr>
@@ -318,7 +315,7 @@
                 <w:noProof/>
                 <w:webHidden/>
               </w:rPr>
-              <w:instrText xml:space="preserve"> PAGEREF _Toc144393162 \h </w:instrText>
+              <w:instrText xml:space="preserve"> PAGEREF _Toc192668457 \h </w:instrText>
             </w:r>
             <w:r>
               <w:rPr>
@@ -360,11 +357,13 @@
               <w:rFonts w:eastAsiaTheme="minorEastAsia"/>
               <w:noProof/>
               <w:kern w:val="2"/>
+              <w:sz w:val="24"/>
+              <w:szCs w:val="24"/>
               <w:lang w:eastAsia="en-GB"/>
               <w14:ligatures w14:val="standardContextual"/>
             </w:rPr>
           </w:pPr>
-          <w:hyperlink w:anchor="_Toc144393163" w:history="1">
+          <w:hyperlink w:anchor="_Toc192668458" w:history="1">
             <w:r>
               <w:rPr>
                 <w:rStyle w:val="Hyperlink"/>
@@ -377,6 +376,8 @@
                 <w:rFonts w:eastAsiaTheme="minorEastAsia"/>
                 <w:noProof/>
                 <w:kern w:val="2"/>
+                <w:sz w:val="24"/>
+                <w:szCs w:val="24"/>
                 <w:lang w:eastAsia="en-GB"/>
                 <w14:ligatures w14:val="standardContextual"/>
               </w:rPr>
@@ -408,7 +409,7 @@
                 <w:noProof/>
                 <w:webHidden/>
               </w:rPr>
-              <w:instrText xml:space="preserve"> PAGEREF _Toc144393163 \h </w:instrText>
+              <w:instrText xml:space="preserve"> PAGEREF _Toc192668458 \h </w:instrText>
             </w:r>
             <w:r>
               <w:rPr>
@@ -450,11 +451,13 @@
               <w:rFonts w:eastAsiaTheme="minorEastAsia"/>
               <w:noProof/>
               <w:kern w:val="2"/>
+              <w:sz w:val="24"/>
+              <w:szCs w:val="24"/>
               <w:lang w:eastAsia="en-GB"/>
               <w14:ligatures w14:val="standardContextual"/>
             </w:rPr>
           </w:pPr>
-          <w:hyperlink w:anchor="_Toc144393164" w:history="1">
+          <w:hyperlink w:anchor="_Toc192668459" w:history="1">
             <w:r>
               <w:rPr>
                 <w:rStyle w:val="Hyperlink"/>
@@ -467,6 +470,8 @@
                 <w:rFonts w:eastAsiaTheme="minorEastAsia"/>
                 <w:noProof/>
                 <w:kern w:val="2"/>
+                <w:sz w:val="24"/>
+                <w:szCs w:val="24"/>
                 <w:lang w:eastAsia="en-GB"/>
                 <w14:ligatures w14:val="standardContextual"/>
               </w:rPr>
@@ -498,7 +503,7 @@
                 <w:noProof/>
                 <w:webHidden/>
               </w:rPr>
-              <w:instrText xml:space="preserve"> PAGEREF _Toc144393164 \h </w:instrText>
+              <w:instrText xml:space="preserve"> PAGEREF _Toc192668459 \h </w:instrText>
             </w:r>
             <w:r>
               <w:rPr>
@@ -540,11 +545,13 @@
               <w:rFonts w:eastAsiaTheme="minorEastAsia"/>
               <w:noProof/>
               <w:kern w:val="2"/>
+              <w:sz w:val="24"/>
+              <w:szCs w:val="24"/>
               <w:lang w:eastAsia="en-GB"/>
               <w14:ligatures w14:val="standardContextual"/>
             </w:rPr>
           </w:pPr>
-          <w:hyperlink w:anchor="_Toc144393165" w:history="1">
+          <w:hyperlink w:anchor="_Toc192668460" w:history="1">
             <w:r>
               <w:rPr>
                 <w:rStyle w:val="Hyperlink"/>
@@ -557,6 +564,8 @@
                 <w:rFonts w:eastAsiaTheme="minorEastAsia"/>
                 <w:noProof/>
                 <w:kern w:val="2"/>
+                <w:sz w:val="24"/>
+                <w:szCs w:val="24"/>
                 <w:lang w:eastAsia="en-GB"/>
                 <w14:ligatures w14:val="standardContextual"/>
               </w:rPr>
@@ -588,7 +597,7 @@
                 <w:noProof/>
                 <w:webHidden/>
               </w:rPr>
-              <w:instrText xml:space="preserve"> PAGEREF _Toc144393165 \h </w:instrText>
+              <w:instrText xml:space="preserve"> PAGEREF _Toc192668460 \h </w:instrText>
             </w:r>
             <w:r>
               <w:rPr>
@@ -630,11 +639,13 @@
               <w:rFonts w:eastAsiaTheme="minorEastAsia"/>
               <w:noProof/>
               <w:kern w:val="2"/>
+              <w:sz w:val="24"/>
+              <w:szCs w:val="24"/>
               <w:lang w:eastAsia="en-GB"/>
               <w14:ligatures w14:val="standardContextual"/>
             </w:rPr>
           </w:pPr>
-          <w:hyperlink w:anchor="_Toc144393166" w:history="1">
+          <w:hyperlink w:anchor="_Toc192668461" w:history="1">
             <w:r>
               <w:rPr>
                 <w:rStyle w:val="Hyperlink"/>
@@ -647,6 +658,8 @@
                 <w:rFonts w:eastAsiaTheme="minorEastAsia"/>
                 <w:noProof/>
                 <w:kern w:val="2"/>
+                <w:sz w:val="24"/>
+                <w:szCs w:val="24"/>
                 <w:lang w:eastAsia="en-GB"/>
                 <w14:ligatures w14:val="standardContextual"/>
               </w:rPr>
@@ -678,7 +691,7 @@
                 <w:noProof/>
                 <w:webHidden/>
               </w:rPr>
-              <w:instrText xml:space="preserve"> PAGEREF _Toc144393166 \h </w:instrText>
+              <w:instrText xml:space="preserve"> PAGEREF _Toc192668461 \h </w:instrText>
             </w:r>
             <w:r>
               <w:rPr>
@@ -720,11 +733,13 @@
               <w:rFonts w:eastAsiaTheme="minorEastAsia"/>
               <w:noProof/>
               <w:kern w:val="2"/>
+              <w:sz w:val="24"/>
+              <w:szCs w:val="24"/>
               <w:lang w:eastAsia="en-GB"/>
               <w14:ligatures w14:val="standardContextual"/>
             </w:rPr>
           </w:pPr>
-          <w:hyperlink w:anchor="_Toc144393167" w:history="1">
+          <w:hyperlink w:anchor="_Toc192668462" w:history="1">
             <w:r>
               <w:rPr>
                 <w:rStyle w:val="Hyperlink"/>
@@ -737,6 +752,8 @@
                 <w:rFonts w:eastAsiaTheme="minorEastAsia"/>
                 <w:noProof/>
                 <w:kern w:val="2"/>
+                <w:sz w:val="24"/>
+                <w:szCs w:val="24"/>
                 <w:lang w:eastAsia="en-GB"/>
                 <w14:ligatures w14:val="standardContextual"/>
               </w:rPr>
@@ -768,7 +785,7 @@
                 <w:noProof/>
                 <w:webHidden/>
               </w:rPr>
-              <w:instrText xml:space="preserve"> PAGEREF _Toc144393167 \h </w:instrText>
+              <w:instrText xml:space="preserve"> PAGEREF _Toc192668462 \h </w:instrText>
             </w:r>
             <w:r>
               <w:rPr>
@@ -808,14 +825,15 @@
             <w:rPr>
               <w:noProof/>
               <w:kern w:val="2"/>
+              <w:sz w:val="24"/>
+              <w:szCs w:val="24"/>
               <w14:ligatures w14:val="standardContextual"/>
             </w:rPr>
           </w:pPr>
-          <w:hyperlink w:anchor="_Toc144393168" w:history="1">
+          <w:hyperlink w:anchor="_Toc192668463" w:history="1">
             <w:r>
               <w:rPr>
                 <w:rStyle w:val="Hyperlink"/>
-                <w:bCs/>
                 <w:noProof/>
               </w:rPr>
               <w:t>ADD</w:t>
@@ -839,7 +857,7 @@
                 <w:noProof/>
                 <w:webHidden/>
               </w:rPr>
-              <w:instrText xml:space="preserve"> PAGEREF _Toc144393168 \h </w:instrText>
+              <w:instrText xml:space="preserve"> PAGEREF _Toc192668463 \h </w:instrText>
             </w:r>
             <w:r>
               <w:rPr>
@@ -879,14 +897,15 @@
             <w:rPr>
               <w:noProof/>
               <w:kern w:val="2"/>
+              <w:sz w:val="24"/>
+              <w:szCs w:val="24"/>
               <w14:ligatures w14:val="standardContextual"/>
             </w:rPr>
           </w:pPr>
-          <w:hyperlink w:anchor="_Toc144393169" w:history="1">
+          <w:hyperlink w:anchor="_Toc192668464" w:history="1">
             <w:r>
               <w:rPr>
                 <w:rStyle w:val="Hyperlink"/>
-                <w:bCs/>
                 <w:noProof/>
               </w:rPr>
               <w:t>ADDA</w:t>
@@ -910,7 +929,7 @@
                 <w:noProof/>
                 <w:webHidden/>
               </w:rPr>
-              <w:instrText xml:space="preserve"> PAGEREF _Toc144393169 \h </w:instrText>
+              <w:instrText xml:space="preserve"> PAGEREF _Toc192668464 \h </w:instrText>
             </w:r>
             <w:r>
               <w:rPr>
@@ -950,14 +969,15 @@
             <w:rPr>
               <w:noProof/>
               <w:kern w:val="2"/>
+              <w:sz w:val="24"/>
+              <w:szCs w:val="24"/>
               <w14:ligatures w14:val="standardContextual"/>
             </w:rPr>
           </w:pPr>
-          <w:hyperlink w:anchor="_Toc144393170" w:history="1">
+          <w:hyperlink w:anchor="_Toc192668465" w:history="1">
             <w:r>
               <w:rPr>
                 <w:rStyle w:val="Hyperlink"/>
-                <w:bCs/>
                 <w:noProof/>
               </w:rPr>
               <w:t>AND</w:t>
@@ -981,7 +1001,7 @@
                 <w:noProof/>
                 <w:webHidden/>
               </w:rPr>
-              <w:instrText xml:space="preserve"> PAGEREF _Toc144393170 \h </w:instrText>
+              <w:instrText xml:space="preserve"> PAGEREF _Toc192668465 \h </w:instrText>
             </w:r>
             <w:r>
               <w:rPr>
@@ -1021,14 +1041,15 @@
             <w:rPr>
               <w:noProof/>
               <w:kern w:val="2"/>
+              <w:sz w:val="24"/>
+              <w:szCs w:val="24"/>
               <w14:ligatures w14:val="standardContextual"/>
             </w:rPr>
           </w:pPr>
-          <w:hyperlink w:anchor="_Toc144393171" w:history="1">
+          <w:hyperlink w:anchor="_Toc192668466" w:history="1">
             <w:r>
               <w:rPr>
                 <w:rStyle w:val="Hyperlink"/>
-                <w:bCs/>
                 <w:noProof/>
               </w:rPr>
               <w:t>CONCAT</w:t>
@@ -1052,7 +1073,7 @@
                 <w:noProof/>
                 <w:webHidden/>
               </w:rPr>
-              <w:instrText xml:space="preserve"> PAGEREF _Toc144393171 \h </w:instrText>
+              <w:instrText xml:space="preserve"> PAGEREF _Toc192668466 \h </w:instrText>
             </w:r>
             <w:r>
               <w:rPr>
@@ -1092,14 +1113,15 @@
             <w:rPr>
               <w:noProof/>
               <w:kern w:val="2"/>
+              <w:sz w:val="24"/>
+              <w:szCs w:val="24"/>
               <w14:ligatures w14:val="standardContextual"/>
             </w:rPr>
           </w:pPr>
-          <w:hyperlink w:anchor="_Toc144393172" w:history="1">
+          <w:hyperlink w:anchor="_Toc192668467" w:history="1">
             <w:r>
               <w:rPr>
                 <w:rStyle w:val="Hyperlink"/>
-                <w:bCs/>
                 <w:noProof/>
               </w:rPr>
               <w:t>DIVIDE</w:t>
@@ -1123,7 +1145,7 @@
                 <w:noProof/>
                 <w:webHidden/>
               </w:rPr>
-              <w:instrText xml:space="preserve"> PAGEREF _Toc144393172 \h </w:instrText>
+              <w:instrText xml:space="preserve"> PAGEREF _Toc192668467 \h </w:instrText>
             </w:r>
             <w:r>
               <w:rPr>
@@ -1163,14 +1185,15 @@
             <w:rPr>
               <w:noProof/>
               <w:kern w:val="2"/>
+              <w:sz w:val="24"/>
+              <w:szCs w:val="24"/>
               <w14:ligatures w14:val="standardContextual"/>
             </w:rPr>
           </w:pPr>
-          <w:hyperlink w:anchor="_Toc144393173" w:history="1">
+          <w:hyperlink w:anchor="_Toc192668468" w:history="1">
             <w:r>
               <w:rPr>
                 <w:rStyle w:val="Hyperlink"/>
-                <w:bCs/>
                 <w:noProof/>
               </w:rPr>
               <w:t>IEXP</w:t>
@@ -1194,7 +1217,7 @@
                 <w:noProof/>
                 <w:webHidden/>
               </w:rPr>
-              <w:instrText xml:space="preserve"> PAGEREF _Toc144393173 \h </w:instrText>
+              <w:instrText xml:space="preserve"> PAGEREF _Toc192668468 \h </w:instrText>
             </w:r>
             <w:r>
               <w:rPr>
@@ -1234,14 +1257,15 @@
             <w:rPr>
               <w:noProof/>
               <w:kern w:val="2"/>
+              <w:sz w:val="24"/>
+              <w:szCs w:val="24"/>
               <w14:ligatures w14:val="standardContextual"/>
             </w:rPr>
           </w:pPr>
-          <w:hyperlink w:anchor="_Toc144393174" w:history="1">
+          <w:hyperlink w:anchor="_Toc192668469" w:history="1">
             <w:r>
               <w:rPr>
                 <w:rStyle w:val="Hyperlink"/>
-                <w:bCs/>
                 <w:noProof/>
               </w:rPr>
               <w:t>LSH</w:t>
@@ -1265,7 +1289,7 @@
                 <w:noProof/>
                 <w:webHidden/>
               </w:rPr>
-              <w:instrText xml:space="preserve"> PAGEREF _Toc144393174 \h </w:instrText>
+              <w:instrText xml:space="preserve"> PAGEREF _Toc192668469 \h </w:instrText>
             </w:r>
             <w:r>
               <w:rPr>
@@ -1305,14 +1329,15 @@
             <w:rPr>
               <w:noProof/>
               <w:kern w:val="2"/>
+              <w:sz w:val="24"/>
+              <w:szCs w:val="24"/>
               <w14:ligatures w14:val="standardContextual"/>
             </w:rPr>
           </w:pPr>
-          <w:hyperlink w:anchor="_Toc144393175" w:history="1">
+          <w:hyperlink w:anchor="_Toc192668470" w:history="1">
             <w:r>
               <w:rPr>
                 <w:rStyle w:val="Hyperlink"/>
-                <w:bCs/>
                 <w:noProof/>
               </w:rPr>
               <w:t>MOD</w:t>
@@ -1336,7 +1361,7 @@
                 <w:noProof/>
                 <w:webHidden/>
               </w:rPr>
-              <w:instrText xml:space="preserve"> PAGEREF _Toc144393175 \h </w:instrText>
+              <w:instrText xml:space="preserve"> PAGEREF _Toc192668470 \h </w:instrText>
             </w:r>
             <w:r>
               <w:rPr>
@@ -1376,14 +1401,15 @@
             <w:rPr>
               <w:noProof/>
               <w:kern w:val="2"/>
+              <w:sz w:val="24"/>
+              <w:szCs w:val="24"/>
               <w14:ligatures w14:val="standardContextual"/>
             </w:rPr>
           </w:pPr>
-          <w:hyperlink w:anchor="_Toc144393176" w:history="1">
+          <w:hyperlink w:anchor="_Toc192668471" w:history="1">
             <w:r>
               <w:rPr>
                 <w:rStyle w:val="Hyperlink"/>
-                <w:bCs/>
                 <w:noProof/>
               </w:rPr>
               <w:t>MUL</w:t>
@@ -1407,7 +1433,7 @@
                 <w:noProof/>
                 <w:webHidden/>
               </w:rPr>
-              <w:instrText xml:space="preserve"> PAGEREF _Toc144393176 \h </w:instrText>
+              <w:instrText xml:space="preserve"> PAGEREF _Toc192668471 \h </w:instrText>
             </w:r>
             <w:r>
               <w:rPr>
@@ -1447,14 +1473,15 @@
             <w:rPr>
               <w:noProof/>
               <w:kern w:val="2"/>
+              <w:sz w:val="24"/>
+              <w:szCs w:val="24"/>
               <w14:ligatures w14:val="standardContextual"/>
             </w:rPr>
           </w:pPr>
-          <w:hyperlink w:anchor="_Toc144393177" w:history="1">
+          <w:hyperlink w:anchor="_Toc192668472" w:history="1">
             <w:r>
               <w:rPr>
                 <w:rStyle w:val="Hyperlink"/>
-                <w:bCs/>
                 <w:noProof/>
               </w:rPr>
               <w:t>NEGATE</w:t>
@@ -1478,7 +1505,7 @@
                 <w:noProof/>
                 <w:webHidden/>
               </w:rPr>
-              <w:instrText xml:space="preserve"> PAGEREF _Toc144393177 \h </w:instrText>
+              <w:instrText xml:space="preserve"> PAGEREF _Toc192668472 \h </w:instrText>
             </w:r>
             <w:r>
               <w:rPr>
@@ -1518,14 +1545,15 @@
             <w:rPr>
               <w:noProof/>
               <w:kern w:val="2"/>
+              <w:sz w:val="24"/>
+              <w:szCs w:val="24"/>
               <w14:ligatures w14:val="standardContextual"/>
             </w:rPr>
           </w:pPr>
-          <w:hyperlink w:anchor="_Toc144393178" w:history="1">
+          <w:hyperlink w:anchor="_Toc192668473" w:history="1">
             <w:r>
               <w:rPr>
                 <w:rStyle w:val="Hyperlink"/>
-                <w:bCs/>
                 <w:noProof/>
               </w:rPr>
               <w:t>NOT</w:t>
@@ -1549,7 +1577,7 @@
                 <w:noProof/>
                 <w:webHidden/>
               </w:rPr>
-              <w:instrText xml:space="preserve"> PAGEREF _Toc144393178 \h </w:instrText>
+              <w:instrText xml:space="preserve"> PAGEREF _Toc192668473 \h </w:instrText>
             </w:r>
             <w:r>
               <w:rPr>
@@ -1589,14 +1617,15 @@
             <w:rPr>
               <w:noProof/>
               <w:kern w:val="2"/>
+              <w:sz w:val="24"/>
+              <w:szCs w:val="24"/>
               <w14:ligatures w14:val="standardContextual"/>
             </w:rPr>
           </w:pPr>
-          <w:hyperlink w:anchor="_Toc144393179" w:history="1">
+          <w:hyperlink w:anchor="_Toc192668474" w:history="1">
             <w:r>
               <w:rPr>
                 <w:rStyle w:val="Hyperlink"/>
-                <w:bCs/>
                 <w:noProof/>
               </w:rPr>
               <w:t>OR</w:t>
@@ -1620,7 +1649,7 @@
                 <w:noProof/>
                 <w:webHidden/>
               </w:rPr>
-              <w:instrText xml:space="preserve"> PAGEREF _Toc144393179 \h </w:instrText>
+              <w:instrText xml:space="preserve"> PAGEREF _Toc192668474 \h </w:instrText>
             </w:r>
             <w:r>
               <w:rPr>
@@ -1660,14 +1689,15 @@
             <w:rPr>
               <w:noProof/>
               <w:kern w:val="2"/>
+              <w:sz w:val="24"/>
+              <w:szCs w:val="24"/>
               <w14:ligatures w14:val="standardContextual"/>
             </w:rPr>
           </w:pPr>
-          <w:hyperlink w:anchor="_Toc144393180" w:history="1">
+          <w:hyperlink w:anchor="_Toc192668475" w:history="1">
             <w:r>
               <w:rPr>
                 <w:rStyle w:val="Hyperlink"/>
-                <w:bCs/>
                 <w:noProof/>
               </w:rPr>
               <w:t>QUOT</w:t>
@@ -1691,7 +1721,7 @@
                 <w:noProof/>
                 <w:webHidden/>
               </w:rPr>
-              <w:instrText xml:space="preserve"> PAGEREF _Toc144393180 \h </w:instrText>
+              <w:instrText xml:space="preserve"> PAGEREF _Toc192668475 \h </w:instrText>
             </w:r>
             <w:r>
               <w:rPr>
@@ -1731,14 +1761,15 @@
             <w:rPr>
               <w:noProof/>
               <w:kern w:val="2"/>
+              <w:sz w:val="24"/>
+              <w:szCs w:val="24"/>
               <w14:ligatures w14:val="standardContextual"/>
             </w:rPr>
           </w:pPr>
-          <w:hyperlink w:anchor="_Toc144393181" w:history="1">
+          <w:hyperlink w:anchor="_Toc192668476" w:history="1">
             <w:r>
               <w:rPr>
                 <w:rStyle w:val="Hyperlink"/>
-                <w:bCs/>
                 <w:noProof/>
               </w:rPr>
               <w:t>REXP</w:t>
@@ -1762,7 +1793,7 @@
                 <w:noProof/>
                 <w:webHidden/>
               </w:rPr>
-              <w:instrText xml:space="preserve"> PAGEREF _Toc144393181 \h </w:instrText>
+              <w:instrText xml:space="preserve"> PAGEREF _Toc192668476 \h </w:instrText>
             </w:r>
             <w:r>
               <w:rPr>
@@ -1802,14 +1833,15 @@
             <w:rPr>
               <w:noProof/>
               <w:kern w:val="2"/>
+              <w:sz w:val="24"/>
+              <w:szCs w:val="24"/>
               <w14:ligatures w14:val="standardContextual"/>
             </w:rPr>
           </w:pPr>
-          <w:hyperlink w:anchor="_Toc144393182" w:history="1">
+          <w:hyperlink w:anchor="_Toc192668477" w:history="1">
             <w:r>
               <w:rPr>
                 <w:rStyle w:val="Hyperlink"/>
-                <w:bCs/>
                 <w:noProof/>
               </w:rPr>
               <w:t>RSH</w:t>
@@ -1833,7 +1865,7 @@
                 <w:noProof/>
                 <w:webHidden/>
               </w:rPr>
-              <w:instrText xml:space="preserve"> PAGEREF _Toc144393182 \h </w:instrText>
+              <w:instrText xml:space="preserve"> PAGEREF _Toc192668477 \h </w:instrText>
             </w:r>
             <w:r>
               <w:rPr>
@@ -1873,14 +1905,15 @@
             <w:rPr>
               <w:noProof/>
               <w:kern w:val="2"/>
+              <w:sz w:val="24"/>
+              <w:szCs w:val="24"/>
               <w14:ligatures w14:val="standardContextual"/>
             </w:rPr>
           </w:pPr>
-          <w:hyperlink w:anchor="_Toc144393183" w:history="1">
+          <w:hyperlink w:anchor="_Toc192668478" w:history="1">
             <w:r>
               <w:rPr>
                 <w:rStyle w:val="Hyperlink"/>
-                <w:bCs/>
                 <w:noProof/>
               </w:rPr>
               <w:t>SUB</w:t>
@@ -1904,7 +1937,7 @@
                 <w:noProof/>
                 <w:webHidden/>
               </w:rPr>
-              <w:instrText xml:space="preserve"> PAGEREF _Toc144393183 \h </w:instrText>
+              <w:instrText xml:space="preserve"> PAGEREF _Toc192668478 \h </w:instrText>
             </w:r>
             <w:r>
               <w:rPr>
@@ -1944,14 +1977,15 @@
             <w:rPr>
               <w:noProof/>
               <w:kern w:val="2"/>
+              <w:sz w:val="24"/>
+              <w:szCs w:val="24"/>
               <w14:ligatures w14:val="standardContextual"/>
             </w:rPr>
           </w:pPr>
-          <w:hyperlink w:anchor="_Toc144393184" w:history="1">
+          <w:hyperlink w:anchor="_Toc192668479" w:history="1">
             <w:r>
               <w:rPr>
                 <w:rStyle w:val="Hyperlink"/>
-                <w:bCs/>
                 <w:noProof/>
               </w:rPr>
               <w:t>SUBA</w:t>
@@ -1975,7 +2009,7 @@
                 <w:noProof/>
                 <w:webHidden/>
               </w:rPr>
-              <w:instrText xml:space="preserve"> PAGEREF _Toc144393184 \h </w:instrText>
+              <w:instrText xml:space="preserve"> PAGEREF _Toc192668479 \h </w:instrText>
             </w:r>
             <w:r>
               <w:rPr>
@@ -2015,14 +2049,15 @@
             <w:rPr>
               <w:noProof/>
               <w:kern w:val="2"/>
+              <w:sz w:val="24"/>
+              <w:szCs w:val="24"/>
               <w14:ligatures w14:val="standardContextual"/>
             </w:rPr>
           </w:pPr>
-          <w:hyperlink w:anchor="_Toc144393185" w:history="1">
+          <w:hyperlink w:anchor="_Toc192668480" w:history="1">
             <w:r>
               <w:rPr>
                 <w:rStyle w:val="Hyperlink"/>
-                <w:bCs/>
                 <w:noProof/>
               </w:rPr>
               <w:t>XOR</w:t>
@@ -2046,7 +2081,7 @@
                 <w:noProof/>
                 <w:webHidden/>
               </w:rPr>
-              <w:instrText xml:space="preserve"> PAGEREF _Toc144393185 \h </w:instrText>
+              <w:instrText xml:space="preserve"> PAGEREF _Toc192668480 \h </w:instrText>
             </w:r>
             <w:r>
               <w:rPr>
@@ -2088,11 +2123,13 @@
               <w:rFonts w:eastAsiaTheme="minorEastAsia"/>
               <w:noProof/>
               <w:kern w:val="2"/>
+              <w:sz w:val="24"/>
+              <w:szCs w:val="24"/>
               <w:lang w:eastAsia="en-GB"/>
               <w14:ligatures w14:val="standardContextual"/>
             </w:rPr>
           </w:pPr>
-          <w:hyperlink w:anchor="_Toc144393186" w:history="1">
+          <w:hyperlink w:anchor="_Toc192668481" w:history="1">
             <w:r>
               <w:rPr>
                 <w:rStyle w:val="Hyperlink"/>
@@ -2105,6 +2142,8 @@
                 <w:rFonts w:eastAsiaTheme="minorEastAsia"/>
                 <w:noProof/>
                 <w:kern w:val="2"/>
+                <w:sz w:val="24"/>
+                <w:szCs w:val="24"/>
                 <w:lang w:eastAsia="en-GB"/>
                 <w14:ligatures w14:val="standardContextual"/>
               </w:rPr>
@@ -2136,7 +2175,7 @@
                 <w:noProof/>
                 <w:webHidden/>
               </w:rPr>
-              <w:instrText xml:space="preserve"> PAGEREF _Toc144393186 \h </w:instrText>
+              <w:instrText xml:space="preserve"> PAGEREF _Toc192668481 \h </w:instrText>
             </w:r>
             <w:r>
               <w:rPr>
@@ -2176,10 +2215,12 @@
             <w:rPr>
               <w:noProof/>
               <w:kern w:val="2"/>
+              <w:sz w:val="24"/>
+              <w:szCs w:val="24"/>
               <w14:ligatures w14:val="standardContextual"/>
             </w:rPr>
           </w:pPr>
-          <w:hyperlink w:anchor="_Toc144393187" w:history="1">
+          <w:hyperlink w:anchor="_Toc192668482" w:history="1">
             <w:r>
               <w:rPr>
                 <w:rStyle w:val="Hyperlink"/>
@@ -2207,7 +2248,7 @@
                 <w:noProof/>
                 <w:webHidden/>
               </w:rPr>
-              <w:instrText xml:space="preserve"> PAGEREF _Toc144393187 \h </w:instrText>
+              <w:instrText xml:space="preserve"> PAGEREF _Toc192668482 \h </w:instrText>
             </w:r>
             <w:r>
               <w:rPr>
@@ -2247,17 +2288,19 @@
             <w:rPr>
               <w:noProof/>
               <w:kern w:val="2"/>
+              <w:sz w:val="24"/>
+              <w:szCs w:val="24"/>
               <w14:ligatures w14:val="standardContextual"/>
             </w:rPr>
           </w:pPr>
-          <w:hyperlink w:anchor="_Toc144393188" w:history="1">
+          <w:hyperlink w:anchor="_Toc192668483" w:history="1">
             <w:r>
               <w:rPr>
                 <w:rStyle w:val="Hyperlink"/>
                 <w:bCs/>
                 <w:noProof/>
               </w:rPr>
-              <w:t>GOTO</w:t>
+              <w:t>FORWARD</w:t>
             </w:r>
             <w:r>
               <w:rPr>
@@ -2278,7 +2321,7 @@
                 <w:noProof/>
                 <w:webHidden/>
               </w:rPr>
-              <w:instrText xml:space="preserve"> PAGEREF _Toc144393188 \h </w:instrText>
+              <w:instrText xml:space="preserve"> PAGEREF _Toc192668483 \h </w:instrText>
             </w:r>
             <w:r>
               <w:rPr>
@@ -2318,10 +2361,12 @@
             <w:rPr>
               <w:noProof/>
               <w:kern w:val="2"/>
+              <w:sz w:val="24"/>
+              <w:szCs w:val="24"/>
               <w14:ligatures w14:val="standardContextual"/>
             </w:rPr>
           </w:pPr>
-          <w:hyperlink w:anchor="_Toc144393189" w:history="1">
+          <w:hyperlink w:anchor="_Toc192668484" w:history="1">
             <w:r>
               <w:rPr>
                 <w:rStyle w:val="Hyperlink"/>
@@ -2349,7 +2394,7 @@
                 <w:noProof/>
                 <w:webHidden/>
               </w:rPr>
-              <w:instrText xml:space="preserve"> PAGEREF _Toc144393189 \h </w:instrText>
+              <w:instrText xml:space="preserve"> PAGEREF _Toc192668484 \h </w:instrText>
             </w:r>
             <w:r>
               <w:rPr>
@@ -2369,7 +2414,7 @@
                 <w:noProof/>
                 <w:webHidden/>
               </w:rPr>
-              <w:t>21</w:t>
+              <w:t>20</w:t>
             </w:r>
             <w:r>
               <w:rPr>
@@ -2389,10 +2434,12 @@
             <w:rPr>
               <w:noProof/>
               <w:kern w:val="2"/>
+              <w:sz w:val="24"/>
+              <w:szCs w:val="24"/>
               <w14:ligatures w14:val="standardContextual"/>
             </w:rPr>
           </w:pPr>
-          <w:hyperlink w:anchor="_Toc144393190" w:history="1">
+          <w:hyperlink w:anchor="_Toc192668485" w:history="1">
             <w:r>
               <w:rPr>
                 <w:rStyle w:val="Hyperlink"/>
@@ -2420,7 +2467,7 @@
                 <w:noProof/>
                 <w:webHidden/>
               </w:rPr>
-              <w:instrText xml:space="preserve"> PAGEREF _Toc144393190 \h </w:instrText>
+              <w:instrText xml:space="preserve"> PAGEREF _Toc192668485 \h </w:instrText>
             </w:r>
             <w:r>
               <w:rPr>
@@ -2440,7 +2487,7 @@
                 <w:noProof/>
                 <w:webHidden/>
               </w:rPr>
-              <w:t>21</w:t>
+              <w:t>20</w:t>
             </w:r>
             <w:r>
               <w:rPr>
@@ -2460,10 +2507,12 @@
             <w:rPr>
               <w:noProof/>
               <w:kern w:val="2"/>
+              <w:sz w:val="24"/>
+              <w:szCs w:val="24"/>
               <w14:ligatures w14:val="standardContextual"/>
             </w:rPr>
           </w:pPr>
-          <w:hyperlink w:anchor="_Toc144393191" w:history="1">
+          <w:hyperlink w:anchor="_Toc192668486" w:history="1">
             <w:r>
               <w:rPr>
                 <w:rStyle w:val="Hyperlink"/>
@@ -2491,7 +2540,7 @@
                 <w:noProof/>
                 <w:webHidden/>
               </w:rPr>
-              <w:instrText xml:space="preserve"> PAGEREF _Toc144393191 \h </w:instrText>
+              <w:instrText xml:space="preserve"> PAGEREF _Toc192668486 \h </w:instrText>
             </w:r>
             <w:r>
               <w:rPr>
@@ -2511,7 +2560,7 @@
                 <w:noProof/>
                 <w:webHidden/>
               </w:rPr>
-              <w:t>22</w:t>
+              <w:t>21</w:t>
             </w:r>
             <w:r>
               <w:rPr>
@@ -2531,10 +2580,12 @@
             <w:rPr>
               <w:noProof/>
               <w:kern w:val="2"/>
+              <w:sz w:val="24"/>
+              <w:szCs w:val="24"/>
               <w14:ligatures w14:val="standardContextual"/>
             </w:rPr>
           </w:pPr>
-          <w:hyperlink w:anchor="_Toc144393192" w:history="1">
+          <w:hyperlink w:anchor="_Toc192668487" w:history="1">
             <w:r>
               <w:rPr>
                 <w:rStyle w:val="Hyperlink"/>
@@ -2562,7 +2613,7 @@
                 <w:noProof/>
                 <w:webHidden/>
               </w:rPr>
-              <w:instrText xml:space="preserve"> PAGEREF _Toc144393192 \h </w:instrText>
+              <w:instrText xml:space="preserve"> PAGEREF _Toc192668487 \h </w:instrText>
             </w:r>
             <w:r>
               <w:rPr>
@@ -2582,7 +2633,7 @@
                 <w:noProof/>
                 <w:webHidden/>
               </w:rPr>
-              <w:t>22</w:t>
+              <w:t>21</w:t>
             </w:r>
             <w:r>
               <w:rPr>
@@ -2602,10 +2653,12 @@
             <w:rPr>
               <w:noProof/>
               <w:kern w:val="2"/>
+              <w:sz w:val="24"/>
+              <w:szCs w:val="24"/>
               <w14:ligatures w14:val="standardContextual"/>
             </w:rPr>
           </w:pPr>
-          <w:hyperlink w:anchor="_Toc144393193" w:history="1">
+          <w:hyperlink w:anchor="_Toc192668488" w:history="1">
             <w:r>
               <w:rPr>
                 <w:rStyle w:val="Hyperlink"/>
@@ -2633,7 +2686,7 @@
                 <w:noProof/>
                 <w:webHidden/>
               </w:rPr>
-              <w:instrText xml:space="preserve"> PAGEREF _Toc144393193 \h </w:instrText>
+              <w:instrText xml:space="preserve"> PAGEREF _Toc192668488 \h </w:instrText>
             </w:r>
             <w:r>
               <w:rPr>
@@ -2653,7 +2706,7 @@
                 <w:noProof/>
                 <w:webHidden/>
               </w:rPr>
-              <w:t>23</w:t>
+              <w:t>22</w:t>
             </w:r>
             <w:r>
               <w:rPr>
@@ -2673,10 +2726,12 @@
             <w:rPr>
               <w:noProof/>
               <w:kern w:val="2"/>
+              <w:sz w:val="24"/>
+              <w:szCs w:val="24"/>
               <w14:ligatures w14:val="standardContextual"/>
             </w:rPr>
           </w:pPr>
-          <w:hyperlink w:anchor="_Toc144393194" w:history="1">
+          <w:hyperlink w:anchor="_Toc192668489" w:history="1">
             <w:r>
               <w:rPr>
                 <w:rStyle w:val="Hyperlink"/>
@@ -2704,7 +2759,7 @@
                 <w:noProof/>
                 <w:webHidden/>
               </w:rPr>
-              <w:instrText xml:space="preserve"> PAGEREF _Toc144393194 \h </w:instrText>
+              <w:instrText xml:space="preserve"> PAGEREF _Toc192668489 \h </w:instrText>
             </w:r>
             <w:r>
               <w:rPr>
@@ -2724,7 +2779,7 @@
                 <w:noProof/>
                 <w:webHidden/>
               </w:rPr>
-              <w:t>23</w:t>
+              <w:t>22</w:t>
             </w:r>
             <w:r>
               <w:rPr>
@@ -2744,10 +2799,12 @@
             <w:rPr>
               <w:noProof/>
               <w:kern w:val="2"/>
+              <w:sz w:val="24"/>
+              <w:szCs w:val="24"/>
               <w14:ligatures w14:val="standardContextual"/>
             </w:rPr>
           </w:pPr>
-          <w:hyperlink w:anchor="_Toc144393195" w:history="1">
+          <w:hyperlink w:anchor="_Toc192668490" w:history="1">
             <w:r>
               <w:rPr>
                 <w:rStyle w:val="Hyperlink"/>
@@ -2775,7 +2832,7 @@
                 <w:noProof/>
                 <w:webHidden/>
               </w:rPr>
-              <w:instrText xml:space="preserve"> PAGEREF _Toc144393195 \h </w:instrText>
+              <w:instrText xml:space="preserve"> PAGEREF _Toc192668490 \h </w:instrText>
             </w:r>
             <w:r>
               <w:rPr>
@@ -2795,7 +2852,7 @@
                 <w:noProof/>
                 <w:webHidden/>
               </w:rPr>
-              <w:t>24</w:t>
+              <w:t>23</w:t>
             </w:r>
             <w:r>
               <w:rPr>
@@ -2815,10 +2872,12 @@
             <w:rPr>
               <w:noProof/>
               <w:kern w:val="2"/>
+              <w:sz w:val="24"/>
+              <w:szCs w:val="24"/>
               <w14:ligatures w14:val="standardContextual"/>
             </w:rPr>
           </w:pPr>
-          <w:hyperlink w:anchor="_Toc144393196" w:history="1">
+          <w:hyperlink w:anchor="_Toc192668491" w:history="1">
             <w:r>
               <w:rPr>
                 <w:rStyle w:val="Hyperlink"/>
@@ -2846,7 +2905,7 @@
                 <w:noProof/>
                 <w:webHidden/>
               </w:rPr>
-              <w:instrText xml:space="preserve"> PAGEREF _Toc144393196 \h </w:instrText>
+              <w:instrText xml:space="preserve"> PAGEREF _Toc192668491 \h </w:instrText>
             </w:r>
             <w:r>
               <w:rPr>
@@ -2866,7 +2925,7 @@
                 <w:noProof/>
                 <w:webHidden/>
               </w:rPr>
-              <w:t>24</w:t>
+              <w:t>23</w:t>
             </w:r>
             <w:r>
               <w:rPr>
@@ -2886,10 +2945,12 @@
             <w:rPr>
               <w:noProof/>
               <w:kern w:val="2"/>
+              <w:sz w:val="24"/>
+              <w:szCs w:val="24"/>
               <w14:ligatures w14:val="standardContextual"/>
             </w:rPr>
           </w:pPr>
-          <w:hyperlink w:anchor="_Toc144393197" w:history="1">
+          <w:hyperlink w:anchor="_Toc192668492" w:history="1">
             <w:r>
               <w:rPr>
                 <w:rStyle w:val="Hyperlink"/>
@@ -2917,7 +2978,7 @@
                 <w:noProof/>
                 <w:webHidden/>
               </w:rPr>
-              <w:instrText xml:space="preserve"> PAGEREF _Toc144393197 \h </w:instrText>
+              <w:instrText xml:space="preserve"> PAGEREF _Toc192668492 \h </w:instrText>
             </w:r>
             <w:r>
               <w:rPr>
@@ -2937,7 +2998,7 @@
                 <w:noProof/>
                 <w:webHidden/>
               </w:rPr>
-              <w:t>25</w:t>
+              <w:t>24</w:t>
             </w:r>
             <w:r>
               <w:rPr>
@@ -2957,10 +3018,12 @@
             <w:rPr>
               <w:noProof/>
               <w:kern w:val="2"/>
+              <w:sz w:val="24"/>
+              <w:szCs w:val="24"/>
               <w14:ligatures w14:val="standardContextual"/>
             </w:rPr>
           </w:pPr>
-          <w:hyperlink w:anchor="_Toc144393198" w:history="1">
+          <w:hyperlink w:anchor="_Toc192668493" w:history="1">
             <w:r>
               <w:rPr>
                 <w:rStyle w:val="Hyperlink"/>
@@ -2988,7 +3051,7 @@
                 <w:noProof/>
                 <w:webHidden/>
               </w:rPr>
-              <w:instrText xml:space="preserve"> PAGEREF _Toc144393198 \h </w:instrText>
+              <w:instrText xml:space="preserve"> PAGEREF _Toc192668493 \h </w:instrText>
             </w:r>
             <w:r>
               <w:rPr>
@@ -3008,7 +3071,7 @@
                 <w:noProof/>
                 <w:webHidden/>
               </w:rPr>
-              <w:t>25</w:t>
+              <w:t>24</w:t>
             </w:r>
             <w:r>
               <w:rPr>
@@ -3028,10 +3091,12 @@
             <w:rPr>
               <w:noProof/>
               <w:kern w:val="2"/>
+              <w:sz w:val="24"/>
+              <w:szCs w:val="24"/>
               <w14:ligatures w14:val="standardContextual"/>
             </w:rPr>
           </w:pPr>
-          <w:hyperlink w:anchor="_Toc144393199" w:history="1">
+          <w:hyperlink w:anchor="_Toc192668494" w:history="1">
             <w:r>
               <w:rPr>
                 <w:rStyle w:val="Hyperlink"/>
@@ -3059,7 +3124,7 @@
                 <w:noProof/>
                 <w:webHidden/>
               </w:rPr>
-              <w:instrText xml:space="preserve"> PAGEREF _Toc144393199 \h </w:instrText>
+              <w:instrText xml:space="preserve"> PAGEREF _Toc192668494 \h </w:instrText>
             </w:r>
             <w:r>
               <w:rPr>
@@ -3079,7 +3144,7 @@
                 <w:noProof/>
                 <w:webHidden/>
               </w:rPr>
-              <w:t>25</w:t>
+              <w:t>24</w:t>
             </w:r>
             <w:r>
               <w:rPr>
@@ -3099,17 +3164,19 @@
             <w:rPr>
               <w:noProof/>
               <w:kern w:val="2"/>
+              <w:sz w:val="24"/>
+              <w:szCs w:val="24"/>
               <w14:ligatures w14:val="standardContextual"/>
             </w:rPr>
           </w:pPr>
-          <w:hyperlink w:anchor="_Toc144393200" w:history="1">
+          <w:hyperlink w:anchor="_Toc192668495" w:history="1">
             <w:r>
               <w:rPr>
                 <w:rStyle w:val="Hyperlink"/>
                 <w:bCs/>
                 <w:noProof/>
               </w:rPr>
-              <w:t>REPEAT</w:t>
+              <w:t>BACKWARD</w:t>
             </w:r>
             <w:r>
               <w:rPr>
@@ -3130,7 +3197,7 @@
                 <w:noProof/>
                 <w:webHidden/>
               </w:rPr>
-              <w:instrText xml:space="preserve"> PAGEREF _Toc144393200 \h </w:instrText>
+              <w:instrText xml:space="preserve"> PAGEREF _Toc192668495 \h </w:instrText>
             </w:r>
             <w:r>
               <w:rPr>
@@ -3150,7 +3217,7 @@
                 <w:noProof/>
                 <w:webHidden/>
               </w:rPr>
-              <w:t>26</w:t>
+              <w:t>25</w:t>
             </w:r>
             <w:r>
               <w:rPr>
@@ -3170,10 +3237,12 @@
             <w:rPr>
               <w:noProof/>
               <w:kern w:val="2"/>
+              <w:sz w:val="24"/>
+              <w:szCs w:val="24"/>
               <w14:ligatures w14:val="standardContextual"/>
             </w:rPr>
           </w:pPr>
-          <w:hyperlink w:anchor="_Toc144393201" w:history="1">
+          <w:hyperlink w:anchor="_Toc192668496" w:history="1">
             <w:r>
               <w:rPr>
                 <w:rStyle w:val="Hyperlink"/>
@@ -3201,7 +3270,7 @@
                 <w:noProof/>
                 <w:webHidden/>
               </w:rPr>
-              <w:instrText xml:space="preserve"> PAGEREF _Toc144393201 \h </w:instrText>
+              <w:instrText xml:space="preserve"> PAGEREF _Toc192668496 \h </w:instrText>
             </w:r>
             <w:r>
               <w:rPr>
@@ -3221,7 +3290,7 @@
                 <w:noProof/>
                 <w:webHidden/>
               </w:rPr>
-              <w:t>26</w:t>
+              <w:t>25</w:t>
             </w:r>
             <w:r>
               <w:rPr>
@@ -3241,10 +3310,12 @@
             <w:rPr>
               <w:noProof/>
               <w:kern w:val="2"/>
+              <w:sz w:val="24"/>
+              <w:szCs w:val="24"/>
               <w14:ligatures w14:val="standardContextual"/>
             </w:rPr>
           </w:pPr>
-          <w:hyperlink w:anchor="_Toc144393202" w:history="1">
+          <w:hyperlink w:anchor="_Toc192668497" w:history="1">
             <w:r>
               <w:rPr>
                 <w:rStyle w:val="Hyperlink"/>
@@ -3272,7 +3343,7 @@
                 <w:noProof/>
                 <w:webHidden/>
               </w:rPr>
-              <w:instrText xml:space="preserve"> PAGEREF _Toc144393202 \h </w:instrText>
+              <w:instrText xml:space="preserve"> PAGEREF _Toc192668497 \h </w:instrText>
             </w:r>
             <w:r>
               <w:rPr>
@@ -3292,7 +3363,7 @@
                 <w:noProof/>
                 <w:webHidden/>
               </w:rPr>
-              <w:t>26</w:t>
+              <w:t>25</w:t>
             </w:r>
             <w:r>
               <w:rPr>
@@ -3314,11 +3385,13 @@
               <w:rFonts w:eastAsiaTheme="minorEastAsia"/>
               <w:noProof/>
               <w:kern w:val="2"/>
+              <w:sz w:val="24"/>
+              <w:szCs w:val="24"/>
               <w:lang w:eastAsia="en-GB"/>
               <w14:ligatures w14:val="standardContextual"/>
             </w:rPr>
           </w:pPr>
-          <w:hyperlink w:anchor="_Toc144393203" w:history="1">
+          <w:hyperlink w:anchor="_Toc192668498" w:history="1">
             <w:r>
               <w:rPr>
                 <w:rStyle w:val="Hyperlink"/>
@@ -3331,6 +3404,8 @@
                 <w:rFonts w:eastAsiaTheme="minorEastAsia"/>
                 <w:noProof/>
                 <w:kern w:val="2"/>
+                <w:sz w:val="24"/>
+                <w:szCs w:val="24"/>
                 <w:lang w:eastAsia="en-GB"/>
                 <w14:ligatures w14:val="standardContextual"/>
               </w:rPr>
@@ -3362,7 +3437,7 @@
                 <w:noProof/>
                 <w:webHidden/>
               </w:rPr>
-              <w:instrText xml:space="preserve"> PAGEREF _Toc144393203 \h </w:instrText>
+              <w:instrText xml:space="preserve"> PAGEREF _Toc192668498 \h </w:instrText>
             </w:r>
             <w:r>
               <w:rPr>
@@ -3382,7 +3457,7 @@
                 <w:noProof/>
                 <w:webHidden/>
               </w:rPr>
-              <w:t>27</w:t>
+              <w:t>26</w:t>
             </w:r>
             <w:r>
               <w:rPr>
@@ -3402,14 +3477,15 @@
             <w:rPr>
               <w:noProof/>
               <w:kern w:val="2"/>
+              <w:sz w:val="24"/>
+              <w:szCs w:val="24"/>
               <w14:ligatures w14:val="standardContextual"/>
             </w:rPr>
           </w:pPr>
-          <w:hyperlink w:anchor="_Toc144393204" w:history="1">
+          <w:hyperlink w:anchor="_Toc192668499" w:history="1">
             <w:r>
               <w:rPr>
                 <w:rStyle w:val="Hyperlink"/>
-                <w:bCs/>
                 <w:noProof/>
               </w:rPr>
               <w:t>ASSPAR</w:t>
@@ -3433,7 +3509,7 @@
                 <w:noProof/>
                 <w:webHidden/>
               </w:rPr>
-              <w:instrText xml:space="preserve"> PAGEREF _Toc144393204 \h </w:instrText>
+              <w:instrText xml:space="preserve"> PAGEREF _Toc192668499 \h </w:instrText>
             </w:r>
             <w:r>
               <w:rPr>
@@ -3453,7 +3529,7 @@
                 <w:noProof/>
                 <w:webHidden/>
               </w:rPr>
-              <w:t>27</w:t>
+              <w:t>26</w:t>
             </w:r>
             <w:r>
               <w:rPr>
@@ -3473,14 +3549,15 @@
             <w:rPr>
               <w:noProof/>
               <w:kern w:val="2"/>
+              <w:sz w:val="24"/>
+              <w:szCs w:val="24"/>
               <w14:ligatures w14:val="standardContextual"/>
             </w:rPr>
           </w:pPr>
-          <w:hyperlink w:anchor="_Toc144393205" w:history="1">
+          <w:hyperlink w:anchor="_Toc192668500" w:history="1">
             <w:r>
               <w:rPr>
                 <w:rStyle w:val="Hyperlink"/>
-                <w:bCs/>
                 <w:noProof/>
               </w:rPr>
               <w:t>ASSREF</w:t>
@@ -3504,7 +3581,7 @@
                 <w:noProof/>
                 <w:webHidden/>
               </w:rPr>
-              <w:instrText xml:space="preserve"> PAGEREF _Toc144393205 \h </w:instrText>
+              <w:instrText xml:space="preserve"> PAGEREF _Toc192668500 \h </w:instrText>
             </w:r>
             <w:r>
               <w:rPr>
@@ -3524,7 +3601,7 @@
                 <w:noProof/>
                 <w:webHidden/>
               </w:rPr>
-              <w:t>27</w:t>
+              <w:t>26</w:t>
             </w:r>
             <w:r>
               <w:rPr>
@@ -3544,14 +3621,15 @@
             <w:rPr>
               <w:noProof/>
               <w:kern w:val="2"/>
+              <w:sz w:val="24"/>
+              <w:szCs w:val="24"/>
               <w14:ligatures w14:val="standardContextual"/>
             </w:rPr>
           </w:pPr>
-          <w:hyperlink w:anchor="_Toc144393206" w:history="1">
+          <w:hyperlink w:anchor="_Toc192668501" w:history="1">
             <w:r>
               <w:rPr>
                 <w:rStyle w:val="Hyperlink"/>
-                <w:bCs/>
                 <w:noProof/>
               </w:rPr>
               <w:t>ASSVAL</w:t>
@@ -3575,7 +3653,7 @@
                 <w:noProof/>
                 <w:webHidden/>
               </w:rPr>
-              <w:instrText xml:space="preserve"> PAGEREF _Toc144393206 \h </w:instrText>
+              <w:instrText xml:space="preserve"> PAGEREF _Toc192668501 \h </w:instrText>
             </w:r>
             <w:r>
               <w:rPr>
@@ -3595,7 +3673,7 @@
                 <w:noProof/>
                 <w:webHidden/>
               </w:rPr>
-              <w:t>27</w:t>
+              <w:t>26</w:t>
             </w:r>
             <w:r>
               <w:rPr>
@@ -3615,14 +3693,15 @@
             <w:rPr>
               <w:noProof/>
               <w:kern w:val="2"/>
+              <w:sz w:val="24"/>
+              <w:szCs w:val="24"/>
               <w14:ligatures w14:val="standardContextual"/>
             </w:rPr>
           </w:pPr>
-          <w:hyperlink w:anchor="_Toc144393207" w:history="1">
+          <w:hyperlink w:anchor="_Toc192668502" w:history="1">
             <w:r>
               <w:rPr>
                 <w:rStyle w:val="Hyperlink"/>
-                <w:bCs/>
                 <w:noProof/>
               </w:rPr>
               <w:t>FALSE</w:t>
@@ -3646,7 +3725,7 @@
                 <w:noProof/>
                 <w:webHidden/>
               </w:rPr>
-              <w:instrText xml:space="preserve"> PAGEREF _Toc144393207 \h </w:instrText>
+              <w:instrText xml:space="preserve"> PAGEREF _Toc192668502 \h </w:instrText>
             </w:r>
             <w:r>
               <w:rPr>
@@ -3666,7 +3745,7 @@
                 <w:noProof/>
                 <w:webHidden/>
               </w:rPr>
-              <w:t>28</w:t>
+              <w:t>27</w:t>
             </w:r>
             <w:r>
               <w:rPr>
@@ -3686,14 +3765,15 @@
             <w:rPr>
               <w:noProof/>
               <w:kern w:val="2"/>
+              <w:sz w:val="24"/>
+              <w:szCs w:val="24"/>
               <w14:ligatures w14:val="standardContextual"/>
             </w:rPr>
           </w:pPr>
-          <w:hyperlink w:anchor="_Toc144393208" w:history="1">
+          <w:hyperlink w:anchor="_Toc192668503" w:history="1">
             <w:r>
               <w:rPr>
                 <w:rStyle w:val="Hyperlink"/>
-                <w:bCs/>
                 <w:noProof/>
               </w:rPr>
               <w:t>JAM</w:t>
@@ -3717,7 +3797,7 @@
                 <w:noProof/>
                 <w:webHidden/>
               </w:rPr>
-              <w:instrText xml:space="preserve"> PAGEREF _Toc144393208 \h </w:instrText>
+              <w:instrText xml:space="preserve"> PAGEREF _Toc192668503 \h </w:instrText>
             </w:r>
             <w:r>
               <w:rPr>
@@ -3737,7 +3817,7 @@
                 <w:noProof/>
                 <w:webHidden/>
               </w:rPr>
-              <w:t>28</w:t>
+              <w:t>27</w:t>
             </w:r>
             <w:r>
               <w:rPr>
@@ -3757,14 +3837,15 @@
             <w:rPr>
               <w:noProof/>
               <w:kern w:val="2"/>
+              <w:sz w:val="24"/>
+              <w:szCs w:val="24"/>
               <w14:ligatures w14:val="standardContextual"/>
             </w:rPr>
           </w:pPr>
-          <w:hyperlink w:anchor="_Toc144393209" w:history="1">
+          <w:hyperlink w:anchor="_Toc192668504" w:history="1">
             <w:r>
               <w:rPr>
                 <w:rStyle w:val="Hyperlink"/>
-                <w:bCs/>
                 <w:noProof/>
               </w:rPr>
               <w:t>MAP</w:t>
@@ -3788,7 +3869,7 @@
                 <w:noProof/>
                 <w:webHidden/>
               </w:rPr>
-              <w:instrText xml:space="preserve"> PAGEREF _Toc144393209 \h </w:instrText>
+              <w:instrText xml:space="preserve"> PAGEREF _Toc192668504 \h </w:instrText>
             </w:r>
             <w:r>
               <w:rPr>
@@ -3808,7 +3889,7 @@
                 <w:noProof/>
                 <w:webHidden/>
               </w:rPr>
-              <w:t>28</w:t>
+              <w:t>27</w:t>
             </w:r>
             <w:r>
               <w:rPr>
@@ -3828,14 +3909,15 @@
             <w:rPr>
               <w:noProof/>
               <w:kern w:val="2"/>
+              <w:sz w:val="24"/>
+              <w:szCs w:val="24"/>
               <w14:ligatures w14:val="standardContextual"/>
             </w:rPr>
           </w:pPr>
-          <w:hyperlink w:anchor="_Toc144393210" w:history="1">
+          <w:hyperlink w:anchor="_Toc192668505" w:history="1">
             <w:r>
               <w:rPr>
                 <w:rStyle w:val="Hyperlink"/>
-                <w:bCs/>
                 <w:noProof/>
               </w:rPr>
               <w:t>RESULT</w:t>
@@ -3859,7 +3941,7 @@
                 <w:noProof/>
                 <w:webHidden/>
               </w:rPr>
-              <w:instrText xml:space="preserve"> PAGEREF _Toc144393210 \h </w:instrText>
+              <w:instrText xml:space="preserve"> PAGEREF _Toc192668505 \h </w:instrText>
             </w:r>
             <w:r>
               <w:rPr>
@@ -3879,7 +3961,7 @@
                 <w:noProof/>
                 <w:webHidden/>
               </w:rPr>
-              <w:t>28</w:t>
+              <w:t>27</w:t>
             </w:r>
             <w:r>
               <w:rPr>
@@ -3899,14 +3981,15 @@
             <w:rPr>
               <w:noProof/>
               <w:kern w:val="2"/>
+              <w:sz w:val="24"/>
+              <w:szCs w:val="24"/>
               <w14:ligatures w14:val="standardContextual"/>
             </w:rPr>
           </w:pPr>
-          <w:hyperlink w:anchor="_Toc144393211" w:history="1">
+          <w:hyperlink w:anchor="_Toc192668506" w:history="1">
             <w:r>
               <w:rPr>
                 <w:rStyle w:val="Hyperlink"/>
-                <w:bCs/>
                 <w:noProof/>
               </w:rPr>
               <w:t>RETURN</w:t>
@@ -3930,7 +4013,7 @@
                 <w:noProof/>
                 <w:webHidden/>
               </w:rPr>
-              <w:instrText xml:space="preserve"> PAGEREF _Toc144393211 \h </w:instrText>
+              <w:instrText xml:space="preserve"> PAGEREF _Toc192668506 \h </w:instrText>
             </w:r>
             <w:r>
               <w:rPr>
@@ -3950,7 +4033,7 @@
                 <w:noProof/>
                 <w:webHidden/>
               </w:rPr>
-              <w:t>29</w:t>
+              <w:t>28</w:t>
             </w:r>
             <w:r>
               <w:rPr>
@@ -3970,14 +4053,15 @@
             <w:rPr>
               <w:noProof/>
               <w:kern w:val="2"/>
+              <w:sz w:val="24"/>
+              <w:szCs w:val="24"/>
               <w14:ligatures w14:val="standardContextual"/>
             </w:rPr>
           </w:pPr>
-          <w:hyperlink w:anchor="_Toc144393212" w:history="1">
+          <w:hyperlink w:anchor="_Toc192668507" w:history="1">
             <w:r>
               <w:rPr>
                 <w:rStyle w:val="Hyperlink"/>
-                <w:bCs/>
                 <w:noProof/>
               </w:rPr>
               <w:t>TRUE</w:t>
@@ -4001,7 +4085,7 @@
                 <w:noProof/>
                 <w:webHidden/>
               </w:rPr>
-              <w:instrText xml:space="preserve"> PAGEREF _Toc144393212 \h </w:instrText>
+              <w:instrText xml:space="preserve"> PAGEREF _Toc192668507 \h </w:instrText>
             </w:r>
             <w:r>
               <w:rPr>
@@ -4021,7 +4105,7 @@
                 <w:noProof/>
                 <w:webHidden/>
               </w:rPr>
-              <w:t>29</w:t>
+              <w:t>28</w:t>
             </w:r>
             <w:r>
               <w:rPr>
@@ -4043,11 +4127,13 @@
               <w:rFonts w:eastAsiaTheme="minorEastAsia"/>
               <w:noProof/>
               <w:kern w:val="2"/>
+              <w:sz w:val="24"/>
+              <w:szCs w:val="24"/>
               <w:lang w:eastAsia="en-GB"/>
               <w14:ligatures w14:val="standardContextual"/>
             </w:rPr>
           </w:pPr>
-          <w:hyperlink w:anchor="_Toc144393213" w:history="1">
+          <w:hyperlink w:anchor="_Toc192668508" w:history="1">
             <w:r>
               <w:rPr>
                 <w:rStyle w:val="Hyperlink"/>
@@ -4060,6 +4146,8 @@
                 <w:rFonts w:eastAsiaTheme="minorEastAsia"/>
                 <w:noProof/>
                 <w:kern w:val="2"/>
+                <w:sz w:val="24"/>
+                <w:szCs w:val="24"/>
                 <w:lang w:eastAsia="en-GB"/>
                 <w14:ligatures w14:val="standardContextual"/>
               </w:rPr>
@@ -4091,7 +4179,7 @@
                 <w:noProof/>
                 <w:webHidden/>
               </w:rPr>
-              <w:instrText xml:space="preserve"> PAGEREF _Toc144393213 \h </w:instrText>
+              <w:instrText xml:space="preserve"> PAGEREF _Toc192668508 \h </w:instrText>
             </w:r>
             <w:r>
               <w:rPr>
@@ -4111,7 +4199,7 @@
                 <w:noProof/>
                 <w:webHidden/>
               </w:rPr>
-              <w:t>30</w:t>
+              <w:t>29</w:t>
             </w:r>
             <w:r>
               <w:rPr>
@@ -4131,10 +4219,12 @@
             <w:rPr>
               <w:noProof/>
               <w:kern w:val="2"/>
+              <w:sz w:val="24"/>
+              <w:szCs w:val="24"/>
               <w14:ligatures w14:val="standardContextual"/>
             </w:rPr>
           </w:pPr>
-          <w:hyperlink w:anchor="_Toc144393214" w:history="1">
+          <w:hyperlink w:anchor="_Toc192668509" w:history="1">
             <w:r>
               <w:rPr>
                 <w:rStyle w:val="Hyperlink"/>
@@ -4162,7 +4252,7 @@
                 <w:noProof/>
                 <w:webHidden/>
               </w:rPr>
-              <w:instrText xml:space="preserve"> PAGEREF _Toc144393214 \h </w:instrText>
+              <w:instrText xml:space="preserve"> PAGEREF _Toc192668509 \h </w:instrText>
             </w:r>
             <w:r>
               <w:rPr>
@@ -4182,7 +4272,7 @@
                 <w:noProof/>
                 <w:webHidden/>
               </w:rPr>
-              <w:t>30</w:t>
+              <w:t>29</w:t>
             </w:r>
             <w:r>
               <w:rPr>
@@ -4202,10 +4292,12 @@
             <w:rPr>
               <w:noProof/>
               <w:kern w:val="2"/>
+              <w:sz w:val="24"/>
+              <w:szCs w:val="24"/>
               <w14:ligatures w14:val="standardContextual"/>
             </w:rPr>
           </w:pPr>
-          <w:hyperlink w:anchor="_Toc144393215" w:history="1">
+          <w:hyperlink w:anchor="_Toc192668510" w:history="1">
             <w:r>
               <w:rPr>
                 <w:rStyle w:val="Hyperlink"/>
@@ -4233,7 +4325,7 @@
                 <w:noProof/>
                 <w:webHidden/>
               </w:rPr>
-              <w:instrText xml:space="preserve"> PAGEREF _Toc144393215 \h </w:instrText>
+              <w:instrText xml:space="preserve"> PAGEREF _Toc192668510 \h </w:instrText>
             </w:r>
             <w:r>
               <w:rPr>
@@ -4253,7 +4345,7 @@
                 <w:noProof/>
                 <w:webHidden/>
               </w:rPr>
-              <w:t>30</w:t>
+              <w:t>29</w:t>
             </w:r>
             <w:r>
               <w:rPr>
@@ -4275,11 +4367,13 @@
               <w:rFonts w:eastAsiaTheme="minorEastAsia"/>
               <w:noProof/>
               <w:kern w:val="2"/>
+              <w:sz w:val="24"/>
+              <w:szCs w:val="24"/>
               <w:lang w:eastAsia="en-GB"/>
               <w14:ligatures w14:val="standardContextual"/>
             </w:rPr>
           </w:pPr>
-          <w:hyperlink w:anchor="_Toc144393216" w:history="1">
+          <w:hyperlink w:anchor="_Toc192668511" w:history="1">
             <w:r>
               <w:rPr>
                 <w:rStyle w:val="Hyperlink"/>
@@ -4292,6 +4386,8 @@
                 <w:rFonts w:eastAsiaTheme="minorEastAsia"/>
                 <w:noProof/>
                 <w:kern w:val="2"/>
+                <w:sz w:val="24"/>
+                <w:szCs w:val="24"/>
                 <w:lang w:eastAsia="en-GB"/>
                 <w14:ligatures w14:val="standardContextual"/>
               </w:rPr>
@@ -4323,7 +4419,7 @@
                 <w:noProof/>
                 <w:webHidden/>
               </w:rPr>
-              <w:instrText xml:space="preserve"> PAGEREF _Toc144393216 \h </w:instrText>
+              <w:instrText xml:space="preserve"> PAGEREF _Toc192668511 \h </w:instrText>
             </w:r>
             <w:r>
               <w:rPr>
@@ -4343,7 +4439,7 @@
                 <w:noProof/>
                 <w:webHidden/>
               </w:rPr>
-              <w:t>31</w:t>
+              <w:t>30</w:t>
             </w:r>
             <w:r>
               <w:rPr>
@@ -4363,10 +4459,12 @@
             <w:rPr>
               <w:noProof/>
               <w:kern w:val="2"/>
+              <w:sz w:val="24"/>
+              <w:szCs w:val="24"/>
               <w14:ligatures w14:val="standardContextual"/>
             </w:rPr>
           </w:pPr>
-          <w:hyperlink w:anchor="_Toc144393217" w:history="1">
+          <w:hyperlink w:anchor="_Toc192668512" w:history="1">
             <w:r>
               <w:rPr>
                 <w:rStyle w:val="Hyperlink"/>
@@ -4394,7 +4492,7 @@
                 <w:noProof/>
                 <w:webHidden/>
               </w:rPr>
-              <w:instrText xml:space="preserve"> PAGEREF _Toc144393217 \h </w:instrText>
+              <w:instrText xml:space="preserve"> PAGEREF _Toc192668512 \h </w:instrText>
             </w:r>
             <w:r>
               <w:rPr>
@@ -4414,7 +4512,7 @@
                 <w:noProof/>
                 <w:webHidden/>
               </w:rPr>
-              <w:t>31</w:t>
+              <w:t>30</w:t>
             </w:r>
             <w:r>
               <w:rPr>
@@ -4434,10 +4532,12 @@
             <w:rPr>
               <w:noProof/>
               <w:kern w:val="2"/>
+              <w:sz w:val="24"/>
+              <w:szCs w:val="24"/>
               <w14:ligatures w14:val="standardContextual"/>
             </w:rPr>
           </w:pPr>
-          <w:hyperlink w:anchor="_Toc144393218" w:history="1">
+          <w:hyperlink w:anchor="_Toc192668513" w:history="1">
             <w:r>
               <w:rPr>
                 <w:rStyle w:val="Hyperlink"/>
@@ -4465,7 +4565,7 @@
                 <w:noProof/>
                 <w:webHidden/>
               </w:rPr>
-              <w:instrText xml:space="preserve"> PAGEREF _Toc144393218 \h </w:instrText>
+              <w:instrText xml:space="preserve"> PAGEREF _Toc192668513 \h </w:instrText>
             </w:r>
             <w:r>
               <w:rPr>
@@ -4485,7 +4585,7 @@
                 <w:noProof/>
                 <w:webHidden/>
               </w:rPr>
-              <w:t>31</w:t>
+              <w:t>30</w:t>
             </w:r>
             <w:r>
               <w:rPr>
@@ -4505,10 +4605,12 @@
             <w:rPr>
               <w:noProof/>
               <w:kern w:val="2"/>
+              <w:sz w:val="24"/>
+              <w:szCs w:val="24"/>
               <w14:ligatures w14:val="standardContextual"/>
             </w:rPr>
           </w:pPr>
-          <w:hyperlink w:anchor="_Toc144393219" w:history="1">
+          <w:hyperlink w:anchor="_Toc192668514" w:history="1">
             <w:r>
               <w:rPr>
                 <w:rStyle w:val="Hyperlink"/>
@@ -4535,7 +4637,7 @@
                 <w:noProof/>
                 <w:webHidden/>
               </w:rPr>
-              <w:instrText xml:space="preserve"> PAGEREF _Toc144393219 \h </w:instrText>
+              <w:instrText xml:space="preserve"> PAGEREF _Toc192668514 \h </w:instrText>
             </w:r>
             <w:r>
               <w:rPr>
@@ -4555,7 +4657,7 @@
                 <w:noProof/>
                 <w:webHidden/>
               </w:rPr>
-              <w:t>31</w:t>
+              <w:t>30</w:t>
             </w:r>
             <w:r>
               <w:rPr>
@@ -4577,11 +4679,13 @@
               <w:rFonts w:eastAsiaTheme="minorEastAsia"/>
               <w:noProof/>
               <w:kern w:val="2"/>
+              <w:sz w:val="24"/>
+              <w:szCs w:val="24"/>
               <w:lang w:eastAsia="en-GB"/>
               <w14:ligatures w14:val="standardContextual"/>
             </w:rPr>
           </w:pPr>
-          <w:hyperlink w:anchor="_Toc144393220" w:history="1">
+          <w:hyperlink w:anchor="_Toc192668515" w:history="1">
             <w:r>
               <w:rPr>
                 <w:rStyle w:val="Hyperlink"/>
@@ -4594,6 +4698,8 @@
                 <w:rFonts w:eastAsiaTheme="minorEastAsia"/>
                 <w:noProof/>
                 <w:kern w:val="2"/>
+                <w:sz w:val="24"/>
+                <w:szCs w:val="24"/>
                 <w:lang w:eastAsia="en-GB"/>
                 <w14:ligatures w14:val="standardContextual"/>
               </w:rPr>
@@ -4625,7 +4731,7 @@
                 <w:noProof/>
                 <w:webHidden/>
               </w:rPr>
-              <w:instrText xml:space="preserve"> PAGEREF _Toc144393220 \h </w:instrText>
+              <w:instrText xml:space="preserve"> PAGEREF _Toc192668515 \h </w:instrText>
             </w:r>
             <w:r>
               <w:rPr>
@@ -4645,7 +4751,7 @@
                 <w:noProof/>
                 <w:webHidden/>
               </w:rPr>
-              <w:t>32</w:t>
+              <w:t>31</w:t>
             </w:r>
             <w:r>
               <w:rPr>
@@ -4665,14 +4771,15 @@
             <w:rPr>
               <w:noProof/>
               <w:kern w:val="2"/>
+              <w:sz w:val="24"/>
+              <w:szCs w:val="24"/>
               <w14:ligatures w14:val="standardContextual"/>
             </w:rPr>
           </w:pPr>
-          <w:hyperlink w:anchor="_Toc144393221" w:history="1">
+          <w:hyperlink w:anchor="_Toc192668516" w:history="1">
             <w:r>
               <w:rPr>
                 <w:rStyle w:val="Hyperlink"/>
-                <w:bCs/>
                 <w:noProof/>
               </w:rPr>
               <w:t>COMPARE</w:t>
@@ -4696,7 +4803,7 @@
                 <w:noProof/>
                 <w:webHidden/>
               </w:rPr>
-              <w:instrText xml:space="preserve"> PAGEREF _Toc144393221 \h </w:instrText>
+              <w:instrText xml:space="preserve"> PAGEREF _Toc192668516 \h </w:instrText>
             </w:r>
             <w:r>
               <w:rPr>
@@ -4716,7 +4823,7 @@
                 <w:noProof/>
                 <w:webHidden/>
               </w:rPr>
-              <w:t>32</w:t>
+              <w:t>31</w:t>
             </w:r>
             <w:r>
               <w:rPr>
@@ -4736,14 +4843,15 @@
             <w:rPr>
               <w:noProof/>
               <w:kern w:val="2"/>
+              <w:sz w:val="24"/>
+              <w:szCs w:val="24"/>
               <w14:ligatures w14:val="standardContextual"/>
             </w:rPr>
           </w:pPr>
-          <w:hyperlink w:anchor="_Toc144393222" w:history="1">
+          <w:hyperlink w:anchor="_Toc192668517" w:history="1">
             <w:r>
               <w:rPr>
                 <w:rStyle w:val="Hyperlink"/>
-                <w:bCs/>
                 <w:noProof/>
               </w:rPr>
               <w:t>COMPAREA</w:t>
@@ -4767,7 +4875,7 @@
                 <w:noProof/>
                 <w:webHidden/>
               </w:rPr>
-              <w:instrText xml:space="preserve"> PAGEREF _Toc144393222 \h </w:instrText>
+              <w:instrText xml:space="preserve"> PAGEREF _Toc192668517 \h </w:instrText>
             </w:r>
             <w:r>
               <w:rPr>
@@ -4787,7 +4895,7 @@
                 <w:noProof/>
                 <w:webHidden/>
               </w:rPr>
-              <w:t>32</w:t>
+              <w:t>31</w:t>
             </w:r>
             <w:r>
               <w:rPr>
@@ -4807,14 +4915,15 @@
             <w:rPr>
               <w:noProof/>
               <w:kern w:val="2"/>
+              <w:sz w:val="24"/>
+              <w:szCs w:val="24"/>
               <w14:ligatures w14:val="standardContextual"/>
             </w:rPr>
           </w:pPr>
-          <w:hyperlink w:anchor="_Toc144393223" w:history="1">
+          <w:hyperlink w:anchor="_Toc192668518" w:history="1">
             <w:r>
               <w:rPr>
                 <w:rStyle w:val="Hyperlink"/>
-                <w:bCs/>
                 <w:noProof/>
               </w:rPr>
               <w:t>COMPARED</w:t>
@@ -4838,7 +4947,7 @@
                 <w:noProof/>
                 <w:webHidden/>
               </w:rPr>
-              <w:instrText xml:space="preserve"> PAGEREF _Toc144393223 \h </w:instrText>
+              <w:instrText xml:space="preserve"> PAGEREF _Toc192668518 \h </w:instrText>
             </w:r>
             <w:r>
               <w:rPr>
@@ -4858,7 +4967,7 @@
                 <w:noProof/>
                 <w:webHidden/>
               </w:rPr>
-              <w:t>32</w:t>
+              <w:t>31</w:t>
             </w:r>
             <w:r>
               <w:rPr>
@@ -4880,11 +4989,13 @@
               <w:rFonts w:eastAsiaTheme="minorEastAsia"/>
               <w:noProof/>
               <w:kern w:val="2"/>
+              <w:sz w:val="24"/>
+              <w:szCs w:val="24"/>
               <w:lang w:eastAsia="en-GB"/>
               <w14:ligatures w14:val="standardContextual"/>
             </w:rPr>
           </w:pPr>
-          <w:hyperlink w:anchor="_Toc144393224" w:history="1">
+          <w:hyperlink w:anchor="_Toc192668519" w:history="1">
             <w:r>
               <w:rPr>
                 <w:rStyle w:val="Hyperlink"/>
@@ -4897,6 +5008,8 @@
                 <w:rFonts w:eastAsiaTheme="minorEastAsia"/>
                 <w:noProof/>
                 <w:kern w:val="2"/>
+                <w:sz w:val="24"/>
+                <w:szCs w:val="24"/>
                 <w:lang w:eastAsia="en-GB"/>
                 <w14:ligatures w14:val="standardContextual"/>
               </w:rPr>
@@ -4928,7 +5041,7 @@
                 <w:noProof/>
                 <w:webHidden/>
               </w:rPr>
-              <w:instrText xml:space="preserve"> PAGEREF _Toc144393224 \h </w:instrText>
+              <w:instrText xml:space="preserve"> PAGEREF _Toc192668519 \h </w:instrText>
             </w:r>
             <w:r>
               <w:rPr>
@@ -4948,7 +5061,7 @@
                 <w:noProof/>
                 <w:webHidden/>
               </w:rPr>
-              <w:t>33</w:t>
+              <w:t>32</w:t>
             </w:r>
             <w:r>
               <w:rPr>
@@ -4968,10 +5081,12 @@
             <w:rPr>
               <w:noProof/>
               <w:kern w:val="2"/>
+              <w:sz w:val="24"/>
+              <w:szCs w:val="24"/>
               <w14:ligatures w14:val="standardContextual"/>
             </w:rPr>
           </w:pPr>
-          <w:hyperlink w:anchor="_Toc144393225" w:history="1">
+          <w:hyperlink w:anchor="_Toc192668520" w:history="1">
             <w:r>
               <w:rPr>
                 <w:rStyle w:val="Hyperlink"/>
@@ -4999,7 +5114,7 @@
                 <w:noProof/>
                 <w:webHidden/>
               </w:rPr>
-              <w:instrText xml:space="preserve"> PAGEREF _Toc144393225 \h </w:instrText>
+              <w:instrText xml:space="preserve"> PAGEREF _Toc192668520 \h </w:instrText>
             </w:r>
             <w:r>
               <w:rPr>
@@ -5019,7 +5134,7 @@
                 <w:noProof/>
                 <w:webHidden/>
               </w:rPr>
-              <w:t>33</w:t>
+              <w:t>32</w:t>
             </w:r>
             <w:r>
               <w:rPr>
@@ -5039,10 +5154,12 @@
             <w:rPr>
               <w:noProof/>
               <w:kern w:val="2"/>
+              <w:sz w:val="24"/>
+              <w:szCs w:val="24"/>
               <w14:ligatures w14:val="standardContextual"/>
             </w:rPr>
           </w:pPr>
-          <w:hyperlink w:anchor="_Toc144393226" w:history="1">
+          <w:hyperlink w:anchor="_Toc192668521" w:history="1">
             <w:r>
               <w:rPr>
                 <w:rStyle w:val="Hyperlink"/>
@@ -5070,7 +5187,7 @@
                 <w:noProof/>
                 <w:webHidden/>
               </w:rPr>
-              <w:instrText xml:space="preserve"> PAGEREF _Toc144393226 \h </w:instrText>
+              <w:instrText xml:space="preserve"> PAGEREF _Toc192668521 \h </w:instrText>
             </w:r>
             <w:r>
               <w:rPr>
@@ -5090,7 +5207,7 @@
                 <w:noProof/>
                 <w:webHidden/>
               </w:rPr>
-              <w:t>33</w:t>
+              <w:t>32</w:t>
             </w:r>
             <w:r>
               <w:rPr>
@@ -5110,14 +5227,15 @@
             <w:rPr>
               <w:noProof/>
               <w:kern w:val="2"/>
+              <w:sz w:val="24"/>
+              <w:szCs w:val="24"/>
               <w14:ligatures w14:val="standardContextual"/>
             </w:rPr>
           </w:pPr>
-          <w:hyperlink w:anchor="_Toc144393227" w:history="1">
+          <w:hyperlink w:anchor="_Toc192668522" w:history="1">
             <w:r>
               <w:rPr>
                 <w:rStyle w:val="Hyperlink"/>
-                <w:bCs/>
                 <w:noProof/>
               </w:rPr>
               <w:t>BOUNDS</w:t>
@@ -5141,7 +5259,7 @@
                 <w:noProof/>
                 <w:webHidden/>
               </w:rPr>
-              <w:instrText xml:space="preserve"> PAGEREF _Toc144393227 \h </w:instrText>
+              <w:instrText xml:space="preserve"> PAGEREF _Toc192668522 \h </w:instrText>
             </w:r>
             <w:r>
               <w:rPr>
@@ -5161,7 +5279,7 @@
                 <w:noProof/>
                 <w:webHidden/>
               </w:rPr>
-              <w:t>33</w:t>
+              <w:t>32</w:t>
             </w:r>
             <w:r>
               <w:rPr>
@@ -5181,10 +5299,12 @@
             <w:rPr>
               <w:noProof/>
               <w:kern w:val="2"/>
+              <w:sz w:val="24"/>
+              <w:szCs w:val="24"/>
               <w14:ligatures w14:val="standardContextual"/>
             </w:rPr>
           </w:pPr>
-          <w:hyperlink w:anchor="_Toc144393228" w:history="1">
+          <w:hyperlink w:anchor="_Toc192668523" w:history="1">
             <w:r>
               <w:rPr>
                 <w:rStyle w:val="Hyperlink"/>
@@ -5212,7 +5332,7 @@
                 <w:noProof/>
                 <w:webHidden/>
               </w:rPr>
-              <w:instrText xml:space="preserve"> PAGEREF _Toc144393228 \h </w:instrText>
+              <w:instrText xml:space="preserve"> PAGEREF _Toc192668523 \h </w:instrText>
             </w:r>
             <w:r>
               <w:rPr>
@@ -5232,7 +5352,7 @@
                 <w:noProof/>
                 <w:webHidden/>
               </w:rPr>
-              <w:t>34</w:t>
+              <w:t>33</w:t>
             </w:r>
             <w:r>
               <w:rPr>
@@ -5252,10 +5372,12 @@
             <w:rPr>
               <w:noProof/>
               <w:kern w:val="2"/>
+              <w:sz w:val="24"/>
+              <w:szCs w:val="24"/>
               <w14:ligatures w14:val="standardContextual"/>
             </w:rPr>
           </w:pPr>
-          <w:hyperlink w:anchor="_Toc144393229" w:history="1">
+          <w:hyperlink w:anchor="_Toc192668524" w:history="1">
             <w:r>
               <w:rPr>
                 <w:rStyle w:val="Hyperlink"/>
@@ -5283,7 +5405,7 @@
                 <w:noProof/>
                 <w:webHidden/>
               </w:rPr>
-              <w:instrText xml:space="preserve"> PAGEREF _Toc144393229 \h </w:instrText>
+              <w:instrText xml:space="preserve"> PAGEREF _Toc192668524 \h </w:instrText>
             </w:r>
             <w:r>
               <w:rPr>
@@ -5303,7 +5425,7 @@
                 <w:noProof/>
                 <w:webHidden/>
               </w:rPr>
-              <w:t>36</w:t>
+              <w:t>35</w:t>
             </w:r>
             <w:r>
               <w:rPr>
@@ -5323,14 +5445,15 @@
             <w:rPr>
               <w:noProof/>
               <w:kern w:val="2"/>
+              <w:sz w:val="24"/>
+              <w:szCs w:val="24"/>
               <w14:ligatures w14:val="standardContextual"/>
             </w:rPr>
           </w:pPr>
-          <w:hyperlink w:anchor="_Toc144393230" w:history="1">
+          <w:hyperlink w:anchor="_Toc192668525" w:history="1">
             <w:r>
               <w:rPr>
                 <w:rStyle w:val="Hyperlink"/>
-                <w:bCs/>
                 <w:noProof/>
               </w:rPr>
               <w:t>FINISH</w:t>
@@ -5354,7 +5477,7 @@
                 <w:noProof/>
                 <w:webHidden/>
               </w:rPr>
-              <w:instrText xml:space="preserve"> PAGEREF _Toc144393230 \h </w:instrText>
+              <w:instrText xml:space="preserve"> PAGEREF _Toc192668525 \h </w:instrText>
             </w:r>
             <w:r>
               <w:rPr>
@@ -5374,7 +5497,7 @@
                 <w:noProof/>
                 <w:webHidden/>
               </w:rPr>
-              <w:t>37</w:t>
+              <w:t>36</w:t>
             </w:r>
             <w:r>
               <w:rPr>
@@ -5394,10 +5517,12 @@
             <w:rPr>
               <w:noProof/>
               <w:kern w:val="2"/>
+              <w:sz w:val="24"/>
+              <w:szCs w:val="24"/>
               <w14:ligatures w14:val="standardContextual"/>
             </w:rPr>
           </w:pPr>
-          <w:hyperlink w:anchor="_Toc144393231" w:history="1">
+          <w:hyperlink w:anchor="_Toc192668526" w:history="1">
             <w:r>
               <w:rPr>
                 <w:rStyle w:val="Hyperlink"/>
@@ -5425,7 +5550,7 @@
                 <w:noProof/>
                 <w:webHidden/>
               </w:rPr>
-              <w:instrText xml:space="preserve"> PAGEREF _Toc144393231 \h </w:instrText>
+              <w:instrText xml:space="preserve"> PAGEREF _Toc192668526 \h </w:instrText>
             </w:r>
             <w:r>
               <w:rPr>
@@ -5445,7 +5570,7 @@
                 <w:noProof/>
                 <w:webHidden/>
               </w:rPr>
-              <w:t>37</w:t>
+              <w:t>36</w:t>
             </w:r>
             <w:r>
               <w:rPr>
@@ -5465,10 +5590,12 @@
             <w:rPr>
               <w:noProof/>
               <w:kern w:val="2"/>
+              <w:sz w:val="24"/>
+              <w:szCs w:val="24"/>
               <w14:ligatures w14:val="standardContextual"/>
             </w:rPr>
           </w:pPr>
-          <w:hyperlink w:anchor="_Toc144393232" w:history="1">
+          <w:hyperlink w:anchor="_Toc192668527" w:history="1">
             <w:r>
               <w:rPr>
                 <w:rStyle w:val="Hyperlink"/>
@@ -5496,7 +5623,7 @@
                 <w:noProof/>
                 <w:webHidden/>
               </w:rPr>
-              <w:instrText xml:space="preserve"> PAGEREF _Toc144393232 \h </w:instrText>
+              <w:instrText xml:space="preserve"> PAGEREF _Toc192668527 \h </w:instrText>
             </w:r>
             <w:r>
               <w:rPr>
@@ -5516,7 +5643,7 @@
                 <w:noProof/>
                 <w:webHidden/>
               </w:rPr>
-              <w:t>38</w:t>
+              <w:t>37</w:t>
             </w:r>
             <w:r>
               <w:rPr>
@@ -5536,14 +5663,15 @@
             <w:rPr>
               <w:noProof/>
               <w:kern w:val="2"/>
+              <w:sz w:val="24"/>
+              <w:szCs w:val="24"/>
               <w14:ligatures w14:val="standardContextual"/>
             </w:rPr>
           </w:pPr>
-          <w:hyperlink w:anchor="_Toc144393233" w:history="1">
+          <w:hyperlink w:anchor="_Toc192668528" w:history="1">
             <w:r>
               <w:rPr>
                 <w:rStyle w:val="Hyperlink"/>
-                <w:bCs/>
                 <w:noProof/>
               </w:rPr>
               <w:t>START</w:t>
@@ -5567,7 +5695,7 @@
                 <w:noProof/>
                 <w:webHidden/>
               </w:rPr>
-              <w:instrText xml:space="preserve"> PAGEREF _Toc144393233 \h </w:instrText>
+              <w:instrText xml:space="preserve"> PAGEREF _Toc192668528 \h </w:instrText>
             </w:r>
             <w:r>
               <w:rPr>
@@ -5587,7 +5715,7 @@
                 <w:noProof/>
                 <w:webHidden/>
               </w:rPr>
-              <w:t>38</w:t>
+              <w:t>37</w:t>
             </w:r>
             <w:r>
               <w:rPr>
@@ -5609,11 +5737,13 @@
               <w:rFonts w:eastAsiaTheme="minorEastAsia"/>
               <w:noProof/>
               <w:kern w:val="2"/>
+              <w:sz w:val="24"/>
+              <w:szCs w:val="24"/>
               <w:lang w:eastAsia="en-GB"/>
               <w14:ligatures w14:val="standardContextual"/>
             </w:rPr>
           </w:pPr>
-          <w:hyperlink w:anchor="_Toc144393234" w:history="1">
+          <w:hyperlink w:anchor="_Toc192668529" w:history="1">
             <w:r>
               <w:rPr>
                 <w:rStyle w:val="Hyperlink"/>
@@ -5626,6 +5756,8 @@
                 <w:rFonts w:eastAsiaTheme="minorEastAsia"/>
                 <w:noProof/>
                 <w:kern w:val="2"/>
+                <w:sz w:val="24"/>
+                <w:szCs w:val="24"/>
                 <w:lang w:eastAsia="en-GB"/>
                 <w14:ligatures w14:val="standardContextual"/>
               </w:rPr>
@@ -5657,7 +5789,7 @@
                 <w:noProof/>
                 <w:webHidden/>
               </w:rPr>
-              <w:instrText xml:space="preserve"> PAGEREF _Toc144393234 \h </w:instrText>
+              <w:instrText xml:space="preserve"> PAGEREF _Toc192668529 \h </w:instrText>
             </w:r>
             <w:r>
               <w:rPr>
@@ -5677,7 +5809,7 @@
                 <w:noProof/>
                 <w:webHidden/>
               </w:rPr>
-              <w:t>39</w:t>
+              <w:t>38</w:t>
             </w:r>
             <w:r>
               <w:rPr>
@@ -5697,14 +5829,15 @@
             <w:rPr>
               <w:noProof/>
               <w:kern w:val="2"/>
+              <w:sz w:val="24"/>
+              <w:szCs w:val="24"/>
               <w14:ligatures w14:val="standardContextual"/>
             </w:rPr>
           </w:pPr>
-          <w:hyperlink w:anchor="_Toc144393235" w:history="1">
+          <w:hyperlink w:anchor="_Toc192668530" w:history="1">
             <w:r>
               <w:rPr>
                 <w:rStyle w:val="Hyperlink"/>
-                <w:bCs/>
                 <w:noProof/>
               </w:rPr>
               <w:t>ACCESS</w:t>
@@ -5728,7 +5861,7 @@
                 <w:noProof/>
                 <w:webHidden/>
               </w:rPr>
-              <w:instrText xml:space="preserve"> PAGEREF _Toc144393235 \h </w:instrText>
+              <w:instrText xml:space="preserve"> PAGEREF _Toc192668530 \h </w:instrText>
             </w:r>
             <w:r>
               <w:rPr>
@@ -5748,7 +5881,7 @@
                 <w:noProof/>
                 <w:webHidden/>
               </w:rPr>
-              <w:t>39</w:t>
+              <w:t>38</w:t>
             </w:r>
             <w:r>
               <w:rPr>
@@ -5768,14 +5901,15 @@
             <w:rPr>
               <w:noProof/>
               <w:kern w:val="2"/>
+              <w:sz w:val="24"/>
+              <w:szCs w:val="24"/>
               <w14:ligatures w14:val="standardContextual"/>
             </w:rPr>
           </w:pPr>
-          <w:hyperlink w:anchor="_Toc144393236" w:history="1">
+          <w:hyperlink w:anchor="_Toc192668531" w:history="1">
             <w:r>
               <w:rPr>
                 <w:rStyle w:val="Hyperlink"/>
-                <w:bCs/>
                 <w:noProof/>
               </w:rPr>
               <w:t>INDEX</w:t>
@@ -5799,7 +5933,7 @@
                 <w:noProof/>
                 <w:webHidden/>
               </w:rPr>
-              <w:instrText xml:space="preserve"> PAGEREF _Toc144393236 \h </w:instrText>
+              <w:instrText xml:space="preserve"> PAGEREF _Toc192668531 \h </w:instrText>
             </w:r>
             <w:r>
               <w:rPr>
@@ -5819,7 +5953,7 @@
                 <w:noProof/>
                 <w:webHidden/>
               </w:rPr>
-              <w:t>39</w:t>
+              <w:t>38</w:t>
             </w:r>
             <w:r>
               <w:rPr>
@@ -5839,10 +5973,12 @@
             <w:rPr>
               <w:noProof/>
               <w:kern w:val="2"/>
+              <w:sz w:val="24"/>
+              <w:szCs w:val="24"/>
               <w14:ligatures w14:val="standardContextual"/>
             </w:rPr>
           </w:pPr>
-          <w:hyperlink w:anchor="_Toc144393237" w:history="1">
+          <w:hyperlink w:anchor="_Toc192668532" w:history="1">
             <w:r>
               <w:rPr>
                 <w:rStyle w:val="Hyperlink"/>
@@ -5870,7 +6006,7 @@
                 <w:noProof/>
                 <w:webHidden/>
               </w:rPr>
-              <w:instrText xml:space="preserve"> PAGEREF _Toc144393237 \h </w:instrText>
+              <w:instrText xml:space="preserve"> PAGEREF _Toc192668532 \h </w:instrText>
             </w:r>
             <w:r>
               <w:rPr>
@@ -5890,7 +6026,7 @@
                 <w:noProof/>
                 <w:webHidden/>
               </w:rPr>
-              <w:t>39</w:t>
+              <w:t>38</w:t>
             </w:r>
             <w:r>
               <w:rPr>
@@ -5910,10 +6046,12 @@
             <w:rPr>
               <w:noProof/>
               <w:kern w:val="2"/>
+              <w:sz w:val="24"/>
+              <w:szCs w:val="24"/>
               <w14:ligatures w14:val="standardContextual"/>
             </w:rPr>
           </w:pPr>
-          <w:hyperlink w:anchor="_Toc144393238" w:history="1">
+          <w:hyperlink w:anchor="_Toc192668533" w:history="1">
             <w:r>
               <w:rPr>
                 <w:rStyle w:val="Hyperlink"/>
@@ -5941,7 +6079,7 @@
                 <w:noProof/>
                 <w:webHidden/>
               </w:rPr>
-              <w:instrText xml:space="preserve"> PAGEREF _Toc144393238 \h </w:instrText>
+              <w:instrText xml:space="preserve"> PAGEREF _Toc192668533 \h </w:instrText>
             </w:r>
             <w:r>
               <w:rPr>
@@ -5961,7 +6099,7 @@
                 <w:noProof/>
                 <w:webHidden/>
               </w:rPr>
-              <w:t>39</w:t>
+              <w:t>38</w:t>
             </w:r>
             <w:r>
               <w:rPr>
@@ -5981,10 +6119,12 @@
             <w:rPr>
               <w:noProof/>
               <w:kern w:val="2"/>
+              <w:sz w:val="24"/>
+              <w:szCs w:val="24"/>
               <w14:ligatures w14:val="standardContextual"/>
             </w:rPr>
           </w:pPr>
-          <w:hyperlink w:anchor="_Toc144393239" w:history="1">
+          <w:hyperlink w:anchor="_Toc192668534" w:history="1">
             <w:r>
               <w:rPr>
                 <w:rStyle w:val="Hyperlink"/>
@@ -6012,7 +6152,7 @@
                 <w:noProof/>
                 <w:webHidden/>
               </w:rPr>
-              <w:instrText xml:space="preserve"> PAGEREF _Toc144393239 \h </w:instrText>
+              <w:instrText xml:space="preserve"> PAGEREF _Toc192668534 \h </w:instrText>
             </w:r>
             <w:r>
               <w:rPr>
@@ -6032,7 +6172,7 @@
                 <w:noProof/>
                 <w:webHidden/>
               </w:rPr>
-              <w:t>39</w:t>
+              <w:t>38</w:t>
             </w:r>
             <w:r>
               <w:rPr>
@@ -6052,10 +6192,12 @@
             <w:rPr>
               <w:noProof/>
               <w:kern w:val="2"/>
+              <w:sz w:val="24"/>
+              <w:szCs w:val="24"/>
               <w14:ligatures w14:val="standardContextual"/>
             </w:rPr>
           </w:pPr>
-          <w:hyperlink w:anchor="_Toc144393240" w:history="1">
+          <w:hyperlink w:anchor="_Toc192668535" w:history="1">
             <w:r>
               <w:rPr>
                 <w:rStyle w:val="Hyperlink"/>
@@ -6083,7 +6225,7 @@
                 <w:noProof/>
                 <w:webHidden/>
               </w:rPr>
-              <w:instrText xml:space="preserve"> PAGEREF _Toc144393240 \h </w:instrText>
+              <w:instrText xml:space="preserve"> PAGEREF _Toc192668535 \h </w:instrText>
             </w:r>
             <w:r>
               <w:rPr>
@@ -6103,7 +6245,7 @@
                 <w:noProof/>
                 <w:webHidden/>
               </w:rPr>
-              <w:t>40</w:t>
+              <w:t>39</w:t>
             </w:r>
             <w:r>
               <w:rPr>
@@ -6123,10 +6265,12 @@
             <w:rPr>
               <w:noProof/>
               <w:kern w:val="2"/>
+              <w:sz w:val="24"/>
+              <w:szCs w:val="24"/>
               <w14:ligatures w14:val="standardContextual"/>
             </w:rPr>
           </w:pPr>
-          <w:hyperlink w:anchor="_Toc144393241" w:history="1">
+          <w:hyperlink w:anchor="_Toc192668536" w:history="1">
             <w:r>
               <w:rPr>
                 <w:rStyle w:val="Hyperlink"/>
@@ -6154,7 +6298,7 @@
                 <w:noProof/>
                 <w:webHidden/>
               </w:rPr>
-              <w:instrText xml:space="preserve"> PAGEREF _Toc144393241 \h </w:instrText>
+              <w:instrText xml:space="preserve"> PAGEREF _Toc192668536 \h </w:instrText>
             </w:r>
             <w:r>
               <w:rPr>
@@ -6174,7 +6318,7 @@
                 <w:noProof/>
                 <w:webHidden/>
               </w:rPr>
-              <w:t>40</w:t>
+              <w:t>39</w:t>
             </w:r>
             <w:r>
               <w:rPr>
@@ -6194,10 +6338,12 @@
             <w:rPr>
               <w:noProof/>
               <w:kern w:val="2"/>
+              <w:sz w:val="24"/>
+              <w:szCs w:val="24"/>
               <w14:ligatures w14:val="standardContextual"/>
             </w:rPr>
           </w:pPr>
-          <w:hyperlink w:anchor="_Toc144393242" w:history="1">
+          <w:hyperlink w:anchor="_Toc192668537" w:history="1">
             <w:r>
               <w:rPr>
                 <w:rStyle w:val="Hyperlink"/>
@@ -6225,7 +6371,7 @@
                 <w:noProof/>
                 <w:webHidden/>
               </w:rPr>
-              <w:instrText xml:space="preserve"> PAGEREF _Toc144393242 \h </w:instrText>
+              <w:instrText xml:space="preserve"> PAGEREF _Toc192668537 \h </w:instrText>
             </w:r>
             <w:r>
               <w:rPr>
@@ -6245,7 +6391,7 @@
                 <w:noProof/>
                 <w:webHidden/>
               </w:rPr>
-              <w:t>40</w:t>
+              <w:t>39</w:t>
             </w:r>
             <w:r>
               <w:rPr>
@@ -6267,11 +6413,13 @@
               <w:rFonts w:eastAsiaTheme="minorEastAsia"/>
               <w:noProof/>
               <w:kern w:val="2"/>
+              <w:sz w:val="24"/>
+              <w:szCs w:val="24"/>
               <w:lang w:eastAsia="en-GB"/>
               <w14:ligatures w14:val="standardContextual"/>
             </w:rPr>
           </w:pPr>
-          <w:hyperlink w:anchor="_Toc144393243" w:history="1">
+          <w:hyperlink w:anchor="_Toc192668538" w:history="1">
             <w:r>
               <w:rPr>
                 <w:rStyle w:val="Hyperlink"/>
@@ -6284,6 +6432,8 @@
                 <w:rFonts w:eastAsiaTheme="minorEastAsia"/>
                 <w:noProof/>
                 <w:kern w:val="2"/>
+                <w:sz w:val="24"/>
+                <w:szCs w:val="24"/>
                 <w:lang w:eastAsia="en-GB"/>
                 <w14:ligatures w14:val="standardContextual"/>
               </w:rPr>
@@ -6315,7 +6465,7 @@
                 <w:noProof/>
                 <w:webHidden/>
               </w:rPr>
-              <w:instrText xml:space="preserve"> PAGEREF _Toc144393243 \h </w:instrText>
+              <w:instrText xml:space="preserve"> PAGEREF _Toc192668538 \h </w:instrText>
             </w:r>
             <w:r>
               <w:rPr>
@@ -6335,7 +6485,7 @@
                 <w:noProof/>
                 <w:webHidden/>
               </w:rPr>
-              <w:t>41</w:t>
+              <w:t>40</w:t>
             </w:r>
             <w:r>
               <w:rPr>
@@ -6355,10 +6505,12 @@
             <w:rPr>
               <w:noProof/>
               <w:kern w:val="2"/>
+              <w:sz w:val="24"/>
+              <w:szCs w:val="24"/>
               <w14:ligatures w14:val="standardContextual"/>
             </w:rPr>
           </w:pPr>
-          <w:hyperlink w:anchor="_Toc144393244" w:history="1">
+          <w:hyperlink w:anchor="_Toc192668539" w:history="1">
             <w:r>
               <w:rPr>
                 <w:rStyle w:val="Hyperlink"/>
@@ -6386,7 +6538,7 @@
                 <w:noProof/>
                 <w:webHidden/>
               </w:rPr>
-              <w:instrText xml:space="preserve"> PAGEREF _Toc144393244 \h </w:instrText>
+              <w:instrText xml:space="preserve"> PAGEREF _Toc192668539 \h </w:instrText>
             </w:r>
             <w:r>
               <w:rPr>
@@ -6406,7 +6558,7 @@
                 <w:noProof/>
                 <w:webHidden/>
               </w:rPr>
-              <w:t>41</w:t>
+              <w:t>40</w:t>
             </w:r>
             <w:r>
               <w:rPr>
@@ -6426,10 +6578,12 @@
             <w:rPr>
               <w:noProof/>
               <w:kern w:val="2"/>
+              <w:sz w:val="24"/>
+              <w:szCs w:val="24"/>
               <w14:ligatures w14:val="standardContextual"/>
             </w:rPr>
           </w:pPr>
-          <w:hyperlink w:anchor="_Toc144393245" w:history="1">
+          <w:hyperlink w:anchor="_Toc192668540" w:history="1">
             <w:r>
               <w:rPr>
                 <w:rStyle w:val="Hyperlink"/>
@@ -6457,7 +6611,7 @@
                 <w:noProof/>
                 <w:webHidden/>
               </w:rPr>
-              <w:instrText xml:space="preserve"> PAGEREF _Toc144393245 \h </w:instrText>
+              <w:instrText xml:space="preserve"> PAGEREF _Toc192668540 \h </w:instrText>
             </w:r>
             <w:r>
               <w:rPr>
@@ -6477,7 +6631,7 @@
                 <w:noProof/>
                 <w:webHidden/>
               </w:rPr>
-              <w:t>41</w:t>
+              <w:t>40</w:t>
             </w:r>
             <w:r>
               <w:rPr>
@@ -6497,14 +6651,15 @@
             <w:rPr>
               <w:noProof/>
               <w:kern w:val="2"/>
+              <w:sz w:val="24"/>
+              <w:szCs w:val="24"/>
               <w14:ligatures w14:val="standardContextual"/>
             </w:rPr>
           </w:pPr>
-          <w:hyperlink w:anchor="_Toc144393246" w:history="1">
+          <w:hyperlink w:anchor="_Toc192668541" w:history="1">
             <w:r>
               <w:rPr>
                 <w:rStyle w:val="Hyperlink"/>
-                <w:bCs/>
                 <w:noProof/>
               </w:rPr>
               <w:t>EOF</w:t>
@@ -6528,7 +6683,7 @@
                 <w:noProof/>
                 <w:webHidden/>
               </w:rPr>
-              <w:instrText xml:space="preserve"> PAGEREF _Toc144393246 \h </w:instrText>
+              <w:instrText xml:space="preserve"> PAGEREF _Toc192668541 \h </w:instrText>
             </w:r>
             <w:r>
               <w:rPr>
@@ -6548,7 +6703,7 @@
                 <w:noProof/>
                 <w:webHidden/>
               </w:rPr>
-              <w:t>41</w:t>
+              <w:t>40</w:t>
             </w:r>
             <w:r>
               <w:rPr>
@@ -6568,10 +6723,12 @@
             <w:rPr>
               <w:noProof/>
               <w:kern w:val="2"/>
+              <w:sz w:val="24"/>
+              <w:szCs w:val="24"/>
               <w14:ligatures w14:val="standardContextual"/>
             </w:rPr>
           </w:pPr>
-          <w:hyperlink w:anchor="_Toc144393247" w:history="1">
+          <w:hyperlink w:anchor="_Toc192668542" w:history="1">
             <w:r>
               <w:rPr>
                 <w:rStyle w:val="Hyperlink"/>
@@ -6599,7 +6756,7 @@
                 <w:noProof/>
                 <w:webHidden/>
               </w:rPr>
-              <w:instrText xml:space="preserve"> PAGEREF _Toc144393247 \h </w:instrText>
+              <w:instrText xml:space="preserve"> PAGEREF _Toc192668542 \h </w:instrText>
             </w:r>
             <w:r>
               <w:rPr>
@@ -6619,7 +6776,7 @@
                 <w:noProof/>
                 <w:webHidden/>
               </w:rPr>
-              <w:t>41</w:t>
+              <w:t>40</w:t>
             </w:r>
             <w:r>
               <w:rPr>
@@ -6639,10 +6796,12 @@
             <w:rPr>
               <w:noProof/>
               <w:kern w:val="2"/>
+              <w:sz w:val="24"/>
+              <w:szCs w:val="24"/>
               <w14:ligatures w14:val="standardContextual"/>
             </w:rPr>
           </w:pPr>
-          <w:hyperlink w:anchor="_Toc144393248" w:history="1">
+          <w:hyperlink w:anchor="_Toc192668543" w:history="1">
             <w:r>
               <w:rPr>
                 <w:rStyle w:val="Hyperlink"/>
@@ -6670,7 +6829,7 @@
                 <w:noProof/>
                 <w:webHidden/>
               </w:rPr>
-              <w:instrText xml:space="preserve"> PAGEREF _Toc144393248 \h </w:instrText>
+              <w:instrText xml:space="preserve"> PAGEREF _Toc192668543 \h </w:instrText>
             </w:r>
             <w:r>
               <w:rPr>
@@ -6690,7 +6849,7 @@
                 <w:noProof/>
                 <w:webHidden/>
               </w:rPr>
-              <w:t>41</w:t>
+              <w:t>40</w:t>
             </w:r>
             <w:r>
               <w:rPr>
@@ -6710,14 +6869,15 @@
             <w:rPr>
               <w:noProof/>
               <w:kern w:val="2"/>
+              <w:sz w:val="24"/>
+              <w:szCs w:val="24"/>
               <w14:ligatures w14:val="standardContextual"/>
             </w:rPr>
           </w:pPr>
-          <w:hyperlink w:anchor="_Toc144393249" w:history="1">
+          <w:hyperlink w:anchor="_Toc192668544" w:history="1">
             <w:r>
               <w:rPr>
                 <w:rStyle w:val="Hyperlink"/>
-                <w:bCs/>
                 <w:noProof/>
               </w:rPr>
               <w:t>MONITOR</w:t>
@@ -6741,7 +6901,7 @@
                 <w:noProof/>
                 <w:webHidden/>
               </w:rPr>
-              <w:instrText xml:space="preserve"> PAGEREF _Toc144393249 \h </w:instrText>
+              <w:instrText xml:space="preserve"> PAGEREF _Toc192668544 \h </w:instrText>
             </w:r>
             <w:r>
               <w:rPr>
@@ -6761,7 +6921,7 @@
                 <w:noProof/>
                 <w:webHidden/>
               </w:rPr>
-              <w:t>41</w:t>
+              <w:t>40</w:t>
             </w:r>
             <w:r>
               <w:rPr>
@@ -6783,11 +6943,13 @@
               <w:rFonts w:eastAsiaTheme="minorEastAsia"/>
               <w:noProof/>
               <w:kern w:val="2"/>
+              <w:sz w:val="24"/>
+              <w:szCs w:val="24"/>
               <w:lang w:eastAsia="en-GB"/>
               <w14:ligatures w14:val="standardContextual"/>
             </w:rPr>
           </w:pPr>
-          <w:hyperlink w:anchor="_Toc144393250" w:history="1">
+          <w:hyperlink w:anchor="_Toc192668545" w:history="1">
             <w:r>
               <w:rPr>
                 <w:rStyle w:val="Hyperlink"/>
@@ -6800,6 +6962,8 @@
                 <w:rFonts w:eastAsiaTheme="minorEastAsia"/>
                 <w:noProof/>
                 <w:kern w:val="2"/>
+                <w:sz w:val="24"/>
+                <w:szCs w:val="24"/>
                 <w:lang w:eastAsia="en-GB"/>
                 <w14:ligatures w14:val="standardContextual"/>
               </w:rPr>
@@ -6831,7 +6995,7 @@
                 <w:noProof/>
                 <w:webHidden/>
               </w:rPr>
-              <w:instrText xml:space="preserve"> PAGEREF _Toc144393250 \h </w:instrText>
+              <w:instrText xml:space="preserve"> PAGEREF _Toc192668545 \h </w:instrText>
             </w:r>
             <w:r>
               <w:rPr>
@@ -6851,7 +7015,7 @@
                 <w:noProof/>
                 <w:webHidden/>
               </w:rPr>
-              <w:t>42</w:t>
+              <w:t>41</w:t>
             </w:r>
             <w:r>
               <w:rPr>
@@ -6871,14 +7035,15 @@
             <w:rPr>
               <w:noProof/>
               <w:kern w:val="2"/>
+              <w:sz w:val="24"/>
+              <w:szCs w:val="24"/>
               <w14:ligatures w14:val="standardContextual"/>
             </w:rPr>
           </w:pPr>
-          <w:hyperlink w:anchor="_Toc144393251" w:history="1">
+          <w:hyperlink w:anchor="_Toc192668546" w:history="1">
             <w:r>
               <w:rPr>
                 <w:rStyle w:val="Hyperlink"/>
-                <w:bCs/>
                 <w:noProof/>
               </w:rPr>
               <w:t>BEGIN</w:t>
@@ -6902,7 +7067,7 @@
                 <w:noProof/>
                 <w:webHidden/>
               </w:rPr>
-              <w:instrText xml:space="preserve"> PAGEREF _Toc144393251 \h </w:instrText>
+              <w:instrText xml:space="preserve"> PAGEREF _Toc192668546 \h </w:instrText>
             </w:r>
             <w:r>
               <w:rPr>
@@ -6922,7 +7087,7 @@
                 <w:noProof/>
                 <w:webHidden/>
               </w:rPr>
-              <w:t>42</w:t>
+              <w:t>41</w:t>
             </w:r>
             <w:r>
               <w:rPr>
@@ -6942,14 +7107,15 @@
             <w:rPr>
               <w:noProof/>
               <w:kern w:val="2"/>
+              <w:sz w:val="24"/>
+              <w:szCs w:val="24"/>
               <w14:ligatures w14:val="standardContextual"/>
             </w:rPr>
           </w:pPr>
-          <w:hyperlink w:anchor="_Toc144393252" w:history="1">
+          <w:hyperlink w:anchor="_Toc192668547" w:history="1">
             <w:r>
               <w:rPr>
                 <w:rStyle w:val="Hyperlink"/>
-                <w:bCs/>
                 <w:noProof/>
               </w:rPr>
               <w:t>CALL</w:t>
@@ -6973,7 +7139,7 @@
                 <w:noProof/>
                 <w:webHidden/>
               </w:rPr>
-              <w:instrText xml:space="preserve"> PAGEREF _Toc144393252 \h </w:instrText>
+              <w:instrText xml:space="preserve"> PAGEREF _Toc192668547 \h </w:instrText>
             </w:r>
             <w:r>
               <w:rPr>
@@ -6993,7 +7159,7 @@
                 <w:noProof/>
                 <w:webHidden/>
               </w:rPr>
-              <w:t>42</w:t>
+              <w:t>41</w:t>
             </w:r>
             <w:r>
               <w:rPr>
@@ -7013,14 +7179,15 @@
             <w:rPr>
               <w:noProof/>
               <w:kern w:val="2"/>
+              <w:sz w:val="24"/>
+              <w:szCs w:val="24"/>
               <w14:ligatures w14:val="standardContextual"/>
             </w:rPr>
           </w:pPr>
-          <w:hyperlink w:anchor="_Toc144393253" w:history="1">
+          <w:hyperlink w:anchor="_Toc192668548" w:history="1">
             <w:r>
               <w:rPr>
                 <w:rStyle w:val="Hyperlink"/>
-                <w:bCs/>
                 <w:noProof/>
               </w:rPr>
               <w:t>END</w:t>
@@ -7044,7 +7211,7 @@
                 <w:noProof/>
                 <w:webHidden/>
               </w:rPr>
-              <w:instrText xml:space="preserve"> PAGEREF _Toc144393253 \h </w:instrText>
+              <w:instrText xml:space="preserve"> PAGEREF _Toc192668548 \h </w:instrText>
             </w:r>
             <w:r>
               <w:rPr>
@@ -7064,7 +7231,7 @@
                 <w:noProof/>
                 <w:webHidden/>
               </w:rPr>
-              <w:t>42</w:t>
+              <w:t>41</w:t>
             </w:r>
             <w:r>
               <w:rPr>
@@ -7086,11 +7253,13 @@
               <w:rFonts w:eastAsiaTheme="minorEastAsia"/>
               <w:noProof/>
               <w:kern w:val="2"/>
+              <w:sz w:val="24"/>
+              <w:szCs w:val="24"/>
               <w:lang w:eastAsia="en-GB"/>
               <w14:ligatures w14:val="standardContextual"/>
             </w:rPr>
           </w:pPr>
-          <w:hyperlink w:anchor="_Toc144393254" w:history="1">
+          <w:hyperlink w:anchor="_Toc192668549" w:history="1">
             <w:r>
               <w:rPr>
                 <w:rStyle w:val="Hyperlink"/>
@@ -7103,6 +7272,8 @@
                 <w:rFonts w:eastAsiaTheme="minorEastAsia"/>
                 <w:noProof/>
                 <w:kern w:val="2"/>
+                <w:sz w:val="24"/>
+                <w:szCs w:val="24"/>
                 <w:lang w:eastAsia="en-GB"/>
                 <w14:ligatures w14:val="standardContextual"/>
               </w:rPr>
@@ -7134,7 +7305,7 @@
                 <w:noProof/>
                 <w:webHidden/>
               </w:rPr>
-              <w:instrText xml:space="preserve"> PAGEREF _Toc144393254 \h </w:instrText>
+              <w:instrText xml:space="preserve"> PAGEREF _Toc192668549 \h </w:instrText>
             </w:r>
             <w:r>
               <w:rPr>
@@ -7154,7 +7325,7 @@
                 <w:noProof/>
                 <w:webHidden/>
               </w:rPr>
-              <w:t>43</w:t>
+              <w:t>42</w:t>
             </w:r>
             <w:r>
               <w:rPr>
@@ -7174,14 +7345,15 @@
             <w:rPr>
               <w:noProof/>
               <w:kern w:val="2"/>
+              <w:sz w:val="24"/>
+              <w:szCs w:val="24"/>
               <w14:ligatures w14:val="standardContextual"/>
             </w:rPr>
           </w:pPr>
-          <w:hyperlink w:anchor="_Toc144393255" w:history="1">
+          <w:hyperlink w:anchor="_Toc192668550" w:history="1">
             <w:r>
               <w:rPr>
                 <w:rStyle w:val="Hyperlink"/>
-                <w:bCs/>
                 <w:noProof/>
               </w:rPr>
               <w:t>Absolute</w:t>
@@ -7205,7 +7377,7 @@
                 <w:noProof/>
                 <w:webHidden/>
               </w:rPr>
-              <w:instrText xml:space="preserve"> PAGEREF _Toc144393255 \h </w:instrText>
+              <w:instrText xml:space="preserve"> PAGEREF _Toc192668550 \h </w:instrText>
             </w:r>
             <w:r>
               <w:rPr>
@@ -7225,7 +7397,7 @@
                 <w:noProof/>
                 <w:webHidden/>
               </w:rPr>
-              <w:t>43</w:t>
+              <w:t>42</w:t>
             </w:r>
             <w:r>
               <w:rPr>
@@ -7245,14 +7417,15 @@
             <w:rPr>
               <w:noProof/>
               <w:kern w:val="2"/>
+              <w:sz w:val="24"/>
+              <w:szCs w:val="24"/>
               <w14:ligatures w14:val="standardContextual"/>
             </w:rPr>
           </w:pPr>
-          <w:hyperlink w:anchor="_Toc144393256" w:history="1">
+          <w:hyperlink w:anchor="_Toc192668551" w:history="1">
             <w:r>
               <w:rPr>
                 <w:rStyle w:val="Hyperlink"/>
-                <w:bCs/>
                 <w:noProof/>
               </w:rPr>
               <w:t>Address</w:t>
@@ -7276,7 +7449,7 @@
                 <w:noProof/>
                 <w:webHidden/>
               </w:rPr>
-              <w:instrText xml:space="preserve"> PAGEREF _Toc144393256 \h </w:instrText>
+              <w:instrText xml:space="preserve"> PAGEREF _Toc192668551 \h </w:instrText>
             </w:r>
             <w:r>
               <w:rPr>
@@ -7296,7 +7469,7 @@
                 <w:noProof/>
                 <w:webHidden/>
               </w:rPr>
-              <w:t>43</w:t>
+              <w:t>42</w:t>
             </w:r>
             <w:r>
               <w:rPr>
@@ -7316,14 +7489,15 @@
             <w:rPr>
               <w:noProof/>
               <w:kern w:val="2"/>
+              <w:sz w:val="24"/>
+              <w:szCs w:val="24"/>
               <w14:ligatures w14:val="standardContextual"/>
             </w:rPr>
           </w:pPr>
-          <w:hyperlink w:anchor="_Toc144393257" w:history="1">
+          <w:hyperlink w:anchor="_Toc192668552" w:history="1">
             <w:r>
               <w:rPr>
                 <w:rStyle w:val="Hyperlink"/>
-                <w:bCs/>
                 <w:noProof/>
               </w:rPr>
               <w:t>Adjust</w:t>
@@ -7347,7 +7521,7 @@
                 <w:noProof/>
                 <w:webHidden/>
               </w:rPr>
-              <w:instrText xml:space="preserve"> PAGEREF _Toc144393257 \h </w:instrText>
+              <w:instrText xml:space="preserve"> PAGEREF _Toc192668552 \h </w:instrText>
             </w:r>
             <w:r>
               <w:rPr>
@@ -7367,7 +7541,7 @@
                 <w:noProof/>
                 <w:webHidden/>
               </w:rPr>
-              <w:t>43</w:t>
+              <w:t>42</w:t>
             </w:r>
             <w:r>
               <w:rPr>
@@ -7387,14 +7561,15 @@
             <w:rPr>
               <w:noProof/>
               <w:kern w:val="2"/>
+              <w:sz w:val="24"/>
+              <w:szCs w:val="24"/>
               <w14:ligatures w14:val="standardContextual"/>
             </w:rPr>
           </w:pPr>
-          <w:hyperlink w:anchor="_Toc144393258" w:history="1">
+          <w:hyperlink w:anchor="_Toc192668553" w:history="1">
             <w:r>
               <w:rPr>
                 <w:rStyle w:val="Hyperlink"/>
-                <w:bCs/>
                 <w:noProof/>
               </w:rPr>
               <w:t>Byte</w:t>
@@ -7418,7 +7593,7 @@
                 <w:noProof/>
                 <w:webHidden/>
               </w:rPr>
-              <w:instrText xml:space="preserve"> PAGEREF _Toc144393258 \h </w:instrText>
+              <w:instrText xml:space="preserve"> PAGEREF _Toc192668553 \h </w:instrText>
             </w:r>
             <w:r>
               <w:rPr>
@@ -7438,7 +7613,7 @@
                 <w:noProof/>
                 <w:webHidden/>
               </w:rPr>
-              <w:t>43</w:t>
+              <w:t>42</w:t>
             </w:r>
             <w:r>
               <w:rPr>
@@ -7458,14 +7633,15 @@
             <w:rPr>
               <w:noProof/>
               <w:kern w:val="2"/>
+              <w:sz w:val="24"/>
+              <w:szCs w:val="24"/>
               <w14:ligatures w14:val="standardContextual"/>
             </w:rPr>
           </w:pPr>
-          <w:hyperlink w:anchor="_Toc144393259" w:history="1">
+          <w:hyperlink w:anchor="_Toc192668554" w:history="1">
             <w:r>
               <w:rPr>
                 <w:rStyle w:val="Hyperlink"/>
-                <w:bCs/>
                 <w:noProof/>
               </w:rPr>
               <w:t>Compare-Repeated-Values</w:t>
@@ -7489,7 +7665,7 @@
                 <w:noProof/>
                 <w:webHidden/>
               </w:rPr>
-              <w:instrText xml:space="preserve"> PAGEREF _Toc144393259 \h </w:instrText>
+              <w:instrText xml:space="preserve"> PAGEREF _Toc192668554 \h </w:instrText>
             </w:r>
             <w:r>
               <w:rPr>
@@ -7509,7 +7685,7 @@
                 <w:noProof/>
                 <w:webHidden/>
               </w:rPr>
-              <w:t>44</w:t>
+              <w:t>43</w:t>
             </w:r>
             <w:r>
               <w:rPr>
@@ -7529,14 +7705,15 @@
             <w:rPr>
               <w:noProof/>
               <w:kern w:val="2"/>
+              <w:sz w:val="24"/>
+              <w:szCs w:val="24"/>
               <w14:ligatures w14:val="standardContextual"/>
             </w:rPr>
           </w:pPr>
-          <w:hyperlink w:anchor="_Toc144393260" w:history="1">
+          <w:hyperlink w:anchor="_Toc192668555" w:history="1">
             <w:r>
               <w:rPr>
                 <w:rStyle w:val="Hyperlink"/>
-                <w:bCs/>
                 <w:noProof/>
               </w:rPr>
               <w:t>Compare-Unsigned-Values</w:t>
@@ -7560,7 +7737,7 @@
                 <w:noProof/>
                 <w:webHidden/>
               </w:rPr>
-              <w:instrText xml:space="preserve"> PAGEREF _Toc144393260 \h </w:instrText>
+              <w:instrText xml:space="preserve"> PAGEREF _Toc192668555 \h </w:instrText>
             </w:r>
             <w:r>
               <w:rPr>
@@ -7580,7 +7757,7 @@
                 <w:noProof/>
                 <w:webHidden/>
               </w:rPr>
-              <w:t>44</w:t>
+              <w:t>43</w:t>
             </w:r>
             <w:r>
               <w:rPr>
@@ -7600,10 +7777,12 @@
             <w:rPr>
               <w:noProof/>
               <w:kern w:val="2"/>
+              <w:sz w:val="24"/>
+              <w:szCs w:val="24"/>
               <w14:ligatures w14:val="standardContextual"/>
             </w:rPr>
           </w:pPr>
-          <w:hyperlink w:anchor="_Toc144393261" w:history="1">
+          <w:hyperlink w:anchor="_Toc192668556" w:history="1">
             <w:r>
               <w:rPr>
                 <w:rStyle w:val="Hyperlink"/>
@@ -7630,7 +7809,7 @@
                 <w:noProof/>
                 <w:webHidden/>
               </w:rPr>
-              <w:instrText xml:space="preserve"> PAGEREF _Toc144393261 \h </w:instrText>
+              <w:instrText xml:space="preserve"> PAGEREF _Toc192668556 \h </w:instrText>
             </w:r>
             <w:r>
               <w:rPr>
@@ -7650,7 +7829,7 @@
                 <w:noProof/>
                 <w:webHidden/>
               </w:rPr>
-              <w:t>44</w:t>
+              <w:t>43</w:t>
             </w:r>
             <w:r>
               <w:rPr>
@@ -7670,10 +7849,12 @@
             <w:rPr>
               <w:noProof/>
               <w:kern w:val="2"/>
+              <w:sz w:val="24"/>
+              <w:szCs w:val="24"/>
               <w14:ligatures w14:val="standardContextual"/>
             </w:rPr>
           </w:pPr>
-          <w:hyperlink w:anchor="_Toc144393262" w:history="1">
+          <w:hyperlink w:anchor="_Toc192668557" w:history="1">
             <w:r>
               <w:rPr>
                 <w:rStyle w:val="Hyperlink"/>
@@ -7700,7 +7881,7 @@
                 <w:noProof/>
                 <w:webHidden/>
               </w:rPr>
-              <w:instrText xml:space="preserve"> PAGEREF _Toc144393262 \h </w:instrText>
+              <w:instrText xml:space="preserve"> PAGEREF _Toc192668557 \h </w:instrText>
             </w:r>
             <w:r>
               <w:rPr>
@@ -7720,7 +7901,7 @@
                 <w:noProof/>
                 <w:webHidden/>
               </w:rPr>
-              <w:t>44</w:t>
+              <w:t>43</w:t>
             </w:r>
             <w:r>
               <w:rPr>
@@ -7740,10 +7921,12 @@
             <w:rPr>
               <w:noProof/>
               <w:kern w:val="2"/>
+              <w:sz w:val="24"/>
+              <w:szCs w:val="24"/>
               <w14:ligatures w14:val="standardContextual"/>
             </w:rPr>
           </w:pPr>
-          <w:hyperlink w:anchor="_Toc144393263" w:history="1">
+          <w:hyperlink w:anchor="_Toc192668558" w:history="1">
             <w:r>
               <w:rPr>
                 <w:rStyle w:val="Hyperlink"/>
@@ -7770,7 +7953,7 @@
                 <w:noProof/>
                 <w:webHidden/>
               </w:rPr>
-              <w:instrText xml:space="preserve"> PAGEREF _Toc144393263 \h </w:instrText>
+              <w:instrText xml:space="preserve"> PAGEREF _Toc192668558 \h </w:instrText>
             </w:r>
             <w:r>
               <w:rPr>
@@ -7790,7 +7973,7 @@
                 <w:noProof/>
                 <w:webHidden/>
               </w:rPr>
-              <w:t>44</w:t>
+              <w:t>43</w:t>
             </w:r>
             <w:r>
               <w:rPr>
@@ -7810,10 +7993,12 @@
             <w:rPr>
               <w:noProof/>
               <w:kern w:val="2"/>
+              <w:sz w:val="24"/>
+              <w:szCs w:val="24"/>
               <w14:ligatures w14:val="standardContextual"/>
             </w:rPr>
           </w:pPr>
-          <w:hyperlink w:anchor="_Toc144393264" w:history="1">
+          <w:hyperlink w:anchor="_Toc192668559" w:history="1">
             <w:r>
               <w:rPr>
                 <w:rStyle w:val="Hyperlink"/>
@@ -7840,7 +8025,7 @@
                 <w:noProof/>
                 <w:webHidden/>
               </w:rPr>
-              <w:instrText xml:space="preserve"> PAGEREF _Toc144393264 \h </w:instrText>
+              <w:instrText xml:space="preserve"> PAGEREF _Toc192668559 \h </w:instrText>
             </w:r>
             <w:r>
               <w:rPr>
@@ -7860,7 +8045,7 @@
                 <w:noProof/>
                 <w:webHidden/>
               </w:rPr>
-              <w:t>45</w:t>
+              <w:t>44</w:t>
             </w:r>
             <w:r>
               <w:rPr>
@@ -7880,10 +8065,12 @@
             <w:rPr>
               <w:noProof/>
               <w:kern w:val="2"/>
+              <w:sz w:val="24"/>
+              <w:szCs w:val="24"/>
               <w14:ligatures w14:val="standardContextual"/>
             </w:rPr>
           </w:pPr>
-          <w:hyperlink w:anchor="_Toc144393265" w:history="1">
+          <w:hyperlink w:anchor="_Toc192668560" w:history="1">
             <w:r>
               <w:rPr>
                 <w:rStyle w:val="Hyperlink"/>
@@ -7910,7 +8097,7 @@
                 <w:noProof/>
                 <w:webHidden/>
               </w:rPr>
-              <w:instrText xml:space="preserve"> PAGEREF _Toc144393265 \h </w:instrText>
+              <w:instrText xml:space="preserve"> PAGEREF _Toc192668560 \h </w:instrText>
             </w:r>
             <w:r>
               <w:rPr>
@@ -7930,7 +8117,7 @@
                 <w:noProof/>
                 <w:webHidden/>
               </w:rPr>
-              <w:t>45</w:t>
+              <w:t>44</w:t>
             </w:r>
             <w:r>
               <w:rPr>
@@ -7950,10 +8137,12 @@
             <w:rPr>
               <w:noProof/>
               <w:kern w:val="2"/>
+              <w:sz w:val="24"/>
+              <w:szCs w:val="24"/>
               <w14:ligatures w14:val="standardContextual"/>
             </w:rPr>
           </w:pPr>
-          <w:hyperlink w:anchor="_Toc144393266" w:history="1">
+          <w:hyperlink w:anchor="_Toc192668561" w:history="1">
             <w:r>
               <w:rPr>
                 <w:rStyle w:val="Hyperlink"/>
@@ -7980,7 +8169,7 @@
                 <w:noProof/>
                 <w:webHidden/>
               </w:rPr>
-              <w:instrText xml:space="preserve"> PAGEREF _Toc144393266 \h </w:instrText>
+              <w:instrText xml:space="preserve"> PAGEREF _Toc192668561 \h </w:instrText>
             </w:r>
             <w:r>
               <w:rPr>
@@ -8000,7 +8189,7 @@
                 <w:noProof/>
                 <w:webHidden/>
               </w:rPr>
-              <w:t>45</w:t>
+              <w:t>44</w:t>
             </w:r>
             <w:r>
               <w:rPr>
@@ -8020,10 +8209,12 @@
             <w:rPr>
               <w:noProof/>
               <w:kern w:val="2"/>
+              <w:sz w:val="24"/>
+              <w:szCs w:val="24"/>
               <w14:ligatures w14:val="standardContextual"/>
             </w:rPr>
           </w:pPr>
-          <w:hyperlink w:anchor="_Toc144393267" w:history="1">
+          <w:hyperlink w:anchor="_Toc192668562" w:history="1">
             <w:r>
               <w:rPr>
                 <w:rStyle w:val="Hyperlink"/>
@@ -8050,7 +8241,7 @@
                 <w:noProof/>
                 <w:webHidden/>
               </w:rPr>
-              <w:instrText xml:space="preserve"> PAGEREF _Toc144393267 \h </w:instrText>
+              <w:instrText xml:space="preserve"> PAGEREF _Toc192668562 \h </w:instrText>
             </w:r>
             <w:r>
               <w:rPr>
@@ -8070,7 +8261,7 @@
                 <w:noProof/>
                 <w:webHidden/>
               </w:rPr>
-              <w:t>45</w:t>
+              <w:t>44</w:t>
             </w:r>
             <w:r>
               <w:rPr>
@@ -8090,10 +8281,12 @@
             <w:rPr>
               <w:noProof/>
               <w:kern w:val="2"/>
+              <w:sz w:val="24"/>
+              <w:szCs w:val="24"/>
               <w14:ligatures w14:val="standardContextual"/>
             </w:rPr>
           </w:pPr>
-          <w:hyperlink w:anchor="_Toc144393268" w:history="1">
+          <w:hyperlink w:anchor="_Toc192668563" w:history="1">
             <w:r>
               <w:rPr>
                 <w:rStyle w:val="Hyperlink"/>
@@ -8120,7 +8313,7 @@
                 <w:noProof/>
                 <w:webHidden/>
               </w:rPr>
-              <w:instrText xml:space="preserve"> PAGEREF _Toc144393268 \h </w:instrText>
+              <w:instrText xml:space="preserve"> PAGEREF _Toc192668563 \h </w:instrText>
             </w:r>
             <w:r>
               <w:rPr>
@@ -8140,7 +8333,7 @@
                 <w:noProof/>
                 <w:webHidden/>
               </w:rPr>
-              <w:t>45</w:t>
+              <w:t>44</w:t>
             </w:r>
             <w:r>
               <w:rPr>
@@ -8160,10 +8353,12 @@
             <w:rPr>
               <w:noProof/>
               <w:kern w:val="2"/>
+              <w:sz w:val="24"/>
+              <w:szCs w:val="24"/>
               <w14:ligatures w14:val="standardContextual"/>
             </w:rPr>
           </w:pPr>
-          <w:hyperlink w:anchor="_Toc144393269" w:history="1">
+          <w:hyperlink w:anchor="_Toc192668564" w:history="1">
             <w:r>
               <w:rPr>
                 <w:rStyle w:val="Hyperlink"/>
@@ -8190,7 +8385,7 @@
                 <w:noProof/>
                 <w:webHidden/>
               </w:rPr>
-              <w:instrText xml:space="preserve"> PAGEREF _Toc144393269 \h </w:instrText>
+              <w:instrText xml:space="preserve"> PAGEREF _Toc192668564 \h </w:instrText>
             </w:r>
             <w:r>
               <w:rPr>
@@ -8210,7 +8405,7 @@
                 <w:noProof/>
                 <w:webHidden/>
               </w:rPr>
-              <w:t>45</w:t>
+              <w:t>44</w:t>
             </w:r>
             <w:r>
               <w:rPr>
@@ -8230,10 +8425,12 @@
             <w:rPr>
               <w:noProof/>
               <w:kern w:val="2"/>
+              <w:sz w:val="24"/>
+              <w:szCs w:val="24"/>
               <w14:ligatures w14:val="standardContextual"/>
             </w:rPr>
           </w:pPr>
-          <w:hyperlink w:anchor="_Toc144393270" w:history="1">
+          <w:hyperlink w:anchor="_Toc192668565" w:history="1">
             <w:r>
               <w:rPr>
                 <w:rStyle w:val="Hyperlink"/>
@@ -8260,7 +8457,7 @@
                 <w:noProof/>
                 <w:webHidden/>
               </w:rPr>
-              <w:instrText xml:space="preserve"> PAGEREF _Toc144393270 \h </w:instrText>
+              <w:instrText xml:space="preserve"> PAGEREF _Toc192668565 \h </w:instrText>
             </w:r>
             <w:r>
               <w:rPr>
@@ -8280,7 +8477,7 @@
                 <w:noProof/>
                 <w:webHidden/>
               </w:rPr>
-              <w:t>46</w:t>
+              <w:t>45</w:t>
             </w:r>
             <w:r>
               <w:rPr>
@@ -8300,10 +8497,12 @@
             <w:rPr>
               <w:noProof/>
               <w:kern w:val="2"/>
+              <w:sz w:val="24"/>
+              <w:szCs w:val="24"/>
               <w14:ligatures w14:val="standardContextual"/>
             </w:rPr>
           </w:pPr>
-          <w:hyperlink w:anchor="_Toc144393271" w:history="1">
+          <w:hyperlink w:anchor="_Toc192668566" w:history="1">
             <w:r>
               <w:rPr>
                 <w:rStyle w:val="Hyperlink"/>
@@ -8330,7 +8529,7 @@
                 <w:noProof/>
                 <w:webHidden/>
               </w:rPr>
-              <w:instrText xml:space="preserve"> PAGEREF _Toc144393271 \h </w:instrText>
+              <w:instrText xml:space="preserve"> PAGEREF _Toc192668566 \h </w:instrText>
             </w:r>
             <w:r>
               <w:rPr>
@@ -8350,7 +8549,7 @@
                 <w:noProof/>
                 <w:webHidden/>
               </w:rPr>
-              <w:t>46</w:t>
+              <w:t>45</w:t>
             </w:r>
             <w:r>
               <w:rPr>
@@ -8370,10 +8569,12 @@
             <w:rPr>
               <w:noProof/>
               <w:kern w:val="2"/>
+              <w:sz w:val="24"/>
+              <w:szCs w:val="24"/>
               <w14:ligatures w14:val="standardContextual"/>
             </w:rPr>
           </w:pPr>
-          <w:hyperlink w:anchor="_Toc144393272" w:history="1">
+          <w:hyperlink w:anchor="_Toc192668567" w:history="1">
             <w:r>
               <w:rPr>
                 <w:rStyle w:val="Hyperlink"/>
@@ -8400,7 +8601,7 @@
                 <w:noProof/>
                 <w:webHidden/>
               </w:rPr>
-              <w:instrText xml:space="preserve"> PAGEREF _Toc144393272 \h </w:instrText>
+              <w:instrText xml:space="preserve"> PAGEREF _Toc192668567 \h </w:instrText>
             </w:r>
             <w:r>
               <w:rPr>
@@ -8420,7 +8621,7 @@
                 <w:noProof/>
                 <w:webHidden/>
               </w:rPr>
-              <w:t>46</w:t>
+              <w:t>45</w:t>
             </w:r>
             <w:r>
               <w:rPr>
@@ -8440,10 +8641,12 @@
             <w:rPr>
               <w:noProof/>
               <w:kern w:val="2"/>
+              <w:sz w:val="24"/>
+              <w:szCs w:val="24"/>
               <w14:ligatures w14:val="standardContextual"/>
             </w:rPr>
           </w:pPr>
-          <w:hyperlink w:anchor="_Toc144393273" w:history="1">
+          <w:hyperlink w:anchor="_Toc192668568" w:history="1">
             <w:r>
               <w:rPr>
                 <w:rStyle w:val="Hyperlink"/>
@@ -8470,7 +8673,7 @@
                 <w:noProof/>
                 <w:webHidden/>
               </w:rPr>
-              <w:instrText xml:space="preserve"> PAGEREF _Toc144393273 \h </w:instrText>
+              <w:instrText xml:space="preserve"> PAGEREF _Toc192668568 \h </w:instrText>
             </w:r>
             <w:r>
               <w:rPr>
@@ -8490,7 +8693,7 @@
                 <w:noProof/>
                 <w:webHidden/>
               </w:rPr>
-              <w:t>46</w:t>
+              <w:t>45</w:t>
             </w:r>
             <w:r>
               <w:rPr>
@@ -8510,10 +8713,12 @@
             <w:rPr>
               <w:noProof/>
               <w:kern w:val="2"/>
+              <w:sz w:val="24"/>
+              <w:szCs w:val="24"/>
               <w14:ligatures w14:val="standardContextual"/>
             </w:rPr>
           </w:pPr>
-          <w:hyperlink w:anchor="_Toc144393274" w:history="1">
+          <w:hyperlink w:anchor="_Toc192668569" w:history="1">
             <w:r>
               <w:rPr>
                 <w:rStyle w:val="Hyperlink"/>
@@ -8540,7 +8745,7 @@
                 <w:noProof/>
                 <w:webHidden/>
               </w:rPr>
-              <w:instrText xml:space="preserve"> PAGEREF _Toc144393274 \h </w:instrText>
+              <w:instrText xml:space="preserve"> PAGEREF _Toc192668569 \h </w:instrText>
             </w:r>
             <w:r>
               <w:rPr>
@@ -8560,7 +8765,7 @@
                 <w:noProof/>
                 <w:webHidden/>
               </w:rPr>
-              <w:t>46</w:t>
+              <w:t>45</w:t>
             </w:r>
             <w:r>
               <w:rPr>
@@ -8580,10 +8785,12 @@
             <w:rPr>
               <w:noProof/>
               <w:kern w:val="2"/>
+              <w:sz w:val="24"/>
+              <w:szCs w:val="24"/>
               <w14:ligatures w14:val="standardContextual"/>
             </w:rPr>
           </w:pPr>
-          <w:hyperlink w:anchor="_Toc144393275" w:history="1">
+          <w:hyperlink w:anchor="_Toc192668570" w:history="1">
             <w:r>
               <w:rPr>
                 <w:rStyle w:val="Hyperlink"/>
@@ -8610,7 +8817,7 @@
                 <w:noProof/>
                 <w:webHidden/>
               </w:rPr>
-              <w:instrText xml:space="preserve"> PAGEREF _Toc144393275 \h </w:instrText>
+              <w:instrText xml:space="preserve"> PAGEREF _Toc192668570 \h </w:instrText>
             </w:r>
             <w:r>
               <w:rPr>
@@ -8630,7 +8837,7 @@
                 <w:noProof/>
                 <w:webHidden/>
               </w:rPr>
-              <w:t>47</w:t>
+              <w:t>46</w:t>
             </w:r>
             <w:r>
               <w:rPr>
@@ -8650,10 +8857,12 @@
             <w:rPr>
               <w:noProof/>
               <w:kern w:val="2"/>
+              <w:sz w:val="24"/>
+              <w:szCs w:val="24"/>
               <w14:ligatures w14:val="standardContextual"/>
             </w:rPr>
           </w:pPr>
-          <w:hyperlink w:anchor="_Toc144393276" w:history="1">
+          <w:hyperlink w:anchor="_Toc192668571" w:history="1">
             <w:r>
               <w:rPr>
                 <w:rStyle w:val="Hyperlink"/>
@@ -8680,7 +8889,7 @@
                 <w:noProof/>
                 <w:webHidden/>
               </w:rPr>
-              <w:instrText xml:space="preserve"> PAGEREF _Toc144393276 \h </w:instrText>
+              <w:instrText xml:space="preserve"> PAGEREF _Toc192668571 \h </w:instrText>
             </w:r>
             <w:r>
               <w:rPr>
@@ -8700,7 +8909,7 @@
                 <w:noProof/>
                 <w:webHidden/>
               </w:rPr>
-              <w:t>47</w:t>
+              <w:t>46</w:t>
             </w:r>
             <w:r>
               <w:rPr>
@@ -8720,10 +8929,12 @@
             <w:rPr>
               <w:noProof/>
               <w:kern w:val="2"/>
+              <w:sz w:val="24"/>
+              <w:szCs w:val="24"/>
               <w14:ligatures w14:val="standardContextual"/>
             </w:rPr>
           </w:pPr>
-          <w:hyperlink w:anchor="_Toc144393277" w:history="1">
+          <w:hyperlink w:anchor="_Toc192668572" w:history="1">
             <w:r>
               <w:rPr>
                 <w:rStyle w:val="Hyperlink"/>
@@ -8750,7 +8961,7 @@
                 <w:noProof/>
                 <w:webHidden/>
               </w:rPr>
-              <w:instrText xml:space="preserve"> PAGEREF _Toc144393277 \h </w:instrText>
+              <w:instrText xml:space="preserve"> PAGEREF _Toc192668572 \h </w:instrText>
             </w:r>
             <w:r>
               <w:rPr>
@@ -8770,7 +8981,7 @@
                 <w:noProof/>
                 <w:webHidden/>
               </w:rPr>
-              <w:t>47</w:t>
+              <w:t>46</w:t>
             </w:r>
             <w:r>
               <w:rPr>
@@ -8790,10 +9001,12 @@
             <w:rPr>
               <w:noProof/>
               <w:kern w:val="2"/>
+              <w:sz w:val="24"/>
+              <w:szCs w:val="24"/>
               <w14:ligatures w14:val="standardContextual"/>
             </w:rPr>
           </w:pPr>
-          <w:hyperlink w:anchor="_Toc144393278" w:history="1">
+          <w:hyperlink w:anchor="_Toc192668573" w:history="1">
             <w:r>
               <w:rPr>
                 <w:rStyle w:val="Hyperlink"/>
@@ -8820,7 +9033,7 @@
                 <w:noProof/>
                 <w:webHidden/>
               </w:rPr>
-              <w:instrText xml:space="preserve"> PAGEREF _Toc144393278 \h </w:instrText>
+              <w:instrText xml:space="preserve"> PAGEREF _Toc192668573 \h </w:instrText>
             </w:r>
             <w:r>
               <w:rPr>
@@ -8840,7 +9053,7 @@
                 <w:noProof/>
                 <w:webHidden/>
               </w:rPr>
-              <w:t>47</w:t>
+              <w:t>46</w:t>
             </w:r>
             <w:r>
               <w:rPr>
@@ -8860,10 +9073,12 @@
             <w:rPr>
               <w:noProof/>
               <w:kern w:val="2"/>
+              <w:sz w:val="24"/>
+              <w:szCs w:val="24"/>
               <w14:ligatures w14:val="standardContextual"/>
             </w:rPr>
           </w:pPr>
-          <w:hyperlink w:anchor="_Toc144393279" w:history="1">
+          <w:hyperlink w:anchor="_Toc192668574" w:history="1">
             <w:r>
               <w:rPr>
                 <w:rStyle w:val="Hyperlink"/>
@@ -8890,7 +9105,7 @@
                 <w:noProof/>
                 <w:webHidden/>
               </w:rPr>
-              <w:instrText xml:space="preserve"> PAGEREF _Toc144393279 \h </w:instrText>
+              <w:instrText xml:space="preserve"> PAGEREF _Toc192668574 \h </w:instrText>
             </w:r>
             <w:r>
               <w:rPr>
@@ -8910,7 +9125,7 @@
                 <w:noProof/>
                 <w:webHidden/>
               </w:rPr>
-              <w:t>48</w:t>
+              <w:t>47</w:t>
             </w:r>
             <w:r>
               <w:rPr>
@@ -8930,10 +9145,12 @@
             <w:rPr>
               <w:noProof/>
               <w:kern w:val="2"/>
+              <w:sz w:val="24"/>
+              <w:szCs w:val="24"/>
               <w14:ligatures w14:val="standardContextual"/>
             </w:rPr>
           </w:pPr>
-          <w:hyperlink w:anchor="_Toc144393280" w:history="1">
+          <w:hyperlink w:anchor="_Toc192668575" w:history="1">
             <w:r>
               <w:rPr>
                 <w:rStyle w:val="Hyperlink"/>
@@ -8960,7 +9177,7 @@
                 <w:noProof/>
                 <w:webHidden/>
               </w:rPr>
-              <w:instrText xml:space="preserve"> PAGEREF _Toc144393280 \h </w:instrText>
+              <w:instrText xml:space="preserve"> PAGEREF _Toc192668575 \h </w:instrText>
             </w:r>
             <w:r>
               <w:rPr>
@@ -8980,7 +9197,7 @@
                 <w:noProof/>
                 <w:webHidden/>
               </w:rPr>
-              <w:t>48</w:t>
+              <w:t>47</w:t>
             </w:r>
             <w:r>
               <w:rPr>
@@ -9000,10 +9217,12 @@
             <w:rPr>
               <w:noProof/>
               <w:kern w:val="2"/>
+              <w:sz w:val="24"/>
+              <w:szCs w:val="24"/>
               <w14:ligatures w14:val="standardContextual"/>
             </w:rPr>
           </w:pPr>
-          <w:hyperlink w:anchor="_Toc144393281" w:history="1">
+          <w:hyperlink w:anchor="_Toc192668576" w:history="1">
             <w:r>
               <w:rPr>
                 <w:rStyle w:val="Hyperlink"/>
@@ -9030,7 +9249,7 @@
                 <w:noProof/>
                 <w:webHidden/>
               </w:rPr>
-              <w:instrText xml:space="preserve"> PAGEREF _Toc144393281 \h </w:instrText>
+              <w:instrText xml:space="preserve"> PAGEREF _Toc192668576 \h </w:instrText>
             </w:r>
             <w:r>
               <w:rPr>
@@ -9050,7 +9269,7 @@
                 <w:noProof/>
                 <w:webHidden/>
               </w:rPr>
-              <w:t>48</w:t>
+              <w:t>47</w:t>
             </w:r>
             <w:r>
               <w:rPr>
@@ -9070,10 +9289,12 @@
             <w:rPr>
               <w:noProof/>
               <w:kern w:val="2"/>
+              <w:sz w:val="24"/>
+              <w:szCs w:val="24"/>
               <w14:ligatures w14:val="standardContextual"/>
             </w:rPr>
           </w:pPr>
-          <w:hyperlink w:anchor="_Toc144393282" w:history="1">
+          <w:hyperlink w:anchor="_Toc192668577" w:history="1">
             <w:r>
               <w:rPr>
                 <w:rStyle w:val="Hyperlink"/>
@@ -9100,7 +9321,7 @@
                 <w:noProof/>
                 <w:webHidden/>
               </w:rPr>
-              <w:instrText xml:space="preserve"> PAGEREF _Toc144393282 \h </w:instrText>
+              <w:instrText xml:space="preserve"> PAGEREF _Toc192668577 \h </w:instrText>
             </w:r>
             <w:r>
               <w:rPr>
@@ -9120,7 +9341,7 @@
                 <w:noProof/>
                 <w:webHidden/>
               </w:rPr>
-              <w:t>48</w:t>
+              <w:t>47</w:t>
             </w:r>
             <w:r>
               <w:rPr>
@@ -9140,10 +9361,12 @@
             <w:rPr>
               <w:noProof/>
               <w:kern w:val="2"/>
+              <w:sz w:val="24"/>
+              <w:szCs w:val="24"/>
               <w14:ligatures w14:val="standardContextual"/>
             </w:rPr>
           </w:pPr>
-          <w:hyperlink w:anchor="_Toc144393283" w:history="1">
+          <w:hyperlink w:anchor="_Toc192668578" w:history="1">
             <w:r>
               <w:rPr>
                 <w:rStyle w:val="Hyperlink"/>
@@ -9170,7 +9393,7 @@
                 <w:noProof/>
                 <w:webHidden/>
               </w:rPr>
-              <w:instrText xml:space="preserve"> PAGEREF _Toc144393283 \h </w:instrText>
+              <w:instrText xml:space="preserve"> PAGEREF _Toc192668578 \h </w:instrText>
             </w:r>
             <w:r>
               <w:rPr>
@@ -9190,7 +9413,7 @@
                 <w:noProof/>
                 <w:webHidden/>
               </w:rPr>
-              <w:t>49</w:t>
+              <w:t>48</w:t>
             </w:r>
             <w:r>
               <w:rPr>
@@ -9210,10 +9433,12 @@
             <w:rPr>
               <w:noProof/>
               <w:kern w:val="2"/>
+              <w:sz w:val="24"/>
+              <w:szCs w:val="24"/>
               <w14:ligatures w14:val="standardContextual"/>
             </w:rPr>
           </w:pPr>
-          <w:hyperlink w:anchor="_Toc144393284" w:history="1">
+          <w:hyperlink w:anchor="_Toc192668579" w:history="1">
             <w:r>
               <w:rPr>
                 <w:rStyle w:val="Hyperlink"/>
@@ -9240,7 +9465,7 @@
                 <w:noProof/>
                 <w:webHidden/>
               </w:rPr>
-              <w:instrText xml:space="preserve"> PAGEREF _Toc144393284 \h </w:instrText>
+              <w:instrText xml:space="preserve"> PAGEREF _Toc192668579 \h </w:instrText>
             </w:r>
             <w:r>
               <w:rPr>
@@ -9260,7 +9485,7 @@
                 <w:noProof/>
                 <w:webHidden/>
               </w:rPr>
-              <w:t>49</w:t>
+              <w:t>48</w:t>
             </w:r>
             <w:r>
               <w:rPr>
@@ -9280,10 +9505,12 @@
             <w:rPr>
               <w:noProof/>
               <w:kern w:val="2"/>
+              <w:sz w:val="24"/>
+              <w:szCs w:val="24"/>
               <w14:ligatures w14:val="standardContextual"/>
             </w:rPr>
           </w:pPr>
-          <w:hyperlink w:anchor="_Toc144393285" w:history="1">
+          <w:hyperlink w:anchor="_Toc192668580" w:history="1">
             <w:r>
               <w:rPr>
                 <w:rStyle w:val="Hyperlink"/>
@@ -9310,7 +9537,7 @@
                 <w:noProof/>
                 <w:webHidden/>
               </w:rPr>
-              <w:instrText xml:space="preserve"> PAGEREF _Toc144393285 \h </w:instrText>
+              <w:instrText xml:space="preserve"> PAGEREF _Toc192668580 \h </w:instrText>
             </w:r>
             <w:r>
               <w:rPr>
@@ -9330,7 +9557,7 @@
                 <w:noProof/>
                 <w:webHidden/>
               </w:rPr>
-              <w:t>49</w:t>
+              <w:t>48</w:t>
             </w:r>
             <w:r>
               <w:rPr>
@@ -9350,10 +9577,12 @@
             <w:rPr>
               <w:noProof/>
               <w:kern w:val="2"/>
+              <w:sz w:val="24"/>
+              <w:szCs w:val="24"/>
               <w14:ligatures w14:val="standardContextual"/>
             </w:rPr>
           </w:pPr>
-          <w:hyperlink w:anchor="_Toc144393286" w:history="1">
+          <w:hyperlink w:anchor="_Toc192668581" w:history="1">
             <w:r>
               <w:rPr>
                 <w:rStyle w:val="Hyperlink"/>
@@ -9380,7 +9609,7 @@
                 <w:noProof/>
                 <w:webHidden/>
               </w:rPr>
-              <w:instrText xml:space="preserve"> PAGEREF _Toc144393286 \h </w:instrText>
+              <w:instrText xml:space="preserve"> PAGEREF _Toc192668581 \h </w:instrText>
             </w:r>
             <w:r>
               <w:rPr>
@@ -9400,7 +9629,7 @@
                 <w:noProof/>
                 <w:webHidden/>
               </w:rPr>
-              <w:t>49</w:t>
+              <w:t>48</w:t>
             </w:r>
             <w:r>
               <w:rPr>
@@ -9420,10 +9649,12 @@
             <w:rPr>
               <w:noProof/>
               <w:kern w:val="2"/>
+              <w:sz w:val="24"/>
+              <w:szCs w:val="24"/>
               <w14:ligatures w14:val="standardContextual"/>
             </w:rPr>
           </w:pPr>
-          <w:hyperlink w:anchor="_Toc144393287" w:history="1">
+          <w:hyperlink w:anchor="_Toc192668582" w:history="1">
             <w:r>
               <w:rPr>
                 <w:rStyle w:val="Hyperlink"/>
@@ -9450,7 +9681,7 @@
                 <w:noProof/>
                 <w:webHidden/>
               </w:rPr>
-              <w:instrText xml:space="preserve"> PAGEREF _Toc144393287 \h </w:instrText>
+              <w:instrText xml:space="preserve"> PAGEREF _Toc192668582 \h </w:instrText>
             </w:r>
             <w:r>
               <w:rPr>
@@ -9470,7 +9701,7 @@
                 <w:noProof/>
                 <w:webHidden/>
               </w:rPr>
-              <w:t>50</w:t>
+              <w:t>49</w:t>
             </w:r>
             <w:r>
               <w:rPr>
@@ -9485,18 +9716,20 @@
           <w:pPr>
             <w:pStyle w:val="TOC1"/>
             <w:tabs>
-              <w:tab w:val="left" w:pos="1320"/>
+              <w:tab w:val="left" w:pos="1540"/>
               <w:tab w:val="right" w:leader="dot" w:pos="9016"/>
             </w:tabs>
             <w:rPr>
               <w:rFonts w:eastAsiaTheme="minorEastAsia"/>
               <w:noProof/>
               <w:kern w:val="2"/>
+              <w:sz w:val="24"/>
+              <w:szCs w:val="24"/>
               <w:lang w:eastAsia="en-GB"/>
               <w14:ligatures w14:val="standardContextual"/>
             </w:rPr>
           </w:pPr>
-          <w:hyperlink w:anchor="_Toc144393288" w:history="1">
+          <w:hyperlink w:anchor="_Toc192668583" w:history="1">
             <w:r>
               <w:rPr>
                 <w:rStyle w:val="Hyperlink"/>
@@ -9509,6 +9742,8 @@
                 <w:rFonts w:eastAsiaTheme="minorEastAsia"/>
                 <w:noProof/>
                 <w:kern w:val="2"/>
+                <w:sz w:val="24"/>
+                <w:szCs w:val="24"/>
                 <w:lang w:eastAsia="en-GB"/>
                 <w14:ligatures w14:val="standardContextual"/>
               </w:rPr>
@@ -9540,7 +9775,7 @@
                 <w:noProof/>
                 <w:webHidden/>
               </w:rPr>
-              <w:instrText xml:space="preserve"> PAGEREF _Toc144393288 \h </w:instrText>
+              <w:instrText xml:space="preserve"> PAGEREF _Toc192668583 \h </w:instrText>
             </w:r>
             <w:r>
               <w:rPr>
@@ -9560,7 +9795,7 @@
                 <w:noProof/>
                 <w:webHidden/>
               </w:rPr>
-              <w:t>51</w:t>
+              <w:t>50</w:t>
             </w:r>
             <w:r>
               <w:rPr>
@@ -9575,18 +9810,20 @@
           <w:pPr>
             <w:pStyle w:val="TOC1"/>
             <w:tabs>
-              <w:tab w:val="left" w:pos="1320"/>
+              <w:tab w:val="left" w:pos="1540"/>
               <w:tab w:val="right" w:leader="dot" w:pos="9016"/>
             </w:tabs>
             <w:rPr>
               <w:rFonts w:eastAsiaTheme="minorEastAsia"/>
               <w:noProof/>
               <w:kern w:val="2"/>
+              <w:sz w:val="24"/>
+              <w:szCs w:val="24"/>
               <w:lang w:eastAsia="en-GB"/>
               <w14:ligatures w14:val="standardContextual"/>
             </w:rPr>
           </w:pPr>
-          <w:hyperlink w:anchor="_Toc144393289" w:history="1">
+          <w:hyperlink w:anchor="_Toc192668584" w:history="1">
             <w:r>
               <w:rPr>
                 <w:rStyle w:val="Hyperlink"/>
@@ -9599,6 +9836,8 @@
                 <w:rFonts w:eastAsiaTheme="minorEastAsia"/>
                 <w:noProof/>
                 <w:kern w:val="2"/>
+                <w:sz w:val="24"/>
+                <w:szCs w:val="24"/>
                 <w:lang w:eastAsia="en-GB"/>
                 <w14:ligatures w14:val="standardContextual"/>
               </w:rPr>
@@ -9630,7 +9869,7 @@
                 <w:noProof/>
                 <w:webHidden/>
               </w:rPr>
-              <w:instrText xml:space="preserve"> PAGEREF _Toc144393289 \h </w:instrText>
+              <w:instrText xml:space="preserve"> PAGEREF _Toc192668584 \h </w:instrText>
             </w:r>
             <w:r>
               <w:rPr>
@@ -9650,7 +9889,7 @@
                 <w:noProof/>
                 <w:webHidden/>
               </w:rPr>
-              <w:t>51</w:t>
+              <w:t>50</w:t>
             </w:r>
             <w:r>
               <w:rPr>
@@ -9684,7 +9923,7 @@
         <w:pStyle w:val="Heading1"/>
         <w:jc w:val="left"/>
       </w:pPr>
-      <w:bookmarkStart w:id="0" w:name="_Toc144393162"/>
+      <w:bookmarkStart w:id="0" w:name="_Toc192668457"/>
       <w:r>
         <w:lastRenderedPageBreak/>
         <w:t>Philosophy</w:t>
@@ -10224,10 +10463,18 @@
     </w:p>
     <w:p>
       <w:r>
-        <w:t>This is s</w:t>
+        <w:t xml:space="preserve">This is </w:t>
+      </w:r>
+      <w:proofErr w:type="gramStart"/>
+      <w:r>
+        <w:t>s</w:t>
       </w:r>
       <w:r>
-        <w:t>imilar to that generated from the code fragment: if B then A := C else  A := D;</w:t>
+        <w:t>imilar to</w:t>
+      </w:r>
+      <w:proofErr w:type="gramEnd"/>
+      <w:r>
+        <w:t xml:space="preserve"> that generated from the code fragment: if B then A := C else  A := D;</w:t>
       </w:r>
     </w:p>
     <w:p>
@@ -10257,7 +10504,7 @@
         <w:pStyle w:val="Heading1"/>
         <w:jc w:val="left"/>
       </w:pPr>
-      <w:bookmarkStart w:id="1" w:name="_Toc144393163"/>
+      <w:bookmarkStart w:id="1" w:name="_Toc192668458"/>
       <w:r>
         <w:lastRenderedPageBreak/>
         <w:t>Definitions</w:t>
@@ -10274,10 +10521,7 @@
         <w:spacing w:after="0" w:line="240" w:lineRule="auto"/>
       </w:pPr>
       <w:r>
-        <w:t>The ICODE instructions and parameters are stored as encoded data in a binary file</w:t>
-      </w:r>
-      <w:r>
-        <w:t xml:space="preserve"> using the following definitions.</w:t>
+        <w:t>The ICODE instructions and parameters are stored as encoded data in a binary file using the following definitions.</w:t>
       </w:r>
     </w:p>
     <w:p>
@@ -10752,7 +10996,21 @@
               <w:rPr>
                 <w:rFonts w:cs="Courier New"/>
               </w:rPr>
-              <w:t>This flag need not exist in the target machine but is defined in order to simplify the definitions of certain instructions.</w:t>
+              <w:t xml:space="preserve">This flag need not exist in the target machine but is defined </w:t>
+            </w:r>
+            <w:proofErr w:type="gramStart"/>
+            <w:r>
+              <w:rPr>
+                <w:rFonts w:cs="Courier New"/>
+              </w:rPr>
+              <w:t>in order to</w:t>
+            </w:r>
+            <w:proofErr w:type="gramEnd"/>
+            <w:r>
+              <w:rPr>
+                <w:rFonts w:cs="Courier New"/>
+              </w:rPr>
+              <w:t xml:space="preserve"> simplify the definitions of certain instructions.</w:t>
             </w:r>
           </w:p>
           <w:p>
@@ -10772,7 +11030,21 @@
               <w:rPr>
                 <w:rFonts w:cs="Courier New"/>
               </w:rPr>
-              <w:t>The values which this flag may take are: equal, less than, greater than, true, false</w:t>
+              <w:t xml:space="preserve">The values which this flag may take </w:t>
+            </w:r>
+            <w:proofErr w:type="gramStart"/>
+            <w:r>
+              <w:rPr>
+                <w:rFonts w:cs="Courier New"/>
+              </w:rPr>
+              <w:t>are:</w:t>
+            </w:r>
+            <w:proofErr w:type="gramEnd"/>
+            <w:r>
+              <w:rPr>
+                <w:rFonts w:cs="Courier New"/>
+              </w:rPr>
+              <w:t xml:space="preserve"> equal, less than, greater than, true, false</w:t>
             </w:r>
           </w:p>
           <w:p>
@@ -10899,6 +11171,12 @@
               <w:rPr>
                 <w:rFonts w:cs="Courier New"/>
               </w:rPr>
+              <w:t xml:space="preserve">are compiler generated and </w:t>
+            </w:r>
+            <w:r>
+              <w:rPr>
+                <w:rFonts w:cs="Courier New"/>
+              </w:rPr>
               <w:t>have the property that they are only jumped to in one</w:t>
             </w:r>
             <w:r>
@@ -10911,7 +11189,104 @@
               <w:rPr>
                 <w:rFonts w:cs="Courier New"/>
               </w:rPr>
-              <w:t>direction, that is, all references to an instance of a simple label are either all forward or all backward. This means that the same denotation may be used for many simple labels.</w:t>
+              <w:t>direction, that is, all references to an instance of a simple label are either all forward or all backward.</w:t>
+            </w:r>
+          </w:p>
+          <w:p>
+            <w:pPr>
+              <w:rPr>
+                <w:rFonts w:cs="Courier New"/>
+              </w:rPr>
+            </w:pPr>
+            <w:r>
+              <w:rPr>
+                <w:rFonts w:cs="Courier New"/>
+              </w:rPr>
+              <w:t>All uses of a particular simple label must be in the same block as the definition of that label.</w:t>
+            </w:r>
+          </w:p>
+          <w:p>
+            <w:pPr>
+              <w:rPr>
+                <w:rFonts w:cs="Courier New"/>
+              </w:rPr>
+            </w:pPr>
+            <w:r>
+              <w:rPr>
+                <w:rFonts w:cs="Courier New"/>
+              </w:rPr>
+              <w:t xml:space="preserve">Simple labels are encoded as two-byte unsigned integers although code generators may assume that their values are within a </w:t>
+            </w:r>
+            <w:proofErr w:type="gramStart"/>
+            <w:r>
+              <w:rPr>
+                <w:rFonts w:cs="Courier New"/>
+              </w:rPr>
+              <w:t>fairly small</w:t>
+            </w:r>
+            <w:proofErr w:type="gramEnd"/>
+            <w:r>
+              <w:rPr>
+                <w:rFonts w:cs="Courier New"/>
+              </w:rPr>
+              <w:t xml:space="preserve"> range.</w:t>
+            </w:r>
+          </w:p>
+          <w:p>
+            <w:pPr>
+              <w:rPr>
+                <w:rFonts w:cs="Courier New"/>
+              </w:rPr>
+            </w:pPr>
+            <w:r>
+              <w:rPr>
+                <w:rFonts w:cs="Courier New"/>
+              </w:rPr>
+              <w:t>(1</w:t>
+            </w:r>
+            <w:r>
+              <w:rPr>
+                <w:rFonts w:cs="Courier New"/>
+              </w:rPr>
+              <w:t xml:space="preserve"> </w:t>
+            </w:r>
+            <w:r>
+              <w:rPr>
+                <w:rFonts w:cs="Courier New"/>
+              </w:rPr>
+              <w:t>..</w:t>
+            </w:r>
+            <w:r>
+              <w:rPr>
+                <w:rFonts w:cs="Courier New"/>
+              </w:rPr>
+              <w:t xml:space="preserve"> </w:t>
+            </w:r>
+            <w:r>
+              <w:rPr>
+                <w:rFonts w:cs="Courier New"/>
+              </w:rPr>
+              <w:t>50 is common.)</w:t>
+            </w:r>
+          </w:p>
+          <w:p>
+            <w:pPr>
+              <w:rPr>
+                <w:rFonts w:cs="Courier New"/>
+              </w:rPr>
+            </w:pPr>
+          </w:p>
+          <w:p>
+            <w:pPr>
+              <w:rPr>
+                <w:rFonts w:cs="Courier New"/>
+              </w:rPr>
+            </w:pPr>
+            <w:r>
+              <w:rPr>
+                <w:rFonts w:cs="Courier New"/>
+              </w:rPr>
+              <w:t xml:space="preserve"> This means that the same denotation may be used for many simple labels.</w:t>
             </w:r>
             <w:r>
               <w:rPr>
@@ -10950,7 +11325,7 @@
                 <w:b/>
                 <w:bCs/>
               </w:rPr>
-              <w:t>Goto</w:t>
+              <w:t>Forward</w:t>
             </w:r>
             <w:r>
               <w:rPr>
@@ -10968,19 +11343,7 @@
               <w:rPr>
                 <w:rFonts w:cs="Courier New"/>
               </w:rPr>
-              <w:t xml:space="preserve">    </w:t>
-            </w:r>
-            <w:r>
-              <w:rPr>
-                <w:rFonts w:cs="Courier New"/>
-              </w:rPr>
-              <w:t xml:space="preserve">     </w:t>
-            </w:r>
-            <w:r>
-              <w:rPr>
-                <w:rFonts w:cs="Courier New"/>
-              </w:rPr>
-              <w:t>&gt;-----+</w:t>
+              <w:t xml:space="preserve">   &gt;-----+</w:t>
             </w:r>
           </w:p>
           <w:p>
@@ -11041,7 +11404,7 @@
                 <w:b/>
                 <w:bCs/>
               </w:rPr>
-              <w:t>Goto</w:t>
+              <w:t>Forward</w:t>
             </w:r>
             <w:r>
               <w:rPr>
@@ -11053,13 +11416,13 @@
               <w:rPr>
                 <w:rFonts w:cs="Courier New"/>
               </w:rPr>
-              <w:t xml:space="preserve">      </w:t>
+              <w:t xml:space="preserve"> </w:t>
             </w:r>
             <w:r>
               <w:rPr>
                 <w:rFonts w:cs="Courier New"/>
               </w:rPr>
-              <w:t xml:space="preserve">  &gt;-----+</w:t>
+              <w:t xml:space="preserve"> &gt;-----+</w:t>
             </w:r>
           </w:p>
           <w:p>
@@ -11152,7 +11515,7 @@
                 <w:rFonts w:cs="Courier New"/>
                 <w:b/>
               </w:rPr>
-              <w:t>Repeat</w:t>
+              <w:t>Backward</w:t>
             </w:r>
             <w:r>
               <w:rPr>
@@ -11164,13 +11527,13 @@
               <w:rPr>
                 <w:rFonts w:cs="Courier New"/>
               </w:rPr>
-              <w:t xml:space="preserve">     </w:t>
+              <w:t xml:space="preserve"> </w:t>
             </w:r>
             <w:r>
               <w:rPr>
                 <w:rFonts w:cs="Courier New"/>
               </w:rPr>
-              <w:t xml:space="preserve">  &gt;-----+</w:t>
+              <w:t xml:space="preserve"> &gt;-----+</w:t>
             </w:r>
           </w:p>
           <w:p>
@@ -11179,87 +11542,43 @@
                 <w:rFonts w:cs="Courier New"/>
               </w:rPr>
             </w:pPr>
-            <w:r>
+          </w:p>
+          <w:p>
+            <w:pPr>
               <w:rPr>
                 <w:rFonts w:cs="Courier New"/>
               </w:rPr>
-              <w:t>All uses of a particular simple label must be in the same block as the definition of that label.</w:t>
-            </w:r>
-          </w:p>
-          <w:p>
-            <w:pPr>
+            </w:pPr>
+            <w:r>
               <w:rPr>
                 <w:rFonts w:cs="Courier New"/>
               </w:rPr>
-            </w:pPr>
+              <w:lastRenderedPageBreak/>
+              <w:t>2. General Labels - have none of the restrictions of simple labels. They are identified by tags and will be defined automatically</w:t>
+            </w:r>
             <w:r>
               <w:rPr>
                 <w:rFonts w:cs="Courier New"/>
               </w:rPr>
-              <w:t>Simple labels are encoded as two-byte unsigned integers although code generators may assume that their values are within a fairly small range.</w:t>
-            </w:r>
-          </w:p>
-          <w:p>
-            <w:pPr>
+              <w:t>,</w:t>
+            </w:r>
+            <w:r>
               <w:rPr>
                 <w:rFonts w:cs="Courier New"/>
               </w:rPr>
-            </w:pPr>
+              <w:t xml:space="preserve"> if necessary</w:t>
+            </w:r>
             <w:r>
               <w:rPr>
                 <w:rFonts w:cs="Courier New"/>
               </w:rPr>
-              <w:t>(</w:t>
+              <w:t>,</w:t>
             </w:r>
             <w:r>
               <w:rPr>
                 <w:rFonts w:cs="Courier New"/>
               </w:rPr>
-              <w:t>1</w:t>
-            </w:r>
-            <w:r>
-              <w:rPr>
-                <w:rFonts w:cs="Courier New"/>
-              </w:rPr>
-              <w:t xml:space="preserve"> </w:t>
-            </w:r>
-            <w:r>
-              <w:rPr>
-                <w:rFonts w:cs="Courier New"/>
-              </w:rPr>
-              <w:t>..</w:t>
-            </w:r>
-            <w:r>
-              <w:rPr>
-                <w:rFonts w:cs="Courier New"/>
-              </w:rPr>
-              <w:t xml:space="preserve"> </w:t>
-            </w:r>
-            <w:r>
-              <w:rPr>
-                <w:rFonts w:cs="Courier New"/>
-              </w:rPr>
-              <w:t>50 is common.)</w:t>
-            </w:r>
-          </w:p>
-          <w:p>
-            <w:pPr>
-              <w:rPr>
-                <w:rFonts w:cs="Courier New"/>
-              </w:rPr>
-            </w:pPr>
-          </w:p>
-          <w:p>
-            <w:pPr>
-              <w:rPr>
-                <w:rFonts w:cs="Courier New"/>
-              </w:rPr>
-            </w:pPr>
-            <w:r>
-              <w:rPr>
-                <w:rFonts w:cs="Courier New"/>
-              </w:rPr>
-              <w:t>2. General Labels - have none of the restrictions of simple labels. They are identified by tags and will be defined automatically if necessary when they are first used. General labels are referenced by the instructions:</w:t>
+              <w:t xml:space="preserve"> when they are first used. General labels are referenced by the instructions:</w:t>
             </w:r>
           </w:p>
           <w:p>
@@ -11273,7 +11592,6 @@
                 <w:rFonts w:cs="Courier New"/>
                 <w:b/>
               </w:rPr>
-              <w:lastRenderedPageBreak/>
               <w:t>Jump</w:t>
             </w:r>
             <w:r>
@@ -11692,7 +12010,7 @@
         <w:pStyle w:val="Heading1"/>
         <w:jc w:val="left"/>
       </w:pPr>
-      <w:bookmarkStart w:id="2" w:name="_Toc144393164"/>
+      <w:bookmarkStart w:id="2" w:name="_Toc192668459"/>
       <w:r>
         <w:lastRenderedPageBreak/>
         <w:t>Conventions</w:t>
@@ -11838,7 +12156,13 @@
         <w:t>given</w:t>
       </w:r>
       <w:r>
-        <w:t xml:space="preserve"> 'DEFINE 57,Fred......' then '</w:t>
+        <w:t xml:space="preserve"> 'DEFINE 57,</w:t>
+      </w:r>
+      <w:r>
+        <w:t xml:space="preserve"> </w:t>
+      </w:r>
+      <w:r>
+        <w:t>Fred......' then '</w:t>
       </w:r>
       <w:r>
         <w:t>Stack</w:t>
@@ -11897,7 +12221,7 @@
         <w:pStyle w:val="Heading1"/>
         <w:jc w:val="left"/>
       </w:pPr>
-      <w:bookmarkStart w:id="3" w:name="_Toc144393165"/>
+      <w:bookmarkStart w:id="3" w:name="_Toc192668460"/>
       <w:r>
         <w:lastRenderedPageBreak/>
         <w:t>ICODE INSTRUCTIONS</w:t>
@@ -13169,7 +13493,7 @@
           </w:tcPr>
           <w:p>
             <w:r>
-              <w:t>REPEAT</w:t>
+              <w:t>BACKWARD</w:t>
             </w:r>
           </w:p>
         </w:tc>
@@ -13335,7 +13659,7 @@
           </w:tcPr>
           <w:p>
             <w:r>
-              <w:t>GOTO</w:t>
+              <w:t>FORWARD</w:t>
             </w:r>
           </w:p>
         </w:tc>
@@ -14743,9 +15067,11 @@
             <w:tcW w:w="1701" w:type="dxa"/>
           </w:tcPr>
           <w:p>
+            <w:proofErr w:type="spellStart"/>
             <w:r>
               <w:t>i</w:t>
             </w:r>
+            <w:proofErr w:type="spellEnd"/>
           </w:p>
         </w:tc>
         <w:tc>
@@ -15675,7 +16001,19 @@
     <w:p/>
     <w:p>
       <w:r>
-        <w:t xml:space="preserve">All other byte values (in the range 0..255) are </w:t>
+        <w:t>All other byte values (in the range 0</w:t>
+      </w:r>
+      <w:r>
+        <w:t xml:space="preserve"> </w:t>
+      </w:r>
+      <w:r>
+        <w:t>..</w:t>
+      </w:r>
+      <w:r>
+        <w:t xml:space="preserve"> </w:t>
+      </w:r>
+      <w:r>
+        <w:t xml:space="preserve">255) are </w:t>
       </w:r>
       <w:r>
         <w:t xml:space="preserve">currently </w:t>
@@ -15710,7 +16048,7 @@
         <w:pStyle w:val="Heading1"/>
         <w:jc w:val="left"/>
       </w:pPr>
-      <w:bookmarkStart w:id="4" w:name="_Toc144393166"/>
+      <w:bookmarkStart w:id="4" w:name="_Toc192668461"/>
       <w:r>
         <w:lastRenderedPageBreak/>
         <w:t>ICODE GROUPS</w:t>
@@ -15721,7 +16059,7 @@
       <w:pPr>
         <w:pStyle w:val="Heading2"/>
       </w:pPr>
-      <w:bookmarkStart w:id="5" w:name="_Toc144393167"/>
+      <w:bookmarkStart w:id="5" w:name="_Toc192668462"/>
       <w:r>
         <w:t>Stack</w:t>
       </w:r>
@@ -15771,7 +16109,7 @@
             <w:pPr>
               <w:pStyle w:val="Heading3"/>
             </w:pPr>
-            <w:bookmarkStart w:id="6" w:name="_Toc144393168"/>
+            <w:bookmarkStart w:id="6" w:name="_Toc192668463"/>
             <w:r>
               <w:t>ADD</w:t>
             </w:r>
@@ -15794,7 +16132,15 @@
           </w:tcPr>
           <w:p>
             <w:r>
-              <w:t>Load Operation( ADDx )</w:t>
+              <w:t xml:space="preserve">Load Operation( </w:t>
+            </w:r>
+            <w:proofErr w:type="spellStart"/>
+            <w:r>
+              <w:t>ADDx</w:t>
+            </w:r>
+            <w:proofErr w:type="spellEnd"/>
+            <w:r>
+              <w:t xml:space="preserve"> )</w:t>
             </w:r>
           </w:p>
         </w:tc>
@@ -15883,7 +16229,13 @@
               </w:numPr>
             </w:pPr>
             <w:r>
-              <w:t>TOS,SOS are not integer or real.</w:t>
+              <w:t>TOS,</w:t>
+            </w:r>
+            <w:r>
+              <w:t xml:space="preserve"> </w:t>
+            </w:r>
+            <w:r>
+              <w:t>SOS are not integer or real.</w:t>
             </w:r>
           </w:p>
         </w:tc>
@@ -15976,7 +16328,7 @@
             <w:pPr>
               <w:pStyle w:val="Heading3"/>
             </w:pPr>
-            <w:bookmarkStart w:id="7" w:name="_Toc144393169"/>
+            <w:bookmarkStart w:id="7" w:name="_Toc192668464"/>
             <w:r>
               <w:t>ADDA</w:t>
             </w:r>
@@ -16005,7 +16357,15 @@
           </w:tcPr>
           <w:p>
             <w:r>
-              <w:t>Load Double( ADDx )</w:t>
+              <w:t xml:space="preserve">Load Double( </w:t>
+            </w:r>
+            <w:proofErr w:type="spellStart"/>
+            <w:r>
+              <w:t>ADDx</w:t>
+            </w:r>
+            <w:proofErr w:type="spellEnd"/>
+            <w:r>
+              <w:t xml:space="preserve"> )</w:t>
             </w:r>
           </w:p>
         </w:tc>
@@ -16093,7 +16453,13 @@
               </w:numPr>
             </w:pPr>
             <w:r>
-              <w:t>TOS,SOS are not integer or real.</w:t>
+              <w:t>TOS,</w:t>
+            </w:r>
+            <w:r>
+              <w:t xml:space="preserve"> </w:t>
+            </w:r>
+            <w:r>
+              <w:t>SOS are not integer or real.</w:t>
             </w:r>
           </w:p>
         </w:tc>
@@ -16186,7 +16552,7 @@
             <w:pPr>
               <w:pStyle w:val="Heading3"/>
             </w:pPr>
-            <w:bookmarkStart w:id="8" w:name="_Toc144393170"/>
+            <w:bookmarkStart w:id="8" w:name="_Toc192668465"/>
             <w:r>
               <w:t>AND</w:t>
             </w:r>
@@ -16215,7 +16581,15 @@
           </w:tcPr>
           <w:p>
             <w:r>
-              <w:t>Load Operation( ANDx )</w:t>
+              <w:t xml:space="preserve">Load Operation( </w:t>
+            </w:r>
+            <w:proofErr w:type="spellStart"/>
+            <w:r>
+              <w:t>ANDx</w:t>
+            </w:r>
+            <w:proofErr w:type="spellEnd"/>
+            <w:r>
+              <w:t xml:space="preserve"> )</w:t>
             </w:r>
           </w:p>
         </w:tc>
@@ -16241,7 +16615,13 @@
               <w:t>TOS</w:t>
             </w:r>
             <w:r>
-              <w:t>,SOS</w:t>
+              <w:t>,</w:t>
+            </w:r>
+            <w:r>
+              <w:t xml:space="preserve"> </w:t>
+            </w:r>
+            <w:r>
+              <w:t>SOS</w:t>
             </w:r>
             <w:r>
               <w:t xml:space="preserve"> </w:t>
@@ -16345,7 +16725,13 @@
               </w:numPr>
             </w:pPr>
             <w:r>
-              <w:t>TOS,SOS are not intege</w:t>
+              <w:t>TOS,</w:t>
+            </w:r>
+            <w:r>
+              <w:t xml:space="preserve"> </w:t>
+            </w:r>
+            <w:r>
+              <w:t>SOS are not intege</w:t>
             </w:r>
             <w:r>
               <w:t>r values</w:t>
@@ -16458,7 +16844,7 @@
             <w:pPr>
               <w:pStyle w:val="Heading3"/>
             </w:pPr>
-            <w:bookmarkStart w:id="9" w:name="_Toc144393171"/>
+            <w:bookmarkStart w:id="9" w:name="_Toc192668466"/>
             <w:r>
               <w:t>CONCAT</w:t>
             </w:r>
@@ -16481,7 +16867,15 @@
           </w:tcPr>
           <w:p>
             <w:r>
-              <w:t>Load Operation( CONCx )</w:t>
+              <w:t xml:space="preserve">Load Operation( </w:t>
+            </w:r>
+            <w:proofErr w:type="spellStart"/>
+            <w:r>
+              <w:t>CONCx</w:t>
+            </w:r>
+            <w:proofErr w:type="spellEnd"/>
+            <w:r>
+              <w:t xml:space="preserve"> )</w:t>
             </w:r>
           </w:p>
         </w:tc>
@@ -16680,7 +17074,7 @@
             <w:pPr>
               <w:pStyle w:val="Heading3"/>
             </w:pPr>
-            <w:bookmarkStart w:id="10" w:name="_Toc144393172"/>
+            <w:bookmarkStart w:id="10" w:name="_Toc192668467"/>
             <w:r>
               <w:t>DIVIDE</w:t>
             </w:r>
@@ -16703,7 +17097,15 @@
           </w:tcPr>
           <w:p>
             <w:r>
-              <w:t>Load Operation( RDIVx )</w:t>
+              <w:t xml:space="preserve">Load Operation( </w:t>
+            </w:r>
+            <w:proofErr w:type="spellStart"/>
+            <w:r>
+              <w:t>RDIVx</w:t>
+            </w:r>
+            <w:proofErr w:type="spellEnd"/>
+            <w:r>
+              <w:t xml:space="preserve"> )</w:t>
             </w:r>
           </w:p>
         </w:tc>
@@ -16911,7 +17313,7 @@
             <w:pPr>
               <w:pStyle w:val="Heading3"/>
             </w:pPr>
-            <w:bookmarkStart w:id="11" w:name="_Toc144393173"/>
+            <w:bookmarkStart w:id="11" w:name="_Toc192668468"/>
             <w:r>
               <w:t>IEXP</w:t>
             </w:r>
@@ -16934,7 +17336,15 @@
           </w:tcPr>
           <w:p>
             <w:r>
-              <w:t>Load Operation( EXPx )</w:t>
+              <w:t xml:space="preserve">Load Operation( </w:t>
+            </w:r>
+            <w:proofErr w:type="spellStart"/>
+            <w:r>
+              <w:t>EXPx</w:t>
+            </w:r>
+            <w:proofErr w:type="spellEnd"/>
+            <w:r>
+              <w:t xml:space="preserve"> )</w:t>
             </w:r>
           </w:p>
         </w:tc>
@@ -17129,7 +17539,7 @@
             <w:pPr>
               <w:pStyle w:val="Heading3"/>
             </w:pPr>
-            <w:bookmarkStart w:id="12" w:name="_Toc144393174"/>
+            <w:bookmarkStart w:id="12" w:name="_Toc192668469"/>
             <w:r>
               <w:t>LSH</w:t>
             </w:r>
@@ -17152,7 +17562,15 @@
           </w:tcPr>
           <w:p>
             <w:r>
-              <w:t>Load Operation( LSHx )</w:t>
+              <w:t xml:space="preserve">Load Operation( </w:t>
+            </w:r>
+            <w:proofErr w:type="spellStart"/>
+            <w:r>
+              <w:t>LSHx</w:t>
+            </w:r>
+            <w:proofErr w:type="spellEnd"/>
+            <w:r>
+              <w:t xml:space="preserve"> )</w:t>
             </w:r>
           </w:p>
         </w:tc>
@@ -17369,7 +17787,7 @@
             <w:pPr>
               <w:pStyle w:val="Heading3"/>
             </w:pPr>
-            <w:bookmarkStart w:id="13" w:name="_Toc144393175"/>
+            <w:bookmarkStart w:id="13" w:name="_Toc192668470"/>
             <w:r>
               <w:t>MOD</w:t>
             </w:r>
@@ -17392,7 +17810,15 @@
           </w:tcPr>
           <w:p>
             <w:r>
-              <w:t>Load Operation( ABSx )</w:t>
+              <w:t xml:space="preserve">Load Operation( </w:t>
+            </w:r>
+            <w:proofErr w:type="spellStart"/>
+            <w:r>
+              <w:t>ABSx</w:t>
+            </w:r>
+            <w:proofErr w:type="spellEnd"/>
+            <w:r>
+              <w:t xml:space="preserve"> )</w:t>
             </w:r>
           </w:p>
         </w:tc>
@@ -17581,7 +18007,7 @@
             <w:pPr>
               <w:pStyle w:val="Heading3"/>
             </w:pPr>
-            <w:bookmarkStart w:id="14" w:name="_Toc144393176"/>
+            <w:bookmarkStart w:id="14" w:name="_Toc192668471"/>
             <w:r>
               <w:t>M</w:t>
             </w:r>
@@ -17607,7 +18033,15 @@
           </w:tcPr>
           <w:p>
             <w:r>
-              <w:t>Load Operation( MULx )</w:t>
+              <w:t xml:space="preserve">Load Operation( </w:t>
+            </w:r>
+            <w:proofErr w:type="spellStart"/>
+            <w:r>
+              <w:t>MULx</w:t>
+            </w:r>
+            <w:proofErr w:type="spellEnd"/>
+            <w:r>
+              <w:t xml:space="preserve"> )</w:t>
             </w:r>
           </w:p>
         </w:tc>
@@ -17806,7 +18240,7 @@
             <w:pPr>
               <w:pStyle w:val="Heading3"/>
             </w:pPr>
-            <w:bookmarkStart w:id="15" w:name="_Toc144393177"/>
+            <w:bookmarkStart w:id="15" w:name="_Toc192668472"/>
             <w:r>
               <w:t>NEGATE</w:t>
             </w:r>
@@ -17829,7 +18263,15 @@
           </w:tcPr>
           <w:p>
             <w:r>
-              <w:t>Load Operation(NEGx)</w:t>
+              <w:t>Load Operation(</w:t>
+            </w:r>
+            <w:proofErr w:type="spellStart"/>
+            <w:r>
+              <w:t>NEGx</w:t>
+            </w:r>
+            <w:proofErr w:type="spellEnd"/>
+            <w:r>
+              <w:t>)</w:t>
             </w:r>
           </w:p>
         </w:tc>
@@ -18003,7 +18445,7 @@
             <w:pPr>
               <w:pStyle w:val="Heading3"/>
             </w:pPr>
-            <w:bookmarkStart w:id="16" w:name="_Toc144393178"/>
+            <w:bookmarkStart w:id="16" w:name="_Toc192668473"/>
             <w:r>
               <w:t>NOT</w:t>
             </w:r>
@@ -18026,7 +18468,15 @@
           </w:tcPr>
           <w:p>
             <w:r>
-              <w:t>Load Operation( NOTx )</w:t>
+              <w:t xml:space="preserve">Load Operation( </w:t>
+            </w:r>
+            <w:proofErr w:type="spellStart"/>
+            <w:r>
+              <w:t>NOTx</w:t>
+            </w:r>
+            <w:proofErr w:type="spellEnd"/>
+            <w:r>
+              <w:t xml:space="preserve"> )</w:t>
             </w:r>
           </w:p>
         </w:tc>
@@ -18173,7 +18623,7 @@
             <w:pPr>
               <w:pStyle w:val="Heading3"/>
             </w:pPr>
-            <w:bookmarkStart w:id="17" w:name="_Toc144393179"/>
+            <w:bookmarkStart w:id="17" w:name="_Toc192668474"/>
             <w:r>
               <w:t>OR</w:t>
             </w:r>
@@ -18196,7 +18646,15 @@
           </w:tcPr>
           <w:p>
             <w:r>
-              <w:t>Load Operation( ORx )</w:t>
+              <w:t xml:space="preserve">Load Operation( </w:t>
+            </w:r>
+            <w:proofErr w:type="spellStart"/>
+            <w:r>
+              <w:t>ORx</w:t>
+            </w:r>
+            <w:proofErr w:type="spellEnd"/>
+            <w:r>
+              <w:t xml:space="preserve"> )</w:t>
             </w:r>
           </w:p>
         </w:tc>
@@ -18389,7 +18847,7 @@
             <w:pPr>
               <w:pStyle w:val="Heading3"/>
             </w:pPr>
-            <w:bookmarkStart w:id="18" w:name="_Toc144393180"/>
+            <w:bookmarkStart w:id="18" w:name="_Toc192668475"/>
             <w:r>
               <w:t>QUOT</w:t>
             </w:r>
@@ -18412,7 +18870,15 @@
           </w:tcPr>
           <w:p>
             <w:r>
-              <w:t>Load Operation( DIVx )</w:t>
+              <w:t xml:space="preserve">Load Operation( </w:t>
+            </w:r>
+            <w:proofErr w:type="spellStart"/>
+            <w:r>
+              <w:t>DIVx</w:t>
+            </w:r>
+            <w:proofErr w:type="spellEnd"/>
+            <w:r>
+              <w:t xml:space="preserve"> )</w:t>
             </w:r>
           </w:p>
         </w:tc>
@@ -18606,7 +19072,7 @@
             <w:pPr>
               <w:pStyle w:val="Heading3"/>
             </w:pPr>
-            <w:bookmarkStart w:id="19" w:name="_Toc144393181"/>
+            <w:bookmarkStart w:id="19" w:name="_Toc192668476"/>
             <w:r>
               <w:t>REXP</w:t>
             </w:r>
@@ -18630,7 +19096,15 @@
           </w:tcPr>
           <w:p>
             <w:r>
-              <w:t>Load Operation(REXPx)</w:t>
+              <w:t>Load Operation(</w:t>
+            </w:r>
+            <w:proofErr w:type="spellStart"/>
+            <w:r>
+              <w:t>REXPx</w:t>
+            </w:r>
+            <w:proofErr w:type="spellEnd"/>
+            <w:r>
+              <w:t>)</w:t>
             </w:r>
           </w:p>
         </w:tc>
@@ -18814,7 +19288,7 @@
             <w:pPr>
               <w:pStyle w:val="Heading3"/>
             </w:pPr>
-            <w:bookmarkStart w:id="20" w:name="_Toc144393182"/>
+            <w:bookmarkStart w:id="20" w:name="_Toc192668477"/>
             <w:r>
               <w:t>RSH</w:t>
             </w:r>
@@ -18837,7 +19311,15 @@
           </w:tcPr>
           <w:p>
             <w:r>
-              <w:t>Load Operation( RSHx )</w:t>
+              <w:t xml:space="preserve">Load Operation( </w:t>
+            </w:r>
+            <w:proofErr w:type="spellStart"/>
+            <w:r>
+              <w:t>RSHx</w:t>
+            </w:r>
+            <w:proofErr w:type="spellEnd"/>
+            <w:r>
+              <w:t xml:space="preserve"> )</w:t>
             </w:r>
           </w:p>
         </w:tc>
@@ -19032,7 +19514,7 @@
             <w:pPr>
               <w:pStyle w:val="Heading3"/>
             </w:pPr>
-            <w:bookmarkStart w:id="21" w:name="_Toc144393183"/>
+            <w:bookmarkStart w:id="21" w:name="_Toc192668478"/>
             <w:r>
               <w:t>SUB</w:t>
             </w:r>
@@ -19055,7 +19537,15 @@
           </w:tcPr>
           <w:p>
             <w:r>
-              <w:t>Load Operation( SUBx )</w:t>
+              <w:t xml:space="preserve">Load Operation( </w:t>
+            </w:r>
+            <w:proofErr w:type="spellStart"/>
+            <w:r>
+              <w:t>SUBx</w:t>
+            </w:r>
+            <w:proofErr w:type="spellEnd"/>
+            <w:r>
+              <w:t xml:space="preserve"> )</w:t>
             </w:r>
           </w:p>
         </w:tc>
@@ -19241,7 +19731,7 @@
             <w:pPr>
               <w:pStyle w:val="Heading3"/>
             </w:pPr>
-            <w:bookmarkStart w:id="22" w:name="_Toc144393184"/>
+            <w:bookmarkStart w:id="22" w:name="_Toc192668479"/>
             <w:r>
               <w:t>SUBA</w:t>
             </w:r>
@@ -19264,7 +19754,23 @@
           </w:tcPr>
           <w:p>
             <w:r>
-              <w:t>Load DoubleOp( SUBx)</w:t>
+              <w:t xml:space="preserve">Load </w:t>
+            </w:r>
+            <w:proofErr w:type="spellStart"/>
+            <w:r>
+              <w:t>DoubleOp</w:t>
+            </w:r>
+            <w:proofErr w:type="spellEnd"/>
+            <w:r>
+              <w:t xml:space="preserve">( </w:t>
+            </w:r>
+            <w:proofErr w:type="spellStart"/>
+            <w:r>
+              <w:t>SUBx</w:t>
+            </w:r>
+            <w:proofErr w:type="spellEnd"/>
+            <w:r>
+              <w:t>)</w:t>
             </w:r>
           </w:p>
         </w:tc>
@@ -19286,8 +19792,13 @@
             <w:gridSpan w:val="3"/>
           </w:tcPr>
           <w:p>
-            <w:r>
-              <w:t>Similar to Sub except generated code is for addresses</w:t>
+            <w:proofErr w:type="gramStart"/>
+            <w:r>
+              <w:t>Similar to</w:t>
+            </w:r>
+            <w:proofErr w:type="gramEnd"/>
+            <w:r>
+              <w:t xml:space="preserve"> Sub except generated code is for addresses</w:t>
             </w:r>
           </w:p>
         </w:tc>
@@ -19432,7 +19943,7 @@
             <w:pPr>
               <w:pStyle w:val="Heading3"/>
             </w:pPr>
-            <w:bookmarkStart w:id="23" w:name="_Toc144393185"/>
+            <w:bookmarkStart w:id="23" w:name="_Toc192668480"/>
             <w:r>
               <w:t>XOR</w:t>
             </w:r>
@@ -19456,7 +19967,15 @@
           </w:tcPr>
           <w:p>
             <w:r>
-              <w:t>Load Operation( XORx )</w:t>
+              <w:t xml:space="preserve">Load Operation( </w:t>
+            </w:r>
+            <w:proofErr w:type="spellStart"/>
+            <w:r>
+              <w:t>XORx</w:t>
+            </w:r>
+            <w:proofErr w:type="spellEnd"/>
+            <w:r>
+              <w:t xml:space="preserve"> )</w:t>
             </w:r>
           </w:p>
         </w:tc>
@@ -19631,7 +20150,7 @@
       <w:pPr>
         <w:pStyle w:val="Heading2"/>
       </w:pPr>
-      <w:bookmarkStart w:id="24" w:name="_Toc144393186"/>
+      <w:bookmarkStart w:id="24" w:name="_Toc192668481"/>
       <w:r>
         <w:lastRenderedPageBreak/>
         <w:t>Jumps and Labels</w:t>
@@ -19710,7 +20229,7 @@
             <w:tcW w:w="2581" w:type="dxa"/>
           </w:tcPr>
           <w:p>
-            <w:bookmarkStart w:id="25" w:name="_Toc144393187"/>
+            <w:bookmarkStart w:id="25" w:name="_Toc192668482"/>
             <w:r>
               <w:rPr>
                 <w:rStyle w:val="Heading3Char"/>
@@ -20016,7 +20535,10 @@
           </w:p>
           <w:p>
             <w:r>
-              <w:t>REPEAT 40</w:t>
+              <w:t>BACKWARD</w:t>
+            </w:r>
+            <w:r>
+              <w:t xml:space="preserve"> 40</w:t>
             </w:r>
           </w:p>
         </w:tc>
@@ -20056,13 +20578,13 @@
             <w:tcW w:w="2581" w:type="dxa"/>
           </w:tcPr>
           <w:p>
-            <w:bookmarkStart w:id="26" w:name="_Toc144393188"/>
+            <w:bookmarkStart w:id="26" w:name="_Toc192668483"/>
             <w:r>
               <w:rPr>
                 <w:rStyle w:val="Heading3Char"/>
                 <w:bCs/>
               </w:rPr>
-              <w:t>GOTO</w:t>
+              <w:t>FORWARD</w:t>
             </w:r>
             <w:bookmarkEnd w:id="26"/>
             <w:r>
@@ -20253,7 +20775,10 @@
           </w:p>
           <w:p>
             <w:r>
-              <w:t>GOTO 21</w:t>
+              <w:t>FORWARD</w:t>
+            </w:r>
+            <w:r>
+              <w:t xml:space="preserve"> 21</w:t>
             </w:r>
           </w:p>
           <w:p>
@@ -20289,12 +20814,7 @@
         <w:spacing w:line="240" w:lineRule="auto"/>
       </w:pPr>
     </w:p>
-    <w:p>
-      <w:r>
-        <w:lastRenderedPageBreak/>
-        <w:br w:type="page"/>
-      </w:r>
-    </w:p>
+    <w:p/>
     <w:p>
       <w:pPr>
         <w:spacing w:line="240" w:lineRule="auto"/>
@@ -20329,7 +20849,7 @@
             <w:tcW w:w="2581" w:type="dxa"/>
           </w:tcPr>
           <w:p>
-            <w:bookmarkStart w:id="27" w:name="_Toc144393189"/>
+            <w:bookmarkStart w:id="27" w:name="_Toc192668484"/>
             <w:r>
               <w:rPr>
                 <w:rStyle w:val="Heading3Char"/>
@@ -20529,7 +21049,7 @@
             <w:tcW w:w="2581" w:type="dxa"/>
           </w:tcPr>
           <w:p>
-            <w:bookmarkStart w:id="28" w:name="_Toc144393190"/>
+            <w:bookmarkStart w:id="28" w:name="_Toc192668485"/>
             <w:r>
               <w:rPr>
                 <w:rStyle w:val="Heading3Char"/>
@@ -20783,7 +21303,7 @@
             <w:tcW w:w="2581" w:type="dxa"/>
           </w:tcPr>
           <w:p>
-            <w:bookmarkStart w:id="29" w:name="_Toc144393191"/>
+            <w:bookmarkStart w:id="29" w:name="_Toc192668486"/>
             <w:r>
               <w:rPr>
                 <w:rStyle w:val="Heading3Char"/>
@@ -21028,7 +21548,7 @@
             <w:gridSpan w:val="2"/>
           </w:tcPr>
           <w:p>
-            <w:bookmarkStart w:id="30" w:name="_Toc144393192"/>
+            <w:bookmarkStart w:id="30" w:name="_Toc192668487"/>
             <w:r>
               <w:rPr>
                 <w:rStyle w:val="Heading3Char"/>
@@ -21280,7 +21800,7 @@
             <w:tcW w:w="2581" w:type="dxa"/>
           </w:tcPr>
           <w:p>
-            <w:bookmarkStart w:id="31" w:name="_Toc144393193"/>
+            <w:bookmarkStart w:id="31" w:name="_Toc192668488"/>
             <w:r>
               <w:rPr>
                 <w:rStyle w:val="Heading3Char"/>
@@ -21525,7 +22045,7 @@
             <w:gridSpan w:val="2"/>
           </w:tcPr>
           <w:p>
-            <w:bookmarkStart w:id="32" w:name="_Toc144393194"/>
+            <w:bookmarkStart w:id="32" w:name="_Toc192668489"/>
             <w:r>
               <w:rPr>
                 <w:rStyle w:val="Heading3Char"/>
@@ -21774,7 +22294,7 @@
             <w:gridSpan w:val="2"/>
           </w:tcPr>
           <w:p>
-            <w:bookmarkStart w:id="33" w:name="_Toc144393195"/>
+            <w:bookmarkStart w:id="33" w:name="_Toc192668490"/>
             <w:r>
               <w:rPr>
                 <w:rStyle w:val="Heading3Char"/>
@@ -22025,7 +22545,7 @@
             <w:tcW w:w="2581" w:type="dxa"/>
           </w:tcPr>
           <w:p>
-            <w:bookmarkStart w:id="34" w:name="_Toc144393196"/>
+            <w:bookmarkStart w:id="34" w:name="_Toc192668491"/>
             <w:r>
               <w:rPr>
                 <w:rStyle w:val="Heading3Char"/>
@@ -22280,7 +22800,7 @@
             <w:gridSpan w:val="2"/>
           </w:tcPr>
           <w:p>
-            <w:bookmarkStart w:id="35" w:name="_Toc144393197"/>
+            <w:bookmarkStart w:id="35" w:name="_Toc192668492"/>
             <w:r>
               <w:rPr>
                 <w:rStyle w:val="Heading3Char"/>
@@ -22531,7 +23051,7 @@
                 <w:b/>
               </w:rPr>
             </w:pPr>
-            <w:bookmarkStart w:id="36" w:name="_Toc144393198"/>
+            <w:bookmarkStart w:id="36" w:name="_Toc192668493"/>
             <w:r>
               <w:rPr>
                 <w:rStyle w:val="Heading3Char"/>
@@ -22598,7 +23118,15 @@
           </w:tcPr>
           <w:p>
             <w:r>
-              <w:t>The simple label &lt;label&gt; is defined to be here. If outstanding references to the label exist they are satisfied and the label ceases to be defined. This ensures that all references to this label are in the same direction.</w:t>
+              <w:t xml:space="preserve">The simple label &lt;label&gt; is defined to be here. If outstanding references to the label exist they are </w:t>
+            </w:r>
+            <w:proofErr w:type="gramStart"/>
+            <w:r>
+              <w:t>satisfied</w:t>
+            </w:r>
+            <w:proofErr w:type="gramEnd"/>
+            <w:r>
+              <w:t xml:space="preserve"> and the label ceases to be defined. This ensures that all references to this label are in the same direction.</w:t>
             </w:r>
           </w:p>
         </w:tc>
@@ -22745,7 +23273,7 @@
                 <w:b/>
               </w:rPr>
             </w:pPr>
-            <w:bookmarkStart w:id="37" w:name="_Toc144393199"/>
+            <w:bookmarkStart w:id="37" w:name="_Toc192668494"/>
             <w:r>
               <w:rPr>
                 <w:rStyle w:val="Heading3Char"/>
@@ -23045,13 +23573,13 @@
             <w:gridSpan w:val="2"/>
           </w:tcPr>
           <w:p>
-            <w:bookmarkStart w:id="38" w:name="_Toc144393200"/>
+            <w:bookmarkStart w:id="38" w:name="_Toc192668495"/>
             <w:r>
               <w:rPr>
                 <w:rStyle w:val="Heading3Char"/>
                 <w:bCs/>
               </w:rPr>
-              <w:t>REPEAT</w:t>
+              <w:t>BACKWARD</w:t>
             </w:r>
             <w:bookmarkEnd w:id="38"/>
             <w:r>
@@ -23214,7 +23742,10 @@
           </w:p>
           <w:p>
             <w:r>
-              <w:t>REPEAT 16</w:t>
+              <w:t>BACKWARD</w:t>
+            </w:r>
+            <w:r>
+              <w:t xml:space="preserve"> 16</w:t>
             </w:r>
           </w:p>
           <w:p>
@@ -23265,7 +23796,7 @@
                 <w:b/>
               </w:rPr>
             </w:pPr>
-            <w:bookmarkStart w:id="39" w:name="_Toc144393201"/>
+            <w:bookmarkStart w:id="39" w:name="_Toc192668496"/>
             <w:r>
               <w:rPr>
                 <w:rStyle w:val="Heading3Char"/>
@@ -23405,7 +23936,15 @@
           </w:tcPr>
           <w:p>
             <w:r>
-              <w:t>-&gt;Sw(J)</w:t>
+              <w:t>-&gt;</w:t>
+            </w:r>
+            <w:proofErr w:type="spellStart"/>
+            <w:r>
+              <w:t>Sw</w:t>
+            </w:r>
+            <w:proofErr w:type="spellEnd"/>
+            <w:r>
+              <w:t>(J)</w:t>
             </w:r>
           </w:p>
         </w:tc>
@@ -23416,8 +23955,13 @@
           </w:tcPr>
           <w:p>
             <w:r>
-              <w:t>Stack J; Switch-Jump Sw</w:t>
-            </w:r>
+              <w:t xml:space="preserve">Stack J; Switch-Jump </w:t>
+            </w:r>
+            <w:proofErr w:type="spellStart"/>
+            <w:r>
+              <w:t>Sw</w:t>
+            </w:r>
+            <w:proofErr w:type="spellEnd"/>
           </w:p>
         </w:tc>
       </w:tr>
@@ -23462,7 +24006,7 @@
                 <w:b/>
               </w:rPr>
             </w:pPr>
-            <w:bookmarkStart w:id="40" w:name="_Toc144393202"/>
+            <w:bookmarkStart w:id="40" w:name="_Toc192668497"/>
             <w:r>
               <w:rPr>
                 <w:rStyle w:val="Heading3Char"/>
@@ -23613,8 +24157,13 @@
             <w:tcW w:w="2552" w:type="dxa"/>
           </w:tcPr>
           <w:p>
-            <w:r>
-              <w:t>Sw(12):</w:t>
+            <w:proofErr w:type="spellStart"/>
+            <w:r>
+              <w:t>Sw</w:t>
+            </w:r>
+            <w:proofErr w:type="spellEnd"/>
+            <w:r>
+              <w:t>(12):</w:t>
             </w:r>
           </w:p>
         </w:tc>
@@ -23625,8 +24174,13 @@
           </w:tcPr>
           <w:p>
             <w:r>
-              <w:t>PUSHI 12; SLABEL Sw</w:t>
-            </w:r>
+              <w:t xml:space="preserve">PUSHI 12; SLABEL </w:t>
+            </w:r>
+            <w:proofErr w:type="spellStart"/>
+            <w:r>
+              <w:t>Sw</w:t>
+            </w:r>
+            <w:proofErr w:type="spellEnd"/>
           </w:p>
         </w:tc>
       </w:tr>
@@ -23641,7 +24195,7 @@
       <w:pPr>
         <w:pStyle w:val="Heading2"/>
       </w:pPr>
-      <w:bookmarkStart w:id="41" w:name="_Toc144393203"/>
+      <w:bookmarkStart w:id="41" w:name="_Toc192668498"/>
       <w:r>
         <w:lastRenderedPageBreak/>
         <w:t>Assignment</w:t>
@@ -23686,7 +24240,7 @@
             <w:pPr>
               <w:pStyle w:val="Heading3"/>
             </w:pPr>
-            <w:bookmarkStart w:id="42" w:name="_Toc144393204"/>
+            <w:bookmarkStart w:id="42" w:name="_Toc192668499"/>
             <w:r>
               <w:t>ASSPAR</w:t>
             </w:r>
@@ -23907,7 +24461,7 @@
             <w:pPr>
               <w:pStyle w:val="Heading3"/>
             </w:pPr>
-            <w:bookmarkStart w:id="43" w:name="_Toc144393205"/>
+            <w:bookmarkStart w:id="43" w:name="_Toc192668500"/>
             <w:r>
               <w:t>ASSREF</w:t>
             </w:r>
@@ -24131,7 +24685,7 @@
             <w:pPr>
               <w:pStyle w:val="Heading3"/>
             </w:pPr>
-            <w:bookmarkStart w:id="44" w:name="_Toc144393206"/>
+            <w:bookmarkStart w:id="44" w:name="_Toc192668501"/>
             <w:r>
               <w:t>ASSVAL</w:t>
             </w:r>
@@ -24343,7 +24897,7 @@
             <w:pPr>
               <w:pStyle w:val="Heading3"/>
             </w:pPr>
-            <w:bookmarkStart w:id="45" w:name="_Toc144393207"/>
+            <w:bookmarkStart w:id="45" w:name="_Toc192668502"/>
             <w:r>
               <w:t>FALSE</w:t>
             </w:r>
@@ -24556,7 +25110,7 @@
             <w:pPr>
               <w:pStyle w:val="Heading3"/>
             </w:pPr>
-            <w:bookmarkStart w:id="46" w:name="_Toc144393208"/>
+            <w:bookmarkStart w:id="46" w:name="_Toc192668503"/>
             <w:r>
               <w:t>JAM</w:t>
             </w:r>
@@ -24761,7 +25315,7 @@
             <w:pPr>
               <w:pStyle w:val="Heading3"/>
             </w:pPr>
-            <w:bookmarkStart w:id="47" w:name="_Toc144393209"/>
+            <w:bookmarkStart w:id="47" w:name="_Toc192668504"/>
             <w:r>
               <w:t>MAP</w:t>
             </w:r>
@@ -24968,7 +25522,7 @@
             <w:pPr>
               <w:pStyle w:val="Heading3"/>
             </w:pPr>
-            <w:bookmarkStart w:id="48" w:name="_Toc144393210"/>
+            <w:bookmarkStart w:id="48" w:name="_Toc192668505"/>
             <w:r>
               <w:t>RESULT</w:t>
             </w:r>
@@ -24992,7 +25546,15 @@
           </w:tcPr>
           <w:p>
             <w:r>
-              <w:t>Load Return ( Fn )</w:t>
+              <w:t xml:space="preserve">Load Return ( </w:t>
+            </w:r>
+            <w:proofErr w:type="spellStart"/>
+            <w:r>
+              <w:t>Fn</w:t>
+            </w:r>
+            <w:proofErr w:type="spellEnd"/>
+            <w:r>
+              <w:t xml:space="preserve"> )</w:t>
             </w:r>
           </w:p>
         </w:tc>
@@ -25183,7 +25745,7 @@
             <w:pPr>
               <w:pStyle w:val="Heading3"/>
             </w:pPr>
-            <w:bookmarkStart w:id="49" w:name="_Toc144393211"/>
+            <w:bookmarkStart w:id="49" w:name="_Toc192668506"/>
             <w:r>
               <w:t>RETURN</w:t>
             </w:r>
@@ -25379,7 +25941,7 @@
             <w:pPr>
               <w:pStyle w:val="Heading3"/>
             </w:pPr>
-            <w:bookmarkStart w:id="50" w:name="_Toc144393212"/>
+            <w:bookmarkStart w:id="50" w:name="_Toc192668507"/>
             <w:r>
               <w:t>TRUE</w:t>
             </w:r>
@@ -25554,9 +26116,7 @@
         </w:tc>
       </w:tr>
     </w:tbl>
-    <w:p>
-      <w:bookmarkStart w:id="51" w:name="_Toc144393213"/>
-    </w:p>
+    <w:p/>
     <w:p>
       <w:r>
         <w:br w:type="page"/>
@@ -25567,6 +26127,7 @@
       <w:pPr>
         <w:pStyle w:val="Heading2"/>
       </w:pPr>
+      <w:bookmarkStart w:id="51" w:name="_Toc192668508"/>
       <w:r>
         <w:t xml:space="preserve">Embedding </w:t>
       </w:r>
@@ -25624,7 +26185,7 @@
             <w:tcW w:w="2581" w:type="dxa"/>
           </w:tcPr>
           <w:p>
-            <w:bookmarkStart w:id="52" w:name="_Toc144393214"/>
+            <w:bookmarkStart w:id="52" w:name="_Toc192668509"/>
             <w:r>
               <w:rPr>
                 <w:rStyle w:val="Heading3Char"/>
@@ -25811,7 +26372,7 @@
                 <w:bCs/>
               </w:rPr>
             </w:pPr>
-            <w:bookmarkStart w:id="53" w:name="_Toc144393215"/>
+            <w:bookmarkStart w:id="53" w:name="_Toc192668510"/>
             <w:r>
               <w:rPr>
                 <w:rStyle w:val="Heading3Char"/>
@@ -25963,7 +26524,7 @@
       <w:pPr>
         <w:pStyle w:val="Heading2"/>
       </w:pPr>
-      <w:bookmarkStart w:id="54" w:name="_Toc144393216"/>
+      <w:bookmarkStart w:id="54" w:name="_Toc192668511"/>
       <w:r>
         <w:lastRenderedPageBreak/>
         <w:t>Event/Signal</w:t>
@@ -26010,7 +26571,7 @@
                 <w:b/>
               </w:rPr>
             </w:pPr>
-            <w:bookmarkStart w:id="55" w:name="_Toc144393217"/>
+            <w:bookmarkStart w:id="55" w:name="_Toc192668512"/>
             <w:r>
               <w:rPr>
                 <w:rStyle w:val="Heading3Char"/>
@@ -26224,7 +26785,7 @@
                 <w:b/>
               </w:rPr>
             </w:pPr>
-            <w:bookmarkStart w:id="56" w:name="_Toc144393218"/>
+            <w:bookmarkStart w:id="56" w:name="_Toc192668513"/>
             <w:r>
               <w:rPr>
                 <w:rStyle w:val="Heading3Char"/>
@@ -26254,8 +26815,21 @@
             <w:tcW w:w="2582" w:type="dxa"/>
           </w:tcPr>
           <w:p>
-            <w:r>
-              <w:t>EventTrap( TagC, Tag )</w:t>
+            <w:proofErr w:type="spellStart"/>
+            <w:r>
+              <w:t>EventTrap</w:t>
+            </w:r>
+            <w:proofErr w:type="spellEnd"/>
+            <w:r>
+              <w:t xml:space="preserve">( </w:t>
+            </w:r>
+            <w:proofErr w:type="spellStart"/>
+            <w:r>
+              <w:t>TagC</w:t>
+            </w:r>
+            <w:proofErr w:type="spellEnd"/>
+            <w:r>
+              <w:t>, Tag )</w:t>
             </w:r>
           </w:p>
         </w:tc>
@@ -26280,6 +26854,7 @@
             <w:r>
               <w:t xml:space="preserve">This instruction marks the start of an </w:t>
             </w:r>
+            <w:proofErr w:type="gramStart"/>
             <w:r>
               <w:rPr>
                 <w:u w:val="single"/>
@@ -26295,6 +26870,7 @@
               </w:rPr>
               <w:t>event</w:t>
             </w:r>
+            <w:proofErr w:type="gramEnd"/>
             <w:r>
               <w:t xml:space="preserve"> b</w:t>
             </w:r>
@@ -26410,12 +26986,14 @@
             <w:r>
               <w:t xml:space="preserve"> 9 </w:t>
             </w:r>
+            <w:proofErr w:type="gramStart"/>
             <w:r>
               <w:rPr>
                 <w:u w:val="single"/>
               </w:rPr>
               <w:t>start</w:t>
             </w:r>
+            <w:proofErr w:type="gramEnd"/>
             <w:r>
               <w:t xml:space="preserve">; </w:t>
             </w:r>
@@ -26495,7 +27073,7 @@
             <w:pPr>
               <w:pStyle w:val="Heading3"/>
             </w:pPr>
-            <w:bookmarkStart w:id="57" w:name="_Toc144393219"/>
+            <w:bookmarkStart w:id="57" w:name="_Toc192668514"/>
             <w:r>
               <w:rPr>
                 <w:rStyle w:val="Heading2Char"/>
@@ -26567,8 +27145,13 @@
           </w:tcPr>
           <w:p>
             <w:r>
-              <w:t>%stop</w:t>
-            </w:r>
+              <w:t>%</w:t>
+            </w:r>
+            <w:proofErr w:type="gramStart"/>
+            <w:r>
+              <w:t>stop</w:t>
+            </w:r>
+            <w:proofErr w:type="gramEnd"/>
           </w:p>
           <w:p>
             <w:r>
@@ -26632,7 +27215,7 @@
       <w:pPr>
         <w:pStyle w:val="Heading2"/>
       </w:pPr>
-      <w:bookmarkStart w:id="58" w:name="_Toc144393220"/>
+      <w:bookmarkStart w:id="58" w:name="_Toc192668515"/>
       <w:r>
         <w:lastRenderedPageBreak/>
         <w:t>Compare/Test</w:t>
@@ -26677,7 +27260,7 @@
             <w:pPr>
               <w:pStyle w:val="Heading3"/>
             </w:pPr>
-            <w:bookmarkStart w:id="59" w:name="_Toc144393221"/>
+            <w:bookmarkStart w:id="59" w:name="_Toc192668516"/>
             <w:r>
               <w:t>COMPARE</w:t>
             </w:r>
@@ -26905,7 +27488,7 @@
             <w:pPr>
               <w:pStyle w:val="Heading3"/>
             </w:pPr>
-            <w:bookmarkStart w:id="60" w:name="_Toc144393222"/>
+            <w:bookmarkStart w:id="60" w:name="_Toc192668517"/>
             <w:r>
               <w:t>COMPAREA</w:t>
             </w:r>
@@ -27047,12 +27630,14 @@
             <w:gridSpan w:val="2"/>
           </w:tcPr>
           <w:p>
+            <w:proofErr w:type="spellStart"/>
             <w:r>
               <w:rPr>
                 <w:u w:val="single"/>
               </w:rPr>
               <w:t>integername</w:t>
             </w:r>
+            <w:proofErr w:type="spellEnd"/>
             <w:r>
               <w:t xml:space="preserve"> M; </w:t>
             </w:r>
@@ -27150,7 +27735,7 @@
             <w:pPr>
               <w:pStyle w:val="Heading3"/>
             </w:pPr>
-            <w:bookmarkStart w:id="61" w:name="_Toc144393223"/>
+            <w:bookmarkStart w:id="61" w:name="_Toc192668518"/>
             <w:r>
               <w:t>COMPARE</w:t>
             </w:r>
@@ -27360,7 +27945,7 @@
       <w:pPr>
         <w:pStyle w:val="Heading2"/>
       </w:pPr>
-      <w:bookmarkStart w:id="62" w:name="_Toc144393224"/>
+      <w:bookmarkStart w:id="62" w:name="_Toc192668519"/>
       <w:r>
         <w:lastRenderedPageBreak/>
         <w:t>Parameter/Variable Declaration</w:t>
@@ -27379,7 +27964,15 @@
     </w:p>
     <w:p>
       <w:r>
-        <w:t>The ICODE instruction, DEF, indicates the data-type, size and structure of a variable. When referencing the variable, the tag value is used.</w:t>
+        <w:t xml:space="preserve">The ICODE instruction, DEF, indicates the </w:t>
+      </w:r>
+      <w:proofErr w:type="gramStart"/>
+      <w:r>
+        <w:t>data-type</w:t>
+      </w:r>
+      <w:proofErr w:type="gramEnd"/>
+      <w:r>
+        <w:t>, size and structure of a variable. When referencing the variable, the tag value is used.</w:t>
       </w:r>
     </w:p>
     <w:tbl>
@@ -27411,7 +28004,7 @@
             <w:tcW w:w="2581" w:type="dxa"/>
           </w:tcPr>
           <w:p>
-            <w:bookmarkStart w:id="63" w:name="_Toc144393225"/>
+            <w:bookmarkStart w:id="63" w:name="_Toc192668520"/>
             <w:r>
               <w:rPr>
                 <w:rStyle w:val="Heading3Char"/>
@@ -27442,7 +28035,15 @@
           </w:tcPr>
           <w:p>
             <w:r>
-              <w:t>Get Alias Value( ReadString )</w:t>
+              <w:t xml:space="preserve">Get Alias Value( </w:t>
+            </w:r>
+            <w:proofErr w:type="spellStart"/>
+            <w:r>
+              <w:t>ReadString</w:t>
+            </w:r>
+            <w:proofErr w:type="spellEnd"/>
+            <w:r>
+              <w:t xml:space="preserve"> )</w:t>
             </w:r>
           </w:p>
         </w:tc>
@@ -27619,7 +28220,7 @@
                 <w:bCs/>
               </w:rPr>
             </w:pPr>
-            <w:bookmarkStart w:id="64" w:name="_Toc144393226"/>
+            <w:bookmarkStart w:id="64" w:name="_Toc192668521"/>
             <w:r>
               <w:rPr>
                 <w:rStyle w:val="Heading3Char"/>
@@ -27654,8 +28255,21 @@
             <w:tcW w:w="2925" w:type="dxa"/>
           </w:tcPr>
           <w:p>
-            <w:r>
-              <w:t>AlternateFormat( ReadByte )</w:t>
+            <w:proofErr w:type="spellStart"/>
+            <w:r>
+              <w:t>AlternateFormat</w:t>
+            </w:r>
+            <w:proofErr w:type="spellEnd"/>
+            <w:r>
+              <w:t xml:space="preserve">( </w:t>
+            </w:r>
+            <w:proofErr w:type="spellStart"/>
+            <w:r>
+              <w:t>ReadByte</w:t>
+            </w:r>
+            <w:proofErr w:type="spellEnd"/>
+            <w:r>
+              <w:t xml:space="preserve"> )</w:t>
             </w:r>
           </w:p>
         </w:tc>
@@ -27768,12 +28382,14 @@
             <w:gridSpan w:val="3"/>
           </w:tcPr>
           <w:p>
+            <w:proofErr w:type="spellStart"/>
             <w:r>
               <w:rPr>
                 <w:u w:val="single"/>
               </w:rPr>
               <w:t>recordformat</w:t>
             </w:r>
+            <w:proofErr w:type="spellEnd"/>
             <w:r>
               <w:t xml:space="preserve"> F(</w:t>
             </w:r>
@@ -27900,7 +28516,7 @@
             <w:pPr>
               <w:pStyle w:val="Heading3"/>
             </w:pPr>
-            <w:bookmarkStart w:id="65" w:name="_Toc144393227"/>
+            <w:bookmarkStart w:id="65" w:name="_Toc192668522"/>
             <w:r>
               <w:t>BOUNDS</w:t>
             </w:r>
@@ -27946,7 +28562,15 @@
           </w:tcPr>
           <w:p>
             <w:r>
-              <w:t>The value of TOS is noted as 'upper-bound' and the value of SOS is noted as 'lower-bound'. TOS and SOS are removed from the stack.</w:t>
+              <w:t>The value of TOS is noted as 'upper-bound</w:t>
+            </w:r>
+            <w:proofErr w:type="gramStart"/>
+            <w:r>
+              <w:t>'</w:t>
+            </w:r>
+            <w:proofErr w:type="gramEnd"/>
+            <w:r>
+              <w:t xml:space="preserve"> and the value of SOS is noted as 'lower-bound'. TOS and SOS are removed from the stack.</w:t>
             </w:r>
           </w:p>
         </w:tc>
@@ -27994,12 +28618,14 @@
             <w:r>
               <w:t xml:space="preserve">, </w:t>
             </w:r>
+            <w:proofErr w:type="spellStart"/>
             <w:r>
               <w:rPr>
                 <w:u w:val="single"/>
               </w:rPr>
               <w:t>const</w:t>
             </w:r>
+            <w:proofErr w:type="spellEnd"/>
             <w:r>
               <w:t xml:space="preserve"> and </w:t>
             </w:r>
@@ -28104,7 +28730,15 @@
               <w:t>switch</w:t>
             </w:r>
             <w:r>
-              <w:t xml:space="preserve"> Sw(-3:3)</w:t>
+              <w:t xml:space="preserve"> </w:t>
+            </w:r>
+            <w:proofErr w:type="spellStart"/>
+            <w:r>
+              <w:t>Sw</w:t>
+            </w:r>
+            <w:proofErr w:type="spellEnd"/>
+            <w:r>
+              <w:t>(-3:3)</w:t>
             </w:r>
           </w:p>
           <w:p/>
@@ -28170,7 +28804,7 @@
             <w:tcW w:w="2693" w:type="dxa"/>
           </w:tcPr>
           <w:p>
-            <w:bookmarkStart w:id="66" w:name="_Toc144393228"/>
+            <w:bookmarkStart w:id="66" w:name="_Toc192668523"/>
             <w:r>
               <w:rPr>
                 <w:rStyle w:val="Heading3Char"/>
@@ -28200,7 +28834,31 @@
           </w:tcPr>
           <w:p>
             <w:r>
-              <w:t>Define Var( Tag, AsciiC, TagC, TagC, Tag )</w:t>
+              <w:t xml:space="preserve">Define Var( Tag, </w:t>
+            </w:r>
+            <w:proofErr w:type="spellStart"/>
+            <w:r>
+              <w:t>AsciiC</w:t>
+            </w:r>
+            <w:proofErr w:type="spellEnd"/>
+            <w:r>
+              <w:t xml:space="preserve">, </w:t>
+            </w:r>
+            <w:proofErr w:type="spellStart"/>
+            <w:r>
+              <w:t>TagC</w:t>
+            </w:r>
+            <w:proofErr w:type="spellEnd"/>
+            <w:r>
+              <w:t xml:space="preserve">, </w:t>
+            </w:r>
+            <w:proofErr w:type="spellStart"/>
+            <w:r>
+              <w:t>TagC</w:t>
+            </w:r>
+            <w:proofErr w:type="spellEnd"/>
+            <w:r>
+              <w:t>, Tag )</w:t>
             </w:r>
           </w:p>
         </w:tc>
@@ -28322,7 +28980,15 @@
           </w:p>
           <w:p>
             <w:r>
-              <w:t xml:space="preserve"> F = 2 : indirect {bytename}</w:t>
+              <w:t xml:space="preserve"> F = 2 : indirect {</w:t>
+            </w:r>
+            <w:proofErr w:type="spellStart"/>
+            <w:r>
+              <w:t>bytename</w:t>
+            </w:r>
+            <w:proofErr w:type="spellEnd"/>
+            <w:r>
+              <w:t>}</w:t>
             </w:r>
           </w:p>
           <w:p>
@@ -28332,8 +28998,13 @@
           </w:p>
           <w:p>
             <w:r>
-              <w:t xml:space="preserve"> F = 4 : recordformat</w:t>
-            </w:r>
+              <w:t xml:space="preserve"> F = 4 : </w:t>
+            </w:r>
+            <w:proofErr w:type="spellStart"/>
+            <w:r>
+              <w:t>recordformat</w:t>
+            </w:r>
+            <w:proofErr w:type="spellEnd"/>
           </w:p>
           <w:p>
             <w:r>
@@ -28372,17 +29043,41 @@
           </w:p>
           <w:p>
             <w:r>
-              <w:t xml:space="preserve"> F = 12 : array indirect {arrayname}</w:t>
-            </w:r>
-          </w:p>
-          <w:p>
-            <w:r>
-              <w:t xml:space="preserve"> F = 13 : indirect array {namearray}</w:t>
-            </w:r>
-          </w:p>
-          <w:p>
-            <w:r>
-              <w:t xml:space="preserve"> F = 14 : indirect array indirect {namearrayname}</w:t>
+              <w:t xml:space="preserve"> F = 12 : array indirect {</w:t>
+            </w:r>
+            <w:proofErr w:type="spellStart"/>
+            <w:r>
+              <w:t>arrayname</w:t>
+            </w:r>
+            <w:proofErr w:type="spellEnd"/>
+            <w:r>
+              <w:t>}</w:t>
+            </w:r>
+          </w:p>
+          <w:p>
+            <w:r>
+              <w:t xml:space="preserve"> F = 13 : indirect array {</w:t>
+            </w:r>
+            <w:proofErr w:type="spellStart"/>
+            <w:r>
+              <w:t>namearray</w:t>
+            </w:r>
+            <w:proofErr w:type="spellEnd"/>
+            <w:r>
+              <w:t>}</w:t>
+            </w:r>
+          </w:p>
+          <w:p>
+            <w:r>
+              <w:t xml:space="preserve"> F = 14 : indirect array indirect {</w:t>
+            </w:r>
+            <w:proofErr w:type="spellStart"/>
+            <w:r>
+              <w:t>namearrayname</w:t>
+            </w:r>
+            <w:proofErr w:type="spellEnd"/>
+            <w:r>
+              <w:t>}</w:t>
             </w:r>
           </w:p>
           <w:p>
@@ -28398,7 +29093,19 @@
           </w:p>
           <w:p>
             <w:r>
-              <w:t>1, full range (depends on machine i.e. 32-bit or 64-bit)</w:t>
+              <w:t xml:space="preserve">1, full range (depends on machine i.e. </w:t>
+            </w:r>
+            <w:r>
+              <w:t xml:space="preserve">16-bit, </w:t>
+            </w:r>
+            <w:r>
+              <w:t>32-bit or 64-bit</w:t>
+            </w:r>
+            <w:r>
+              <w:t xml:space="preserve"> integers</w:t>
+            </w:r>
+            <w:r>
+              <w:t>)</w:t>
             </w:r>
           </w:p>
           <w:p>
@@ -28408,17 +29115,62 @@
           </w:p>
           <w:p>
             <w:r>
-              <w:t>3, range -32768 .. 32767 (=-2^15..2^15-1)</w:t>
-            </w:r>
-          </w:p>
-          <w:p>
-            <w:r>
-              <w:t>4, range -2^31..2^31-1</w:t>
-            </w:r>
-          </w:p>
-          <w:p>
-            <w:r>
-              <w:t>5, range -2^63..2^63-1</w:t>
+              <w:t>3, range -32768 .. 32767 (=-2^15</w:t>
+            </w:r>
+            <w:r>
+              <w:t xml:space="preserve"> </w:t>
+            </w:r>
+            <w:r>
+              <w:t>..</w:t>
+            </w:r>
+            <w:r>
+              <w:t xml:space="preserve"> </w:t>
+            </w:r>
+            <w:r>
+              <w:t>2^15-1)</w:t>
+            </w:r>
+            <w:r>
+              <w:t xml:space="preserve">  (16-bit)</w:t>
+            </w:r>
+          </w:p>
+          <w:p>
+            <w:r>
+              <w:t>4, range -2^31</w:t>
+            </w:r>
+            <w:r>
+              <w:t xml:space="preserve"> </w:t>
+            </w:r>
+            <w:r>
+              <w:t>..</w:t>
+            </w:r>
+            <w:r>
+              <w:t xml:space="preserve"> </w:t>
+            </w:r>
+            <w:r>
+              <w:t>2^31-1</w:t>
+            </w:r>
+            <w:r>
+              <w:t xml:space="preserve">                                    (32-bit)</w:t>
+            </w:r>
+          </w:p>
+          <w:p>
+            <w:r>
+              <w:t>5, range -2^63</w:t>
+            </w:r>
+            <w:r>
+              <w:t xml:space="preserve"> </w:t>
+            </w:r>
+            <w:r>
+              <w:t>..</w:t>
+            </w:r>
+            <w:r>
+              <w:t xml:space="preserve"> </w:t>
+            </w:r>
+            <w:r>
+              <w:t>2^63-1</w:t>
+            </w:r>
+            <w:r>
+              <w:t xml:space="preserve">                                    (64-bit)</w:t>
             </w:r>
           </w:p>
           <w:p/>
@@ -28431,27 +29183,81 @@
           </w:p>
           <w:p>
             <w:r>
-              <w:t>1, full range (depends on machine i.e. 32-bit or 64-bit)</w:t>
-            </w:r>
-          </w:p>
-          <w:p>
-            <w:r>
-              <w:t>2, range 0..2^8-1</w:t>
-            </w:r>
-          </w:p>
-          <w:p>
-            <w:r>
-              <w:t>3, range 0..2^16-1</w:t>
-            </w:r>
-          </w:p>
-          <w:p>
-            <w:r>
-              <w:t>4, range 0..2^32-1</w:t>
-            </w:r>
-          </w:p>
-          <w:p>
-            <w:r>
-              <w:t>5, range 0..2^64-1</w:t>
+              <w:t>1, full range (depends on machine i.e.</w:t>
+            </w:r>
+            <w:r>
+              <w:t xml:space="preserve">16-bit, </w:t>
+            </w:r>
+            <w:r>
+              <w:t>32-bit or 64-bit)</w:t>
+            </w:r>
+          </w:p>
+          <w:p>
+            <w:r>
+              <w:t>2, range 0</w:t>
+            </w:r>
+            <w:r>
+              <w:t xml:space="preserve"> </w:t>
+            </w:r>
+            <w:r>
+              <w:t>..</w:t>
+            </w:r>
+            <w:r>
+              <w:t xml:space="preserve"> </w:t>
+            </w:r>
+            <w:r>
+              <w:t>2^8-1</w:t>
+            </w:r>
+          </w:p>
+          <w:p>
+            <w:r>
+              <w:t>3, range 0</w:t>
+            </w:r>
+            <w:r>
+              <w:t xml:space="preserve"> </w:t>
+            </w:r>
+            <w:r>
+              <w:t>..</w:t>
+            </w:r>
+            <w:r>
+              <w:t xml:space="preserve"> </w:t>
+            </w:r>
+            <w:r>
+              <w:t>2^16-1</w:t>
+            </w:r>
+          </w:p>
+          <w:p>
+            <w:r>
+              <w:t>4, range 0</w:t>
+            </w:r>
+            <w:r>
+              <w:t xml:space="preserve"> </w:t>
+            </w:r>
+            <w:r>
+              <w:t>..</w:t>
+            </w:r>
+            <w:r>
+              <w:t xml:space="preserve"> </w:t>
+            </w:r>
+            <w:r>
+              <w:t>2^32-1</w:t>
+            </w:r>
+          </w:p>
+          <w:p>
+            <w:r>
+              <w:t>5, range 0</w:t>
+            </w:r>
+            <w:r>
+              <w:t xml:space="preserve"> </w:t>
+            </w:r>
+            <w:r>
+              <w:t>..</w:t>
+            </w:r>
+            <w:r>
+              <w:t xml:space="preserve"> </w:t>
+            </w:r>
+            <w:r>
+              <w:t>2^64-1</w:t>
             </w:r>
           </w:p>
           <w:p/>
@@ -28478,7 +29284,15 @@
           </w:p>
           <w:p>
             <w:r>
-              <w:t xml:space="preserve"> If T is RECORD &lt;b&gt; gives the tag of the corresponding recordformat.</w:t>
+              <w:t xml:space="preserve"> If T is RECORD &lt;b&gt; gives the tag of the corresponding </w:t>
+            </w:r>
+            <w:proofErr w:type="spellStart"/>
+            <w:r>
+              <w:t>recordformat</w:t>
+            </w:r>
+            <w:proofErr w:type="spellEnd"/>
+            <w:r>
+              <w:t>.</w:t>
             </w:r>
           </w:p>
           <w:p>
@@ -28649,7 +29463,15 @@
           <w:p/>
           <w:p>
             <w:r>
-              <w:t>The tag values used within a recordformat definition must all be zero; the fields of a record are selected by their position in the format, numbered starting from one.</w:t>
+              <w:t xml:space="preserve">The tag values used within a </w:t>
+            </w:r>
+            <w:proofErr w:type="spellStart"/>
+            <w:r>
+              <w:t>recordformat</w:t>
+            </w:r>
+            <w:proofErr w:type="spellEnd"/>
+            <w:r>
+              <w:t xml:space="preserve"> definition must all be zero; the fields of a record are selected by their position in the format, numbered starting from one.</w:t>
             </w:r>
           </w:p>
           <w:p/>
@@ -31184,7 +32006,7 @@
             <w:tcW w:w="2581" w:type="dxa"/>
           </w:tcPr>
           <w:p>
-            <w:bookmarkStart w:id="67" w:name="_Toc144393229"/>
+            <w:bookmarkStart w:id="67" w:name="_Toc192668524"/>
             <w:r>
               <w:rPr>
                 <w:rStyle w:val="Heading3Char"/>
@@ -31215,7 +32037,15 @@
           </w:tcPr>
           <w:p>
             <w:r>
-              <w:t>Dimension( TagC, Tag )</w:t>
+              <w:t xml:space="preserve">Dimension( </w:t>
+            </w:r>
+            <w:proofErr w:type="spellStart"/>
+            <w:r>
+              <w:t>TagC</w:t>
+            </w:r>
+            <w:proofErr w:type="spellEnd"/>
+            <w:r>
+              <w:t>, Tag )</w:t>
             </w:r>
           </w:p>
         </w:tc>
@@ -31266,7 +32096,13 @@
           </w:p>
           <w:p>
             <w:r>
-              <w:t xml:space="preserve"> In each pair of values the lower bound is stacked before the upper bound.</w:t>
+              <w:t xml:space="preserve"> In each pair of values</w:t>
+            </w:r>
+            <w:r>
+              <w:t>,</w:t>
+            </w:r>
+            <w:r>
+              <w:t xml:space="preserve"> the lower bound is stacked before the upper bound.</w:t>
             </w:r>
           </w:p>
           <w:p>
@@ -31340,12 +32176,14 @@
             <w:gridSpan w:val="2"/>
           </w:tcPr>
           <w:p>
+            <w:proofErr w:type="spellStart"/>
             <w:r>
               <w:rPr>
                 <w:u w:val="single"/>
               </w:rPr>
               <w:t>integerarray</w:t>
             </w:r>
+            <w:proofErr w:type="spellEnd"/>
             <w:r>
               <w:t xml:space="preserve"> A, B, C(1:2, Low:4)</w:t>
             </w:r>
@@ -31432,7 +32270,7 @@
             <w:pPr>
               <w:pStyle w:val="Heading3"/>
             </w:pPr>
-            <w:bookmarkStart w:id="68" w:name="_Toc144393230"/>
+            <w:bookmarkStart w:id="68" w:name="_Toc192668525"/>
             <w:r>
               <w:t>FINISH</w:t>
             </w:r>
@@ -31479,12 +32317,34 @@
           </w:tcPr>
           <w:p>
             <w:r>
-              <w:t>This instruction marks the end of a list of tag definitions corresponding to either a parameter list or a recordformat definition. List flag is cleared and the tag list is processed in any ways necessary.</w:t>
-            </w:r>
-          </w:p>
-          <w:p>
-            <w:r>
-              <w:t>If the tag list is associated with a procedure spec or a recordformat this instruction also marks the 'end' of the associated 'block'.</w:t>
+              <w:t xml:space="preserve">This instruction marks the end of a list of tag definitions corresponding to either a parameter list or a </w:t>
+            </w:r>
+            <w:proofErr w:type="spellStart"/>
+            <w:r>
+              <w:t>recordformat</w:t>
+            </w:r>
+            <w:proofErr w:type="spellEnd"/>
+            <w:r>
+              <w:t xml:space="preserve"> definition. List flag is cleared</w:t>
+            </w:r>
+            <w:r>
+              <w:t>,</w:t>
+            </w:r>
+            <w:r>
+              <w:t xml:space="preserve"> and the tag list is processed in any ways necessary.</w:t>
+            </w:r>
+          </w:p>
+          <w:p>
+            <w:r>
+              <w:t xml:space="preserve">If the tag list is associated with a procedure spec or a </w:t>
+            </w:r>
+            <w:proofErr w:type="spellStart"/>
+            <w:r>
+              <w:t>recordformat</w:t>
+            </w:r>
+            <w:proofErr w:type="spellEnd"/>
+            <w:r>
+              <w:t xml:space="preserve"> this instruction also marks the 'end' of the associated 'block'.</w:t>
             </w:r>
           </w:p>
         </w:tc>
@@ -31591,7 +32451,13 @@
               <w:t>integer</w:t>
             </w:r>
             <w:r>
-              <w:t xml:space="preserve"> j,k)</w:t>
+              <w:t xml:space="preserve"> j,</w:t>
+            </w:r>
+            <w:r>
+              <w:t xml:space="preserve"> </w:t>
+            </w:r>
+            <w:r>
+              <w:t>k)</w:t>
             </w:r>
           </w:p>
           <w:p/>
@@ -31646,12 +32512,14 @@
             <w:gridSpan w:val="2"/>
           </w:tcPr>
           <w:p>
+            <w:proofErr w:type="spellStart"/>
             <w:r>
               <w:rPr>
                 <w:u w:val="single"/>
               </w:rPr>
               <w:t>recordformat</w:t>
             </w:r>
+            <w:proofErr w:type="spellEnd"/>
             <w:r>
               <w:t xml:space="preserve"> F(</w:t>
             </w:r>
@@ -31768,7 +32636,7 @@
             <w:tcW w:w="2581" w:type="dxa"/>
           </w:tcPr>
           <w:p>
-            <w:bookmarkStart w:id="69" w:name="_Toc144393231"/>
+            <w:bookmarkStart w:id="69" w:name="_Toc192668526"/>
             <w:r>
               <w:rPr>
                 <w:rStyle w:val="Heading3Char"/>
@@ -31822,7 +32690,39 @@
           </w:tcPr>
           <w:p>
             <w:r>
-              <w:t>&lt;n&gt; copies of the init-value are added to the list of values associated with the init-variable. The init-value is either the default value (unassigned) if the stack is empty, the value of TOS (possibly converted to real) if TOS is a constant, or the address of TOS if TOS is a variable. The init-variable is the last static object to have been defined using Define.</w:t>
+              <w:t xml:space="preserve">&lt;n&gt; copies of the </w:t>
+            </w:r>
+            <w:proofErr w:type="spellStart"/>
+            <w:r>
+              <w:t>init</w:t>
+            </w:r>
+            <w:proofErr w:type="spellEnd"/>
+            <w:r>
+              <w:t xml:space="preserve">-value are added to the list of values associated with the </w:t>
+            </w:r>
+            <w:proofErr w:type="spellStart"/>
+            <w:r>
+              <w:t>init</w:t>
+            </w:r>
+            <w:proofErr w:type="spellEnd"/>
+            <w:r>
+              <w:t xml:space="preserve">-variable. The </w:t>
+            </w:r>
+            <w:proofErr w:type="spellStart"/>
+            <w:r>
+              <w:t>init</w:t>
+            </w:r>
+            <w:proofErr w:type="spellEnd"/>
+            <w:r>
+              <w:t xml:space="preserve">-value is either the default value (unassigned) if the stack is empty, the value of TOS (possibly converted to real) if TOS is a constant, or the address of TOS if TOS is a variable. The </w:t>
+            </w:r>
+            <w:proofErr w:type="spellStart"/>
+            <w:r>
+              <w:t>init</w:t>
+            </w:r>
+            <w:proofErr w:type="spellEnd"/>
+            <w:r>
+              <w:t>-variable is the last static object to have been defined using Define.</w:t>
             </w:r>
           </w:p>
         </w:tc>
@@ -31875,7 +32775,15 @@
               </w:numPr>
             </w:pPr>
             <w:r>
-              <w:t>TOS, if it exists, is not of the same type as the init-variable.</w:t>
+              <w:t xml:space="preserve">TOS, if it exists, is not of the same type as the </w:t>
+            </w:r>
+            <w:proofErr w:type="spellStart"/>
+            <w:r>
+              <w:t>init</w:t>
+            </w:r>
+            <w:proofErr w:type="spellEnd"/>
+            <w:r>
+              <w:t>-variable.</w:t>
             </w:r>
           </w:p>
         </w:tc>
@@ -32048,7 +32956,7 @@
                 <w:b/>
               </w:rPr>
             </w:pPr>
-            <w:bookmarkStart w:id="70" w:name="_Toc144393232"/>
+            <w:bookmarkStart w:id="70" w:name="_Toc192668527"/>
             <w:r>
               <w:rPr>
                 <w:rStyle w:val="Heading3Char"/>
@@ -32150,7 +33058,15 @@
               </w:numPr>
             </w:pPr>
             <w:r>
-              <w:t>&lt;tag&gt; is not a recordformat.</w:t>
+              <w:t xml:space="preserve">&lt;tag&gt; is not a </w:t>
+            </w:r>
+            <w:proofErr w:type="spellStart"/>
+            <w:r>
+              <w:t>recordformat</w:t>
+            </w:r>
+            <w:proofErr w:type="spellEnd"/>
+            <w:r>
+              <w:t>.</w:t>
             </w:r>
           </w:p>
           <w:p>
@@ -32236,7 +33152,7 @@
             <w:pPr>
               <w:pStyle w:val="Heading3"/>
             </w:pPr>
-            <w:bookmarkStart w:id="71" w:name="_Toc144393233"/>
+            <w:bookmarkStart w:id="71" w:name="_Toc192668528"/>
             <w:r>
               <w:t>START</w:t>
             </w:r>
@@ -32259,9 +33175,11 @@
             <w:tcW w:w="2582" w:type="dxa"/>
           </w:tcPr>
           <w:p>
+            <w:proofErr w:type="spellStart"/>
             <w:r>
               <w:t>StartParams</w:t>
             </w:r>
+            <w:proofErr w:type="spellEnd"/>
           </w:p>
         </w:tc>
       </w:tr>
@@ -32306,7 +33224,15 @@
           </w:tcPr>
           <w:p>
             <w:r>
-              <w:t>This instruction must always follow the definition of a procedure or recordformat tag. There must be a matching 'Finish' before the end of the block.</w:t>
+              <w:t xml:space="preserve">This instruction must always follow the definition of a procedure or </w:t>
+            </w:r>
+            <w:proofErr w:type="spellStart"/>
+            <w:r>
+              <w:t>recordformat</w:t>
+            </w:r>
+            <w:proofErr w:type="spellEnd"/>
+            <w:r>
+              <w:t xml:space="preserve"> tag. There must be a matching 'Finish' before the end of the block.</w:t>
             </w:r>
           </w:p>
         </w:tc>
@@ -32348,7 +33274,15 @@
               </w:numPr>
             </w:pPr>
             <w:r>
-              <w:t>The last instruction was not a 'Define' which introduced a procedure or recordformat.</w:t>
+              <w:t xml:space="preserve">The last instruction was not a 'Define' which introduced a procedure or </w:t>
+            </w:r>
+            <w:proofErr w:type="spellStart"/>
+            <w:r>
+              <w:t>recordformat</w:t>
+            </w:r>
+            <w:proofErr w:type="spellEnd"/>
+            <w:r>
+              <w:t>.</w:t>
             </w:r>
           </w:p>
         </w:tc>
@@ -32445,7 +33379,7 @@
       <w:pPr>
         <w:pStyle w:val="Heading2"/>
       </w:pPr>
-      <w:bookmarkStart w:id="72" w:name="_Toc144393234"/>
+      <w:bookmarkStart w:id="72" w:name="_Toc192668529"/>
       <w:r>
         <w:lastRenderedPageBreak/>
         <w:t>Access Variables</w:t>
@@ -32492,7 +33426,7 @@
             <w:pPr>
               <w:pStyle w:val="Heading3"/>
             </w:pPr>
-            <w:bookmarkStart w:id="73" w:name="_Toc144393235"/>
+            <w:bookmarkStart w:id="73" w:name="_Toc192668530"/>
             <w:r>
               <w:t>ACCESS</w:t>
             </w:r>
@@ -32702,7 +33636,7 @@
             <w:pPr>
               <w:pStyle w:val="Heading3"/>
             </w:pPr>
-            <w:bookmarkStart w:id="74" w:name="_Toc144393236"/>
+            <w:bookmarkStart w:id="74" w:name="_Toc192668531"/>
             <w:r>
               <w:t>INDEX</w:t>
             </w:r>
@@ -32715,7 +33649,15 @@
           </w:tcPr>
           <w:p>
             <w:r>
-              <w:t>‘i’</w:t>
+              <w:t>‘</w:t>
+            </w:r>
+            <w:proofErr w:type="spellStart"/>
+            <w:r>
+              <w:t>i</w:t>
+            </w:r>
+            <w:proofErr w:type="spellEnd"/>
+            <w:r>
+              <w:t>’</w:t>
             </w:r>
           </w:p>
         </w:tc>
@@ -32890,7 +33832,7 @@
                 <w:b/>
               </w:rPr>
             </w:pPr>
-            <w:bookmarkStart w:id="75" w:name="_Toc144393237"/>
+            <w:bookmarkStart w:id="75" w:name="_Toc192668532"/>
             <w:r>
               <w:rPr>
                 <w:rStyle w:val="Heading3Char"/>
@@ -33075,7 +34017,7 @@
                 <w:b/>
               </w:rPr>
             </w:pPr>
-            <w:bookmarkStart w:id="76" w:name="_Toc144393238"/>
+            <w:bookmarkStart w:id="76" w:name="_Toc192668533"/>
             <w:r>
               <w:rPr>
                 <w:rStyle w:val="Heading3Char"/>
@@ -33112,7 +34054,23 @@
           </w:tcPr>
           <w:p>
             <w:r>
-              <w:t>Load Const( ReadInteger )</w:t>
+              <w:t xml:space="preserve">Load </w:t>
+            </w:r>
+            <w:proofErr w:type="spellStart"/>
+            <w:r>
+              <w:t>Const</w:t>
+            </w:r>
+            <w:proofErr w:type="spellEnd"/>
+            <w:r>
+              <w:t xml:space="preserve">( </w:t>
+            </w:r>
+            <w:proofErr w:type="spellStart"/>
+            <w:r>
+              <w:t>ReadInteger</w:t>
+            </w:r>
+            <w:proofErr w:type="spellEnd"/>
+            <w:r>
+              <w:t xml:space="preserve"> )</w:t>
             </w:r>
           </w:p>
         </w:tc>
@@ -33158,7 +34116,15 @@
           </w:tcPr>
           <w:p>
             <w:r>
-              <w:t>Load integer constant (calls Push Const)</w:t>
+              <w:t xml:space="preserve">Load integer constant (calls Push </w:t>
+            </w:r>
+            <w:proofErr w:type="spellStart"/>
+            <w:r>
+              <w:t>Const</w:t>
+            </w:r>
+            <w:proofErr w:type="spellEnd"/>
+            <w:r>
+              <w:t>)</w:t>
             </w:r>
           </w:p>
           <w:p>
@@ -33260,7 +34226,7 @@
                 <w:b/>
               </w:rPr>
             </w:pPr>
-            <w:bookmarkStart w:id="77" w:name="_Toc144393239"/>
+            <w:bookmarkStart w:id="77" w:name="_Toc192668534"/>
             <w:r>
               <w:rPr>
                 <w:rStyle w:val="Heading3Char"/>
@@ -33291,7 +34257,15 @@
           </w:tcPr>
           <w:p>
             <w:r>
-              <w:t>Input Real Value( ReadReal )</w:t>
+              <w:t xml:space="preserve">Input Real Value( </w:t>
+            </w:r>
+            <w:proofErr w:type="spellStart"/>
+            <w:r>
+              <w:t>ReadReal</w:t>
+            </w:r>
+            <w:proofErr w:type="spellEnd"/>
+            <w:r>
+              <w:t xml:space="preserve"> )</w:t>
             </w:r>
           </w:p>
         </w:tc>
@@ -33451,7 +34425,7 @@
                 <w:b/>
               </w:rPr>
             </w:pPr>
-            <w:bookmarkStart w:id="78" w:name="_Toc144393240"/>
+            <w:bookmarkStart w:id="78" w:name="_Toc192668535"/>
             <w:r>
               <w:rPr>
                 <w:rStyle w:val="Heading3Char"/>
@@ -33481,7 +34455,15 @@
           </w:tcPr>
           <w:p>
             <w:r>
-              <w:t>Input String Value( ReadString )</w:t>
+              <w:t xml:space="preserve">Input String Value( </w:t>
+            </w:r>
+            <w:proofErr w:type="spellStart"/>
+            <w:r>
+              <w:t>ReadString</w:t>
+            </w:r>
+            <w:proofErr w:type="spellEnd"/>
+            <w:r>
+              <w:t xml:space="preserve"> )</w:t>
             </w:r>
           </w:p>
         </w:tc>
@@ -33628,7 +34610,7 @@
             <w:tcW w:w="2581" w:type="dxa"/>
           </w:tcPr>
           <w:p>
-            <w:bookmarkStart w:id="79" w:name="_Toc144393241"/>
+            <w:bookmarkStart w:id="79" w:name="_Toc192668536"/>
             <w:r>
               <w:rPr>
                 <w:rStyle w:val="Heading3Char"/>
@@ -33783,7 +34765,7 @@
                 <w:b/>
               </w:rPr>
             </w:pPr>
-            <w:bookmarkStart w:id="80" w:name="_Toc144393242"/>
+            <w:bookmarkStart w:id="80" w:name="_Toc192668537"/>
             <w:r>
               <w:rPr>
                 <w:rStyle w:val="Heading3Char"/>
@@ -33813,8 +34795,13 @@
             <w:tcW w:w="2582" w:type="dxa"/>
           </w:tcPr>
           <w:p>
-            <w:r>
-              <w:t>SelectField( Tag )</w:t>
+            <w:proofErr w:type="spellStart"/>
+            <w:r>
+              <w:t>SelectField</w:t>
+            </w:r>
+            <w:proofErr w:type="spellEnd"/>
+            <w:r>
+              <w:t>( Tag )</w:t>
             </w:r>
           </w:p>
         </w:tc>
@@ -33837,7 +34824,15 @@
           </w:tcPr>
           <w:p>
             <w:r>
-              <w:t>TOS is replaced by the &lt;n&gt;'th item in the format of TOS. Fields within records are numbered from 1; alternative markers have no effect on the numbering.</w:t>
+              <w:t>TOS is replaced by the &lt;n&gt;'</w:t>
+            </w:r>
+            <w:proofErr w:type="spellStart"/>
+            <w:r>
+              <w:t>th</w:t>
+            </w:r>
+            <w:proofErr w:type="spellEnd"/>
+            <w:r>
+              <w:t xml:space="preserve"> item in the format of TOS. Fields within records are numbered from 1; alternative markers have no effect on the numbering.</w:t>
             </w:r>
           </w:p>
         </w:tc>
@@ -33936,12 +34931,14 @@
             <w:gridSpan w:val="2"/>
           </w:tcPr>
           <w:p>
+            <w:proofErr w:type="spellStart"/>
             <w:r>
               <w:rPr>
                 <w:u w:val="single"/>
               </w:rPr>
               <w:t>recordformat</w:t>
             </w:r>
+            <w:proofErr w:type="spellEnd"/>
             <w:r>
               <w:t xml:space="preserve"> F(</w:t>
             </w:r>
@@ -34046,7 +35043,7 @@
       <w:pPr>
         <w:pStyle w:val="Heading2"/>
       </w:pPr>
-      <w:bookmarkStart w:id="81" w:name="_Toc144393243"/>
+      <w:bookmarkStart w:id="81" w:name="_Toc192668538"/>
       <w:r>
         <w:lastRenderedPageBreak/>
         <w:t>Compiler Directives</w:t>
@@ -34086,7 +35083,7 @@
             <w:tcW w:w="2581" w:type="dxa"/>
           </w:tcPr>
           <w:p>
-            <w:bookmarkStart w:id="82" w:name="_Toc144393244"/>
+            <w:bookmarkStart w:id="82" w:name="_Toc192668539"/>
             <w:r>
               <w:rPr>
                 <w:rStyle w:val="Heading3Char"/>
@@ -34116,7 +35113,15 @@
           </w:tcPr>
           <w:p>
             <w:r>
-              <w:t>Set Control( ReadTag )</w:t>
+              <w:t xml:space="preserve">Set Control( </w:t>
+            </w:r>
+            <w:proofErr w:type="spellStart"/>
+            <w:r>
+              <w:t>ReadTag</w:t>
+            </w:r>
+            <w:proofErr w:type="spellEnd"/>
+            <w:r>
+              <w:t xml:space="preserve"> )</w:t>
             </w:r>
           </w:p>
         </w:tc>
@@ -34139,7 +35144,15 @@
           </w:tcPr>
           <w:p>
             <w:r>
-              <w:t>The value &lt;n&gt; is of the form p&lt;&lt;14+q. The value q is to be used by the p'th pass of the compiler in an implementation-specific manner.</w:t>
+              <w:t xml:space="preserve">The value &lt;n&gt; is of the form p&lt;&lt;14+q. The value q is to be used by the </w:t>
+            </w:r>
+            <w:proofErr w:type="spellStart"/>
+            <w:r>
+              <w:t>p'th</w:t>
+            </w:r>
+            <w:proofErr w:type="spellEnd"/>
+            <w:r>
+              <w:t xml:space="preserve"> pass of the compiler in an implementation-specific manner.</w:t>
             </w:r>
           </w:p>
         </w:tc>
@@ -34235,7 +35248,7 @@
             <w:tcW w:w="2581" w:type="dxa"/>
           </w:tcPr>
           <w:p>
-            <w:bookmarkStart w:id="83" w:name="_Toc144393245"/>
+            <w:bookmarkStart w:id="83" w:name="_Toc192668540"/>
             <w:r>
               <w:rPr>
                 <w:rStyle w:val="Heading3Char"/>
@@ -34265,7 +35278,15 @@
           </w:tcPr>
           <w:p>
             <w:r>
-              <w:t>Set Diagnose( ReadTag )</w:t>
+              <w:t xml:space="preserve">Set Diagnose( </w:t>
+            </w:r>
+            <w:proofErr w:type="spellStart"/>
+            <w:r>
+              <w:t>ReadTag</w:t>
+            </w:r>
+            <w:proofErr w:type="spellEnd"/>
+            <w:r>
+              <w:t xml:space="preserve"> )</w:t>
             </w:r>
           </w:p>
         </w:tc>
@@ -34288,7 +35309,15 @@
           </w:tcPr>
           <w:p>
             <w:r>
-              <w:t>The value &lt;n&gt; is of the form p&lt;&lt;14+q. The value q is to be used by the p'th pass of the compiler in an implementation-specific manner.</w:t>
+              <w:t xml:space="preserve">The value &lt;n&gt; is of the form p&lt;&lt;14+q. The value q is to be used by the </w:t>
+            </w:r>
+            <w:proofErr w:type="spellStart"/>
+            <w:r>
+              <w:t>p'th</w:t>
+            </w:r>
+            <w:proofErr w:type="spellEnd"/>
+            <w:r>
+              <w:t xml:space="preserve"> pass of the compiler in an implementation-specific manner.</w:t>
             </w:r>
           </w:p>
         </w:tc>
@@ -34387,7 +35416,7 @@
             <w:pPr>
               <w:pStyle w:val="Heading3"/>
             </w:pPr>
-            <w:bookmarkStart w:id="84" w:name="_Toc144393246"/>
+            <w:bookmarkStart w:id="84" w:name="_Toc192668541"/>
             <w:r>
               <w:t>EOF</w:t>
             </w:r>
@@ -34534,7 +35563,7 @@
                 <w:b/>
               </w:rPr>
             </w:pPr>
-            <w:bookmarkStart w:id="85" w:name="_Toc144393247"/>
+            <w:bookmarkStart w:id="85" w:name="_Toc192668542"/>
             <w:r>
               <w:rPr>
                 <w:rStyle w:val="Heading3Char"/>
@@ -34704,7 +35733,7 @@
                 <w:b/>
               </w:rPr>
             </w:pPr>
-            <w:bookmarkStart w:id="86" w:name="_Toc144393248"/>
+            <w:bookmarkStart w:id="86" w:name="_Toc192668543"/>
             <w:r>
               <w:rPr>
                 <w:rStyle w:val="Heading3Char"/>
@@ -34909,7 +35938,7 @@
             <w:pPr>
               <w:pStyle w:val="Heading3"/>
             </w:pPr>
-            <w:bookmarkStart w:id="87" w:name="_Toc144393249"/>
+            <w:bookmarkStart w:id="87" w:name="_Toc192668544"/>
             <w:r>
               <w:t>MONITOR</w:t>
             </w:r>
@@ -35034,7 +36063,7 @@
       <w:pPr>
         <w:pStyle w:val="Heading2"/>
       </w:pPr>
-      <w:bookmarkStart w:id="88" w:name="_Toc144393250"/>
+      <w:bookmarkStart w:id="88" w:name="_Toc192668545"/>
       <w:r>
         <w:lastRenderedPageBreak/>
         <w:t>Block Structure/Call</w:t>
@@ -35043,7 +36072,7 @@
     </w:p>
     <w:p>
       <w:r>
-        <w:t>These ICODE instructions indicate the block structure of the program, and calling sequence between the different blocks of code.</w:t>
+        <w:t>These ICODE instructions indicate the block structure of the program and calling sequence between the different blocks of code.</w:t>
       </w:r>
     </w:p>
     <w:tbl>
@@ -35078,7 +36107,7 @@
             <w:pPr>
               <w:pStyle w:val="Heading3"/>
             </w:pPr>
-            <w:bookmarkStart w:id="89" w:name="_Toc144393251"/>
+            <w:bookmarkStart w:id="89" w:name="_Toc192668546"/>
             <w:r>
               <w:t>BEGIN</w:t>
             </w:r>
@@ -35291,7 +36320,7 @@
             <w:pPr>
               <w:pStyle w:val="Heading3"/>
             </w:pPr>
-            <w:bookmarkStart w:id="90" w:name="_Toc144393252"/>
+            <w:bookmarkStart w:id="90" w:name="_Toc192668547"/>
             <w:r>
               <w:t>CALL</w:t>
             </w:r>
@@ -35514,7 +36543,7 @@
             <w:pPr>
               <w:pStyle w:val="Heading3"/>
             </w:pPr>
-            <w:bookmarkStart w:id="91" w:name="_Toc144393253"/>
+            <w:bookmarkStart w:id="91" w:name="_Toc192668548"/>
             <w:r>
               <w:t>END</w:t>
             </w:r>
@@ -35662,7 +36691,7 @@
         <w:pStyle w:val="Heading1"/>
         <w:jc w:val="left"/>
       </w:pPr>
-      <w:bookmarkStart w:id="92" w:name="_Toc144393254"/>
+      <w:bookmarkStart w:id="92" w:name="_Toc192668549"/>
       <w:r>
         <w:lastRenderedPageBreak/>
         <w:t xml:space="preserve">Unused ICODE </w:t>
@@ -35755,7 +36784,7 @@
             <w:pPr>
               <w:pStyle w:val="Heading3"/>
             </w:pPr>
-            <w:bookmarkStart w:id="93" w:name="_Toc144393255"/>
+            <w:bookmarkStart w:id="93" w:name="_Toc192668550"/>
             <w:r>
               <w:t>Absolute</w:t>
             </w:r>
@@ -35941,7 +36970,7 @@
             <w:pPr>
               <w:pStyle w:val="Heading3"/>
             </w:pPr>
-            <w:bookmarkStart w:id="94" w:name="_Toc144393256"/>
+            <w:bookmarkStart w:id="94" w:name="_Toc192668551"/>
             <w:r>
               <w:t>Address</w:t>
             </w:r>
@@ -36066,7 +37095,15 @@
           </w:tcPr>
           <w:p>
             <w:r>
-              <w:t>P = Addr(Q)</w:t>
+              <w:t xml:space="preserve">P = </w:t>
+            </w:r>
+            <w:proofErr w:type="spellStart"/>
+            <w:r>
+              <w:t>Addr</w:t>
+            </w:r>
+            <w:proofErr w:type="spellEnd"/>
+            <w:r>
+              <w:t>(Q)</w:t>
             </w:r>
           </w:p>
         </w:tc>
@@ -36131,7 +37168,7 @@
             <w:pPr>
               <w:pStyle w:val="Heading3"/>
             </w:pPr>
-            <w:bookmarkStart w:id="95" w:name="_Toc144393257"/>
+            <w:bookmarkStart w:id="95" w:name="_Toc192668552"/>
             <w:r>
               <w:t>Adjust</w:t>
             </w:r>
@@ -36169,7 +37206,15 @@
           </w:tcPr>
           <w:p>
             <w:r>
-              <w:t>The address of SOS is adjusted forwards or backwards by TOS items of the same size as SOS. This may be thought of as an array accessing instruction where SOS defines the zero'th element.</w:t>
+              <w:t xml:space="preserve">The address of SOS is adjusted forwards or backwards by TOS items of the same size as SOS. This may be thought of as an array accessing instruction where SOS defines the </w:t>
+            </w:r>
+            <w:proofErr w:type="spellStart"/>
+            <w:r>
+              <w:t>zero'th</w:t>
+            </w:r>
+            <w:proofErr w:type="spellEnd"/>
+            <w:r>
+              <w:t xml:space="preserve"> element.</w:t>
             </w:r>
           </w:p>
         </w:tc>
@@ -36327,7 +37372,7 @@
             <w:gridSpan w:val="2"/>
           </w:tcPr>
           <w:p>
-            <w:bookmarkStart w:id="96" w:name="_Toc144393258"/>
+            <w:bookmarkStart w:id="96" w:name="_Toc192668553"/>
             <w:r>
               <w:rPr>
                 <w:rStyle w:val="Heading3Char"/>
@@ -36477,7 +37522,7 @@
             <w:pPr>
               <w:pStyle w:val="Heading3"/>
             </w:pPr>
-            <w:bookmarkStart w:id="97" w:name="_Toc144393259"/>
+            <w:bookmarkStart w:id="97" w:name="_Toc192668554"/>
             <w:r>
               <w:t>Compare-Repeated-Values</w:t>
             </w:r>
@@ -36704,7 +37749,7 @@
             <w:pPr>
               <w:pStyle w:val="Heading3"/>
             </w:pPr>
-            <w:bookmarkStart w:id="98" w:name="_Toc144393260"/>
+            <w:bookmarkStart w:id="98" w:name="_Toc192668555"/>
             <w:r>
               <w:t>Compare-Unsigned-Values</w:t>
             </w:r>
@@ -36863,7 +37908,15 @@
           </w:tcPr>
           <w:p>
             <w:r>
-              <w:t>Stack U1; Stack U2; Compare-Unsigned-Values; Bge 31</w:t>
+              <w:t xml:space="preserve">Stack U1; Stack U2; Compare-Unsigned-Values; </w:t>
+            </w:r>
+            <w:proofErr w:type="spellStart"/>
+            <w:r>
+              <w:t>Bge</w:t>
+            </w:r>
+            <w:proofErr w:type="spellEnd"/>
+            <w:r>
+              <w:t xml:space="preserve"> 31</w:t>
             </w:r>
           </w:p>
           <w:p>
@@ -36917,7 +37970,7 @@
             <w:pPr>
               <w:pStyle w:val="Heading3"/>
             </w:pPr>
-            <w:bookmarkStart w:id="99" w:name="_Toc144393261"/>
+            <w:bookmarkStart w:id="99" w:name="_Toc192668556"/>
             <w:r>
               <w:t>Complement</w:t>
             </w:r>
@@ -37090,7 +38143,7 @@
             <w:gridSpan w:val="2"/>
           </w:tcPr>
           <w:p>
-            <w:bookmarkStart w:id="100" w:name="_Toc144393262"/>
+            <w:bookmarkStart w:id="100" w:name="_Toc192668557"/>
             <w:r>
               <w:rPr>
                 <w:rStyle w:val="Heading3Char"/>
@@ -37205,7 +38258,15 @@
           </w:tcPr>
           <w:p>
             <w:r>
-              <w:t>Var x:1..10; ...... x := i;</w:t>
+              <w:t xml:space="preserve">Var x:1..10; ...... x := </w:t>
+            </w:r>
+            <w:proofErr w:type="spellStart"/>
+            <w:r>
+              <w:t>i</w:t>
+            </w:r>
+            <w:proofErr w:type="spellEnd"/>
+            <w:r>
+              <w:t>;</w:t>
             </w:r>
           </w:p>
         </w:tc>
@@ -37231,7 +38292,15 @@
           </w:p>
           <w:p>
             <w:r>
-              <w:t>Stack x; Stack i; Test-Range 99; Assign-Value</w:t>
+              <w:t xml:space="preserve">Stack x; Stack </w:t>
+            </w:r>
+            <w:proofErr w:type="spellStart"/>
+            <w:r>
+              <w:t>i</w:t>
+            </w:r>
+            <w:proofErr w:type="spellEnd"/>
+            <w:r>
+              <w:t>; Test-Range 99; Assign-Value</w:t>
             </w:r>
           </w:p>
         </w:tc>
@@ -37274,7 +38343,7 @@
             <w:pPr>
               <w:pStyle w:val="Heading3"/>
             </w:pPr>
-            <w:bookmarkStart w:id="101" w:name="_Toc144393263"/>
+            <w:bookmarkStart w:id="101" w:name="_Toc192668558"/>
             <w:r>
               <w:t>Duplicate</w:t>
             </w:r>
@@ -37460,7 +38529,7 @@
             <w:pPr>
               <w:pStyle w:val="Heading3"/>
             </w:pPr>
-            <w:bookmarkStart w:id="102" w:name="_Toc144393264"/>
+            <w:bookmarkStart w:id="102" w:name="_Toc192668559"/>
             <w:r>
               <w:t>Eval</w:t>
             </w:r>
@@ -37573,8 +38642,13 @@
           </w:tcPr>
           <w:p>
             <w:r>
-              <w:t>a = b + c++</w:t>
-            </w:r>
+              <w:t xml:space="preserve">a = b + </w:t>
+            </w:r>
+            <w:proofErr w:type="spellStart"/>
+            <w:r>
+              <w:t>c++</w:t>
+            </w:r>
+            <w:proofErr w:type="spellEnd"/>
           </w:p>
         </w:tc>
         <w:tc>
@@ -37638,11 +38712,16 @@
             <w:pPr>
               <w:pStyle w:val="Heading3"/>
             </w:pPr>
-            <w:bookmarkStart w:id="103" w:name="_Toc144393265"/>
-            <w:r>
-              <w:t>Eval-Addr</w:t>
+            <w:bookmarkStart w:id="103" w:name="_Toc192668560"/>
+            <w:r>
+              <w:t>Eval-</w:t>
+            </w:r>
+            <w:proofErr w:type="spellStart"/>
+            <w:r>
+              <w:t>Addr</w:t>
             </w:r>
             <w:bookmarkEnd w:id="103"/>
+            <w:proofErr w:type="spellEnd"/>
           </w:p>
         </w:tc>
         <w:tc>
@@ -37774,7 +38853,15 @@
           </w:tcPr>
           <w:p>
             <w:r>
-              <w:t>Stack p; Eval-Addr; Stack p; Duplicate</w:t>
+              <w:t>Stack p; Eval-</w:t>
+            </w:r>
+            <w:proofErr w:type="spellStart"/>
+            <w:r>
+              <w:t>Addr</w:t>
+            </w:r>
+            <w:proofErr w:type="spellEnd"/>
+            <w:r>
+              <w:t>; Stack p; Duplicate</w:t>
             </w:r>
           </w:p>
           <w:p>
@@ -37826,7 +38913,7 @@
             <w:pPr>
               <w:pStyle w:val="Heading3"/>
             </w:pPr>
-            <w:bookmarkStart w:id="104" w:name="_Toc144393266"/>
+            <w:bookmarkStart w:id="104" w:name="_Toc192668561"/>
             <w:r>
               <w:t>Float</w:t>
             </w:r>
@@ -37987,7 +39074,7 @@
             <w:tcW w:w="2581" w:type="dxa"/>
           </w:tcPr>
           <w:p>
-            <w:bookmarkStart w:id="105" w:name="_Toc144393267"/>
+            <w:bookmarkStart w:id="105" w:name="_Toc192668562"/>
             <w:r>
               <w:rPr>
                 <w:rStyle w:val="Heading3Char"/>
@@ -38132,7 +39219,7 @@
             <w:tcW w:w="2581" w:type="dxa"/>
           </w:tcPr>
           <w:p>
-            <w:bookmarkStart w:id="106" w:name="_Toc144393268"/>
+            <w:bookmarkStart w:id="106" w:name="_Toc192668563"/>
             <w:r>
               <w:rPr>
                 <w:rStyle w:val="Heading3Char"/>
@@ -38176,7 +39263,15 @@
           </w:tcPr>
           <w:p>
             <w:r>
-              <w:t xml:space="preserve">The type of the init-variable (see Init) </w:t>
+              <w:t xml:space="preserve">The type of the </w:t>
+            </w:r>
+            <w:proofErr w:type="spellStart"/>
+            <w:r>
+              <w:t>init</w:t>
+            </w:r>
+            <w:proofErr w:type="spellEnd"/>
+            <w:r>
+              <w:t xml:space="preserve">-variable (see Init) </w:t>
             </w:r>
             <w:r>
               <w:t>is</w:t>
@@ -38294,7 +39389,7 @@
             <w:pPr>
               <w:pStyle w:val="Heading3"/>
             </w:pPr>
-            <w:bookmarkStart w:id="107" w:name="_Toc144393269"/>
+            <w:bookmarkStart w:id="107" w:name="_Toc192668564"/>
             <w:r>
               <w:t>Int</w:t>
             </w:r>
@@ -38483,11 +39578,13 @@
             <w:pPr>
               <w:pStyle w:val="Heading3"/>
             </w:pPr>
-            <w:bookmarkStart w:id="108" w:name="_Toc144393270"/>
+            <w:bookmarkStart w:id="108" w:name="_Toc192668565"/>
+            <w:proofErr w:type="spellStart"/>
             <w:r>
               <w:t>Intpt</w:t>
             </w:r>
             <w:bookmarkEnd w:id="108"/>
+            <w:proofErr w:type="spellEnd"/>
           </w:p>
         </w:tc>
         <w:tc>
@@ -38522,7 +39619,15 @@
           </w:tcPr>
           <w:p>
             <w:r>
-              <w:t>TOS is replaced by Intpt(TOS), that is, the integer part of TOS. The type of the new TOS is integer.</w:t>
+              <w:t xml:space="preserve">TOS is replaced by </w:t>
+            </w:r>
+            <w:proofErr w:type="spellStart"/>
+            <w:r>
+              <w:t>Intpt</w:t>
+            </w:r>
+            <w:proofErr w:type="spellEnd"/>
+            <w:r>
+              <w:t>(TOS), that is, the integer part of TOS. The type of the new TOS is integer.</w:t>
             </w:r>
           </w:p>
         </w:tc>
@@ -38610,7 +39715,15 @@
           </w:tcPr>
           <w:p>
             <w:r>
-              <w:t>I = Intpt(R-S)</w:t>
+              <w:t xml:space="preserve">I = </w:t>
+            </w:r>
+            <w:proofErr w:type="spellStart"/>
+            <w:r>
+              <w:t>Intpt</w:t>
+            </w:r>
+            <w:proofErr w:type="spellEnd"/>
+            <w:r>
+              <w:t>(R-S)</w:t>
             </w:r>
           </w:p>
         </w:tc>
@@ -38625,9 +39738,11 @@
             </w:r>
           </w:p>
           <w:p>
+            <w:proofErr w:type="spellStart"/>
             <w:r>
               <w:t>Intpt</w:t>
             </w:r>
+            <w:proofErr w:type="spellEnd"/>
           </w:p>
           <w:p>
             <w:r>
@@ -38673,7 +39788,7 @@
             <w:pPr>
               <w:pStyle w:val="Heading3"/>
             </w:pPr>
-            <w:bookmarkStart w:id="109" w:name="_Toc144393271"/>
+            <w:bookmarkStart w:id="109" w:name="_Toc192668566"/>
             <w:r>
               <w:t>Localise</w:t>
             </w:r>
@@ -38854,7 +39969,7 @@
             <w:pPr>
               <w:pStyle w:val="Heading3"/>
             </w:pPr>
-            <w:bookmarkStart w:id="110" w:name="_Toc144393272"/>
+            <w:bookmarkStart w:id="110" w:name="_Toc192668567"/>
             <w:r>
               <w:t>Null-Set</w:t>
             </w:r>
@@ -38951,8 +40066,13 @@
             <w:tcW w:w="2552" w:type="dxa"/>
           </w:tcPr>
           <w:p>
-            <w:r>
-              <w:t>SetA := [];</w:t>
+            <w:proofErr w:type="spellStart"/>
+            <w:r>
+              <w:t>SetA</w:t>
+            </w:r>
+            <w:proofErr w:type="spellEnd"/>
+            <w:r>
+              <w:t xml:space="preserve"> := [];</w:t>
             </w:r>
           </w:p>
         </w:tc>
@@ -38963,7 +40083,15 @@
           </w:tcPr>
           <w:p>
             <w:r>
-              <w:t>Stack SetA; Null-Set; Assign-Value</w:t>
+              <w:t xml:space="preserve">Stack </w:t>
+            </w:r>
+            <w:proofErr w:type="spellStart"/>
+            <w:r>
+              <w:t>SetA</w:t>
+            </w:r>
+            <w:proofErr w:type="spellEnd"/>
+            <w:r>
+              <w:t>; Null-Set; Assign-Value</w:t>
             </w:r>
           </w:p>
         </w:tc>
@@ -39007,7 +40135,7 @@
             <w:pPr>
               <w:pStyle w:val="Heading3"/>
             </w:pPr>
-            <w:bookmarkStart w:id="111" w:name="_Toc144393273"/>
+            <w:bookmarkStart w:id="111" w:name="_Toc192668568"/>
             <w:r>
               <w:t>Pop</w:t>
             </w:r>
@@ -39188,7 +40316,7 @@
                 <w:b/>
               </w:rPr>
             </w:pPr>
-            <w:bookmarkStart w:id="112" w:name="_Toc144393274"/>
+            <w:bookmarkStart w:id="112" w:name="_Toc192668569"/>
             <w:r>
               <w:rPr>
                 <w:rStyle w:val="Heading3Char"/>
@@ -39407,7 +40535,7 @@
             <w:pPr>
               <w:pStyle w:val="Heading3"/>
             </w:pPr>
-            <w:bookmarkStart w:id="113" w:name="_Toc144393275"/>
+            <w:bookmarkStart w:id="113" w:name="_Toc192668570"/>
             <w:r>
               <w:t>Remainder</w:t>
             </w:r>
@@ -39600,7 +40728,7 @@
             <w:pPr>
               <w:pStyle w:val="Heading3"/>
             </w:pPr>
-            <w:bookmarkStart w:id="114" w:name="_Toc144393276"/>
+            <w:bookmarkStart w:id="114" w:name="_Toc192668571"/>
             <w:r>
               <w:t>Round</w:t>
             </w:r>
@@ -39720,8 +40848,13 @@
             <w:tcW w:w="2552" w:type="dxa"/>
           </w:tcPr>
           <w:p>
-            <w:r>
-              <w:t>i := Round(r+0.1);</w:t>
+            <w:proofErr w:type="spellStart"/>
+            <w:r>
+              <w:t>i</w:t>
+            </w:r>
+            <w:proofErr w:type="spellEnd"/>
+            <w:r>
+              <w:t xml:space="preserve"> := Round(r+0.1);</w:t>
             </w:r>
           </w:p>
         </w:tc>
@@ -39732,7 +40865,15 @@
           </w:tcPr>
           <w:p>
             <w:r>
-              <w:t>Stack i; Stack r; Real &lt;0.1&gt;; Add</w:t>
+              <w:t xml:space="preserve">Stack </w:t>
+            </w:r>
+            <w:proofErr w:type="spellStart"/>
+            <w:r>
+              <w:t>i</w:t>
+            </w:r>
+            <w:proofErr w:type="spellEnd"/>
+            <w:r>
+              <w:t>; Stack r; Real &lt;0.1&gt;; Add</w:t>
             </w:r>
           </w:p>
           <w:p>
@@ -39781,7 +40922,7 @@
             <w:pPr>
               <w:pStyle w:val="Heading3"/>
             </w:pPr>
-            <w:bookmarkStart w:id="115" w:name="_Toc144393277"/>
+            <w:bookmarkStart w:id="115" w:name="_Toc192668572"/>
             <w:r>
               <w:t>Size-Of</w:t>
             </w:r>
@@ -39902,7 +41043,15 @@
           </w:tcPr>
           <w:p>
             <w:r>
-              <w:t>P = Sizeof(R)</w:t>
+              <w:t xml:space="preserve">P = </w:t>
+            </w:r>
+            <w:proofErr w:type="spellStart"/>
+            <w:r>
+              <w:t>Sizeof</w:t>
+            </w:r>
+            <w:proofErr w:type="spellEnd"/>
+            <w:r>
+              <w:t>(R)</w:t>
             </w:r>
           </w:p>
         </w:tc>
@@ -39959,7 +41108,7 @@
                 <w:b/>
               </w:rPr>
             </w:pPr>
-            <w:bookmarkStart w:id="116" w:name="_Toc144393278"/>
+            <w:bookmarkStart w:id="116" w:name="_Toc192668573"/>
             <w:r>
               <w:rPr>
                 <w:rStyle w:val="Heading3Char"/>
@@ -40231,7 +41380,7 @@
             <w:pPr>
               <w:pStyle w:val="Heading3"/>
             </w:pPr>
-            <w:bookmarkStart w:id="117" w:name="_Toc144393279"/>
+            <w:bookmarkStart w:id="117" w:name="_Toc192668574"/>
             <w:r>
               <w:t>Stack-In</w:t>
             </w:r>
@@ -40431,7 +41580,7 @@
                 <w:b/>
               </w:rPr>
             </w:pPr>
-            <w:bookmarkStart w:id="118" w:name="_Toc144393280"/>
+            <w:bookmarkStart w:id="118" w:name="_Toc192668575"/>
             <w:r>
               <w:rPr>
                 <w:rStyle w:val="Heading3Char"/>
@@ -40579,7 +41728,15 @@
           </w:tcPr>
           <w:p>
             <w:r>
-              <w:t>B := (Ux &lt; Uy);</w:t>
+              <w:t>B := (</w:t>
+            </w:r>
+            <w:proofErr w:type="spellStart"/>
+            <w:r>
+              <w:t>Ux</w:t>
+            </w:r>
+            <w:proofErr w:type="spellEnd"/>
+            <w:r>
+              <w:t xml:space="preserve"> &lt; Uy);</w:t>
             </w:r>
           </w:p>
         </w:tc>
@@ -40595,7 +41752,15 @@
           </w:p>
           <w:p>
             <w:r>
-              <w:t>Stack Ux; Stack Uy; Stack-Unsigned-Condition BLT</w:t>
+              <w:t xml:space="preserve">Stack </w:t>
+            </w:r>
+            <w:proofErr w:type="spellStart"/>
+            <w:r>
+              <w:t>Ux</w:t>
+            </w:r>
+            <w:proofErr w:type="spellEnd"/>
+            <w:r>
+              <w:t>; Stack Uy; Stack-Unsigned-Condition BLT</w:t>
             </w:r>
           </w:p>
           <w:p>
@@ -40644,7 +41809,7 @@
             <w:pPr>
               <w:pStyle w:val="Heading3"/>
             </w:pPr>
-            <w:bookmarkStart w:id="119" w:name="_Toc144393281"/>
+            <w:bookmarkStart w:id="119" w:name="_Toc192668576"/>
             <w:r>
               <w:t>Swop</w:t>
             </w:r>
@@ -40808,7 +41973,7 @@
             <w:pPr>
               <w:pStyle w:val="Heading3"/>
             </w:pPr>
-            <w:bookmarkStart w:id="120" w:name="_Toc144393282"/>
+            <w:bookmarkStart w:id="120" w:name="_Toc192668577"/>
             <w:r>
               <w:t>Test-Boolean</w:t>
             </w:r>
@@ -40929,7 +42094,15 @@
           </w:tcPr>
           <w:p>
             <w:r>
-              <w:t>If B Then DoItNow;</w:t>
+              <w:t xml:space="preserve">If B Then </w:t>
+            </w:r>
+            <w:proofErr w:type="spellStart"/>
+            <w:r>
+              <w:t>DoItNow</w:t>
+            </w:r>
+            <w:proofErr w:type="spellEnd"/>
+            <w:r>
+              <w:t>;</w:t>
             </w:r>
           </w:p>
         </w:tc>
@@ -40945,7 +42118,15 @@
           </w:p>
           <w:p>
             <w:r>
-              <w:t>Stack DoItNow; Call</w:t>
+              <w:t xml:space="preserve">Stack </w:t>
+            </w:r>
+            <w:proofErr w:type="spellStart"/>
+            <w:r>
+              <w:t>DoItNow</w:t>
+            </w:r>
+            <w:proofErr w:type="spellEnd"/>
+            <w:r>
+              <w:t>; Call</w:t>
             </w:r>
           </w:p>
           <w:p>
@@ -41034,7 +42215,7 @@
             <w:pPr>
               <w:pStyle w:val="Heading3"/>
             </w:pPr>
-            <w:bookmarkStart w:id="121" w:name="_Toc144393283"/>
+            <w:bookmarkStart w:id="121" w:name="_Toc192668578"/>
             <w:r>
               <w:t>Test-In</w:t>
             </w:r>
@@ -41184,8 +42365,13 @@
             </w:r>
           </w:p>
           <w:p>
-            <w:r>
-              <w:t>Bt 31</w:t>
+            <w:proofErr w:type="spellStart"/>
+            <w:r>
+              <w:t>Bt</w:t>
+            </w:r>
+            <w:proofErr w:type="spellEnd"/>
+            <w:r>
+              <w:t xml:space="preserve"> 31</w:t>
             </w:r>
           </w:p>
           <w:p>
@@ -41238,7 +42424,7 @@
             <w:pPr>
               <w:pStyle w:val="Heading3"/>
             </w:pPr>
-            <w:bookmarkStart w:id="122" w:name="_Toc144393284"/>
+            <w:bookmarkStart w:id="122" w:name="_Toc192668579"/>
             <w:r>
               <w:t>Test-Nil</w:t>
             </w:r>
@@ -41431,7 +42617,7 @@
                 <w:b/>
               </w:rPr>
             </w:pPr>
-            <w:bookmarkStart w:id="123" w:name="_Toc144393285"/>
+            <w:bookmarkStart w:id="123" w:name="_Toc192668580"/>
             <w:r>
               <w:rPr>
                 <w:rStyle w:val="Heading3Char"/>
@@ -41575,8 +42761,21 @@
             <w:gridSpan w:val="2"/>
           </w:tcPr>
           <w:p>
-            <w:r>
-              <w:t>Byteval := Bigval;</w:t>
+            <w:proofErr w:type="spellStart"/>
+            <w:r>
+              <w:t>Byteval</w:t>
+            </w:r>
+            <w:proofErr w:type="spellEnd"/>
+            <w:r>
+              <w:t xml:space="preserve"> := </w:t>
+            </w:r>
+            <w:proofErr w:type="spellStart"/>
+            <w:r>
+              <w:t>Bigval</w:t>
+            </w:r>
+            <w:proofErr w:type="spellEnd"/>
+            <w:r>
+              <w:t>;</w:t>
             </w:r>
           </w:p>
         </w:tc>
@@ -41587,13 +42786,31 @@
           </w:tcPr>
           <w:p>
             <w:r>
-              <w:t>Stack Byteval</w:t>
-            </w:r>
-          </w:p>
-          <w:p>
-            <w:r>
-              <w:t>Stack Bigval; Test-Range Byterange</w:t>
-            </w:r>
+              <w:t xml:space="preserve">Stack </w:t>
+            </w:r>
+            <w:proofErr w:type="spellStart"/>
+            <w:r>
+              <w:t>Byteval</w:t>
+            </w:r>
+            <w:proofErr w:type="spellEnd"/>
+          </w:p>
+          <w:p>
+            <w:r>
+              <w:t xml:space="preserve">Stack </w:t>
+            </w:r>
+            <w:proofErr w:type="spellStart"/>
+            <w:r>
+              <w:t>Bigval</w:t>
+            </w:r>
+            <w:proofErr w:type="spellEnd"/>
+            <w:r>
+              <w:t xml:space="preserve">; Test-Range </w:t>
+            </w:r>
+            <w:proofErr w:type="spellStart"/>
+            <w:r>
+              <w:t>Byterange</w:t>
+            </w:r>
+            <w:proofErr w:type="spellEnd"/>
           </w:p>
           <w:p>
             <w:r>
@@ -41641,11 +42858,13 @@
             <w:pPr>
               <w:pStyle w:val="Heading3"/>
             </w:pPr>
-            <w:bookmarkStart w:id="124" w:name="_Toc144393286"/>
+            <w:bookmarkStart w:id="124" w:name="_Toc192668581"/>
+            <w:proofErr w:type="spellStart"/>
             <w:r>
               <w:t>Trunc</w:t>
             </w:r>
             <w:bookmarkEnd w:id="124"/>
+            <w:proofErr w:type="spellEnd"/>
           </w:p>
         </w:tc>
         <w:tc>
@@ -41679,7 +42898,15 @@
           </w:tcPr>
           <w:p>
             <w:r>
-              <w:t>TOS is replaced by the value TRUNC(TOS) where TRUNC is as defined in section 6.6.6.3 of the Pascal standard BS 6192:1982, with the extension that Trunc returns the value of its parameter if that value is already an integer.</w:t>
+              <w:t xml:space="preserve">TOS is replaced by the value TRUNC(TOS) where TRUNC is as defined in section 6.6.6.3 of the Pascal standard BS 6192:1982, with the extension that </w:t>
+            </w:r>
+            <w:proofErr w:type="spellStart"/>
+            <w:r>
+              <w:t>Trunc</w:t>
+            </w:r>
+            <w:proofErr w:type="spellEnd"/>
+            <w:r>
+              <w:t xml:space="preserve"> returns the value of its parameter if that value is already an integer.</w:t>
             </w:r>
           </w:p>
         </w:tc>
@@ -41761,8 +42988,21 @@
             <w:tcW w:w="2552" w:type="dxa"/>
           </w:tcPr>
           <w:p>
-            <w:r>
-              <w:t>i := Trunc(r+0.1);</w:t>
+            <w:proofErr w:type="spellStart"/>
+            <w:r>
+              <w:t>i</w:t>
+            </w:r>
+            <w:proofErr w:type="spellEnd"/>
+            <w:r>
+              <w:t xml:space="preserve"> := </w:t>
+            </w:r>
+            <w:proofErr w:type="spellStart"/>
+            <w:r>
+              <w:t>Trunc</w:t>
+            </w:r>
+            <w:proofErr w:type="spellEnd"/>
+            <w:r>
+              <w:t>(r+0.1);</w:t>
             </w:r>
           </w:p>
         </w:tc>
@@ -41773,7 +43013,15 @@
           </w:tcPr>
           <w:p>
             <w:r>
-              <w:t>Stack i; Stack r; Real &lt;0.1&gt;; Add</w:t>
+              <w:t xml:space="preserve">Stack </w:t>
+            </w:r>
+            <w:proofErr w:type="spellStart"/>
+            <w:r>
+              <w:t>i</w:t>
+            </w:r>
+            <w:proofErr w:type="spellEnd"/>
+            <w:r>
+              <w:t>; Stack r; Real &lt;0.1&gt;; Add</w:t>
             </w:r>
           </w:p>
           <w:p>
@@ -41856,7 +43104,7 @@
             <w:pPr>
               <w:pStyle w:val="Heading3"/>
             </w:pPr>
-            <w:bookmarkStart w:id="125" w:name="_Toc144393287"/>
+            <w:bookmarkStart w:id="125" w:name="_Toc192668582"/>
             <w:r>
               <w:t>Variable-Call</w:t>
             </w:r>
@@ -41917,7 +43165,13 @@
           </w:tcPr>
           <w:p>
             <w:r>
-              <w:t>This instruction is used to call 'C' procedures and its definition is as woolly as the definition of that language.</w:t>
+              <w:t xml:space="preserve">This instruction is used to call 'C' </w:t>
+            </w:r>
+            <w:r>
+              <w:t>procedures,</w:t>
+            </w:r>
+            <w:r>
+              <w:t xml:space="preserve"> and its definition is as woolly as the definition of that language.</w:t>
             </w:r>
           </w:p>
         </w:tc>
@@ -42062,7 +43316,7 @@
         <w:pStyle w:val="Appendix"/>
         <w:jc w:val="left"/>
       </w:pPr>
-      <w:bookmarkStart w:id="126" w:name="_Toc144393288"/>
+      <w:bookmarkStart w:id="126" w:name="_Toc192668583"/>
       <w:r>
         <w:lastRenderedPageBreak/>
         <w:t>Instructions which set the condition code</w:t>
@@ -42109,7 +43363,7 @@
         <w:pStyle w:val="Appendix"/>
         <w:jc w:val="both"/>
       </w:pPr>
-      <w:bookmarkStart w:id="127" w:name="_Toc144393289"/>
+      <w:bookmarkStart w:id="127" w:name="_Toc192668584"/>
       <w:r>
         <w:t>Instructions which test the condition code</w:t>
       </w:r>
@@ -42190,7 +43444,7 @@
 </file>
 
 <file path=word/endnotes.xml><?xml version="1.0" encoding="utf-8"?>
-<w:endnotes xmlns:wpc="http://schemas.microsoft.com/office/word/2010/wordprocessingCanvas" xmlns:cx="http://schemas.microsoft.com/office/drawing/2014/chartex" xmlns:cx1="http://schemas.microsoft.com/office/drawing/2015/9/8/chartex" xmlns:cx2="http://schemas.microsoft.com/office/drawing/2015/10/21/chartex" xmlns:cx3="http://schemas.microsoft.com/office/drawing/2016/5/9/chartex" xmlns:cx4="http://schemas.microsoft.com/office/drawing/2016/5/10/chartex" xmlns:cx5="http://schemas.microsoft.com/office/drawing/2016/5/11/chartex" xmlns:cx6="http://schemas.microsoft.com/office/drawing/2016/5/12/chartex" xmlns:cx7="http://schemas.microsoft.com/office/drawing/2016/5/13/chartex" xmlns:cx8="http://schemas.microsoft.com/office/drawing/2016/5/14/chartex" xmlns:mc="http://schemas.openxmlformats.org/markup-compatibility/2006" xmlns:aink="http://schemas.microsoft.com/office/drawing/2016/ink" xmlns:am3d="http://schemas.microsoft.com/office/drawing/2017/model3d" xmlns:o="urn:schemas-microsoft-com:office:office" xmlns:oel="http://schemas.microsoft.com/office/2019/extlst" xmlns:r="http://schemas.openxmlformats.org/officeDocument/2006/relationships" xmlns:m="http://schemas.openxmlformats.org/officeDocument/2006/math" xmlns:v="urn:schemas-microsoft-com:vml" xmlns:wp14="http://schemas.microsoft.com/office/word/2010/wordprocessingDrawing" xmlns:wp="http://schemas.openxmlformats.org/drawingml/2006/wordprocessingDrawing" xmlns:w10="urn:schemas-microsoft-com:office:word" xmlns:w="http://schemas.openxmlformats.org/wordprocessingml/2006/main" xmlns:w14="http://schemas.microsoft.com/office/word/2010/wordml" xmlns:w15="http://schemas.microsoft.com/office/word/2012/wordml" xmlns:w16cex="http://schemas.microsoft.com/office/word/2018/wordml/cex" xmlns:w16cid="http://schemas.microsoft.com/office/word/2016/wordml/cid" xmlns:w16="http://schemas.microsoft.com/office/word/2018/wordml" xmlns:w16sdtdh="http://schemas.microsoft.com/office/word/2020/wordml/sdtdatahash" xmlns:w16se="http://schemas.microsoft.com/office/word/2015/wordml/symex" xmlns:wpg="http://schemas.microsoft.com/office/word/2010/wordprocessingGroup" xmlns:wpi="http://schemas.microsoft.com/office/word/2010/wordprocessingInk" xmlns:wne="http://schemas.microsoft.com/office/word/2006/wordml" xmlns:wps="http://schemas.microsoft.com/office/word/2010/wordprocessingShape" mc:Ignorable="w14 w15 w16se w16cid w16 w16cex w16sdtdh wp14">
+<w:endnotes xmlns:wpc="http://schemas.microsoft.com/office/word/2010/wordprocessingCanvas" xmlns:cx="http://schemas.microsoft.com/office/drawing/2014/chartex" xmlns:cx1="http://schemas.microsoft.com/office/drawing/2015/9/8/chartex" xmlns:cx2="http://schemas.microsoft.com/office/drawing/2015/10/21/chartex" xmlns:cx3="http://schemas.microsoft.com/office/drawing/2016/5/9/chartex" xmlns:cx4="http://schemas.microsoft.com/office/drawing/2016/5/10/chartex" xmlns:cx5="http://schemas.microsoft.com/office/drawing/2016/5/11/chartex" xmlns:cx6="http://schemas.microsoft.com/office/drawing/2016/5/12/chartex" xmlns:cx7="http://schemas.microsoft.com/office/drawing/2016/5/13/chartex" xmlns:cx8="http://schemas.microsoft.com/office/drawing/2016/5/14/chartex" xmlns:mc="http://schemas.openxmlformats.org/markup-compatibility/2006" xmlns:aink="http://schemas.microsoft.com/office/drawing/2016/ink" xmlns:am3d="http://schemas.microsoft.com/office/drawing/2017/model3d" xmlns:o="urn:schemas-microsoft-com:office:office" xmlns:oel="http://schemas.microsoft.com/office/2019/extlst" xmlns:r="http://schemas.openxmlformats.org/officeDocument/2006/relationships" xmlns:m="http://schemas.openxmlformats.org/officeDocument/2006/math" xmlns:v="urn:schemas-microsoft-com:vml" xmlns:wp14="http://schemas.microsoft.com/office/word/2010/wordprocessingDrawing" xmlns:wp="http://schemas.openxmlformats.org/drawingml/2006/wordprocessingDrawing" xmlns:w10="urn:schemas-microsoft-com:office:word" xmlns:w="http://schemas.openxmlformats.org/wordprocessingml/2006/main" xmlns:w14="http://schemas.microsoft.com/office/word/2010/wordml" xmlns:w15="http://schemas.microsoft.com/office/word/2012/wordml" xmlns:w16cex="http://schemas.microsoft.com/office/word/2018/wordml/cex" xmlns:w16cid="http://schemas.microsoft.com/office/word/2016/wordml/cid" xmlns:w16="http://schemas.microsoft.com/office/word/2018/wordml" xmlns:w16du="http://schemas.microsoft.com/office/word/2023/wordml/word16du" xmlns:w16sdtdh="http://schemas.microsoft.com/office/word/2020/wordml/sdtdatahash" xmlns:w16sdtfl="http://schemas.microsoft.com/office/word/2024/wordml/sdtformatlock" xmlns:w16se="http://schemas.microsoft.com/office/word/2015/wordml/symex" xmlns:wpg="http://schemas.microsoft.com/office/word/2010/wordprocessingGroup" xmlns:wpi="http://schemas.microsoft.com/office/word/2010/wordprocessingInk" xmlns:wne="http://schemas.microsoft.com/office/word/2006/wordml" xmlns:wps="http://schemas.microsoft.com/office/word/2010/wordprocessingShape" mc:Ignorable="w14 w15 w16se w16cid w16 w16cex w16sdtdh w16sdtfl w16du wp14">
   <w:endnote w:type="separator" w:id="-1">
     <w:p>
       <w:pPr>
@@ -42215,7 +43469,7 @@
 </file>
 
 <file path=word/footer1.xml><?xml version="1.0" encoding="utf-8"?>
-<w:ftr xmlns:wpc="http://schemas.microsoft.com/office/word/2010/wordprocessingCanvas" xmlns:cx="http://schemas.microsoft.com/office/drawing/2014/chartex" xmlns:cx1="http://schemas.microsoft.com/office/drawing/2015/9/8/chartex" xmlns:cx2="http://schemas.microsoft.com/office/drawing/2015/10/21/chartex" xmlns:cx3="http://schemas.microsoft.com/office/drawing/2016/5/9/chartex" xmlns:cx4="http://schemas.microsoft.com/office/drawing/2016/5/10/chartex" xmlns:cx5="http://schemas.microsoft.com/office/drawing/2016/5/11/chartex" xmlns:cx6="http://schemas.microsoft.com/office/drawing/2016/5/12/chartex" xmlns:cx7="http://schemas.microsoft.com/office/drawing/2016/5/13/chartex" xmlns:cx8="http://schemas.microsoft.com/office/drawing/2016/5/14/chartex" xmlns:mc="http://schemas.openxmlformats.org/markup-compatibility/2006" xmlns:aink="http://schemas.microsoft.com/office/drawing/2016/ink" xmlns:am3d="http://schemas.microsoft.com/office/drawing/2017/model3d" xmlns:o="urn:schemas-microsoft-com:office:office" xmlns:oel="http://schemas.microsoft.com/office/2019/extlst" xmlns:r="http://schemas.openxmlformats.org/officeDocument/2006/relationships" xmlns:m="http://schemas.openxmlformats.org/officeDocument/2006/math" xmlns:v="urn:schemas-microsoft-com:vml" xmlns:wp14="http://schemas.microsoft.com/office/word/2010/wordprocessingDrawing" xmlns:wp="http://schemas.openxmlformats.org/drawingml/2006/wordprocessingDrawing" xmlns:w10="urn:schemas-microsoft-com:office:word" xmlns:w="http://schemas.openxmlformats.org/wordprocessingml/2006/main" xmlns:w14="http://schemas.microsoft.com/office/word/2010/wordml" xmlns:w15="http://schemas.microsoft.com/office/word/2012/wordml" xmlns:w16cex="http://schemas.microsoft.com/office/word/2018/wordml/cex" xmlns:w16cid="http://schemas.microsoft.com/office/word/2016/wordml/cid" xmlns:w16="http://schemas.microsoft.com/office/word/2018/wordml" xmlns:w16sdtdh="http://schemas.microsoft.com/office/word/2020/wordml/sdtdatahash" xmlns:w16se="http://schemas.microsoft.com/office/word/2015/wordml/symex" xmlns:wpg="http://schemas.microsoft.com/office/word/2010/wordprocessingGroup" xmlns:wpi="http://schemas.microsoft.com/office/word/2010/wordprocessingInk" xmlns:wne="http://schemas.microsoft.com/office/word/2006/wordml" xmlns:wps="http://schemas.microsoft.com/office/word/2010/wordprocessingShape" mc:Ignorable="w14 w15 w16se w16cid w16 w16cex w16sdtdh wp14">
+<w:ftr xmlns:wpc="http://schemas.microsoft.com/office/word/2010/wordprocessingCanvas" xmlns:cx="http://schemas.microsoft.com/office/drawing/2014/chartex" xmlns:cx1="http://schemas.microsoft.com/office/drawing/2015/9/8/chartex" xmlns:cx2="http://schemas.microsoft.com/office/drawing/2015/10/21/chartex" xmlns:cx3="http://schemas.microsoft.com/office/drawing/2016/5/9/chartex" xmlns:cx4="http://schemas.microsoft.com/office/drawing/2016/5/10/chartex" xmlns:cx5="http://schemas.microsoft.com/office/drawing/2016/5/11/chartex" xmlns:cx6="http://schemas.microsoft.com/office/drawing/2016/5/12/chartex" xmlns:cx7="http://schemas.microsoft.com/office/drawing/2016/5/13/chartex" xmlns:cx8="http://schemas.microsoft.com/office/drawing/2016/5/14/chartex" xmlns:mc="http://schemas.openxmlformats.org/markup-compatibility/2006" xmlns:aink="http://schemas.microsoft.com/office/drawing/2016/ink" xmlns:am3d="http://schemas.microsoft.com/office/drawing/2017/model3d" xmlns:o="urn:schemas-microsoft-com:office:office" xmlns:oel="http://schemas.microsoft.com/office/2019/extlst" xmlns:r="http://schemas.openxmlformats.org/officeDocument/2006/relationships" xmlns:m="http://schemas.openxmlformats.org/officeDocument/2006/math" xmlns:v="urn:schemas-microsoft-com:vml" xmlns:wp14="http://schemas.microsoft.com/office/word/2010/wordprocessingDrawing" xmlns:wp="http://schemas.openxmlformats.org/drawingml/2006/wordprocessingDrawing" xmlns:w10="urn:schemas-microsoft-com:office:word" xmlns:w="http://schemas.openxmlformats.org/wordprocessingml/2006/main" xmlns:w14="http://schemas.microsoft.com/office/word/2010/wordml" xmlns:w15="http://schemas.microsoft.com/office/word/2012/wordml" xmlns:w16cex="http://schemas.microsoft.com/office/word/2018/wordml/cex" xmlns:w16cid="http://schemas.microsoft.com/office/word/2016/wordml/cid" xmlns:w16="http://schemas.microsoft.com/office/word/2018/wordml" xmlns:w16du="http://schemas.microsoft.com/office/word/2023/wordml/word16du" xmlns:w16sdtdh="http://schemas.microsoft.com/office/word/2020/wordml/sdtdatahash" xmlns:w16sdtfl="http://schemas.microsoft.com/office/word/2024/wordml/sdtformatlock" xmlns:w16se="http://schemas.microsoft.com/office/word/2015/wordml/symex" xmlns:wpg="http://schemas.microsoft.com/office/word/2010/wordprocessingGroup" xmlns:wpi="http://schemas.microsoft.com/office/word/2010/wordprocessingInk" xmlns:wne="http://schemas.microsoft.com/office/word/2006/wordml" xmlns:wps="http://schemas.microsoft.com/office/word/2010/wordprocessingShape" mc:Ignorable="w14 w15 w16se w16cid w16 w16cex w16sdtdh w16sdtfl w16du wp14">
   <w:sdt>
     <w:sdtPr>
       <w:id w:val="1872651829"/>
@@ -42343,7 +43597,7 @@
 </file>
 
 <file path=word/footnotes.xml><?xml version="1.0" encoding="utf-8"?>
-<w:footnotes xmlns:wpc="http://schemas.microsoft.com/office/word/2010/wordprocessingCanvas" xmlns:cx="http://schemas.microsoft.com/office/drawing/2014/chartex" xmlns:cx1="http://schemas.microsoft.com/office/drawing/2015/9/8/chartex" xmlns:cx2="http://schemas.microsoft.com/office/drawing/2015/10/21/chartex" xmlns:cx3="http://schemas.microsoft.com/office/drawing/2016/5/9/chartex" xmlns:cx4="http://schemas.microsoft.com/office/drawing/2016/5/10/chartex" xmlns:cx5="http://schemas.microsoft.com/office/drawing/2016/5/11/chartex" xmlns:cx6="http://schemas.microsoft.com/office/drawing/2016/5/12/chartex" xmlns:cx7="http://schemas.microsoft.com/office/drawing/2016/5/13/chartex" xmlns:cx8="http://schemas.microsoft.com/office/drawing/2016/5/14/chartex" xmlns:mc="http://schemas.openxmlformats.org/markup-compatibility/2006" xmlns:aink="http://schemas.microsoft.com/office/drawing/2016/ink" xmlns:am3d="http://schemas.microsoft.com/office/drawing/2017/model3d" xmlns:o="urn:schemas-microsoft-com:office:office" xmlns:oel="http://schemas.microsoft.com/office/2019/extlst" xmlns:r="http://schemas.openxmlformats.org/officeDocument/2006/relationships" xmlns:m="http://schemas.openxmlformats.org/officeDocument/2006/math" xmlns:v="urn:schemas-microsoft-com:vml" xmlns:wp14="http://schemas.microsoft.com/office/word/2010/wordprocessingDrawing" xmlns:wp="http://schemas.openxmlformats.org/drawingml/2006/wordprocessingDrawing" xmlns:w10="urn:schemas-microsoft-com:office:word" xmlns:w="http://schemas.openxmlformats.org/wordprocessingml/2006/main" xmlns:w14="http://schemas.microsoft.com/office/word/2010/wordml" xmlns:w15="http://schemas.microsoft.com/office/word/2012/wordml" xmlns:w16cex="http://schemas.microsoft.com/office/word/2018/wordml/cex" xmlns:w16cid="http://schemas.microsoft.com/office/word/2016/wordml/cid" xmlns:w16="http://schemas.microsoft.com/office/word/2018/wordml" xmlns:w16sdtdh="http://schemas.microsoft.com/office/word/2020/wordml/sdtdatahash" xmlns:w16se="http://schemas.microsoft.com/office/word/2015/wordml/symex" xmlns:wpg="http://schemas.microsoft.com/office/word/2010/wordprocessingGroup" xmlns:wpi="http://schemas.microsoft.com/office/word/2010/wordprocessingInk" xmlns:wne="http://schemas.microsoft.com/office/word/2006/wordml" xmlns:wps="http://schemas.microsoft.com/office/word/2010/wordprocessingShape" mc:Ignorable="w14 w15 w16se w16cid w16 w16cex w16sdtdh wp14">
+<w:footnotes xmlns:wpc="http://schemas.microsoft.com/office/word/2010/wordprocessingCanvas" xmlns:cx="http://schemas.microsoft.com/office/drawing/2014/chartex" xmlns:cx1="http://schemas.microsoft.com/office/drawing/2015/9/8/chartex" xmlns:cx2="http://schemas.microsoft.com/office/drawing/2015/10/21/chartex" xmlns:cx3="http://schemas.microsoft.com/office/drawing/2016/5/9/chartex" xmlns:cx4="http://schemas.microsoft.com/office/drawing/2016/5/10/chartex" xmlns:cx5="http://schemas.microsoft.com/office/drawing/2016/5/11/chartex" xmlns:cx6="http://schemas.microsoft.com/office/drawing/2016/5/12/chartex" xmlns:cx7="http://schemas.microsoft.com/office/drawing/2016/5/13/chartex" xmlns:cx8="http://schemas.microsoft.com/office/drawing/2016/5/14/chartex" xmlns:mc="http://schemas.openxmlformats.org/markup-compatibility/2006" xmlns:aink="http://schemas.microsoft.com/office/drawing/2016/ink" xmlns:am3d="http://schemas.microsoft.com/office/drawing/2017/model3d" xmlns:o="urn:schemas-microsoft-com:office:office" xmlns:oel="http://schemas.microsoft.com/office/2019/extlst" xmlns:r="http://schemas.openxmlformats.org/officeDocument/2006/relationships" xmlns:m="http://schemas.openxmlformats.org/officeDocument/2006/math" xmlns:v="urn:schemas-microsoft-com:vml" xmlns:wp14="http://schemas.microsoft.com/office/word/2010/wordprocessingDrawing" xmlns:wp="http://schemas.openxmlformats.org/drawingml/2006/wordprocessingDrawing" xmlns:w10="urn:schemas-microsoft-com:office:word" xmlns:w="http://schemas.openxmlformats.org/wordprocessingml/2006/main" xmlns:w14="http://schemas.microsoft.com/office/word/2010/wordml" xmlns:w15="http://schemas.microsoft.com/office/word/2012/wordml" xmlns:w16cex="http://schemas.microsoft.com/office/word/2018/wordml/cex" xmlns:w16cid="http://schemas.microsoft.com/office/word/2016/wordml/cid" xmlns:w16="http://schemas.microsoft.com/office/word/2018/wordml" xmlns:w16du="http://schemas.microsoft.com/office/word/2023/wordml/word16du" xmlns:w16sdtdh="http://schemas.microsoft.com/office/word/2020/wordml/sdtdatahash" xmlns:w16sdtfl="http://schemas.microsoft.com/office/word/2024/wordml/sdtformatlock" xmlns:w16se="http://schemas.microsoft.com/office/word/2015/wordml/symex" xmlns:wpg="http://schemas.microsoft.com/office/word/2010/wordprocessingGroup" xmlns:wpi="http://schemas.microsoft.com/office/word/2010/wordprocessingInk" xmlns:wne="http://schemas.microsoft.com/office/word/2006/wordml" xmlns:wps="http://schemas.microsoft.com/office/word/2010/wordprocessingShape" mc:Ignorable="w14 w15 w16se w16cid w16 w16cex w16sdtdh w16sdtfl w16du wp14">
   <w:footnote w:type="separator" w:id="-1">
     <w:p>
       <w:pPr>
@@ -42368,7 +43622,7 @@
 </file>
 
 <file path=word/numbering.xml><?xml version="1.0" encoding="utf-8"?>
-<w:numbering xmlns:wpc="http://schemas.microsoft.com/office/word/2010/wordprocessingCanvas" xmlns:cx="http://schemas.microsoft.com/office/drawing/2014/chartex" xmlns:cx1="http://schemas.microsoft.com/office/drawing/2015/9/8/chartex" xmlns:cx2="http://schemas.microsoft.com/office/drawing/2015/10/21/chartex" xmlns:cx3="http://schemas.microsoft.com/office/drawing/2016/5/9/chartex" xmlns:cx4="http://schemas.microsoft.com/office/drawing/2016/5/10/chartex" xmlns:cx5="http://schemas.microsoft.com/office/drawing/2016/5/11/chartex" xmlns:cx6="http://schemas.microsoft.com/office/drawing/2016/5/12/chartex" xmlns:cx7="http://schemas.microsoft.com/office/drawing/2016/5/13/chartex" xmlns:cx8="http://schemas.microsoft.com/office/drawing/2016/5/14/chartex" xmlns:mc="http://schemas.openxmlformats.org/markup-compatibility/2006" xmlns:aink="http://schemas.microsoft.com/office/drawing/2016/ink" xmlns:am3d="http://schemas.microsoft.com/office/drawing/2017/model3d" xmlns:o="urn:schemas-microsoft-com:office:office" xmlns:oel="http://schemas.microsoft.com/office/2019/extlst" xmlns:r="http://schemas.openxmlformats.org/officeDocument/2006/relationships" xmlns:m="http://schemas.openxmlformats.org/officeDocument/2006/math" xmlns:v="urn:schemas-microsoft-com:vml" xmlns:wp14="http://schemas.microsoft.com/office/word/2010/wordprocessingDrawing" xmlns:wp="http://schemas.openxmlformats.org/drawingml/2006/wordprocessingDrawing" xmlns:w10="urn:schemas-microsoft-com:office:word" xmlns:w="http://schemas.openxmlformats.org/wordprocessingml/2006/main" xmlns:w14="http://schemas.microsoft.com/office/word/2010/wordml" xmlns:w15="http://schemas.microsoft.com/office/word/2012/wordml" xmlns:w16cex="http://schemas.microsoft.com/office/word/2018/wordml/cex" xmlns:w16cid="http://schemas.microsoft.com/office/word/2016/wordml/cid" xmlns:w16="http://schemas.microsoft.com/office/word/2018/wordml" xmlns:w16sdtdh="http://schemas.microsoft.com/office/word/2020/wordml/sdtdatahash" xmlns:w16se="http://schemas.microsoft.com/office/word/2015/wordml/symex" xmlns:wpg="http://schemas.microsoft.com/office/word/2010/wordprocessingGroup" xmlns:wpi="http://schemas.microsoft.com/office/word/2010/wordprocessingInk" xmlns:wne="http://schemas.microsoft.com/office/word/2006/wordml" xmlns:wps="http://schemas.microsoft.com/office/word/2010/wordprocessingShape" mc:Ignorable="w14 w15 w16se w16cid w16 w16cex w16sdtdh wp14">
+<w:numbering xmlns:wpc="http://schemas.microsoft.com/office/word/2010/wordprocessingCanvas" xmlns:cx="http://schemas.microsoft.com/office/drawing/2014/chartex" xmlns:cx1="http://schemas.microsoft.com/office/drawing/2015/9/8/chartex" xmlns:cx2="http://schemas.microsoft.com/office/drawing/2015/10/21/chartex" xmlns:cx3="http://schemas.microsoft.com/office/drawing/2016/5/9/chartex" xmlns:cx4="http://schemas.microsoft.com/office/drawing/2016/5/10/chartex" xmlns:cx5="http://schemas.microsoft.com/office/drawing/2016/5/11/chartex" xmlns:cx6="http://schemas.microsoft.com/office/drawing/2016/5/12/chartex" xmlns:cx7="http://schemas.microsoft.com/office/drawing/2016/5/13/chartex" xmlns:cx8="http://schemas.microsoft.com/office/drawing/2016/5/14/chartex" xmlns:mc="http://schemas.openxmlformats.org/markup-compatibility/2006" xmlns:aink="http://schemas.microsoft.com/office/drawing/2016/ink" xmlns:am3d="http://schemas.microsoft.com/office/drawing/2017/model3d" xmlns:o="urn:schemas-microsoft-com:office:office" xmlns:oel="http://schemas.microsoft.com/office/2019/extlst" xmlns:r="http://schemas.openxmlformats.org/officeDocument/2006/relationships" xmlns:m="http://schemas.openxmlformats.org/officeDocument/2006/math" xmlns:v="urn:schemas-microsoft-com:vml" xmlns:wp14="http://schemas.microsoft.com/office/word/2010/wordprocessingDrawing" xmlns:wp="http://schemas.openxmlformats.org/drawingml/2006/wordprocessingDrawing" xmlns:w10="urn:schemas-microsoft-com:office:word" xmlns:w="http://schemas.openxmlformats.org/wordprocessingml/2006/main" xmlns:w14="http://schemas.microsoft.com/office/word/2010/wordml" xmlns:w15="http://schemas.microsoft.com/office/word/2012/wordml" xmlns:w16cex="http://schemas.microsoft.com/office/word/2018/wordml/cex" xmlns:w16cid="http://schemas.microsoft.com/office/word/2016/wordml/cid" xmlns:w16="http://schemas.microsoft.com/office/word/2018/wordml" xmlns:w16du="http://schemas.microsoft.com/office/word/2023/wordml/word16du" xmlns:w16sdtdh="http://schemas.microsoft.com/office/word/2020/wordml/sdtdatahash" xmlns:w16sdtfl="http://schemas.microsoft.com/office/word/2024/wordml/sdtformatlock" xmlns:w16se="http://schemas.microsoft.com/office/word/2015/wordml/symex" xmlns:wpg="http://schemas.microsoft.com/office/word/2010/wordprocessingGroup" xmlns:wpi="http://schemas.microsoft.com/office/word/2010/wordprocessingInk" xmlns:wne="http://schemas.microsoft.com/office/word/2006/wordml" xmlns:wps="http://schemas.microsoft.com/office/word/2010/wordprocessingShape" mc:Ignorable="w14 w15 w16se w16cid w16 w16cex w16sdtdh w16sdtfl w16du wp14">
   <w:abstractNum w:abstractNumId="0" w15:restartNumberingAfterBreak="0">
     <w:nsid w:val="00D47AF8"/>
     <w:multiLevelType w:val="hybridMultilevel"/>
@@ -50993,7 +52247,7 @@
 </file>
 
 <file path=word/styles.xml><?xml version="1.0" encoding="utf-8"?>
-<w:styles xmlns:mc="http://schemas.openxmlformats.org/markup-compatibility/2006" xmlns:r="http://schemas.openxmlformats.org/officeDocument/2006/relationships" xmlns:w="http://schemas.openxmlformats.org/wordprocessingml/2006/main" xmlns:w14="http://schemas.microsoft.com/office/word/2010/wordml" xmlns:w15="http://schemas.microsoft.com/office/word/2012/wordml" xmlns:w16cex="http://schemas.microsoft.com/office/word/2018/wordml/cex" xmlns:w16cid="http://schemas.microsoft.com/office/word/2016/wordml/cid" xmlns:w16="http://schemas.microsoft.com/office/word/2018/wordml" xmlns:w16sdtdh="http://schemas.microsoft.com/office/word/2020/wordml/sdtdatahash" xmlns:w16se="http://schemas.microsoft.com/office/word/2015/wordml/symex" mc:Ignorable="w14 w15 w16se w16cid w16 w16cex w16sdtdh">
+<w:styles xmlns:mc="http://schemas.openxmlformats.org/markup-compatibility/2006" xmlns:r="http://schemas.openxmlformats.org/officeDocument/2006/relationships" xmlns:w="http://schemas.openxmlformats.org/wordprocessingml/2006/main" xmlns:w14="http://schemas.microsoft.com/office/word/2010/wordml" xmlns:w15="http://schemas.microsoft.com/office/word/2012/wordml" xmlns:w16cex="http://schemas.microsoft.com/office/word/2018/wordml/cex" xmlns:w16cid="http://schemas.microsoft.com/office/word/2016/wordml/cid" xmlns:w16="http://schemas.microsoft.com/office/word/2018/wordml" xmlns:w16du="http://schemas.microsoft.com/office/word/2023/wordml/word16du" xmlns:w16sdtdh="http://schemas.microsoft.com/office/word/2020/wordml/sdtdatahash" xmlns:w16sdtfl="http://schemas.microsoft.com/office/word/2024/wordml/sdtformatlock" xmlns:w16se="http://schemas.microsoft.com/office/word/2015/wordml/symex" mc:Ignorable="w14 w15 w16se w16cid w16 w16cex w16sdtdh w16sdtfl w16du">
   <w:docDefaults>
     <w:rPrDefault>
       <w:rPr>

--- a/compiler-internals/ICode2v0.docx
+++ b/compiler-internals/ICode2v0.docx
@@ -269,7 +269,7 @@
           <w:r>
             <w:fldChar w:fldCharType="separate"/>
           </w:r>
-          <w:hyperlink w:anchor="_Toc192668457" w:history="1">
+          <w:hyperlink w:anchor="_Toc192709444" w:history="1">
             <w:r>
               <w:rPr>
                 <w:rStyle w:val="Hyperlink"/>
@@ -315,7 +315,7 @@
                 <w:noProof/>
                 <w:webHidden/>
               </w:rPr>
-              <w:instrText xml:space="preserve"> PAGEREF _Toc192668457 \h </w:instrText>
+              <w:instrText xml:space="preserve"> PAGEREF _Toc192709444 \h </w:instrText>
             </w:r>
             <w:r>
               <w:rPr>
@@ -363,7 +363,7 @@
               <w14:ligatures w14:val="standardContextual"/>
             </w:rPr>
           </w:pPr>
-          <w:hyperlink w:anchor="_Toc192668458" w:history="1">
+          <w:hyperlink w:anchor="_Toc192709445" w:history="1">
             <w:r>
               <w:rPr>
                 <w:rStyle w:val="Hyperlink"/>
@@ -409,7 +409,7 @@
                 <w:noProof/>
                 <w:webHidden/>
               </w:rPr>
-              <w:instrText xml:space="preserve"> PAGEREF _Toc192668458 \h </w:instrText>
+              <w:instrText xml:space="preserve"> PAGEREF _Toc192709445 \h </w:instrText>
             </w:r>
             <w:r>
               <w:rPr>
@@ -457,7 +457,7 @@
               <w14:ligatures w14:val="standardContextual"/>
             </w:rPr>
           </w:pPr>
-          <w:hyperlink w:anchor="_Toc192668459" w:history="1">
+          <w:hyperlink w:anchor="_Toc192709446" w:history="1">
             <w:r>
               <w:rPr>
                 <w:rStyle w:val="Hyperlink"/>
@@ -503,7 +503,7 @@
                 <w:noProof/>
                 <w:webHidden/>
               </w:rPr>
-              <w:instrText xml:space="preserve"> PAGEREF _Toc192668459 \h </w:instrText>
+              <w:instrText xml:space="preserve"> PAGEREF _Toc192709446 \h </w:instrText>
             </w:r>
             <w:r>
               <w:rPr>
@@ -551,7 +551,7 @@
               <w14:ligatures w14:val="standardContextual"/>
             </w:rPr>
           </w:pPr>
-          <w:hyperlink w:anchor="_Toc192668460" w:history="1">
+          <w:hyperlink w:anchor="_Toc192709447" w:history="1">
             <w:r>
               <w:rPr>
                 <w:rStyle w:val="Hyperlink"/>
@@ -597,7 +597,7 @@
                 <w:noProof/>
                 <w:webHidden/>
               </w:rPr>
-              <w:instrText xml:space="preserve"> PAGEREF _Toc192668460 \h </w:instrText>
+              <w:instrText xml:space="preserve"> PAGEREF _Toc192709447 \h </w:instrText>
             </w:r>
             <w:r>
               <w:rPr>
@@ -645,7 +645,7 @@
               <w14:ligatures w14:val="standardContextual"/>
             </w:rPr>
           </w:pPr>
-          <w:hyperlink w:anchor="_Toc192668461" w:history="1">
+          <w:hyperlink w:anchor="_Toc192709448" w:history="1">
             <w:r>
               <w:rPr>
                 <w:rStyle w:val="Hyperlink"/>
@@ -691,7 +691,7 @@
                 <w:noProof/>
                 <w:webHidden/>
               </w:rPr>
-              <w:instrText xml:space="preserve"> PAGEREF _Toc192668461 \h </w:instrText>
+              <w:instrText xml:space="preserve"> PAGEREF _Toc192709448 \h </w:instrText>
             </w:r>
             <w:r>
               <w:rPr>
@@ -739,7 +739,7 @@
               <w14:ligatures w14:val="standardContextual"/>
             </w:rPr>
           </w:pPr>
-          <w:hyperlink w:anchor="_Toc192668462" w:history="1">
+          <w:hyperlink w:anchor="_Toc192709449" w:history="1">
             <w:r>
               <w:rPr>
                 <w:rStyle w:val="Hyperlink"/>
@@ -785,7 +785,7 @@
                 <w:noProof/>
                 <w:webHidden/>
               </w:rPr>
-              <w:instrText xml:space="preserve"> PAGEREF _Toc192668462 \h </w:instrText>
+              <w:instrText xml:space="preserve"> PAGEREF _Toc192709449 \h </w:instrText>
             </w:r>
             <w:r>
               <w:rPr>
@@ -830,7 +830,7 @@
               <w14:ligatures w14:val="standardContextual"/>
             </w:rPr>
           </w:pPr>
-          <w:hyperlink w:anchor="_Toc192668463" w:history="1">
+          <w:hyperlink w:anchor="_Toc192709450" w:history="1">
             <w:r>
               <w:rPr>
                 <w:rStyle w:val="Hyperlink"/>
@@ -857,7 +857,7 @@
                 <w:noProof/>
                 <w:webHidden/>
               </w:rPr>
-              <w:instrText xml:space="preserve"> PAGEREF _Toc192668463 \h </w:instrText>
+              <w:instrText xml:space="preserve"> PAGEREF _Toc192709450 \h </w:instrText>
             </w:r>
             <w:r>
               <w:rPr>
@@ -902,7 +902,7 @@
               <w14:ligatures w14:val="standardContextual"/>
             </w:rPr>
           </w:pPr>
-          <w:hyperlink w:anchor="_Toc192668464" w:history="1">
+          <w:hyperlink w:anchor="_Toc192709451" w:history="1">
             <w:r>
               <w:rPr>
                 <w:rStyle w:val="Hyperlink"/>
@@ -929,7 +929,7 @@
                 <w:noProof/>
                 <w:webHidden/>
               </w:rPr>
-              <w:instrText xml:space="preserve"> PAGEREF _Toc192668464 \h </w:instrText>
+              <w:instrText xml:space="preserve"> PAGEREF _Toc192709451 \h </w:instrText>
             </w:r>
             <w:r>
               <w:rPr>
@@ -974,7 +974,7 @@
               <w14:ligatures w14:val="standardContextual"/>
             </w:rPr>
           </w:pPr>
-          <w:hyperlink w:anchor="_Toc192668465" w:history="1">
+          <w:hyperlink w:anchor="_Toc192709452" w:history="1">
             <w:r>
               <w:rPr>
                 <w:rStyle w:val="Hyperlink"/>
@@ -1001,7 +1001,7 @@
                 <w:noProof/>
                 <w:webHidden/>
               </w:rPr>
-              <w:instrText xml:space="preserve"> PAGEREF _Toc192668465 \h </w:instrText>
+              <w:instrText xml:space="preserve"> PAGEREF _Toc192709452 \h </w:instrText>
             </w:r>
             <w:r>
               <w:rPr>
@@ -1046,7 +1046,7 @@
               <w14:ligatures w14:val="standardContextual"/>
             </w:rPr>
           </w:pPr>
-          <w:hyperlink w:anchor="_Toc192668466" w:history="1">
+          <w:hyperlink w:anchor="_Toc192709453" w:history="1">
             <w:r>
               <w:rPr>
                 <w:rStyle w:val="Hyperlink"/>
@@ -1073,7 +1073,7 @@
                 <w:noProof/>
                 <w:webHidden/>
               </w:rPr>
-              <w:instrText xml:space="preserve"> PAGEREF _Toc192668466 \h </w:instrText>
+              <w:instrText xml:space="preserve"> PAGEREF _Toc192709453 \h </w:instrText>
             </w:r>
             <w:r>
               <w:rPr>
@@ -1118,7 +1118,7 @@
               <w14:ligatures w14:val="standardContextual"/>
             </w:rPr>
           </w:pPr>
-          <w:hyperlink w:anchor="_Toc192668467" w:history="1">
+          <w:hyperlink w:anchor="_Toc192709454" w:history="1">
             <w:r>
               <w:rPr>
                 <w:rStyle w:val="Hyperlink"/>
@@ -1145,7 +1145,7 @@
                 <w:noProof/>
                 <w:webHidden/>
               </w:rPr>
-              <w:instrText xml:space="preserve"> PAGEREF _Toc192668467 \h </w:instrText>
+              <w:instrText xml:space="preserve"> PAGEREF _Toc192709454 \h </w:instrText>
             </w:r>
             <w:r>
               <w:rPr>
@@ -1190,7 +1190,7 @@
               <w14:ligatures w14:val="standardContextual"/>
             </w:rPr>
           </w:pPr>
-          <w:hyperlink w:anchor="_Toc192668468" w:history="1">
+          <w:hyperlink w:anchor="_Toc192709455" w:history="1">
             <w:r>
               <w:rPr>
                 <w:rStyle w:val="Hyperlink"/>
@@ -1217,7 +1217,7 @@
                 <w:noProof/>
                 <w:webHidden/>
               </w:rPr>
-              <w:instrText xml:space="preserve"> PAGEREF _Toc192668468 \h </w:instrText>
+              <w:instrText xml:space="preserve"> PAGEREF _Toc192709455 \h </w:instrText>
             </w:r>
             <w:r>
               <w:rPr>
@@ -1262,7 +1262,7 @@
               <w14:ligatures w14:val="standardContextual"/>
             </w:rPr>
           </w:pPr>
-          <w:hyperlink w:anchor="_Toc192668469" w:history="1">
+          <w:hyperlink w:anchor="_Toc192709456" w:history="1">
             <w:r>
               <w:rPr>
                 <w:rStyle w:val="Hyperlink"/>
@@ -1289,7 +1289,7 @@
                 <w:noProof/>
                 <w:webHidden/>
               </w:rPr>
-              <w:instrText xml:space="preserve"> PAGEREF _Toc192668469 \h </w:instrText>
+              <w:instrText xml:space="preserve"> PAGEREF _Toc192709456 \h </w:instrText>
             </w:r>
             <w:r>
               <w:rPr>
@@ -1334,7 +1334,7 @@
               <w14:ligatures w14:val="standardContextual"/>
             </w:rPr>
           </w:pPr>
-          <w:hyperlink w:anchor="_Toc192668470" w:history="1">
+          <w:hyperlink w:anchor="_Toc192709457" w:history="1">
             <w:r>
               <w:rPr>
                 <w:rStyle w:val="Hyperlink"/>
@@ -1361,7 +1361,7 @@
                 <w:noProof/>
                 <w:webHidden/>
               </w:rPr>
-              <w:instrText xml:space="preserve"> PAGEREF _Toc192668470 \h </w:instrText>
+              <w:instrText xml:space="preserve"> PAGEREF _Toc192709457 \h </w:instrText>
             </w:r>
             <w:r>
               <w:rPr>
@@ -1406,7 +1406,7 @@
               <w14:ligatures w14:val="standardContextual"/>
             </w:rPr>
           </w:pPr>
-          <w:hyperlink w:anchor="_Toc192668471" w:history="1">
+          <w:hyperlink w:anchor="_Toc192709458" w:history="1">
             <w:r>
               <w:rPr>
                 <w:rStyle w:val="Hyperlink"/>
@@ -1433,7 +1433,7 @@
                 <w:noProof/>
                 <w:webHidden/>
               </w:rPr>
-              <w:instrText xml:space="preserve"> PAGEREF _Toc192668471 \h </w:instrText>
+              <w:instrText xml:space="preserve"> PAGEREF _Toc192709458 \h </w:instrText>
             </w:r>
             <w:r>
               <w:rPr>
@@ -1478,7 +1478,7 @@
               <w14:ligatures w14:val="standardContextual"/>
             </w:rPr>
           </w:pPr>
-          <w:hyperlink w:anchor="_Toc192668472" w:history="1">
+          <w:hyperlink w:anchor="_Toc192709459" w:history="1">
             <w:r>
               <w:rPr>
                 <w:rStyle w:val="Hyperlink"/>
@@ -1505,7 +1505,7 @@
                 <w:noProof/>
                 <w:webHidden/>
               </w:rPr>
-              <w:instrText xml:space="preserve"> PAGEREF _Toc192668472 \h </w:instrText>
+              <w:instrText xml:space="preserve"> PAGEREF _Toc192709459 \h </w:instrText>
             </w:r>
             <w:r>
               <w:rPr>
@@ -1550,7 +1550,7 @@
               <w14:ligatures w14:val="standardContextual"/>
             </w:rPr>
           </w:pPr>
-          <w:hyperlink w:anchor="_Toc192668473" w:history="1">
+          <w:hyperlink w:anchor="_Toc192709460" w:history="1">
             <w:r>
               <w:rPr>
                 <w:rStyle w:val="Hyperlink"/>
@@ -1577,7 +1577,7 @@
                 <w:noProof/>
                 <w:webHidden/>
               </w:rPr>
-              <w:instrText xml:space="preserve"> PAGEREF _Toc192668473 \h </w:instrText>
+              <w:instrText xml:space="preserve"> PAGEREF _Toc192709460 \h </w:instrText>
             </w:r>
             <w:r>
               <w:rPr>
@@ -1622,7 +1622,7 @@
               <w14:ligatures w14:val="standardContextual"/>
             </w:rPr>
           </w:pPr>
-          <w:hyperlink w:anchor="_Toc192668474" w:history="1">
+          <w:hyperlink w:anchor="_Toc192709461" w:history="1">
             <w:r>
               <w:rPr>
                 <w:rStyle w:val="Hyperlink"/>
@@ -1649,7 +1649,7 @@
                 <w:noProof/>
                 <w:webHidden/>
               </w:rPr>
-              <w:instrText xml:space="preserve"> PAGEREF _Toc192668474 \h </w:instrText>
+              <w:instrText xml:space="preserve"> PAGEREF _Toc192709461 \h </w:instrText>
             </w:r>
             <w:r>
               <w:rPr>
@@ -1694,7 +1694,7 @@
               <w14:ligatures w14:val="standardContextual"/>
             </w:rPr>
           </w:pPr>
-          <w:hyperlink w:anchor="_Toc192668475" w:history="1">
+          <w:hyperlink w:anchor="_Toc192709462" w:history="1">
             <w:r>
               <w:rPr>
                 <w:rStyle w:val="Hyperlink"/>
@@ -1721,7 +1721,7 @@
                 <w:noProof/>
                 <w:webHidden/>
               </w:rPr>
-              <w:instrText xml:space="preserve"> PAGEREF _Toc192668475 \h </w:instrText>
+              <w:instrText xml:space="preserve"> PAGEREF _Toc192709462 \h </w:instrText>
             </w:r>
             <w:r>
               <w:rPr>
@@ -1766,7 +1766,7 @@
               <w14:ligatures w14:val="standardContextual"/>
             </w:rPr>
           </w:pPr>
-          <w:hyperlink w:anchor="_Toc192668476" w:history="1">
+          <w:hyperlink w:anchor="_Toc192709463" w:history="1">
             <w:r>
               <w:rPr>
                 <w:rStyle w:val="Hyperlink"/>
@@ -1793,7 +1793,7 @@
                 <w:noProof/>
                 <w:webHidden/>
               </w:rPr>
-              <w:instrText xml:space="preserve"> PAGEREF _Toc192668476 \h </w:instrText>
+              <w:instrText xml:space="preserve"> PAGEREF _Toc192709463 \h </w:instrText>
             </w:r>
             <w:r>
               <w:rPr>
@@ -1838,7 +1838,7 @@
               <w14:ligatures w14:val="standardContextual"/>
             </w:rPr>
           </w:pPr>
-          <w:hyperlink w:anchor="_Toc192668477" w:history="1">
+          <w:hyperlink w:anchor="_Toc192709464" w:history="1">
             <w:r>
               <w:rPr>
                 <w:rStyle w:val="Hyperlink"/>
@@ -1865,7 +1865,7 @@
                 <w:noProof/>
                 <w:webHidden/>
               </w:rPr>
-              <w:instrText xml:space="preserve"> PAGEREF _Toc192668477 \h </w:instrText>
+              <w:instrText xml:space="preserve"> PAGEREF _Toc192709464 \h </w:instrText>
             </w:r>
             <w:r>
               <w:rPr>
@@ -1910,7 +1910,7 @@
               <w14:ligatures w14:val="standardContextual"/>
             </w:rPr>
           </w:pPr>
-          <w:hyperlink w:anchor="_Toc192668478" w:history="1">
+          <w:hyperlink w:anchor="_Toc192709465" w:history="1">
             <w:r>
               <w:rPr>
                 <w:rStyle w:val="Hyperlink"/>
@@ -1937,7 +1937,7 @@
                 <w:noProof/>
                 <w:webHidden/>
               </w:rPr>
-              <w:instrText xml:space="preserve"> PAGEREF _Toc192668478 \h </w:instrText>
+              <w:instrText xml:space="preserve"> PAGEREF _Toc192709465 \h </w:instrText>
             </w:r>
             <w:r>
               <w:rPr>
@@ -1982,7 +1982,7 @@
               <w14:ligatures w14:val="standardContextual"/>
             </w:rPr>
           </w:pPr>
-          <w:hyperlink w:anchor="_Toc192668479" w:history="1">
+          <w:hyperlink w:anchor="_Toc192709466" w:history="1">
             <w:r>
               <w:rPr>
                 <w:rStyle w:val="Hyperlink"/>
@@ -2009,7 +2009,7 @@
                 <w:noProof/>
                 <w:webHidden/>
               </w:rPr>
-              <w:instrText xml:space="preserve"> PAGEREF _Toc192668479 \h </w:instrText>
+              <w:instrText xml:space="preserve"> PAGEREF _Toc192709466 \h </w:instrText>
             </w:r>
             <w:r>
               <w:rPr>
@@ -2054,7 +2054,7 @@
               <w14:ligatures w14:val="standardContextual"/>
             </w:rPr>
           </w:pPr>
-          <w:hyperlink w:anchor="_Toc192668480" w:history="1">
+          <w:hyperlink w:anchor="_Toc192709467" w:history="1">
             <w:r>
               <w:rPr>
                 <w:rStyle w:val="Hyperlink"/>
@@ -2081,7 +2081,7 @@
                 <w:noProof/>
                 <w:webHidden/>
               </w:rPr>
-              <w:instrText xml:space="preserve"> PAGEREF _Toc192668480 \h </w:instrText>
+              <w:instrText xml:space="preserve"> PAGEREF _Toc192709467 \h </w:instrText>
             </w:r>
             <w:r>
               <w:rPr>
@@ -2129,7 +2129,7 @@
               <w14:ligatures w14:val="standardContextual"/>
             </w:rPr>
           </w:pPr>
-          <w:hyperlink w:anchor="_Toc192668481" w:history="1">
+          <w:hyperlink w:anchor="_Toc192709468" w:history="1">
             <w:r>
               <w:rPr>
                 <w:rStyle w:val="Hyperlink"/>
@@ -2175,7 +2175,7 @@
                 <w:noProof/>
                 <w:webHidden/>
               </w:rPr>
-              <w:instrText xml:space="preserve"> PAGEREF _Toc192668481 \h </w:instrText>
+              <w:instrText xml:space="preserve"> PAGEREF _Toc192709468 \h </w:instrText>
             </w:r>
             <w:r>
               <w:rPr>
@@ -2220,7 +2220,7 @@
               <w14:ligatures w14:val="standardContextual"/>
             </w:rPr>
           </w:pPr>
-          <w:hyperlink w:anchor="_Toc192668482" w:history="1">
+          <w:hyperlink w:anchor="_Toc192709469" w:history="1">
             <w:r>
               <w:rPr>
                 <w:rStyle w:val="Hyperlink"/>
@@ -2248,7 +2248,7 @@
                 <w:noProof/>
                 <w:webHidden/>
               </w:rPr>
-              <w:instrText xml:space="preserve"> PAGEREF _Toc192668482 \h </w:instrText>
+              <w:instrText xml:space="preserve"> PAGEREF _Toc192709469 \h </w:instrText>
             </w:r>
             <w:r>
               <w:rPr>
@@ -2293,7 +2293,7 @@
               <w14:ligatures w14:val="standardContextual"/>
             </w:rPr>
           </w:pPr>
-          <w:hyperlink w:anchor="_Toc192668483" w:history="1">
+          <w:hyperlink w:anchor="_Toc192709470" w:history="1">
             <w:r>
               <w:rPr>
                 <w:rStyle w:val="Hyperlink"/>
@@ -2321,7 +2321,7 @@
                 <w:noProof/>
                 <w:webHidden/>
               </w:rPr>
-              <w:instrText xml:space="preserve"> PAGEREF _Toc192668483 \h </w:instrText>
+              <w:instrText xml:space="preserve"> PAGEREF _Toc192709470 \h </w:instrText>
             </w:r>
             <w:r>
               <w:rPr>
@@ -2366,7 +2366,7 @@
               <w14:ligatures w14:val="standardContextual"/>
             </w:rPr>
           </w:pPr>
-          <w:hyperlink w:anchor="_Toc192668484" w:history="1">
+          <w:hyperlink w:anchor="_Toc192709471" w:history="1">
             <w:r>
               <w:rPr>
                 <w:rStyle w:val="Hyperlink"/>
@@ -2394,7 +2394,7 @@
                 <w:noProof/>
                 <w:webHidden/>
               </w:rPr>
-              <w:instrText xml:space="preserve"> PAGEREF _Toc192668484 \h </w:instrText>
+              <w:instrText xml:space="preserve"> PAGEREF _Toc192709471 \h </w:instrText>
             </w:r>
             <w:r>
               <w:rPr>
@@ -2439,7 +2439,7 @@
               <w14:ligatures w14:val="standardContextual"/>
             </w:rPr>
           </w:pPr>
-          <w:hyperlink w:anchor="_Toc192668485" w:history="1">
+          <w:hyperlink w:anchor="_Toc192709472" w:history="1">
             <w:r>
               <w:rPr>
                 <w:rStyle w:val="Hyperlink"/>
@@ -2467,7 +2467,7 @@
                 <w:noProof/>
                 <w:webHidden/>
               </w:rPr>
-              <w:instrText xml:space="preserve"> PAGEREF _Toc192668485 \h </w:instrText>
+              <w:instrText xml:space="preserve"> PAGEREF _Toc192709472 \h </w:instrText>
             </w:r>
             <w:r>
               <w:rPr>
@@ -2512,7 +2512,7 @@
               <w14:ligatures w14:val="standardContextual"/>
             </w:rPr>
           </w:pPr>
-          <w:hyperlink w:anchor="_Toc192668486" w:history="1">
+          <w:hyperlink w:anchor="_Toc192709473" w:history="1">
             <w:r>
               <w:rPr>
                 <w:rStyle w:val="Hyperlink"/>
@@ -2540,7 +2540,7 @@
                 <w:noProof/>
                 <w:webHidden/>
               </w:rPr>
-              <w:instrText xml:space="preserve"> PAGEREF _Toc192668486 \h </w:instrText>
+              <w:instrText xml:space="preserve"> PAGEREF _Toc192709473 \h </w:instrText>
             </w:r>
             <w:r>
               <w:rPr>
@@ -2585,7 +2585,7 @@
               <w14:ligatures w14:val="standardContextual"/>
             </w:rPr>
           </w:pPr>
-          <w:hyperlink w:anchor="_Toc192668487" w:history="1">
+          <w:hyperlink w:anchor="_Toc192709474" w:history="1">
             <w:r>
               <w:rPr>
                 <w:rStyle w:val="Hyperlink"/>
@@ -2613,7 +2613,7 @@
                 <w:noProof/>
                 <w:webHidden/>
               </w:rPr>
-              <w:instrText xml:space="preserve"> PAGEREF _Toc192668487 \h </w:instrText>
+              <w:instrText xml:space="preserve"> PAGEREF _Toc192709474 \h </w:instrText>
             </w:r>
             <w:r>
               <w:rPr>
@@ -2658,7 +2658,7 @@
               <w14:ligatures w14:val="standardContextual"/>
             </w:rPr>
           </w:pPr>
-          <w:hyperlink w:anchor="_Toc192668488" w:history="1">
+          <w:hyperlink w:anchor="_Toc192709475" w:history="1">
             <w:r>
               <w:rPr>
                 <w:rStyle w:val="Hyperlink"/>
@@ -2686,7 +2686,7 @@
                 <w:noProof/>
                 <w:webHidden/>
               </w:rPr>
-              <w:instrText xml:space="preserve"> PAGEREF _Toc192668488 \h </w:instrText>
+              <w:instrText xml:space="preserve"> PAGEREF _Toc192709475 \h </w:instrText>
             </w:r>
             <w:r>
               <w:rPr>
@@ -2731,7 +2731,7 @@
               <w14:ligatures w14:val="standardContextual"/>
             </w:rPr>
           </w:pPr>
-          <w:hyperlink w:anchor="_Toc192668489" w:history="1">
+          <w:hyperlink w:anchor="_Toc192709476" w:history="1">
             <w:r>
               <w:rPr>
                 <w:rStyle w:val="Hyperlink"/>
@@ -2759,7 +2759,7 @@
                 <w:noProof/>
                 <w:webHidden/>
               </w:rPr>
-              <w:instrText xml:space="preserve"> PAGEREF _Toc192668489 \h </w:instrText>
+              <w:instrText xml:space="preserve"> PAGEREF _Toc192709476 \h </w:instrText>
             </w:r>
             <w:r>
               <w:rPr>
@@ -2804,7 +2804,7 @@
               <w14:ligatures w14:val="standardContextual"/>
             </w:rPr>
           </w:pPr>
-          <w:hyperlink w:anchor="_Toc192668490" w:history="1">
+          <w:hyperlink w:anchor="_Toc192709477" w:history="1">
             <w:r>
               <w:rPr>
                 <w:rStyle w:val="Hyperlink"/>
@@ -2832,7 +2832,7 @@
                 <w:noProof/>
                 <w:webHidden/>
               </w:rPr>
-              <w:instrText xml:space="preserve"> PAGEREF _Toc192668490 \h </w:instrText>
+              <w:instrText xml:space="preserve"> PAGEREF _Toc192709477 \h </w:instrText>
             </w:r>
             <w:r>
               <w:rPr>
@@ -2877,7 +2877,7 @@
               <w14:ligatures w14:val="standardContextual"/>
             </w:rPr>
           </w:pPr>
-          <w:hyperlink w:anchor="_Toc192668491" w:history="1">
+          <w:hyperlink w:anchor="_Toc192709478" w:history="1">
             <w:r>
               <w:rPr>
                 <w:rStyle w:val="Hyperlink"/>
@@ -2905,7 +2905,7 @@
                 <w:noProof/>
                 <w:webHidden/>
               </w:rPr>
-              <w:instrText xml:space="preserve"> PAGEREF _Toc192668491 \h </w:instrText>
+              <w:instrText xml:space="preserve"> PAGEREF _Toc192709478 \h </w:instrText>
             </w:r>
             <w:r>
               <w:rPr>
@@ -2950,7 +2950,7 @@
               <w14:ligatures w14:val="standardContextual"/>
             </w:rPr>
           </w:pPr>
-          <w:hyperlink w:anchor="_Toc192668492" w:history="1">
+          <w:hyperlink w:anchor="_Toc192709479" w:history="1">
             <w:r>
               <w:rPr>
                 <w:rStyle w:val="Hyperlink"/>
@@ -2978,7 +2978,7 @@
                 <w:noProof/>
                 <w:webHidden/>
               </w:rPr>
-              <w:instrText xml:space="preserve"> PAGEREF _Toc192668492 \h </w:instrText>
+              <w:instrText xml:space="preserve"> PAGEREF _Toc192709479 \h </w:instrText>
             </w:r>
             <w:r>
               <w:rPr>
@@ -3023,7 +3023,7 @@
               <w14:ligatures w14:val="standardContextual"/>
             </w:rPr>
           </w:pPr>
-          <w:hyperlink w:anchor="_Toc192668493" w:history="1">
+          <w:hyperlink w:anchor="_Toc192709480" w:history="1">
             <w:r>
               <w:rPr>
                 <w:rStyle w:val="Hyperlink"/>
@@ -3051,7 +3051,7 @@
                 <w:noProof/>
                 <w:webHidden/>
               </w:rPr>
-              <w:instrText xml:space="preserve"> PAGEREF _Toc192668493 \h </w:instrText>
+              <w:instrText xml:space="preserve"> PAGEREF _Toc192709480 \h </w:instrText>
             </w:r>
             <w:r>
               <w:rPr>
@@ -3096,7 +3096,7 @@
               <w14:ligatures w14:val="standardContextual"/>
             </w:rPr>
           </w:pPr>
-          <w:hyperlink w:anchor="_Toc192668494" w:history="1">
+          <w:hyperlink w:anchor="_Toc192709481" w:history="1">
             <w:r>
               <w:rPr>
                 <w:rStyle w:val="Hyperlink"/>
@@ -3124,7 +3124,7 @@
                 <w:noProof/>
                 <w:webHidden/>
               </w:rPr>
-              <w:instrText xml:space="preserve"> PAGEREF _Toc192668494 \h </w:instrText>
+              <w:instrText xml:space="preserve"> PAGEREF _Toc192709481 \h </w:instrText>
             </w:r>
             <w:r>
               <w:rPr>
@@ -3169,7 +3169,7 @@
               <w14:ligatures w14:val="standardContextual"/>
             </w:rPr>
           </w:pPr>
-          <w:hyperlink w:anchor="_Toc192668495" w:history="1">
+          <w:hyperlink w:anchor="_Toc192709482" w:history="1">
             <w:r>
               <w:rPr>
                 <w:rStyle w:val="Hyperlink"/>
@@ -3197,7 +3197,7 @@
                 <w:noProof/>
                 <w:webHidden/>
               </w:rPr>
-              <w:instrText xml:space="preserve"> PAGEREF _Toc192668495 \h </w:instrText>
+              <w:instrText xml:space="preserve"> PAGEREF _Toc192709482 \h </w:instrText>
             </w:r>
             <w:r>
               <w:rPr>
@@ -3242,7 +3242,7 @@
               <w14:ligatures w14:val="standardContextual"/>
             </w:rPr>
           </w:pPr>
-          <w:hyperlink w:anchor="_Toc192668496" w:history="1">
+          <w:hyperlink w:anchor="_Toc192709483" w:history="1">
             <w:r>
               <w:rPr>
                 <w:rStyle w:val="Hyperlink"/>
@@ -3270,7 +3270,7 @@
                 <w:noProof/>
                 <w:webHidden/>
               </w:rPr>
-              <w:instrText xml:space="preserve"> PAGEREF _Toc192668496 \h </w:instrText>
+              <w:instrText xml:space="preserve"> PAGEREF _Toc192709483 \h </w:instrText>
             </w:r>
             <w:r>
               <w:rPr>
@@ -3315,7 +3315,7 @@
               <w14:ligatures w14:val="standardContextual"/>
             </w:rPr>
           </w:pPr>
-          <w:hyperlink w:anchor="_Toc192668497" w:history="1">
+          <w:hyperlink w:anchor="_Toc192709484" w:history="1">
             <w:r>
               <w:rPr>
                 <w:rStyle w:val="Hyperlink"/>
@@ -3343,7 +3343,7 @@
                 <w:noProof/>
                 <w:webHidden/>
               </w:rPr>
-              <w:instrText xml:space="preserve"> PAGEREF _Toc192668497 \h </w:instrText>
+              <w:instrText xml:space="preserve"> PAGEREF _Toc192709484 \h </w:instrText>
             </w:r>
             <w:r>
               <w:rPr>
@@ -3391,7 +3391,7 @@
               <w14:ligatures w14:val="standardContextual"/>
             </w:rPr>
           </w:pPr>
-          <w:hyperlink w:anchor="_Toc192668498" w:history="1">
+          <w:hyperlink w:anchor="_Toc192709485" w:history="1">
             <w:r>
               <w:rPr>
                 <w:rStyle w:val="Hyperlink"/>
@@ -3437,7 +3437,7 @@
                 <w:noProof/>
                 <w:webHidden/>
               </w:rPr>
-              <w:instrText xml:space="preserve"> PAGEREF _Toc192668498 \h </w:instrText>
+              <w:instrText xml:space="preserve"> PAGEREF _Toc192709485 \h </w:instrText>
             </w:r>
             <w:r>
               <w:rPr>
@@ -3482,7 +3482,7 @@
               <w14:ligatures w14:val="standardContextual"/>
             </w:rPr>
           </w:pPr>
-          <w:hyperlink w:anchor="_Toc192668499" w:history="1">
+          <w:hyperlink w:anchor="_Toc192709486" w:history="1">
             <w:r>
               <w:rPr>
                 <w:rStyle w:val="Hyperlink"/>
@@ -3509,7 +3509,7 @@
                 <w:noProof/>
                 <w:webHidden/>
               </w:rPr>
-              <w:instrText xml:space="preserve"> PAGEREF _Toc192668499 \h </w:instrText>
+              <w:instrText xml:space="preserve"> PAGEREF _Toc192709486 \h </w:instrText>
             </w:r>
             <w:r>
               <w:rPr>
@@ -3554,7 +3554,7 @@
               <w14:ligatures w14:val="standardContextual"/>
             </w:rPr>
           </w:pPr>
-          <w:hyperlink w:anchor="_Toc192668500" w:history="1">
+          <w:hyperlink w:anchor="_Toc192709487" w:history="1">
             <w:r>
               <w:rPr>
                 <w:rStyle w:val="Hyperlink"/>
@@ -3581,7 +3581,7 @@
                 <w:noProof/>
                 <w:webHidden/>
               </w:rPr>
-              <w:instrText xml:space="preserve"> PAGEREF _Toc192668500 \h </w:instrText>
+              <w:instrText xml:space="preserve"> PAGEREF _Toc192709487 \h </w:instrText>
             </w:r>
             <w:r>
               <w:rPr>
@@ -3626,7 +3626,7 @@
               <w14:ligatures w14:val="standardContextual"/>
             </w:rPr>
           </w:pPr>
-          <w:hyperlink w:anchor="_Toc192668501" w:history="1">
+          <w:hyperlink w:anchor="_Toc192709488" w:history="1">
             <w:r>
               <w:rPr>
                 <w:rStyle w:val="Hyperlink"/>
@@ -3653,7 +3653,7 @@
                 <w:noProof/>
                 <w:webHidden/>
               </w:rPr>
-              <w:instrText xml:space="preserve"> PAGEREF _Toc192668501 \h </w:instrText>
+              <w:instrText xml:space="preserve"> PAGEREF _Toc192709488 \h </w:instrText>
             </w:r>
             <w:r>
               <w:rPr>
@@ -3698,7 +3698,7 @@
               <w14:ligatures w14:val="standardContextual"/>
             </w:rPr>
           </w:pPr>
-          <w:hyperlink w:anchor="_Toc192668502" w:history="1">
+          <w:hyperlink w:anchor="_Toc192709489" w:history="1">
             <w:r>
               <w:rPr>
                 <w:rStyle w:val="Hyperlink"/>
@@ -3725,7 +3725,7 @@
                 <w:noProof/>
                 <w:webHidden/>
               </w:rPr>
-              <w:instrText xml:space="preserve"> PAGEREF _Toc192668502 \h </w:instrText>
+              <w:instrText xml:space="preserve"> PAGEREF _Toc192709489 \h </w:instrText>
             </w:r>
             <w:r>
               <w:rPr>
@@ -3770,7 +3770,7 @@
               <w14:ligatures w14:val="standardContextual"/>
             </w:rPr>
           </w:pPr>
-          <w:hyperlink w:anchor="_Toc192668503" w:history="1">
+          <w:hyperlink w:anchor="_Toc192709490" w:history="1">
             <w:r>
               <w:rPr>
                 <w:rStyle w:val="Hyperlink"/>
@@ -3797,7 +3797,7 @@
                 <w:noProof/>
                 <w:webHidden/>
               </w:rPr>
-              <w:instrText xml:space="preserve"> PAGEREF _Toc192668503 \h </w:instrText>
+              <w:instrText xml:space="preserve"> PAGEREF _Toc192709490 \h </w:instrText>
             </w:r>
             <w:r>
               <w:rPr>
@@ -3842,7 +3842,7 @@
               <w14:ligatures w14:val="standardContextual"/>
             </w:rPr>
           </w:pPr>
-          <w:hyperlink w:anchor="_Toc192668504" w:history="1">
+          <w:hyperlink w:anchor="_Toc192709491" w:history="1">
             <w:r>
               <w:rPr>
                 <w:rStyle w:val="Hyperlink"/>
@@ -3869,7 +3869,7 @@
                 <w:noProof/>
                 <w:webHidden/>
               </w:rPr>
-              <w:instrText xml:space="preserve"> PAGEREF _Toc192668504 \h </w:instrText>
+              <w:instrText xml:space="preserve"> PAGEREF _Toc192709491 \h </w:instrText>
             </w:r>
             <w:r>
               <w:rPr>
@@ -3914,7 +3914,7 @@
               <w14:ligatures w14:val="standardContextual"/>
             </w:rPr>
           </w:pPr>
-          <w:hyperlink w:anchor="_Toc192668505" w:history="1">
+          <w:hyperlink w:anchor="_Toc192709492" w:history="1">
             <w:r>
               <w:rPr>
                 <w:rStyle w:val="Hyperlink"/>
@@ -3941,7 +3941,7 @@
                 <w:noProof/>
                 <w:webHidden/>
               </w:rPr>
-              <w:instrText xml:space="preserve"> PAGEREF _Toc192668505 \h </w:instrText>
+              <w:instrText xml:space="preserve"> PAGEREF _Toc192709492 \h </w:instrText>
             </w:r>
             <w:r>
               <w:rPr>
@@ -3986,7 +3986,7 @@
               <w14:ligatures w14:val="standardContextual"/>
             </w:rPr>
           </w:pPr>
-          <w:hyperlink w:anchor="_Toc192668506" w:history="1">
+          <w:hyperlink w:anchor="_Toc192709493" w:history="1">
             <w:r>
               <w:rPr>
                 <w:rStyle w:val="Hyperlink"/>
@@ -4013,7 +4013,7 @@
                 <w:noProof/>
                 <w:webHidden/>
               </w:rPr>
-              <w:instrText xml:space="preserve"> PAGEREF _Toc192668506 \h </w:instrText>
+              <w:instrText xml:space="preserve"> PAGEREF _Toc192709493 \h </w:instrText>
             </w:r>
             <w:r>
               <w:rPr>
@@ -4058,7 +4058,7 @@
               <w14:ligatures w14:val="standardContextual"/>
             </w:rPr>
           </w:pPr>
-          <w:hyperlink w:anchor="_Toc192668507" w:history="1">
+          <w:hyperlink w:anchor="_Toc192709494" w:history="1">
             <w:r>
               <w:rPr>
                 <w:rStyle w:val="Hyperlink"/>
@@ -4085,7 +4085,7 @@
                 <w:noProof/>
                 <w:webHidden/>
               </w:rPr>
-              <w:instrText xml:space="preserve"> PAGEREF _Toc192668507 \h </w:instrText>
+              <w:instrText xml:space="preserve"> PAGEREF _Toc192709494 \h </w:instrText>
             </w:r>
             <w:r>
               <w:rPr>
@@ -4133,7 +4133,7 @@
               <w14:ligatures w14:val="standardContextual"/>
             </w:rPr>
           </w:pPr>
-          <w:hyperlink w:anchor="_Toc192668508" w:history="1">
+          <w:hyperlink w:anchor="_Toc192709495" w:history="1">
             <w:r>
               <w:rPr>
                 <w:rStyle w:val="Hyperlink"/>
@@ -4179,7 +4179,7 @@
                 <w:noProof/>
                 <w:webHidden/>
               </w:rPr>
-              <w:instrText xml:space="preserve"> PAGEREF _Toc192668508 \h </w:instrText>
+              <w:instrText xml:space="preserve"> PAGEREF _Toc192709495 \h </w:instrText>
             </w:r>
             <w:r>
               <w:rPr>
@@ -4224,7 +4224,7 @@
               <w14:ligatures w14:val="standardContextual"/>
             </w:rPr>
           </w:pPr>
-          <w:hyperlink w:anchor="_Toc192668509" w:history="1">
+          <w:hyperlink w:anchor="_Toc192709496" w:history="1">
             <w:r>
               <w:rPr>
                 <w:rStyle w:val="Hyperlink"/>
@@ -4252,7 +4252,7 @@
                 <w:noProof/>
                 <w:webHidden/>
               </w:rPr>
-              <w:instrText xml:space="preserve"> PAGEREF _Toc192668509 \h </w:instrText>
+              <w:instrText xml:space="preserve"> PAGEREF _Toc192709496 \h </w:instrText>
             </w:r>
             <w:r>
               <w:rPr>
@@ -4297,7 +4297,7 @@
               <w14:ligatures w14:val="standardContextual"/>
             </w:rPr>
           </w:pPr>
-          <w:hyperlink w:anchor="_Toc192668510" w:history="1">
+          <w:hyperlink w:anchor="_Toc192709497" w:history="1">
             <w:r>
               <w:rPr>
                 <w:rStyle w:val="Hyperlink"/>
@@ -4325,7 +4325,7 @@
                 <w:noProof/>
                 <w:webHidden/>
               </w:rPr>
-              <w:instrText xml:space="preserve"> PAGEREF _Toc192668510 \h </w:instrText>
+              <w:instrText xml:space="preserve"> PAGEREF _Toc192709497 \h </w:instrText>
             </w:r>
             <w:r>
               <w:rPr>
@@ -4373,7 +4373,7 @@
               <w14:ligatures w14:val="standardContextual"/>
             </w:rPr>
           </w:pPr>
-          <w:hyperlink w:anchor="_Toc192668511" w:history="1">
+          <w:hyperlink w:anchor="_Toc192709498" w:history="1">
             <w:r>
               <w:rPr>
                 <w:rStyle w:val="Hyperlink"/>
@@ -4419,7 +4419,7 @@
                 <w:noProof/>
                 <w:webHidden/>
               </w:rPr>
-              <w:instrText xml:space="preserve"> PAGEREF _Toc192668511 \h </w:instrText>
+              <w:instrText xml:space="preserve"> PAGEREF _Toc192709498 \h </w:instrText>
             </w:r>
             <w:r>
               <w:rPr>
@@ -4464,7 +4464,7 @@
               <w14:ligatures w14:val="standardContextual"/>
             </w:rPr>
           </w:pPr>
-          <w:hyperlink w:anchor="_Toc192668512" w:history="1">
+          <w:hyperlink w:anchor="_Toc192709499" w:history="1">
             <w:r>
               <w:rPr>
                 <w:rStyle w:val="Hyperlink"/>
@@ -4492,7 +4492,7 @@
                 <w:noProof/>
                 <w:webHidden/>
               </w:rPr>
-              <w:instrText xml:space="preserve"> PAGEREF _Toc192668512 \h </w:instrText>
+              <w:instrText xml:space="preserve"> PAGEREF _Toc192709499 \h </w:instrText>
             </w:r>
             <w:r>
               <w:rPr>
@@ -4537,7 +4537,7 @@
               <w14:ligatures w14:val="standardContextual"/>
             </w:rPr>
           </w:pPr>
-          <w:hyperlink w:anchor="_Toc192668513" w:history="1">
+          <w:hyperlink w:anchor="_Toc192709500" w:history="1">
             <w:r>
               <w:rPr>
                 <w:rStyle w:val="Hyperlink"/>
@@ -4565,7 +4565,7 @@
                 <w:noProof/>
                 <w:webHidden/>
               </w:rPr>
-              <w:instrText xml:space="preserve"> PAGEREF _Toc192668513 \h </w:instrText>
+              <w:instrText xml:space="preserve"> PAGEREF _Toc192709500 \h </w:instrText>
             </w:r>
             <w:r>
               <w:rPr>
@@ -4610,7 +4610,7 @@
               <w14:ligatures w14:val="standardContextual"/>
             </w:rPr>
           </w:pPr>
-          <w:hyperlink w:anchor="_Toc192668514" w:history="1">
+          <w:hyperlink w:anchor="_Toc192709501" w:history="1">
             <w:r>
               <w:rPr>
                 <w:rStyle w:val="Hyperlink"/>
@@ -4637,7 +4637,7 @@
                 <w:noProof/>
                 <w:webHidden/>
               </w:rPr>
-              <w:instrText xml:space="preserve"> PAGEREF _Toc192668514 \h </w:instrText>
+              <w:instrText xml:space="preserve"> PAGEREF _Toc192709501 \h </w:instrText>
             </w:r>
             <w:r>
               <w:rPr>
@@ -4685,7 +4685,7 @@
               <w14:ligatures w14:val="standardContextual"/>
             </w:rPr>
           </w:pPr>
-          <w:hyperlink w:anchor="_Toc192668515" w:history="1">
+          <w:hyperlink w:anchor="_Toc192709502" w:history="1">
             <w:r>
               <w:rPr>
                 <w:rStyle w:val="Hyperlink"/>
@@ -4731,7 +4731,7 @@
                 <w:noProof/>
                 <w:webHidden/>
               </w:rPr>
-              <w:instrText xml:space="preserve"> PAGEREF _Toc192668515 \h </w:instrText>
+              <w:instrText xml:space="preserve"> PAGEREF _Toc192709502 \h </w:instrText>
             </w:r>
             <w:r>
               <w:rPr>
@@ -4776,7 +4776,7 @@
               <w14:ligatures w14:val="standardContextual"/>
             </w:rPr>
           </w:pPr>
-          <w:hyperlink w:anchor="_Toc192668516" w:history="1">
+          <w:hyperlink w:anchor="_Toc192709503" w:history="1">
             <w:r>
               <w:rPr>
                 <w:rStyle w:val="Hyperlink"/>
@@ -4803,7 +4803,7 @@
                 <w:noProof/>
                 <w:webHidden/>
               </w:rPr>
-              <w:instrText xml:space="preserve"> PAGEREF _Toc192668516 \h </w:instrText>
+              <w:instrText xml:space="preserve"> PAGEREF _Toc192709503 \h </w:instrText>
             </w:r>
             <w:r>
               <w:rPr>
@@ -4848,7 +4848,7 @@
               <w14:ligatures w14:val="standardContextual"/>
             </w:rPr>
           </w:pPr>
-          <w:hyperlink w:anchor="_Toc192668517" w:history="1">
+          <w:hyperlink w:anchor="_Toc192709504" w:history="1">
             <w:r>
               <w:rPr>
                 <w:rStyle w:val="Hyperlink"/>
@@ -4875,7 +4875,7 @@
                 <w:noProof/>
                 <w:webHidden/>
               </w:rPr>
-              <w:instrText xml:space="preserve"> PAGEREF _Toc192668517 \h </w:instrText>
+              <w:instrText xml:space="preserve"> PAGEREF _Toc192709504 \h </w:instrText>
             </w:r>
             <w:r>
               <w:rPr>
@@ -4920,7 +4920,7 @@
               <w14:ligatures w14:val="standardContextual"/>
             </w:rPr>
           </w:pPr>
-          <w:hyperlink w:anchor="_Toc192668518" w:history="1">
+          <w:hyperlink w:anchor="_Toc192709505" w:history="1">
             <w:r>
               <w:rPr>
                 <w:rStyle w:val="Hyperlink"/>
@@ -4947,7 +4947,7 @@
                 <w:noProof/>
                 <w:webHidden/>
               </w:rPr>
-              <w:instrText xml:space="preserve"> PAGEREF _Toc192668518 \h </w:instrText>
+              <w:instrText xml:space="preserve"> PAGEREF _Toc192709505 \h </w:instrText>
             </w:r>
             <w:r>
               <w:rPr>
@@ -4995,7 +4995,7 @@
               <w14:ligatures w14:val="standardContextual"/>
             </w:rPr>
           </w:pPr>
-          <w:hyperlink w:anchor="_Toc192668519" w:history="1">
+          <w:hyperlink w:anchor="_Toc192709506" w:history="1">
             <w:r>
               <w:rPr>
                 <w:rStyle w:val="Hyperlink"/>
@@ -5041,7 +5041,7 @@
                 <w:noProof/>
                 <w:webHidden/>
               </w:rPr>
-              <w:instrText xml:space="preserve"> PAGEREF _Toc192668519 \h </w:instrText>
+              <w:instrText xml:space="preserve"> PAGEREF _Toc192709506 \h </w:instrText>
             </w:r>
             <w:r>
               <w:rPr>
@@ -5086,7 +5086,7 @@
               <w14:ligatures w14:val="standardContextual"/>
             </w:rPr>
           </w:pPr>
-          <w:hyperlink w:anchor="_Toc192668520" w:history="1">
+          <w:hyperlink w:anchor="_Toc192709507" w:history="1">
             <w:r>
               <w:rPr>
                 <w:rStyle w:val="Hyperlink"/>
@@ -5114,7 +5114,7 @@
                 <w:noProof/>
                 <w:webHidden/>
               </w:rPr>
-              <w:instrText xml:space="preserve"> PAGEREF _Toc192668520 \h </w:instrText>
+              <w:instrText xml:space="preserve"> PAGEREF _Toc192709507 \h </w:instrText>
             </w:r>
             <w:r>
               <w:rPr>
@@ -5159,14 +5159,14 @@
               <w14:ligatures w14:val="standardContextual"/>
             </w:rPr>
           </w:pPr>
-          <w:hyperlink w:anchor="_Toc192668521" w:history="1">
+          <w:hyperlink w:anchor="_Toc192709508" w:history="1">
             <w:r>
               <w:rPr>
                 <w:rStyle w:val="Hyperlink"/>
                 <w:bCs/>
                 <w:noProof/>
               </w:rPr>
-              <w:t>ALT</w:t>
+              <w:t>ALTNEXT</w:t>
             </w:r>
             <w:r>
               <w:rPr>
@@ -5187,7 +5187,7 @@
                 <w:noProof/>
                 <w:webHidden/>
               </w:rPr>
-              <w:instrText xml:space="preserve"> PAGEREF _Toc192668521 \h </w:instrText>
+              <w:instrText xml:space="preserve"> PAGEREF _Toc192709508 \h </w:instrText>
             </w:r>
             <w:r>
               <w:rPr>
@@ -5232,13 +5232,14 @@
               <w14:ligatures w14:val="standardContextual"/>
             </w:rPr>
           </w:pPr>
-          <w:hyperlink w:anchor="_Toc192668522" w:history="1">
+          <w:hyperlink w:anchor="_Toc192709509" w:history="1">
             <w:r>
               <w:rPr>
                 <w:rStyle w:val="Hyperlink"/>
-                <w:noProof/>
-              </w:rPr>
-              <w:t>BOUNDS</w:t>
+                <w:bCs/>
+                <w:noProof/>
+              </w:rPr>
+              <w:t>ALTSTART</w:t>
             </w:r>
             <w:r>
               <w:rPr>
@@ -5259,7 +5260,7 @@
                 <w:noProof/>
                 <w:webHidden/>
               </w:rPr>
-              <w:instrText xml:space="preserve"> PAGEREF _Toc192668522 \h </w:instrText>
+              <w:instrText xml:space="preserve"> PAGEREF _Toc192709509 \h </w:instrText>
             </w:r>
             <w:r>
               <w:rPr>
@@ -5304,14 +5305,14 @@
               <w14:ligatures w14:val="standardContextual"/>
             </w:rPr>
           </w:pPr>
-          <w:hyperlink w:anchor="_Toc192668523" w:history="1">
+          <w:hyperlink w:anchor="_Toc192709510" w:history="1">
             <w:r>
               <w:rPr>
                 <w:rStyle w:val="Hyperlink"/>
                 <w:bCs/>
                 <w:noProof/>
               </w:rPr>
-              <w:t>DEF</w:t>
+              <w:t>ALTEND</w:t>
             </w:r>
             <w:r>
               <w:rPr>
@@ -5332,7 +5333,7 @@
                 <w:noProof/>
                 <w:webHidden/>
               </w:rPr>
-              <w:instrText xml:space="preserve"> PAGEREF _Toc192668523 \h </w:instrText>
+              <w:instrText xml:space="preserve"> PAGEREF _Toc192709510 \h </w:instrText>
             </w:r>
             <w:r>
               <w:rPr>
@@ -5377,14 +5378,13 @@
               <w14:ligatures w14:val="standardContextual"/>
             </w:rPr>
           </w:pPr>
-          <w:hyperlink w:anchor="_Toc192668524" w:history="1">
+          <w:hyperlink w:anchor="_Toc192709511" w:history="1">
             <w:r>
               <w:rPr>
                 <w:rStyle w:val="Hyperlink"/>
-                <w:bCs/>
-                <w:noProof/>
-              </w:rPr>
-              <w:t>DIM</w:t>
+                <w:noProof/>
+              </w:rPr>
+              <w:t>BOUNDS</w:t>
             </w:r>
             <w:r>
               <w:rPr>
@@ -5405,7 +5405,7 @@
                 <w:noProof/>
                 <w:webHidden/>
               </w:rPr>
-              <w:instrText xml:space="preserve"> PAGEREF _Toc192668524 \h </w:instrText>
+              <w:instrText xml:space="preserve"> PAGEREF _Toc192709511 \h </w:instrText>
             </w:r>
             <w:r>
               <w:rPr>
@@ -5425,7 +5425,7 @@
                 <w:noProof/>
                 <w:webHidden/>
               </w:rPr>
-              <w:t>35</w:t>
+              <w:t>33</w:t>
             </w:r>
             <w:r>
               <w:rPr>
@@ -5450,13 +5450,14 @@
               <w14:ligatures w14:val="standardContextual"/>
             </w:rPr>
           </w:pPr>
-          <w:hyperlink w:anchor="_Toc192668525" w:history="1">
+          <w:hyperlink w:anchor="_Toc192709512" w:history="1">
             <w:r>
               <w:rPr>
                 <w:rStyle w:val="Hyperlink"/>
-                <w:noProof/>
-              </w:rPr>
-              <w:t>FINISH</w:t>
+                <w:bCs/>
+                <w:noProof/>
+              </w:rPr>
+              <w:t>DEF</w:t>
             </w:r>
             <w:r>
               <w:rPr>
@@ -5477,7 +5478,7 @@
                 <w:noProof/>
                 <w:webHidden/>
               </w:rPr>
-              <w:instrText xml:space="preserve"> PAGEREF _Toc192668525 \h </w:instrText>
+              <w:instrText xml:space="preserve"> PAGEREF _Toc192709512 \h </w:instrText>
             </w:r>
             <w:r>
               <w:rPr>
@@ -5497,7 +5498,7 @@
                 <w:noProof/>
                 <w:webHidden/>
               </w:rPr>
-              <w:t>36</w:t>
+              <w:t>34</w:t>
             </w:r>
             <w:r>
               <w:rPr>
@@ -5522,14 +5523,14 @@
               <w14:ligatures w14:val="standardContextual"/>
             </w:rPr>
           </w:pPr>
-          <w:hyperlink w:anchor="_Toc192668526" w:history="1">
+          <w:hyperlink w:anchor="_Toc192709513" w:history="1">
             <w:r>
               <w:rPr>
                 <w:rStyle w:val="Hyperlink"/>
                 <w:bCs/>
                 <w:noProof/>
               </w:rPr>
-              <w:t>INIT</w:t>
+              <w:t>DIM</w:t>
             </w:r>
             <w:r>
               <w:rPr>
@@ -5550,7 +5551,7 @@
                 <w:noProof/>
                 <w:webHidden/>
               </w:rPr>
-              <w:instrText xml:space="preserve"> PAGEREF _Toc192668526 \h </w:instrText>
+              <w:instrText xml:space="preserve"> PAGEREF _Toc192709513 \h </w:instrText>
             </w:r>
             <w:r>
               <w:rPr>
@@ -5595,14 +5596,13 @@
               <w14:ligatures w14:val="standardContextual"/>
             </w:rPr>
           </w:pPr>
-          <w:hyperlink w:anchor="_Toc192668527" w:history="1">
+          <w:hyperlink w:anchor="_Toc192709514" w:history="1">
             <w:r>
               <w:rPr>
                 <w:rStyle w:val="Hyperlink"/>
-                <w:bCs/>
-                <w:noProof/>
-              </w:rPr>
-              <w:t>SETFORMAT</w:t>
+                <w:noProof/>
+              </w:rPr>
+              <w:t>FINISH</w:t>
             </w:r>
             <w:r>
               <w:rPr>
@@ -5623,7 +5623,7 @@
                 <w:noProof/>
                 <w:webHidden/>
               </w:rPr>
-              <w:instrText xml:space="preserve"> PAGEREF _Toc192668527 \h </w:instrText>
+              <w:instrText xml:space="preserve"> PAGEREF _Toc192709514 \h </w:instrText>
             </w:r>
             <w:r>
               <w:rPr>
@@ -5668,10 +5668,156 @@
               <w14:ligatures w14:val="standardContextual"/>
             </w:rPr>
           </w:pPr>
-          <w:hyperlink w:anchor="_Toc192668528" w:history="1">
+          <w:hyperlink w:anchor="_Toc192709515" w:history="1">
             <w:r>
               <w:rPr>
                 <w:rStyle w:val="Hyperlink"/>
+                <w:bCs/>
+                <w:noProof/>
+              </w:rPr>
+              <w:t>INIT</w:t>
+            </w:r>
+            <w:r>
+              <w:rPr>
+                <w:noProof/>
+                <w:webHidden/>
+              </w:rPr>
+              <w:tab/>
+            </w:r>
+            <w:r>
+              <w:rPr>
+                <w:noProof/>
+                <w:webHidden/>
+              </w:rPr>
+              <w:fldChar w:fldCharType="begin"/>
+            </w:r>
+            <w:r>
+              <w:rPr>
+                <w:noProof/>
+                <w:webHidden/>
+              </w:rPr>
+              <w:instrText xml:space="preserve"> PAGEREF _Toc192709515 \h </w:instrText>
+            </w:r>
+            <w:r>
+              <w:rPr>
+                <w:noProof/>
+                <w:webHidden/>
+              </w:rPr>
+            </w:r>
+            <w:r>
+              <w:rPr>
+                <w:noProof/>
+                <w:webHidden/>
+              </w:rPr>
+              <w:fldChar w:fldCharType="separate"/>
+            </w:r>
+            <w:r>
+              <w:rPr>
+                <w:noProof/>
+                <w:webHidden/>
+              </w:rPr>
+              <w:t>37</w:t>
+            </w:r>
+            <w:r>
+              <w:rPr>
+                <w:noProof/>
+                <w:webHidden/>
+              </w:rPr>
+              <w:fldChar w:fldCharType="end"/>
+            </w:r>
+          </w:hyperlink>
+        </w:p>
+        <w:p>
+          <w:pPr>
+            <w:pStyle w:val="TOC3"/>
+            <w:tabs>
+              <w:tab w:val="right" w:leader="dot" w:pos="9016"/>
+            </w:tabs>
+            <w:rPr>
+              <w:noProof/>
+              <w:kern w:val="2"/>
+              <w:sz w:val="24"/>
+              <w:szCs w:val="24"/>
+              <w14:ligatures w14:val="standardContextual"/>
+            </w:rPr>
+          </w:pPr>
+          <w:hyperlink w:anchor="_Toc192709516" w:history="1">
+            <w:r>
+              <w:rPr>
+                <w:rStyle w:val="Hyperlink"/>
+                <w:bCs/>
+                <w:noProof/>
+              </w:rPr>
+              <w:t>SETFORMAT</w:t>
+            </w:r>
+            <w:r>
+              <w:rPr>
+                <w:noProof/>
+                <w:webHidden/>
+              </w:rPr>
+              <w:tab/>
+            </w:r>
+            <w:r>
+              <w:rPr>
+                <w:noProof/>
+                <w:webHidden/>
+              </w:rPr>
+              <w:fldChar w:fldCharType="begin"/>
+            </w:r>
+            <w:r>
+              <w:rPr>
+                <w:noProof/>
+                <w:webHidden/>
+              </w:rPr>
+              <w:instrText xml:space="preserve"> PAGEREF _Toc192709516 \h </w:instrText>
+            </w:r>
+            <w:r>
+              <w:rPr>
+                <w:noProof/>
+                <w:webHidden/>
+              </w:rPr>
+            </w:r>
+            <w:r>
+              <w:rPr>
+                <w:noProof/>
+                <w:webHidden/>
+              </w:rPr>
+              <w:fldChar w:fldCharType="separate"/>
+            </w:r>
+            <w:r>
+              <w:rPr>
+                <w:noProof/>
+                <w:webHidden/>
+              </w:rPr>
+              <w:t>38</w:t>
+            </w:r>
+            <w:r>
+              <w:rPr>
+                <w:noProof/>
+                <w:webHidden/>
+              </w:rPr>
+              <w:fldChar w:fldCharType="end"/>
+            </w:r>
+          </w:hyperlink>
+        </w:p>
+        <w:p>
+          <w:pPr>
+            <w:pStyle w:val="TOC3"/>
+            <w:tabs>
+              <w:tab w:val="right" w:leader="dot" w:pos="9016"/>
+            </w:tabs>
+            <w:rPr>
+              <w:noProof/>
+              <w:kern w:val="2"/>
+              <w:sz w:val="24"/>
+              <w:szCs w:val="24"/>
+              <w14:ligatures w14:val="standardContextual"/>
+            </w:rPr>
+          </w:pPr>
+          <w:hyperlink w:anchor="_Toc192709517" w:history="1">
+            <w:r>
+              <w:rPr>
+                <w:rStyle w:val="Hyperlink"/>
                 <w:noProof/>
               </w:rPr>
               <w:t>START</w:t>
@@ -5695,7 +5841,7 @@
                 <w:noProof/>
                 <w:webHidden/>
               </w:rPr>
-              <w:instrText xml:space="preserve"> PAGEREF _Toc192668528 \h </w:instrText>
+              <w:instrText xml:space="preserve"> PAGEREF _Toc192709517 \h </w:instrText>
             </w:r>
             <w:r>
               <w:rPr>
@@ -5715,7 +5861,7 @@
                 <w:noProof/>
                 <w:webHidden/>
               </w:rPr>
-              <w:t>37</w:t>
+              <w:t>38</w:t>
             </w:r>
             <w:r>
               <w:rPr>
@@ -5743,7 +5889,7 @@
               <w14:ligatures w14:val="standardContextual"/>
             </w:rPr>
           </w:pPr>
-          <w:hyperlink w:anchor="_Toc192668529" w:history="1">
+          <w:hyperlink w:anchor="_Toc192709518" w:history="1">
             <w:r>
               <w:rPr>
                 <w:rStyle w:val="Hyperlink"/>
@@ -5789,7 +5935,7 @@
                 <w:noProof/>
                 <w:webHidden/>
               </w:rPr>
-              <w:instrText xml:space="preserve"> PAGEREF _Toc192668529 \h </w:instrText>
+              <w:instrText xml:space="preserve"> PAGEREF _Toc192709518 \h </w:instrText>
             </w:r>
             <w:r>
               <w:rPr>
@@ -5809,7 +5955,7 @@
                 <w:noProof/>
                 <w:webHidden/>
               </w:rPr>
-              <w:t>38</w:t>
+              <w:t>39</w:t>
             </w:r>
             <w:r>
               <w:rPr>
@@ -5834,7 +5980,7 @@
               <w14:ligatures w14:val="standardContextual"/>
             </w:rPr>
           </w:pPr>
-          <w:hyperlink w:anchor="_Toc192668530" w:history="1">
+          <w:hyperlink w:anchor="_Toc192709519" w:history="1">
             <w:r>
               <w:rPr>
                 <w:rStyle w:val="Hyperlink"/>
@@ -5861,7 +6007,7 @@
                 <w:noProof/>
                 <w:webHidden/>
               </w:rPr>
-              <w:instrText xml:space="preserve"> PAGEREF _Toc192668530 \h </w:instrText>
+              <w:instrText xml:space="preserve"> PAGEREF _Toc192709519 \h </w:instrText>
             </w:r>
             <w:r>
               <w:rPr>
@@ -5881,7 +6027,7 @@
                 <w:noProof/>
                 <w:webHidden/>
               </w:rPr>
-              <w:t>38</w:t>
+              <w:t>39</w:t>
             </w:r>
             <w:r>
               <w:rPr>
@@ -5906,7 +6052,7 @@
               <w14:ligatures w14:val="standardContextual"/>
             </w:rPr>
           </w:pPr>
-          <w:hyperlink w:anchor="_Toc192668531" w:history="1">
+          <w:hyperlink w:anchor="_Toc192709520" w:history="1">
             <w:r>
               <w:rPr>
                 <w:rStyle w:val="Hyperlink"/>
@@ -5933,7 +6079,7 @@
                 <w:noProof/>
                 <w:webHidden/>
               </w:rPr>
-              <w:instrText xml:space="preserve"> PAGEREF _Toc192668531 \h </w:instrText>
+              <w:instrText xml:space="preserve"> PAGEREF _Toc192709520 \h </w:instrText>
             </w:r>
             <w:r>
               <w:rPr>
@@ -5953,7 +6099,7 @@
                 <w:noProof/>
                 <w:webHidden/>
               </w:rPr>
-              <w:t>38</w:t>
+              <w:t>39</w:t>
             </w:r>
             <w:r>
               <w:rPr>
@@ -5978,7 +6124,7 @@
               <w14:ligatures w14:val="standardContextual"/>
             </w:rPr>
           </w:pPr>
-          <w:hyperlink w:anchor="_Toc192668532" w:history="1">
+          <w:hyperlink w:anchor="_Toc192709521" w:history="1">
             <w:r>
               <w:rPr>
                 <w:rStyle w:val="Hyperlink"/>
@@ -6006,7 +6152,7 @@
                 <w:noProof/>
                 <w:webHidden/>
               </w:rPr>
-              <w:instrText xml:space="preserve"> PAGEREF _Toc192668532 \h </w:instrText>
+              <w:instrText xml:space="preserve"> PAGEREF _Toc192709521 \h </w:instrText>
             </w:r>
             <w:r>
               <w:rPr>
@@ -6026,7 +6172,7 @@
                 <w:noProof/>
                 <w:webHidden/>
               </w:rPr>
-              <w:t>38</w:t>
+              <w:t>39</w:t>
             </w:r>
             <w:r>
               <w:rPr>
@@ -6051,7 +6197,7 @@
               <w14:ligatures w14:val="standardContextual"/>
             </w:rPr>
           </w:pPr>
-          <w:hyperlink w:anchor="_Toc192668533" w:history="1">
+          <w:hyperlink w:anchor="_Toc192709522" w:history="1">
             <w:r>
               <w:rPr>
                 <w:rStyle w:val="Hyperlink"/>
@@ -6079,7 +6225,7 @@
                 <w:noProof/>
                 <w:webHidden/>
               </w:rPr>
-              <w:instrText xml:space="preserve"> PAGEREF _Toc192668533 \h </w:instrText>
+              <w:instrText xml:space="preserve"> PAGEREF _Toc192709522 \h </w:instrText>
             </w:r>
             <w:r>
               <w:rPr>
@@ -6099,7 +6245,7 @@
                 <w:noProof/>
                 <w:webHidden/>
               </w:rPr>
-              <w:t>38</w:t>
+              <w:t>39</w:t>
             </w:r>
             <w:r>
               <w:rPr>
@@ -6124,7 +6270,7 @@
               <w14:ligatures w14:val="standardContextual"/>
             </w:rPr>
           </w:pPr>
-          <w:hyperlink w:anchor="_Toc192668534" w:history="1">
+          <w:hyperlink w:anchor="_Toc192709523" w:history="1">
             <w:r>
               <w:rPr>
                 <w:rStyle w:val="Hyperlink"/>
@@ -6152,7 +6298,7 @@
                 <w:noProof/>
                 <w:webHidden/>
               </w:rPr>
-              <w:instrText xml:space="preserve"> PAGEREF _Toc192668534 \h </w:instrText>
+              <w:instrText xml:space="preserve"> PAGEREF _Toc192709523 \h </w:instrText>
             </w:r>
             <w:r>
               <w:rPr>
@@ -6172,7 +6318,7 @@
                 <w:noProof/>
                 <w:webHidden/>
               </w:rPr>
-              <w:t>38</w:t>
+              <w:t>39</w:t>
             </w:r>
             <w:r>
               <w:rPr>
@@ -6197,7 +6343,7 @@
               <w14:ligatures w14:val="standardContextual"/>
             </w:rPr>
           </w:pPr>
-          <w:hyperlink w:anchor="_Toc192668535" w:history="1">
+          <w:hyperlink w:anchor="_Toc192709524" w:history="1">
             <w:r>
               <w:rPr>
                 <w:rStyle w:val="Hyperlink"/>
@@ -6225,7 +6371,7 @@
                 <w:noProof/>
                 <w:webHidden/>
               </w:rPr>
-              <w:instrText xml:space="preserve"> PAGEREF _Toc192668535 \h </w:instrText>
+              <w:instrText xml:space="preserve"> PAGEREF _Toc192709524 \h </w:instrText>
             </w:r>
             <w:r>
               <w:rPr>
@@ -6245,7 +6391,7 @@
                 <w:noProof/>
                 <w:webHidden/>
               </w:rPr>
-              <w:t>39</w:t>
+              <w:t>40</w:t>
             </w:r>
             <w:r>
               <w:rPr>
@@ -6270,7 +6416,7 @@
               <w14:ligatures w14:val="standardContextual"/>
             </w:rPr>
           </w:pPr>
-          <w:hyperlink w:anchor="_Toc192668536" w:history="1">
+          <w:hyperlink w:anchor="_Toc192709525" w:history="1">
             <w:r>
               <w:rPr>
                 <w:rStyle w:val="Hyperlink"/>
@@ -6298,7 +6444,7 @@
                 <w:noProof/>
                 <w:webHidden/>
               </w:rPr>
-              <w:instrText xml:space="preserve"> PAGEREF _Toc192668536 \h </w:instrText>
+              <w:instrText xml:space="preserve"> PAGEREF _Toc192709525 \h </w:instrText>
             </w:r>
             <w:r>
               <w:rPr>
@@ -6318,7 +6464,7 @@
                 <w:noProof/>
                 <w:webHidden/>
               </w:rPr>
-              <w:t>39</w:t>
+              <w:t>40</w:t>
             </w:r>
             <w:r>
               <w:rPr>
@@ -6343,7 +6489,7 @@
               <w14:ligatures w14:val="standardContextual"/>
             </w:rPr>
           </w:pPr>
-          <w:hyperlink w:anchor="_Toc192668537" w:history="1">
+          <w:hyperlink w:anchor="_Toc192709526" w:history="1">
             <w:r>
               <w:rPr>
                 <w:rStyle w:val="Hyperlink"/>
@@ -6371,7 +6517,7 @@
                 <w:noProof/>
                 <w:webHidden/>
               </w:rPr>
-              <w:instrText xml:space="preserve"> PAGEREF _Toc192668537 \h </w:instrText>
+              <w:instrText xml:space="preserve"> PAGEREF _Toc192709526 \h </w:instrText>
             </w:r>
             <w:r>
               <w:rPr>
@@ -6391,7 +6537,7 @@
                 <w:noProof/>
                 <w:webHidden/>
               </w:rPr>
-              <w:t>39</w:t>
+              <w:t>40</w:t>
             </w:r>
             <w:r>
               <w:rPr>
@@ -6419,7 +6565,7 @@
               <w14:ligatures w14:val="standardContextual"/>
             </w:rPr>
           </w:pPr>
-          <w:hyperlink w:anchor="_Toc192668538" w:history="1">
+          <w:hyperlink w:anchor="_Toc192709527" w:history="1">
             <w:r>
               <w:rPr>
                 <w:rStyle w:val="Hyperlink"/>
@@ -6465,7 +6611,7 @@
                 <w:noProof/>
                 <w:webHidden/>
               </w:rPr>
-              <w:instrText xml:space="preserve"> PAGEREF _Toc192668538 \h </w:instrText>
+              <w:instrText xml:space="preserve"> PAGEREF _Toc192709527 \h </w:instrText>
             </w:r>
             <w:r>
               <w:rPr>
@@ -6485,7 +6631,7 @@
                 <w:noProof/>
                 <w:webHidden/>
               </w:rPr>
-              <w:t>40</w:t>
+              <w:t>41</w:t>
             </w:r>
             <w:r>
               <w:rPr>
@@ -6510,7 +6656,7 @@
               <w14:ligatures w14:val="standardContextual"/>
             </w:rPr>
           </w:pPr>
-          <w:hyperlink w:anchor="_Toc192668539" w:history="1">
+          <w:hyperlink w:anchor="_Toc192709528" w:history="1">
             <w:r>
               <w:rPr>
                 <w:rStyle w:val="Hyperlink"/>
@@ -6538,7 +6684,7 @@
                 <w:noProof/>
                 <w:webHidden/>
               </w:rPr>
-              <w:instrText xml:space="preserve"> PAGEREF _Toc192668539 \h </w:instrText>
+              <w:instrText xml:space="preserve"> PAGEREF _Toc192709528 \h </w:instrText>
             </w:r>
             <w:r>
               <w:rPr>
@@ -6558,7 +6704,7 @@
                 <w:noProof/>
                 <w:webHidden/>
               </w:rPr>
-              <w:t>40</w:t>
+              <w:t>41</w:t>
             </w:r>
             <w:r>
               <w:rPr>
@@ -6583,7 +6729,7 @@
               <w14:ligatures w14:val="standardContextual"/>
             </w:rPr>
           </w:pPr>
-          <w:hyperlink w:anchor="_Toc192668540" w:history="1">
+          <w:hyperlink w:anchor="_Toc192709529" w:history="1">
             <w:r>
               <w:rPr>
                 <w:rStyle w:val="Hyperlink"/>
@@ -6611,7 +6757,7 @@
                 <w:noProof/>
                 <w:webHidden/>
               </w:rPr>
-              <w:instrText xml:space="preserve"> PAGEREF _Toc192668540 \h </w:instrText>
+              <w:instrText xml:space="preserve"> PAGEREF _Toc192709529 \h </w:instrText>
             </w:r>
             <w:r>
               <w:rPr>
@@ -6631,7 +6777,7 @@
                 <w:noProof/>
                 <w:webHidden/>
               </w:rPr>
-              <w:t>40</w:t>
+              <w:t>41</w:t>
             </w:r>
             <w:r>
               <w:rPr>
@@ -6656,7 +6802,7 @@
               <w14:ligatures w14:val="standardContextual"/>
             </w:rPr>
           </w:pPr>
-          <w:hyperlink w:anchor="_Toc192668541" w:history="1">
+          <w:hyperlink w:anchor="_Toc192709530" w:history="1">
             <w:r>
               <w:rPr>
                 <w:rStyle w:val="Hyperlink"/>
@@ -6683,7 +6829,7 @@
                 <w:noProof/>
                 <w:webHidden/>
               </w:rPr>
-              <w:instrText xml:space="preserve"> PAGEREF _Toc192668541 \h </w:instrText>
+              <w:instrText xml:space="preserve"> PAGEREF _Toc192709530 \h </w:instrText>
             </w:r>
             <w:r>
               <w:rPr>
@@ -6703,7 +6849,7 @@
                 <w:noProof/>
                 <w:webHidden/>
               </w:rPr>
-              <w:t>40</w:t>
+              <w:t>41</w:t>
             </w:r>
             <w:r>
               <w:rPr>
@@ -6728,7 +6874,7 @@
               <w14:ligatures w14:val="standardContextual"/>
             </w:rPr>
           </w:pPr>
-          <w:hyperlink w:anchor="_Toc192668542" w:history="1">
+          <w:hyperlink w:anchor="_Toc192709531" w:history="1">
             <w:r>
               <w:rPr>
                 <w:rStyle w:val="Hyperlink"/>
@@ -6756,7 +6902,7 @@
                 <w:noProof/>
                 <w:webHidden/>
               </w:rPr>
-              <w:instrText xml:space="preserve"> PAGEREF _Toc192668542 \h </w:instrText>
+              <w:instrText xml:space="preserve"> PAGEREF _Toc192709531 \h </w:instrText>
             </w:r>
             <w:r>
               <w:rPr>
@@ -6776,7 +6922,7 @@
                 <w:noProof/>
                 <w:webHidden/>
               </w:rPr>
-              <w:t>40</w:t>
+              <w:t>41</w:t>
             </w:r>
             <w:r>
               <w:rPr>
@@ -6801,7 +6947,7 @@
               <w14:ligatures w14:val="standardContextual"/>
             </w:rPr>
           </w:pPr>
-          <w:hyperlink w:anchor="_Toc192668543" w:history="1">
+          <w:hyperlink w:anchor="_Toc192709532" w:history="1">
             <w:r>
               <w:rPr>
                 <w:rStyle w:val="Hyperlink"/>
@@ -6829,7 +6975,7 @@
                 <w:noProof/>
                 <w:webHidden/>
               </w:rPr>
-              <w:instrText xml:space="preserve"> PAGEREF _Toc192668543 \h </w:instrText>
+              <w:instrText xml:space="preserve"> PAGEREF _Toc192709532 \h </w:instrText>
             </w:r>
             <w:r>
               <w:rPr>
@@ -6849,7 +6995,7 @@
                 <w:noProof/>
                 <w:webHidden/>
               </w:rPr>
-              <w:t>40</w:t>
+              <w:t>41</w:t>
             </w:r>
             <w:r>
               <w:rPr>
@@ -6874,7 +7020,7 @@
               <w14:ligatures w14:val="standardContextual"/>
             </w:rPr>
           </w:pPr>
-          <w:hyperlink w:anchor="_Toc192668544" w:history="1">
+          <w:hyperlink w:anchor="_Toc192709533" w:history="1">
             <w:r>
               <w:rPr>
                 <w:rStyle w:val="Hyperlink"/>
@@ -6901,7 +7047,7 @@
                 <w:noProof/>
                 <w:webHidden/>
               </w:rPr>
-              <w:instrText xml:space="preserve"> PAGEREF _Toc192668544 \h </w:instrText>
+              <w:instrText xml:space="preserve"> PAGEREF _Toc192709533 \h </w:instrText>
             </w:r>
             <w:r>
               <w:rPr>
@@ -6921,7 +7067,7 @@
                 <w:noProof/>
                 <w:webHidden/>
               </w:rPr>
-              <w:t>40</w:t>
+              <w:t>41</w:t>
             </w:r>
             <w:r>
               <w:rPr>
@@ -6949,7 +7095,7 @@
               <w14:ligatures w14:val="standardContextual"/>
             </w:rPr>
           </w:pPr>
-          <w:hyperlink w:anchor="_Toc192668545" w:history="1">
+          <w:hyperlink w:anchor="_Toc192709534" w:history="1">
             <w:r>
               <w:rPr>
                 <w:rStyle w:val="Hyperlink"/>
@@ -6995,7 +7141,7 @@
                 <w:noProof/>
                 <w:webHidden/>
               </w:rPr>
-              <w:instrText xml:space="preserve"> PAGEREF _Toc192668545 \h </w:instrText>
+              <w:instrText xml:space="preserve"> PAGEREF _Toc192709534 \h </w:instrText>
             </w:r>
             <w:r>
               <w:rPr>
@@ -7015,7 +7161,7 @@
                 <w:noProof/>
                 <w:webHidden/>
               </w:rPr>
-              <w:t>41</w:t>
+              <w:t>42</w:t>
             </w:r>
             <w:r>
               <w:rPr>
@@ -7040,7 +7186,7 @@
               <w14:ligatures w14:val="standardContextual"/>
             </w:rPr>
           </w:pPr>
-          <w:hyperlink w:anchor="_Toc192668546" w:history="1">
+          <w:hyperlink w:anchor="_Toc192709535" w:history="1">
             <w:r>
               <w:rPr>
                 <w:rStyle w:val="Hyperlink"/>
@@ -7067,7 +7213,7 @@
                 <w:noProof/>
                 <w:webHidden/>
               </w:rPr>
-              <w:instrText xml:space="preserve"> PAGEREF _Toc192668546 \h </w:instrText>
+              <w:instrText xml:space="preserve"> PAGEREF _Toc192709535 \h </w:instrText>
             </w:r>
             <w:r>
               <w:rPr>
@@ -7087,7 +7233,7 @@
                 <w:noProof/>
                 <w:webHidden/>
               </w:rPr>
-              <w:t>41</w:t>
+              <w:t>42</w:t>
             </w:r>
             <w:r>
               <w:rPr>
@@ -7112,7 +7258,7 @@
               <w14:ligatures w14:val="standardContextual"/>
             </w:rPr>
           </w:pPr>
-          <w:hyperlink w:anchor="_Toc192668547" w:history="1">
+          <w:hyperlink w:anchor="_Toc192709536" w:history="1">
             <w:r>
               <w:rPr>
                 <w:rStyle w:val="Hyperlink"/>
@@ -7139,7 +7285,7 @@
                 <w:noProof/>
                 <w:webHidden/>
               </w:rPr>
-              <w:instrText xml:space="preserve"> PAGEREF _Toc192668547 \h </w:instrText>
+              <w:instrText xml:space="preserve"> PAGEREF _Toc192709536 \h </w:instrText>
             </w:r>
             <w:r>
               <w:rPr>
@@ -7159,7 +7305,7 @@
                 <w:noProof/>
                 <w:webHidden/>
               </w:rPr>
-              <w:t>41</w:t>
+              <w:t>42</w:t>
             </w:r>
             <w:r>
               <w:rPr>
@@ -7184,7 +7330,7 @@
               <w14:ligatures w14:val="standardContextual"/>
             </w:rPr>
           </w:pPr>
-          <w:hyperlink w:anchor="_Toc192668548" w:history="1">
+          <w:hyperlink w:anchor="_Toc192709537" w:history="1">
             <w:r>
               <w:rPr>
                 <w:rStyle w:val="Hyperlink"/>
@@ -7211,7 +7357,7 @@
                 <w:noProof/>
                 <w:webHidden/>
               </w:rPr>
-              <w:instrText xml:space="preserve"> PAGEREF _Toc192668548 \h </w:instrText>
+              <w:instrText xml:space="preserve"> PAGEREF _Toc192709537 \h </w:instrText>
             </w:r>
             <w:r>
               <w:rPr>
@@ -7231,7 +7377,7 @@
                 <w:noProof/>
                 <w:webHidden/>
               </w:rPr>
-              <w:t>41</w:t>
+              <w:t>42</w:t>
             </w:r>
             <w:r>
               <w:rPr>
@@ -7259,7 +7405,7 @@
               <w14:ligatures w14:val="standardContextual"/>
             </w:rPr>
           </w:pPr>
-          <w:hyperlink w:anchor="_Toc192668549" w:history="1">
+          <w:hyperlink w:anchor="_Toc192709538" w:history="1">
             <w:r>
               <w:rPr>
                 <w:rStyle w:val="Hyperlink"/>
@@ -7305,7 +7451,7 @@
                 <w:noProof/>
                 <w:webHidden/>
               </w:rPr>
-              <w:instrText xml:space="preserve"> PAGEREF _Toc192668549 \h </w:instrText>
+              <w:instrText xml:space="preserve"> PAGEREF _Toc192709538 \h </w:instrText>
             </w:r>
             <w:r>
               <w:rPr>
@@ -7325,7 +7471,7 @@
                 <w:noProof/>
                 <w:webHidden/>
               </w:rPr>
-              <w:t>42</w:t>
+              <w:t>43</w:t>
             </w:r>
             <w:r>
               <w:rPr>
@@ -7350,7 +7496,7 @@
               <w14:ligatures w14:val="standardContextual"/>
             </w:rPr>
           </w:pPr>
-          <w:hyperlink w:anchor="_Toc192668550" w:history="1">
+          <w:hyperlink w:anchor="_Toc192709539" w:history="1">
             <w:r>
               <w:rPr>
                 <w:rStyle w:val="Hyperlink"/>
@@ -7377,7 +7523,7 @@
                 <w:noProof/>
                 <w:webHidden/>
               </w:rPr>
-              <w:instrText xml:space="preserve"> PAGEREF _Toc192668550 \h </w:instrText>
+              <w:instrText xml:space="preserve"> PAGEREF _Toc192709539 \h </w:instrText>
             </w:r>
             <w:r>
               <w:rPr>
@@ -7397,7 +7543,7 @@
                 <w:noProof/>
                 <w:webHidden/>
               </w:rPr>
-              <w:t>42</w:t>
+              <w:t>43</w:t>
             </w:r>
             <w:r>
               <w:rPr>
@@ -7422,7 +7568,7 @@
               <w14:ligatures w14:val="standardContextual"/>
             </w:rPr>
           </w:pPr>
-          <w:hyperlink w:anchor="_Toc192668551" w:history="1">
+          <w:hyperlink w:anchor="_Toc192709540" w:history="1">
             <w:r>
               <w:rPr>
                 <w:rStyle w:val="Hyperlink"/>
@@ -7449,7 +7595,7 @@
                 <w:noProof/>
                 <w:webHidden/>
               </w:rPr>
-              <w:instrText xml:space="preserve"> PAGEREF _Toc192668551 \h </w:instrText>
+              <w:instrText xml:space="preserve"> PAGEREF _Toc192709540 \h </w:instrText>
             </w:r>
             <w:r>
               <w:rPr>
@@ -7469,7 +7615,7 @@
                 <w:noProof/>
                 <w:webHidden/>
               </w:rPr>
-              <w:t>42</w:t>
+              <w:t>43</w:t>
             </w:r>
             <w:r>
               <w:rPr>
@@ -7494,7 +7640,7 @@
               <w14:ligatures w14:val="standardContextual"/>
             </w:rPr>
           </w:pPr>
-          <w:hyperlink w:anchor="_Toc192668552" w:history="1">
+          <w:hyperlink w:anchor="_Toc192709541" w:history="1">
             <w:r>
               <w:rPr>
                 <w:rStyle w:val="Hyperlink"/>
@@ -7521,7 +7667,7 @@
                 <w:noProof/>
                 <w:webHidden/>
               </w:rPr>
-              <w:instrText xml:space="preserve"> PAGEREF _Toc192668552 \h </w:instrText>
+              <w:instrText xml:space="preserve"> PAGEREF _Toc192709541 \h </w:instrText>
             </w:r>
             <w:r>
               <w:rPr>
@@ -7541,7 +7687,7 @@
                 <w:noProof/>
                 <w:webHidden/>
               </w:rPr>
-              <w:t>42</w:t>
+              <w:t>43</w:t>
             </w:r>
             <w:r>
               <w:rPr>
@@ -7566,7 +7712,7 @@
               <w14:ligatures w14:val="standardContextual"/>
             </w:rPr>
           </w:pPr>
-          <w:hyperlink w:anchor="_Toc192668553" w:history="1">
+          <w:hyperlink w:anchor="_Toc192709542" w:history="1">
             <w:r>
               <w:rPr>
                 <w:rStyle w:val="Hyperlink"/>
@@ -7593,7 +7739,7 @@
                 <w:noProof/>
                 <w:webHidden/>
               </w:rPr>
-              <w:instrText xml:space="preserve"> PAGEREF _Toc192668553 \h </w:instrText>
+              <w:instrText xml:space="preserve"> PAGEREF _Toc192709542 \h </w:instrText>
             </w:r>
             <w:r>
               <w:rPr>
@@ -7613,7 +7759,7 @@
                 <w:noProof/>
                 <w:webHidden/>
               </w:rPr>
-              <w:t>42</w:t>
+              <w:t>43</w:t>
             </w:r>
             <w:r>
               <w:rPr>
@@ -7638,7 +7784,7 @@
               <w14:ligatures w14:val="standardContextual"/>
             </w:rPr>
           </w:pPr>
-          <w:hyperlink w:anchor="_Toc192668554" w:history="1">
+          <w:hyperlink w:anchor="_Toc192709543" w:history="1">
             <w:r>
               <w:rPr>
                 <w:rStyle w:val="Hyperlink"/>
@@ -7665,7 +7811,7 @@
                 <w:noProof/>
                 <w:webHidden/>
               </w:rPr>
-              <w:instrText xml:space="preserve"> PAGEREF _Toc192668554 \h </w:instrText>
+              <w:instrText xml:space="preserve"> PAGEREF _Toc192709543 \h </w:instrText>
             </w:r>
             <w:r>
               <w:rPr>
@@ -7685,7 +7831,7 @@
                 <w:noProof/>
                 <w:webHidden/>
               </w:rPr>
-              <w:t>43</w:t>
+              <w:t>44</w:t>
             </w:r>
             <w:r>
               <w:rPr>
@@ -7710,7 +7856,7 @@
               <w14:ligatures w14:val="standardContextual"/>
             </w:rPr>
           </w:pPr>
-          <w:hyperlink w:anchor="_Toc192668555" w:history="1">
+          <w:hyperlink w:anchor="_Toc192709544" w:history="1">
             <w:r>
               <w:rPr>
                 <w:rStyle w:val="Hyperlink"/>
@@ -7737,7 +7883,7 @@
                 <w:noProof/>
                 <w:webHidden/>
               </w:rPr>
-              <w:instrText xml:space="preserve"> PAGEREF _Toc192668555 \h </w:instrText>
+              <w:instrText xml:space="preserve"> PAGEREF _Toc192709544 \h </w:instrText>
             </w:r>
             <w:r>
               <w:rPr>
@@ -7757,7 +7903,7 @@
                 <w:noProof/>
                 <w:webHidden/>
               </w:rPr>
-              <w:t>43</w:t>
+              <w:t>44</w:t>
             </w:r>
             <w:r>
               <w:rPr>
@@ -7782,7 +7928,7 @@
               <w14:ligatures w14:val="standardContextual"/>
             </w:rPr>
           </w:pPr>
-          <w:hyperlink w:anchor="_Toc192668556" w:history="1">
+          <w:hyperlink w:anchor="_Toc192709545" w:history="1">
             <w:r>
               <w:rPr>
                 <w:rStyle w:val="Hyperlink"/>
@@ -7809,7 +7955,7 @@
                 <w:noProof/>
                 <w:webHidden/>
               </w:rPr>
-              <w:instrText xml:space="preserve"> PAGEREF _Toc192668556 \h </w:instrText>
+              <w:instrText xml:space="preserve"> PAGEREF _Toc192709545 \h </w:instrText>
             </w:r>
             <w:r>
               <w:rPr>
@@ -7829,7 +7975,7 @@
                 <w:noProof/>
                 <w:webHidden/>
               </w:rPr>
-              <w:t>43</w:t>
+              <w:t>44</w:t>
             </w:r>
             <w:r>
               <w:rPr>
@@ -7854,7 +8000,7 @@
               <w14:ligatures w14:val="standardContextual"/>
             </w:rPr>
           </w:pPr>
-          <w:hyperlink w:anchor="_Toc192668557" w:history="1">
+          <w:hyperlink w:anchor="_Toc192709546" w:history="1">
             <w:r>
               <w:rPr>
                 <w:rStyle w:val="Hyperlink"/>
@@ -7881,7 +8027,7 @@
                 <w:noProof/>
                 <w:webHidden/>
               </w:rPr>
-              <w:instrText xml:space="preserve"> PAGEREF _Toc192668557 \h </w:instrText>
+              <w:instrText xml:space="preserve"> PAGEREF _Toc192709546 \h </w:instrText>
             </w:r>
             <w:r>
               <w:rPr>
@@ -7901,7 +8047,7 @@
                 <w:noProof/>
                 <w:webHidden/>
               </w:rPr>
-              <w:t>43</w:t>
+              <w:t>44</w:t>
             </w:r>
             <w:r>
               <w:rPr>
@@ -7926,7 +8072,7 @@
               <w14:ligatures w14:val="standardContextual"/>
             </w:rPr>
           </w:pPr>
-          <w:hyperlink w:anchor="_Toc192668558" w:history="1">
+          <w:hyperlink w:anchor="_Toc192709547" w:history="1">
             <w:r>
               <w:rPr>
                 <w:rStyle w:val="Hyperlink"/>
@@ -7953,7 +8099,7 @@
                 <w:noProof/>
                 <w:webHidden/>
               </w:rPr>
-              <w:instrText xml:space="preserve"> PAGEREF _Toc192668558 \h </w:instrText>
+              <w:instrText xml:space="preserve"> PAGEREF _Toc192709547 \h </w:instrText>
             </w:r>
             <w:r>
               <w:rPr>
@@ -7973,7 +8119,7 @@
                 <w:noProof/>
                 <w:webHidden/>
               </w:rPr>
-              <w:t>43</w:t>
+              <w:t>44</w:t>
             </w:r>
             <w:r>
               <w:rPr>
@@ -7998,7 +8144,7 @@
               <w14:ligatures w14:val="standardContextual"/>
             </w:rPr>
           </w:pPr>
-          <w:hyperlink w:anchor="_Toc192668559" w:history="1">
+          <w:hyperlink w:anchor="_Toc192709548" w:history="1">
             <w:r>
               <w:rPr>
                 <w:rStyle w:val="Hyperlink"/>
@@ -8025,7 +8171,7 @@
                 <w:noProof/>
                 <w:webHidden/>
               </w:rPr>
-              <w:instrText xml:space="preserve"> PAGEREF _Toc192668559 \h </w:instrText>
+              <w:instrText xml:space="preserve"> PAGEREF _Toc192709548 \h </w:instrText>
             </w:r>
             <w:r>
               <w:rPr>
@@ -8045,7 +8191,7 @@
                 <w:noProof/>
                 <w:webHidden/>
               </w:rPr>
-              <w:t>44</w:t>
+              <w:t>45</w:t>
             </w:r>
             <w:r>
               <w:rPr>
@@ -8070,7 +8216,7 @@
               <w14:ligatures w14:val="standardContextual"/>
             </w:rPr>
           </w:pPr>
-          <w:hyperlink w:anchor="_Toc192668560" w:history="1">
+          <w:hyperlink w:anchor="_Toc192709549" w:history="1">
             <w:r>
               <w:rPr>
                 <w:rStyle w:val="Hyperlink"/>
@@ -8097,7 +8243,7 @@
                 <w:noProof/>
                 <w:webHidden/>
               </w:rPr>
-              <w:instrText xml:space="preserve"> PAGEREF _Toc192668560 \h </w:instrText>
+              <w:instrText xml:space="preserve"> PAGEREF _Toc192709549 \h </w:instrText>
             </w:r>
             <w:r>
               <w:rPr>
@@ -8117,7 +8263,7 @@
                 <w:noProof/>
                 <w:webHidden/>
               </w:rPr>
-              <w:t>44</w:t>
+              <w:t>45</w:t>
             </w:r>
             <w:r>
               <w:rPr>
@@ -8142,7 +8288,7 @@
               <w14:ligatures w14:val="standardContextual"/>
             </w:rPr>
           </w:pPr>
-          <w:hyperlink w:anchor="_Toc192668561" w:history="1">
+          <w:hyperlink w:anchor="_Toc192709550" w:history="1">
             <w:r>
               <w:rPr>
                 <w:rStyle w:val="Hyperlink"/>
@@ -8169,7 +8315,7 @@
                 <w:noProof/>
                 <w:webHidden/>
               </w:rPr>
-              <w:instrText xml:space="preserve"> PAGEREF _Toc192668561 \h </w:instrText>
+              <w:instrText xml:space="preserve"> PAGEREF _Toc192709550 \h </w:instrText>
             </w:r>
             <w:r>
               <w:rPr>
@@ -8189,7 +8335,7 @@
                 <w:noProof/>
                 <w:webHidden/>
               </w:rPr>
-              <w:t>44</w:t>
+              <w:t>45</w:t>
             </w:r>
             <w:r>
               <w:rPr>
@@ -8214,7 +8360,7 @@
               <w14:ligatures w14:val="standardContextual"/>
             </w:rPr>
           </w:pPr>
-          <w:hyperlink w:anchor="_Toc192668562" w:history="1">
+          <w:hyperlink w:anchor="_Toc192709551" w:history="1">
             <w:r>
               <w:rPr>
                 <w:rStyle w:val="Hyperlink"/>
@@ -8241,7 +8387,7 @@
                 <w:noProof/>
                 <w:webHidden/>
               </w:rPr>
-              <w:instrText xml:space="preserve"> PAGEREF _Toc192668562 \h </w:instrText>
+              <w:instrText xml:space="preserve"> PAGEREF _Toc192709551 \h </w:instrText>
             </w:r>
             <w:r>
               <w:rPr>
@@ -8261,7 +8407,7 @@
                 <w:noProof/>
                 <w:webHidden/>
               </w:rPr>
-              <w:t>44</w:t>
+              <w:t>45</w:t>
             </w:r>
             <w:r>
               <w:rPr>
@@ -8286,7 +8432,7 @@
               <w14:ligatures w14:val="standardContextual"/>
             </w:rPr>
           </w:pPr>
-          <w:hyperlink w:anchor="_Toc192668563" w:history="1">
+          <w:hyperlink w:anchor="_Toc192709552" w:history="1">
             <w:r>
               <w:rPr>
                 <w:rStyle w:val="Hyperlink"/>
@@ -8313,7 +8459,7 @@
                 <w:noProof/>
                 <w:webHidden/>
               </w:rPr>
-              <w:instrText xml:space="preserve"> PAGEREF _Toc192668563 \h </w:instrText>
+              <w:instrText xml:space="preserve"> PAGEREF _Toc192709552 \h </w:instrText>
             </w:r>
             <w:r>
               <w:rPr>
@@ -8333,7 +8479,7 @@
                 <w:noProof/>
                 <w:webHidden/>
               </w:rPr>
-              <w:t>44</w:t>
+              <w:t>45</w:t>
             </w:r>
             <w:r>
               <w:rPr>
@@ -8358,7 +8504,7 @@
               <w14:ligatures w14:val="standardContextual"/>
             </w:rPr>
           </w:pPr>
-          <w:hyperlink w:anchor="_Toc192668564" w:history="1">
+          <w:hyperlink w:anchor="_Toc192709553" w:history="1">
             <w:r>
               <w:rPr>
                 <w:rStyle w:val="Hyperlink"/>
@@ -8385,7 +8531,7 @@
                 <w:noProof/>
                 <w:webHidden/>
               </w:rPr>
-              <w:instrText xml:space="preserve"> PAGEREF _Toc192668564 \h </w:instrText>
+              <w:instrText xml:space="preserve"> PAGEREF _Toc192709553 \h </w:instrText>
             </w:r>
             <w:r>
               <w:rPr>
@@ -8405,7 +8551,7 @@
                 <w:noProof/>
                 <w:webHidden/>
               </w:rPr>
-              <w:t>44</w:t>
+              <w:t>45</w:t>
             </w:r>
             <w:r>
               <w:rPr>
@@ -8430,7 +8576,7 @@
               <w14:ligatures w14:val="standardContextual"/>
             </w:rPr>
           </w:pPr>
-          <w:hyperlink w:anchor="_Toc192668565" w:history="1">
+          <w:hyperlink w:anchor="_Toc192709554" w:history="1">
             <w:r>
               <w:rPr>
                 <w:rStyle w:val="Hyperlink"/>
@@ -8457,7 +8603,7 @@
                 <w:noProof/>
                 <w:webHidden/>
               </w:rPr>
-              <w:instrText xml:space="preserve"> PAGEREF _Toc192668565 \h </w:instrText>
+              <w:instrText xml:space="preserve"> PAGEREF _Toc192709554 \h </w:instrText>
             </w:r>
             <w:r>
               <w:rPr>
@@ -8477,7 +8623,7 @@
                 <w:noProof/>
                 <w:webHidden/>
               </w:rPr>
-              <w:t>45</w:t>
+              <w:t>46</w:t>
             </w:r>
             <w:r>
               <w:rPr>
@@ -8502,7 +8648,7 @@
               <w14:ligatures w14:val="standardContextual"/>
             </w:rPr>
           </w:pPr>
-          <w:hyperlink w:anchor="_Toc192668566" w:history="1">
+          <w:hyperlink w:anchor="_Toc192709555" w:history="1">
             <w:r>
               <w:rPr>
                 <w:rStyle w:val="Hyperlink"/>
@@ -8529,7 +8675,7 @@
                 <w:noProof/>
                 <w:webHidden/>
               </w:rPr>
-              <w:instrText xml:space="preserve"> PAGEREF _Toc192668566 \h </w:instrText>
+              <w:instrText xml:space="preserve"> PAGEREF _Toc192709555 \h </w:instrText>
             </w:r>
             <w:r>
               <w:rPr>
@@ -8549,7 +8695,7 @@
                 <w:noProof/>
                 <w:webHidden/>
               </w:rPr>
-              <w:t>45</w:t>
+              <w:t>46</w:t>
             </w:r>
             <w:r>
               <w:rPr>
@@ -8574,7 +8720,7 @@
               <w14:ligatures w14:val="standardContextual"/>
             </w:rPr>
           </w:pPr>
-          <w:hyperlink w:anchor="_Toc192668567" w:history="1">
+          <w:hyperlink w:anchor="_Toc192709556" w:history="1">
             <w:r>
               <w:rPr>
                 <w:rStyle w:val="Hyperlink"/>
@@ -8601,7 +8747,7 @@
                 <w:noProof/>
                 <w:webHidden/>
               </w:rPr>
-              <w:instrText xml:space="preserve"> PAGEREF _Toc192668567 \h </w:instrText>
+              <w:instrText xml:space="preserve"> PAGEREF _Toc192709556 \h </w:instrText>
             </w:r>
             <w:r>
               <w:rPr>
@@ -8621,7 +8767,7 @@
                 <w:noProof/>
                 <w:webHidden/>
               </w:rPr>
-              <w:t>45</w:t>
+              <w:t>46</w:t>
             </w:r>
             <w:r>
               <w:rPr>
@@ -8646,7 +8792,7 @@
               <w14:ligatures w14:val="standardContextual"/>
             </w:rPr>
           </w:pPr>
-          <w:hyperlink w:anchor="_Toc192668568" w:history="1">
+          <w:hyperlink w:anchor="_Toc192709557" w:history="1">
             <w:r>
               <w:rPr>
                 <w:rStyle w:val="Hyperlink"/>
@@ -8673,7 +8819,7 @@
                 <w:noProof/>
                 <w:webHidden/>
               </w:rPr>
-              <w:instrText xml:space="preserve"> PAGEREF _Toc192668568 \h </w:instrText>
+              <w:instrText xml:space="preserve"> PAGEREF _Toc192709557 \h </w:instrText>
             </w:r>
             <w:r>
               <w:rPr>
@@ -8693,7 +8839,7 @@
                 <w:noProof/>
                 <w:webHidden/>
               </w:rPr>
-              <w:t>45</w:t>
+              <w:t>46</w:t>
             </w:r>
             <w:r>
               <w:rPr>
@@ -8718,7 +8864,7 @@
               <w14:ligatures w14:val="standardContextual"/>
             </w:rPr>
           </w:pPr>
-          <w:hyperlink w:anchor="_Toc192668569" w:history="1">
+          <w:hyperlink w:anchor="_Toc192709558" w:history="1">
             <w:r>
               <w:rPr>
                 <w:rStyle w:val="Hyperlink"/>
@@ -8745,7 +8891,7 @@
                 <w:noProof/>
                 <w:webHidden/>
               </w:rPr>
-              <w:instrText xml:space="preserve"> PAGEREF _Toc192668569 \h </w:instrText>
+              <w:instrText xml:space="preserve"> PAGEREF _Toc192709558 \h </w:instrText>
             </w:r>
             <w:r>
               <w:rPr>
@@ -8765,7 +8911,7 @@
                 <w:noProof/>
                 <w:webHidden/>
               </w:rPr>
-              <w:t>45</w:t>
+              <w:t>46</w:t>
             </w:r>
             <w:r>
               <w:rPr>
@@ -8790,7 +8936,7 @@
               <w14:ligatures w14:val="standardContextual"/>
             </w:rPr>
           </w:pPr>
-          <w:hyperlink w:anchor="_Toc192668570" w:history="1">
+          <w:hyperlink w:anchor="_Toc192709559" w:history="1">
             <w:r>
               <w:rPr>
                 <w:rStyle w:val="Hyperlink"/>
@@ -8817,7 +8963,7 @@
                 <w:noProof/>
                 <w:webHidden/>
               </w:rPr>
-              <w:instrText xml:space="preserve"> PAGEREF _Toc192668570 \h </w:instrText>
+              <w:instrText xml:space="preserve"> PAGEREF _Toc192709559 \h </w:instrText>
             </w:r>
             <w:r>
               <w:rPr>
@@ -8837,7 +8983,7 @@
                 <w:noProof/>
                 <w:webHidden/>
               </w:rPr>
-              <w:t>46</w:t>
+              <w:t>47</w:t>
             </w:r>
             <w:r>
               <w:rPr>
@@ -8862,7 +9008,7 @@
               <w14:ligatures w14:val="standardContextual"/>
             </w:rPr>
           </w:pPr>
-          <w:hyperlink w:anchor="_Toc192668571" w:history="1">
+          <w:hyperlink w:anchor="_Toc192709560" w:history="1">
             <w:r>
               <w:rPr>
                 <w:rStyle w:val="Hyperlink"/>
@@ -8889,7 +9035,7 @@
                 <w:noProof/>
                 <w:webHidden/>
               </w:rPr>
-              <w:instrText xml:space="preserve"> PAGEREF _Toc192668571 \h </w:instrText>
+              <w:instrText xml:space="preserve"> PAGEREF _Toc192709560 \h </w:instrText>
             </w:r>
             <w:r>
               <w:rPr>
@@ -8909,7 +9055,7 @@
                 <w:noProof/>
                 <w:webHidden/>
               </w:rPr>
-              <w:t>46</w:t>
+              <w:t>47</w:t>
             </w:r>
             <w:r>
               <w:rPr>
@@ -8934,7 +9080,7 @@
               <w14:ligatures w14:val="standardContextual"/>
             </w:rPr>
           </w:pPr>
-          <w:hyperlink w:anchor="_Toc192668572" w:history="1">
+          <w:hyperlink w:anchor="_Toc192709561" w:history="1">
             <w:r>
               <w:rPr>
                 <w:rStyle w:val="Hyperlink"/>
@@ -8961,7 +9107,7 @@
                 <w:noProof/>
                 <w:webHidden/>
               </w:rPr>
-              <w:instrText xml:space="preserve"> PAGEREF _Toc192668572 \h </w:instrText>
+              <w:instrText xml:space="preserve"> PAGEREF _Toc192709561 \h </w:instrText>
             </w:r>
             <w:r>
               <w:rPr>
@@ -8981,7 +9127,7 @@
                 <w:noProof/>
                 <w:webHidden/>
               </w:rPr>
-              <w:t>46</w:t>
+              <w:t>47</w:t>
             </w:r>
             <w:r>
               <w:rPr>
@@ -9006,7 +9152,7 @@
               <w14:ligatures w14:val="standardContextual"/>
             </w:rPr>
           </w:pPr>
-          <w:hyperlink w:anchor="_Toc192668573" w:history="1">
+          <w:hyperlink w:anchor="_Toc192709562" w:history="1">
             <w:r>
               <w:rPr>
                 <w:rStyle w:val="Hyperlink"/>
@@ -9033,7 +9179,7 @@
                 <w:noProof/>
                 <w:webHidden/>
               </w:rPr>
-              <w:instrText xml:space="preserve"> PAGEREF _Toc192668573 \h </w:instrText>
+              <w:instrText xml:space="preserve"> PAGEREF _Toc192709562 \h </w:instrText>
             </w:r>
             <w:r>
               <w:rPr>
@@ -9053,7 +9199,7 @@
                 <w:noProof/>
                 <w:webHidden/>
               </w:rPr>
-              <w:t>46</w:t>
+              <w:t>47</w:t>
             </w:r>
             <w:r>
               <w:rPr>
@@ -9078,7 +9224,7 @@
               <w14:ligatures w14:val="standardContextual"/>
             </w:rPr>
           </w:pPr>
-          <w:hyperlink w:anchor="_Toc192668574" w:history="1">
+          <w:hyperlink w:anchor="_Toc192709563" w:history="1">
             <w:r>
               <w:rPr>
                 <w:rStyle w:val="Hyperlink"/>
@@ -9105,7 +9251,7 @@
                 <w:noProof/>
                 <w:webHidden/>
               </w:rPr>
-              <w:instrText xml:space="preserve"> PAGEREF _Toc192668574 \h </w:instrText>
+              <w:instrText xml:space="preserve"> PAGEREF _Toc192709563 \h </w:instrText>
             </w:r>
             <w:r>
               <w:rPr>
@@ -9125,7 +9271,7 @@
                 <w:noProof/>
                 <w:webHidden/>
               </w:rPr>
-              <w:t>47</w:t>
+              <w:t>48</w:t>
             </w:r>
             <w:r>
               <w:rPr>
@@ -9150,7 +9296,7 @@
               <w14:ligatures w14:val="standardContextual"/>
             </w:rPr>
           </w:pPr>
-          <w:hyperlink w:anchor="_Toc192668575" w:history="1">
+          <w:hyperlink w:anchor="_Toc192709564" w:history="1">
             <w:r>
               <w:rPr>
                 <w:rStyle w:val="Hyperlink"/>
@@ -9177,7 +9323,7 @@
                 <w:noProof/>
                 <w:webHidden/>
               </w:rPr>
-              <w:instrText xml:space="preserve"> PAGEREF _Toc192668575 \h </w:instrText>
+              <w:instrText xml:space="preserve"> PAGEREF _Toc192709564 \h </w:instrText>
             </w:r>
             <w:r>
               <w:rPr>
@@ -9197,7 +9343,7 @@
                 <w:noProof/>
                 <w:webHidden/>
               </w:rPr>
-              <w:t>47</w:t>
+              <w:t>48</w:t>
             </w:r>
             <w:r>
               <w:rPr>
@@ -9222,7 +9368,7 @@
               <w14:ligatures w14:val="standardContextual"/>
             </w:rPr>
           </w:pPr>
-          <w:hyperlink w:anchor="_Toc192668576" w:history="1">
+          <w:hyperlink w:anchor="_Toc192709565" w:history="1">
             <w:r>
               <w:rPr>
                 <w:rStyle w:val="Hyperlink"/>
@@ -9249,7 +9395,7 @@
                 <w:noProof/>
                 <w:webHidden/>
               </w:rPr>
-              <w:instrText xml:space="preserve"> PAGEREF _Toc192668576 \h </w:instrText>
+              <w:instrText xml:space="preserve"> PAGEREF _Toc192709565 \h </w:instrText>
             </w:r>
             <w:r>
               <w:rPr>
@@ -9269,7 +9415,7 @@
                 <w:noProof/>
                 <w:webHidden/>
               </w:rPr>
-              <w:t>47</w:t>
+              <w:t>48</w:t>
             </w:r>
             <w:r>
               <w:rPr>
@@ -9294,7 +9440,7 @@
               <w14:ligatures w14:val="standardContextual"/>
             </w:rPr>
           </w:pPr>
-          <w:hyperlink w:anchor="_Toc192668577" w:history="1">
+          <w:hyperlink w:anchor="_Toc192709566" w:history="1">
             <w:r>
               <w:rPr>
                 <w:rStyle w:val="Hyperlink"/>
@@ -9321,7 +9467,7 @@
                 <w:noProof/>
                 <w:webHidden/>
               </w:rPr>
-              <w:instrText xml:space="preserve"> PAGEREF _Toc192668577 \h </w:instrText>
+              <w:instrText xml:space="preserve"> PAGEREF _Toc192709566 \h </w:instrText>
             </w:r>
             <w:r>
               <w:rPr>
@@ -9341,7 +9487,7 @@
                 <w:noProof/>
                 <w:webHidden/>
               </w:rPr>
-              <w:t>47</w:t>
+              <w:t>48</w:t>
             </w:r>
             <w:r>
               <w:rPr>
@@ -9366,7 +9512,7 @@
               <w14:ligatures w14:val="standardContextual"/>
             </w:rPr>
           </w:pPr>
-          <w:hyperlink w:anchor="_Toc192668578" w:history="1">
+          <w:hyperlink w:anchor="_Toc192709567" w:history="1">
             <w:r>
               <w:rPr>
                 <w:rStyle w:val="Hyperlink"/>
@@ -9393,7 +9539,7 @@
                 <w:noProof/>
                 <w:webHidden/>
               </w:rPr>
-              <w:instrText xml:space="preserve"> PAGEREF _Toc192668578 \h </w:instrText>
+              <w:instrText xml:space="preserve"> PAGEREF _Toc192709567 \h </w:instrText>
             </w:r>
             <w:r>
               <w:rPr>
@@ -9413,7 +9559,7 @@
                 <w:noProof/>
                 <w:webHidden/>
               </w:rPr>
-              <w:t>48</w:t>
+              <w:t>49</w:t>
             </w:r>
             <w:r>
               <w:rPr>
@@ -9438,7 +9584,7 @@
               <w14:ligatures w14:val="standardContextual"/>
             </w:rPr>
           </w:pPr>
-          <w:hyperlink w:anchor="_Toc192668579" w:history="1">
+          <w:hyperlink w:anchor="_Toc192709568" w:history="1">
             <w:r>
               <w:rPr>
                 <w:rStyle w:val="Hyperlink"/>
@@ -9465,7 +9611,7 @@
                 <w:noProof/>
                 <w:webHidden/>
               </w:rPr>
-              <w:instrText xml:space="preserve"> PAGEREF _Toc192668579 \h </w:instrText>
+              <w:instrText xml:space="preserve"> PAGEREF _Toc192709568 \h </w:instrText>
             </w:r>
             <w:r>
               <w:rPr>
@@ -9485,7 +9631,7 @@
                 <w:noProof/>
                 <w:webHidden/>
               </w:rPr>
-              <w:t>48</w:t>
+              <w:t>49</w:t>
             </w:r>
             <w:r>
               <w:rPr>
@@ -9510,7 +9656,7 @@
               <w14:ligatures w14:val="standardContextual"/>
             </w:rPr>
           </w:pPr>
-          <w:hyperlink w:anchor="_Toc192668580" w:history="1">
+          <w:hyperlink w:anchor="_Toc192709569" w:history="1">
             <w:r>
               <w:rPr>
                 <w:rStyle w:val="Hyperlink"/>
@@ -9537,7 +9683,7 @@
                 <w:noProof/>
                 <w:webHidden/>
               </w:rPr>
-              <w:instrText xml:space="preserve"> PAGEREF _Toc192668580 \h </w:instrText>
+              <w:instrText xml:space="preserve"> PAGEREF _Toc192709569 \h </w:instrText>
             </w:r>
             <w:r>
               <w:rPr>
@@ -9557,7 +9703,7 @@
                 <w:noProof/>
                 <w:webHidden/>
               </w:rPr>
-              <w:t>48</w:t>
+              <w:t>49</w:t>
             </w:r>
             <w:r>
               <w:rPr>
@@ -9582,7 +9728,7 @@
               <w14:ligatures w14:val="standardContextual"/>
             </w:rPr>
           </w:pPr>
-          <w:hyperlink w:anchor="_Toc192668581" w:history="1">
+          <w:hyperlink w:anchor="_Toc192709570" w:history="1">
             <w:r>
               <w:rPr>
                 <w:rStyle w:val="Hyperlink"/>
@@ -9609,7 +9755,7 @@
                 <w:noProof/>
                 <w:webHidden/>
               </w:rPr>
-              <w:instrText xml:space="preserve"> PAGEREF _Toc192668581 \h </w:instrText>
+              <w:instrText xml:space="preserve"> PAGEREF _Toc192709570 \h </w:instrText>
             </w:r>
             <w:r>
               <w:rPr>
@@ -9629,7 +9775,7 @@
                 <w:noProof/>
                 <w:webHidden/>
               </w:rPr>
-              <w:t>48</w:t>
+              <w:t>49</w:t>
             </w:r>
             <w:r>
               <w:rPr>
@@ -9654,7 +9800,7 @@
               <w14:ligatures w14:val="standardContextual"/>
             </w:rPr>
           </w:pPr>
-          <w:hyperlink w:anchor="_Toc192668582" w:history="1">
+          <w:hyperlink w:anchor="_Toc192709571" w:history="1">
             <w:r>
               <w:rPr>
                 <w:rStyle w:val="Hyperlink"/>
@@ -9681,7 +9827,7 @@
                 <w:noProof/>
                 <w:webHidden/>
               </w:rPr>
-              <w:instrText xml:space="preserve"> PAGEREF _Toc192668582 \h </w:instrText>
+              <w:instrText xml:space="preserve"> PAGEREF _Toc192709571 \h </w:instrText>
             </w:r>
             <w:r>
               <w:rPr>
@@ -9701,7 +9847,7 @@
                 <w:noProof/>
                 <w:webHidden/>
               </w:rPr>
-              <w:t>49</w:t>
+              <w:t>50</w:t>
             </w:r>
             <w:r>
               <w:rPr>
@@ -9729,7 +9875,7 @@
               <w14:ligatures w14:val="standardContextual"/>
             </w:rPr>
           </w:pPr>
-          <w:hyperlink w:anchor="_Toc192668583" w:history="1">
+          <w:hyperlink w:anchor="_Toc192709572" w:history="1">
             <w:r>
               <w:rPr>
                 <w:rStyle w:val="Hyperlink"/>
@@ -9775,7 +9921,7 @@
                 <w:noProof/>
                 <w:webHidden/>
               </w:rPr>
-              <w:instrText xml:space="preserve"> PAGEREF _Toc192668583 \h </w:instrText>
+              <w:instrText xml:space="preserve"> PAGEREF _Toc192709572 \h </w:instrText>
             </w:r>
             <w:r>
               <w:rPr>
@@ -9795,7 +9941,7 @@
                 <w:noProof/>
                 <w:webHidden/>
               </w:rPr>
-              <w:t>50</w:t>
+              <w:t>51</w:t>
             </w:r>
             <w:r>
               <w:rPr>
@@ -9823,7 +9969,7 @@
               <w14:ligatures w14:val="standardContextual"/>
             </w:rPr>
           </w:pPr>
-          <w:hyperlink w:anchor="_Toc192668584" w:history="1">
+          <w:hyperlink w:anchor="_Toc192709573" w:history="1">
             <w:r>
               <w:rPr>
                 <w:rStyle w:val="Hyperlink"/>
@@ -9869,7 +10015,7 @@
                 <w:noProof/>
                 <w:webHidden/>
               </w:rPr>
-              <w:instrText xml:space="preserve"> PAGEREF _Toc192668584 \h </w:instrText>
+              <w:instrText xml:space="preserve"> PAGEREF _Toc192709573 \h </w:instrText>
             </w:r>
             <w:r>
               <w:rPr>
@@ -9889,7 +10035,7 @@
                 <w:noProof/>
                 <w:webHidden/>
               </w:rPr>
-              <w:t>50</w:t>
+              <w:t>51</w:t>
             </w:r>
             <w:r>
               <w:rPr>
@@ -9923,7 +10069,7 @@
         <w:pStyle w:val="Heading1"/>
         <w:jc w:val="left"/>
       </w:pPr>
-      <w:bookmarkStart w:id="0" w:name="_Toc192668457"/>
+      <w:bookmarkStart w:id="0" w:name="_Toc192709444"/>
       <w:r>
         <w:lastRenderedPageBreak/>
         <w:t>Philosophy</w:t>
@@ -10504,7 +10650,7 @@
         <w:pStyle w:val="Heading1"/>
         <w:jc w:val="left"/>
       </w:pPr>
-      <w:bookmarkStart w:id="1" w:name="_Toc192668458"/>
+      <w:bookmarkStart w:id="1" w:name="_Toc192709445"/>
       <w:r>
         <w:lastRenderedPageBreak/>
         <w:t>Definitions</w:t>
@@ -12010,7 +12156,7 @@
         <w:pStyle w:val="Heading1"/>
         <w:jc w:val="left"/>
       </w:pPr>
-      <w:bookmarkStart w:id="2" w:name="_Toc192668459"/>
+      <w:bookmarkStart w:id="2" w:name="_Toc192709446"/>
       <w:r>
         <w:lastRenderedPageBreak/>
         <w:t>Conventions</w:t>
@@ -12221,7 +12367,7 @@
         <w:pStyle w:val="Heading1"/>
         <w:jc w:val="left"/>
       </w:pPr>
-      <w:bookmarkStart w:id="3" w:name="_Toc192668460"/>
+      <w:bookmarkStart w:id="3" w:name="_Toc192709447"/>
       <w:r>
         <w:lastRenderedPageBreak/>
         <w:t>ICODE INSTRUCTIONS</w:t>
@@ -14829,6 +14975,1042 @@
           </w:tcPr>
           <w:p>
             <w:r>
+              <w:t>ALTNEXT</w:t>
+            </w:r>
+          </w:p>
+        </w:tc>
+        <w:tc>
+          <w:tcPr>
+            <w:tcW w:w="2977" w:type="dxa"/>
+          </w:tcPr>
+          <w:p/>
+        </w:tc>
+      </w:tr>
+      <w:tr>
+        <w:tc>
+          <w:tcPr>
+            <w:tcW w:w="1271" w:type="dxa"/>
+          </w:tcPr>
+          <w:p>
+            <w:r>
+              <w:t>100</w:t>
+            </w:r>
+          </w:p>
+        </w:tc>
+        <w:tc>
+          <w:tcPr>
+            <w:tcW w:w="1701" w:type="dxa"/>
+          </w:tcPr>
+          <w:p>
+            <w:r>
+              <w:t>d</w:t>
+            </w:r>
+          </w:p>
+        </w:tc>
+        <w:tc>
+          <w:tcPr>
+            <w:tcW w:w="2126" w:type="dxa"/>
+          </w:tcPr>
+          <w:p>
+            <w:r>
+              <w:t>DIM</w:t>
+            </w:r>
+          </w:p>
+        </w:tc>
+        <w:tc>
+          <w:tcPr>
+            <w:tcW w:w="2977" w:type="dxa"/>
+          </w:tcPr>
+          <w:p>
+            <w:r>
+              <w:rPr>
+                <w:rFonts w:cstheme="minorHAnsi"/>
+              </w:rPr>
+              <w:t>Tag ‘,’ Tag</w:t>
+            </w:r>
+          </w:p>
+        </w:tc>
+      </w:tr>
+      <w:tr>
+        <w:tc>
+          <w:tcPr>
+            <w:tcW w:w="1271" w:type="dxa"/>
+          </w:tcPr>
+          <w:p>
+            <w:r>
+              <w:t>101</w:t>
+            </w:r>
+          </w:p>
+        </w:tc>
+        <w:tc>
+          <w:tcPr>
+            <w:tcW w:w="1701" w:type="dxa"/>
+          </w:tcPr>
+          <w:p>
+            <w:r>
+              <w:t>e</w:t>
+            </w:r>
+          </w:p>
+        </w:tc>
+        <w:tc>
+          <w:tcPr>
+            <w:tcW w:w="2126" w:type="dxa"/>
+          </w:tcPr>
+          <w:p>
+            <w:r>
+              <w:t>EVENT</w:t>
+            </w:r>
+          </w:p>
+        </w:tc>
+        <w:tc>
+          <w:tcPr>
+            <w:tcW w:w="2977" w:type="dxa"/>
+          </w:tcPr>
+          <w:p>
+            <w:r>
+              <w:rPr>
+                <w:rFonts w:cstheme="minorHAnsi"/>
+              </w:rPr>
+              <w:t>Tag</w:t>
+            </w:r>
+          </w:p>
+        </w:tc>
+      </w:tr>
+      <w:tr>
+        <w:tc>
+          <w:tcPr>
+            <w:tcW w:w="1271" w:type="dxa"/>
+          </w:tcPr>
+          <w:p>
+            <w:r>
+              <w:t>102</w:t>
+            </w:r>
+          </w:p>
+        </w:tc>
+        <w:tc>
+          <w:tcPr>
+            <w:tcW w:w="1701" w:type="dxa"/>
+          </w:tcPr>
+          <w:p>
+            <w:r>
+              <w:t>f</w:t>
+            </w:r>
+          </w:p>
+        </w:tc>
+        <w:tc>
+          <w:tcPr>
+            <w:tcW w:w="2126" w:type="dxa"/>
+          </w:tcPr>
+          <w:p>
+            <w:r>
+              <w:t>FOR</w:t>
+            </w:r>
+          </w:p>
+        </w:tc>
+        <w:tc>
+          <w:tcPr>
+            <w:tcW w:w="2977" w:type="dxa"/>
+          </w:tcPr>
+          <w:p>
+            <w:r>
+              <w:rPr>
+                <w:rFonts w:cstheme="minorHAnsi"/>
+              </w:rPr>
+              <w:t>Tag</w:t>
+            </w:r>
+          </w:p>
+        </w:tc>
+      </w:tr>
+      <w:tr>
+        <w:tc>
+          <w:tcPr>
+            <w:tcW w:w="1271" w:type="dxa"/>
+          </w:tcPr>
+          <w:p>
+            <w:r>
+              <w:t>103</w:t>
+            </w:r>
+          </w:p>
+        </w:tc>
+        <w:tc>
+          <w:tcPr>
+            <w:tcW w:w="1701" w:type="dxa"/>
+          </w:tcPr>
+          <w:p>
+            <w:r>
+              <w:t>g</w:t>
+            </w:r>
+          </w:p>
+        </w:tc>
+        <w:tc>
+          <w:tcPr>
+            <w:tcW w:w="2126" w:type="dxa"/>
+          </w:tcPr>
+          <w:p>
+            <w:r>
+              <w:t>ALTSTART</w:t>
+            </w:r>
+          </w:p>
+        </w:tc>
+        <w:tc>
+          <w:tcPr>
+            <w:tcW w:w="2977" w:type="dxa"/>
+          </w:tcPr>
+          <w:p/>
+        </w:tc>
+      </w:tr>
+      <w:tr>
+        <w:tc>
+          <w:tcPr>
+            <w:tcW w:w="1271" w:type="dxa"/>
+          </w:tcPr>
+          <w:p>
+            <w:r>
+              <w:t>104</w:t>
+            </w:r>
+          </w:p>
+        </w:tc>
+        <w:tc>
+          <w:tcPr>
+            <w:tcW w:w="1701" w:type="dxa"/>
+          </w:tcPr>
+          <w:p>
+            <w:r>
+              <w:t>h</w:t>
+            </w:r>
+          </w:p>
+        </w:tc>
+        <w:tc>
+          <w:tcPr>
+            <w:tcW w:w="2126" w:type="dxa"/>
+          </w:tcPr>
+          <w:p>
+            <w:r>
+              <w:t>ALTEND</w:t>
+            </w:r>
+          </w:p>
+        </w:tc>
+        <w:tc>
+          <w:tcPr>
+            <w:tcW w:w="2977" w:type="dxa"/>
+          </w:tcPr>
+          <w:p/>
+        </w:tc>
+      </w:tr>
+      <w:tr>
+        <w:tc>
+          <w:tcPr>
+            <w:tcW w:w="1271" w:type="dxa"/>
+          </w:tcPr>
+          <w:p>
+            <w:r>
+              <w:t>105</w:t>
+            </w:r>
+          </w:p>
+        </w:tc>
+        <w:tc>
+          <w:tcPr>
+            <w:tcW w:w="1701" w:type="dxa"/>
+          </w:tcPr>
+          <w:p>
+            <w:proofErr w:type="spellStart"/>
+            <w:r>
+              <w:t>i</w:t>
+            </w:r>
+            <w:proofErr w:type="spellEnd"/>
+          </w:p>
+        </w:tc>
+        <w:tc>
+          <w:tcPr>
+            <w:tcW w:w="2126" w:type="dxa"/>
+          </w:tcPr>
+          <w:p>
+            <w:r>
+              <w:t>INDEX</w:t>
+            </w:r>
+          </w:p>
+        </w:tc>
+        <w:tc>
+          <w:tcPr>
+            <w:tcW w:w="2977" w:type="dxa"/>
+          </w:tcPr>
+          <w:p/>
+        </w:tc>
+      </w:tr>
+      <w:tr>
+        <w:tc>
+          <w:tcPr>
+            <w:tcW w:w="1271" w:type="dxa"/>
+          </w:tcPr>
+          <w:p>
+            <w:r>
+              <w:t>106</w:t>
+            </w:r>
+          </w:p>
+        </w:tc>
+        <w:tc>
+          <w:tcPr>
+            <w:tcW w:w="1701" w:type="dxa"/>
+          </w:tcPr>
+          <w:p>
+            <w:r>
+              <w:t>j</w:t>
+            </w:r>
+          </w:p>
+        </w:tc>
+        <w:tc>
+          <w:tcPr>
+            <w:tcW w:w="2126" w:type="dxa"/>
+          </w:tcPr>
+          <w:p>
+            <w:r>
+              <w:t>JAM</w:t>
+            </w:r>
+          </w:p>
+        </w:tc>
+        <w:tc>
+          <w:tcPr>
+            <w:tcW w:w="2977" w:type="dxa"/>
+          </w:tcPr>
+          <w:p/>
+        </w:tc>
+      </w:tr>
+      <w:tr>
+        <w:tc>
+          <w:tcPr>
+            <w:tcW w:w="1271" w:type="dxa"/>
+          </w:tcPr>
+          <w:p>
+            <w:r>
+              <w:t>107</w:t>
+            </w:r>
+          </w:p>
+        </w:tc>
+        <w:tc>
+          <w:tcPr>
+            <w:tcW w:w="1701" w:type="dxa"/>
+          </w:tcPr>
+          <w:p>
+            <w:r>
+              <w:t>k</w:t>
+            </w:r>
+          </w:p>
+        </w:tc>
+        <w:tc>
+          <w:tcPr>
+            <w:tcW w:w="2126" w:type="dxa"/>
+          </w:tcPr>
+          <w:p>
+            <w:r>
+              <w:t>JZ</w:t>
+            </w:r>
+          </w:p>
+        </w:tc>
+        <w:tc>
+          <w:tcPr>
+            <w:tcW w:w="2977" w:type="dxa"/>
+          </w:tcPr>
+          <w:p>
+            <w:r>
+              <w:rPr>
+                <w:rFonts w:cstheme="minorHAnsi"/>
+              </w:rPr>
+              <w:t>Tag</w:t>
+            </w:r>
+          </w:p>
+        </w:tc>
+      </w:tr>
+      <w:tr>
+        <w:tc>
+          <w:tcPr>
+            <w:tcW w:w="1271" w:type="dxa"/>
+          </w:tcPr>
+          <w:p>
+            <w:r>
+              <w:t>108</w:t>
+            </w:r>
+          </w:p>
+        </w:tc>
+        <w:tc>
+          <w:tcPr>
+            <w:tcW w:w="1701" w:type="dxa"/>
+          </w:tcPr>
+          <w:p>
+            <w:r>
+              <w:t>l</w:t>
+            </w:r>
+          </w:p>
+        </w:tc>
+        <w:tc>
+          <w:tcPr>
+            <w:tcW w:w="2126" w:type="dxa"/>
+          </w:tcPr>
+          <w:p>
+            <w:r>
+              <w:t>LANG</w:t>
+            </w:r>
+          </w:p>
+        </w:tc>
+        <w:tc>
+          <w:tcPr>
+            <w:tcW w:w="2977" w:type="dxa"/>
+          </w:tcPr>
+          <w:p>
+            <w:r>
+              <w:rPr>
+                <w:rFonts w:cstheme="minorHAnsi"/>
+              </w:rPr>
+              <w:t>Tag</w:t>
+            </w:r>
+          </w:p>
+        </w:tc>
+      </w:tr>
+      <w:tr>
+        <w:tc>
+          <w:tcPr>
+            <w:tcW w:w="1271" w:type="dxa"/>
+          </w:tcPr>
+          <w:p>
+            <w:r>
+              <w:t>109</w:t>
+            </w:r>
+          </w:p>
+        </w:tc>
+        <w:tc>
+          <w:tcPr>
+            <w:tcW w:w="1701" w:type="dxa"/>
+          </w:tcPr>
+          <w:p>
+            <w:r>
+              <w:t>m</w:t>
+            </w:r>
+          </w:p>
+        </w:tc>
+        <w:tc>
+          <w:tcPr>
+            <w:tcW w:w="2126" w:type="dxa"/>
+          </w:tcPr>
+          <w:p>
+            <w:r>
+              <w:t>MONITOR</w:t>
+            </w:r>
+          </w:p>
+        </w:tc>
+        <w:tc>
+          <w:tcPr>
+            <w:tcW w:w="2977" w:type="dxa"/>
+          </w:tcPr>
+          <w:p/>
+        </w:tc>
+      </w:tr>
+      <w:tr>
+        <w:tc>
+          <w:tcPr>
+            <w:tcW w:w="1271" w:type="dxa"/>
+          </w:tcPr>
+          <w:p>
+            <w:r>
+              <w:t>110</w:t>
+            </w:r>
+          </w:p>
+        </w:tc>
+        <w:tc>
+          <w:tcPr>
+            <w:tcW w:w="1701" w:type="dxa"/>
+          </w:tcPr>
+          <w:p>
+            <w:r>
+              <w:t>n</w:t>
+            </w:r>
+          </w:p>
+        </w:tc>
+        <w:tc>
+          <w:tcPr>
+            <w:tcW w:w="2126" w:type="dxa"/>
+          </w:tcPr>
+          <w:p>
+            <w:r>
+              <w:t>SELECT</w:t>
+            </w:r>
+          </w:p>
+        </w:tc>
+        <w:tc>
+          <w:tcPr>
+            <w:tcW w:w="2977" w:type="dxa"/>
+          </w:tcPr>
+          <w:p>
+            <w:r>
+              <w:rPr>
+                <w:rFonts w:cstheme="minorHAnsi"/>
+              </w:rPr>
+              <w:t>Tag</w:t>
+            </w:r>
+          </w:p>
+        </w:tc>
+      </w:tr>
+      <w:tr>
+        <w:tc>
+          <w:tcPr>
+            <w:tcW w:w="1271" w:type="dxa"/>
+          </w:tcPr>
+          <w:p>
+            <w:r>
+              <w:t>111</w:t>
+            </w:r>
+          </w:p>
+        </w:tc>
+        <w:tc>
+          <w:tcPr>
+            <w:tcW w:w="1701" w:type="dxa"/>
+          </w:tcPr>
+          <w:p>
+            <w:r>
+              <w:t>o</w:t>
+            </w:r>
+          </w:p>
+        </w:tc>
+        <w:tc>
+          <w:tcPr>
+            <w:tcW w:w="2126" w:type="dxa"/>
+          </w:tcPr>
+          <w:p>
+            <w:r>
+              <w:t>ON</w:t>
+            </w:r>
+          </w:p>
+        </w:tc>
+        <w:tc>
+          <w:tcPr>
+            <w:tcW w:w="2977" w:type="dxa"/>
+          </w:tcPr>
+          <w:p>
+            <w:r>
+              <w:rPr>
+                <w:rFonts w:cstheme="minorHAnsi"/>
+              </w:rPr>
+              <w:t>Tag ‘,’ Tag</w:t>
+            </w:r>
+          </w:p>
+        </w:tc>
+      </w:tr>
+      <w:tr>
+        <w:tc>
+          <w:tcPr>
+            <w:tcW w:w="1271" w:type="dxa"/>
+          </w:tcPr>
+          <w:p>
+            <w:r>
+              <w:t>112</w:t>
+            </w:r>
+          </w:p>
+        </w:tc>
+        <w:tc>
+          <w:tcPr>
+            <w:tcW w:w="1701" w:type="dxa"/>
+          </w:tcPr>
+          <w:p>
+            <w:r>
+              <w:t>p</w:t>
+            </w:r>
+          </w:p>
+        </w:tc>
+        <w:tc>
+          <w:tcPr>
+            <w:tcW w:w="2126" w:type="dxa"/>
+          </w:tcPr>
+          <w:p>
+            <w:r>
+              <w:t>ASSPAR</w:t>
+            </w:r>
+          </w:p>
+        </w:tc>
+        <w:tc>
+          <w:tcPr>
+            <w:tcW w:w="2977" w:type="dxa"/>
+          </w:tcPr>
+          <w:p/>
+        </w:tc>
+      </w:tr>
+      <w:tr>
+        <w:tc>
+          <w:tcPr>
+            <w:tcW w:w="1271" w:type="dxa"/>
+          </w:tcPr>
+          <w:p>
+            <w:r>
+              <w:t>113</w:t>
+            </w:r>
+          </w:p>
+        </w:tc>
+        <w:tc>
+          <w:tcPr>
+            <w:tcW w:w="1701" w:type="dxa"/>
+          </w:tcPr>
+          <w:p>
+            <w:r>
+              <w:t>q</w:t>
+            </w:r>
+          </w:p>
+        </w:tc>
+        <w:tc>
+          <w:tcPr>
+            <w:tcW w:w="2126" w:type="dxa"/>
+          </w:tcPr>
+          <w:p>
+            <w:r>
+              <w:t>SUBA</w:t>
+            </w:r>
+          </w:p>
+        </w:tc>
+        <w:tc>
+          <w:tcPr>
+            <w:tcW w:w="2977" w:type="dxa"/>
+          </w:tcPr>
+          <w:p/>
+        </w:tc>
+      </w:tr>
+      <w:tr>
+        <w:tc>
+          <w:tcPr>
+            <w:tcW w:w="1271" w:type="dxa"/>
+          </w:tcPr>
+          <w:p>
+            <w:r>
+              <w:t>114</w:t>
+            </w:r>
+          </w:p>
+        </w:tc>
+        <w:tc>
+          <w:tcPr>
+            <w:tcW w:w="1701" w:type="dxa"/>
+          </w:tcPr>
+          <w:p>
+            <w:r>
+              <w:t>r</w:t>
+            </w:r>
+          </w:p>
+        </w:tc>
+        <w:tc>
+          <w:tcPr>
+            <w:tcW w:w="2126" w:type="dxa"/>
+          </w:tcPr>
+          <w:p>
+            <w:r>
+              <w:t>RESOLVE</w:t>
+            </w:r>
+          </w:p>
+        </w:tc>
+        <w:tc>
+          <w:tcPr>
+            <w:tcW w:w="2977" w:type="dxa"/>
+          </w:tcPr>
+          <w:p>
+            <w:r>
+              <w:rPr>
+                <w:rFonts w:cstheme="minorHAnsi"/>
+              </w:rPr>
+              <w:t>Tag</w:t>
+            </w:r>
+          </w:p>
+        </w:tc>
+      </w:tr>
+      <w:tr>
+        <w:tc>
+          <w:tcPr>
+            <w:tcW w:w="1271" w:type="dxa"/>
+          </w:tcPr>
+          <w:p>
+            <w:r>
+              <w:t>115</w:t>
+            </w:r>
+          </w:p>
+        </w:tc>
+        <w:tc>
+          <w:tcPr>
+            <w:tcW w:w="1701" w:type="dxa"/>
+          </w:tcPr>
+          <w:p>
+            <w:r>
+              <w:t>s</w:t>
+            </w:r>
+          </w:p>
+        </w:tc>
+        <w:tc>
+          <w:tcPr>
+            <w:tcW w:w="2126" w:type="dxa"/>
+          </w:tcPr>
+          <w:p>
+            <w:r>
+              <w:t>STOP</w:t>
+            </w:r>
+          </w:p>
+        </w:tc>
+        <w:tc>
+          <w:tcPr>
+            <w:tcW w:w="2977" w:type="dxa"/>
+          </w:tcPr>
+          <w:p/>
+        </w:tc>
+      </w:tr>
+      <w:tr>
+        <w:tc>
+          <w:tcPr>
+            <w:tcW w:w="1271" w:type="dxa"/>
+          </w:tcPr>
+          <w:p>
+            <w:r>
+              <w:t>116</w:t>
+            </w:r>
+          </w:p>
+        </w:tc>
+        <w:tc>
+          <w:tcPr>
+            <w:tcW w:w="1701" w:type="dxa"/>
+          </w:tcPr>
+          <w:p>
+            <w:r>
+              <w:t>t</w:t>
+            </w:r>
+          </w:p>
+        </w:tc>
+        <w:tc>
+          <w:tcPr>
+            <w:tcW w:w="2126" w:type="dxa"/>
+          </w:tcPr>
+          <w:p>
+            <w:r>
+              <w:t>JNZ</w:t>
+            </w:r>
+          </w:p>
+        </w:tc>
+        <w:tc>
+          <w:tcPr>
+            <w:tcW w:w="2977" w:type="dxa"/>
+          </w:tcPr>
+          <w:p>
+            <w:r>
+              <w:rPr>
+                <w:rFonts w:cstheme="minorHAnsi"/>
+              </w:rPr>
+              <w:t>Tag</w:t>
+            </w:r>
+          </w:p>
+        </w:tc>
+      </w:tr>
+      <w:tr>
+        <w:tc>
+          <w:tcPr>
+            <w:tcW w:w="1271" w:type="dxa"/>
+          </w:tcPr>
+          <w:p>
+            <w:r>
+              <w:t>117</w:t>
+            </w:r>
+          </w:p>
+        </w:tc>
+        <w:tc>
+          <w:tcPr>
+            <w:tcW w:w="1701" w:type="dxa"/>
+          </w:tcPr>
+          <w:p>
+            <w:r>
+              <w:t>u</w:t>
+            </w:r>
+          </w:p>
+        </w:tc>
+        <w:tc>
+          <w:tcPr>
+            <w:tcW w:w="2126" w:type="dxa"/>
+          </w:tcPr>
+          <w:p>
+            <w:r>
+              <w:t>ADDA</w:t>
+            </w:r>
+          </w:p>
+        </w:tc>
+        <w:tc>
+          <w:tcPr>
+            <w:tcW w:w="2977" w:type="dxa"/>
+          </w:tcPr>
+          <w:p/>
+        </w:tc>
+      </w:tr>
+      <w:tr>
+        <w:tc>
+          <w:tcPr>
+            <w:tcW w:w="1271" w:type="dxa"/>
+          </w:tcPr>
+          <w:p>
+            <w:r>
+              <w:t>118</w:t>
+            </w:r>
+          </w:p>
+        </w:tc>
+        <w:tc>
+          <w:tcPr>
+            <w:tcW w:w="1701" w:type="dxa"/>
+          </w:tcPr>
+          <w:p>
+            <w:r>
+              <w:t>v</w:t>
+            </w:r>
+          </w:p>
+        </w:tc>
+        <w:tc>
+          <w:tcPr>
+            <w:tcW w:w="2126" w:type="dxa"/>
+          </w:tcPr>
+          <w:p>
+            <w:r>
+              <w:t>MOD</w:t>
+            </w:r>
+          </w:p>
+        </w:tc>
+        <w:tc>
+          <w:tcPr>
+            <w:tcW w:w="2977" w:type="dxa"/>
+          </w:tcPr>
+          <w:p/>
+        </w:tc>
+      </w:tr>
+      <w:tr>
+        <w:tc>
+          <w:tcPr>
+            <w:tcW w:w="1271" w:type="dxa"/>
+          </w:tcPr>
+          <w:p>
+            <w:r>
+              <w:t>119</w:t>
+            </w:r>
+          </w:p>
+        </w:tc>
+        <w:tc>
+          <w:tcPr>
+            <w:tcW w:w="1701" w:type="dxa"/>
+          </w:tcPr>
+          <w:p>
+            <w:r>
+              <w:t>w</w:t>
+            </w:r>
+          </w:p>
+        </w:tc>
+        <w:tc>
+          <w:tcPr>
+            <w:tcW w:w="2126" w:type="dxa"/>
+          </w:tcPr>
+          <w:p>
+            <w:r>
+              <w:t>MCODE</w:t>
+            </w:r>
+          </w:p>
+        </w:tc>
+        <w:tc>
+          <w:tcPr>
+            <w:tcW w:w="2977" w:type="dxa"/>
+          </w:tcPr>
+          <w:p>
+            <w:r>
+              <w:rPr>
+                <w:rFonts w:cstheme="minorHAnsi"/>
+              </w:rPr>
+              <w:t>String ‘;’</w:t>
+            </w:r>
+          </w:p>
+        </w:tc>
+      </w:tr>
+      <w:tr>
+        <w:tc>
+          <w:tcPr>
+            <w:tcW w:w="1271" w:type="dxa"/>
+          </w:tcPr>
+          <w:p>
+            <w:r>
+              <w:t>120</w:t>
+            </w:r>
+          </w:p>
+        </w:tc>
+        <w:tc>
+          <w:tcPr>
+            <w:tcW w:w="1701" w:type="dxa"/>
+          </w:tcPr>
+          <w:p>
+            <w:r>
+              <w:t>x</w:t>
+            </w:r>
+          </w:p>
+        </w:tc>
+        <w:tc>
+          <w:tcPr>
+            <w:tcW w:w="2126" w:type="dxa"/>
+          </w:tcPr>
+          <w:p>
+            <w:r>
+              <w:t>REXP</w:t>
+            </w:r>
+          </w:p>
+        </w:tc>
+        <w:tc>
+          <w:tcPr>
+            <w:tcW w:w="2977" w:type="dxa"/>
+          </w:tcPr>
+          <w:p/>
+        </w:tc>
+      </w:tr>
+      <w:tr>
+        <w:tc>
+          <w:tcPr>
+            <w:tcW w:w="1271" w:type="dxa"/>
+          </w:tcPr>
+          <w:p>
+            <w:r>
+              <w:t>121</w:t>
+            </w:r>
+          </w:p>
+        </w:tc>
+        <w:tc>
+          <w:tcPr>
+            <w:tcW w:w="1701" w:type="dxa"/>
+          </w:tcPr>
+          <w:p>
+            <w:r>
+              <w:t>y</w:t>
+            </w:r>
+          </w:p>
+        </w:tc>
+        <w:tc>
+          <w:tcPr>
+            <w:tcW w:w="2126" w:type="dxa"/>
+          </w:tcPr>
+          <w:p>
+            <w:r>
+              <w:t>DIAG</w:t>
+            </w:r>
+          </w:p>
+        </w:tc>
+        <w:tc>
+          <w:tcPr>
+            <w:tcW w:w="2977" w:type="dxa"/>
+          </w:tcPr>
+          <w:p>
+            <w:r>
+              <w:rPr>
+                <w:rFonts w:cstheme="minorHAnsi"/>
+              </w:rPr>
+              <w:t>Tag</w:t>
+            </w:r>
+          </w:p>
+        </w:tc>
+      </w:tr>
+      <w:tr>
+        <w:tc>
+          <w:tcPr>
+            <w:tcW w:w="1271" w:type="dxa"/>
+          </w:tcPr>
+          <w:p>
+            <w:r>
+              <w:t>122</w:t>
+            </w:r>
+          </w:p>
+        </w:tc>
+        <w:tc>
+          <w:tcPr>
+            <w:tcW w:w="1701" w:type="dxa"/>
+          </w:tcPr>
+          <w:p>
+            <w:r>
+              <w:t>z</w:t>
+            </w:r>
+          </w:p>
+        </w:tc>
+        <w:tc>
+          <w:tcPr>
+            <w:tcW w:w="2126" w:type="dxa"/>
+          </w:tcPr>
+          <w:p>
+            <w:r>
+              <w:t>CONTROL</w:t>
+            </w:r>
+          </w:p>
+        </w:tc>
+        <w:tc>
+          <w:tcPr>
+            <w:tcW w:w="2977" w:type="dxa"/>
+          </w:tcPr>
+          <w:p>
+            <w:r>
+              <w:rPr>
+                <w:rFonts w:cstheme="minorHAnsi"/>
+              </w:rPr>
+              <w:t>Tag</w:t>
+            </w:r>
+          </w:p>
+        </w:tc>
+      </w:tr>
+      <w:tr>
+        <w:tc>
+          <w:tcPr>
+            <w:tcW w:w="1271" w:type="dxa"/>
+          </w:tcPr>
+          <w:p>
+            <w:r>
+              <w:t>123</w:t>
+            </w:r>
+          </w:p>
+        </w:tc>
+        <w:tc>
+          <w:tcPr>
+            <w:tcW w:w="1701" w:type="dxa"/>
+          </w:tcPr>
+          <w:p>
+            <w:r>
+              <w:t>{</w:t>
+            </w:r>
+          </w:p>
+        </w:tc>
+        <w:tc>
+          <w:tcPr>
+            <w:tcW w:w="2126" w:type="dxa"/>
+          </w:tcPr>
+          <w:p>
+            <w:r>
+              <w:t>START</w:t>
+            </w:r>
+          </w:p>
+        </w:tc>
+        <w:tc>
+          <w:tcPr>
+            <w:tcW w:w="2977" w:type="dxa"/>
+          </w:tcPr>
+          <w:p/>
+        </w:tc>
+      </w:tr>
+      <w:tr>
+        <w:tc>
+          <w:tcPr>
+            <w:tcW w:w="1271" w:type="dxa"/>
+          </w:tcPr>
+          <w:p>
+            <w:r>
+              <w:t>124</w:t>
+            </w:r>
+          </w:p>
+        </w:tc>
+        <w:tc>
+          <w:tcPr>
+            <w:tcW w:w="1701" w:type="dxa"/>
+          </w:tcPr>
+          <w:p>
+            <w:r>
+              <w:t>¦</w:t>
+            </w:r>
+          </w:p>
+        </w:tc>
+        <w:tc>
+          <w:tcPr>
+            <w:tcW w:w="2126" w:type="dxa"/>
+          </w:tcPr>
+          <w:p>
+            <w:r>
               <w:t>unused</w:t>
             </w:r>
           </w:p>
@@ -14847,7 +16029,7 @@
           </w:tcPr>
           <w:p>
             <w:r>
-              <w:t>100</w:t>
+              <w:t>125</w:t>
             </w:r>
           </w:p>
         </w:tc>
@@ -14857,7 +16039,7 @@
           </w:tcPr>
           <w:p>
             <w:r>
-              <w:t>d</w:t>
+              <w:t>}</w:t>
             </w:r>
           </w:p>
         </w:tc>
@@ -14867,7 +16049,7 @@
           </w:tcPr>
           <w:p>
             <w:r>
-              <w:t>DIM</w:t>
+              <w:t>FINISH</w:t>
             </w:r>
           </w:p>
         </w:tc>
@@ -14875,24 +16057,17 @@
           <w:tcPr>
             <w:tcW w:w="2977" w:type="dxa"/>
           </w:tcPr>
-          <w:p>
-            <w:r>
-              <w:rPr>
-                <w:rFonts w:cstheme="minorHAnsi"/>
-              </w:rPr>
-              <w:t>Tag ‘,’ Tag</w:t>
-            </w:r>
-          </w:p>
-        </w:tc>
-      </w:tr>
-      <w:tr>
-        <w:tc>
-          <w:tcPr>
-            <w:tcW w:w="1271" w:type="dxa"/>
-          </w:tcPr>
-          <w:p>
-            <w:r>
-              <w:t>101</w:t>
+          <w:p/>
+        </w:tc>
+      </w:tr>
+      <w:tr>
+        <w:tc>
+          <w:tcPr>
+            <w:tcW w:w="1271" w:type="dxa"/>
+          </w:tcPr>
+          <w:p>
+            <w:r>
+              <w:t>126</w:t>
             </w:r>
           </w:p>
         </w:tc>
@@ -14902,7 +16077,7 @@
           </w:tcPr>
           <w:p>
             <w:r>
-              <w:t>e</w:t>
+              <w:t>~</w:t>
             </w:r>
           </w:p>
         </w:tc>
@@ -14912,7 +16087,7 @@
           </w:tcPr>
           <w:p>
             <w:r>
-              <w:t>EVENT</w:t>
+              <w:t>unused</w:t>
             </w:r>
           </w:p>
         </w:tc>
@@ -14920,1043 +16095,7 @@
           <w:tcPr>
             <w:tcW w:w="2977" w:type="dxa"/>
           </w:tcPr>
-          <w:p>
-            <w:r>
-              <w:rPr>
-                <w:rFonts w:cstheme="minorHAnsi"/>
-              </w:rPr>
-              <w:t>Tag</w:t>
-            </w:r>
-          </w:p>
-        </w:tc>
-      </w:tr>
-      <w:tr>
-        <w:tc>
-          <w:tcPr>
-            <w:tcW w:w="1271" w:type="dxa"/>
-          </w:tcPr>
-          <w:p>
-            <w:r>
-              <w:t>102</w:t>
-            </w:r>
-          </w:p>
-        </w:tc>
-        <w:tc>
-          <w:tcPr>
-            <w:tcW w:w="1701" w:type="dxa"/>
-          </w:tcPr>
-          <w:p>
-            <w:r>
-              <w:t>f</w:t>
-            </w:r>
-          </w:p>
-        </w:tc>
-        <w:tc>
-          <w:tcPr>
-            <w:tcW w:w="2126" w:type="dxa"/>
-          </w:tcPr>
-          <w:p>
-            <w:r>
-              <w:t>FOR</w:t>
-            </w:r>
-          </w:p>
-        </w:tc>
-        <w:tc>
-          <w:tcPr>
-            <w:tcW w:w="2977" w:type="dxa"/>
-          </w:tcPr>
-          <w:p>
-            <w:r>
-              <w:rPr>
-                <w:rFonts w:cstheme="minorHAnsi"/>
-              </w:rPr>
-              <w:t>Tag</w:t>
-            </w:r>
-          </w:p>
-        </w:tc>
-      </w:tr>
-      <w:tr>
-        <w:tc>
-          <w:tcPr>
-            <w:tcW w:w="1271" w:type="dxa"/>
-          </w:tcPr>
-          <w:p>
-            <w:r>
-              <w:t>103</w:t>
-            </w:r>
-          </w:p>
-        </w:tc>
-        <w:tc>
-          <w:tcPr>
-            <w:tcW w:w="1701" w:type="dxa"/>
-          </w:tcPr>
-          <w:p>
-            <w:r>
-              <w:t>g</w:t>
-            </w:r>
-          </w:p>
-        </w:tc>
-        <w:tc>
-          <w:tcPr>
-            <w:tcW w:w="2126" w:type="dxa"/>
-          </w:tcPr>
-          <w:p>
-            <w:r>
-              <w:t>unused</w:t>
-            </w:r>
-          </w:p>
-        </w:tc>
-        <w:tc>
-          <w:tcPr>
-            <w:tcW w:w="2977" w:type="dxa"/>
-          </w:tcPr>
           <w:p/>
-        </w:tc>
-      </w:tr>
-      <w:tr>
-        <w:tc>
-          <w:tcPr>
-            <w:tcW w:w="1271" w:type="dxa"/>
-          </w:tcPr>
-          <w:p>
-            <w:r>
-              <w:t>104</w:t>
-            </w:r>
-          </w:p>
-        </w:tc>
-        <w:tc>
-          <w:tcPr>
-            <w:tcW w:w="1701" w:type="dxa"/>
-          </w:tcPr>
-          <w:p>
-            <w:r>
-              <w:t>h</w:t>
-            </w:r>
-          </w:p>
-        </w:tc>
-        <w:tc>
-          <w:tcPr>
-            <w:tcW w:w="2126" w:type="dxa"/>
-          </w:tcPr>
-          <w:p>
-            <w:r>
-              <w:t>unused</w:t>
-            </w:r>
-          </w:p>
-        </w:tc>
-        <w:tc>
-          <w:tcPr>
-            <w:tcW w:w="2977" w:type="dxa"/>
-          </w:tcPr>
-          <w:p/>
-        </w:tc>
-      </w:tr>
-      <w:tr>
-        <w:tc>
-          <w:tcPr>
-            <w:tcW w:w="1271" w:type="dxa"/>
-          </w:tcPr>
-          <w:p>
-            <w:r>
-              <w:t>105</w:t>
-            </w:r>
-          </w:p>
-        </w:tc>
-        <w:tc>
-          <w:tcPr>
-            <w:tcW w:w="1701" w:type="dxa"/>
-          </w:tcPr>
-          <w:p>
-            <w:proofErr w:type="spellStart"/>
-            <w:r>
-              <w:t>i</w:t>
-            </w:r>
-            <w:proofErr w:type="spellEnd"/>
-          </w:p>
-        </w:tc>
-        <w:tc>
-          <w:tcPr>
-            <w:tcW w:w="2126" w:type="dxa"/>
-          </w:tcPr>
-          <w:p>
-            <w:r>
-              <w:t>INDEX</w:t>
-            </w:r>
-          </w:p>
-        </w:tc>
-        <w:tc>
-          <w:tcPr>
-            <w:tcW w:w="2977" w:type="dxa"/>
-          </w:tcPr>
-          <w:p/>
-        </w:tc>
-      </w:tr>
-      <w:tr>
-        <w:tc>
-          <w:tcPr>
-            <w:tcW w:w="1271" w:type="dxa"/>
-          </w:tcPr>
-          <w:p>
-            <w:r>
-              <w:t>106</w:t>
-            </w:r>
-          </w:p>
-        </w:tc>
-        <w:tc>
-          <w:tcPr>
-            <w:tcW w:w="1701" w:type="dxa"/>
-          </w:tcPr>
-          <w:p>
-            <w:r>
-              <w:t>j</w:t>
-            </w:r>
-          </w:p>
-        </w:tc>
-        <w:tc>
-          <w:tcPr>
-            <w:tcW w:w="2126" w:type="dxa"/>
-          </w:tcPr>
-          <w:p>
-            <w:r>
-              <w:t>JAM</w:t>
-            </w:r>
-          </w:p>
-        </w:tc>
-        <w:tc>
-          <w:tcPr>
-            <w:tcW w:w="2977" w:type="dxa"/>
-          </w:tcPr>
-          <w:p/>
-        </w:tc>
-      </w:tr>
-      <w:tr>
-        <w:tc>
-          <w:tcPr>
-            <w:tcW w:w="1271" w:type="dxa"/>
-          </w:tcPr>
-          <w:p>
-            <w:r>
-              <w:t>107</w:t>
-            </w:r>
-          </w:p>
-        </w:tc>
-        <w:tc>
-          <w:tcPr>
-            <w:tcW w:w="1701" w:type="dxa"/>
-          </w:tcPr>
-          <w:p>
-            <w:r>
-              <w:t>k</w:t>
-            </w:r>
-          </w:p>
-        </w:tc>
-        <w:tc>
-          <w:tcPr>
-            <w:tcW w:w="2126" w:type="dxa"/>
-          </w:tcPr>
-          <w:p>
-            <w:r>
-              <w:t>JZ</w:t>
-            </w:r>
-          </w:p>
-        </w:tc>
-        <w:tc>
-          <w:tcPr>
-            <w:tcW w:w="2977" w:type="dxa"/>
-          </w:tcPr>
-          <w:p>
-            <w:r>
-              <w:rPr>
-                <w:rFonts w:cstheme="minorHAnsi"/>
-              </w:rPr>
-              <w:t>Tag</w:t>
-            </w:r>
-          </w:p>
-        </w:tc>
-      </w:tr>
-      <w:tr>
-        <w:tc>
-          <w:tcPr>
-            <w:tcW w:w="1271" w:type="dxa"/>
-          </w:tcPr>
-          <w:p>
-            <w:r>
-              <w:t>108</w:t>
-            </w:r>
-          </w:p>
-        </w:tc>
-        <w:tc>
-          <w:tcPr>
-            <w:tcW w:w="1701" w:type="dxa"/>
-          </w:tcPr>
-          <w:p>
-            <w:r>
-              <w:t>l</w:t>
-            </w:r>
-          </w:p>
-        </w:tc>
-        <w:tc>
-          <w:tcPr>
-            <w:tcW w:w="2126" w:type="dxa"/>
-          </w:tcPr>
-          <w:p>
-            <w:r>
-              <w:t>LANG</w:t>
-            </w:r>
-          </w:p>
-        </w:tc>
-        <w:tc>
-          <w:tcPr>
-            <w:tcW w:w="2977" w:type="dxa"/>
-          </w:tcPr>
-          <w:p>
-            <w:r>
-              <w:rPr>
-                <w:rFonts w:cstheme="minorHAnsi"/>
-              </w:rPr>
-              <w:t>Tag</w:t>
-            </w:r>
-          </w:p>
-        </w:tc>
-      </w:tr>
-      <w:tr>
-        <w:tc>
-          <w:tcPr>
-            <w:tcW w:w="1271" w:type="dxa"/>
-          </w:tcPr>
-          <w:p>
-            <w:r>
-              <w:t>109</w:t>
-            </w:r>
-          </w:p>
-        </w:tc>
-        <w:tc>
-          <w:tcPr>
-            <w:tcW w:w="1701" w:type="dxa"/>
-          </w:tcPr>
-          <w:p>
-            <w:r>
-              <w:t>m</w:t>
-            </w:r>
-          </w:p>
-        </w:tc>
-        <w:tc>
-          <w:tcPr>
-            <w:tcW w:w="2126" w:type="dxa"/>
-          </w:tcPr>
-          <w:p>
-            <w:r>
-              <w:t>MONITOR</w:t>
-            </w:r>
-          </w:p>
-        </w:tc>
-        <w:tc>
-          <w:tcPr>
-            <w:tcW w:w="2977" w:type="dxa"/>
-          </w:tcPr>
-          <w:p/>
-        </w:tc>
-      </w:tr>
-      <w:tr>
-        <w:tc>
-          <w:tcPr>
-            <w:tcW w:w="1271" w:type="dxa"/>
-          </w:tcPr>
-          <w:p>
-            <w:r>
-              <w:t>110</w:t>
-            </w:r>
-          </w:p>
-        </w:tc>
-        <w:tc>
-          <w:tcPr>
-            <w:tcW w:w="1701" w:type="dxa"/>
-          </w:tcPr>
-          <w:p>
-            <w:r>
-              <w:t>n</w:t>
-            </w:r>
-          </w:p>
-        </w:tc>
-        <w:tc>
-          <w:tcPr>
-            <w:tcW w:w="2126" w:type="dxa"/>
-          </w:tcPr>
-          <w:p>
-            <w:r>
-              <w:t>SELECT</w:t>
-            </w:r>
-          </w:p>
-        </w:tc>
-        <w:tc>
-          <w:tcPr>
-            <w:tcW w:w="2977" w:type="dxa"/>
-          </w:tcPr>
-          <w:p>
-            <w:r>
-              <w:rPr>
-                <w:rFonts w:cstheme="minorHAnsi"/>
-              </w:rPr>
-              <w:t>Tag</w:t>
-            </w:r>
-          </w:p>
-        </w:tc>
-      </w:tr>
-      <w:tr>
-        <w:tc>
-          <w:tcPr>
-            <w:tcW w:w="1271" w:type="dxa"/>
-          </w:tcPr>
-          <w:p>
-            <w:r>
-              <w:t>111</w:t>
-            </w:r>
-          </w:p>
-        </w:tc>
-        <w:tc>
-          <w:tcPr>
-            <w:tcW w:w="1701" w:type="dxa"/>
-          </w:tcPr>
-          <w:p>
-            <w:r>
-              <w:t>o</w:t>
-            </w:r>
-          </w:p>
-        </w:tc>
-        <w:tc>
-          <w:tcPr>
-            <w:tcW w:w="2126" w:type="dxa"/>
-          </w:tcPr>
-          <w:p>
-            <w:r>
-              <w:t>ON</w:t>
-            </w:r>
-          </w:p>
-        </w:tc>
-        <w:tc>
-          <w:tcPr>
-            <w:tcW w:w="2977" w:type="dxa"/>
-          </w:tcPr>
-          <w:p>
-            <w:r>
-              <w:rPr>
-                <w:rFonts w:cstheme="minorHAnsi"/>
-              </w:rPr>
-              <w:t>Tag ‘,’ Tag</w:t>
-            </w:r>
-          </w:p>
-        </w:tc>
-      </w:tr>
-      <w:tr>
-        <w:tc>
-          <w:tcPr>
-            <w:tcW w:w="1271" w:type="dxa"/>
-          </w:tcPr>
-          <w:p>
-            <w:r>
-              <w:t>112</w:t>
-            </w:r>
-          </w:p>
-        </w:tc>
-        <w:tc>
-          <w:tcPr>
-            <w:tcW w:w="1701" w:type="dxa"/>
-          </w:tcPr>
-          <w:p>
-            <w:r>
-              <w:t>p</w:t>
-            </w:r>
-          </w:p>
-        </w:tc>
-        <w:tc>
-          <w:tcPr>
-            <w:tcW w:w="2126" w:type="dxa"/>
-          </w:tcPr>
-          <w:p>
-            <w:r>
-              <w:t>ASSPAR</w:t>
-            </w:r>
-          </w:p>
-        </w:tc>
-        <w:tc>
-          <w:tcPr>
-            <w:tcW w:w="2977" w:type="dxa"/>
-          </w:tcPr>
-          <w:p/>
-        </w:tc>
-      </w:tr>
-      <w:tr>
-        <w:tc>
-          <w:tcPr>
-            <w:tcW w:w="1271" w:type="dxa"/>
-          </w:tcPr>
-          <w:p>
-            <w:r>
-              <w:t>113</w:t>
-            </w:r>
-          </w:p>
-        </w:tc>
-        <w:tc>
-          <w:tcPr>
-            <w:tcW w:w="1701" w:type="dxa"/>
-          </w:tcPr>
-          <w:p>
-            <w:r>
-              <w:t>q</w:t>
-            </w:r>
-          </w:p>
-        </w:tc>
-        <w:tc>
-          <w:tcPr>
-            <w:tcW w:w="2126" w:type="dxa"/>
-          </w:tcPr>
-          <w:p>
-            <w:r>
-              <w:t>SUBA</w:t>
-            </w:r>
-          </w:p>
-        </w:tc>
-        <w:tc>
-          <w:tcPr>
-            <w:tcW w:w="2977" w:type="dxa"/>
-          </w:tcPr>
-          <w:p/>
-        </w:tc>
-      </w:tr>
-      <w:tr>
-        <w:tc>
-          <w:tcPr>
-            <w:tcW w:w="1271" w:type="dxa"/>
-          </w:tcPr>
-          <w:p>
-            <w:r>
-              <w:t>114</w:t>
-            </w:r>
-          </w:p>
-        </w:tc>
-        <w:tc>
-          <w:tcPr>
-            <w:tcW w:w="1701" w:type="dxa"/>
-          </w:tcPr>
-          <w:p>
-            <w:r>
-              <w:t>r</w:t>
-            </w:r>
-          </w:p>
-        </w:tc>
-        <w:tc>
-          <w:tcPr>
-            <w:tcW w:w="2126" w:type="dxa"/>
-          </w:tcPr>
-          <w:p>
-            <w:r>
-              <w:t>RESOLVE</w:t>
-            </w:r>
-          </w:p>
-        </w:tc>
-        <w:tc>
-          <w:tcPr>
-            <w:tcW w:w="2977" w:type="dxa"/>
-          </w:tcPr>
-          <w:p>
-            <w:r>
-              <w:rPr>
-                <w:rFonts w:cstheme="minorHAnsi"/>
-              </w:rPr>
-              <w:t>Tag</w:t>
-            </w:r>
-          </w:p>
-        </w:tc>
-      </w:tr>
-      <w:tr>
-        <w:tc>
-          <w:tcPr>
-            <w:tcW w:w="1271" w:type="dxa"/>
-          </w:tcPr>
-          <w:p>
-            <w:r>
-              <w:t>115</w:t>
-            </w:r>
-          </w:p>
-        </w:tc>
-        <w:tc>
-          <w:tcPr>
-            <w:tcW w:w="1701" w:type="dxa"/>
-          </w:tcPr>
-          <w:p>
-            <w:r>
-              <w:t>s</w:t>
-            </w:r>
-          </w:p>
-        </w:tc>
-        <w:tc>
-          <w:tcPr>
-            <w:tcW w:w="2126" w:type="dxa"/>
-          </w:tcPr>
-          <w:p>
-            <w:r>
-              <w:t>STOP</w:t>
-            </w:r>
-          </w:p>
-        </w:tc>
-        <w:tc>
-          <w:tcPr>
-            <w:tcW w:w="2977" w:type="dxa"/>
-          </w:tcPr>
-          <w:p/>
-        </w:tc>
-      </w:tr>
-      <w:tr>
-        <w:tc>
-          <w:tcPr>
-            <w:tcW w:w="1271" w:type="dxa"/>
-          </w:tcPr>
-          <w:p>
-            <w:r>
-              <w:t>116</w:t>
-            </w:r>
-          </w:p>
-        </w:tc>
-        <w:tc>
-          <w:tcPr>
-            <w:tcW w:w="1701" w:type="dxa"/>
-          </w:tcPr>
-          <w:p>
-            <w:r>
-              <w:t>t</w:t>
-            </w:r>
-          </w:p>
-        </w:tc>
-        <w:tc>
-          <w:tcPr>
-            <w:tcW w:w="2126" w:type="dxa"/>
-          </w:tcPr>
-          <w:p>
-            <w:r>
-              <w:t>JNZ</w:t>
-            </w:r>
-          </w:p>
-        </w:tc>
-        <w:tc>
-          <w:tcPr>
-            <w:tcW w:w="2977" w:type="dxa"/>
-          </w:tcPr>
-          <w:p>
-            <w:r>
-              <w:rPr>
-                <w:rFonts w:cstheme="minorHAnsi"/>
-              </w:rPr>
-              <w:t>Tag</w:t>
-            </w:r>
-          </w:p>
-        </w:tc>
-      </w:tr>
-      <w:tr>
-        <w:tc>
-          <w:tcPr>
-            <w:tcW w:w="1271" w:type="dxa"/>
-          </w:tcPr>
-          <w:p>
-            <w:r>
-              <w:t>117</w:t>
-            </w:r>
-          </w:p>
-        </w:tc>
-        <w:tc>
-          <w:tcPr>
-            <w:tcW w:w="1701" w:type="dxa"/>
-          </w:tcPr>
-          <w:p>
-            <w:r>
-              <w:t>u</w:t>
-            </w:r>
-          </w:p>
-        </w:tc>
-        <w:tc>
-          <w:tcPr>
-            <w:tcW w:w="2126" w:type="dxa"/>
-          </w:tcPr>
-          <w:p>
-            <w:r>
-              <w:t>ADDA</w:t>
-            </w:r>
-          </w:p>
-        </w:tc>
-        <w:tc>
-          <w:tcPr>
-            <w:tcW w:w="2977" w:type="dxa"/>
-          </w:tcPr>
-          <w:p/>
-        </w:tc>
-      </w:tr>
-      <w:tr>
-        <w:tc>
-          <w:tcPr>
-            <w:tcW w:w="1271" w:type="dxa"/>
-          </w:tcPr>
-          <w:p>
-            <w:r>
-              <w:t>118</w:t>
-            </w:r>
-          </w:p>
-        </w:tc>
-        <w:tc>
-          <w:tcPr>
-            <w:tcW w:w="1701" w:type="dxa"/>
-          </w:tcPr>
-          <w:p>
-            <w:r>
-              <w:t>v</w:t>
-            </w:r>
-          </w:p>
-        </w:tc>
-        <w:tc>
-          <w:tcPr>
-            <w:tcW w:w="2126" w:type="dxa"/>
-          </w:tcPr>
-          <w:p>
-            <w:r>
-              <w:t>MOD</w:t>
-            </w:r>
-          </w:p>
-        </w:tc>
-        <w:tc>
-          <w:tcPr>
-            <w:tcW w:w="2977" w:type="dxa"/>
-          </w:tcPr>
-          <w:p/>
-        </w:tc>
-      </w:tr>
-      <w:tr>
-        <w:tc>
-          <w:tcPr>
-            <w:tcW w:w="1271" w:type="dxa"/>
-          </w:tcPr>
-          <w:p>
-            <w:r>
-              <w:t>119</w:t>
-            </w:r>
-          </w:p>
-        </w:tc>
-        <w:tc>
-          <w:tcPr>
-            <w:tcW w:w="1701" w:type="dxa"/>
-          </w:tcPr>
-          <w:p>
-            <w:r>
-              <w:t>w</w:t>
-            </w:r>
-          </w:p>
-        </w:tc>
-        <w:tc>
-          <w:tcPr>
-            <w:tcW w:w="2126" w:type="dxa"/>
-          </w:tcPr>
-          <w:p>
-            <w:r>
-              <w:t>MCODE</w:t>
-            </w:r>
-          </w:p>
-        </w:tc>
-        <w:tc>
-          <w:tcPr>
-            <w:tcW w:w="2977" w:type="dxa"/>
-          </w:tcPr>
-          <w:p>
-            <w:r>
-              <w:rPr>
-                <w:rFonts w:cstheme="minorHAnsi"/>
-              </w:rPr>
-              <w:t>String ‘;’</w:t>
-            </w:r>
-          </w:p>
-        </w:tc>
-      </w:tr>
-      <w:tr>
-        <w:tc>
-          <w:tcPr>
-            <w:tcW w:w="1271" w:type="dxa"/>
-          </w:tcPr>
-          <w:p>
-            <w:r>
-              <w:t>120</w:t>
-            </w:r>
-          </w:p>
-        </w:tc>
-        <w:tc>
-          <w:tcPr>
-            <w:tcW w:w="1701" w:type="dxa"/>
-          </w:tcPr>
-          <w:p>
-            <w:r>
-              <w:t>x</w:t>
-            </w:r>
-          </w:p>
-        </w:tc>
-        <w:tc>
-          <w:tcPr>
-            <w:tcW w:w="2126" w:type="dxa"/>
-          </w:tcPr>
-          <w:p>
-            <w:r>
-              <w:t>REXP</w:t>
-            </w:r>
-          </w:p>
-        </w:tc>
-        <w:tc>
-          <w:tcPr>
-            <w:tcW w:w="2977" w:type="dxa"/>
-          </w:tcPr>
-          <w:p/>
-        </w:tc>
-      </w:tr>
-      <w:tr>
-        <w:tc>
-          <w:tcPr>
-            <w:tcW w:w="1271" w:type="dxa"/>
-          </w:tcPr>
-          <w:p>
-            <w:r>
-              <w:t>121</w:t>
-            </w:r>
-          </w:p>
-        </w:tc>
-        <w:tc>
-          <w:tcPr>
-            <w:tcW w:w="1701" w:type="dxa"/>
-          </w:tcPr>
-          <w:p>
-            <w:r>
-              <w:t>y</w:t>
-            </w:r>
-          </w:p>
-        </w:tc>
-        <w:tc>
-          <w:tcPr>
-            <w:tcW w:w="2126" w:type="dxa"/>
-          </w:tcPr>
-          <w:p>
-            <w:r>
-              <w:t>DIAG</w:t>
-            </w:r>
-          </w:p>
-        </w:tc>
-        <w:tc>
-          <w:tcPr>
-            <w:tcW w:w="2977" w:type="dxa"/>
-          </w:tcPr>
-          <w:p>
-            <w:r>
-              <w:rPr>
-                <w:rFonts w:cstheme="minorHAnsi"/>
-              </w:rPr>
-              <w:t>Tag</w:t>
-            </w:r>
-          </w:p>
-        </w:tc>
-      </w:tr>
-      <w:tr>
-        <w:tc>
-          <w:tcPr>
-            <w:tcW w:w="1271" w:type="dxa"/>
-          </w:tcPr>
-          <w:p>
-            <w:r>
-              <w:t>122</w:t>
-            </w:r>
-          </w:p>
-        </w:tc>
-        <w:tc>
-          <w:tcPr>
-            <w:tcW w:w="1701" w:type="dxa"/>
-          </w:tcPr>
-          <w:p>
-            <w:r>
-              <w:t>z</w:t>
-            </w:r>
-          </w:p>
-        </w:tc>
-        <w:tc>
-          <w:tcPr>
-            <w:tcW w:w="2126" w:type="dxa"/>
-          </w:tcPr>
-          <w:p>
-            <w:r>
-              <w:t>CONTROL</w:t>
-            </w:r>
-          </w:p>
-        </w:tc>
-        <w:tc>
-          <w:tcPr>
-            <w:tcW w:w="2977" w:type="dxa"/>
-          </w:tcPr>
-          <w:p>
-            <w:r>
-              <w:rPr>
-                <w:rFonts w:cstheme="minorHAnsi"/>
-              </w:rPr>
-              <w:t>Tag</w:t>
-            </w:r>
-          </w:p>
-        </w:tc>
-      </w:tr>
-      <w:tr>
-        <w:tc>
-          <w:tcPr>
-            <w:tcW w:w="1271" w:type="dxa"/>
-          </w:tcPr>
-          <w:p>
-            <w:r>
-              <w:t>123</w:t>
-            </w:r>
-          </w:p>
-        </w:tc>
-        <w:tc>
-          <w:tcPr>
-            <w:tcW w:w="1701" w:type="dxa"/>
-          </w:tcPr>
-          <w:p>
-            <w:r>
-              <w:t>{</w:t>
-            </w:r>
-          </w:p>
-        </w:tc>
-        <w:tc>
-          <w:tcPr>
-            <w:tcW w:w="2126" w:type="dxa"/>
-          </w:tcPr>
-          <w:p>
-            <w:r>
-              <w:t>START</w:t>
-            </w:r>
-          </w:p>
-        </w:tc>
-        <w:tc>
-          <w:tcPr>
-            <w:tcW w:w="2977" w:type="dxa"/>
-          </w:tcPr>
-          <w:p/>
-        </w:tc>
-      </w:tr>
-      <w:tr>
-        <w:tc>
-          <w:tcPr>
-            <w:tcW w:w="1271" w:type="dxa"/>
-          </w:tcPr>
-          <w:p>
-            <w:r>
-              <w:t>124</w:t>
-            </w:r>
-          </w:p>
-        </w:tc>
-        <w:tc>
-          <w:tcPr>
-            <w:tcW w:w="1701" w:type="dxa"/>
-          </w:tcPr>
-          <w:p>
-            <w:r>
-              <w:t>¦</w:t>
-            </w:r>
-          </w:p>
-        </w:tc>
-        <w:tc>
-          <w:tcPr>
-            <w:tcW w:w="2126" w:type="dxa"/>
-          </w:tcPr>
-          <w:p>
-            <w:r>
-              <w:t>unused</w:t>
-            </w:r>
-          </w:p>
-        </w:tc>
-        <w:tc>
-          <w:tcPr>
-            <w:tcW w:w="2977" w:type="dxa"/>
-          </w:tcPr>
-          <w:p/>
-        </w:tc>
-      </w:tr>
-      <w:tr>
-        <w:tc>
-          <w:tcPr>
-            <w:tcW w:w="1271" w:type="dxa"/>
-          </w:tcPr>
-          <w:p>
-            <w:r>
-              <w:t>125</w:t>
-            </w:r>
-          </w:p>
-        </w:tc>
-        <w:tc>
-          <w:tcPr>
-            <w:tcW w:w="1701" w:type="dxa"/>
-          </w:tcPr>
-          <w:p>
-            <w:r>
-              <w:t>}</w:t>
-            </w:r>
-          </w:p>
-        </w:tc>
-        <w:tc>
-          <w:tcPr>
-            <w:tcW w:w="2126" w:type="dxa"/>
-          </w:tcPr>
-          <w:p>
-            <w:r>
-              <w:t>FINISH</w:t>
-            </w:r>
-          </w:p>
-        </w:tc>
-        <w:tc>
-          <w:tcPr>
-            <w:tcW w:w="2977" w:type="dxa"/>
-          </w:tcPr>
-          <w:p/>
-        </w:tc>
-      </w:tr>
-      <w:tr>
-        <w:tc>
-          <w:tcPr>
-            <w:tcW w:w="1271" w:type="dxa"/>
-          </w:tcPr>
-          <w:p>
-            <w:r>
-              <w:t>126</w:t>
-            </w:r>
-          </w:p>
-        </w:tc>
-        <w:tc>
-          <w:tcPr>
-            <w:tcW w:w="1701" w:type="dxa"/>
-          </w:tcPr>
-          <w:p>
-            <w:r>
-              <w:t>~</w:t>
-            </w:r>
-          </w:p>
-        </w:tc>
-        <w:tc>
-          <w:tcPr>
-            <w:tcW w:w="2126" w:type="dxa"/>
-          </w:tcPr>
-          <w:p>
-            <w:r>
-              <w:t>ALT</w:t>
-            </w:r>
-          </w:p>
-        </w:tc>
-        <w:tc>
-          <w:tcPr>
-            <w:tcW w:w="2977" w:type="dxa"/>
-          </w:tcPr>
-          <w:p>
-            <w:r>
-              <w:rPr>
-                <w:rFonts w:cstheme="minorHAnsi"/>
-              </w:rPr>
-              <w:t>Byte</w:t>
-            </w:r>
-          </w:p>
         </w:tc>
       </w:tr>
       <w:tr>
@@ -16048,7 +16187,7 @@
         <w:pStyle w:val="Heading1"/>
         <w:jc w:val="left"/>
       </w:pPr>
-      <w:bookmarkStart w:id="4" w:name="_Toc192668461"/>
+      <w:bookmarkStart w:id="4" w:name="_Toc192709448"/>
       <w:r>
         <w:lastRenderedPageBreak/>
         <w:t>ICODE GROUPS</w:t>
@@ -16059,7 +16198,7 @@
       <w:pPr>
         <w:pStyle w:val="Heading2"/>
       </w:pPr>
-      <w:bookmarkStart w:id="5" w:name="_Toc192668462"/>
+      <w:bookmarkStart w:id="5" w:name="_Toc192709449"/>
       <w:r>
         <w:t>Stack</w:t>
       </w:r>
@@ -16109,7 +16248,7 @@
             <w:pPr>
               <w:pStyle w:val="Heading3"/>
             </w:pPr>
-            <w:bookmarkStart w:id="6" w:name="_Toc192668463"/>
+            <w:bookmarkStart w:id="6" w:name="_Toc192709450"/>
             <w:r>
               <w:t>ADD</w:t>
             </w:r>
@@ -16328,7 +16467,7 @@
             <w:pPr>
               <w:pStyle w:val="Heading3"/>
             </w:pPr>
-            <w:bookmarkStart w:id="7" w:name="_Toc192668464"/>
+            <w:bookmarkStart w:id="7" w:name="_Toc192709451"/>
             <w:r>
               <w:t>ADDA</w:t>
             </w:r>
@@ -16552,7 +16691,7 @@
             <w:pPr>
               <w:pStyle w:val="Heading3"/>
             </w:pPr>
-            <w:bookmarkStart w:id="8" w:name="_Toc192668465"/>
+            <w:bookmarkStart w:id="8" w:name="_Toc192709452"/>
             <w:r>
               <w:t>AND</w:t>
             </w:r>
@@ -16844,7 +16983,7 @@
             <w:pPr>
               <w:pStyle w:val="Heading3"/>
             </w:pPr>
-            <w:bookmarkStart w:id="9" w:name="_Toc192668466"/>
+            <w:bookmarkStart w:id="9" w:name="_Toc192709453"/>
             <w:r>
               <w:t>CONCAT</w:t>
             </w:r>
@@ -17074,7 +17213,7 @@
             <w:pPr>
               <w:pStyle w:val="Heading3"/>
             </w:pPr>
-            <w:bookmarkStart w:id="10" w:name="_Toc192668467"/>
+            <w:bookmarkStart w:id="10" w:name="_Toc192709454"/>
             <w:r>
               <w:t>DIVIDE</w:t>
             </w:r>
@@ -17313,7 +17452,7 @@
             <w:pPr>
               <w:pStyle w:val="Heading3"/>
             </w:pPr>
-            <w:bookmarkStart w:id="11" w:name="_Toc192668468"/>
+            <w:bookmarkStart w:id="11" w:name="_Toc192709455"/>
             <w:r>
               <w:t>IEXP</w:t>
             </w:r>
@@ -17539,7 +17678,7 @@
             <w:pPr>
               <w:pStyle w:val="Heading3"/>
             </w:pPr>
-            <w:bookmarkStart w:id="12" w:name="_Toc192668469"/>
+            <w:bookmarkStart w:id="12" w:name="_Toc192709456"/>
             <w:r>
               <w:t>LSH</w:t>
             </w:r>
@@ -17787,7 +17926,7 @@
             <w:pPr>
               <w:pStyle w:val="Heading3"/>
             </w:pPr>
-            <w:bookmarkStart w:id="13" w:name="_Toc192668470"/>
+            <w:bookmarkStart w:id="13" w:name="_Toc192709457"/>
             <w:r>
               <w:t>MOD</w:t>
             </w:r>
@@ -18007,7 +18146,7 @@
             <w:pPr>
               <w:pStyle w:val="Heading3"/>
             </w:pPr>
-            <w:bookmarkStart w:id="14" w:name="_Toc192668471"/>
+            <w:bookmarkStart w:id="14" w:name="_Toc192709458"/>
             <w:r>
               <w:t>M</w:t>
             </w:r>
@@ -18240,7 +18379,7 @@
             <w:pPr>
               <w:pStyle w:val="Heading3"/>
             </w:pPr>
-            <w:bookmarkStart w:id="15" w:name="_Toc192668472"/>
+            <w:bookmarkStart w:id="15" w:name="_Toc192709459"/>
             <w:r>
               <w:t>NEGATE</w:t>
             </w:r>
@@ -18445,7 +18584,7 @@
             <w:pPr>
               <w:pStyle w:val="Heading3"/>
             </w:pPr>
-            <w:bookmarkStart w:id="16" w:name="_Toc192668473"/>
+            <w:bookmarkStart w:id="16" w:name="_Toc192709460"/>
             <w:r>
               <w:t>NOT</w:t>
             </w:r>
@@ -18623,7 +18762,7 @@
             <w:pPr>
               <w:pStyle w:val="Heading3"/>
             </w:pPr>
-            <w:bookmarkStart w:id="17" w:name="_Toc192668474"/>
+            <w:bookmarkStart w:id="17" w:name="_Toc192709461"/>
             <w:r>
               <w:t>OR</w:t>
             </w:r>
@@ -18847,7 +18986,7 @@
             <w:pPr>
               <w:pStyle w:val="Heading3"/>
             </w:pPr>
-            <w:bookmarkStart w:id="18" w:name="_Toc192668475"/>
+            <w:bookmarkStart w:id="18" w:name="_Toc192709462"/>
             <w:r>
               <w:t>QUOT</w:t>
             </w:r>
@@ -19072,7 +19211,7 @@
             <w:pPr>
               <w:pStyle w:val="Heading3"/>
             </w:pPr>
-            <w:bookmarkStart w:id="19" w:name="_Toc192668476"/>
+            <w:bookmarkStart w:id="19" w:name="_Toc192709463"/>
             <w:r>
               <w:t>REXP</w:t>
             </w:r>
@@ -19288,7 +19427,7 @@
             <w:pPr>
               <w:pStyle w:val="Heading3"/>
             </w:pPr>
-            <w:bookmarkStart w:id="20" w:name="_Toc192668477"/>
+            <w:bookmarkStart w:id="20" w:name="_Toc192709464"/>
             <w:r>
               <w:t>RSH</w:t>
             </w:r>
@@ -19514,7 +19653,7 @@
             <w:pPr>
               <w:pStyle w:val="Heading3"/>
             </w:pPr>
-            <w:bookmarkStart w:id="21" w:name="_Toc192668478"/>
+            <w:bookmarkStart w:id="21" w:name="_Toc192709465"/>
             <w:r>
               <w:t>SUB</w:t>
             </w:r>
@@ -19731,7 +19870,7 @@
             <w:pPr>
               <w:pStyle w:val="Heading3"/>
             </w:pPr>
-            <w:bookmarkStart w:id="22" w:name="_Toc192668479"/>
+            <w:bookmarkStart w:id="22" w:name="_Toc192709466"/>
             <w:r>
               <w:t>SUBA</w:t>
             </w:r>
@@ -19943,7 +20082,7 @@
             <w:pPr>
               <w:pStyle w:val="Heading3"/>
             </w:pPr>
-            <w:bookmarkStart w:id="23" w:name="_Toc192668480"/>
+            <w:bookmarkStart w:id="23" w:name="_Toc192709467"/>
             <w:r>
               <w:t>XOR</w:t>
             </w:r>
@@ -20150,7 +20289,7 @@
       <w:pPr>
         <w:pStyle w:val="Heading2"/>
       </w:pPr>
-      <w:bookmarkStart w:id="24" w:name="_Toc192668481"/>
+      <w:bookmarkStart w:id="24" w:name="_Toc192709468"/>
       <w:r>
         <w:lastRenderedPageBreak/>
         <w:t>Jumps and Labels</w:t>
@@ -20229,7 +20368,7 @@
             <w:tcW w:w="2581" w:type="dxa"/>
           </w:tcPr>
           <w:p>
-            <w:bookmarkStart w:id="25" w:name="_Toc192668482"/>
+            <w:bookmarkStart w:id="25" w:name="_Toc192709469"/>
             <w:r>
               <w:rPr>
                 <w:rStyle w:val="Heading3Char"/>
@@ -20578,7 +20717,7 @@
             <w:tcW w:w="2581" w:type="dxa"/>
           </w:tcPr>
           <w:p>
-            <w:bookmarkStart w:id="26" w:name="_Toc192668483"/>
+            <w:bookmarkStart w:id="26" w:name="_Toc192709470"/>
             <w:r>
               <w:rPr>
                 <w:rStyle w:val="Heading3Char"/>
@@ -20849,7 +20988,7 @@
             <w:tcW w:w="2581" w:type="dxa"/>
           </w:tcPr>
           <w:p>
-            <w:bookmarkStart w:id="27" w:name="_Toc192668484"/>
+            <w:bookmarkStart w:id="27" w:name="_Toc192709471"/>
             <w:r>
               <w:rPr>
                 <w:rStyle w:val="Heading3Char"/>
@@ -21049,7 +21188,7 @@
             <w:tcW w:w="2581" w:type="dxa"/>
           </w:tcPr>
           <w:p>
-            <w:bookmarkStart w:id="28" w:name="_Toc192668485"/>
+            <w:bookmarkStart w:id="28" w:name="_Toc192709472"/>
             <w:r>
               <w:rPr>
                 <w:rStyle w:val="Heading3Char"/>
@@ -21126,7 +21265,24 @@
           </w:tcPr>
           <w:p>
             <w:r>
-              <w:t>&lt;label&gt; must refer to a simple label which must be defined somewhere after the JG instruction, that is JG can only specify a forward jump (although the object program may use a backward jump).</w:t>
+              <w:t xml:space="preserve">&lt;label&gt; must refer to a simple label which must be defined somewhere after the JG instruction, that is JG can only specify a forward jump (the object program may </w:t>
+            </w:r>
+            <w:proofErr w:type="gramStart"/>
+            <w:r>
+              <w:t xml:space="preserve">actually </w:t>
+            </w:r>
+            <w:r>
+              <w:t>use</w:t>
+            </w:r>
+            <w:proofErr w:type="gramEnd"/>
+            <w:r>
+              <w:t xml:space="preserve"> a backward jump</w:t>
+            </w:r>
+            <w:r>
+              <w:t xml:space="preserve"> instruction</w:t>
+            </w:r>
+            <w:r>
+              <w:t>).</w:t>
             </w:r>
           </w:p>
         </w:tc>
@@ -21303,7 +21459,7 @@
             <w:tcW w:w="2581" w:type="dxa"/>
           </w:tcPr>
           <w:p>
-            <w:bookmarkStart w:id="29" w:name="_Toc192668486"/>
+            <w:bookmarkStart w:id="29" w:name="_Toc192709473"/>
             <w:r>
               <w:rPr>
                 <w:rStyle w:val="Heading3Char"/>
@@ -21380,7 +21536,13 @@
           </w:tcPr>
           <w:p>
             <w:r>
-              <w:t>&lt;label&gt; must refer to a simple label which must be defined somewhere after the JGE instruction, that is JGE can only specify a forward jump (although the object program may use a backward jump).</w:t>
+              <w:t>&lt;label&gt; must refer to a simple label which must be defined somewhere after the JGE instruction, that is JGE can only specify a forward jump (the object program may use a backward jump</w:t>
+            </w:r>
+            <w:r>
+              <w:t xml:space="preserve"> machine instruction</w:t>
+            </w:r>
+            <w:r>
+              <w:t>).</w:t>
             </w:r>
           </w:p>
         </w:tc>
@@ -21548,7 +21710,7 @@
             <w:gridSpan w:val="2"/>
           </w:tcPr>
           <w:p>
-            <w:bookmarkStart w:id="30" w:name="_Toc192668487"/>
+            <w:bookmarkStart w:id="30" w:name="_Toc192709474"/>
             <w:r>
               <w:rPr>
                 <w:rStyle w:val="Heading3Char"/>
@@ -21624,7 +21786,13 @@
           </w:tcPr>
           <w:p>
             <w:r>
-              <w:t>&lt;label&gt; must refer to a simple label which must be defined somewhere after the BLT instruction, that is BLT can only specify a forward jump (although the object program may use a backward jump).</w:t>
+              <w:t>&lt;label&gt; must refer to a simple label which must be defined somewhere after the BLT instruction, that is BLT can only specify a forward jump (the object program may use a backward jump</w:t>
+            </w:r>
+            <w:r>
+              <w:t xml:space="preserve"> machine instruction</w:t>
+            </w:r>
+            <w:r>
+              <w:t>).</w:t>
             </w:r>
           </w:p>
         </w:tc>
@@ -21800,7 +21968,7 @@
             <w:tcW w:w="2581" w:type="dxa"/>
           </w:tcPr>
           <w:p>
-            <w:bookmarkStart w:id="31" w:name="_Toc192668488"/>
+            <w:bookmarkStart w:id="31" w:name="_Toc192709475"/>
             <w:r>
               <w:rPr>
                 <w:rStyle w:val="Heading3Char"/>
@@ -21877,7 +22045,13 @@
           </w:tcPr>
           <w:p>
             <w:r>
-              <w:t>&lt;label&gt; must refer to a simple label which must be defined somewhere after the JLE instruction, that is JLE can only specify a forward jump (although the object program may use a backward jump).</w:t>
+              <w:t>&lt;label&gt; must refer to a simple label which must be defined somewhere after the JLE instruction, that is JLE can only specify a forward jump (the object program may use a backward jump</w:t>
+            </w:r>
+            <w:r>
+              <w:t xml:space="preserve"> machine instruction</w:t>
+            </w:r>
+            <w:r>
+              <w:t>).</w:t>
             </w:r>
           </w:p>
         </w:tc>
@@ -22045,7 +22219,7 @@
             <w:gridSpan w:val="2"/>
           </w:tcPr>
           <w:p>
-            <w:bookmarkStart w:id="32" w:name="_Toc192668489"/>
+            <w:bookmarkStart w:id="32" w:name="_Toc192709476"/>
             <w:r>
               <w:rPr>
                 <w:rStyle w:val="Heading3Char"/>
@@ -22121,7 +22295,13 @@
           </w:tcPr>
           <w:p>
             <w:r>
-              <w:t>&lt;label&gt; must refer to a simple label which must be defined somewhere after the JNE instruction, that is JNE can only specify a forward jump (although the object program may use a backward jump).</w:t>
+              <w:t>&lt;label&gt; must refer to a simple label which must be defined somewhere after the JNE instruction, that is JNE can only specify a forward jump (the object program may use a backward jump</w:t>
+            </w:r>
+            <w:r>
+              <w:t xml:space="preserve"> machine instruction</w:t>
+            </w:r>
+            <w:r>
+              <w:t>).</w:t>
             </w:r>
           </w:p>
         </w:tc>
@@ -22294,7 +22474,7 @@
             <w:gridSpan w:val="2"/>
           </w:tcPr>
           <w:p>
-            <w:bookmarkStart w:id="33" w:name="_Toc192668490"/>
+            <w:bookmarkStart w:id="33" w:name="_Toc192709477"/>
             <w:r>
               <w:rPr>
                 <w:rStyle w:val="Heading3Char"/>
@@ -22375,7 +22555,13 @@
           </w:p>
           <w:p>
             <w:r>
-              <w:t>&lt;label&gt; must refer to a simple label which must be defined somewhere after the JNZ instruction, that is JNZ can only specify a forward jump (although the object program may use a backward jump).</w:t>
+              <w:t>&lt;label&gt; must refer to a simple label which must be defined somewhere after the JNZ instruction, that is JNZ can only specify a forward jump (the object program may use a backward jump</w:t>
+            </w:r>
+            <w:r>
+              <w:t xml:space="preserve"> machine instruction</w:t>
+            </w:r>
+            <w:r>
+              <w:t>).</w:t>
             </w:r>
           </w:p>
         </w:tc>
@@ -22545,7 +22731,7 @@
             <w:tcW w:w="2581" w:type="dxa"/>
           </w:tcPr>
           <w:p>
-            <w:bookmarkStart w:id="34" w:name="_Toc192668491"/>
+            <w:bookmarkStart w:id="34" w:name="_Toc192709478"/>
             <w:r>
               <w:rPr>
                 <w:rStyle w:val="Heading3Char"/>
@@ -22800,7 +22986,7 @@
             <w:gridSpan w:val="2"/>
           </w:tcPr>
           <w:p>
-            <w:bookmarkStart w:id="35" w:name="_Toc192668492"/>
+            <w:bookmarkStart w:id="35" w:name="_Toc192709479"/>
             <w:r>
               <w:rPr>
                 <w:rStyle w:val="Heading3Char"/>
@@ -22881,7 +23067,13 @@
           </w:p>
           <w:p>
             <w:r>
-              <w:t>&lt;label&gt; must refer to a simple label which must be defined somewhere after the BF instruction, that is BF can only specify a forward jump (although the object program may use a backward jump).</w:t>
+              <w:t>&lt;label&gt; must refer to a simple label which must be defined somewhere after the BF instruction, that is BF can only specify a forward jump (the object program may use a backward jump</w:t>
+            </w:r>
+            <w:r>
+              <w:t xml:space="preserve"> machine instruction</w:t>
+            </w:r>
+            <w:r>
+              <w:t>).</w:t>
             </w:r>
           </w:p>
         </w:tc>
@@ -23051,7 +23243,7 @@
                 <w:b/>
               </w:rPr>
             </w:pPr>
-            <w:bookmarkStart w:id="36" w:name="_Toc192668493"/>
+            <w:bookmarkStart w:id="36" w:name="_Toc192709480"/>
             <w:r>
               <w:rPr>
                 <w:rStyle w:val="Heading3Char"/>
@@ -23273,7 +23465,7 @@
                 <w:b/>
               </w:rPr>
             </w:pPr>
-            <w:bookmarkStart w:id="37" w:name="_Toc192668494"/>
+            <w:bookmarkStart w:id="37" w:name="_Toc192709481"/>
             <w:r>
               <w:rPr>
                 <w:rStyle w:val="Heading3Char"/>
@@ -23573,7 +23765,7 @@
             <w:gridSpan w:val="2"/>
           </w:tcPr>
           <w:p>
-            <w:bookmarkStart w:id="38" w:name="_Toc192668495"/>
+            <w:bookmarkStart w:id="38" w:name="_Toc192709482"/>
             <w:r>
               <w:rPr>
                 <w:rStyle w:val="Heading3Char"/>
@@ -23796,7 +23988,7 @@
                 <w:b/>
               </w:rPr>
             </w:pPr>
-            <w:bookmarkStart w:id="39" w:name="_Toc192668496"/>
+            <w:bookmarkStart w:id="39" w:name="_Toc192709483"/>
             <w:r>
               <w:rPr>
                 <w:rStyle w:val="Heading3Char"/>
@@ -24006,7 +24198,7 @@
                 <w:b/>
               </w:rPr>
             </w:pPr>
-            <w:bookmarkStart w:id="40" w:name="_Toc192668497"/>
+            <w:bookmarkStart w:id="40" w:name="_Toc192709484"/>
             <w:r>
               <w:rPr>
                 <w:rStyle w:val="Heading3Char"/>
@@ -24195,7 +24387,7 @@
       <w:pPr>
         <w:pStyle w:val="Heading2"/>
       </w:pPr>
-      <w:bookmarkStart w:id="41" w:name="_Toc192668498"/>
+      <w:bookmarkStart w:id="41" w:name="_Toc192709485"/>
       <w:r>
         <w:lastRenderedPageBreak/>
         <w:t>Assignment</w:t>
@@ -24240,7 +24432,7 @@
             <w:pPr>
               <w:pStyle w:val="Heading3"/>
             </w:pPr>
-            <w:bookmarkStart w:id="42" w:name="_Toc192668499"/>
+            <w:bookmarkStart w:id="42" w:name="_Toc192709486"/>
             <w:r>
               <w:t>ASSPAR</w:t>
             </w:r>
@@ -24461,7 +24653,7 @@
             <w:pPr>
               <w:pStyle w:val="Heading3"/>
             </w:pPr>
-            <w:bookmarkStart w:id="43" w:name="_Toc192668500"/>
+            <w:bookmarkStart w:id="43" w:name="_Toc192709487"/>
             <w:r>
               <w:t>ASSREF</w:t>
             </w:r>
@@ -24685,7 +24877,7 @@
             <w:pPr>
               <w:pStyle w:val="Heading3"/>
             </w:pPr>
-            <w:bookmarkStart w:id="44" w:name="_Toc192668501"/>
+            <w:bookmarkStart w:id="44" w:name="_Toc192709488"/>
             <w:r>
               <w:t>ASSVAL</w:t>
             </w:r>
@@ -24897,7 +25089,7 @@
             <w:pPr>
               <w:pStyle w:val="Heading3"/>
             </w:pPr>
-            <w:bookmarkStart w:id="45" w:name="_Toc192668502"/>
+            <w:bookmarkStart w:id="45" w:name="_Toc192709489"/>
             <w:r>
               <w:t>FALSE</w:t>
             </w:r>
@@ -25110,7 +25302,7 @@
             <w:pPr>
               <w:pStyle w:val="Heading3"/>
             </w:pPr>
-            <w:bookmarkStart w:id="46" w:name="_Toc192668503"/>
+            <w:bookmarkStart w:id="46" w:name="_Toc192709490"/>
             <w:r>
               <w:t>JAM</w:t>
             </w:r>
@@ -25315,7 +25507,7 @@
             <w:pPr>
               <w:pStyle w:val="Heading3"/>
             </w:pPr>
-            <w:bookmarkStart w:id="47" w:name="_Toc192668504"/>
+            <w:bookmarkStart w:id="47" w:name="_Toc192709491"/>
             <w:r>
               <w:t>MAP</w:t>
             </w:r>
@@ -25522,7 +25714,7 @@
             <w:pPr>
               <w:pStyle w:val="Heading3"/>
             </w:pPr>
-            <w:bookmarkStart w:id="48" w:name="_Toc192668505"/>
+            <w:bookmarkStart w:id="48" w:name="_Toc192709492"/>
             <w:r>
               <w:t>RESULT</w:t>
             </w:r>
@@ -25745,7 +25937,7 @@
             <w:pPr>
               <w:pStyle w:val="Heading3"/>
             </w:pPr>
-            <w:bookmarkStart w:id="49" w:name="_Toc192668506"/>
+            <w:bookmarkStart w:id="49" w:name="_Toc192709493"/>
             <w:r>
               <w:t>RETURN</w:t>
             </w:r>
@@ -25941,7 +26133,7 @@
             <w:pPr>
               <w:pStyle w:val="Heading3"/>
             </w:pPr>
-            <w:bookmarkStart w:id="50" w:name="_Toc192668507"/>
+            <w:bookmarkStart w:id="50" w:name="_Toc192709494"/>
             <w:r>
               <w:t>TRUE</w:t>
             </w:r>
@@ -26127,7 +26319,7 @@
       <w:pPr>
         <w:pStyle w:val="Heading2"/>
       </w:pPr>
-      <w:bookmarkStart w:id="51" w:name="_Toc192668508"/>
+      <w:bookmarkStart w:id="51" w:name="_Toc192709495"/>
       <w:r>
         <w:t xml:space="preserve">Embedding </w:t>
       </w:r>
@@ -26185,7 +26377,7 @@
             <w:tcW w:w="2581" w:type="dxa"/>
           </w:tcPr>
           <w:p>
-            <w:bookmarkStart w:id="52" w:name="_Toc192668509"/>
+            <w:bookmarkStart w:id="52" w:name="_Toc192709496"/>
             <w:r>
               <w:rPr>
                 <w:rStyle w:val="Heading3Char"/>
@@ -26372,7 +26564,7 @@
                 <w:bCs/>
               </w:rPr>
             </w:pPr>
-            <w:bookmarkStart w:id="53" w:name="_Toc192668510"/>
+            <w:bookmarkStart w:id="53" w:name="_Toc192709497"/>
             <w:r>
               <w:rPr>
                 <w:rStyle w:val="Heading3Char"/>
@@ -26524,7 +26716,7 @@
       <w:pPr>
         <w:pStyle w:val="Heading2"/>
       </w:pPr>
-      <w:bookmarkStart w:id="54" w:name="_Toc192668511"/>
+      <w:bookmarkStart w:id="54" w:name="_Toc192709498"/>
       <w:r>
         <w:lastRenderedPageBreak/>
         <w:t>Event/Signal</w:t>
@@ -26571,7 +26763,7 @@
                 <w:b/>
               </w:rPr>
             </w:pPr>
-            <w:bookmarkStart w:id="55" w:name="_Toc192668512"/>
+            <w:bookmarkStart w:id="55" w:name="_Toc192709499"/>
             <w:r>
               <w:rPr>
                 <w:rStyle w:val="Heading3Char"/>
@@ -26785,7 +26977,7 @@
                 <w:b/>
               </w:rPr>
             </w:pPr>
-            <w:bookmarkStart w:id="56" w:name="_Toc192668513"/>
+            <w:bookmarkStart w:id="56" w:name="_Toc192709500"/>
             <w:r>
               <w:rPr>
                 <w:rStyle w:val="Heading3Char"/>
@@ -26821,15 +27013,7 @@
             </w:r>
             <w:proofErr w:type="spellEnd"/>
             <w:r>
-              <w:t xml:space="preserve">( </w:t>
-            </w:r>
-            <w:proofErr w:type="spellStart"/>
-            <w:r>
-              <w:t>TagC</w:t>
-            </w:r>
-            <w:proofErr w:type="spellEnd"/>
-            <w:r>
-              <w:t>, Tag )</w:t>
+              <w:t>( TagC, Tag )</w:t>
             </w:r>
           </w:p>
         </w:tc>
@@ -27073,7 +27257,7 @@
             <w:pPr>
               <w:pStyle w:val="Heading3"/>
             </w:pPr>
-            <w:bookmarkStart w:id="57" w:name="_Toc192668514"/>
+            <w:bookmarkStart w:id="57" w:name="_Toc192709501"/>
             <w:r>
               <w:rPr>
                 <w:rStyle w:val="Heading2Char"/>
@@ -27215,7 +27399,7 @@
       <w:pPr>
         <w:pStyle w:val="Heading2"/>
       </w:pPr>
-      <w:bookmarkStart w:id="58" w:name="_Toc192668515"/>
+      <w:bookmarkStart w:id="58" w:name="_Toc192709502"/>
       <w:r>
         <w:lastRenderedPageBreak/>
         <w:t>Compare/Test</w:t>
@@ -27260,7 +27444,7 @@
             <w:pPr>
               <w:pStyle w:val="Heading3"/>
             </w:pPr>
-            <w:bookmarkStart w:id="59" w:name="_Toc192668516"/>
+            <w:bookmarkStart w:id="59" w:name="_Toc192709503"/>
             <w:r>
               <w:t>COMPARE</w:t>
             </w:r>
@@ -27488,7 +27672,7 @@
             <w:pPr>
               <w:pStyle w:val="Heading3"/>
             </w:pPr>
-            <w:bookmarkStart w:id="60" w:name="_Toc192668517"/>
+            <w:bookmarkStart w:id="60" w:name="_Toc192709504"/>
             <w:r>
               <w:t>COMPAREA</w:t>
             </w:r>
@@ -27735,7 +27919,7 @@
             <w:pPr>
               <w:pStyle w:val="Heading3"/>
             </w:pPr>
-            <w:bookmarkStart w:id="61" w:name="_Toc192668518"/>
+            <w:bookmarkStart w:id="61" w:name="_Toc192709505"/>
             <w:r>
               <w:t>COMPARE</w:t>
             </w:r>
@@ -27945,7 +28129,7 @@
       <w:pPr>
         <w:pStyle w:val="Heading2"/>
       </w:pPr>
-      <w:bookmarkStart w:id="62" w:name="_Toc192668519"/>
+      <w:bookmarkStart w:id="62" w:name="_Toc192709506"/>
       <w:r>
         <w:lastRenderedPageBreak/>
         <w:t>Parameter/Variable Declaration</w:t>
@@ -28004,7 +28188,7 @@
             <w:tcW w:w="2581" w:type="dxa"/>
           </w:tcPr>
           <w:p>
-            <w:bookmarkStart w:id="63" w:name="_Toc192668520"/>
+            <w:bookmarkStart w:id="63" w:name="_Toc192709507"/>
             <w:r>
               <w:rPr>
                 <w:rStyle w:val="Heading3Char"/>
@@ -28035,15 +28219,7 @@
           </w:tcPr>
           <w:p>
             <w:r>
-              <w:t xml:space="preserve">Get Alias Value( </w:t>
-            </w:r>
-            <w:proofErr w:type="spellStart"/>
-            <w:r>
-              <w:t>ReadString</w:t>
-            </w:r>
-            <w:proofErr w:type="spellEnd"/>
-            <w:r>
-              <w:t xml:space="preserve"> )</w:t>
+              <w:t>Get Alias Value( ReadString )</w:t>
             </w:r>
           </w:p>
         </w:tc>
@@ -28220,7 +28396,7 @@
                 <w:bCs/>
               </w:rPr>
             </w:pPr>
-            <w:bookmarkStart w:id="64" w:name="_Toc192668521"/>
+            <w:bookmarkStart w:id="64" w:name="_Toc192709508"/>
             <w:r>
               <w:rPr>
                 <w:rStyle w:val="Heading3Char"/>
@@ -28228,16 +28404,14 @@
               </w:rPr>
               <w:t>ALT</w:t>
             </w:r>
+            <w:r>
+              <w:rPr>
+                <w:rStyle w:val="Heading3Char"/>
+                <w:bCs/>
+              </w:rPr>
+              <w:t>NEXT</w:t>
+            </w:r>
             <w:bookmarkEnd w:id="64"/>
-            <w:r>
-              <w:t xml:space="preserve"> </w:t>
-            </w:r>
-            <w:r>
-              <w:rPr>
-                <w:bCs/>
-              </w:rPr>
-              <w:t>&lt;b&gt;</w:t>
-            </w:r>
           </w:p>
         </w:tc>
         <w:tc>
@@ -28246,7 +28420,13 @@
           </w:tcPr>
           <w:p>
             <w:r>
-              <w:t>‘~’</w:t>
+              <w:t>‘</w:t>
+            </w:r>
+            <w:r>
+              <w:t>c</w:t>
+            </w:r>
+            <w:r>
+              <w:t>’</w:t>
             </w:r>
           </w:p>
         </w:tc>
@@ -28255,21 +28435,11 @@
             <w:tcW w:w="2925" w:type="dxa"/>
           </w:tcPr>
           <w:p>
-            <w:proofErr w:type="spellStart"/>
-            <w:r>
-              <w:t>AlternateFormat</w:t>
-            </w:r>
-            <w:proofErr w:type="spellEnd"/>
-            <w:r>
-              <w:t xml:space="preserve">( </w:t>
-            </w:r>
-            <w:proofErr w:type="spellStart"/>
-            <w:r>
-              <w:t>ReadByte</w:t>
-            </w:r>
-            <w:proofErr w:type="spellEnd"/>
-            <w:r>
-              <w:t xml:space="preserve"> )</w:t>
+            <w:r>
+              <w:t>Alternate</w:t>
+            </w:r>
+            <w:r>
+              <w:t>Next</w:t>
             </w:r>
           </w:p>
         </w:tc>
@@ -28315,22 +28485,19 @@
           </w:tcPr>
           <w:p>
             <w:r>
-              <w:t>The instructions ALT-start and ALF-end are brackets and must be properly nested.</w:t>
-            </w:r>
-          </w:p>
-          <w:p>
-            <w:r>
-              <w:t>&lt;b&gt; = ‘A’ =&gt;ALT-start</w:t>
-            </w:r>
-          </w:p>
-          <w:p>
-            <w:r>
-              <w:t>&lt;b&gt; = ‘C’ =&gt;ALT-next</w:t>
-            </w:r>
-          </w:p>
-          <w:p>
-            <w:r>
-              <w:t>&lt;b&gt; = ‘B’ =&gt;ALT-end</w:t>
+              <w:t>The instructions ALT</w:t>
+            </w:r>
+            <w:r>
+              <w:t>START</w:t>
+            </w:r>
+            <w:r>
+              <w:t xml:space="preserve"> and A</w:t>
+            </w:r>
+            <w:r>
+              <w:t>LTEND</w:t>
+            </w:r>
+            <w:r>
+              <w:t xml:space="preserve"> are brackets and must be properly nested.</w:t>
             </w:r>
           </w:p>
         </w:tc>
@@ -28382,14 +28549,12 @@
             <w:gridSpan w:val="3"/>
           </w:tcPr>
           <w:p>
-            <w:proofErr w:type="spellStart"/>
             <w:r>
               <w:rPr>
                 <w:u w:val="single"/>
               </w:rPr>
               <w:t>recordformat</w:t>
             </w:r>
-            <w:proofErr w:type="spellEnd"/>
             <w:r>
               <w:t xml:space="preserve"> F(</w:t>
             </w:r>
@@ -28447,7 +28612,10 @@
           </w:p>
           <w:p>
             <w:r>
-              <w:t xml:space="preserve">    ALT-start</w:t>
+              <w:t xml:space="preserve">    ALT</w:t>
+            </w:r>
+            <w:r>
+              <w:t>START</w:t>
             </w:r>
           </w:p>
           <w:p>
@@ -28457,7 +28625,10 @@
           </w:p>
           <w:p>
             <w:r>
-              <w:t xml:space="preserve">    ALT-next</w:t>
+              <w:t xml:space="preserve">    ALT</w:t>
+            </w:r>
+            <w:r>
+              <w:t>NEXT</w:t>
             </w:r>
           </w:p>
           <w:p>
@@ -28467,7 +28638,606 @@
           </w:p>
           <w:p>
             <w:r>
-              <w:t xml:space="preserve">    ALT-end</w:t>
+              <w:t xml:space="preserve">    ALT</w:t>
+            </w:r>
+            <w:r>
+              <w:t>END</w:t>
+            </w:r>
+          </w:p>
+          <w:p>
+            <w:r>
+              <w:t>FINISH</w:t>
+            </w:r>
+          </w:p>
+        </w:tc>
+      </w:tr>
+    </w:tbl>
+    <w:p>
+      <w:pPr>
+        <w:spacing w:line="240" w:lineRule="auto"/>
+      </w:pPr>
+    </w:p>
+    <w:tbl>
+      <w:tblPr>
+        <w:tblStyle w:val="TableGrid"/>
+        <w:tblW w:w="0" w:type="auto"/>
+        <w:tblLook w:val="04A0" w:firstRow="1" w:lastRow="0" w:firstColumn="1" w:lastColumn="0" w:noHBand="0" w:noVBand="1"/>
+      </w:tblPr>
+      <w:tblGrid>
+        <w:gridCol w:w="1271"/>
+        <w:gridCol w:w="2581"/>
+        <w:gridCol w:w="2239"/>
+        <w:gridCol w:w="2925"/>
+      </w:tblGrid>
+      <w:tr>
+        <w:tc>
+          <w:tcPr>
+            <w:tcW w:w="1271" w:type="dxa"/>
+          </w:tcPr>
+          <w:p>
+            <w:r>
+              <w:t>Instruction:</w:t>
+            </w:r>
+          </w:p>
+        </w:tc>
+        <w:tc>
+          <w:tcPr>
+            <w:tcW w:w="2581" w:type="dxa"/>
+          </w:tcPr>
+          <w:p>
+            <w:pPr>
+              <w:rPr>
+                <w:b/>
+                <w:bCs/>
+              </w:rPr>
+            </w:pPr>
+            <w:bookmarkStart w:id="65" w:name="_Toc192709509"/>
+            <w:r>
+              <w:rPr>
+                <w:rStyle w:val="Heading3Char"/>
+                <w:bCs/>
+              </w:rPr>
+              <w:t>ALT</w:t>
+            </w:r>
+            <w:r>
+              <w:rPr>
+                <w:rStyle w:val="Heading3Char"/>
+                <w:bCs/>
+              </w:rPr>
+              <w:t>START</w:t>
+            </w:r>
+            <w:bookmarkEnd w:id="65"/>
+          </w:p>
+        </w:tc>
+        <w:tc>
+          <w:tcPr>
+            <w:tcW w:w="2239" w:type="dxa"/>
+          </w:tcPr>
+          <w:p>
+            <w:r>
+              <w:t>‘</w:t>
+            </w:r>
+            <w:r>
+              <w:t>g</w:t>
+            </w:r>
+            <w:r>
+              <w:t>’</w:t>
+            </w:r>
+          </w:p>
+        </w:tc>
+        <w:tc>
+          <w:tcPr>
+            <w:tcW w:w="2925" w:type="dxa"/>
+          </w:tcPr>
+          <w:p>
+            <w:r>
+              <w:t>Alternate</w:t>
+            </w:r>
+            <w:r>
+              <w:t>Start</w:t>
+            </w:r>
+          </w:p>
+        </w:tc>
+      </w:tr>
+      <w:tr>
+        <w:tc>
+          <w:tcPr>
+            <w:tcW w:w="1271" w:type="dxa"/>
+          </w:tcPr>
+          <w:p>
+            <w:r>
+              <w:t>Effect:</w:t>
+            </w:r>
+          </w:p>
+        </w:tc>
+        <w:tc>
+          <w:tcPr>
+            <w:tcW w:w="7745" w:type="dxa"/>
+            <w:gridSpan w:val="3"/>
+          </w:tcPr>
+          <w:p>
+            <w:r>
+              <w:t>This instruction marks an alternative sequence of tag definitions.</w:t>
+            </w:r>
+          </w:p>
+        </w:tc>
+      </w:tr>
+      <w:tr>
+        <w:tc>
+          <w:tcPr>
+            <w:tcW w:w="1271" w:type="dxa"/>
+          </w:tcPr>
+          <w:p>
+            <w:r>
+              <w:t>Notes:</w:t>
+            </w:r>
+          </w:p>
+        </w:tc>
+        <w:tc>
+          <w:tcPr>
+            <w:tcW w:w="7745" w:type="dxa"/>
+            <w:gridSpan w:val="3"/>
+          </w:tcPr>
+          <w:p>
+            <w:r>
+              <w:t>The instructions ALT</w:t>
+            </w:r>
+            <w:r>
+              <w:t>START</w:t>
+            </w:r>
+            <w:r>
+              <w:t xml:space="preserve"> and AL</w:t>
+            </w:r>
+            <w:r>
+              <w:t>TEND</w:t>
+            </w:r>
+            <w:r>
+              <w:t xml:space="preserve"> are brackets and must be properly nested.</w:t>
+            </w:r>
+          </w:p>
+        </w:tc>
+      </w:tr>
+      <w:tr>
+        <w:tc>
+          <w:tcPr>
+            <w:tcW w:w="1271" w:type="dxa"/>
+          </w:tcPr>
+          <w:p>
+            <w:r>
+              <w:t>Error:</w:t>
+            </w:r>
+          </w:p>
+        </w:tc>
+        <w:tc>
+          <w:tcPr>
+            <w:tcW w:w="7745" w:type="dxa"/>
+            <w:gridSpan w:val="3"/>
+          </w:tcPr>
+          <w:p>
+            <w:pPr>
+              <w:pStyle w:val="ListParagraph"/>
+              <w:numPr>
+                <w:ilvl w:val="0"/>
+                <w:numId w:val="98"/>
+              </w:numPr>
+            </w:pPr>
+            <w:r>
+              <w:t>List flag is not set.</w:t>
+            </w:r>
+          </w:p>
+        </w:tc>
+      </w:tr>
+      <w:tr>
+        <w:tc>
+          <w:tcPr>
+            <w:tcW w:w="1271" w:type="dxa"/>
+          </w:tcPr>
+          <w:p>
+            <w:r>
+              <w:t>Example:</w:t>
+            </w:r>
+          </w:p>
+        </w:tc>
+        <w:tc>
+          <w:tcPr>
+            <w:tcW w:w="7745" w:type="dxa"/>
+            <w:gridSpan w:val="3"/>
+          </w:tcPr>
+          <w:p>
+            <w:r>
+              <w:rPr>
+                <w:u w:val="single"/>
+              </w:rPr>
+              <w:t>recordformat</w:t>
+            </w:r>
+            <w:r>
+              <w:t xml:space="preserve"> F(</w:t>
+            </w:r>
+            <w:r>
+              <w:rPr>
+                <w:u w:val="single"/>
+              </w:rPr>
+              <w:t>integer</w:t>
+            </w:r>
+            <w:r>
+              <w:t xml:space="preserve"> X, (</w:t>
+            </w:r>
+            <w:r>
+              <w:rPr>
+                <w:u w:val="single"/>
+              </w:rPr>
+              <w:t>integer</w:t>
+            </w:r>
+            <w:r>
+              <w:t xml:space="preserve"> Y </w:t>
+            </w:r>
+            <w:r>
+              <w:rPr>
+                <w:u w:val="single"/>
+              </w:rPr>
+              <w:t>or</w:t>
+            </w:r>
+            <w:r>
+              <w:t xml:space="preserve"> </w:t>
+            </w:r>
+            <w:r>
+              <w:rPr>
+                <w:u w:val="single"/>
+              </w:rPr>
+              <w:t>real</w:t>
+            </w:r>
+            <w:r>
+              <w:t xml:space="preserve"> Z))</w:t>
+            </w:r>
+          </w:p>
+          <w:p>
+            <w:r>
+              <w:t>DEF F.......</w:t>
+            </w:r>
+          </w:p>
+          <w:p>
+            <w:r>
+              <w:t>START</w:t>
+            </w:r>
+          </w:p>
+          <w:p>
+            <w:r>
+              <w:t xml:space="preserve">    DEF X.....</w:t>
+            </w:r>
+          </w:p>
+          <w:p>
+            <w:r>
+              <w:t xml:space="preserve">    ALT</w:t>
+            </w:r>
+            <w:r>
+              <w:t>START</w:t>
+            </w:r>
+          </w:p>
+          <w:p>
+            <w:r>
+              <w:t xml:space="preserve">        DEF Y.....</w:t>
+            </w:r>
+          </w:p>
+          <w:p>
+            <w:r>
+              <w:t xml:space="preserve">    ALT</w:t>
+            </w:r>
+            <w:r>
+              <w:t>NEXT</w:t>
+            </w:r>
+          </w:p>
+          <w:p>
+            <w:r>
+              <w:t xml:space="preserve">        DEF Z.....</w:t>
+            </w:r>
+          </w:p>
+          <w:p>
+            <w:r>
+              <w:t xml:space="preserve">    AL</w:t>
+            </w:r>
+            <w:r>
+              <w:t>TEND</w:t>
+            </w:r>
+          </w:p>
+          <w:p>
+            <w:r>
+              <w:t>FINISH</w:t>
+            </w:r>
+          </w:p>
+        </w:tc>
+      </w:tr>
+    </w:tbl>
+    <w:p>
+      <w:pPr>
+        <w:spacing w:line="240" w:lineRule="auto"/>
+      </w:pPr>
+    </w:p>
+    <w:p>
+      <w:r>
+        <w:br w:type="page"/>
+      </w:r>
+    </w:p>
+    <w:tbl>
+      <w:tblPr>
+        <w:tblStyle w:val="TableGrid"/>
+        <w:tblW w:w="0" w:type="auto"/>
+        <w:tblLook w:val="04A0" w:firstRow="1" w:lastRow="0" w:firstColumn="1" w:lastColumn="0" w:noHBand="0" w:noVBand="1"/>
+      </w:tblPr>
+      <w:tblGrid>
+        <w:gridCol w:w="1271"/>
+        <w:gridCol w:w="2581"/>
+        <w:gridCol w:w="2239"/>
+        <w:gridCol w:w="2925"/>
+      </w:tblGrid>
+      <w:tr>
+        <w:tc>
+          <w:tcPr>
+            <w:tcW w:w="1271" w:type="dxa"/>
+          </w:tcPr>
+          <w:p>
+            <w:r>
+              <w:lastRenderedPageBreak/>
+              <w:t>Instruction:</w:t>
+            </w:r>
+          </w:p>
+        </w:tc>
+        <w:tc>
+          <w:tcPr>
+            <w:tcW w:w="2581" w:type="dxa"/>
+          </w:tcPr>
+          <w:p>
+            <w:pPr>
+              <w:rPr>
+                <w:b/>
+                <w:bCs/>
+              </w:rPr>
+            </w:pPr>
+            <w:bookmarkStart w:id="66" w:name="_Toc192709510"/>
+            <w:r>
+              <w:rPr>
+                <w:rStyle w:val="Heading3Char"/>
+                <w:bCs/>
+              </w:rPr>
+              <w:t>ALT</w:t>
+            </w:r>
+            <w:r>
+              <w:rPr>
+                <w:rStyle w:val="Heading3Char"/>
+                <w:bCs/>
+              </w:rPr>
+              <w:t>END</w:t>
+            </w:r>
+            <w:bookmarkEnd w:id="66"/>
+          </w:p>
+        </w:tc>
+        <w:tc>
+          <w:tcPr>
+            <w:tcW w:w="2239" w:type="dxa"/>
+          </w:tcPr>
+          <w:p>
+            <w:r>
+              <w:t>‘</w:t>
+            </w:r>
+            <w:r>
+              <w:t>h</w:t>
+            </w:r>
+            <w:r>
+              <w:t>’</w:t>
+            </w:r>
+          </w:p>
+        </w:tc>
+        <w:tc>
+          <w:tcPr>
+            <w:tcW w:w="2925" w:type="dxa"/>
+          </w:tcPr>
+          <w:p>
+            <w:r>
+              <w:t>Alternate</w:t>
+            </w:r>
+            <w:r>
+              <w:t>End</w:t>
+            </w:r>
+          </w:p>
+        </w:tc>
+      </w:tr>
+      <w:tr>
+        <w:tc>
+          <w:tcPr>
+            <w:tcW w:w="1271" w:type="dxa"/>
+          </w:tcPr>
+          <w:p>
+            <w:r>
+              <w:t>Effect:</w:t>
+            </w:r>
+          </w:p>
+        </w:tc>
+        <w:tc>
+          <w:tcPr>
+            <w:tcW w:w="7745" w:type="dxa"/>
+            <w:gridSpan w:val="3"/>
+          </w:tcPr>
+          <w:p>
+            <w:r>
+              <w:t>This instruction marks an alternative sequence of tag definitions.</w:t>
+            </w:r>
+          </w:p>
+        </w:tc>
+      </w:tr>
+      <w:tr>
+        <w:tc>
+          <w:tcPr>
+            <w:tcW w:w="1271" w:type="dxa"/>
+          </w:tcPr>
+          <w:p>
+            <w:r>
+              <w:t>Notes:</w:t>
+            </w:r>
+          </w:p>
+        </w:tc>
+        <w:tc>
+          <w:tcPr>
+            <w:tcW w:w="7745" w:type="dxa"/>
+            <w:gridSpan w:val="3"/>
+          </w:tcPr>
+          <w:p>
+            <w:r>
+              <w:t>The instructions ALT</w:t>
+            </w:r>
+            <w:r>
+              <w:t>START</w:t>
+            </w:r>
+            <w:r>
+              <w:t xml:space="preserve"> and AL</w:t>
+            </w:r>
+            <w:r>
+              <w:t>TEND</w:t>
+            </w:r>
+            <w:r>
+              <w:t xml:space="preserve"> are brackets and must be properly nested.</w:t>
+            </w:r>
+          </w:p>
+        </w:tc>
+      </w:tr>
+      <w:tr>
+        <w:tc>
+          <w:tcPr>
+            <w:tcW w:w="1271" w:type="dxa"/>
+          </w:tcPr>
+          <w:p>
+            <w:r>
+              <w:t>Error:</w:t>
+            </w:r>
+          </w:p>
+        </w:tc>
+        <w:tc>
+          <w:tcPr>
+            <w:tcW w:w="7745" w:type="dxa"/>
+            <w:gridSpan w:val="3"/>
+          </w:tcPr>
+          <w:p>
+            <w:pPr>
+              <w:pStyle w:val="ListParagraph"/>
+              <w:numPr>
+                <w:ilvl w:val="0"/>
+                <w:numId w:val="99"/>
+              </w:numPr>
+            </w:pPr>
+            <w:r>
+              <w:t>List flag is not set.</w:t>
+            </w:r>
+          </w:p>
+        </w:tc>
+      </w:tr>
+      <w:tr>
+        <w:tc>
+          <w:tcPr>
+            <w:tcW w:w="1271" w:type="dxa"/>
+          </w:tcPr>
+          <w:p>
+            <w:r>
+              <w:t>Example:</w:t>
+            </w:r>
+          </w:p>
+        </w:tc>
+        <w:tc>
+          <w:tcPr>
+            <w:tcW w:w="7745" w:type="dxa"/>
+            <w:gridSpan w:val="3"/>
+          </w:tcPr>
+          <w:p>
+            <w:r>
+              <w:rPr>
+                <w:u w:val="single"/>
+              </w:rPr>
+              <w:t>recordformat</w:t>
+            </w:r>
+            <w:r>
+              <w:t xml:space="preserve"> F(</w:t>
+            </w:r>
+            <w:r>
+              <w:rPr>
+                <w:u w:val="single"/>
+              </w:rPr>
+              <w:t>integer</w:t>
+            </w:r>
+            <w:r>
+              <w:t xml:space="preserve"> X, (</w:t>
+            </w:r>
+            <w:r>
+              <w:rPr>
+                <w:u w:val="single"/>
+              </w:rPr>
+              <w:t>integer</w:t>
+            </w:r>
+            <w:r>
+              <w:t xml:space="preserve"> Y </w:t>
+            </w:r>
+            <w:r>
+              <w:rPr>
+                <w:u w:val="single"/>
+              </w:rPr>
+              <w:t>or</w:t>
+            </w:r>
+            <w:r>
+              <w:t xml:space="preserve"> </w:t>
+            </w:r>
+            <w:r>
+              <w:rPr>
+                <w:u w:val="single"/>
+              </w:rPr>
+              <w:t>real</w:t>
+            </w:r>
+            <w:r>
+              <w:t xml:space="preserve"> Z))</w:t>
+            </w:r>
+          </w:p>
+          <w:p>
+            <w:r>
+              <w:t>DEF F.......</w:t>
+            </w:r>
+          </w:p>
+          <w:p>
+            <w:r>
+              <w:t>START</w:t>
+            </w:r>
+          </w:p>
+          <w:p>
+            <w:r>
+              <w:t xml:space="preserve">    DEF X.....</w:t>
+            </w:r>
+          </w:p>
+          <w:p>
+            <w:r>
+              <w:t xml:space="preserve">    ALT</w:t>
+            </w:r>
+            <w:r>
+              <w:t>START</w:t>
+            </w:r>
+          </w:p>
+          <w:p>
+            <w:r>
+              <w:t xml:space="preserve">        DEF Y.....</w:t>
+            </w:r>
+          </w:p>
+          <w:p>
+            <w:r>
+              <w:t xml:space="preserve">    ALT</w:t>
+            </w:r>
+            <w:r>
+              <w:t>NEXT</w:t>
+            </w:r>
+          </w:p>
+          <w:p>
+            <w:r>
+              <w:t xml:space="preserve">        DEF Z.....</w:t>
+            </w:r>
+          </w:p>
+          <w:p>
+            <w:r>
+              <w:t xml:space="preserve">    ALT</w:t>
+            </w:r>
+            <w:r>
+              <w:t>END</w:t>
             </w:r>
           </w:p>
           <w:p>
@@ -28516,11 +29286,11 @@
             <w:pPr>
               <w:pStyle w:val="Heading3"/>
             </w:pPr>
-            <w:bookmarkStart w:id="65" w:name="_Toc192668522"/>
+            <w:bookmarkStart w:id="67" w:name="_Toc192709511"/>
             <w:r>
               <w:t>BOUNDS</w:t>
             </w:r>
-            <w:bookmarkEnd w:id="65"/>
+            <w:bookmarkEnd w:id="67"/>
           </w:p>
         </w:tc>
         <w:tc>
@@ -28804,7 +29574,7 @@
             <w:tcW w:w="2693" w:type="dxa"/>
           </w:tcPr>
           <w:p>
-            <w:bookmarkStart w:id="66" w:name="_Toc192668523"/>
+            <w:bookmarkStart w:id="68" w:name="_Toc192709512"/>
             <w:r>
               <w:rPr>
                 <w:rStyle w:val="Heading3Char"/>
@@ -28812,7 +29582,7 @@
               </w:rPr>
               <w:t>DEF</w:t>
             </w:r>
-            <w:bookmarkEnd w:id="66"/>
+            <w:bookmarkEnd w:id="68"/>
             <w:r>
               <w:t xml:space="preserve"> &lt;tag&gt; [id] &lt;a&gt; &lt;b&gt; &lt;c&gt;</w:t>
             </w:r>
@@ -28842,23 +29612,7 @@
             </w:r>
             <w:proofErr w:type="spellEnd"/>
             <w:r>
-              <w:t xml:space="preserve">, </w:t>
-            </w:r>
-            <w:proofErr w:type="spellStart"/>
-            <w:r>
-              <w:t>TagC</w:t>
-            </w:r>
-            <w:proofErr w:type="spellEnd"/>
-            <w:r>
-              <w:t xml:space="preserve">, </w:t>
-            </w:r>
-            <w:proofErr w:type="spellStart"/>
-            <w:r>
-              <w:t>TagC</w:t>
-            </w:r>
-            <w:proofErr w:type="spellEnd"/>
-            <w:r>
-              <w:t>, Tag )</w:t>
+              <w:t>, TagC, TagC, Tag )</w:t>
             </w:r>
           </w:p>
         </w:tc>
@@ -28998,13 +29752,8 @@
           </w:p>
           <w:p>
             <w:r>
-              <w:t xml:space="preserve"> F = 4 : </w:t>
-            </w:r>
-            <w:proofErr w:type="spellStart"/>
-            <w:r>
-              <w:t>recordformat</w:t>
-            </w:r>
-            <w:proofErr w:type="spellEnd"/>
+              <w:t xml:space="preserve"> F = 4 : recordformat</w:t>
+            </w:r>
           </w:p>
           <w:p>
             <w:r>
@@ -29284,15 +30033,7 @@
           </w:p>
           <w:p>
             <w:r>
-              <w:t xml:space="preserve"> If T is RECORD &lt;b&gt; gives the tag of the corresponding </w:t>
-            </w:r>
-            <w:proofErr w:type="spellStart"/>
-            <w:r>
-              <w:t>recordformat</w:t>
-            </w:r>
-            <w:proofErr w:type="spellEnd"/>
-            <w:r>
-              <w:t>.</w:t>
+              <w:t xml:space="preserve"> If T is RECORD &lt;b&gt; gives the tag of the corresponding recordformat.</w:t>
             </w:r>
           </w:p>
           <w:p>
@@ -29463,15 +30204,7 @@
           <w:p/>
           <w:p>
             <w:r>
-              <w:t xml:space="preserve">The tag values used within a </w:t>
-            </w:r>
-            <w:proofErr w:type="spellStart"/>
-            <w:r>
-              <w:t>recordformat</w:t>
-            </w:r>
-            <w:proofErr w:type="spellEnd"/>
-            <w:r>
-              <w:t xml:space="preserve"> definition must all be zero; the fields of a record are selected by their position in the format, numbered starting from one.</w:t>
+              <w:t>The tag values used within a recordformat definition must all be zero; the fields of a record are selected by their position in the format, numbered starting from one.</w:t>
             </w:r>
           </w:p>
           <w:p/>
@@ -32006,7 +32739,7 @@
             <w:tcW w:w="2581" w:type="dxa"/>
           </w:tcPr>
           <w:p>
-            <w:bookmarkStart w:id="67" w:name="_Toc192668524"/>
+            <w:bookmarkStart w:id="69" w:name="_Toc192709513"/>
             <w:r>
               <w:rPr>
                 <w:rStyle w:val="Heading3Char"/>
@@ -32014,7 +32747,7 @@
               </w:rPr>
               <w:t>DIM</w:t>
             </w:r>
-            <w:bookmarkEnd w:id="67"/>
+            <w:bookmarkEnd w:id="69"/>
             <w:r>
               <w:t xml:space="preserve"> &lt;n&gt;&lt;d&gt;</w:t>
             </w:r>
@@ -32037,15 +32770,7 @@
           </w:tcPr>
           <w:p>
             <w:r>
-              <w:t xml:space="preserve">Dimension( </w:t>
-            </w:r>
-            <w:proofErr w:type="spellStart"/>
-            <w:r>
-              <w:t>TagC</w:t>
-            </w:r>
-            <w:proofErr w:type="spellEnd"/>
-            <w:r>
-              <w:t>, Tag )</w:t>
+              <w:t>Dimension( TagC, Tag )</w:t>
             </w:r>
           </w:p>
         </w:tc>
@@ -32176,14 +32901,12 @@
             <w:gridSpan w:val="2"/>
           </w:tcPr>
           <w:p>
-            <w:proofErr w:type="spellStart"/>
             <w:r>
               <w:rPr>
                 <w:u w:val="single"/>
               </w:rPr>
               <w:t>integerarray</w:t>
             </w:r>
-            <w:proofErr w:type="spellEnd"/>
             <w:r>
               <w:t xml:space="preserve"> A, B, C(1:2, Low:4)</w:t>
             </w:r>
@@ -32270,11 +32993,11 @@
             <w:pPr>
               <w:pStyle w:val="Heading3"/>
             </w:pPr>
-            <w:bookmarkStart w:id="68" w:name="_Toc192668525"/>
+            <w:bookmarkStart w:id="70" w:name="_Toc192709514"/>
             <w:r>
               <w:t>FINISH</w:t>
             </w:r>
-            <w:bookmarkEnd w:id="68"/>
+            <w:bookmarkEnd w:id="70"/>
           </w:p>
         </w:tc>
         <w:tc>
@@ -32317,15 +33040,7 @@
           </w:tcPr>
           <w:p>
             <w:r>
-              <w:t xml:space="preserve">This instruction marks the end of a list of tag definitions corresponding to either a parameter list or a </w:t>
-            </w:r>
-            <w:proofErr w:type="spellStart"/>
-            <w:r>
-              <w:t>recordformat</w:t>
-            </w:r>
-            <w:proofErr w:type="spellEnd"/>
-            <w:r>
-              <w:t xml:space="preserve"> definition. List flag is cleared</w:t>
+              <w:t>This instruction marks the end of a list of tag definitions corresponding to either a parameter list or a recordformat definition. List flag is cleared</w:t>
             </w:r>
             <w:r>
               <w:t>,</w:t>
@@ -32336,15 +33051,7 @@
           </w:p>
           <w:p>
             <w:r>
-              <w:t xml:space="preserve">If the tag list is associated with a procedure spec or a </w:t>
-            </w:r>
-            <w:proofErr w:type="spellStart"/>
-            <w:r>
-              <w:t>recordformat</w:t>
-            </w:r>
-            <w:proofErr w:type="spellEnd"/>
-            <w:r>
-              <w:t xml:space="preserve"> this instruction also marks the 'end' of the associated 'block'.</w:t>
+              <w:t>If the tag list is associated with a procedure spec or a recordformat this instruction also marks the 'end' of the associated 'block'.</w:t>
             </w:r>
           </w:p>
         </w:tc>
@@ -32409,7 +33116,13 @@
               </w:numPr>
             </w:pPr>
             <w:r>
-              <w:t>There has been an unmatched Alt-Start.</w:t>
+              <w:t xml:space="preserve">There has been an unmatched </w:t>
+            </w:r>
+            <w:r>
+              <w:t>START</w:t>
+            </w:r>
+            <w:r>
+              <w:t>.</w:t>
             </w:r>
           </w:p>
         </w:tc>
@@ -32512,14 +33225,12 @@
             <w:gridSpan w:val="2"/>
           </w:tcPr>
           <w:p>
-            <w:proofErr w:type="spellStart"/>
             <w:r>
               <w:rPr>
                 <w:u w:val="single"/>
               </w:rPr>
               <w:t>recordformat</w:t>
             </w:r>
-            <w:proofErr w:type="spellEnd"/>
             <w:r>
               <w:t xml:space="preserve"> F(</w:t>
             </w:r>
@@ -32581,7 +33292,10 @@
           </w:p>
           <w:p>
             <w:r>
-              <w:t>ALT-next</w:t>
+              <w:t>ALT</w:t>
+            </w:r>
+            <w:r>
+              <w:t>NEXT</w:t>
             </w:r>
           </w:p>
           <w:p>
@@ -32636,7 +33350,7 @@
             <w:tcW w:w="2581" w:type="dxa"/>
           </w:tcPr>
           <w:p>
-            <w:bookmarkStart w:id="69" w:name="_Toc192668526"/>
+            <w:bookmarkStart w:id="71" w:name="_Toc192709515"/>
             <w:r>
               <w:rPr>
                 <w:rStyle w:val="Heading3Char"/>
@@ -32644,7 +33358,7 @@
               </w:rPr>
               <w:t>INIT</w:t>
             </w:r>
-            <w:bookmarkEnd w:id="69"/>
+            <w:bookmarkEnd w:id="71"/>
             <w:r>
               <w:t xml:space="preserve"> &lt;n&gt;</w:t>
             </w:r>
@@ -32690,39 +33404,7 @@
           </w:tcPr>
           <w:p>
             <w:r>
-              <w:t xml:space="preserve">&lt;n&gt; copies of the </w:t>
-            </w:r>
-            <w:proofErr w:type="spellStart"/>
-            <w:r>
-              <w:t>init</w:t>
-            </w:r>
-            <w:proofErr w:type="spellEnd"/>
-            <w:r>
-              <w:t xml:space="preserve">-value are added to the list of values associated with the </w:t>
-            </w:r>
-            <w:proofErr w:type="spellStart"/>
-            <w:r>
-              <w:t>init</w:t>
-            </w:r>
-            <w:proofErr w:type="spellEnd"/>
-            <w:r>
-              <w:t xml:space="preserve">-variable. The </w:t>
-            </w:r>
-            <w:proofErr w:type="spellStart"/>
-            <w:r>
-              <w:t>init</w:t>
-            </w:r>
-            <w:proofErr w:type="spellEnd"/>
-            <w:r>
-              <w:t xml:space="preserve">-value is either the default value (unassigned) if the stack is empty, the value of TOS (possibly converted to real) if TOS is a constant, or the address of TOS if TOS is a variable. The </w:t>
-            </w:r>
-            <w:proofErr w:type="spellStart"/>
-            <w:r>
-              <w:t>init</w:t>
-            </w:r>
-            <w:proofErr w:type="spellEnd"/>
-            <w:r>
-              <w:t>-variable is the last static object to have been defined using Define.</w:t>
+              <w:t>&lt;n&gt; copies of the init-value are added to the list of values associated with the init-variable. The init-value is either the default value (unassigned) if the stack is empty, the value of TOS (possibly converted to real) if TOS is a constant, or the address of TOS if TOS is a variable. The init-variable is the last static object to have been defined using Define.</w:t>
             </w:r>
           </w:p>
         </w:tc>
@@ -32775,15 +33457,7 @@
               </w:numPr>
             </w:pPr>
             <w:r>
-              <w:t xml:space="preserve">TOS, if it exists, is not of the same type as the </w:t>
-            </w:r>
-            <w:proofErr w:type="spellStart"/>
-            <w:r>
-              <w:t>init</w:t>
-            </w:r>
-            <w:proofErr w:type="spellEnd"/>
-            <w:r>
-              <w:t>-variable.</w:t>
+              <w:t>TOS, if it exists, is not of the same type as the init-variable.</w:t>
             </w:r>
           </w:p>
         </w:tc>
@@ -32956,7 +33630,7 @@
                 <w:b/>
               </w:rPr>
             </w:pPr>
-            <w:bookmarkStart w:id="70" w:name="_Toc192668527"/>
+            <w:bookmarkStart w:id="72" w:name="_Toc192709516"/>
             <w:r>
               <w:rPr>
                 <w:rStyle w:val="Heading3Char"/>
@@ -32964,7 +33638,7 @@
               </w:rPr>
               <w:t>SETFORMAT</w:t>
             </w:r>
-            <w:bookmarkEnd w:id="70"/>
+            <w:bookmarkEnd w:id="72"/>
             <w:r>
               <w:t xml:space="preserve"> &lt;tag&gt;</w:t>
             </w:r>
@@ -33058,15 +33732,7 @@
               </w:numPr>
             </w:pPr>
             <w:r>
-              <w:t xml:space="preserve">&lt;tag&gt; is not a </w:t>
-            </w:r>
-            <w:proofErr w:type="spellStart"/>
-            <w:r>
-              <w:t>recordformat</w:t>
-            </w:r>
-            <w:proofErr w:type="spellEnd"/>
-            <w:r>
-              <w:t>.</w:t>
+              <w:t>&lt;tag&gt; is not a recordformat.</w:t>
             </w:r>
           </w:p>
           <w:p>
@@ -33152,11 +33818,11 @@
             <w:pPr>
               <w:pStyle w:val="Heading3"/>
             </w:pPr>
-            <w:bookmarkStart w:id="71" w:name="_Toc192668528"/>
+            <w:bookmarkStart w:id="73" w:name="_Toc192709517"/>
             <w:r>
               <w:t>START</w:t>
             </w:r>
-            <w:bookmarkEnd w:id="71"/>
+            <w:bookmarkEnd w:id="73"/>
           </w:p>
         </w:tc>
         <w:tc>
@@ -33175,11 +33841,9 @@
             <w:tcW w:w="2582" w:type="dxa"/>
           </w:tcPr>
           <w:p>
-            <w:proofErr w:type="spellStart"/>
             <w:r>
               <w:t>StartParams</w:t>
             </w:r>
-            <w:proofErr w:type="spellEnd"/>
           </w:p>
         </w:tc>
       </w:tr>
@@ -33224,15 +33888,7 @@
           </w:tcPr>
           <w:p>
             <w:r>
-              <w:t xml:space="preserve">This instruction must always follow the definition of a procedure or </w:t>
-            </w:r>
-            <w:proofErr w:type="spellStart"/>
-            <w:r>
-              <w:t>recordformat</w:t>
-            </w:r>
-            <w:proofErr w:type="spellEnd"/>
-            <w:r>
-              <w:t xml:space="preserve"> tag. There must be a matching 'Finish' before the end of the block.</w:t>
+              <w:t>This instruction must always follow the definition of a procedure or recordformat tag. There must be a matching 'Finish' before the end of the block.</w:t>
             </w:r>
           </w:p>
         </w:tc>
@@ -33274,15 +33930,7 @@
               </w:numPr>
             </w:pPr>
             <w:r>
-              <w:t xml:space="preserve">The last instruction was not a 'Define' which introduced a procedure or </w:t>
-            </w:r>
-            <w:proofErr w:type="spellStart"/>
-            <w:r>
-              <w:t>recordformat</w:t>
-            </w:r>
-            <w:proofErr w:type="spellEnd"/>
-            <w:r>
-              <w:t>.</w:t>
+              <w:t>The last instruction was not a 'Define' which introduced a procedure or recordformat.</w:t>
             </w:r>
           </w:p>
         </w:tc>
@@ -33379,12 +34027,12 @@
       <w:pPr>
         <w:pStyle w:val="Heading2"/>
       </w:pPr>
-      <w:bookmarkStart w:id="72" w:name="_Toc192668529"/>
+      <w:bookmarkStart w:id="74" w:name="_Toc192709518"/>
       <w:r>
         <w:lastRenderedPageBreak/>
         <w:t>Access Variables</w:t>
       </w:r>
-      <w:bookmarkEnd w:id="72"/>
+      <w:bookmarkEnd w:id="74"/>
     </w:p>
     <w:p>
       <w:r>
@@ -33426,11 +34074,11 @@
             <w:pPr>
               <w:pStyle w:val="Heading3"/>
             </w:pPr>
-            <w:bookmarkStart w:id="73" w:name="_Toc192668530"/>
+            <w:bookmarkStart w:id="75" w:name="_Toc192709519"/>
             <w:r>
               <w:t>ACCESS</w:t>
             </w:r>
-            <w:bookmarkEnd w:id="73"/>
+            <w:bookmarkEnd w:id="75"/>
           </w:p>
         </w:tc>
         <w:tc>
@@ -33636,11 +34284,11 @@
             <w:pPr>
               <w:pStyle w:val="Heading3"/>
             </w:pPr>
-            <w:bookmarkStart w:id="74" w:name="_Toc192668531"/>
+            <w:bookmarkStart w:id="76" w:name="_Toc192709520"/>
             <w:r>
               <w:t>INDEX</w:t>
             </w:r>
-            <w:bookmarkEnd w:id="74"/>
+            <w:bookmarkEnd w:id="76"/>
           </w:p>
         </w:tc>
         <w:tc>
@@ -33832,7 +34480,7 @@
                 <w:b/>
               </w:rPr>
             </w:pPr>
-            <w:bookmarkStart w:id="75" w:name="_Toc192668532"/>
+            <w:bookmarkStart w:id="77" w:name="_Toc192709521"/>
             <w:r>
               <w:rPr>
                 <w:rStyle w:val="Heading3Char"/>
@@ -33840,7 +34488,7 @@
               </w:rPr>
               <w:t>PUSH</w:t>
             </w:r>
-            <w:bookmarkEnd w:id="75"/>
+            <w:bookmarkEnd w:id="77"/>
             <w:r>
               <w:t xml:space="preserve"> &lt;tag&gt;</w:t>
             </w:r>
@@ -34017,7 +34665,7 @@
                 <w:b/>
               </w:rPr>
             </w:pPr>
-            <w:bookmarkStart w:id="76" w:name="_Toc192668533"/>
+            <w:bookmarkStart w:id="78" w:name="_Toc192709522"/>
             <w:r>
               <w:rPr>
                 <w:rStyle w:val="Heading3Char"/>
@@ -34025,7 +34673,7 @@
               </w:rPr>
               <w:t>PUSHI</w:t>
             </w:r>
-            <w:bookmarkEnd w:id="76"/>
+            <w:bookmarkEnd w:id="78"/>
             <w:r>
               <w:rPr>
                 <w:rStyle w:val="Heading3Char"/>
@@ -34054,23 +34702,7 @@
           </w:tcPr>
           <w:p>
             <w:r>
-              <w:t xml:space="preserve">Load </w:t>
-            </w:r>
-            <w:proofErr w:type="spellStart"/>
-            <w:r>
-              <w:t>Const</w:t>
-            </w:r>
-            <w:proofErr w:type="spellEnd"/>
-            <w:r>
-              <w:t xml:space="preserve">( </w:t>
-            </w:r>
-            <w:proofErr w:type="spellStart"/>
-            <w:r>
-              <w:t>ReadInteger</w:t>
-            </w:r>
-            <w:proofErr w:type="spellEnd"/>
-            <w:r>
-              <w:t xml:space="preserve"> )</w:t>
+              <w:t>Load Const( ReadInteger )</w:t>
             </w:r>
           </w:p>
         </w:tc>
@@ -34116,15 +34748,7 @@
           </w:tcPr>
           <w:p>
             <w:r>
-              <w:t xml:space="preserve">Load integer constant (calls Push </w:t>
-            </w:r>
-            <w:proofErr w:type="spellStart"/>
-            <w:r>
-              <w:t>Const</w:t>
-            </w:r>
-            <w:proofErr w:type="spellEnd"/>
-            <w:r>
-              <w:t>)</w:t>
+              <w:t>Load integer constant (calls Push Const)</w:t>
             </w:r>
           </w:p>
           <w:p>
@@ -34226,7 +34850,7 @@
                 <w:b/>
               </w:rPr>
             </w:pPr>
-            <w:bookmarkStart w:id="77" w:name="_Toc192668534"/>
+            <w:bookmarkStart w:id="79" w:name="_Toc192709523"/>
             <w:r>
               <w:rPr>
                 <w:rStyle w:val="Heading3Char"/>
@@ -34234,7 +34858,7 @@
               </w:rPr>
               <w:t>PUSHR</w:t>
             </w:r>
-            <w:bookmarkEnd w:id="77"/>
+            <w:bookmarkEnd w:id="79"/>
             <w:r>
               <w:t xml:space="preserve"> &lt;real&gt;</w:t>
             </w:r>
@@ -34257,15 +34881,7 @@
           </w:tcPr>
           <w:p>
             <w:r>
-              <w:t xml:space="preserve">Input Real Value( </w:t>
-            </w:r>
-            <w:proofErr w:type="spellStart"/>
-            <w:r>
-              <w:t>ReadReal</w:t>
-            </w:r>
-            <w:proofErr w:type="spellEnd"/>
-            <w:r>
-              <w:t xml:space="preserve"> )</w:t>
+              <w:t>Input Real Value( ReadReal )</w:t>
             </w:r>
           </w:p>
         </w:tc>
@@ -34425,7 +35041,7 @@
                 <w:b/>
               </w:rPr>
             </w:pPr>
-            <w:bookmarkStart w:id="78" w:name="_Toc192668535"/>
+            <w:bookmarkStart w:id="80" w:name="_Toc192709524"/>
             <w:r>
               <w:rPr>
                 <w:rStyle w:val="Heading3Char"/>
@@ -34433,7 +35049,7 @@
               </w:rPr>
               <w:t>PUSHS</w:t>
             </w:r>
-            <w:bookmarkEnd w:id="78"/>
+            <w:bookmarkEnd w:id="80"/>
             <w:r>
               <w:t xml:space="preserve"> &lt;string&gt;</w:t>
             </w:r>
@@ -34455,15 +35071,7 @@
           </w:tcPr>
           <w:p>
             <w:r>
-              <w:t xml:space="preserve">Input String Value( </w:t>
-            </w:r>
-            <w:proofErr w:type="spellStart"/>
-            <w:r>
-              <w:t>ReadString</w:t>
-            </w:r>
-            <w:proofErr w:type="spellEnd"/>
-            <w:r>
-              <w:t xml:space="preserve"> )</w:t>
+              <w:t>Input String Value( ReadString )</w:t>
             </w:r>
           </w:p>
         </w:tc>
@@ -34610,7 +35218,7 @@
             <w:tcW w:w="2581" w:type="dxa"/>
           </w:tcPr>
           <w:p>
-            <w:bookmarkStart w:id="79" w:name="_Toc192668536"/>
+            <w:bookmarkStart w:id="81" w:name="_Toc192709525"/>
             <w:r>
               <w:rPr>
                 <w:rStyle w:val="Heading3Char"/>
@@ -34618,7 +35226,7 @@
               </w:rPr>
               <w:t>RESOLVE</w:t>
             </w:r>
-            <w:bookmarkEnd w:id="79"/>
+            <w:bookmarkEnd w:id="81"/>
             <w:r>
               <w:t xml:space="preserve"> &lt;flag&gt;</w:t>
             </w:r>
@@ -34765,7 +35373,7 @@
                 <w:b/>
               </w:rPr>
             </w:pPr>
-            <w:bookmarkStart w:id="80" w:name="_Toc192668537"/>
+            <w:bookmarkStart w:id="82" w:name="_Toc192709526"/>
             <w:r>
               <w:rPr>
                 <w:rStyle w:val="Heading3Char"/>
@@ -34773,7 +35381,7 @@
               </w:rPr>
               <w:t>SELECT</w:t>
             </w:r>
-            <w:bookmarkEnd w:id="80"/>
+            <w:bookmarkEnd w:id="82"/>
             <w:r>
               <w:t xml:space="preserve"> &lt;n&gt;</w:t>
             </w:r>
@@ -34795,13 +35403,8 @@
             <w:tcW w:w="2582" w:type="dxa"/>
           </w:tcPr>
           <w:p>
-            <w:proofErr w:type="spellStart"/>
-            <w:r>
-              <w:t>SelectField</w:t>
-            </w:r>
-            <w:proofErr w:type="spellEnd"/>
-            <w:r>
-              <w:t>( Tag )</w:t>
+            <w:r>
+              <w:t>SelectField( Tag )</w:t>
             </w:r>
           </w:p>
         </w:tc>
@@ -34931,14 +35534,12 @@
             <w:gridSpan w:val="2"/>
           </w:tcPr>
           <w:p>
-            <w:proofErr w:type="spellStart"/>
             <w:r>
               <w:rPr>
                 <w:u w:val="single"/>
               </w:rPr>
               <w:t>recordformat</w:t>
             </w:r>
-            <w:proofErr w:type="spellEnd"/>
             <w:r>
               <w:t xml:space="preserve"> F(</w:t>
             </w:r>
@@ -35043,12 +35644,12 @@
       <w:pPr>
         <w:pStyle w:val="Heading2"/>
       </w:pPr>
-      <w:bookmarkStart w:id="81" w:name="_Toc192668538"/>
+      <w:bookmarkStart w:id="83" w:name="_Toc192709527"/>
       <w:r>
         <w:lastRenderedPageBreak/>
         <w:t>Compiler Directives</w:t>
       </w:r>
-      <w:bookmarkEnd w:id="81"/>
+      <w:bookmarkEnd w:id="83"/>
     </w:p>
     <w:p>
       <w:r>
@@ -35083,7 +35684,7 @@
             <w:tcW w:w="2581" w:type="dxa"/>
           </w:tcPr>
           <w:p>
-            <w:bookmarkStart w:id="82" w:name="_Toc192668539"/>
+            <w:bookmarkStart w:id="84" w:name="_Toc192709528"/>
             <w:r>
               <w:rPr>
                 <w:rStyle w:val="Heading3Char"/>
@@ -35091,7 +35692,7 @@
               </w:rPr>
               <w:t>CONTROL</w:t>
             </w:r>
-            <w:bookmarkEnd w:id="82"/>
+            <w:bookmarkEnd w:id="84"/>
             <w:r>
               <w:t xml:space="preserve"> &lt;n&gt;</w:t>
             </w:r>
@@ -35113,15 +35714,7 @@
           </w:tcPr>
           <w:p>
             <w:r>
-              <w:t xml:space="preserve">Set Control( </w:t>
-            </w:r>
-            <w:proofErr w:type="spellStart"/>
-            <w:r>
-              <w:t>ReadTag</w:t>
-            </w:r>
-            <w:proofErr w:type="spellEnd"/>
-            <w:r>
-              <w:t xml:space="preserve"> )</w:t>
+              <w:t>Set Control( ReadTag )</w:t>
             </w:r>
           </w:p>
         </w:tc>
@@ -35144,15 +35737,7 @@
           </w:tcPr>
           <w:p>
             <w:r>
-              <w:t xml:space="preserve">The value &lt;n&gt; is of the form p&lt;&lt;14+q. The value q is to be used by the </w:t>
-            </w:r>
-            <w:proofErr w:type="spellStart"/>
-            <w:r>
-              <w:t>p'th</w:t>
-            </w:r>
-            <w:proofErr w:type="spellEnd"/>
-            <w:r>
-              <w:t xml:space="preserve"> pass of the compiler in an implementation-specific manner.</w:t>
+              <w:t>The value &lt;n&gt; is of the form p&lt;&lt;14+q. The value q is to be used by the p'th pass of the compiler in an implementation-specific manner.</w:t>
             </w:r>
           </w:p>
         </w:tc>
@@ -35248,7 +35833,7 @@
             <w:tcW w:w="2581" w:type="dxa"/>
           </w:tcPr>
           <w:p>
-            <w:bookmarkStart w:id="83" w:name="_Toc192668540"/>
+            <w:bookmarkStart w:id="85" w:name="_Toc192709529"/>
             <w:r>
               <w:rPr>
                 <w:rStyle w:val="Heading3Char"/>
@@ -35256,7 +35841,7 @@
               </w:rPr>
               <w:t>DIAG</w:t>
             </w:r>
-            <w:bookmarkEnd w:id="83"/>
+            <w:bookmarkEnd w:id="85"/>
             <w:r>
               <w:t xml:space="preserve"> &lt;n&gt;</w:t>
             </w:r>
@@ -35278,15 +35863,7 @@
           </w:tcPr>
           <w:p>
             <w:r>
-              <w:t xml:space="preserve">Set Diagnose( </w:t>
-            </w:r>
-            <w:proofErr w:type="spellStart"/>
-            <w:r>
-              <w:t>ReadTag</w:t>
-            </w:r>
-            <w:proofErr w:type="spellEnd"/>
-            <w:r>
-              <w:t xml:space="preserve"> )</w:t>
+              <w:t>Set Diagnose( ReadTag )</w:t>
             </w:r>
           </w:p>
         </w:tc>
@@ -35309,15 +35886,7 @@
           </w:tcPr>
           <w:p>
             <w:r>
-              <w:t xml:space="preserve">The value &lt;n&gt; is of the form p&lt;&lt;14+q. The value q is to be used by the </w:t>
-            </w:r>
-            <w:proofErr w:type="spellStart"/>
-            <w:r>
-              <w:t>p'th</w:t>
-            </w:r>
-            <w:proofErr w:type="spellEnd"/>
-            <w:r>
-              <w:t xml:space="preserve"> pass of the compiler in an implementation-specific manner.</w:t>
+              <w:t>The value &lt;n&gt; is of the form p&lt;&lt;14+q. The value q is to be used by the p'th pass of the compiler in an implementation-specific manner.</w:t>
             </w:r>
           </w:p>
         </w:tc>
@@ -35416,11 +35985,11 @@
             <w:pPr>
               <w:pStyle w:val="Heading3"/>
             </w:pPr>
-            <w:bookmarkStart w:id="84" w:name="_Toc192668541"/>
+            <w:bookmarkStart w:id="86" w:name="_Toc192709530"/>
             <w:r>
               <w:t>EOF</w:t>
             </w:r>
-            <w:bookmarkEnd w:id="84"/>
+            <w:bookmarkEnd w:id="86"/>
           </w:p>
         </w:tc>
         <w:tc>
@@ -35563,7 +36132,7 @@
                 <w:b/>
               </w:rPr>
             </w:pPr>
-            <w:bookmarkStart w:id="85" w:name="_Toc192668542"/>
+            <w:bookmarkStart w:id="87" w:name="_Toc192709531"/>
             <w:r>
               <w:rPr>
                 <w:rStyle w:val="Heading3Char"/>
@@ -35571,7 +36140,7 @@
               </w:rPr>
               <w:t>LANG</w:t>
             </w:r>
-            <w:bookmarkEnd w:id="85"/>
+            <w:bookmarkEnd w:id="87"/>
             <w:r>
               <w:rPr>
                 <w:b/>
@@ -35733,7 +36302,7 @@
                 <w:b/>
               </w:rPr>
             </w:pPr>
-            <w:bookmarkStart w:id="86" w:name="_Toc192668543"/>
+            <w:bookmarkStart w:id="88" w:name="_Toc192709532"/>
             <w:r>
               <w:rPr>
                 <w:rStyle w:val="Heading3Char"/>
@@ -35741,7 +36310,7 @@
               </w:rPr>
               <w:t>LINE</w:t>
             </w:r>
-            <w:bookmarkEnd w:id="86"/>
+            <w:bookmarkEnd w:id="88"/>
             <w:r>
               <w:t xml:space="preserve"> &lt;n&gt;</w:t>
             </w:r>
@@ -35938,11 +36507,11 @@
             <w:pPr>
               <w:pStyle w:val="Heading3"/>
             </w:pPr>
-            <w:bookmarkStart w:id="87" w:name="_Toc192668544"/>
+            <w:bookmarkStart w:id="89" w:name="_Toc192709533"/>
             <w:r>
               <w:t>MONITOR</w:t>
             </w:r>
-            <w:bookmarkEnd w:id="87"/>
+            <w:bookmarkEnd w:id="89"/>
           </w:p>
         </w:tc>
         <w:tc>
@@ -36063,12 +36632,12 @@
       <w:pPr>
         <w:pStyle w:val="Heading2"/>
       </w:pPr>
-      <w:bookmarkStart w:id="88" w:name="_Toc192668545"/>
+      <w:bookmarkStart w:id="90" w:name="_Toc192709534"/>
       <w:r>
         <w:lastRenderedPageBreak/>
         <w:t>Block Structure/Call</w:t>
       </w:r>
-      <w:bookmarkEnd w:id="88"/>
+      <w:bookmarkEnd w:id="90"/>
     </w:p>
     <w:p>
       <w:r>
@@ -36107,11 +36676,11 @@
             <w:pPr>
               <w:pStyle w:val="Heading3"/>
             </w:pPr>
-            <w:bookmarkStart w:id="89" w:name="_Toc192668546"/>
+            <w:bookmarkStart w:id="91" w:name="_Toc192709535"/>
             <w:r>
               <w:t>BEGIN</w:t>
             </w:r>
-            <w:bookmarkEnd w:id="89"/>
+            <w:bookmarkEnd w:id="91"/>
           </w:p>
         </w:tc>
         <w:tc>
@@ -36320,11 +36889,11 @@
             <w:pPr>
               <w:pStyle w:val="Heading3"/>
             </w:pPr>
-            <w:bookmarkStart w:id="90" w:name="_Toc192668547"/>
+            <w:bookmarkStart w:id="92" w:name="_Toc192709536"/>
             <w:r>
               <w:t>CALL</w:t>
             </w:r>
-            <w:bookmarkEnd w:id="90"/>
+            <w:bookmarkEnd w:id="92"/>
           </w:p>
         </w:tc>
         <w:tc>
@@ -36543,11 +37112,11 @@
             <w:pPr>
               <w:pStyle w:val="Heading3"/>
             </w:pPr>
-            <w:bookmarkStart w:id="91" w:name="_Toc192668548"/>
+            <w:bookmarkStart w:id="93" w:name="_Toc192709537"/>
             <w:r>
               <w:t>END</w:t>
             </w:r>
-            <w:bookmarkEnd w:id="91"/>
+            <w:bookmarkEnd w:id="93"/>
           </w:p>
         </w:tc>
         <w:tc>
@@ -36691,7 +37260,7 @@
         <w:pStyle w:val="Heading1"/>
         <w:jc w:val="left"/>
       </w:pPr>
-      <w:bookmarkStart w:id="92" w:name="_Toc192668549"/>
+      <w:bookmarkStart w:id="94" w:name="_Toc192709538"/>
       <w:r>
         <w:lastRenderedPageBreak/>
         <w:t xml:space="preserve">Unused ICODE </w:t>
@@ -36699,7 +37268,7 @@
       <w:r>
         <w:t>Instructions</w:t>
       </w:r>
-      <w:bookmarkEnd w:id="92"/>
+      <w:bookmarkEnd w:id="94"/>
     </w:p>
     <w:p>
       <w:r>
@@ -36784,11 +37353,11 @@
             <w:pPr>
               <w:pStyle w:val="Heading3"/>
             </w:pPr>
-            <w:bookmarkStart w:id="93" w:name="_Toc192668550"/>
+            <w:bookmarkStart w:id="95" w:name="_Toc192709539"/>
             <w:r>
               <w:t>Absolute</w:t>
             </w:r>
-            <w:bookmarkEnd w:id="93"/>
+            <w:bookmarkEnd w:id="95"/>
           </w:p>
         </w:tc>
         <w:tc>
@@ -36970,11 +37539,11 @@
             <w:pPr>
               <w:pStyle w:val="Heading3"/>
             </w:pPr>
-            <w:bookmarkStart w:id="94" w:name="_Toc192668551"/>
+            <w:bookmarkStart w:id="96" w:name="_Toc192709540"/>
             <w:r>
               <w:t>Address</w:t>
             </w:r>
-            <w:bookmarkEnd w:id="94"/>
+            <w:bookmarkEnd w:id="96"/>
           </w:p>
         </w:tc>
         <w:tc>
@@ -37095,15 +37664,7 @@
           </w:tcPr>
           <w:p>
             <w:r>
-              <w:t xml:space="preserve">P = </w:t>
-            </w:r>
-            <w:proofErr w:type="spellStart"/>
-            <w:r>
-              <w:t>Addr</w:t>
-            </w:r>
-            <w:proofErr w:type="spellEnd"/>
-            <w:r>
-              <w:t>(Q)</w:t>
+              <w:t>P = Addr(Q)</w:t>
             </w:r>
           </w:p>
         </w:tc>
@@ -37168,11 +37729,11 @@
             <w:pPr>
               <w:pStyle w:val="Heading3"/>
             </w:pPr>
-            <w:bookmarkStart w:id="95" w:name="_Toc192668552"/>
+            <w:bookmarkStart w:id="97" w:name="_Toc192709541"/>
             <w:r>
               <w:t>Adjust</w:t>
             </w:r>
-            <w:bookmarkEnd w:id="95"/>
+            <w:bookmarkEnd w:id="97"/>
           </w:p>
         </w:tc>
         <w:tc>
@@ -37206,15 +37767,7 @@
           </w:tcPr>
           <w:p>
             <w:r>
-              <w:t xml:space="preserve">The address of SOS is adjusted forwards or backwards by TOS items of the same size as SOS. This may be thought of as an array accessing instruction where SOS defines the </w:t>
-            </w:r>
-            <w:proofErr w:type="spellStart"/>
-            <w:r>
-              <w:t>zero'th</w:t>
-            </w:r>
-            <w:proofErr w:type="spellEnd"/>
-            <w:r>
-              <w:t xml:space="preserve"> element.</w:t>
+              <w:t>The address of SOS is adjusted forwards or backwards by TOS items of the same size as SOS. This may be thought of as an array accessing instruction where SOS defines the zero'th element.</w:t>
             </w:r>
           </w:p>
         </w:tc>
@@ -37372,14 +37925,14 @@
             <w:gridSpan w:val="2"/>
           </w:tcPr>
           <w:p>
-            <w:bookmarkStart w:id="96" w:name="_Toc192668553"/>
+            <w:bookmarkStart w:id="98" w:name="_Toc192709542"/>
             <w:r>
               <w:rPr>
                 <w:rStyle w:val="Heading3Char"/>
               </w:rPr>
               <w:t>Byte</w:t>
             </w:r>
-            <w:bookmarkEnd w:id="96"/>
+            <w:bookmarkEnd w:id="98"/>
             <w:r>
               <w:t xml:space="preserve"> &lt;b&gt;</w:t>
             </w:r>
@@ -37522,11 +38075,11 @@
             <w:pPr>
               <w:pStyle w:val="Heading3"/>
             </w:pPr>
-            <w:bookmarkStart w:id="97" w:name="_Toc192668554"/>
+            <w:bookmarkStart w:id="99" w:name="_Toc192709543"/>
             <w:r>
               <w:t>Compare-Repeated-Values</w:t>
             </w:r>
-            <w:bookmarkEnd w:id="97"/>
+            <w:bookmarkEnd w:id="99"/>
           </w:p>
         </w:tc>
         <w:tc>
@@ -37749,11 +38302,11 @@
             <w:pPr>
               <w:pStyle w:val="Heading3"/>
             </w:pPr>
-            <w:bookmarkStart w:id="98" w:name="_Toc192668555"/>
+            <w:bookmarkStart w:id="100" w:name="_Toc192709544"/>
             <w:r>
               <w:t>Compare-Unsigned-Values</w:t>
             </w:r>
-            <w:bookmarkEnd w:id="98"/>
+            <w:bookmarkEnd w:id="100"/>
           </w:p>
         </w:tc>
         <w:tc>
@@ -37970,11 +38523,11 @@
             <w:pPr>
               <w:pStyle w:val="Heading3"/>
             </w:pPr>
-            <w:bookmarkStart w:id="99" w:name="_Toc192668556"/>
+            <w:bookmarkStart w:id="101" w:name="_Toc192709545"/>
             <w:r>
               <w:t>Complement</w:t>
             </w:r>
-            <w:bookmarkEnd w:id="99"/>
+            <w:bookmarkEnd w:id="101"/>
           </w:p>
         </w:tc>
         <w:tc>
@@ -38143,14 +38696,14 @@
             <w:gridSpan w:val="2"/>
           </w:tcPr>
           <w:p>
-            <w:bookmarkStart w:id="100" w:name="_Toc192668557"/>
+            <w:bookmarkStart w:id="102" w:name="_Toc192709546"/>
             <w:r>
               <w:rPr>
                 <w:rStyle w:val="Heading3Char"/>
               </w:rPr>
               <w:t>Define-Range</w:t>
             </w:r>
-            <w:bookmarkEnd w:id="100"/>
+            <w:bookmarkEnd w:id="102"/>
             <w:r>
               <w:t xml:space="preserve"> &lt;tag&gt;</w:t>
             </w:r>
@@ -38343,11 +38896,11 @@
             <w:pPr>
               <w:pStyle w:val="Heading3"/>
             </w:pPr>
-            <w:bookmarkStart w:id="101" w:name="_Toc192668558"/>
+            <w:bookmarkStart w:id="103" w:name="_Toc192709547"/>
             <w:r>
               <w:t>Duplicate</w:t>
             </w:r>
-            <w:bookmarkEnd w:id="101"/>
+            <w:bookmarkEnd w:id="103"/>
           </w:p>
         </w:tc>
         <w:tc>
@@ -38529,11 +39082,11 @@
             <w:pPr>
               <w:pStyle w:val="Heading3"/>
             </w:pPr>
-            <w:bookmarkStart w:id="102" w:name="_Toc192668559"/>
+            <w:bookmarkStart w:id="104" w:name="_Toc192709548"/>
             <w:r>
               <w:t>Eval</w:t>
             </w:r>
-            <w:bookmarkEnd w:id="102"/>
+            <w:bookmarkEnd w:id="104"/>
           </w:p>
         </w:tc>
         <w:tc>
@@ -38712,16 +39265,11 @@
             <w:pPr>
               <w:pStyle w:val="Heading3"/>
             </w:pPr>
-            <w:bookmarkStart w:id="103" w:name="_Toc192668560"/>
-            <w:r>
-              <w:t>Eval-</w:t>
-            </w:r>
-            <w:proofErr w:type="spellStart"/>
-            <w:r>
-              <w:t>Addr</w:t>
-            </w:r>
-            <w:bookmarkEnd w:id="103"/>
-            <w:proofErr w:type="spellEnd"/>
+            <w:bookmarkStart w:id="105" w:name="_Toc192709549"/>
+            <w:r>
+              <w:t>Eval-Addr</w:t>
+            </w:r>
+            <w:bookmarkEnd w:id="105"/>
           </w:p>
         </w:tc>
         <w:tc>
@@ -38853,15 +39401,7 @@
           </w:tcPr>
           <w:p>
             <w:r>
-              <w:t>Stack p; Eval-</w:t>
-            </w:r>
-            <w:proofErr w:type="spellStart"/>
-            <w:r>
-              <w:t>Addr</w:t>
-            </w:r>
-            <w:proofErr w:type="spellEnd"/>
-            <w:r>
-              <w:t>; Stack p; Duplicate</w:t>
+              <w:t>Stack p; Eval-Addr; Stack p; Duplicate</w:t>
             </w:r>
           </w:p>
           <w:p>
@@ -38913,11 +39453,11 @@
             <w:pPr>
               <w:pStyle w:val="Heading3"/>
             </w:pPr>
-            <w:bookmarkStart w:id="104" w:name="_Toc192668561"/>
+            <w:bookmarkStart w:id="106" w:name="_Toc192709550"/>
             <w:r>
               <w:t>Float</w:t>
             </w:r>
-            <w:bookmarkEnd w:id="104"/>
+            <w:bookmarkEnd w:id="106"/>
           </w:p>
         </w:tc>
         <w:tc>
@@ -39074,14 +39614,14 @@
             <w:tcW w:w="2581" w:type="dxa"/>
           </w:tcPr>
           <w:p>
-            <w:bookmarkStart w:id="105" w:name="_Toc192668562"/>
+            <w:bookmarkStart w:id="107" w:name="_Toc192709551"/>
             <w:r>
               <w:rPr>
                 <w:rStyle w:val="Heading3Char"/>
               </w:rPr>
               <w:t>Include</w:t>
             </w:r>
-            <w:bookmarkEnd w:id="105"/>
+            <w:bookmarkEnd w:id="107"/>
             <w:r>
               <w:t xml:space="preserve"> &lt;string&gt;</w:t>
             </w:r>
@@ -39219,14 +39759,14 @@
             <w:tcW w:w="2581" w:type="dxa"/>
           </w:tcPr>
           <w:p>
-            <w:bookmarkStart w:id="106" w:name="_Toc192668563"/>
+            <w:bookmarkStart w:id="108" w:name="_Toc192709552"/>
             <w:r>
               <w:rPr>
                 <w:rStyle w:val="Heading3Char"/>
               </w:rPr>
               <w:t>Init-Type</w:t>
             </w:r>
-            <w:bookmarkEnd w:id="106"/>
+            <w:bookmarkEnd w:id="108"/>
             <w:r>
               <w:t xml:space="preserve"> &lt;n&gt;</w:t>
             </w:r>
@@ -39263,15 +39803,7 @@
           </w:tcPr>
           <w:p>
             <w:r>
-              <w:t xml:space="preserve">The type of the </w:t>
-            </w:r>
-            <w:proofErr w:type="spellStart"/>
-            <w:r>
-              <w:t>init</w:t>
-            </w:r>
-            <w:proofErr w:type="spellEnd"/>
-            <w:r>
-              <w:t xml:space="preserve">-variable (see Init) </w:t>
+              <w:t xml:space="preserve">The type of the init-variable (see Init) </w:t>
             </w:r>
             <w:r>
               <w:t>is</w:t>
@@ -39389,11 +39921,11 @@
             <w:pPr>
               <w:pStyle w:val="Heading3"/>
             </w:pPr>
-            <w:bookmarkStart w:id="107" w:name="_Toc192668564"/>
+            <w:bookmarkStart w:id="109" w:name="_Toc192709553"/>
             <w:r>
               <w:t>Int</w:t>
             </w:r>
-            <w:bookmarkEnd w:id="107"/>
+            <w:bookmarkEnd w:id="109"/>
           </w:p>
         </w:tc>
         <w:tc>
@@ -39578,13 +40110,11 @@
             <w:pPr>
               <w:pStyle w:val="Heading3"/>
             </w:pPr>
-            <w:bookmarkStart w:id="108" w:name="_Toc192668565"/>
-            <w:proofErr w:type="spellStart"/>
+            <w:bookmarkStart w:id="110" w:name="_Toc192709554"/>
             <w:r>
               <w:t>Intpt</w:t>
             </w:r>
-            <w:bookmarkEnd w:id="108"/>
-            <w:proofErr w:type="spellEnd"/>
+            <w:bookmarkEnd w:id="110"/>
           </w:p>
         </w:tc>
         <w:tc>
@@ -39619,15 +40149,7 @@
           </w:tcPr>
           <w:p>
             <w:r>
-              <w:t xml:space="preserve">TOS is replaced by </w:t>
-            </w:r>
-            <w:proofErr w:type="spellStart"/>
-            <w:r>
-              <w:t>Intpt</w:t>
-            </w:r>
-            <w:proofErr w:type="spellEnd"/>
-            <w:r>
-              <w:t>(TOS), that is, the integer part of TOS. The type of the new TOS is integer.</w:t>
+              <w:t>TOS is replaced by Intpt(TOS), that is, the integer part of TOS. The type of the new TOS is integer.</w:t>
             </w:r>
           </w:p>
         </w:tc>
@@ -39715,15 +40237,7 @@
           </w:tcPr>
           <w:p>
             <w:r>
-              <w:t xml:space="preserve">I = </w:t>
-            </w:r>
-            <w:proofErr w:type="spellStart"/>
-            <w:r>
-              <w:t>Intpt</w:t>
-            </w:r>
-            <w:proofErr w:type="spellEnd"/>
-            <w:r>
-              <w:t>(R-S)</w:t>
+              <w:t>I = Intpt(R-S)</w:t>
             </w:r>
           </w:p>
         </w:tc>
@@ -39738,11 +40252,9 @@
             </w:r>
           </w:p>
           <w:p>
-            <w:proofErr w:type="spellStart"/>
             <w:r>
               <w:t>Intpt</w:t>
             </w:r>
-            <w:proofErr w:type="spellEnd"/>
           </w:p>
           <w:p>
             <w:r>
@@ -39788,11 +40300,11 @@
             <w:pPr>
               <w:pStyle w:val="Heading3"/>
             </w:pPr>
-            <w:bookmarkStart w:id="109" w:name="_Toc192668566"/>
+            <w:bookmarkStart w:id="111" w:name="_Toc192709555"/>
             <w:r>
               <w:t>Localise</w:t>
             </w:r>
-            <w:bookmarkEnd w:id="109"/>
+            <w:bookmarkEnd w:id="111"/>
           </w:p>
         </w:tc>
         <w:tc>
@@ -39969,11 +40481,11 @@
             <w:pPr>
               <w:pStyle w:val="Heading3"/>
             </w:pPr>
-            <w:bookmarkStart w:id="110" w:name="_Toc192668567"/>
+            <w:bookmarkStart w:id="112" w:name="_Toc192709556"/>
             <w:r>
               <w:t>Null-Set</w:t>
             </w:r>
-            <w:bookmarkEnd w:id="110"/>
+            <w:bookmarkEnd w:id="112"/>
           </w:p>
         </w:tc>
         <w:tc>
@@ -40066,13 +40578,8 @@
             <w:tcW w:w="2552" w:type="dxa"/>
           </w:tcPr>
           <w:p>
-            <w:proofErr w:type="spellStart"/>
-            <w:r>
-              <w:t>SetA</w:t>
-            </w:r>
-            <w:proofErr w:type="spellEnd"/>
-            <w:r>
-              <w:t xml:space="preserve"> := [];</w:t>
+            <w:r>
+              <w:t>SetA := [];</w:t>
             </w:r>
           </w:p>
         </w:tc>
@@ -40083,15 +40590,7 @@
           </w:tcPr>
           <w:p>
             <w:r>
-              <w:t xml:space="preserve">Stack </w:t>
-            </w:r>
-            <w:proofErr w:type="spellStart"/>
-            <w:r>
-              <w:t>SetA</w:t>
-            </w:r>
-            <w:proofErr w:type="spellEnd"/>
-            <w:r>
-              <w:t>; Null-Set; Assign-Value</w:t>
+              <w:t>Stack SetA; Null-Set; Assign-Value</w:t>
             </w:r>
           </w:p>
         </w:tc>
@@ -40135,11 +40634,11 @@
             <w:pPr>
               <w:pStyle w:val="Heading3"/>
             </w:pPr>
-            <w:bookmarkStart w:id="111" w:name="_Toc192668568"/>
+            <w:bookmarkStart w:id="113" w:name="_Toc192709557"/>
             <w:r>
               <w:t>Pop</w:t>
             </w:r>
-            <w:bookmarkEnd w:id="111"/>
+            <w:bookmarkEnd w:id="113"/>
           </w:p>
         </w:tc>
         <w:tc>
@@ -40316,14 +40815,14 @@
                 <w:b/>
               </w:rPr>
             </w:pPr>
-            <w:bookmarkStart w:id="112" w:name="_Toc192668569"/>
+            <w:bookmarkStart w:id="114" w:name="_Toc192709558"/>
             <w:r>
               <w:rPr>
                 <w:rStyle w:val="Heading3Char"/>
               </w:rPr>
               <w:t>Reference</w:t>
             </w:r>
-            <w:bookmarkEnd w:id="112"/>
+            <w:bookmarkEnd w:id="114"/>
             <w:r>
               <w:t xml:space="preserve"> &lt;n&gt;</w:t>
             </w:r>
@@ -40535,11 +41034,11 @@
             <w:pPr>
               <w:pStyle w:val="Heading3"/>
             </w:pPr>
-            <w:bookmarkStart w:id="113" w:name="_Toc192668570"/>
+            <w:bookmarkStart w:id="115" w:name="_Toc192709559"/>
             <w:r>
               <w:t>Remainder</w:t>
             </w:r>
-            <w:bookmarkEnd w:id="113"/>
+            <w:bookmarkEnd w:id="115"/>
           </w:p>
         </w:tc>
         <w:tc>
@@ -40728,11 +41227,11 @@
             <w:pPr>
               <w:pStyle w:val="Heading3"/>
             </w:pPr>
-            <w:bookmarkStart w:id="114" w:name="_Toc192668571"/>
+            <w:bookmarkStart w:id="116" w:name="_Toc192709560"/>
             <w:r>
               <w:t>Round</w:t>
             </w:r>
-            <w:bookmarkEnd w:id="114"/>
+            <w:bookmarkEnd w:id="116"/>
           </w:p>
         </w:tc>
         <w:tc>
@@ -40922,11 +41421,11 @@
             <w:pPr>
               <w:pStyle w:val="Heading3"/>
             </w:pPr>
-            <w:bookmarkStart w:id="115" w:name="_Toc192668572"/>
+            <w:bookmarkStart w:id="117" w:name="_Toc192709561"/>
             <w:r>
               <w:t>Size-Of</w:t>
             </w:r>
-            <w:bookmarkEnd w:id="115"/>
+            <w:bookmarkEnd w:id="117"/>
           </w:p>
         </w:tc>
         <w:tc>
@@ -41043,15 +41542,7 @@
           </w:tcPr>
           <w:p>
             <w:r>
-              <w:t xml:space="preserve">P = </w:t>
-            </w:r>
-            <w:proofErr w:type="spellStart"/>
-            <w:r>
-              <w:t>Sizeof</w:t>
-            </w:r>
-            <w:proofErr w:type="spellEnd"/>
-            <w:r>
-              <w:t>(R)</w:t>
+              <w:t>P = Sizeof(R)</w:t>
             </w:r>
           </w:p>
         </w:tc>
@@ -41108,14 +41599,14 @@
                 <w:b/>
               </w:rPr>
             </w:pPr>
-            <w:bookmarkStart w:id="116" w:name="_Toc192668573"/>
+            <w:bookmarkStart w:id="118" w:name="_Toc192709562"/>
             <w:r>
               <w:rPr>
                 <w:rStyle w:val="Heading3Char"/>
               </w:rPr>
               <w:t>Stack-Condition</w:t>
             </w:r>
-            <w:bookmarkEnd w:id="116"/>
+            <w:bookmarkEnd w:id="118"/>
             <w:r>
               <w:t xml:space="preserve"> &lt;b&gt;</w:t>
             </w:r>
@@ -41380,11 +41871,11 @@
             <w:pPr>
               <w:pStyle w:val="Heading3"/>
             </w:pPr>
-            <w:bookmarkStart w:id="117" w:name="_Toc192668574"/>
+            <w:bookmarkStart w:id="119" w:name="_Toc192709563"/>
             <w:r>
               <w:t>Stack-In</w:t>
             </w:r>
-            <w:bookmarkEnd w:id="117"/>
+            <w:bookmarkEnd w:id="119"/>
           </w:p>
         </w:tc>
         <w:tc>
@@ -41580,14 +42071,14 @@
                 <w:b/>
               </w:rPr>
             </w:pPr>
-            <w:bookmarkStart w:id="118" w:name="_Toc192668575"/>
+            <w:bookmarkStart w:id="120" w:name="_Toc192709564"/>
             <w:r>
               <w:rPr>
                 <w:rStyle w:val="Heading3Char"/>
               </w:rPr>
               <w:t>Stack-Unsigned-Condition</w:t>
             </w:r>
-            <w:bookmarkEnd w:id="118"/>
+            <w:bookmarkEnd w:id="120"/>
             <w:r>
               <w:t xml:space="preserve"> &lt;b&gt;</w:t>
             </w:r>
@@ -41809,11 +42300,11 @@
             <w:pPr>
               <w:pStyle w:val="Heading3"/>
             </w:pPr>
-            <w:bookmarkStart w:id="119" w:name="_Toc192668576"/>
+            <w:bookmarkStart w:id="121" w:name="_Toc192709565"/>
             <w:r>
               <w:t>Swop</w:t>
             </w:r>
-            <w:bookmarkEnd w:id="119"/>
+            <w:bookmarkEnd w:id="121"/>
           </w:p>
         </w:tc>
         <w:tc>
@@ -41973,11 +42464,11 @@
             <w:pPr>
               <w:pStyle w:val="Heading3"/>
             </w:pPr>
-            <w:bookmarkStart w:id="120" w:name="_Toc192668577"/>
+            <w:bookmarkStart w:id="122" w:name="_Toc192709566"/>
             <w:r>
               <w:t>Test-Boolean</w:t>
             </w:r>
-            <w:bookmarkEnd w:id="120"/>
+            <w:bookmarkEnd w:id="122"/>
           </w:p>
         </w:tc>
         <w:tc>
@@ -42094,15 +42585,7 @@
           </w:tcPr>
           <w:p>
             <w:r>
-              <w:t xml:space="preserve">If B Then </w:t>
-            </w:r>
-            <w:proofErr w:type="spellStart"/>
-            <w:r>
-              <w:t>DoItNow</w:t>
-            </w:r>
-            <w:proofErr w:type="spellEnd"/>
-            <w:r>
-              <w:t>;</w:t>
+              <w:t>If B Then DoItNow;</w:t>
             </w:r>
           </w:p>
         </w:tc>
@@ -42118,15 +42601,7 @@
           </w:p>
           <w:p>
             <w:r>
-              <w:t xml:space="preserve">Stack </w:t>
-            </w:r>
-            <w:proofErr w:type="spellStart"/>
-            <w:r>
-              <w:t>DoItNow</w:t>
-            </w:r>
-            <w:proofErr w:type="spellEnd"/>
-            <w:r>
-              <w:t>; Call</w:t>
+              <w:t>Stack DoItNow; Call</w:t>
             </w:r>
           </w:p>
           <w:p>
@@ -42215,11 +42690,11 @@
             <w:pPr>
               <w:pStyle w:val="Heading3"/>
             </w:pPr>
-            <w:bookmarkStart w:id="121" w:name="_Toc192668578"/>
+            <w:bookmarkStart w:id="123" w:name="_Toc192709567"/>
             <w:r>
               <w:t>Test-In</w:t>
             </w:r>
-            <w:bookmarkEnd w:id="121"/>
+            <w:bookmarkEnd w:id="123"/>
           </w:p>
         </w:tc>
         <w:tc>
@@ -42365,13 +42840,8 @@
             </w:r>
           </w:p>
           <w:p>
-            <w:proofErr w:type="spellStart"/>
-            <w:r>
-              <w:t>Bt</w:t>
-            </w:r>
-            <w:proofErr w:type="spellEnd"/>
-            <w:r>
-              <w:t xml:space="preserve"> 31</w:t>
+            <w:r>
+              <w:t>Bt 31</w:t>
             </w:r>
           </w:p>
           <w:p>
@@ -42424,11 +42894,11 @@
             <w:pPr>
               <w:pStyle w:val="Heading3"/>
             </w:pPr>
-            <w:bookmarkStart w:id="122" w:name="_Toc192668579"/>
+            <w:bookmarkStart w:id="124" w:name="_Toc192709568"/>
             <w:r>
               <w:t>Test-Nil</w:t>
             </w:r>
-            <w:bookmarkEnd w:id="122"/>
+            <w:bookmarkEnd w:id="124"/>
           </w:p>
         </w:tc>
         <w:tc>
@@ -42617,14 +43087,14 @@
                 <w:b/>
               </w:rPr>
             </w:pPr>
-            <w:bookmarkStart w:id="123" w:name="_Toc192668580"/>
+            <w:bookmarkStart w:id="125" w:name="_Toc192709569"/>
             <w:r>
               <w:rPr>
                 <w:rStyle w:val="Heading3Char"/>
               </w:rPr>
               <w:t>Test-Range</w:t>
             </w:r>
-            <w:bookmarkEnd w:id="123"/>
+            <w:bookmarkEnd w:id="125"/>
             <w:r>
               <w:t xml:space="preserve"> &lt;tag&gt;</w:t>
             </w:r>
@@ -42761,21 +43231,8 @@
             <w:gridSpan w:val="2"/>
           </w:tcPr>
           <w:p>
-            <w:proofErr w:type="spellStart"/>
-            <w:r>
-              <w:t>Byteval</w:t>
-            </w:r>
-            <w:proofErr w:type="spellEnd"/>
-            <w:r>
-              <w:t xml:space="preserve"> := </w:t>
-            </w:r>
-            <w:proofErr w:type="spellStart"/>
-            <w:r>
-              <w:t>Bigval</w:t>
-            </w:r>
-            <w:proofErr w:type="spellEnd"/>
-            <w:r>
-              <w:t>;</w:t>
+            <w:r>
+              <w:t>Byteval := Bigval;</w:t>
             </w:r>
           </w:p>
         </w:tc>
@@ -42786,31 +43243,13 @@
           </w:tcPr>
           <w:p>
             <w:r>
-              <w:t xml:space="preserve">Stack </w:t>
-            </w:r>
-            <w:proofErr w:type="spellStart"/>
-            <w:r>
-              <w:t>Byteval</w:t>
-            </w:r>
-            <w:proofErr w:type="spellEnd"/>
-          </w:p>
-          <w:p>
-            <w:r>
-              <w:t xml:space="preserve">Stack </w:t>
-            </w:r>
-            <w:proofErr w:type="spellStart"/>
-            <w:r>
-              <w:t>Bigval</w:t>
-            </w:r>
-            <w:proofErr w:type="spellEnd"/>
-            <w:r>
-              <w:t xml:space="preserve">; Test-Range </w:t>
-            </w:r>
-            <w:proofErr w:type="spellStart"/>
-            <w:r>
-              <w:t>Byterange</w:t>
-            </w:r>
-            <w:proofErr w:type="spellEnd"/>
+              <w:t>Stack Byteval</w:t>
+            </w:r>
+          </w:p>
+          <w:p>
+            <w:r>
+              <w:t>Stack Bigval; Test-Range Byterange</w:t>
+            </w:r>
           </w:p>
           <w:p>
             <w:r>
@@ -42858,13 +43297,11 @@
             <w:pPr>
               <w:pStyle w:val="Heading3"/>
             </w:pPr>
-            <w:bookmarkStart w:id="124" w:name="_Toc192668581"/>
-            <w:proofErr w:type="spellStart"/>
+            <w:bookmarkStart w:id="126" w:name="_Toc192709570"/>
             <w:r>
               <w:t>Trunc</w:t>
             </w:r>
-            <w:bookmarkEnd w:id="124"/>
-            <w:proofErr w:type="spellEnd"/>
+            <w:bookmarkEnd w:id="126"/>
           </w:p>
         </w:tc>
         <w:tc>
@@ -42898,15 +43335,7 @@
           </w:tcPr>
           <w:p>
             <w:r>
-              <w:t xml:space="preserve">TOS is replaced by the value TRUNC(TOS) where TRUNC is as defined in section 6.6.6.3 of the Pascal standard BS 6192:1982, with the extension that </w:t>
-            </w:r>
-            <w:proofErr w:type="spellStart"/>
-            <w:r>
-              <w:t>Trunc</w:t>
-            </w:r>
-            <w:proofErr w:type="spellEnd"/>
-            <w:r>
-              <w:t xml:space="preserve"> returns the value of its parameter if that value is already an integer.</w:t>
+              <w:t>TOS is replaced by the value TRUNC(TOS) where TRUNC is as defined in section 6.6.6.3 of the Pascal standard BS 6192:1982, with the extension that Trunc returns the value of its parameter if that value is already an integer.</w:t>
             </w:r>
           </w:p>
         </w:tc>
@@ -42994,15 +43423,7 @@
             </w:r>
             <w:proofErr w:type="spellEnd"/>
             <w:r>
-              <w:t xml:space="preserve"> := </w:t>
-            </w:r>
-            <w:proofErr w:type="spellStart"/>
-            <w:r>
-              <w:t>Trunc</w:t>
-            </w:r>
-            <w:proofErr w:type="spellEnd"/>
-            <w:r>
-              <w:t>(r+0.1);</w:t>
+              <w:t xml:space="preserve"> := Trunc(r+0.1);</w:t>
             </w:r>
           </w:p>
         </w:tc>
@@ -43104,11 +43525,11 @@
             <w:pPr>
               <w:pStyle w:val="Heading3"/>
             </w:pPr>
-            <w:bookmarkStart w:id="125" w:name="_Toc192668582"/>
+            <w:bookmarkStart w:id="127" w:name="_Toc192709571"/>
             <w:r>
               <w:t>Variable-Call</w:t>
             </w:r>
-            <w:bookmarkEnd w:id="125"/>
+            <w:bookmarkEnd w:id="127"/>
           </w:p>
         </w:tc>
         <w:tc>
@@ -43316,12 +43737,12 @@
         <w:pStyle w:val="Appendix"/>
         <w:jc w:val="left"/>
       </w:pPr>
-      <w:bookmarkStart w:id="126" w:name="_Toc192668583"/>
+      <w:bookmarkStart w:id="128" w:name="_Toc192709572"/>
       <w:r>
         <w:lastRenderedPageBreak/>
         <w:t>Instructions which set the condition code</w:t>
       </w:r>
-      <w:bookmarkEnd w:id="126"/>
+      <w:bookmarkEnd w:id="128"/>
     </w:p>
     <w:p>
       <w:r>
@@ -43363,11 +43784,11 @@
         <w:pStyle w:val="Appendix"/>
         <w:jc w:val="both"/>
       </w:pPr>
-      <w:bookmarkStart w:id="127" w:name="_Toc192668584"/>
+      <w:bookmarkStart w:id="129" w:name="_Toc192709573"/>
       <w:r>
         <w:t>Instructions which test the condition code</w:t>
       </w:r>
-      <w:bookmarkEnd w:id="127"/>
+      <w:bookmarkEnd w:id="129"/>
     </w:p>
     <w:p>
       <w:pPr>
@@ -43968,6 +44389,92 @@
     </w:lvl>
   </w:abstractNum>
   <w:abstractNum w:abstractNumId="4" w15:restartNumberingAfterBreak="0">
+    <w:nsid w:val="06AF17F4"/>
+    <w:multiLevelType w:val="hybridMultilevel"/>
+    <w:tmpl w:val="19E0FF7A"/>
+    <w:lvl w:ilvl="0" w:tplc="FFFFFFFF">
+      <w:start w:val="1"/>
+      <w:numFmt w:val="decimal"/>
+      <w:lvlText w:val="%1."/>
+      <w:lvlJc w:val="left"/>
+      <w:pPr>
+        <w:ind w:left="720" w:hanging="360"/>
+      </w:pPr>
+    </w:lvl>
+    <w:lvl w:ilvl="1" w:tplc="FFFFFFFF" w:tentative="1">
+      <w:start w:val="1"/>
+      <w:numFmt w:val="lowerLetter"/>
+      <w:lvlText w:val="%2."/>
+      <w:lvlJc w:val="left"/>
+      <w:pPr>
+        <w:ind w:left="1440" w:hanging="360"/>
+      </w:pPr>
+    </w:lvl>
+    <w:lvl w:ilvl="2" w:tplc="FFFFFFFF" w:tentative="1">
+      <w:start w:val="1"/>
+      <w:numFmt w:val="lowerRoman"/>
+      <w:lvlText w:val="%3."/>
+      <w:lvlJc w:val="right"/>
+      <w:pPr>
+        <w:ind w:left="2160" w:hanging="180"/>
+      </w:pPr>
+    </w:lvl>
+    <w:lvl w:ilvl="3" w:tplc="FFFFFFFF" w:tentative="1">
+      <w:start w:val="1"/>
+      <w:numFmt w:val="decimal"/>
+      <w:lvlText w:val="%4."/>
+      <w:lvlJc w:val="left"/>
+      <w:pPr>
+        <w:ind w:left="2880" w:hanging="360"/>
+      </w:pPr>
+    </w:lvl>
+    <w:lvl w:ilvl="4" w:tplc="FFFFFFFF" w:tentative="1">
+      <w:start w:val="1"/>
+      <w:numFmt w:val="lowerLetter"/>
+      <w:lvlText w:val="%5."/>
+      <w:lvlJc w:val="left"/>
+      <w:pPr>
+        <w:ind w:left="3600" w:hanging="360"/>
+      </w:pPr>
+    </w:lvl>
+    <w:lvl w:ilvl="5" w:tplc="FFFFFFFF" w:tentative="1">
+      <w:start w:val="1"/>
+      <w:numFmt w:val="lowerRoman"/>
+      <w:lvlText w:val="%6."/>
+      <w:lvlJc w:val="right"/>
+      <w:pPr>
+        <w:ind w:left="4320" w:hanging="180"/>
+      </w:pPr>
+    </w:lvl>
+    <w:lvl w:ilvl="6" w:tplc="FFFFFFFF" w:tentative="1">
+      <w:start w:val="1"/>
+      <w:numFmt w:val="decimal"/>
+      <w:lvlText w:val="%7."/>
+      <w:lvlJc w:val="left"/>
+      <w:pPr>
+        <w:ind w:left="5040" w:hanging="360"/>
+      </w:pPr>
+    </w:lvl>
+    <w:lvl w:ilvl="7" w:tplc="FFFFFFFF" w:tentative="1">
+      <w:start w:val="1"/>
+      <w:numFmt w:val="lowerLetter"/>
+      <w:lvlText w:val="%8."/>
+      <w:lvlJc w:val="left"/>
+      <w:pPr>
+        <w:ind w:left="5760" w:hanging="360"/>
+      </w:pPr>
+    </w:lvl>
+    <w:lvl w:ilvl="8" w:tplc="FFFFFFFF" w:tentative="1">
+      <w:start w:val="1"/>
+      <w:numFmt w:val="lowerRoman"/>
+      <w:lvlText w:val="%9."/>
+      <w:lvlJc w:val="right"/>
+      <w:pPr>
+        <w:ind w:left="6480" w:hanging="180"/>
+      </w:pPr>
+    </w:lvl>
+  </w:abstractNum>
+  <w:abstractNum w:abstractNumId="5" w15:restartNumberingAfterBreak="0">
     <w:nsid w:val="07934753"/>
     <w:multiLevelType w:val="hybridMultilevel"/>
     <w:tmpl w:val="EE803944"/>
@@ -44053,7 +44560,7 @@
       </w:pPr>
     </w:lvl>
   </w:abstractNum>
-  <w:abstractNum w:abstractNumId="5" w15:restartNumberingAfterBreak="0">
+  <w:abstractNum w:abstractNumId="6" w15:restartNumberingAfterBreak="0">
     <w:nsid w:val="0940074A"/>
     <w:multiLevelType w:val="hybridMultilevel"/>
     <w:tmpl w:val="69543944"/>
@@ -44139,7 +44646,7 @@
       </w:pPr>
     </w:lvl>
   </w:abstractNum>
-  <w:abstractNum w:abstractNumId="6" w15:restartNumberingAfterBreak="0">
+  <w:abstractNum w:abstractNumId="7" w15:restartNumberingAfterBreak="0">
     <w:nsid w:val="09F47C3E"/>
     <w:multiLevelType w:val="hybridMultilevel"/>
     <w:tmpl w:val="3DF0A390"/>
@@ -44225,7 +44732,7 @@
       </w:pPr>
     </w:lvl>
   </w:abstractNum>
-  <w:abstractNum w:abstractNumId="7" w15:restartNumberingAfterBreak="0">
+  <w:abstractNum w:abstractNumId="8" w15:restartNumberingAfterBreak="0">
     <w:nsid w:val="0A051556"/>
     <w:multiLevelType w:val="hybridMultilevel"/>
     <w:tmpl w:val="7EFC1774"/>
@@ -44311,7 +44818,7 @@
       </w:pPr>
     </w:lvl>
   </w:abstractNum>
-  <w:abstractNum w:abstractNumId="8" w15:restartNumberingAfterBreak="0">
+  <w:abstractNum w:abstractNumId="9" w15:restartNumberingAfterBreak="0">
     <w:nsid w:val="0B3645A3"/>
     <w:multiLevelType w:val="hybridMultilevel"/>
     <w:tmpl w:val="6D04AC48"/>
@@ -44397,7 +44904,7 @@
       </w:pPr>
     </w:lvl>
   </w:abstractNum>
-  <w:abstractNum w:abstractNumId="9" w15:restartNumberingAfterBreak="0">
+  <w:abstractNum w:abstractNumId="10" w15:restartNumberingAfterBreak="0">
     <w:nsid w:val="0D9D7155"/>
     <w:multiLevelType w:val="hybridMultilevel"/>
     <w:tmpl w:val="2E68D304"/>
@@ -44483,7 +44990,7 @@
       </w:pPr>
     </w:lvl>
   </w:abstractNum>
-  <w:abstractNum w:abstractNumId="10" w15:restartNumberingAfterBreak="0">
+  <w:abstractNum w:abstractNumId="11" w15:restartNumberingAfterBreak="0">
     <w:nsid w:val="0EC71D5E"/>
     <w:multiLevelType w:val="hybridMultilevel"/>
     <w:tmpl w:val="90D272D0"/>
@@ -44569,7 +45076,7 @@
       </w:pPr>
     </w:lvl>
   </w:abstractNum>
-  <w:abstractNum w:abstractNumId="11" w15:restartNumberingAfterBreak="0">
+  <w:abstractNum w:abstractNumId="12" w15:restartNumberingAfterBreak="0">
     <w:nsid w:val="0F44644B"/>
     <w:multiLevelType w:val="hybridMultilevel"/>
     <w:tmpl w:val="B4D28366"/>
@@ -44655,7 +45162,7 @@
       </w:pPr>
     </w:lvl>
   </w:abstractNum>
-  <w:abstractNum w:abstractNumId="12" w15:restartNumberingAfterBreak="0">
+  <w:abstractNum w:abstractNumId="13" w15:restartNumberingAfterBreak="0">
     <w:nsid w:val="11C021D6"/>
     <w:multiLevelType w:val="hybridMultilevel"/>
     <w:tmpl w:val="856CF870"/>
@@ -44741,7 +45248,7 @@
       </w:pPr>
     </w:lvl>
   </w:abstractNum>
-  <w:abstractNum w:abstractNumId="13" w15:restartNumberingAfterBreak="0">
+  <w:abstractNum w:abstractNumId="14" w15:restartNumberingAfterBreak="0">
     <w:nsid w:val="188D0809"/>
     <w:multiLevelType w:val="hybridMultilevel"/>
     <w:tmpl w:val="837A6B68"/>
@@ -44827,7 +45334,7 @@
       </w:pPr>
     </w:lvl>
   </w:abstractNum>
-  <w:abstractNum w:abstractNumId="14" w15:restartNumberingAfterBreak="0">
+  <w:abstractNum w:abstractNumId="15" w15:restartNumberingAfterBreak="0">
     <w:nsid w:val="194A622E"/>
     <w:multiLevelType w:val="hybridMultilevel"/>
     <w:tmpl w:val="97D095FE"/>
@@ -44913,7 +45420,7 @@
       </w:pPr>
     </w:lvl>
   </w:abstractNum>
-  <w:abstractNum w:abstractNumId="15" w15:restartNumberingAfterBreak="0">
+  <w:abstractNum w:abstractNumId="16" w15:restartNumberingAfterBreak="0">
     <w:nsid w:val="1A8E0283"/>
     <w:multiLevelType w:val="hybridMultilevel"/>
     <w:tmpl w:val="3D265A32"/>
@@ -45002,7 +45509,7 @@
       </w:pPr>
     </w:lvl>
   </w:abstractNum>
-  <w:abstractNum w:abstractNumId="16" w15:restartNumberingAfterBreak="0">
+  <w:abstractNum w:abstractNumId="17" w15:restartNumberingAfterBreak="0">
     <w:nsid w:val="1F5709D0"/>
     <w:multiLevelType w:val="hybridMultilevel"/>
     <w:tmpl w:val="68CCB4CC"/>
@@ -45091,7 +45598,7 @@
       </w:pPr>
     </w:lvl>
   </w:abstractNum>
-  <w:abstractNum w:abstractNumId="17" w15:restartNumberingAfterBreak="0">
+  <w:abstractNum w:abstractNumId="18" w15:restartNumberingAfterBreak="0">
     <w:nsid w:val="215F61F8"/>
     <w:multiLevelType w:val="hybridMultilevel"/>
     <w:tmpl w:val="77764DA0"/>
@@ -45177,7 +45684,7 @@
       </w:pPr>
     </w:lvl>
   </w:abstractNum>
-  <w:abstractNum w:abstractNumId="18" w15:restartNumberingAfterBreak="0">
+  <w:abstractNum w:abstractNumId="19" w15:restartNumberingAfterBreak="0">
     <w:nsid w:val="222A6DFD"/>
     <w:multiLevelType w:val="hybridMultilevel"/>
     <w:tmpl w:val="A49C9B6E"/>
@@ -45263,7 +45770,7 @@
       </w:pPr>
     </w:lvl>
   </w:abstractNum>
-  <w:abstractNum w:abstractNumId="19" w15:restartNumberingAfterBreak="0">
+  <w:abstractNum w:abstractNumId="20" w15:restartNumberingAfterBreak="0">
     <w:nsid w:val="232B597A"/>
     <w:multiLevelType w:val="hybridMultilevel"/>
     <w:tmpl w:val="CA083C08"/>
@@ -45349,7 +45856,7 @@
       </w:pPr>
     </w:lvl>
   </w:abstractNum>
-  <w:abstractNum w:abstractNumId="20" w15:restartNumberingAfterBreak="0">
+  <w:abstractNum w:abstractNumId="21" w15:restartNumberingAfterBreak="0">
     <w:nsid w:val="248C3948"/>
     <w:multiLevelType w:val="hybridMultilevel"/>
     <w:tmpl w:val="9D66D3D0"/>
@@ -45435,7 +45942,7 @@
       </w:pPr>
     </w:lvl>
   </w:abstractNum>
-  <w:abstractNum w:abstractNumId="21" w15:restartNumberingAfterBreak="0">
+  <w:abstractNum w:abstractNumId="22" w15:restartNumberingAfterBreak="0">
     <w:nsid w:val="267805EB"/>
     <w:multiLevelType w:val="hybridMultilevel"/>
     <w:tmpl w:val="69543944"/>
@@ -45521,7 +46028,7 @@
       </w:pPr>
     </w:lvl>
   </w:abstractNum>
-  <w:abstractNum w:abstractNumId="22" w15:restartNumberingAfterBreak="0">
+  <w:abstractNum w:abstractNumId="23" w15:restartNumberingAfterBreak="0">
     <w:nsid w:val="28383747"/>
     <w:multiLevelType w:val="hybridMultilevel"/>
     <w:tmpl w:val="A42EE9FC"/>
@@ -45611,7 +46118,7 @@
       </w:pPr>
     </w:lvl>
   </w:abstractNum>
-  <w:abstractNum w:abstractNumId="23" w15:restartNumberingAfterBreak="0">
+  <w:abstractNum w:abstractNumId="24" w15:restartNumberingAfterBreak="0">
     <w:nsid w:val="285177FC"/>
     <w:multiLevelType w:val="hybridMultilevel"/>
     <w:tmpl w:val="99D0466E"/>
@@ -45697,7 +46204,7 @@
       </w:pPr>
     </w:lvl>
   </w:abstractNum>
-  <w:abstractNum w:abstractNumId="24" w15:restartNumberingAfterBreak="0">
+  <w:abstractNum w:abstractNumId="25" w15:restartNumberingAfterBreak="0">
     <w:nsid w:val="2CAE49FE"/>
     <w:multiLevelType w:val="hybridMultilevel"/>
     <w:tmpl w:val="D342360A"/>
@@ -45783,7 +46290,7 @@
       </w:pPr>
     </w:lvl>
   </w:abstractNum>
-  <w:abstractNum w:abstractNumId="25" w15:restartNumberingAfterBreak="0">
+  <w:abstractNum w:abstractNumId="26" w15:restartNumberingAfterBreak="0">
     <w:nsid w:val="2D746EC0"/>
     <w:multiLevelType w:val="hybridMultilevel"/>
     <w:tmpl w:val="38E28AAA"/>
@@ -45869,7 +46376,7 @@
       </w:pPr>
     </w:lvl>
   </w:abstractNum>
-  <w:abstractNum w:abstractNumId="26" w15:restartNumberingAfterBreak="0">
+  <w:abstractNum w:abstractNumId="27" w15:restartNumberingAfterBreak="0">
     <w:nsid w:val="2D97454E"/>
     <w:multiLevelType w:val="hybridMultilevel"/>
     <w:tmpl w:val="1A1AE144"/>
@@ -45955,7 +46462,7 @@
       </w:pPr>
     </w:lvl>
   </w:abstractNum>
-  <w:abstractNum w:abstractNumId="27" w15:restartNumberingAfterBreak="0">
+  <w:abstractNum w:abstractNumId="28" w15:restartNumberingAfterBreak="0">
     <w:nsid w:val="2DCC1CF4"/>
     <w:multiLevelType w:val="hybridMultilevel"/>
     <w:tmpl w:val="53C4DB52"/>
@@ -46041,7 +46548,7 @@
       </w:pPr>
     </w:lvl>
   </w:abstractNum>
-  <w:abstractNum w:abstractNumId="28" w15:restartNumberingAfterBreak="0">
+  <w:abstractNum w:abstractNumId="29" w15:restartNumberingAfterBreak="0">
     <w:nsid w:val="31583139"/>
     <w:multiLevelType w:val="hybridMultilevel"/>
     <w:tmpl w:val="31BC6160"/>
@@ -46127,7 +46634,7 @@
       </w:pPr>
     </w:lvl>
   </w:abstractNum>
-  <w:abstractNum w:abstractNumId="29" w15:restartNumberingAfterBreak="0">
+  <w:abstractNum w:abstractNumId="30" w15:restartNumberingAfterBreak="0">
     <w:nsid w:val="34362B97"/>
     <w:multiLevelType w:val="hybridMultilevel"/>
     <w:tmpl w:val="F8D216E8"/>
@@ -46213,7 +46720,7 @@
       </w:pPr>
     </w:lvl>
   </w:abstractNum>
-  <w:abstractNum w:abstractNumId="30" w15:restartNumberingAfterBreak="0">
+  <w:abstractNum w:abstractNumId="31" w15:restartNumberingAfterBreak="0">
     <w:nsid w:val="345C7D0C"/>
     <w:multiLevelType w:val="hybridMultilevel"/>
     <w:tmpl w:val="7EFC1774"/>
@@ -46299,7 +46806,7 @@
       </w:pPr>
     </w:lvl>
   </w:abstractNum>
-  <w:abstractNum w:abstractNumId="31" w15:restartNumberingAfterBreak="0">
+  <w:abstractNum w:abstractNumId="32" w15:restartNumberingAfterBreak="0">
     <w:nsid w:val="34D62869"/>
     <w:multiLevelType w:val="hybridMultilevel"/>
     <w:tmpl w:val="3D84428A"/>
@@ -46385,7 +46892,7 @@
       </w:pPr>
     </w:lvl>
   </w:abstractNum>
-  <w:abstractNum w:abstractNumId="32" w15:restartNumberingAfterBreak="0">
+  <w:abstractNum w:abstractNumId="33" w15:restartNumberingAfterBreak="0">
     <w:nsid w:val="370574B0"/>
     <w:multiLevelType w:val="hybridMultilevel"/>
     <w:tmpl w:val="53C4DB52"/>
@@ -46471,7 +46978,7 @@
       </w:pPr>
     </w:lvl>
   </w:abstractNum>
-  <w:abstractNum w:abstractNumId="33" w15:restartNumberingAfterBreak="0">
+  <w:abstractNum w:abstractNumId="34" w15:restartNumberingAfterBreak="0">
     <w:nsid w:val="37CA080E"/>
     <w:multiLevelType w:val="hybridMultilevel"/>
     <w:tmpl w:val="479A5FBA"/>
@@ -46557,7 +47064,7 @@
       </w:pPr>
     </w:lvl>
   </w:abstractNum>
-  <w:abstractNum w:abstractNumId="34" w15:restartNumberingAfterBreak="0">
+  <w:abstractNum w:abstractNumId="35" w15:restartNumberingAfterBreak="0">
     <w:nsid w:val="38833CE7"/>
     <w:multiLevelType w:val="hybridMultilevel"/>
     <w:tmpl w:val="68226F72"/>
@@ -46643,7 +47150,7 @@
       </w:pPr>
     </w:lvl>
   </w:abstractNum>
-  <w:abstractNum w:abstractNumId="35" w15:restartNumberingAfterBreak="0">
+  <w:abstractNum w:abstractNumId="36" w15:restartNumberingAfterBreak="0">
     <w:nsid w:val="39F64580"/>
     <w:multiLevelType w:val="hybridMultilevel"/>
     <w:tmpl w:val="2970FF60"/>
@@ -46729,7 +47236,7 @@
       </w:pPr>
     </w:lvl>
   </w:abstractNum>
-  <w:abstractNum w:abstractNumId="36" w15:restartNumberingAfterBreak="0">
+  <w:abstractNum w:abstractNumId="37" w15:restartNumberingAfterBreak="0">
     <w:nsid w:val="3A005030"/>
     <w:multiLevelType w:val="hybridMultilevel"/>
     <w:tmpl w:val="7A5448B2"/>
@@ -46816,7 +47323,7 @@
       </w:pPr>
     </w:lvl>
   </w:abstractNum>
-  <w:abstractNum w:abstractNumId="37" w15:restartNumberingAfterBreak="0">
+  <w:abstractNum w:abstractNumId="38" w15:restartNumberingAfterBreak="0">
     <w:nsid w:val="3BEA3E14"/>
     <w:multiLevelType w:val="hybridMultilevel"/>
     <w:tmpl w:val="8FA40C46"/>
@@ -46902,7 +47409,7 @@
       </w:pPr>
     </w:lvl>
   </w:abstractNum>
-  <w:abstractNum w:abstractNumId="38" w15:restartNumberingAfterBreak="0">
+  <w:abstractNum w:abstractNumId="39" w15:restartNumberingAfterBreak="0">
     <w:nsid w:val="3C1D6574"/>
     <w:multiLevelType w:val="hybridMultilevel"/>
     <w:tmpl w:val="837A6B68"/>
@@ -46988,7 +47495,7 @@
       </w:pPr>
     </w:lvl>
   </w:abstractNum>
-  <w:abstractNum w:abstractNumId="39" w15:restartNumberingAfterBreak="0">
+  <w:abstractNum w:abstractNumId="40" w15:restartNumberingAfterBreak="0">
     <w:nsid w:val="3C2B6AC1"/>
     <w:multiLevelType w:val="hybridMultilevel"/>
     <w:tmpl w:val="E986739A"/>
@@ -47074,7 +47581,7 @@
       </w:pPr>
     </w:lvl>
   </w:abstractNum>
-  <w:abstractNum w:abstractNumId="40" w15:restartNumberingAfterBreak="0">
+  <w:abstractNum w:abstractNumId="41" w15:restartNumberingAfterBreak="0">
     <w:nsid w:val="3D0B201B"/>
     <w:multiLevelType w:val="hybridMultilevel"/>
     <w:tmpl w:val="6D04AC48"/>
@@ -47160,7 +47667,7 @@
       </w:pPr>
     </w:lvl>
   </w:abstractNum>
-  <w:abstractNum w:abstractNumId="41" w15:restartNumberingAfterBreak="0">
+  <w:abstractNum w:abstractNumId="42" w15:restartNumberingAfterBreak="0">
     <w:nsid w:val="3DC161B8"/>
     <w:multiLevelType w:val="multilevel"/>
     <w:tmpl w:val="0F6AAD96"/>
@@ -47273,7 +47780,7 @@
       </w:rPr>
     </w:lvl>
   </w:abstractNum>
-  <w:abstractNum w:abstractNumId="42" w15:restartNumberingAfterBreak="0">
+  <w:abstractNum w:abstractNumId="43" w15:restartNumberingAfterBreak="0">
     <w:nsid w:val="3DEB146D"/>
     <w:multiLevelType w:val="hybridMultilevel"/>
     <w:tmpl w:val="8EC82DD6"/>
@@ -47359,7 +47866,7 @@
       </w:pPr>
     </w:lvl>
   </w:abstractNum>
-  <w:abstractNum w:abstractNumId="43" w15:restartNumberingAfterBreak="0">
+  <w:abstractNum w:abstractNumId="44" w15:restartNumberingAfterBreak="0">
     <w:nsid w:val="4003740D"/>
     <w:multiLevelType w:val="hybridMultilevel"/>
     <w:tmpl w:val="BD2CB084"/>
@@ -47445,7 +47952,7 @@
       </w:pPr>
     </w:lvl>
   </w:abstractNum>
-  <w:abstractNum w:abstractNumId="44" w15:restartNumberingAfterBreak="0">
+  <w:abstractNum w:abstractNumId="45" w15:restartNumberingAfterBreak="0">
     <w:nsid w:val="406F1A02"/>
     <w:multiLevelType w:val="hybridMultilevel"/>
     <w:tmpl w:val="3ED6FC10"/>
@@ -47531,7 +48038,7 @@
       </w:pPr>
     </w:lvl>
   </w:abstractNum>
-  <w:abstractNum w:abstractNumId="45" w15:restartNumberingAfterBreak="0">
+  <w:abstractNum w:abstractNumId="46" w15:restartNumberingAfterBreak="0">
     <w:nsid w:val="435976C8"/>
     <w:multiLevelType w:val="hybridMultilevel"/>
     <w:tmpl w:val="44D29FB4"/>
@@ -47617,7 +48124,7 @@
       </w:pPr>
     </w:lvl>
   </w:abstractNum>
-  <w:abstractNum w:abstractNumId="46" w15:restartNumberingAfterBreak="0">
+  <w:abstractNum w:abstractNumId="47" w15:restartNumberingAfterBreak="0">
     <w:nsid w:val="43927FD0"/>
     <w:multiLevelType w:val="hybridMultilevel"/>
     <w:tmpl w:val="282EFAEC"/>
@@ -47703,7 +48210,7 @@
       </w:pPr>
     </w:lvl>
   </w:abstractNum>
-  <w:abstractNum w:abstractNumId="47" w15:restartNumberingAfterBreak="0">
+  <w:abstractNum w:abstractNumId="48" w15:restartNumberingAfterBreak="0">
     <w:nsid w:val="43DA333A"/>
     <w:multiLevelType w:val="hybridMultilevel"/>
     <w:tmpl w:val="D82A67C2"/>
@@ -47789,7 +48296,7 @@
       </w:pPr>
     </w:lvl>
   </w:abstractNum>
-  <w:abstractNum w:abstractNumId="48" w15:restartNumberingAfterBreak="0">
+  <w:abstractNum w:abstractNumId="49" w15:restartNumberingAfterBreak="0">
     <w:nsid w:val="47AE156B"/>
     <w:multiLevelType w:val="hybridMultilevel"/>
     <w:tmpl w:val="9968B08C"/>
@@ -47902,7 +48409,7 @@
       </w:rPr>
     </w:lvl>
   </w:abstractNum>
-  <w:abstractNum w:abstractNumId="49" w15:restartNumberingAfterBreak="0">
+  <w:abstractNum w:abstractNumId="50" w15:restartNumberingAfterBreak="0">
     <w:nsid w:val="47DA39CC"/>
     <w:multiLevelType w:val="hybridMultilevel"/>
     <w:tmpl w:val="C15C9CEA"/>
@@ -47988,7 +48495,7 @@
       </w:pPr>
     </w:lvl>
   </w:abstractNum>
-  <w:abstractNum w:abstractNumId="50" w15:restartNumberingAfterBreak="0">
+  <w:abstractNum w:abstractNumId="51" w15:restartNumberingAfterBreak="0">
     <w:nsid w:val="47E67963"/>
     <w:multiLevelType w:val="hybridMultilevel"/>
     <w:tmpl w:val="4590130C"/>
@@ -48074,7 +48581,7 @@
       </w:pPr>
     </w:lvl>
   </w:abstractNum>
-  <w:abstractNum w:abstractNumId="51" w15:restartNumberingAfterBreak="0">
+  <w:abstractNum w:abstractNumId="52" w15:restartNumberingAfterBreak="0">
     <w:nsid w:val="480B0313"/>
     <w:multiLevelType w:val="hybridMultilevel"/>
     <w:tmpl w:val="6478AF06"/>
@@ -48160,7 +48667,7 @@
       </w:pPr>
     </w:lvl>
   </w:abstractNum>
-  <w:abstractNum w:abstractNumId="52" w15:restartNumberingAfterBreak="0">
+  <w:abstractNum w:abstractNumId="53" w15:restartNumberingAfterBreak="0">
     <w:nsid w:val="4AFC6791"/>
     <w:multiLevelType w:val="hybridMultilevel"/>
     <w:tmpl w:val="51F4645A"/>
@@ -48246,7 +48753,7 @@
       </w:pPr>
     </w:lvl>
   </w:abstractNum>
-  <w:abstractNum w:abstractNumId="53" w15:restartNumberingAfterBreak="0">
+  <w:abstractNum w:abstractNumId="54" w15:restartNumberingAfterBreak="0">
     <w:nsid w:val="4BDA2A1A"/>
     <w:multiLevelType w:val="hybridMultilevel"/>
     <w:tmpl w:val="D1A8CC96"/>
@@ -48332,7 +48839,7 @@
       </w:pPr>
     </w:lvl>
   </w:abstractNum>
-  <w:abstractNum w:abstractNumId="54" w15:restartNumberingAfterBreak="0">
+  <w:abstractNum w:abstractNumId="55" w15:restartNumberingAfterBreak="0">
     <w:nsid w:val="4BDB46F2"/>
     <w:multiLevelType w:val="hybridMultilevel"/>
     <w:tmpl w:val="DD3016EC"/>
@@ -48418,7 +48925,7 @@
       </w:pPr>
     </w:lvl>
   </w:abstractNum>
-  <w:abstractNum w:abstractNumId="55" w15:restartNumberingAfterBreak="0">
+  <w:abstractNum w:abstractNumId="56" w15:restartNumberingAfterBreak="0">
     <w:nsid w:val="4DC12DC3"/>
     <w:multiLevelType w:val="hybridMultilevel"/>
     <w:tmpl w:val="C1E63BFC"/>
@@ -48504,7 +49011,7 @@
       </w:pPr>
     </w:lvl>
   </w:abstractNum>
-  <w:abstractNum w:abstractNumId="56" w15:restartNumberingAfterBreak="0">
+  <w:abstractNum w:abstractNumId="57" w15:restartNumberingAfterBreak="0">
     <w:nsid w:val="4E2C262C"/>
     <w:multiLevelType w:val="hybridMultilevel"/>
     <w:tmpl w:val="45344DB8"/>
@@ -48590,7 +49097,7 @@
       </w:pPr>
     </w:lvl>
   </w:abstractNum>
-  <w:abstractNum w:abstractNumId="57" w15:restartNumberingAfterBreak="0">
+  <w:abstractNum w:abstractNumId="58" w15:restartNumberingAfterBreak="0">
     <w:nsid w:val="4EC068EB"/>
     <w:multiLevelType w:val="hybridMultilevel"/>
     <w:tmpl w:val="AC32A5DE"/>
@@ -48676,7 +49183,7 @@
       </w:pPr>
     </w:lvl>
   </w:abstractNum>
-  <w:abstractNum w:abstractNumId="58" w15:restartNumberingAfterBreak="0">
+  <w:abstractNum w:abstractNumId="59" w15:restartNumberingAfterBreak="0">
     <w:nsid w:val="50BA3641"/>
     <w:multiLevelType w:val="hybridMultilevel"/>
     <w:tmpl w:val="3EBABB6E"/>
@@ -48762,7 +49269,7 @@
       </w:pPr>
     </w:lvl>
   </w:abstractNum>
-  <w:abstractNum w:abstractNumId="59" w15:restartNumberingAfterBreak="0">
+  <w:abstractNum w:abstractNumId="60" w15:restartNumberingAfterBreak="0">
     <w:nsid w:val="50D65BBF"/>
     <w:multiLevelType w:val="hybridMultilevel"/>
     <w:tmpl w:val="D6B20E1A"/>
@@ -48848,7 +49355,7 @@
       </w:pPr>
     </w:lvl>
   </w:abstractNum>
-  <w:abstractNum w:abstractNumId="60" w15:restartNumberingAfterBreak="0">
+  <w:abstractNum w:abstractNumId="61" w15:restartNumberingAfterBreak="0">
     <w:nsid w:val="523E5BCF"/>
     <w:multiLevelType w:val="hybridMultilevel"/>
     <w:tmpl w:val="CF020EE4"/>
@@ -48938,7 +49445,7 @@
       </w:pPr>
     </w:lvl>
   </w:abstractNum>
-  <w:abstractNum w:abstractNumId="61" w15:restartNumberingAfterBreak="0">
+  <w:abstractNum w:abstractNumId="62" w15:restartNumberingAfterBreak="0">
     <w:nsid w:val="528200A6"/>
     <w:multiLevelType w:val="hybridMultilevel"/>
     <w:tmpl w:val="10C0DB7C"/>
@@ -49024,7 +49531,7 @@
       </w:pPr>
     </w:lvl>
   </w:abstractNum>
-  <w:abstractNum w:abstractNumId="62" w15:restartNumberingAfterBreak="0">
+  <w:abstractNum w:abstractNumId="63" w15:restartNumberingAfterBreak="0">
     <w:nsid w:val="53CC7556"/>
     <w:multiLevelType w:val="hybridMultilevel"/>
     <w:tmpl w:val="74008DE8"/>
@@ -49110,7 +49617,7 @@
       </w:pPr>
     </w:lvl>
   </w:abstractNum>
-  <w:abstractNum w:abstractNumId="63" w15:restartNumberingAfterBreak="0">
+  <w:abstractNum w:abstractNumId="64" w15:restartNumberingAfterBreak="0">
     <w:nsid w:val="540B7EAD"/>
     <w:multiLevelType w:val="hybridMultilevel"/>
     <w:tmpl w:val="26086BDE"/>
@@ -49196,7 +49703,7 @@
       </w:pPr>
     </w:lvl>
   </w:abstractNum>
-  <w:abstractNum w:abstractNumId="64" w15:restartNumberingAfterBreak="0">
+  <w:abstractNum w:abstractNumId="65" w15:restartNumberingAfterBreak="0">
     <w:nsid w:val="54354C1B"/>
     <w:multiLevelType w:val="hybridMultilevel"/>
     <w:tmpl w:val="68226F72"/>
@@ -49282,7 +49789,7 @@
       </w:pPr>
     </w:lvl>
   </w:abstractNum>
-  <w:abstractNum w:abstractNumId="65" w15:restartNumberingAfterBreak="0">
+  <w:abstractNum w:abstractNumId="66" w15:restartNumberingAfterBreak="0">
     <w:nsid w:val="54AB63C2"/>
     <w:multiLevelType w:val="hybridMultilevel"/>
     <w:tmpl w:val="F7E0F2DE"/>
@@ -49368,7 +49875,7 @@
       </w:pPr>
     </w:lvl>
   </w:abstractNum>
-  <w:abstractNum w:abstractNumId="66" w15:restartNumberingAfterBreak="0">
+  <w:abstractNum w:abstractNumId="67" w15:restartNumberingAfterBreak="0">
     <w:nsid w:val="559F75D9"/>
     <w:multiLevelType w:val="hybridMultilevel"/>
     <w:tmpl w:val="6D04AC48"/>
@@ -49454,7 +49961,7 @@
       </w:pPr>
     </w:lvl>
   </w:abstractNum>
-  <w:abstractNum w:abstractNumId="67" w15:restartNumberingAfterBreak="0">
+  <w:abstractNum w:abstractNumId="68" w15:restartNumberingAfterBreak="0">
     <w:nsid w:val="55D16FF5"/>
     <w:multiLevelType w:val="hybridMultilevel"/>
     <w:tmpl w:val="BDFCF4F2"/>
@@ -49540,7 +50047,7 @@
       </w:pPr>
     </w:lvl>
   </w:abstractNum>
-  <w:abstractNum w:abstractNumId="68" w15:restartNumberingAfterBreak="0">
+  <w:abstractNum w:abstractNumId="69" w15:restartNumberingAfterBreak="0">
     <w:nsid w:val="565C55FA"/>
     <w:multiLevelType w:val="hybridMultilevel"/>
     <w:tmpl w:val="51F4645A"/>
@@ -49626,7 +50133,7 @@
       </w:pPr>
     </w:lvl>
   </w:abstractNum>
-  <w:abstractNum w:abstractNumId="69" w15:restartNumberingAfterBreak="0">
+  <w:abstractNum w:abstractNumId="70" w15:restartNumberingAfterBreak="0">
     <w:nsid w:val="56FC56A7"/>
     <w:multiLevelType w:val="hybridMultilevel"/>
     <w:tmpl w:val="BD2CB084"/>
@@ -49712,7 +50219,7 @@
       </w:pPr>
     </w:lvl>
   </w:abstractNum>
-  <w:abstractNum w:abstractNumId="70" w15:restartNumberingAfterBreak="0">
+  <w:abstractNum w:abstractNumId="71" w15:restartNumberingAfterBreak="0">
     <w:nsid w:val="597C20E4"/>
     <w:multiLevelType w:val="hybridMultilevel"/>
     <w:tmpl w:val="8A6833E4"/>
@@ -49798,7 +50305,7 @@
       </w:pPr>
     </w:lvl>
   </w:abstractNum>
-  <w:abstractNum w:abstractNumId="71" w15:restartNumberingAfterBreak="0">
+  <w:abstractNum w:abstractNumId="72" w15:restartNumberingAfterBreak="0">
     <w:nsid w:val="5A123B50"/>
     <w:multiLevelType w:val="hybridMultilevel"/>
     <w:tmpl w:val="51489914"/>
@@ -49884,7 +50391,7 @@
       </w:pPr>
     </w:lvl>
   </w:abstractNum>
-  <w:abstractNum w:abstractNumId="72" w15:restartNumberingAfterBreak="0">
+  <w:abstractNum w:abstractNumId="73" w15:restartNumberingAfterBreak="0">
     <w:nsid w:val="5FE80A74"/>
     <w:multiLevelType w:val="hybridMultilevel"/>
     <w:tmpl w:val="EE803944"/>
@@ -49970,7 +50477,7 @@
       </w:pPr>
     </w:lvl>
   </w:abstractNum>
-  <w:abstractNum w:abstractNumId="73" w15:restartNumberingAfterBreak="0">
+  <w:abstractNum w:abstractNumId="74" w15:restartNumberingAfterBreak="0">
     <w:nsid w:val="607B1249"/>
     <w:multiLevelType w:val="hybridMultilevel"/>
     <w:tmpl w:val="73EED138"/>
@@ -50056,7 +50563,7 @@
       </w:pPr>
     </w:lvl>
   </w:abstractNum>
-  <w:abstractNum w:abstractNumId="74" w15:restartNumberingAfterBreak="0">
+  <w:abstractNum w:abstractNumId="75" w15:restartNumberingAfterBreak="0">
     <w:nsid w:val="61E4366A"/>
     <w:multiLevelType w:val="hybridMultilevel"/>
     <w:tmpl w:val="8A6833E4"/>
@@ -50142,7 +50649,7 @@
       </w:pPr>
     </w:lvl>
   </w:abstractNum>
-  <w:abstractNum w:abstractNumId="75" w15:restartNumberingAfterBreak="0">
+  <w:abstractNum w:abstractNumId="76" w15:restartNumberingAfterBreak="0">
     <w:nsid w:val="62BA4CE9"/>
     <w:multiLevelType w:val="hybridMultilevel"/>
     <w:tmpl w:val="3ED6FC10"/>
@@ -50228,7 +50735,7 @@
       </w:pPr>
     </w:lvl>
   </w:abstractNum>
-  <w:abstractNum w:abstractNumId="76" w15:restartNumberingAfterBreak="0">
+  <w:abstractNum w:abstractNumId="77" w15:restartNumberingAfterBreak="0">
     <w:nsid w:val="62D55FF5"/>
     <w:multiLevelType w:val="hybridMultilevel"/>
     <w:tmpl w:val="BD2CB084"/>
@@ -50314,7 +50821,7 @@
       </w:pPr>
     </w:lvl>
   </w:abstractNum>
-  <w:abstractNum w:abstractNumId="77" w15:restartNumberingAfterBreak="0">
+  <w:abstractNum w:abstractNumId="78" w15:restartNumberingAfterBreak="0">
     <w:nsid w:val="64915108"/>
     <w:multiLevelType w:val="hybridMultilevel"/>
     <w:tmpl w:val="9D66D3D0"/>
@@ -50400,7 +50907,7 @@
       </w:pPr>
     </w:lvl>
   </w:abstractNum>
-  <w:abstractNum w:abstractNumId="78" w15:restartNumberingAfterBreak="0">
+  <w:abstractNum w:abstractNumId="79" w15:restartNumberingAfterBreak="0">
     <w:nsid w:val="66C272D6"/>
     <w:multiLevelType w:val="hybridMultilevel"/>
     <w:tmpl w:val="24866BC8"/>
@@ -50486,7 +50993,7 @@
       </w:pPr>
     </w:lvl>
   </w:abstractNum>
-  <w:abstractNum w:abstractNumId="79" w15:restartNumberingAfterBreak="0">
+  <w:abstractNum w:abstractNumId="80" w15:restartNumberingAfterBreak="0">
     <w:nsid w:val="681531EF"/>
     <w:multiLevelType w:val="hybridMultilevel"/>
     <w:tmpl w:val="5970AEF4"/>
@@ -50572,7 +51079,93 @@
       </w:pPr>
     </w:lvl>
   </w:abstractNum>
-  <w:abstractNum w:abstractNumId="80" w15:restartNumberingAfterBreak="0">
+  <w:abstractNum w:abstractNumId="81" w15:restartNumberingAfterBreak="0">
+    <w:nsid w:val="68BF2D6D"/>
+    <w:multiLevelType w:val="hybridMultilevel"/>
+    <w:tmpl w:val="19E0FF7A"/>
+    <w:lvl w:ilvl="0" w:tplc="FFFFFFFF">
+      <w:start w:val="1"/>
+      <w:numFmt w:val="decimal"/>
+      <w:lvlText w:val="%1."/>
+      <w:lvlJc w:val="left"/>
+      <w:pPr>
+        <w:ind w:left="720" w:hanging="360"/>
+      </w:pPr>
+    </w:lvl>
+    <w:lvl w:ilvl="1" w:tplc="FFFFFFFF" w:tentative="1">
+      <w:start w:val="1"/>
+      <w:numFmt w:val="lowerLetter"/>
+      <w:lvlText w:val="%2."/>
+      <w:lvlJc w:val="left"/>
+      <w:pPr>
+        <w:ind w:left="1440" w:hanging="360"/>
+      </w:pPr>
+    </w:lvl>
+    <w:lvl w:ilvl="2" w:tplc="FFFFFFFF" w:tentative="1">
+      <w:start w:val="1"/>
+      <w:numFmt w:val="lowerRoman"/>
+      <w:lvlText w:val="%3."/>
+      <w:lvlJc w:val="right"/>
+      <w:pPr>
+        <w:ind w:left="2160" w:hanging="180"/>
+      </w:pPr>
+    </w:lvl>
+    <w:lvl w:ilvl="3" w:tplc="FFFFFFFF" w:tentative="1">
+      <w:start w:val="1"/>
+      <w:numFmt w:val="decimal"/>
+      <w:lvlText w:val="%4."/>
+      <w:lvlJc w:val="left"/>
+      <w:pPr>
+        <w:ind w:left="2880" w:hanging="360"/>
+      </w:pPr>
+    </w:lvl>
+    <w:lvl w:ilvl="4" w:tplc="FFFFFFFF" w:tentative="1">
+      <w:start w:val="1"/>
+      <w:numFmt w:val="lowerLetter"/>
+      <w:lvlText w:val="%5."/>
+      <w:lvlJc w:val="left"/>
+      <w:pPr>
+        <w:ind w:left="3600" w:hanging="360"/>
+      </w:pPr>
+    </w:lvl>
+    <w:lvl w:ilvl="5" w:tplc="FFFFFFFF" w:tentative="1">
+      <w:start w:val="1"/>
+      <w:numFmt w:val="lowerRoman"/>
+      <w:lvlText w:val="%6."/>
+      <w:lvlJc w:val="right"/>
+      <w:pPr>
+        <w:ind w:left="4320" w:hanging="180"/>
+      </w:pPr>
+    </w:lvl>
+    <w:lvl w:ilvl="6" w:tplc="FFFFFFFF" w:tentative="1">
+      <w:start w:val="1"/>
+      <w:numFmt w:val="decimal"/>
+      <w:lvlText w:val="%7."/>
+      <w:lvlJc w:val="left"/>
+      <w:pPr>
+        <w:ind w:left="5040" w:hanging="360"/>
+      </w:pPr>
+    </w:lvl>
+    <w:lvl w:ilvl="7" w:tplc="FFFFFFFF" w:tentative="1">
+      <w:start w:val="1"/>
+      <w:numFmt w:val="lowerLetter"/>
+      <w:lvlText w:val="%8."/>
+      <w:lvlJc w:val="left"/>
+      <w:pPr>
+        <w:ind w:left="5760" w:hanging="360"/>
+      </w:pPr>
+    </w:lvl>
+    <w:lvl w:ilvl="8" w:tplc="FFFFFFFF" w:tentative="1">
+      <w:start w:val="1"/>
+      <w:numFmt w:val="lowerRoman"/>
+      <w:lvlText w:val="%9."/>
+      <w:lvlJc w:val="right"/>
+      <w:pPr>
+        <w:ind w:left="6480" w:hanging="180"/>
+      </w:pPr>
+    </w:lvl>
+  </w:abstractNum>
+  <w:abstractNum w:abstractNumId="82" w15:restartNumberingAfterBreak="0">
     <w:nsid w:val="692757DA"/>
     <w:multiLevelType w:val="hybridMultilevel"/>
     <w:tmpl w:val="36747C7A"/>
@@ -50658,7 +51251,7 @@
       </w:pPr>
     </w:lvl>
   </w:abstractNum>
-  <w:abstractNum w:abstractNumId="81" w15:restartNumberingAfterBreak="0">
+  <w:abstractNum w:abstractNumId="83" w15:restartNumberingAfterBreak="0">
     <w:nsid w:val="6A3012FD"/>
     <w:multiLevelType w:val="hybridMultilevel"/>
     <w:tmpl w:val="6E28514C"/>
@@ -50744,7 +51337,7 @@
       </w:pPr>
     </w:lvl>
   </w:abstractNum>
-  <w:abstractNum w:abstractNumId="82" w15:restartNumberingAfterBreak="0">
+  <w:abstractNum w:abstractNumId="84" w15:restartNumberingAfterBreak="0">
     <w:nsid w:val="6B171A88"/>
     <w:multiLevelType w:val="hybridMultilevel"/>
     <w:tmpl w:val="5970AEF4"/>
@@ -50830,7 +51423,7 @@
       </w:pPr>
     </w:lvl>
   </w:abstractNum>
-  <w:abstractNum w:abstractNumId="83" w15:restartNumberingAfterBreak="0">
+  <w:abstractNum w:abstractNumId="85" w15:restartNumberingAfterBreak="0">
     <w:nsid w:val="6D8252B7"/>
     <w:multiLevelType w:val="hybridMultilevel"/>
     <w:tmpl w:val="77764DA0"/>
@@ -50916,7 +51509,7 @@
       </w:pPr>
     </w:lvl>
   </w:abstractNum>
-  <w:abstractNum w:abstractNumId="84" w15:restartNumberingAfterBreak="0">
+  <w:abstractNum w:abstractNumId="86" w15:restartNumberingAfterBreak="0">
     <w:nsid w:val="6FE1475C"/>
     <w:multiLevelType w:val="hybridMultilevel"/>
     <w:tmpl w:val="19E0FF7A"/>
@@ -51002,7 +51595,7 @@
       </w:pPr>
     </w:lvl>
   </w:abstractNum>
-  <w:abstractNum w:abstractNumId="85" w15:restartNumberingAfterBreak="0">
+  <w:abstractNum w:abstractNumId="87" w15:restartNumberingAfterBreak="0">
     <w:nsid w:val="6FF55B57"/>
     <w:multiLevelType w:val="hybridMultilevel"/>
     <w:tmpl w:val="B8EEF1BE"/>
@@ -51088,7 +51681,7 @@
       </w:pPr>
     </w:lvl>
   </w:abstractNum>
-  <w:abstractNum w:abstractNumId="86" w15:restartNumberingAfterBreak="0">
+  <w:abstractNum w:abstractNumId="88" w15:restartNumberingAfterBreak="0">
     <w:nsid w:val="705A078C"/>
     <w:multiLevelType w:val="hybridMultilevel"/>
     <w:tmpl w:val="3D84428A"/>
@@ -51174,7 +51767,7 @@
       </w:pPr>
     </w:lvl>
   </w:abstractNum>
-  <w:abstractNum w:abstractNumId="87" w15:restartNumberingAfterBreak="0">
+  <w:abstractNum w:abstractNumId="89" w15:restartNumberingAfterBreak="0">
     <w:nsid w:val="72F1661C"/>
     <w:multiLevelType w:val="hybridMultilevel"/>
     <w:tmpl w:val="3E2EDCE6"/>
@@ -51260,7 +51853,7 @@
       </w:pPr>
     </w:lvl>
   </w:abstractNum>
-  <w:abstractNum w:abstractNumId="88" w15:restartNumberingAfterBreak="0">
+  <w:abstractNum w:abstractNumId="90" w15:restartNumberingAfterBreak="0">
     <w:nsid w:val="74D4335B"/>
     <w:multiLevelType w:val="hybridMultilevel"/>
     <w:tmpl w:val="74008DE8"/>
@@ -51346,7 +51939,7 @@
       </w:pPr>
     </w:lvl>
   </w:abstractNum>
-  <w:abstractNum w:abstractNumId="89" w15:restartNumberingAfterBreak="0">
+  <w:abstractNum w:abstractNumId="91" w15:restartNumberingAfterBreak="0">
     <w:nsid w:val="76852FE0"/>
     <w:multiLevelType w:val="hybridMultilevel"/>
     <w:tmpl w:val="ABD44E00"/>
@@ -51432,7 +52025,7 @@
       </w:pPr>
     </w:lvl>
   </w:abstractNum>
-  <w:abstractNum w:abstractNumId="90" w15:restartNumberingAfterBreak="0">
+  <w:abstractNum w:abstractNumId="92" w15:restartNumberingAfterBreak="0">
     <w:nsid w:val="76D17FD7"/>
     <w:multiLevelType w:val="hybridMultilevel"/>
     <w:tmpl w:val="F7E0F2DE"/>
@@ -51518,7 +52111,7 @@
       </w:pPr>
     </w:lvl>
   </w:abstractNum>
-  <w:abstractNum w:abstractNumId="91" w15:restartNumberingAfterBreak="0">
+  <w:abstractNum w:abstractNumId="93" w15:restartNumberingAfterBreak="0">
     <w:nsid w:val="772D4B49"/>
     <w:multiLevelType w:val="hybridMultilevel"/>
     <w:tmpl w:val="E6284570"/>
@@ -51604,7 +52197,7 @@
       </w:pPr>
     </w:lvl>
   </w:abstractNum>
-  <w:abstractNum w:abstractNumId="92" w15:restartNumberingAfterBreak="0">
+  <w:abstractNum w:abstractNumId="94" w15:restartNumberingAfterBreak="0">
     <w:nsid w:val="78412AEF"/>
     <w:multiLevelType w:val="hybridMultilevel"/>
     <w:tmpl w:val="BC56B374"/>
@@ -51690,7 +52283,7 @@
       </w:pPr>
     </w:lvl>
   </w:abstractNum>
-  <w:abstractNum w:abstractNumId="93" w15:restartNumberingAfterBreak="0">
+  <w:abstractNum w:abstractNumId="95" w15:restartNumberingAfterBreak="0">
     <w:nsid w:val="78854FD7"/>
     <w:multiLevelType w:val="hybridMultilevel"/>
     <w:tmpl w:val="63C87A7C"/>
@@ -51776,7 +52369,7 @@
       </w:pPr>
     </w:lvl>
   </w:abstractNum>
-  <w:abstractNum w:abstractNumId="94" w15:restartNumberingAfterBreak="0">
+  <w:abstractNum w:abstractNumId="96" w15:restartNumberingAfterBreak="0">
     <w:nsid w:val="792139EB"/>
     <w:multiLevelType w:val="hybridMultilevel"/>
     <w:tmpl w:val="24866BC8"/>
@@ -51862,7 +52455,7 @@
       </w:pPr>
     </w:lvl>
   </w:abstractNum>
-  <w:abstractNum w:abstractNumId="95" w15:restartNumberingAfterBreak="0">
+  <w:abstractNum w:abstractNumId="97" w15:restartNumberingAfterBreak="0">
     <w:nsid w:val="7F16374B"/>
     <w:multiLevelType w:val="hybridMultilevel"/>
     <w:tmpl w:val="03E244E2"/>
@@ -51949,298 +52542,304 @@
     </w:lvl>
   </w:abstractNum>
   <w:num w:numId="1" w16cid:durableId="1182233834">
-    <w:abstractNumId w:val="17"/>
+    <w:abstractNumId w:val="18"/>
   </w:num>
   <w:num w:numId="2" w16cid:durableId="1464079226">
-    <w:abstractNumId w:val="6"/>
+    <w:abstractNumId w:val="7"/>
   </w:num>
   <w:num w:numId="3" w16cid:durableId="896088663">
-    <w:abstractNumId w:val="57"/>
+    <w:abstractNumId w:val="58"/>
   </w:num>
   <w:num w:numId="4" w16cid:durableId="1156217356">
-    <w:abstractNumId w:val="92"/>
+    <w:abstractNumId w:val="94"/>
   </w:num>
   <w:num w:numId="5" w16cid:durableId="1799101725">
-    <w:abstractNumId w:val="84"/>
+    <w:abstractNumId w:val="86"/>
   </w:num>
   <w:num w:numId="6" w16cid:durableId="1999116203">
-    <w:abstractNumId w:val="45"/>
+    <w:abstractNumId w:val="46"/>
   </w:num>
   <w:num w:numId="7" w16cid:durableId="182482259">
-    <w:abstractNumId w:val="43"/>
+    <w:abstractNumId w:val="44"/>
   </w:num>
   <w:num w:numId="8" w16cid:durableId="667174497">
-    <w:abstractNumId w:val="76"/>
+    <w:abstractNumId w:val="77"/>
   </w:num>
   <w:num w:numId="9" w16cid:durableId="495001279">
-    <w:abstractNumId w:val="7"/>
+    <w:abstractNumId w:val="8"/>
   </w:num>
   <w:num w:numId="10" w16cid:durableId="483938990">
-    <w:abstractNumId w:val="36"/>
+    <w:abstractNumId w:val="37"/>
   </w:num>
   <w:num w:numId="11" w16cid:durableId="321472319">
-    <w:abstractNumId w:val="22"/>
+    <w:abstractNumId w:val="23"/>
   </w:num>
   <w:num w:numId="12" w16cid:durableId="1975913049">
-    <w:abstractNumId w:val="66"/>
+    <w:abstractNumId w:val="67"/>
   </w:num>
   <w:num w:numId="13" w16cid:durableId="2084522048">
-    <w:abstractNumId w:val="30"/>
+    <w:abstractNumId w:val="31"/>
   </w:num>
   <w:num w:numId="14" w16cid:durableId="995844681">
-    <w:abstractNumId w:val="10"/>
+    <w:abstractNumId w:val="11"/>
   </w:num>
   <w:num w:numId="15" w16cid:durableId="1494641726">
-    <w:abstractNumId w:val="19"/>
+    <w:abstractNumId w:val="20"/>
   </w:num>
   <w:num w:numId="16" w16cid:durableId="217976480">
     <w:abstractNumId w:val="0"/>
   </w:num>
   <w:num w:numId="17" w16cid:durableId="206651826">
-    <w:abstractNumId w:val="58"/>
+    <w:abstractNumId w:val="59"/>
   </w:num>
   <w:num w:numId="18" w16cid:durableId="1657297831">
-    <w:abstractNumId w:val="63"/>
+    <w:abstractNumId w:val="64"/>
   </w:num>
   <w:num w:numId="19" w16cid:durableId="138033023">
-    <w:abstractNumId w:val="89"/>
+    <w:abstractNumId w:val="91"/>
   </w:num>
   <w:num w:numId="20" w16cid:durableId="885533978">
-    <w:abstractNumId w:val="85"/>
+    <w:abstractNumId w:val="87"/>
   </w:num>
   <w:num w:numId="21" w16cid:durableId="1715157140">
-    <w:abstractNumId w:val="95"/>
+    <w:abstractNumId w:val="97"/>
   </w:num>
   <w:num w:numId="22" w16cid:durableId="1759324211">
-    <w:abstractNumId w:val="35"/>
+    <w:abstractNumId w:val="36"/>
   </w:num>
   <w:num w:numId="23" w16cid:durableId="447433693">
-    <w:abstractNumId w:val="14"/>
+    <w:abstractNumId w:val="15"/>
   </w:num>
   <w:num w:numId="24" w16cid:durableId="1357384835">
-    <w:abstractNumId w:val="15"/>
+    <w:abstractNumId w:val="16"/>
   </w:num>
   <w:num w:numId="25" w16cid:durableId="1067537044">
-    <w:abstractNumId w:val="16"/>
+    <w:abstractNumId w:val="17"/>
   </w:num>
   <w:num w:numId="26" w16cid:durableId="311569512">
-    <w:abstractNumId w:val="4"/>
+    <w:abstractNumId w:val="5"/>
   </w:num>
   <w:num w:numId="27" w16cid:durableId="1820077261">
-    <w:abstractNumId w:val="25"/>
+    <w:abstractNumId w:val="26"/>
   </w:num>
   <w:num w:numId="28" w16cid:durableId="621308984">
-    <w:abstractNumId w:val="67"/>
+    <w:abstractNumId w:val="68"/>
   </w:num>
   <w:num w:numId="29" w16cid:durableId="1010370934">
-    <w:abstractNumId w:val="94"/>
+    <w:abstractNumId w:val="96"/>
   </w:num>
   <w:num w:numId="30" w16cid:durableId="570653876">
-    <w:abstractNumId w:val="78"/>
+    <w:abstractNumId w:val="79"/>
   </w:num>
   <w:num w:numId="31" w16cid:durableId="763957126">
-    <w:abstractNumId w:val="37"/>
+    <w:abstractNumId w:val="38"/>
   </w:num>
   <w:num w:numId="32" w16cid:durableId="1268851808">
-    <w:abstractNumId w:val="46"/>
+    <w:abstractNumId w:val="47"/>
   </w:num>
   <w:num w:numId="33" w16cid:durableId="997080261">
-    <w:abstractNumId w:val="49"/>
+    <w:abstractNumId w:val="50"/>
   </w:num>
   <w:num w:numId="34" w16cid:durableId="1563901565">
-    <w:abstractNumId w:val="52"/>
+    <w:abstractNumId w:val="53"/>
   </w:num>
   <w:num w:numId="35" w16cid:durableId="142702140">
-    <w:abstractNumId w:val="68"/>
+    <w:abstractNumId w:val="69"/>
   </w:num>
   <w:num w:numId="36" w16cid:durableId="255216963">
-    <w:abstractNumId w:val="12"/>
+    <w:abstractNumId w:val="13"/>
   </w:num>
   <w:num w:numId="37" w16cid:durableId="1973168574">
-    <w:abstractNumId w:val="59"/>
+    <w:abstractNumId w:val="60"/>
   </w:num>
   <w:num w:numId="38" w16cid:durableId="745997108">
     <w:abstractNumId w:val="1"/>
   </w:num>
   <w:num w:numId="39" w16cid:durableId="300817971">
+    <w:abstractNumId w:val="76"/>
+  </w:num>
+  <w:num w:numId="40" w16cid:durableId="767430429">
+    <w:abstractNumId w:val="45"/>
+  </w:num>
+  <w:num w:numId="41" w16cid:durableId="1889611135">
+    <w:abstractNumId w:val="72"/>
+  </w:num>
+  <w:num w:numId="42" w16cid:durableId="637223617">
+    <w:abstractNumId w:val="39"/>
+  </w:num>
+  <w:num w:numId="43" w16cid:durableId="198783945">
+    <w:abstractNumId w:val="14"/>
+  </w:num>
+  <w:num w:numId="44" w16cid:durableId="1192039095">
+    <w:abstractNumId w:val="57"/>
+  </w:num>
+  <w:num w:numId="45" w16cid:durableId="64494176">
+    <w:abstractNumId w:val="54"/>
+  </w:num>
+  <w:num w:numId="46" w16cid:durableId="722213691">
+    <w:abstractNumId w:val="52"/>
+  </w:num>
+  <w:num w:numId="47" w16cid:durableId="1085305762">
+    <w:abstractNumId w:val="93"/>
+  </w:num>
+  <w:num w:numId="48" w16cid:durableId="2081904422">
+    <w:abstractNumId w:val="90"/>
+  </w:num>
+  <w:num w:numId="49" w16cid:durableId="1692105496">
+    <w:abstractNumId w:val="63"/>
+  </w:num>
+  <w:num w:numId="50" w16cid:durableId="361789141">
     <w:abstractNumId w:val="75"/>
   </w:num>
-  <w:num w:numId="40" w16cid:durableId="767430429">
-    <w:abstractNumId w:val="44"/>
-  </w:num>
-  <w:num w:numId="41" w16cid:durableId="1889611135">
+  <w:num w:numId="51" w16cid:durableId="1158881281">
     <w:abstractNumId w:val="71"/>
   </w:num>
-  <w:num w:numId="42" w16cid:durableId="637223617">
-    <w:abstractNumId w:val="38"/>
+  <w:num w:numId="52" w16cid:durableId="953680023">
+    <w:abstractNumId w:val="40"/>
   </w:num>
-  <w:num w:numId="43" w16cid:durableId="198783945">
-    <w:abstractNumId w:val="13"/>
+  <w:num w:numId="53" w16cid:durableId="610357576">
+    <w:abstractNumId w:val="35"/>
   </w:num>
-  <w:num w:numId="44" w16cid:durableId="1192039095">
+  <w:num w:numId="54" w16cid:durableId="1643343689">
+    <w:abstractNumId w:val="43"/>
+  </w:num>
+  <w:num w:numId="55" w16cid:durableId="1976568983">
+    <w:abstractNumId w:val="34"/>
+  </w:num>
+  <w:num w:numId="56" w16cid:durableId="1772700840">
+    <w:abstractNumId w:val="33"/>
+  </w:num>
+  <w:num w:numId="57" w16cid:durableId="319358484">
+    <w:abstractNumId w:val="28"/>
+  </w:num>
+  <w:num w:numId="58" w16cid:durableId="1774474773">
     <w:abstractNumId w:val="56"/>
   </w:num>
-  <w:num w:numId="45" w16cid:durableId="64494176">
-    <w:abstractNumId w:val="53"/>
+  <w:num w:numId="59" w16cid:durableId="745566353">
+    <w:abstractNumId w:val="82"/>
   </w:num>
-  <w:num w:numId="46" w16cid:durableId="722213691">
-    <w:abstractNumId w:val="51"/>
+  <w:num w:numId="60" w16cid:durableId="633096668">
+    <w:abstractNumId w:val="48"/>
   </w:num>
-  <w:num w:numId="47" w16cid:durableId="1085305762">
-    <w:abstractNumId w:val="91"/>
+  <w:num w:numId="61" w16cid:durableId="230847475">
+    <w:abstractNumId w:val="92"/>
   </w:num>
-  <w:num w:numId="48" w16cid:durableId="2081904422">
-    <w:abstractNumId w:val="88"/>
+  <w:num w:numId="62" w16cid:durableId="477920961">
+    <w:abstractNumId w:val="66"/>
   </w:num>
-  <w:num w:numId="49" w16cid:durableId="1692105496">
-    <w:abstractNumId w:val="62"/>
-  </w:num>
-  <w:num w:numId="50" w16cid:durableId="361789141">
-    <w:abstractNumId w:val="74"/>
-  </w:num>
-  <w:num w:numId="51" w16cid:durableId="1158881281">
-    <w:abstractNumId w:val="70"/>
-  </w:num>
-  <w:num w:numId="52" w16cid:durableId="953680023">
-    <w:abstractNumId w:val="39"/>
-  </w:num>
-  <w:num w:numId="53" w16cid:durableId="610357576">
-    <w:abstractNumId w:val="34"/>
-  </w:num>
-  <w:num w:numId="54" w16cid:durableId="1643343689">
-    <w:abstractNumId w:val="42"/>
-  </w:num>
-  <w:num w:numId="55" w16cid:durableId="1976568983">
-    <w:abstractNumId w:val="33"/>
-  </w:num>
-  <w:num w:numId="56" w16cid:durableId="1772700840">
+  <w:num w:numId="63" w16cid:durableId="1643467027">
     <w:abstractNumId w:val="32"/>
   </w:num>
-  <w:num w:numId="57" w16cid:durableId="319358484">
-    <w:abstractNumId w:val="27"/>
-  </w:num>
-  <w:num w:numId="58" w16cid:durableId="1774474773">
-    <w:abstractNumId w:val="55"/>
-  </w:num>
-  <w:num w:numId="59" w16cid:durableId="745566353">
-    <w:abstractNumId w:val="80"/>
-  </w:num>
-  <w:num w:numId="60" w16cid:durableId="633096668">
-    <w:abstractNumId w:val="47"/>
-  </w:num>
-  <w:num w:numId="61" w16cid:durableId="230847475">
-    <w:abstractNumId w:val="90"/>
-  </w:num>
-  <w:num w:numId="62" w16cid:durableId="477920961">
-    <w:abstractNumId w:val="65"/>
-  </w:num>
-  <w:num w:numId="63" w16cid:durableId="1643467027">
-    <w:abstractNumId w:val="31"/>
-  </w:num>
   <w:num w:numId="64" w16cid:durableId="516967817">
-    <w:abstractNumId w:val="86"/>
+    <w:abstractNumId w:val="88"/>
   </w:num>
   <w:num w:numId="65" w16cid:durableId="340207351">
     <w:abstractNumId w:val="3"/>
   </w:num>
   <w:num w:numId="66" w16cid:durableId="1299922344">
-    <w:abstractNumId w:val="73"/>
+    <w:abstractNumId w:val="74"/>
   </w:num>
   <w:num w:numId="67" w16cid:durableId="955059156">
-    <w:abstractNumId w:val="28"/>
+    <w:abstractNumId w:val="29"/>
   </w:num>
   <w:num w:numId="68" w16cid:durableId="23214922">
     <w:abstractNumId w:val="2"/>
   </w:num>
   <w:num w:numId="69" w16cid:durableId="59602354">
-    <w:abstractNumId w:val="61"/>
+    <w:abstractNumId w:val="62"/>
   </w:num>
   <w:num w:numId="70" w16cid:durableId="1700549270">
-    <w:abstractNumId w:val="18"/>
+    <w:abstractNumId w:val="19"/>
   </w:num>
   <w:num w:numId="71" w16cid:durableId="429931203">
-    <w:abstractNumId w:val="79"/>
+    <w:abstractNumId w:val="80"/>
   </w:num>
   <w:num w:numId="72" w16cid:durableId="804006898">
-    <w:abstractNumId w:val="82"/>
+    <w:abstractNumId w:val="84"/>
   </w:num>
   <w:num w:numId="73" w16cid:durableId="665978383">
+    <w:abstractNumId w:val="10"/>
+  </w:num>
+  <w:num w:numId="74" w16cid:durableId="1244267735">
+    <w:abstractNumId w:val="30"/>
+  </w:num>
+  <w:num w:numId="75" w16cid:durableId="1773161614">
+    <w:abstractNumId w:val="24"/>
+  </w:num>
+  <w:num w:numId="76" w16cid:durableId="1858999905">
+    <w:abstractNumId w:val="22"/>
+  </w:num>
+  <w:num w:numId="77" w16cid:durableId="1735081805">
+    <w:abstractNumId w:val="89"/>
+  </w:num>
+  <w:num w:numId="78" w16cid:durableId="419909045">
+    <w:abstractNumId w:val="55"/>
+  </w:num>
+  <w:num w:numId="79" w16cid:durableId="625284056">
+    <w:abstractNumId w:val="78"/>
+  </w:num>
+  <w:num w:numId="80" w16cid:durableId="258417748">
+    <w:abstractNumId w:val="21"/>
+  </w:num>
+  <w:num w:numId="81" w16cid:durableId="1515919570">
+    <w:abstractNumId w:val="51"/>
+  </w:num>
+  <w:num w:numId="82" w16cid:durableId="470950087">
+    <w:abstractNumId w:val="25"/>
+  </w:num>
+  <w:num w:numId="83" w16cid:durableId="1079399376">
+    <w:abstractNumId w:val="95"/>
+  </w:num>
+  <w:num w:numId="84" w16cid:durableId="1679305619">
+    <w:abstractNumId w:val="83"/>
+  </w:num>
+  <w:num w:numId="85" w16cid:durableId="763691008">
+    <w:abstractNumId w:val="27"/>
+  </w:num>
+  <w:num w:numId="86" w16cid:durableId="569773311">
+    <w:abstractNumId w:val="12"/>
+  </w:num>
+  <w:num w:numId="87" w16cid:durableId="2006399277">
+    <w:abstractNumId w:val="65"/>
+  </w:num>
+  <w:num w:numId="88" w16cid:durableId="1053575332">
+    <w:abstractNumId w:val="6"/>
+  </w:num>
+  <w:num w:numId="89" w16cid:durableId="1114785321">
     <w:abstractNumId w:val="9"/>
   </w:num>
-  <w:num w:numId="74" w16cid:durableId="1244267735">
-    <w:abstractNumId w:val="29"/>
-  </w:num>
-  <w:num w:numId="75" w16cid:durableId="1773161614">
-    <w:abstractNumId w:val="23"/>
-  </w:num>
-  <w:num w:numId="76" w16cid:durableId="1858999905">
-    <w:abstractNumId w:val="21"/>
-  </w:num>
-  <w:num w:numId="77" w16cid:durableId="1735081805">
-    <w:abstractNumId w:val="87"/>
-  </w:num>
-  <w:num w:numId="78" w16cid:durableId="419909045">
-    <w:abstractNumId w:val="54"/>
-  </w:num>
-  <w:num w:numId="79" w16cid:durableId="625284056">
-    <w:abstractNumId w:val="77"/>
-  </w:num>
-  <w:num w:numId="80" w16cid:durableId="258417748">
-    <w:abstractNumId w:val="20"/>
-  </w:num>
-  <w:num w:numId="81" w16cid:durableId="1515919570">
-    <w:abstractNumId w:val="50"/>
-  </w:num>
-  <w:num w:numId="82" w16cid:durableId="470950087">
-    <w:abstractNumId w:val="24"/>
-  </w:num>
-  <w:num w:numId="83" w16cid:durableId="1079399376">
-    <w:abstractNumId w:val="93"/>
-  </w:num>
-  <w:num w:numId="84" w16cid:durableId="1679305619">
-    <w:abstractNumId w:val="81"/>
-  </w:num>
-  <w:num w:numId="85" w16cid:durableId="763691008">
-    <w:abstractNumId w:val="26"/>
-  </w:num>
-  <w:num w:numId="86" w16cid:durableId="569773311">
-    <w:abstractNumId w:val="11"/>
-  </w:num>
-  <w:num w:numId="87" w16cid:durableId="2006399277">
-    <w:abstractNumId w:val="64"/>
-  </w:num>
-  <w:num w:numId="88" w16cid:durableId="1053575332">
-    <w:abstractNumId w:val="5"/>
-  </w:num>
-  <w:num w:numId="89" w16cid:durableId="1114785321">
-    <w:abstractNumId w:val="8"/>
-  </w:num>
   <w:num w:numId="90" w16cid:durableId="1483307844">
-    <w:abstractNumId w:val="40"/>
+    <w:abstractNumId w:val="41"/>
   </w:num>
   <w:num w:numId="91" w16cid:durableId="513958247">
-    <w:abstractNumId w:val="69"/>
+    <w:abstractNumId w:val="70"/>
   </w:num>
   <w:num w:numId="92" w16cid:durableId="652953948">
-    <w:abstractNumId w:val="72"/>
+    <w:abstractNumId w:val="73"/>
   </w:num>
   <w:num w:numId="93" w16cid:durableId="2082752816">
-    <w:abstractNumId w:val="83"/>
+    <w:abstractNumId w:val="85"/>
   </w:num>
   <w:num w:numId="94" w16cid:durableId="969362605">
-    <w:abstractNumId w:val="36"/>
+    <w:abstractNumId w:val="37"/>
     <w:lvlOverride w:ilvl="0">
       <w:startOverride w:val="1"/>
     </w:lvlOverride>
   </w:num>
   <w:num w:numId="95" w16cid:durableId="1970238005">
-    <w:abstractNumId w:val="41"/>
+    <w:abstractNumId w:val="42"/>
   </w:num>
   <w:num w:numId="96" w16cid:durableId="130369325">
-    <w:abstractNumId w:val="60"/>
+    <w:abstractNumId w:val="61"/>
   </w:num>
   <w:num w:numId="97" w16cid:durableId="1473064684">
-    <w:abstractNumId w:val="48"/>
+    <w:abstractNumId w:val="49"/>
+  </w:num>
+  <w:num w:numId="98" w16cid:durableId="1471748970">
+    <w:abstractNumId w:val="81"/>
+  </w:num>
+  <w:num w:numId="99" w16cid:durableId="239944478">
+    <w:abstractNumId w:val="4"/>
   </w:num>
   <w:numIdMacAtCleanup w:val="92"/>
 </w:numbering>

--- a/compiler-internals/ICode2v0.docx
+++ b/compiler-internals/ICode2v0.docx
@@ -269,7 +269,7 @@
           <w:r>
             <w:fldChar w:fldCharType="separate"/>
           </w:r>
-          <w:hyperlink w:anchor="_Toc192709444" w:history="1">
+          <w:hyperlink w:anchor="_Toc193032296" w:history="1">
             <w:r>
               <w:rPr>
                 <w:rStyle w:val="Hyperlink"/>
@@ -315,7 +315,7 @@
                 <w:noProof/>
                 <w:webHidden/>
               </w:rPr>
-              <w:instrText xml:space="preserve"> PAGEREF _Toc192709444 \h </w:instrText>
+              <w:instrText xml:space="preserve"> PAGEREF _Toc193032296 \h </w:instrText>
             </w:r>
             <w:r>
               <w:rPr>
@@ -363,7 +363,7 @@
               <w14:ligatures w14:val="standardContextual"/>
             </w:rPr>
           </w:pPr>
-          <w:hyperlink w:anchor="_Toc192709445" w:history="1">
+          <w:hyperlink w:anchor="_Toc193032297" w:history="1">
             <w:r>
               <w:rPr>
                 <w:rStyle w:val="Hyperlink"/>
@@ -409,7 +409,7 @@
                 <w:noProof/>
                 <w:webHidden/>
               </w:rPr>
-              <w:instrText xml:space="preserve"> PAGEREF _Toc192709445 \h </w:instrText>
+              <w:instrText xml:space="preserve"> PAGEREF _Toc193032297 \h </w:instrText>
             </w:r>
             <w:r>
               <w:rPr>
@@ -457,7 +457,7 @@
               <w14:ligatures w14:val="standardContextual"/>
             </w:rPr>
           </w:pPr>
-          <w:hyperlink w:anchor="_Toc192709446" w:history="1">
+          <w:hyperlink w:anchor="_Toc193032298" w:history="1">
             <w:r>
               <w:rPr>
                 <w:rStyle w:val="Hyperlink"/>
@@ -503,7 +503,7 @@
                 <w:noProof/>
                 <w:webHidden/>
               </w:rPr>
-              <w:instrText xml:space="preserve"> PAGEREF _Toc192709446 \h </w:instrText>
+              <w:instrText xml:space="preserve"> PAGEREF _Toc193032298 \h </w:instrText>
             </w:r>
             <w:r>
               <w:rPr>
@@ -551,7 +551,7 @@
               <w14:ligatures w14:val="standardContextual"/>
             </w:rPr>
           </w:pPr>
-          <w:hyperlink w:anchor="_Toc192709447" w:history="1">
+          <w:hyperlink w:anchor="_Toc193032299" w:history="1">
             <w:r>
               <w:rPr>
                 <w:rStyle w:val="Hyperlink"/>
@@ -597,7 +597,7 @@
                 <w:noProof/>
                 <w:webHidden/>
               </w:rPr>
-              <w:instrText xml:space="preserve"> PAGEREF _Toc192709447 \h </w:instrText>
+              <w:instrText xml:space="preserve"> PAGEREF _Toc193032299 \h </w:instrText>
             </w:r>
             <w:r>
               <w:rPr>
@@ -645,7 +645,7 @@
               <w14:ligatures w14:val="standardContextual"/>
             </w:rPr>
           </w:pPr>
-          <w:hyperlink w:anchor="_Toc192709448" w:history="1">
+          <w:hyperlink w:anchor="_Toc193032300" w:history="1">
             <w:r>
               <w:rPr>
                 <w:rStyle w:val="Hyperlink"/>
@@ -691,7 +691,7 @@
                 <w:noProof/>
                 <w:webHidden/>
               </w:rPr>
-              <w:instrText xml:space="preserve"> PAGEREF _Toc192709448 \h </w:instrText>
+              <w:instrText xml:space="preserve"> PAGEREF _Toc193032300 \h </w:instrText>
             </w:r>
             <w:r>
               <w:rPr>
@@ -739,7 +739,7 @@
               <w14:ligatures w14:val="standardContextual"/>
             </w:rPr>
           </w:pPr>
-          <w:hyperlink w:anchor="_Toc192709449" w:history="1">
+          <w:hyperlink w:anchor="_Toc193032301" w:history="1">
             <w:r>
               <w:rPr>
                 <w:rStyle w:val="Hyperlink"/>
@@ -785,7 +785,7 @@
                 <w:noProof/>
                 <w:webHidden/>
               </w:rPr>
-              <w:instrText xml:space="preserve"> PAGEREF _Toc192709449 \h </w:instrText>
+              <w:instrText xml:space="preserve"> PAGEREF _Toc193032301 \h </w:instrText>
             </w:r>
             <w:r>
               <w:rPr>
@@ -830,7 +830,7 @@
               <w14:ligatures w14:val="standardContextual"/>
             </w:rPr>
           </w:pPr>
-          <w:hyperlink w:anchor="_Toc192709450" w:history="1">
+          <w:hyperlink w:anchor="_Toc193032302" w:history="1">
             <w:r>
               <w:rPr>
                 <w:rStyle w:val="Hyperlink"/>
@@ -857,7 +857,7 @@
                 <w:noProof/>
                 <w:webHidden/>
               </w:rPr>
-              <w:instrText xml:space="preserve"> PAGEREF _Toc192709450 \h </w:instrText>
+              <w:instrText xml:space="preserve"> PAGEREF _Toc193032302 \h </w:instrText>
             </w:r>
             <w:r>
               <w:rPr>
@@ -902,7 +902,7 @@
               <w14:ligatures w14:val="standardContextual"/>
             </w:rPr>
           </w:pPr>
-          <w:hyperlink w:anchor="_Toc192709451" w:history="1">
+          <w:hyperlink w:anchor="_Toc193032303" w:history="1">
             <w:r>
               <w:rPr>
                 <w:rStyle w:val="Hyperlink"/>
@@ -929,7 +929,7 @@
                 <w:noProof/>
                 <w:webHidden/>
               </w:rPr>
-              <w:instrText xml:space="preserve"> PAGEREF _Toc192709451 \h </w:instrText>
+              <w:instrText xml:space="preserve"> PAGEREF _Toc193032303 \h </w:instrText>
             </w:r>
             <w:r>
               <w:rPr>
@@ -974,7 +974,7 @@
               <w14:ligatures w14:val="standardContextual"/>
             </w:rPr>
           </w:pPr>
-          <w:hyperlink w:anchor="_Toc192709452" w:history="1">
+          <w:hyperlink w:anchor="_Toc193032304" w:history="1">
             <w:r>
               <w:rPr>
                 <w:rStyle w:val="Hyperlink"/>
@@ -1001,7 +1001,7 @@
                 <w:noProof/>
                 <w:webHidden/>
               </w:rPr>
-              <w:instrText xml:space="preserve"> PAGEREF _Toc192709452 \h </w:instrText>
+              <w:instrText xml:space="preserve"> PAGEREF _Toc193032304 \h </w:instrText>
             </w:r>
             <w:r>
               <w:rPr>
@@ -1046,7 +1046,7 @@
               <w14:ligatures w14:val="standardContextual"/>
             </w:rPr>
           </w:pPr>
-          <w:hyperlink w:anchor="_Toc192709453" w:history="1">
+          <w:hyperlink w:anchor="_Toc193032305" w:history="1">
             <w:r>
               <w:rPr>
                 <w:rStyle w:val="Hyperlink"/>
@@ -1073,7 +1073,7 @@
                 <w:noProof/>
                 <w:webHidden/>
               </w:rPr>
-              <w:instrText xml:space="preserve"> PAGEREF _Toc192709453 \h </w:instrText>
+              <w:instrText xml:space="preserve"> PAGEREF _Toc193032305 \h </w:instrText>
             </w:r>
             <w:r>
               <w:rPr>
@@ -1118,7 +1118,7 @@
               <w14:ligatures w14:val="standardContextual"/>
             </w:rPr>
           </w:pPr>
-          <w:hyperlink w:anchor="_Toc192709454" w:history="1">
+          <w:hyperlink w:anchor="_Toc193032306" w:history="1">
             <w:r>
               <w:rPr>
                 <w:rStyle w:val="Hyperlink"/>
@@ -1145,7 +1145,7 @@
                 <w:noProof/>
                 <w:webHidden/>
               </w:rPr>
-              <w:instrText xml:space="preserve"> PAGEREF _Toc192709454 \h </w:instrText>
+              <w:instrText xml:space="preserve"> PAGEREF _Toc193032306 \h </w:instrText>
             </w:r>
             <w:r>
               <w:rPr>
@@ -1190,7 +1190,7 @@
               <w14:ligatures w14:val="standardContextual"/>
             </w:rPr>
           </w:pPr>
-          <w:hyperlink w:anchor="_Toc192709455" w:history="1">
+          <w:hyperlink w:anchor="_Toc193032307" w:history="1">
             <w:r>
               <w:rPr>
                 <w:rStyle w:val="Hyperlink"/>
@@ -1217,7 +1217,7 @@
                 <w:noProof/>
                 <w:webHidden/>
               </w:rPr>
-              <w:instrText xml:space="preserve"> PAGEREF _Toc192709455 \h </w:instrText>
+              <w:instrText xml:space="preserve"> PAGEREF _Toc193032307 \h </w:instrText>
             </w:r>
             <w:r>
               <w:rPr>
@@ -1262,7 +1262,7 @@
               <w14:ligatures w14:val="standardContextual"/>
             </w:rPr>
           </w:pPr>
-          <w:hyperlink w:anchor="_Toc192709456" w:history="1">
+          <w:hyperlink w:anchor="_Toc193032308" w:history="1">
             <w:r>
               <w:rPr>
                 <w:rStyle w:val="Hyperlink"/>
@@ -1289,7 +1289,7 @@
                 <w:noProof/>
                 <w:webHidden/>
               </w:rPr>
-              <w:instrText xml:space="preserve"> PAGEREF _Toc192709456 \h </w:instrText>
+              <w:instrText xml:space="preserve"> PAGEREF _Toc193032308 \h </w:instrText>
             </w:r>
             <w:r>
               <w:rPr>
@@ -1334,7 +1334,7 @@
               <w14:ligatures w14:val="standardContextual"/>
             </w:rPr>
           </w:pPr>
-          <w:hyperlink w:anchor="_Toc192709457" w:history="1">
+          <w:hyperlink w:anchor="_Toc193032309" w:history="1">
             <w:r>
               <w:rPr>
                 <w:rStyle w:val="Hyperlink"/>
@@ -1361,7 +1361,7 @@
                 <w:noProof/>
                 <w:webHidden/>
               </w:rPr>
-              <w:instrText xml:space="preserve"> PAGEREF _Toc192709457 \h </w:instrText>
+              <w:instrText xml:space="preserve"> PAGEREF _Toc193032309 \h </w:instrText>
             </w:r>
             <w:r>
               <w:rPr>
@@ -1406,7 +1406,7 @@
               <w14:ligatures w14:val="standardContextual"/>
             </w:rPr>
           </w:pPr>
-          <w:hyperlink w:anchor="_Toc192709458" w:history="1">
+          <w:hyperlink w:anchor="_Toc193032310" w:history="1">
             <w:r>
               <w:rPr>
                 <w:rStyle w:val="Hyperlink"/>
@@ -1433,7 +1433,7 @@
                 <w:noProof/>
                 <w:webHidden/>
               </w:rPr>
-              <w:instrText xml:space="preserve"> PAGEREF _Toc192709458 \h </w:instrText>
+              <w:instrText xml:space="preserve"> PAGEREF _Toc193032310 \h </w:instrText>
             </w:r>
             <w:r>
               <w:rPr>
@@ -1478,7 +1478,7 @@
               <w14:ligatures w14:val="standardContextual"/>
             </w:rPr>
           </w:pPr>
-          <w:hyperlink w:anchor="_Toc192709459" w:history="1">
+          <w:hyperlink w:anchor="_Toc193032311" w:history="1">
             <w:r>
               <w:rPr>
                 <w:rStyle w:val="Hyperlink"/>
@@ -1505,7 +1505,7 @@
                 <w:noProof/>
                 <w:webHidden/>
               </w:rPr>
-              <w:instrText xml:space="preserve"> PAGEREF _Toc192709459 \h </w:instrText>
+              <w:instrText xml:space="preserve"> PAGEREF _Toc193032311 \h </w:instrText>
             </w:r>
             <w:r>
               <w:rPr>
@@ -1550,7 +1550,7 @@
               <w14:ligatures w14:val="standardContextual"/>
             </w:rPr>
           </w:pPr>
-          <w:hyperlink w:anchor="_Toc192709460" w:history="1">
+          <w:hyperlink w:anchor="_Toc193032312" w:history="1">
             <w:r>
               <w:rPr>
                 <w:rStyle w:val="Hyperlink"/>
@@ -1577,7 +1577,7 @@
                 <w:noProof/>
                 <w:webHidden/>
               </w:rPr>
-              <w:instrText xml:space="preserve"> PAGEREF _Toc192709460 \h </w:instrText>
+              <w:instrText xml:space="preserve"> PAGEREF _Toc193032312 \h </w:instrText>
             </w:r>
             <w:r>
               <w:rPr>
@@ -1622,7 +1622,7 @@
               <w14:ligatures w14:val="standardContextual"/>
             </w:rPr>
           </w:pPr>
-          <w:hyperlink w:anchor="_Toc192709461" w:history="1">
+          <w:hyperlink w:anchor="_Toc193032313" w:history="1">
             <w:r>
               <w:rPr>
                 <w:rStyle w:val="Hyperlink"/>
@@ -1649,7 +1649,7 @@
                 <w:noProof/>
                 <w:webHidden/>
               </w:rPr>
-              <w:instrText xml:space="preserve"> PAGEREF _Toc192709461 \h </w:instrText>
+              <w:instrText xml:space="preserve"> PAGEREF _Toc193032313 \h </w:instrText>
             </w:r>
             <w:r>
               <w:rPr>
@@ -1694,7 +1694,7 @@
               <w14:ligatures w14:val="standardContextual"/>
             </w:rPr>
           </w:pPr>
-          <w:hyperlink w:anchor="_Toc192709462" w:history="1">
+          <w:hyperlink w:anchor="_Toc193032314" w:history="1">
             <w:r>
               <w:rPr>
                 <w:rStyle w:val="Hyperlink"/>
@@ -1721,7 +1721,7 @@
                 <w:noProof/>
                 <w:webHidden/>
               </w:rPr>
-              <w:instrText xml:space="preserve"> PAGEREF _Toc192709462 \h </w:instrText>
+              <w:instrText xml:space="preserve"> PAGEREF _Toc193032314 \h </w:instrText>
             </w:r>
             <w:r>
               <w:rPr>
@@ -1766,7 +1766,7 @@
               <w14:ligatures w14:val="standardContextual"/>
             </w:rPr>
           </w:pPr>
-          <w:hyperlink w:anchor="_Toc192709463" w:history="1">
+          <w:hyperlink w:anchor="_Toc193032315" w:history="1">
             <w:r>
               <w:rPr>
                 <w:rStyle w:val="Hyperlink"/>
@@ -1793,7 +1793,7 @@
                 <w:noProof/>
                 <w:webHidden/>
               </w:rPr>
-              <w:instrText xml:space="preserve"> PAGEREF _Toc192709463 \h </w:instrText>
+              <w:instrText xml:space="preserve"> PAGEREF _Toc193032315 \h </w:instrText>
             </w:r>
             <w:r>
               <w:rPr>
@@ -1838,7 +1838,7 @@
               <w14:ligatures w14:val="standardContextual"/>
             </w:rPr>
           </w:pPr>
-          <w:hyperlink w:anchor="_Toc192709464" w:history="1">
+          <w:hyperlink w:anchor="_Toc193032316" w:history="1">
             <w:r>
               <w:rPr>
                 <w:rStyle w:val="Hyperlink"/>
@@ -1865,7 +1865,7 @@
                 <w:noProof/>
                 <w:webHidden/>
               </w:rPr>
-              <w:instrText xml:space="preserve"> PAGEREF _Toc192709464 \h </w:instrText>
+              <w:instrText xml:space="preserve"> PAGEREF _Toc193032316 \h </w:instrText>
             </w:r>
             <w:r>
               <w:rPr>
@@ -1910,7 +1910,7 @@
               <w14:ligatures w14:val="standardContextual"/>
             </w:rPr>
           </w:pPr>
-          <w:hyperlink w:anchor="_Toc192709465" w:history="1">
+          <w:hyperlink w:anchor="_Toc193032317" w:history="1">
             <w:r>
               <w:rPr>
                 <w:rStyle w:val="Hyperlink"/>
@@ -1937,7 +1937,7 @@
                 <w:noProof/>
                 <w:webHidden/>
               </w:rPr>
-              <w:instrText xml:space="preserve"> PAGEREF _Toc192709465 \h </w:instrText>
+              <w:instrText xml:space="preserve"> PAGEREF _Toc193032317 \h </w:instrText>
             </w:r>
             <w:r>
               <w:rPr>
@@ -1982,7 +1982,7 @@
               <w14:ligatures w14:val="standardContextual"/>
             </w:rPr>
           </w:pPr>
-          <w:hyperlink w:anchor="_Toc192709466" w:history="1">
+          <w:hyperlink w:anchor="_Toc193032318" w:history="1">
             <w:r>
               <w:rPr>
                 <w:rStyle w:val="Hyperlink"/>
@@ -2009,7 +2009,7 @@
                 <w:noProof/>
                 <w:webHidden/>
               </w:rPr>
-              <w:instrText xml:space="preserve"> PAGEREF _Toc192709466 \h </w:instrText>
+              <w:instrText xml:space="preserve"> PAGEREF _Toc193032318 \h </w:instrText>
             </w:r>
             <w:r>
               <w:rPr>
@@ -2054,7 +2054,7 @@
               <w14:ligatures w14:val="standardContextual"/>
             </w:rPr>
           </w:pPr>
-          <w:hyperlink w:anchor="_Toc192709467" w:history="1">
+          <w:hyperlink w:anchor="_Toc193032319" w:history="1">
             <w:r>
               <w:rPr>
                 <w:rStyle w:val="Hyperlink"/>
@@ -2081,7 +2081,7 @@
                 <w:noProof/>
                 <w:webHidden/>
               </w:rPr>
-              <w:instrText xml:space="preserve"> PAGEREF _Toc192709467 \h </w:instrText>
+              <w:instrText xml:space="preserve"> PAGEREF _Toc193032319 \h </w:instrText>
             </w:r>
             <w:r>
               <w:rPr>
@@ -2129,7 +2129,7 @@
               <w14:ligatures w14:val="standardContextual"/>
             </w:rPr>
           </w:pPr>
-          <w:hyperlink w:anchor="_Toc192709468" w:history="1">
+          <w:hyperlink w:anchor="_Toc193032320" w:history="1">
             <w:r>
               <w:rPr>
                 <w:rStyle w:val="Hyperlink"/>
@@ -2175,7 +2175,7 @@
                 <w:noProof/>
                 <w:webHidden/>
               </w:rPr>
-              <w:instrText xml:space="preserve"> PAGEREF _Toc192709468 \h </w:instrText>
+              <w:instrText xml:space="preserve"> PAGEREF _Toc193032320 \h </w:instrText>
             </w:r>
             <w:r>
               <w:rPr>
@@ -2220,7 +2220,7 @@
               <w14:ligatures w14:val="standardContextual"/>
             </w:rPr>
           </w:pPr>
-          <w:hyperlink w:anchor="_Toc192709469" w:history="1">
+          <w:hyperlink w:anchor="_Toc193032321" w:history="1">
             <w:r>
               <w:rPr>
                 <w:rStyle w:val="Hyperlink"/>
@@ -2248,7 +2248,7 @@
                 <w:noProof/>
                 <w:webHidden/>
               </w:rPr>
-              <w:instrText xml:space="preserve"> PAGEREF _Toc192709469 \h </w:instrText>
+              <w:instrText xml:space="preserve"> PAGEREF _Toc193032321 \h </w:instrText>
             </w:r>
             <w:r>
               <w:rPr>
@@ -2293,7 +2293,7 @@
               <w14:ligatures w14:val="standardContextual"/>
             </w:rPr>
           </w:pPr>
-          <w:hyperlink w:anchor="_Toc192709470" w:history="1">
+          <w:hyperlink w:anchor="_Toc193032322" w:history="1">
             <w:r>
               <w:rPr>
                 <w:rStyle w:val="Hyperlink"/>
@@ -2321,7 +2321,7 @@
                 <w:noProof/>
                 <w:webHidden/>
               </w:rPr>
-              <w:instrText xml:space="preserve"> PAGEREF _Toc192709470 \h </w:instrText>
+              <w:instrText xml:space="preserve"> PAGEREF _Toc193032322 \h </w:instrText>
             </w:r>
             <w:r>
               <w:rPr>
@@ -2366,7 +2366,7 @@
               <w14:ligatures w14:val="standardContextual"/>
             </w:rPr>
           </w:pPr>
-          <w:hyperlink w:anchor="_Toc192709471" w:history="1">
+          <w:hyperlink w:anchor="_Toc193032323" w:history="1">
             <w:r>
               <w:rPr>
                 <w:rStyle w:val="Hyperlink"/>
@@ -2394,7 +2394,7 @@
                 <w:noProof/>
                 <w:webHidden/>
               </w:rPr>
-              <w:instrText xml:space="preserve"> PAGEREF _Toc192709471 \h </w:instrText>
+              <w:instrText xml:space="preserve"> PAGEREF _Toc193032323 \h </w:instrText>
             </w:r>
             <w:r>
               <w:rPr>
@@ -2439,7 +2439,7 @@
               <w14:ligatures w14:val="standardContextual"/>
             </w:rPr>
           </w:pPr>
-          <w:hyperlink w:anchor="_Toc192709472" w:history="1">
+          <w:hyperlink w:anchor="_Toc193032324" w:history="1">
             <w:r>
               <w:rPr>
                 <w:rStyle w:val="Hyperlink"/>
@@ -2467,7 +2467,7 @@
                 <w:noProof/>
                 <w:webHidden/>
               </w:rPr>
-              <w:instrText xml:space="preserve"> PAGEREF _Toc192709472 \h </w:instrText>
+              <w:instrText xml:space="preserve"> PAGEREF _Toc193032324 \h </w:instrText>
             </w:r>
             <w:r>
               <w:rPr>
@@ -2512,7 +2512,7 @@
               <w14:ligatures w14:val="standardContextual"/>
             </w:rPr>
           </w:pPr>
-          <w:hyperlink w:anchor="_Toc192709473" w:history="1">
+          <w:hyperlink w:anchor="_Toc193032325" w:history="1">
             <w:r>
               <w:rPr>
                 <w:rStyle w:val="Hyperlink"/>
@@ -2540,7 +2540,7 @@
                 <w:noProof/>
                 <w:webHidden/>
               </w:rPr>
-              <w:instrText xml:space="preserve"> PAGEREF _Toc192709473 \h </w:instrText>
+              <w:instrText xml:space="preserve"> PAGEREF _Toc193032325 \h </w:instrText>
             </w:r>
             <w:r>
               <w:rPr>
@@ -2585,7 +2585,7 @@
               <w14:ligatures w14:val="standardContextual"/>
             </w:rPr>
           </w:pPr>
-          <w:hyperlink w:anchor="_Toc192709474" w:history="1">
+          <w:hyperlink w:anchor="_Toc193032326" w:history="1">
             <w:r>
               <w:rPr>
                 <w:rStyle w:val="Hyperlink"/>
@@ -2613,7 +2613,7 @@
                 <w:noProof/>
                 <w:webHidden/>
               </w:rPr>
-              <w:instrText xml:space="preserve"> PAGEREF _Toc192709474 \h </w:instrText>
+              <w:instrText xml:space="preserve"> PAGEREF _Toc193032326 \h </w:instrText>
             </w:r>
             <w:r>
               <w:rPr>
@@ -2658,7 +2658,7 @@
               <w14:ligatures w14:val="standardContextual"/>
             </w:rPr>
           </w:pPr>
-          <w:hyperlink w:anchor="_Toc192709475" w:history="1">
+          <w:hyperlink w:anchor="_Toc193032327" w:history="1">
             <w:r>
               <w:rPr>
                 <w:rStyle w:val="Hyperlink"/>
@@ -2686,7 +2686,7 @@
                 <w:noProof/>
                 <w:webHidden/>
               </w:rPr>
-              <w:instrText xml:space="preserve"> PAGEREF _Toc192709475 \h </w:instrText>
+              <w:instrText xml:space="preserve"> PAGEREF _Toc193032327 \h </w:instrText>
             </w:r>
             <w:r>
               <w:rPr>
@@ -2731,7 +2731,7 @@
               <w14:ligatures w14:val="standardContextual"/>
             </w:rPr>
           </w:pPr>
-          <w:hyperlink w:anchor="_Toc192709476" w:history="1">
+          <w:hyperlink w:anchor="_Toc193032328" w:history="1">
             <w:r>
               <w:rPr>
                 <w:rStyle w:val="Hyperlink"/>
@@ -2759,7 +2759,7 @@
                 <w:noProof/>
                 <w:webHidden/>
               </w:rPr>
-              <w:instrText xml:space="preserve"> PAGEREF _Toc192709476 \h </w:instrText>
+              <w:instrText xml:space="preserve"> PAGEREF _Toc193032328 \h </w:instrText>
             </w:r>
             <w:r>
               <w:rPr>
@@ -2804,7 +2804,7 @@
               <w14:ligatures w14:val="standardContextual"/>
             </w:rPr>
           </w:pPr>
-          <w:hyperlink w:anchor="_Toc192709477" w:history="1">
+          <w:hyperlink w:anchor="_Toc193032329" w:history="1">
             <w:r>
               <w:rPr>
                 <w:rStyle w:val="Hyperlink"/>
@@ -2832,7 +2832,7 @@
                 <w:noProof/>
                 <w:webHidden/>
               </w:rPr>
-              <w:instrText xml:space="preserve"> PAGEREF _Toc192709477 \h </w:instrText>
+              <w:instrText xml:space="preserve"> PAGEREF _Toc193032329 \h </w:instrText>
             </w:r>
             <w:r>
               <w:rPr>
@@ -2877,7 +2877,7 @@
               <w14:ligatures w14:val="standardContextual"/>
             </w:rPr>
           </w:pPr>
-          <w:hyperlink w:anchor="_Toc192709478" w:history="1">
+          <w:hyperlink w:anchor="_Toc193032330" w:history="1">
             <w:r>
               <w:rPr>
                 <w:rStyle w:val="Hyperlink"/>
@@ -2905,7 +2905,7 @@
                 <w:noProof/>
                 <w:webHidden/>
               </w:rPr>
-              <w:instrText xml:space="preserve"> PAGEREF _Toc192709478 \h </w:instrText>
+              <w:instrText xml:space="preserve"> PAGEREF _Toc193032330 \h </w:instrText>
             </w:r>
             <w:r>
               <w:rPr>
@@ -2950,7 +2950,7 @@
               <w14:ligatures w14:val="standardContextual"/>
             </w:rPr>
           </w:pPr>
-          <w:hyperlink w:anchor="_Toc192709479" w:history="1">
+          <w:hyperlink w:anchor="_Toc193032331" w:history="1">
             <w:r>
               <w:rPr>
                 <w:rStyle w:val="Hyperlink"/>
@@ -2978,7 +2978,7 @@
                 <w:noProof/>
                 <w:webHidden/>
               </w:rPr>
-              <w:instrText xml:space="preserve"> PAGEREF _Toc192709479 \h </w:instrText>
+              <w:instrText xml:space="preserve"> PAGEREF _Toc193032331 \h </w:instrText>
             </w:r>
             <w:r>
               <w:rPr>
@@ -3023,7 +3023,7 @@
               <w14:ligatures w14:val="standardContextual"/>
             </w:rPr>
           </w:pPr>
-          <w:hyperlink w:anchor="_Toc192709480" w:history="1">
+          <w:hyperlink w:anchor="_Toc193032332" w:history="1">
             <w:r>
               <w:rPr>
                 <w:rStyle w:val="Hyperlink"/>
@@ -3051,7 +3051,7 @@
                 <w:noProof/>
                 <w:webHidden/>
               </w:rPr>
-              <w:instrText xml:space="preserve"> PAGEREF _Toc192709480 \h </w:instrText>
+              <w:instrText xml:space="preserve"> PAGEREF _Toc193032332 \h </w:instrText>
             </w:r>
             <w:r>
               <w:rPr>
@@ -3096,7 +3096,7 @@
               <w14:ligatures w14:val="standardContextual"/>
             </w:rPr>
           </w:pPr>
-          <w:hyperlink w:anchor="_Toc192709481" w:history="1">
+          <w:hyperlink w:anchor="_Toc193032333" w:history="1">
             <w:r>
               <w:rPr>
                 <w:rStyle w:val="Hyperlink"/>
@@ -3124,7 +3124,7 @@
                 <w:noProof/>
                 <w:webHidden/>
               </w:rPr>
-              <w:instrText xml:space="preserve"> PAGEREF _Toc192709481 \h </w:instrText>
+              <w:instrText xml:space="preserve"> PAGEREF _Toc193032333 \h </w:instrText>
             </w:r>
             <w:r>
               <w:rPr>
@@ -3169,7 +3169,7 @@
               <w14:ligatures w14:val="standardContextual"/>
             </w:rPr>
           </w:pPr>
-          <w:hyperlink w:anchor="_Toc192709482" w:history="1">
+          <w:hyperlink w:anchor="_Toc193032334" w:history="1">
             <w:r>
               <w:rPr>
                 <w:rStyle w:val="Hyperlink"/>
@@ -3197,7 +3197,7 @@
                 <w:noProof/>
                 <w:webHidden/>
               </w:rPr>
-              <w:instrText xml:space="preserve"> PAGEREF _Toc192709482 \h </w:instrText>
+              <w:instrText xml:space="preserve"> PAGEREF _Toc193032334 \h </w:instrText>
             </w:r>
             <w:r>
               <w:rPr>
@@ -3242,7 +3242,7 @@
               <w14:ligatures w14:val="standardContextual"/>
             </w:rPr>
           </w:pPr>
-          <w:hyperlink w:anchor="_Toc192709483" w:history="1">
+          <w:hyperlink w:anchor="_Toc193032335" w:history="1">
             <w:r>
               <w:rPr>
                 <w:rStyle w:val="Hyperlink"/>
@@ -3270,7 +3270,7 @@
                 <w:noProof/>
                 <w:webHidden/>
               </w:rPr>
-              <w:instrText xml:space="preserve"> PAGEREF _Toc192709483 \h </w:instrText>
+              <w:instrText xml:space="preserve"> PAGEREF _Toc193032335 \h </w:instrText>
             </w:r>
             <w:r>
               <w:rPr>
@@ -3315,7 +3315,7 @@
               <w14:ligatures w14:val="standardContextual"/>
             </w:rPr>
           </w:pPr>
-          <w:hyperlink w:anchor="_Toc192709484" w:history="1">
+          <w:hyperlink w:anchor="_Toc193032336" w:history="1">
             <w:r>
               <w:rPr>
                 <w:rStyle w:val="Hyperlink"/>
@@ -3343,7 +3343,7 @@
                 <w:noProof/>
                 <w:webHidden/>
               </w:rPr>
-              <w:instrText xml:space="preserve"> PAGEREF _Toc192709484 \h </w:instrText>
+              <w:instrText xml:space="preserve"> PAGEREF _Toc193032336 \h </w:instrText>
             </w:r>
             <w:r>
               <w:rPr>
@@ -3391,7 +3391,7 @@
               <w14:ligatures w14:val="standardContextual"/>
             </w:rPr>
           </w:pPr>
-          <w:hyperlink w:anchor="_Toc192709485" w:history="1">
+          <w:hyperlink w:anchor="_Toc193032337" w:history="1">
             <w:r>
               <w:rPr>
                 <w:rStyle w:val="Hyperlink"/>
@@ -3437,7 +3437,7 @@
                 <w:noProof/>
                 <w:webHidden/>
               </w:rPr>
-              <w:instrText xml:space="preserve"> PAGEREF _Toc192709485 \h </w:instrText>
+              <w:instrText xml:space="preserve"> PAGEREF _Toc193032337 \h </w:instrText>
             </w:r>
             <w:r>
               <w:rPr>
@@ -3482,7 +3482,7 @@
               <w14:ligatures w14:val="standardContextual"/>
             </w:rPr>
           </w:pPr>
-          <w:hyperlink w:anchor="_Toc192709486" w:history="1">
+          <w:hyperlink w:anchor="_Toc193032338" w:history="1">
             <w:r>
               <w:rPr>
                 <w:rStyle w:val="Hyperlink"/>
@@ -3509,7 +3509,7 @@
                 <w:noProof/>
                 <w:webHidden/>
               </w:rPr>
-              <w:instrText xml:space="preserve"> PAGEREF _Toc192709486 \h </w:instrText>
+              <w:instrText xml:space="preserve"> PAGEREF _Toc193032338 \h </w:instrText>
             </w:r>
             <w:r>
               <w:rPr>
@@ -3554,7 +3554,7 @@
               <w14:ligatures w14:val="standardContextual"/>
             </w:rPr>
           </w:pPr>
-          <w:hyperlink w:anchor="_Toc192709487" w:history="1">
+          <w:hyperlink w:anchor="_Toc193032339" w:history="1">
             <w:r>
               <w:rPr>
                 <w:rStyle w:val="Hyperlink"/>
@@ -3581,7 +3581,7 @@
                 <w:noProof/>
                 <w:webHidden/>
               </w:rPr>
-              <w:instrText xml:space="preserve"> PAGEREF _Toc192709487 \h </w:instrText>
+              <w:instrText xml:space="preserve"> PAGEREF _Toc193032339 \h </w:instrText>
             </w:r>
             <w:r>
               <w:rPr>
@@ -3626,7 +3626,7 @@
               <w14:ligatures w14:val="standardContextual"/>
             </w:rPr>
           </w:pPr>
-          <w:hyperlink w:anchor="_Toc192709488" w:history="1">
+          <w:hyperlink w:anchor="_Toc193032340" w:history="1">
             <w:r>
               <w:rPr>
                 <w:rStyle w:val="Hyperlink"/>
@@ -3653,7 +3653,7 @@
                 <w:noProof/>
                 <w:webHidden/>
               </w:rPr>
-              <w:instrText xml:space="preserve"> PAGEREF _Toc192709488 \h </w:instrText>
+              <w:instrText xml:space="preserve"> PAGEREF _Toc193032340 \h </w:instrText>
             </w:r>
             <w:r>
               <w:rPr>
@@ -3698,7 +3698,7 @@
               <w14:ligatures w14:val="standardContextual"/>
             </w:rPr>
           </w:pPr>
-          <w:hyperlink w:anchor="_Toc192709489" w:history="1">
+          <w:hyperlink w:anchor="_Toc193032341" w:history="1">
             <w:r>
               <w:rPr>
                 <w:rStyle w:val="Hyperlink"/>
@@ -3725,7 +3725,7 @@
                 <w:noProof/>
                 <w:webHidden/>
               </w:rPr>
-              <w:instrText xml:space="preserve"> PAGEREF _Toc192709489 \h </w:instrText>
+              <w:instrText xml:space="preserve"> PAGEREF _Toc193032341 \h </w:instrText>
             </w:r>
             <w:r>
               <w:rPr>
@@ -3770,7 +3770,7 @@
               <w14:ligatures w14:val="standardContextual"/>
             </w:rPr>
           </w:pPr>
-          <w:hyperlink w:anchor="_Toc192709490" w:history="1">
+          <w:hyperlink w:anchor="_Toc193032342" w:history="1">
             <w:r>
               <w:rPr>
                 <w:rStyle w:val="Hyperlink"/>
@@ -3797,7 +3797,7 @@
                 <w:noProof/>
                 <w:webHidden/>
               </w:rPr>
-              <w:instrText xml:space="preserve"> PAGEREF _Toc192709490 \h </w:instrText>
+              <w:instrText xml:space="preserve"> PAGEREF _Toc193032342 \h </w:instrText>
             </w:r>
             <w:r>
               <w:rPr>
@@ -3842,7 +3842,7 @@
               <w14:ligatures w14:val="standardContextual"/>
             </w:rPr>
           </w:pPr>
-          <w:hyperlink w:anchor="_Toc192709491" w:history="1">
+          <w:hyperlink w:anchor="_Toc193032343" w:history="1">
             <w:r>
               <w:rPr>
                 <w:rStyle w:val="Hyperlink"/>
@@ -3869,7 +3869,7 @@
                 <w:noProof/>
                 <w:webHidden/>
               </w:rPr>
-              <w:instrText xml:space="preserve"> PAGEREF _Toc192709491 \h </w:instrText>
+              <w:instrText xml:space="preserve"> PAGEREF _Toc193032343 \h </w:instrText>
             </w:r>
             <w:r>
               <w:rPr>
@@ -3914,7 +3914,7 @@
               <w14:ligatures w14:val="standardContextual"/>
             </w:rPr>
           </w:pPr>
-          <w:hyperlink w:anchor="_Toc192709492" w:history="1">
+          <w:hyperlink w:anchor="_Toc193032344" w:history="1">
             <w:r>
               <w:rPr>
                 <w:rStyle w:val="Hyperlink"/>
@@ -3941,7 +3941,7 @@
                 <w:noProof/>
                 <w:webHidden/>
               </w:rPr>
-              <w:instrText xml:space="preserve"> PAGEREF _Toc192709492 \h </w:instrText>
+              <w:instrText xml:space="preserve"> PAGEREF _Toc193032344 \h </w:instrText>
             </w:r>
             <w:r>
               <w:rPr>
@@ -3986,7 +3986,7 @@
               <w14:ligatures w14:val="standardContextual"/>
             </w:rPr>
           </w:pPr>
-          <w:hyperlink w:anchor="_Toc192709493" w:history="1">
+          <w:hyperlink w:anchor="_Toc193032345" w:history="1">
             <w:r>
               <w:rPr>
                 <w:rStyle w:val="Hyperlink"/>
@@ -4013,7 +4013,7 @@
                 <w:noProof/>
                 <w:webHidden/>
               </w:rPr>
-              <w:instrText xml:space="preserve"> PAGEREF _Toc192709493 \h </w:instrText>
+              <w:instrText xml:space="preserve"> PAGEREF _Toc193032345 \h </w:instrText>
             </w:r>
             <w:r>
               <w:rPr>
@@ -4058,7 +4058,7 @@
               <w14:ligatures w14:val="standardContextual"/>
             </w:rPr>
           </w:pPr>
-          <w:hyperlink w:anchor="_Toc192709494" w:history="1">
+          <w:hyperlink w:anchor="_Toc193032346" w:history="1">
             <w:r>
               <w:rPr>
                 <w:rStyle w:val="Hyperlink"/>
@@ -4085,7 +4085,7 @@
                 <w:noProof/>
                 <w:webHidden/>
               </w:rPr>
-              <w:instrText xml:space="preserve"> PAGEREF _Toc192709494 \h </w:instrText>
+              <w:instrText xml:space="preserve"> PAGEREF _Toc193032346 \h </w:instrText>
             </w:r>
             <w:r>
               <w:rPr>
@@ -4133,7 +4133,7 @@
               <w14:ligatures w14:val="standardContextual"/>
             </w:rPr>
           </w:pPr>
-          <w:hyperlink w:anchor="_Toc192709495" w:history="1">
+          <w:hyperlink w:anchor="_Toc193032347" w:history="1">
             <w:r>
               <w:rPr>
                 <w:rStyle w:val="Hyperlink"/>
@@ -4179,7 +4179,7 @@
                 <w:noProof/>
                 <w:webHidden/>
               </w:rPr>
-              <w:instrText xml:space="preserve"> PAGEREF _Toc192709495 \h </w:instrText>
+              <w:instrText xml:space="preserve"> PAGEREF _Toc193032347 \h </w:instrText>
             </w:r>
             <w:r>
               <w:rPr>
@@ -4224,7 +4224,7 @@
               <w14:ligatures w14:val="standardContextual"/>
             </w:rPr>
           </w:pPr>
-          <w:hyperlink w:anchor="_Toc192709496" w:history="1">
+          <w:hyperlink w:anchor="_Toc193032348" w:history="1">
             <w:r>
               <w:rPr>
                 <w:rStyle w:val="Hyperlink"/>
@@ -4252,7 +4252,7 @@
                 <w:noProof/>
                 <w:webHidden/>
               </w:rPr>
-              <w:instrText xml:space="preserve"> PAGEREF _Toc192709496 \h </w:instrText>
+              <w:instrText xml:space="preserve"> PAGEREF _Toc193032348 \h </w:instrText>
             </w:r>
             <w:r>
               <w:rPr>
@@ -4297,7 +4297,7 @@
               <w14:ligatures w14:val="standardContextual"/>
             </w:rPr>
           </w:pPr>
-          <w:hyperlink w:anchor="_Toc192709497" w:history="1">
+          <w:hyperlink w:anchor="_Toc193032349" w:history="1">
             <w:r>
               <w:rPr>
                 <w:rStyle w:val="Hyperlink"/>
@@ -4325,7 +4325,7 @@
                 <w:noProof/>
                 <w:webHidden/>
               </w:rPr>
-              <w:instrText xml:space="preserve"> PAGEREF _Toc192709497 \h </w:instrText>
+              <w:instrText xml:space="preserve"> PAGEREF _Toc193032349 \h </w:instrText>
             </w:r>
             <w:r>
               <w:rPr>
@@ -4373,7 +4373,7 @@
               <w14:ligatures w14:val="standardContextual"/>
             </w:rPr>
           </w:pPr>
-          <w:hyperlink w:anchor="_Toc192709498" w:history="1">
+          <w:hyperlink w:anchor="_Toc193032350" w:history="1">
             <w:r>
               <w:rPr>
                 <w:rStyle w:val="Hyperlink"/>
@@ -4419,7 +4419,7 @@
                 <w:noProof/>
                 <w:webHidden/>
               </w:rPr>
-              <w:instrText xml:space="preserve"> PAGEREF _Toc192709498 \h </w:instrText>
+              <w:instrText xml:space="preserve"> PAGEREF _Toc193032350 \h </w:instrText>
             </w:r>
             <w:r>
               <w:rPr>
@@ -4464,7 +4464,7 @@
               <w14:ligatures w14:val="standardContextual"/>
             </w:rPr>
           </w:pPr>
-          <w:hyperlink w:anchor="_Toc192709499" w:history="1">
+          <w:hyperlink w:anchor="_Toc193032351" w:history="1">
             <w:r>
               <w:rPr>
                 <w:rStyle w:val="Hyperlink"/>
@@ -4492,7 +4492,7 @@
                 <w:noProof/>
                 <w:webHidden/>
               </w:rPr>
-              <w:instrText xml:space="preserve"> PAGEREF _Toc192709499 \h </w:instrText>
+              <w:instrText xml:space="preserve"> PAGEREF _Toc193032351 \h </w:instrText>
             </w:r>
             <w:r>
               <w:rPr>
@@ -4537,7 +4537,7 @@
               <w14:ligatures w14:val="standardContextual"/>
             </w:rPr>
           </w:pPr>
-          <w:hyperlink w:anchor="_Toc192709500" w:history="1">
+          <w:hyperlink w:anchor="_Toc193032352" w:history="1">
             <w:r>
               <w:rPr>
                 <w:rStyle w:val="Hyperlink"/>
@@ -4565,7 +4565,7 @@
                 <w:noProof/>
                 <w:webHidden/>
               </w:rPr>
-              <w:instrText xml:space="preserve"> PAGEREF _Toc192709500 \h </w:instrText>
+              <w:instrText xml:space="preserve"> PAGEREF _Toc193032352 \h </w:instrText>
             </w:r>
             <w:r>
               <w:rPr>
@@ -4610,7 +4610,7 @@
               <w14:ligatures w14:val="standardContextual"/>
             </w:rPr>
           </w:pPr>
-          <w:hyperlink w:anchor="_Toc192709501" w:history="1">
+          <w:hyperlink w:anchor="_Toc193032353" w:history="1">
             <w:r>
               <w:rPr>
                 <w:rStyle w:val="Hyperlink"/>
@@ -4637,7 +4637,7 @@
                 <w:noProof/>
                 <w:webHidden/>
               </w:rPr>
-              <w:instrText xml:space="preserve"> PAGEREF _Toc192709501 \h </w:instrText>
+              <w:instrText xml:space="preserve"> PAGEREF _Toc193032353 \h </w:instrText>
             </w:r>
             <w:r>
               <w:rPr>
@@ -4685,7 +4685,7 @@
               <w14:ligatures w14:val="standardContextual"/>
             </w:rPr>
           </w:pPr>
-          <w:hyperlink w:anchor="_Toc192709502" w:history="1">
+          <w:hyperlink w:anchor="_Toc193032354" w:history="1">
             <w:r>
               <w:rPr>
                 <w:rStyle w:val="Hyperlink"/>
@@ -4731,7 +4731,7 @@
                 <w:noProof/>
                 <w:webHidden/>
               </w:rPr>
-              <w:instrText xml:space="preserve"> PAGEREF _Toc192709502 \h </w:instrText>
+              <w:instrText xml:space="preserve"> PAGEREF _Toc193032354 \h </w:instrText>
             </w:r>
             <w:r>
               <w:rPr>
@@ -4776,7 +4776,7 @@
               <w14:ligatures w14:val="standardContextual"/>
             </w:rPr>
           </w:pPr>
-          <w:hyperlink w:anchor="_Toc192709503" w:history="1">
+          <w:hyperlink w:anchor="_Toc193032355" w:history="1">
             <w:r>
               <w:rPr>
                 <w:rStyle w:val="Hyperlink"/>
@@ -4803,7 +4803,7 @@
                 <w:noProof/>
                 <w:webHidden/>
               </w:rPr>
-              <w:instrText xml:space="preserve"> PAGEREF _Toc192709503 \h </w:instrText>
+              <w:instrText xml:space="preserve"> PAGEREF _Toc193032355 \h </w:instrText>
             </w:r>
             <w:r>
               <w:rPr>
@@ -4848,7 +4848,7 @@
               <w14:ligatures w14:val="standardContextual"/>
             </w:rPr>
           </w:pPr>
-          <w:hyperlink w:anchor="_Toc192709504" w:history="1">
+          <w:hyperlink w:anchor="_Toc193032356" w:history="1">
             <w:r>
               <w:rPr>
                 <w:rStyle w:val="Hyperlink"/>
@@ -4875,7 +4875,7 @@
                 <w:noProof/>
                 <w:webHidden/>
               </w:rPr>
-              <w:instrText xml:space="preserve"> PAGEREF _Toc192709504 \h </w:instrText>
+              <w:instrText xml:space="preserve"> PAGEREF _Toc193032356 \h </w:instrText>
             </w:r>
             <w:r>
               <w:rPr>
@@ -4920,7 +4920,7 @@
               <w14:ligatures w14:val="standardContextual"/>
             </w:rPr>
           </w:pPr>
-          <w:hyperlink w:anchor="_Toc192709505" w:history="1">
+          <w:hyperlink w:anchor="_Toc193032357" w:history="1">
             <w:r>
               <w:rPr>
                 <w:rStyle w:val="Hyperlink"/>
@@ -4947,7 +4947,7 @@
                 <w:noProof/>
                 <w:webHidden/>
               </w:rPr>
-              <w:instrText xml:space="preserve"> PAGEREF _Toc192709505 \h </w:instrText>
+              <w:instrText xml:space="preserve"> PAGEREF _Toc193032357 \h </w:instrText>
             </w:r>
             <w:r>
               <w:rPr>
@@ -4995,7 +4995,7 @@
               <w14:ligatures w14:val="standardContextual"/>
             </w:rPr>
           </w:pPr>
-          <w:hyperlink w:anchor="_Toc192709506" w:history="1">
+          <w:hyperlink w:anchor="_Toc193032358" w:history="1">
             <w:r>
               <w:rPr>
                 <w:rStyle w:val="Hyperlink"/>
@@ -5041,7 +5041,7 @@
                 <w:noProof/>
                 <w:webHidden/>
               </w:rPr>
-              <w:instrText xml:space="preserve"> PAGEREF _Toc192709506 \h </w:instrText>
+              <w:instrText xml:space="preserve"> PAGEREF _Toc193032358 \h </w:instrText>
             </w:r>
             <w:r>
               <w:rPr>
@@ -5086,7 +5086,7 @@
               <w14:ligatures w14:val="standardContextual"/>
             </w:rPr>
           </w:pPr>
-          <w:hyperlink w:anchor="_Toc192709507" w:history="1">
+          <w:hyperlink w:anchor="_Toc193032359" w:history="1">
             <w:r>
               <w:rPr>
                 <w:rStyle w:val="Hyperlink"/>
@@ -5114,7 +5114,7 @@
                 <w:noProof/>
                 <w:webHidden/>
               </w:rPr>
-              <w:instrText xml:space="preserve"> PAGEREF _Toc192709507 \h </w:instrText>
+              <w:instrText xml:space="preserve"> PAGEREF _Toc193032359 \h </w:instrText>
             </w:r>
             <w:r>
               <w:rPr>
@@ -5159,7 +5159,7 @@
               <w14:ligatures w14:val="standardContextual"/>
             </w:rPr>
           </w:pPr>
-          <w:hyperlink w:anchor="_Toc192709508" w:history="1">
+          <w:hyperlink w:anchor="_Toc193032360" w:history="1">
             <w:r>
               <w:rPr>
                 <w:rStyle w:val="Hyperlink"/>
@@ -5187,7 +5187,7 @@
                 <w:noProof/>
                 <w:webHidden/>
               </w:rPr>
-              <w:instrText xml:space="preserve"> PAGEREF _Toc192709508 \h </w:instrText>
+              <w:instrText xml:space="preserve"> PAGEREF _Toc193032360 \h </w:instrText>
             </w:r>
             <w:r>
               <w:rPr>
@@ -5232,7 +5232,7 @@
               <w14:ligatures w14:val="standardContextual"/>
             </w:rPr>
           </w:pPr>
-          <w:hyperlink w:anchor="_Toc192709509" w:history="1">
+          <w:hyperlink w:anchor="_Toc193032361" w:history="1">
             <w:r>
               <w:rPr>
                 <w:rStyle w:val="Hyperlink"/>
@@ -5260,7 +5260,7 @@
                 <w:noProof/>
                 <w:webHidden/>
               </w:rPr>
-              <w:instrText xml:space="preserve"> PAGEREF _Toc192709509 \h </w:instrText>
+              <w:instrText xml:space="preserve"> PAGEREF _Toc193032361 \h </w:instrText>
             </w:r>
             <w:r>
               <w:rPr>
@@ -5305,7 +5305,7 @@
               <w14:ligatures w14:val="standardContextual"/>
             </w:rPr>
           </w:pPr>
-          <w:hyperlink w:anchor="_Toc192709510" w:history="1">
+          <w:hyperlink w:anchor="_Toc193032362" w:history="1">
             <w:r>
               <w:rPr>
                 <w:rStyle w:val="Hyperlink"/>
@@ -5333,7 +5333,7 @@
                 <w:noProof/>
                 <w:webHidden/>
               </w:rPr>
-              <w:instrText xml:space="preserve"> PAGEREF _Toc192709510 \h </w:instrText>
+              <w:instrText xml:space="preserve"> PAGEREF _Toc193032362 \h </w:instrText>
             </w:r>
             <w:r>
               <w:rPr>
@@ -5378,7 +5378,7 @@
               <w14:ligatures w14:val="standardContextual"/>
             </w:rPr>
           </w:pPr>
-          <w:hyperlink w:anchor="_Toc192709511" w:history="1">
+          <w:hyperlink w:anchor="_Toc193032363" w:history="1">
             <w:r>
               <w:rPr>
                 <w:rStyle w:val="Hyperlink"/>
@@ -5405,7 +5405,7 @@
                 <w:noProof/>
                 <w:webHidden/>
               </w:rPr>
-              <w:instrText xml:space="preserve"> PAGEREF _Toc192709511 \h </w:instrText>
+              <w:instrText xml:space="preserve"> PAGEREF _Toc193032363 \h </w:instrText>
             </w:r>
             <w:r>
               <w:rPr>
@@ -5450,7 +5450,7 @@
               <w14:ligatures w14:val="standardContextual"/>
             </w:rPr>
           </w:pPr>
-          <w:hyperlink w:anchor="_Toc192709512" w:history="1">
+          <w:hyperlink w:anchor="_Toc193032364" w:history="1">
             <w:r>
               <w:rPr>
                 <w:rStyle w:val="Hyperlink"/>
@@ -5478,7 +5478,7 @@
                 <w:noProof/>
                 <w:webHidden/>
               </w:rPr>
-              <w:instrText xml:space="preserve"> PAGEREF _Toc192709512 \h </w:instrText>
+              <w:instrText xml:space="preserve"> PAGEREF _Toc193032364 \h </w:instrText>
             </w:r>
             <w:r>
               <w:rPr>
@@ -5523,7 +5523,7 @@
               <w14:ligatures w14:val="standardContextual"/>
             </w:rPr>
           </w:pPr>
-          <w:hyperlink w:anchor="_Toc192709513" w:history="1">
+          <w:hyperlink w:anchor="_Toc193032365" w:history="1">
             <w:r>
               <w:rPr>
                 <w:rStyle w:val="Hyperlink"/>
@@ -5551,7 +5551,7 @@
                 <w:noProof/>
                 <w:webHidden/>
               </w:rPr>
-              <w:instrText xml:space="preserve"> PAGEREF _Toc192709513 \h </w:instrText>
+              <w:instrText xml:space="preserve"> PAGEREF _Toc193032365 \h </w:instrText>
             </w:r>
             <w:r>
               <w:rPr>
@@ -5596,7 +5596,7 @@
               <w14:ligatures w14:val="standardContextual"/>
             </w:rPr>
           </w:pPr>
-          <w:hyperlink w:anchor="_Toc192709514" w:history="1">
+          <w:hyperlink w:anchor="_Toc193032366" w:history="1">
             <w:r>
               <w:rPr>
                 <w:rStyle w:val="Hyperlink"/>
@@ -5623,7 +5623,7 @@
                 <w:noProof/>
                 <w:webHidden/>
               </w:rPr>
-              <w:instrText xml:space="preserve"> PAGEREF _Toc192709514 \h </w:instrText>
+              <w:instrText xml:space="preserve"> PAGEREF _Toc193032366 \h </w:instrText>
             </w:r>
             <w:r>
               <w:rPr>
@@ -5668,7 +5668,7 @@
               <w14:ligatures w14:val="standardContextual"/>
             </w:rPr>
           </w:pPr>
-          <w:hyperlink w:anchor="_Toc192709515" w:history="1">
+          <w:hyperlink w:anchor="_Toc193032367" w:history="1">
             <w:r>
               <w:rPr>
                 <w:rStyle w:val="Hyperlink"/>
@@ -5696,7 +5696,7 @@
                 <w:noProof/>
                 <w:webHidden/>
               </w:rPr>
-              <w:instrText xml:space="preserve"> PAGEREF _Toc192709515 \h </w:instrText>
+              <w:instrText xml:space="preserve"> PAGEREF _Toc193032367 \h </w:instrText>
             </w:r>
             <w:r>
               <w:rPr>
@@ -5741,7 +5741,7 @@
               <w14:ligatures w14:val="standardContextual"/>
             </w:rPr>
           </w:pPr>
-          <w:hyperlink w:anchor="_Toc192709516" w:history="1">
+          <w:hyperlink w:anchor="_Toc193032368" w:history="1">
             <w:r>
               <w:rPr>
                 <w:rStyle w:val="Hyperlink"/>
@@ -5769,7 +5769,7 @@
                 <w:noProof/>
                 <w:webHidden/>
               </w:rPr>
-              <w:instrText xml:space="preserve"> PAGEREF _Toc192709516 \h </w:instrText>
+              <w:instrText xml:space="preserve"> PAGEREF _Toc193032368 \h </w:instrText>
             </w:r>
             <w:r>
               <w:rPr>
@@ -5814,7 +5814,7 @@
               <w14:ligatures w14:val="standardContextual"/>
             </w:rPr>
           </w:pPr>
-          <w:hyperlink w:anchor="_Toc192709517" w:history="1">
+          <w:hyperlink w:anchor="_Toc193032369" w:history="1">
             <w:r>
               <w:rPr>
                 <w:rStyle w:val="Hyperlink"/>
@@ -5841,7 +5841,7 @@
                 <w:noProof/>
                 <w:webHidden/>
               </w:rPr>
-              <w:instrText xml:space="preserve"> PAGEREF _Toc192709517 \h </w:instrText>
+              <w:instrText xml:space="preserve"> PAGEREF _Toc193032369 \h </w:instrText>
             </w:r>
             <w:r>
               <w:rPr>
@@ -5889,7 +5889,7 @@
               <w14:ligatures w14:val="standardContextual"/>
             </w:rPr>
           </w:pPr>
-          <w:hyperlink w:anchor="_Toc192709518" w:history="1">
+          <w:hyperlink w:anchor="_Toc193032370" w:history="1">
             <w:r>
               <w:rPr>
                 <w:rStyle w:val="Hyperlink"/>
@@ -5935,7 +5935,7 @@
                 <w:noProof/>
                 <w:webHidden/>
               </w:rPr>
-              <w:instrText xml:space="preserve"> PAGEREF _Toc192709518 \h </w:instrText>
+              <w:instrText xml:space="preserve"> PAGEREF _Toc193032370 \h </w:instrText>
             </w:r>
             <w:r>
               <w:rPr>
@@ -5980,7 +5980,7 @@
               <w14:ligatures w14:val="standardContextual"/>
             </w:rPr>
           </w:pPr>
-          <w:hyperlink w:anchor="_Toc192709519" w:history="1">
+          <w:hyperlink w:anchor="_Toc193032371" w:history="1">
             <w:r>
               <w:rPr>
                 <w:rStyle w:val="Hyperlink"/>
@@ -6007,7 +6007,7 @@
                 <w:noProof/>
                 <w:webHidden/>
               </w:rPr>
-              <w:instrText xml:space="preserve"> PAGEREF _Toc192709519 \h </w:instrText>
+              <w:instrText xml:space="preserve"> PAGEREF _Toc193032371 \h </w:instrText>
             </w:r>
             <w:r>
               <w:rPr>
@@ -6052,7 +6052,7 @@
               <w14:ligatures w14:val="standardContextual"/>
             </w:rPr>
           </w:pPr>
-          <w:hyperlink w:anchor="_Toc192709520" w:history="1">
+          <w:hyperlink w:anchor="_Toc193032372" w:history="1">
             <w:r>
               <w:rPr>
                 <w:rStyle w:val="Hyperlink"/>
@@ -6079,7 +6079,7 @@
                 <w:noProof/>
                 <w:webHidden/>
               </w:rPr>
-              <w:instrText xml:space="preserve"> PAGEREF _Toc192709520 \h </w:instrText>
+              <w:instrText xml:space="preserve"> PAGEREF _Toc193032372 \h </w:instrText>
             </w:r>
             <w:r>
               <w:rPr>
@@ -6124,7 +6124,7 @@
               <w14:ligatures w14:val="standardContextual"/>
             </w:rPr>
           </w:pPr>
-          <w:hyperlink w:anchor="_Toc192709521" w:history="1">
+          <w:hyperlink w:anchor="_Toc193032373" w:history="1">
             <w:r>
               <w:rPr>
                 <w:rStyle w:val="Hyperlink"/>
@@ -6152,7 +6152,7 @@
                 <w:noProof/>
                 <w:webHidden/>
               </w:rPr>
-              <w:instrText xml:space="preserve"> PAGEREF _Toc192709521 \h </w:instrText>
+              <w:instrText xml:space="preserve"> PAGEREF _Toc193032373 \h </w:instrText>
             </w:r>
             <w:r>
               <w:rPr>
@@ -6197,7 +6197,7 @@
               <w14:ligatures w14:val="standardContextual"/>
             </w:rPr>
           </w:pPr>
-          <w:hyperlink w:anchor="_Toc192709522" w:history="1">
+          <w:hyperlink w:anchor="_Toc193032374" w:history="1">
             <w:r>
               <w:rPr>
                 <w:rStyle w:val="Hyperlink"/>
@@ -6225,7 +6225,7 @@
                 <w:noProof/>
                 <w:webHidden/>
               </w:rPr>
-              <w:instrText xml:space="preserve"> PAGEREF _Toc192709522 \h </w:instrText>
+              <w:instrText xml:space="preserve"> PAGEREF _Toc193032374 \h </w:instrText>
             </w:r>
             <w:r>
               <w:rPr>
@@ -6270,7 +6270,7 @@
               <w14:ligatures w14:val="standardContextual"/>
             </w:rPr>
           </w:pPr>
-          <w:hyperlink w:anchor="_Toc192709523" w:history="1">
+          <w:hyperlink w:anchor="_Toc193032375" w:history="1">
             <w:r>
               <w:rPr>
                 <w:rStyle w:val="Hyperlink"/>
@@ -6298,7 +6298,7 @@
                 <w:noProof/>
                 <w:webHidden/>
               </w:rPr>
-              <w:instrText xml:space="preserve"> PAGEREF _Toc192709523 \h </w:instrText>
+              <w:instrText xml:space="preserve"> PAGEREF _Toc193032375 \h </w:instrText>
             </w:r>
             <w:r>
               <w:rPr>
@@ -6343,7 +6343,7 @@
               <w14:ligatures w14:val="standardContextual"/>
             </w:rPr>
           </w:pPr>
-          <w:hyperlink w:anchor="_Toc192709524" w:history="1">
+          <w:hyperlink w:anchor="_Toc193032376" w:history="1">
             <w:r>
               <w:rPr>
                 <w:rStyle w:val="Hyperlink"/>
@@ -6371,7 +6371,7 @@
                 <w:noProof/>
                 <w:webHidden/>
               </w:rPr>
-              <w:instrText xml:space="preserve"> PAGEREF _Toc192709524 \h </w:instrText>
+              <w:instrText xml:space="preserve"> PAGEREF _Toc193032376 \h </w:instrText>
             </w:r>
             <w:r>
               <w:rPr>
@@ -6416,7 +6416,7 @@
               <w14:ligatures w14:val="standardContextual"/>
             </w:rPr>
           </w:pPr>
-          <w:hyperlink w:anchor="_Toc192709525" w:history="1">
+          <w:hyperlink w:anchor="_Toc193032377" w:history="1">
             <w:r>
               <w:rPr>
                 <w:rStyle w:val="Hyperlink"/>
@@ -6444,7 +6444,7 @@
                 <w:noProof/>
                 <w:webHidden/>
               </w:rPr>
-              <w:instrText xml:space="preserve"> PAGEREF _Toc192709525 \h </w:instrText>
+              <w:instrText xml:space="preserve"> PAGEREF _Toc193032377 \h </w:instrText>
             </w:r>
             <w:r>
               <w:rPr>
@@ -6489,7 +6489,7 @@
               <w14:ligatures w14:val="standardContextual"/>
             </w:rPr>
           </w:pPr>
-          <w:hyperlink w:anchor="_Toc192709526" w:history="1">
+          <w:hyperlink w:anchor="_Toc193032378" w:history="1">
             <w:r>
               <w:rPr>
                 <w:rStyle w:val="Hyperlink"/>
@@ -6517,7 +6517,7 @@
                 <w:noProof/>
                 <w:webHidden/>
               </w:rPr>
-              <w:instrText xml:space="preserve"> PAGEREF _Toc192709526 \h </w:instrText>
+              <w:instrText xml:space="preserve"> PAGEREF _Toc193032378 \h </w:instrText>
             </w:r>
             <w:r>
               <w:rPr>
@@ -6565,7 +6565,7 @@
               <w14:ligatures w14:val="standardContextual"/>
             </w:rPr>
           </w:pPr>
-          <w:hyperlink w:anchor="_Toc192709527" w:history="1">
+          <w:hyperlink w:anchor="_Toc193032379" w:history="1">
             <w:r>
               <w:rPr>
                 <w:rStyle w:val="Hyperlink"/>
@@ -6611,7 +6611,7 @@
                 <w:noProof/>
                 <w:webHidden/>
               </w:rPr>
-              <w:instrText xml:space="preserve"> PAGEREF _Toc192709527 \h </w:instrText>
+              <w:instrText xml:space="preserve"> PAGEREF _Toc193032379 \h </w:instrText>
             </w:r>
             <w:r>
               <w:rPr>
@@ -6656,14 +6656,14 @@
               <w14:ligatures w14:val="standardContextual"/>
             </w:rPr>
           </w:pPr>
-          <w:hyperlink w:anchor="_Toc192709528" w:history="1">
+          <w:hyperlink w:anchor="_Toc193032380" w:history="1">
             <w:r>
               <w:rPr>
                 <w:rStyle w:val="Hyperlink"/>
                 <w:bCs/>
                 <w:noProof/>
               </w:rPr>
-              <w:t>CONTROL</w:t>
+              <w:t>VERSION</w:t>
             </w:r>
             <w:r>
               <w:rPr>
@@ -6684,7 +6684,7 @@
                 <w:noProof/>
                 <w:webHidden/>
               </w:rPr>
-              <w:instrText xml:space="preserve"> PAGEREF _Toc192709528 \h </w:instrText>
+              <w:instrText xml:space="preserve"> PAGEREF _Toc193032380 \h </w:instrText>
             </w:r>
             <w:r>
               <w:rPr>
@@ -6729,14 +6729,14 @@
               <w14:ligatures w14:val="standardContextual"/>
             </w:rPr>
           </w:pPr>
-          <w:hyperlink w:anchor="_Toc192709529" w:history="1">
+          <w:hyperlink w:anchor="_Toc193032381" w:history="1">
             <w:r>
               <w:rPr>
                 <w:rStyle w:val="Hyperlink"/>
                 <w:bCs/>
                 <w:noProof/>
               </w:rPr>
-              <w:t>DIAG</w:t>
+              <w:t>CONTROL</w:t>
             </w:r>
             <w:r>
               <w:rPr>
@@ -6757,7 +6757,7 @@
                 <w:noProof/>
                 <w:webHidden/>
               </w:rPr>
-              <w:instrText xml:space="preserve"> PAGEREF _Toc192709529 \h </w:instrText>
+              <w:instrText xml:space="preserve"> PAGEREF _Toc193032381 \h </w:instrText>
             </w:r>
             <w:r>
               <w:rPr>
@@ -6802,13 +6802,14 @@
               <w14:ligatures w14:val="standardContextual"/>
             </w:rPr>
           </w:pPr>
-          <w:hyperlink w:anchor="_Toc192709530" w:history="1">
+          <w:hyperlink w:anchor="_Toc193032382" w:history="1">
             <w:r>
               <w:rPr>
                 <w:rStyle w:val="Hyperlink"/>
-                <w:noProof/>
-              </w:rPr>
-              <w:t>EOF</w:t>
+                <w:bCs/>
+                <w:noProof/>
+              </w:rPr>
+              <w:t>DIAG</w:t>
             </w:r>
             <w:r>
               <w:rPr>
@@ -6829,7 +6830,7 @@
                 <w:noProof/>
                 <w:webHidden/>
               </w:rPr>
-              <w:instrText xml:space="preserve"> PAGEREF _Toc192709530 \h </w:instrText>
+              <w:instrText xml:space="preserve"> PAGEREF _Toc193032382 \h </w:instrText>
             </w:r>
             <w:r>
               <w:rPr>
@@ -6874,14 +6875,13 @@
               <w14:ligatures w14:val="standardContextual"/>
             </w:rPr>
           </w:pPr>
-          <w:hyperlink w:anchor="_Toc192709531" w:history="1">
+          <w:hyperlink w:anchor="_Toc193032383" w:history="1">
             <w:r>
               <w:rPr>
                 <w:rStyle w:val="Hyperlink"/>
-                <w:bCs/>
-                <w:noProof/>
-              </w:rPr>
-              <w:t>LANG</w:t>
+                <w:noProof/>
+              </w:rPr>
+              <w:t>EOF</w:t>
             </w:r>
             <w:r>
               <w:rPr>
@@ -6902,7 +6902,7 @@
                 <w:noProof/>
                 <w:webHidden/>
               </w:rPr>
-              <w:instrText xml:space="preserve"> PAGEREF _Toc192709531 \h </w:instrText>
+              <w:instrText xml:space="preserve"> PAGEREF _Toc193032383 \h </w:instrText>
             </w:r>
             <w:r>
               <w:rPr>
@@ -6947,14 +6947,14 @@
               <w14:ligatures w14:val="standardContextual"/>
             </w:rPr>
           </w:pPr>
-          <w:hyperlink w:anchor="_Toc192709532" w:history="1">
+          <w:hyperlink w:anchor="_Toc193032384" w:history="1">
             <w:r>
               <w:rPr>
                 <w:rStyle w:val="Hyperlink"/>
                 <w:bCs/>
                 <w:noProof/>
               </w:rPr>
-              <w:t>LINE</w:t>
+              <w:t>LANG</w:t>
             </w:r>
             <w:r>
               <w:rPr>
@@ -6975,7 +6975,7 @@
                 <w:noProof/>
                 <w:webHidden/>
               </w:rPr>
-              <w:instrText xml:space="preserve"> PAGEREF _Toc192709532 \h </w:instrText>
+              <w:instrText xml:space="preserve"> PAGEREF _Toc193032384 \h </w:instrText>
             </w:r>
             <w:r>
               <w:rPr>
@@ -7020,10 +7020,83 @@
               <w14:ligatures w14:val="standardContextual"/>
             </w:rPr>
           </w:pPr>
-          <w:hyperlink w:anchor="_Toc192709533" w:history="1">
+          <w:hyperlink w:anchor="_Toc193032385" w:history="1">
             <w:r>
               <w:rPr>
                 <w:rStyle w:val="Hyperlink"/>
+                <w:bCs/>
+                <w:noProof/>
+              </w:rPr>
+              <w:t>LINE</w:t>
+            </w:r>
+            <w:r>
+              <w:rPr>
+                <w:noProof/>
+                <w:webHidden/>
+              </w:rPr>
+              <w:tab/>
+            </w:r>
+            <w:r>
+              <w:rPr>
+                <w:noProof/>
+                <w:webHidden/>
+              </w:rPr>
+              <w:fldChar w:fldCharType="begin"/>
+            </w:r>
+            <w:r>
+              <w:rPr>
+                <w:noProof/>
+                <w:webHidden/>
+              </w:rPr>
+              <w:instrText xml:space="preserve"> PAGEREF _Toc193032385 \h </w:instrText>
+            </w:r>
+            <w:r>
+              <w:rPr>
+                <w:noProof/>
+                <w:webHidden/>
+              </w:rPr>
+            </w:r>
+            <w:r>
+              <w:rPr>
+                <w:noProof/>
+                <w:webHidden/>
+              </w:rPr>
+              <w:fldChar w:fldCharType="separate"/>
+            </w:r>
+            <w:r>
+              <w:rPr>
+                <w:noProof/>
+                <w:webHidden/>
+              </w:rPr>
+              <w:t>42</w:t>
+            </w:r>
+            <w:r>
+              <w:rPr>
+                <w:noProof/>
+                <w:webHidden/>
+              </w:rPr>
+              <w:fldChar w:fldCharType="end"/>
+            </w:r>
+          </w:hyperlink>
+        </w:p>
+        <w:p>
+          <w:pPr>
+            <w:pStyle w:val="TOC3"/>
+            <w:tabs>
+              <w:tab w:val="right" w:leader="dot" w:pos="9016"/>
+            </w:tabs>
+            <w:rPr>
+              <w:noProof/>
+              <w:kern w:val="2"/>
+              <w:sz w:val="24"/>
+              <w:szCs w:val="24"/>
+              <w14:ligatures w14:val="standardContextual"/>
+            </w:rPr>
+          </w:pPr>
+          <w:hyperlink w:anchor="_Toc193032386" w:history="1">
+            <w:r>
+              <w:rPr>
+                <w:rStyle w:val="Hyperlink"/>
                 <w:noProof/>
               </w:rPr>
               <w:t>MONITOR</w:t>
@@ -7047,7 +7120,7 @@
                 <w:noProof/>
                 <w:webHidden/>
               </w:rPr>
-              <w:instrText xml:space="preserve"> PAGEREF _Toc192709533 \h </w:instrText>
+              <w:instrText xml:space="preserve"> PAGEREF _Toc193032386 \h </w:instrText>
             </w:r>
             <w:r>
               <w:rPr>
@@ -7067,7 +7140,7 @@
                 <w:noProof/>
                 <w:webHidden/>
               </w:rPr>
-              <w:t>41</w:t>
+              <w:t>42</w:t>
             </w:r>
             <w:r>
               <w:rPr>
@@ -7095,7 +7168,7 @@
               <w14:ligatures w14:val="standardContextual"/>
             </w:rPr>
           </w:pPr>
-          <w:hyperlink w:anchor="_Toc192709534" w:history="1">
+          <w:hyperlink w:anchor="_Toc193032387" w:history="1">
             <w:r>
               <w:rPr>
                 <w:rStyle w:val="Hyperlink"/>
@@ -7141,7 +7214,7 @@
                 <w:noProof/>
                 <w:webHidden/>
               </w:rPr>
-              <w:instrText xml:space="preserve"> PAGEREF _Toc192709534 \h </w:instrText>
+              <w:instrText xml:space="preserve"> PAGEREF _Toc193032387 \h </w:instrText>
             </w:r>
             <w:r>
               <w:rPr>
@@ -7161,7 +7234,7 @@
                 <w:noProof/>
                 <w:webHidden/>
               </w:rPr>
-              <w:t>42</w:t>
+              <w:t>43</w:t>
             </w:r>
             <w:r>
               <w:rPr>
@@ -7186,7 +7259,7 @@
               <w14:ligatures w14:val="standardContextual"/>
             </w:rPr>
           </w:pPr>
-          <w:hyperlink w:anchor="_Toc192709535" w:history="1">
+          <w:hyperlink w:anchor="_Toc193032388" w:history="1">
             <w:r>
               <w:rPr>
                 <w:rStyle w:val="Hyperlink"/>
@@ -7213,7 +7286,7 @@
                 <w:noProof/>
                 <w:webHidden/>
               </w:rPr>
-              <w:instrText xml:space="preserve"> PAGEREF _Toc192709535 \h </w:instrText>
+              <w:instrText xml:space="preserve"> PAGEREF _Toc193032388 \h </w:instrText>
             </w:r>
             <w:r>
               <w:rPr>
@@ -7233,7 +7306,7 @@
                 <w:noProof/>
                 <w:webHidden/>
               </w:rPr>
-              <w:t>42</w:t>
+              <w:t>43</w:t>
             </w:r>
             <w:r>
               <w:rPr>
@@ -7258,7 +7331,7 @@
               <w14:ligatures w14:val="standardContextual"/>
             </w:rPr>
           </w:pPr>
-          <w:hyperlink w:anchor="_Toc192709536" w:history="1">
+          <w:hyperlink w:anchor="_Toc193032389" w:history="1">
             <w:r>
               <w:rPr>
                 <w:rStyle w:val="Hyperlink"/>
@@ -7285,7 +7358,7 @@
                 <w:noProof/>
                 <w:webHidden/>
               </w:rPr>
-              <w:instrText xml:space="preserve"> PAGEREF _Toc192709536 \h </w:instrText>
+              <w:instrText xml:space="preserve"> PAGEREF _Toc193032389 \h </w:instrText>
             </w:r>
             <w:r>
               <w:rPr>
@@ -7305,7 +7378,7 @@
                 <w:noProof/>
                 <w:webHidden/>
               </w:rPr>
-              <w:t>42</w:t>
+              <w:t>43</w:t>
             </w:r>
             <w:r>
               <w:rPr>
@@ -7330,7 +7403,7 @@
               <w14:ligatures w14:val="standardContextual"/>
             </w:rPr>
           </w:pPr>
-          <w:hyperlink w:anchor="_Toc192709537" w:history="1">
+          <w:hyperlink w:anchor="_Toc193032390" w:history="1">
             <w:r>
               <w:rPr>
                 <w:rStyle w:val="Hyperlink"/>
@@ -7357,7 +7430,7 @@
                 <w:noProof/>
                 <w:webHidden/>
               </w:rPr>
-              <w:instrText xml:space="preserve"> PAGEREF _Toc192709537 \h </w:instrText>
+              <w:instrText xml:space="preserve"> PAGEREF _Toc193032390 \h </w:instrText>
             </w:r>
             <w:r>
               <w:rPr>
@@ -7377,7 +7450,7 @@
                 <w:noProof/>
                 <w:webHidden/>
               </w:rPr>
-              <w:t>42</w:t>
+              <w:t>43</w:t>
             </w:r>
             <w:r>
               <w:rPr>
@@ -7405,7 +7478,7 @@
               <w14:ligatures w14:val="standardContextual"/>
             </w:rPr>
           </w:pPr>
-          <w:hyperlink w:anchor="_Toc192709538" w:history="1">
+          <w:hyperlink w:anchor="_Toc193032391" w:history="1">
             <w:r>
               <w:rPr>
                 <w:rStyle w:val="Hyperlink"/>
@@ -7451,7 +7524,7 @@
                 <w:noProof/>
                 <w:webHidden/>
               </w:rPr>
-              <w:instrText xml:space="preserve"> PAGEREF _Toc192709538 \h </w:instrText>
+              <w:instrText xml:space="preserve"> PAGEREF _Toc193032391 \h </w:instrText>
             </w:r>
             <w:r>
               <w:rPr>
@@ -7471,7 +7544,7 @@
                 <w:noProof/>
                 <w:webHidden/>
               </w:rPr>
-              <w:t>43</w:t>
+              <w:t>44</w:t>
             </w:r>
             <w:r>
               <w:rPr>
@@ -7496,7 +7569,7 @@
               <w14:ligatures w14:val="standardContextual"/>
             </w:rPr>
           </w:pPr>
-          <w:hyperlink w:anchor="_Toc192709539" w:history="1">
+          <w:hyperlink w:anchor="_Toc193032392" w:history="1">
             <w:r>
               <w:rPr>
                 <w:rStyle w:val="Hyperlink"/>
@@ -7523,7 +7596,7 @@
                 <w:noProof/>
                 <w:webHidden/>
               </w:rPr>
-              <w:instrText xml:space="preserve"> PAGEREF _Toc192709539 \h </w:instrText>
+              <w:instrText xml:space="preserve"> PAGEREF _Toc193032392 \h </w:instrText>
             </w:r>
             <w:r>
               <w:rPr>
@@ -7543,7 +7616,7 @@
                 <w:noProof/>
                 <w:webHidden/>
               </w:rPr>
-              <w:t>43</w:t>
+              <w:t>44</w:t>
             </w:r>
             <w:r>
               <w:rPr>
@@ -7568,7 +7641,7 @@
               <w14:ligatures w14:val="standardContextual"/>
             </w:rPr>
           </w:pPr>
-          <w:hyperlink w:anchor="_Toc192709540" w:history="1">
+          <w:hyperlink w:anchor="_Toc193032393" w:history="1">
             <w:r>
               <w:rPr>
                 <w:rStyle w:val="Hyperlink"/>
@@ -7595,7 +7668,7 @@
                 <w:noProof/>
                 <w:webHidden/>
               </w:rPr>
-              <w:instrText xml:space="preserve"> PAGEREF _Toc192709540 \h </w:instrText>
+              <w:instrText xml:space="preserve"> PAGEREF _Toc193032393 \h </w:instrText>
             </w:r>
             <w:r>
               <w:rPr>
@@ -7615,7 +7688,7 @@
                 <w:noProof/>
                 <w:webHidden/>
               </w:rPr>
-              <w:t>43</w:t>
+              <w:t>44</w:t>
             </w:r>
             <w:r>
               <w:rPr>
@@ -7640,7 +7713,7 @@
               <w14:ligatures w14:val="standardContextual"/>
             </w:rPr>
           </w:pPr>
-          <w:hyperlink w:anchor="_Toc192709541" w:history="1">
+          <w:hyperlink w:anchor="_Toc193032394" w:history="1">
             <w:r>
               <w:rPr>
                 <w:rStyle w:val="Hyperlink"/>
@@ -7667,7 +7740,7 @@
                 <w:noProof/>
                 <w:webHidden/>
               </w:rPr>
-              <w:instrText xml:space="preserve"> PAGEREF _Toc192709541 \h </w:instrText>
+              <w:instrText xml:space="preserve"> PAGEREF _Toc193032394 \h </w:instrText>
             </w:r>
             <w:r>
               <w:rPr>
@@ -7687,7 +7760,7 @@
                 <w:noProof/>
                 <w:webHidden/>
               </w:rPr>
-              <w:t>43</w:t>
+              <w:t>44</w:t>
             </w:r>
             <w:r>
               <w:rPr>
@@ -7712,7 +7785,7 @@
               <w14:ligatures w14:val="standardContextual"/>
             </w:rPr>
           </w:pPr>
-          <w:hyperlink w:anchor="_Toc192709542" w:history="1">
+          <w:hyperlink w:anchor="_Toc193032395" w:history="1">
             <w:r>
               <w:rPr>
                 <w:rStyle w:val="Hyperlink"/>
@@ -7739,7 +7812,7 @@
                 <w:noProof/>
                 <w:webHidden/>
               </w:rPr>
-              <w:instrText xml:space="preserve"> PAGEREF _Toc192709542 \h </w:instrText>
+              <w:instrText xml:space="preserve"> PAGEREF _Toc193032395 \h </w:instrText>
             </w:r>
             <w:r>
               <w:rPr>
@@ -7759,7 +7832,7 @@
                 <w:noProof/>
                 <w:webHidden/>
               </w:rPr>
-              <w:t>43</w:t>
+              <w:t>44</w:t>
             </w:r>
             <w:r>
               <w:rPr>
@@ -7784,7 +7857,7 @@
               <w14:ligatures w14:val="standardContextual"/>
             </w:rPr>
           </w:pPr>
-          <w:hyperlink w:anchor="_Toc192709543" w:history="1">
+          <w:hyperlink w:anchor="_Toc193032396" w:history="1">
             <w:r>
               <w:rPr>
                 <w:rStyle w:val="Hyperlink"/>
@@ -7811,7 +7884,7 @@
                 <w:noProof/>
                 <w:webHidden/>
               </w:rPr>
-              <w:instrText xml:space="preserve"> PAGEREF _Toc192709543 \h </w:instrText>
+              <w:instrText xml:space="preserve"> PAGEREF _Toc193032396 \h </w:instrText>
             </w:r>
             <w:r>
               <w:rPr>
@@ -7831,7 +7904,7 @@
                 <w:noProof/>
                 <w:webHidden/>
               </w:rPr>
-              <w:t>44</w:t>
+              <w:t>45</w:t>
             </w:r>
             <w:r>
               <w:rPr>
@@ -7856,7 +7929,7 @@
               <w14:ligatures w14:val="standardContextual"/>
             </w:rPr>
           </w:pPr>
-          <w:hyperlink w:anchor="_Toc192709544" w:history="1">
+          <w:hyperlink w:anchor="_Toc193032397" w:history="1">
             <w:r>
               <w:rPr>
                 <w:rStyle w:val="Hyperlink"/>
@@ -7883,7 +7956,7 @@
                 <w:noProof/>
                 <w:webHidden/>
               </w:rPr>
-              <w:instrText xml:space="preserve"> PAGEREF _Toc192709544 \h </w:instrText>
+              <w:instrText xml:space="preserve"> PAGEREF _Toc193032397 \h </w:instrText>
             </w:r>
             <w:r>
               <w:rPr>
@@ -7903,7 +7976,7 @@
                 <w:noProof/>
                 <w:webHidden/>
               </w:rPr>
-              <w:t>44</w:t>
+              <w:t>45</w:t>
             </w:r>
             <w:r>
               <w:rPr>
@@ -7928,7 +8001,7 @@
               <w14:ligatures w14:val="standardContextual"/>
             </w:rPr>
           </w:pPr>
-          <w:hyperlink w:anchor="_Toc192709545" w:history="1">
+          <w:hyperlink w:anchor="_Toc193032398" w:history="1">
             <w:r>
               <w:rPr>
                 <w:rStyle w:val="Hyperlink"/>
@@ -7955,7 +8028,7 @@
                 <w:noProof/>
                 <w:webHidden/>
               </w:rPr>
-              <w:instrText xml:space="preserve"> PAGEREF _Toc192709545 \h </w:instrText>
+              <w:instrText xml:space="preserve"> PAGEREF _Toc193032398 \h </w:instrText>
             </w:r>
             <w:r>
               <w:rPr>
@@ -7975,7 +8048,7 @@
                 <w:noProof/>
                 <w:webHidden/>
               </w:rPr>
-              <w:t>44</w:t>
+              <w:t>45</w:t>
             </w:r>
             <w:r>
               <w:rPr>
@@ -8000,7 +8073,7 @@
               <w14:ligatures w14:val="standardContextual"/>
             </w:rPr>
           </w:pPr>
-          <w:hyperlink w:anchor="_Toc192709546" w:history="1">
+          <w:hyperlink w:anchor="_Toc193032399" w:history="1">
             <w:r>
               <w:rPr>
                 <w:rStyle w:val="Hyperlink"/>
@@ -8027,7 +8100,7 @@
                 <w:noProof/>
                 <w:webHidden/>
               </w:rPr>
-              <w:instrText xml:space="preserve"> PAGEREF _Toc192709546 \h </w:instrText>
+              <w:instrText xml:space="preserve"> PAGEREF _Toc193032399 \h </w:instrText>
             </w:r>
             <w:r>
               <w:rPr>
@@ -8047,7 +8120,7 @@
                 <w:noProof/>
                 <w:webHidden/>
               </w:rPr>
-              <w:t>44</w:t>
+              <w:t>45</w:t>
             </w:r>
             <w:r>
               <w:rPr>
@@ -8072,7 +8145,7 @@
               <w14:ligatures w14:val="standardContextual"/>
             </w:rPr>
           </w:pPr>
-          <w:hyperlink w:anchor="_Toc192709547" w:history="1">
+          <w:hyperlink w:anchor="_Toc193032400" w:history="1">
             <w:r>
               <w:rPr>
                 <w:rStyle w:val="Hyperlink"/>
@@ -8099,7 +8172,7 @@
                 <w:noProof/>
                 <w:webHidden/>
               </w:rPr>
-              <w:instrText xml:space="preserve"> PAGEREF _Toc192709547 \h </w:instrText>
+              <w:instrText xml:space="preserve"> PAGEREF _Toc193032400 \h </w:instrText>
             </w:r>
             <w:r>
               <w:rPr>
@@ -8119,7 +8192,7 @@
                 <w:noProof/>
                 <w:webHidden/>
               </w:rPr>
-              <w:t>44</w:t>
+              <w:t>45</w:t>
             </w:r>
             <w:r>
               <w:rPr>
@@ -8144,7 +8217,7 @@
               <w14:ligatures w14:val="standardContextual"/>
             </w:rPr>
           </w:pPr>
-          <w:hyperlink w:anchor="_Toc192709548" w:history="1">
+          <w:hyperlink w:anchor="_Toc193032401" w:history="1">
             <w:r>
               <w:rPr>
                 <w:rStyle w:val="Hyperlink"/>
@@ -8171,7 +8244,7 @@
                 <w:noProof/>
                 <w:webHidden/>
               </w:rPr>
-              <w:instrText xml:space="preserve"> PAGEREF _Toc192709548 \h </w:instrText>
+              <w:instrText xml:space="preserve"> PAGEREF _Toc193032401 \h </w:instrText>
             </w:r>
             <w:r>
               <w:rPr>
@@ -8191,7 +8264,7 @@
                 <w:noProof/>
                 <w:webHidden/>
               </w:rPr>
-              <w:t>45</w:t>
+              <w:t>46</w:t>
             </w:r>
             <w:r>
               <w:rPr>
@@ -8216,7 +8289,7 @@
               <w14:ligatures w14:val="standardContextual"/>
             </w:rPr>
           </w:pPr>
-          <w:hyperlink w:anchor="_Toc192709549" w:history="1">
+          <w:hyperlink w:anchor="_Toc193032402" w:history="1">
             <w:r>
               <w:rPr>
                 <w:rStyle w:val="Hyperlink"/>
@@ -8243,7 +8316,7 @@
                 <w:noProof/>
                 <w:webHidden/>
               </w:rPr>
-              <w:instrText xml:space="preserve"> PAGEREF _Toc192709549 \h </w:instrText>
+              <w:instrText xml:space="preserve"> PAGEREF _Toc193032402 \h </w:instrText>
             </w:r>
             <w:r>
               <w:rPr>
@@ -8263,7 +8336,7 @@
                 <w:noProof/>
                 <w:webHidden/>
               </w:rPr>
-              <w:t>45</w:t>
+              <w:t>46</w:t>
             </w:r>
             <w:r>
               <w:rPr>
@@ -8288,7 +8361,7 @@
               <w14:ligatures w14:val="standardContextual"/>
             </w:rPr>
           </w:pPr>
-          <w:hyperlink w:anchor="_Toc192709550" w:history="1">
+          <w:hyperlink w:anchor="_Toc193032403" w:history="1">
             <w:r>
               <w:rPr>
                 <w:rStyle w:val="Hyperlink"/>
@@ -8315,7 +8388,7 @@
                 <w:noProof/>
                 <w:webHidden/>
               </w:rPr>
-              <w:instrText xml:space="preserve"> PAGEREF _Toc192709550 \h </w:instrText>
+              <w:instrText xml:space="preserve"> PAGEREF _Toc193032403 \h </w:instrText>
             </w:r>
             <w:r>
               <w:rPr>
@@ -8335,7 +8408,7 @@
                 <w:noProof/>
                 <w:webHidden/>
               </w:rPr>
-              <w:t>45</w:t>
+              <w:t>46</w:t>
             </w:r>
             <w:r>
               <w:rPr>
@@ -8360,7 +8433,7 @@
               <w14:ligatures w14:val="standardContextual"/>
             </w:rPr>
           </w:pPr>
-          <w:hyperlink w:anchor="_Toc192709551" w:history="1">
+          <w:hyperlink w:anchor="_Toc193032404" w:history="1">
             <w:r>
               <w:rPr>
                 <w:rStyle w:val="Hyperlink"/>
@@ -8387,7 +8460,7 @@
                 <w:noProof/>
                 <w:webHidden/>
               </w:rPr>
-              <w:instrText xml:space="preserve"> PAGEREF _Toc192709551 \h </w:instrText>
+              <w:instrText xml:space="preserve"> PAGEREF _Toc193032404 \h </w:instrText>
             </w:r>
             <w:r>
               <w:rPr>
@@ -8407,7 +8480,7 @@
                 <w:noProof/>
                 <w:webHidden/>
               </w:rPr>
-              <w:t>45</w:t>
+              <w:t>46</w:t>
             </w:r>
             <w:r>
               <w:rPr>
@@ -8432,7 +8505,7 @@
               <w14:ligatures w14:val="standardContextual"/>
             </w:rPr>
           </w:pPr>
-          <w:hyperlink w:anchor="_Toc192709552" w:history="1">
+          <w:hyperlink w:anchor="_Toc193032405" w:history="1">
             <w:r>
               <w:rPr>
                 <w:rStyle w:val="Hyperlink"/>
@@ -8459,7 +8532,7 @@
                 <w:noProof/>
                 <w:webHidden/>
               </w:rPr>
-              <w:instrText xml:space="preserve"> PAGEREF _Toc192709552 \h </w:instrText>
+              <w:instrText xml:space="preserve"> PAGEREF _Toc193032405 \h </w:instrText>
             </w:r>
             <w:r>
               <w:rPr>
@@ -8479,7 +8552,7 @@
                 <w:noProof/>
                 <w:webHidden/>
               </w:rPr>
-              <w:t>45</w:t>
+              <w:t>46</w:t>
             </w:r>
             <w:r>
               <w:rPr>
@@ -8504,7 +8577,7 @@
               <w14:ligatures w14:val="standardContextual"/>
             </w:rPr>
           </w:pPr>
-          <w:hyperlink w:anchor="_Toc192709553" w:history="1">
+          <w:hyperlink w:anchor="_Toc193032406" w:history="1">
             <w:r>
               <w:rPr>
                 <w:rStyle w:val="Hyperlink"/>
@@ -8531,7 +8604,7 @@
                 <w:noProof/>
                 <w:webHidden/>
               </w:rPr>
-              <w:instrText xml:space="preserve"> PAGEREF _Toc192709553 \h </w:instrText>
+              <w:instrText xml:space="preserve"> PAGEREF _Toc193032406 \h </w:instrText>
             </w:r>
             <w:r>
               <w:rPr>
@@ -8551,7 +8624,7 @@
                 <w:noProof/>
                 <w:webHidden/>
               </w:rPr>
-              <w:t>45</w:t>
+              <w:t>46</w:t>
             </w:r>
             <w:r>
               <w:rPr>
@@ -8576,7 +8649,7 @@
               <w14:ligatures w14:val="standardContextual"/>
             </w:rPr>
           </w:pPr>
-          <w:hyperlink w:anchor="_Toc192709554" w:history="1">
+          <w:hyperlink w:anchor="_Toc193032407" w:history="1">
             <w:r>
               <w:rPr>
                 <w:rStyle w:val="Hyperlink"/>
@@ -8603,7 +8676,7 @@
                 <w:noProof/>
                 <w:webHidden/>
               </w:rPr>
-              <w:instrText xml:space="preserve"> PAGEREF _Toc192709554 \h </w:instrText>
+              <w:instrText xml:space="preserve"> PAGEREF _Toc193032407 \h </w:instrText>
             </w:r>
             <w:r>
               <w:rPr>
@@ -8623,7 +8696,7 @@
                 <w:noProof/>
                 <w:webHidden/>
               </w:rPr>
-              <w:t>46</w:t>
+              <w:t>47</w:t>
             </w:r>
             <w:r>
               <w:rPr>
@@ -8648,7 +8721,7 @@
               <w14:ligatures w14:val="standardContextual"/>
             </w:rPr>
           </w:pPr>
-          <w:hyperlink w:anchor="_Toc192709555" w:history="1">
+          <w:hyperlink w:anchor="_Toc193032408" w:history="1">
             <w:r>
               <w:rPr>
                 <w:rStyle w:val="Hyperlink"/>
@@ -8675,7 +8748,7 @@
                 <w:noProof/>
                 <w:webHidden/>
               </w:rPr>
-              <w:instrText xml:space="preserve"> PAGEREF _Toc192709555 \h </w:instrText>
+              <w:instrText xml:space="preserve"> PAGEREF _Toc193032408 \h </w:instrText>
             </w:r>
             <w:r>
               <w:rPr>
@@ -8695,7 +8768,7 @@
                 <w:noProof/>
                 <w:webHidden/>
               </w:rPr>
-              <w:t>46</w:t>
+              <w:t>47</w:t>
             </w:r>
             <w:r>
               <w:rPr>
@@ -8720,7 +8793,7 @@
               <w14:ligatures w14:val="standardContextual"/>
             </w:rPr>
           </w:pPr>
-          <w:hyperlink w:anchor="_Toc192709556" w:history="1">
+          <w:hyperlink w:anchor="_Toc193032409" w:history="1">
             <w:r>
               <w:rPr>
                 <w:rStyle w:val="Hyperlink"/>
@@ -8747,7 +8820,7 @@
                 <w:noProof/>
                 <w:webHidden/>
               </w:rPr>
-              <w:instrText xml:space="preserve"> PAGEREF _Toc192709556 \h </w:instrText>
+              <w:instrText xml:space="preserve"> PAGEREF _Toc193032409 \h </w:instrText>
             </w:r>
             <w:r>
               <w:rPr>
@@ -8767,7 +8840,7 @@
                 <w:noProof/>
                 <w:webHidden/>
               </w:rPr>
-              <w:t>46</w:t>
+              <w:t>47</w:t>
             </w:r>
             <w:r>
               <w:rPr>
@@ -8792,7 +8865,7 @@
               <w14:ligatures w14:val="standardContextual"/>
             </w:rPr>
           </w:pPr>
-          <w:hyperlink w:anchor="_Toc192709557" w:history="1">
+          <w:hyperlink w:anchor="_Toc193032410" w:history="1">
             <w:r>
               <w:rPr>
                 <w:rStyle w:val="Hyperlink"/>
@@ -8819,7 +8892,7 @@
                 <w:noProof/>
                 <w:webHidden/>
               </w:rPr>
-              <w:instrText xml:space="preserve"> PAGEREF _Toc192709557 \h </w:instrText>
+              <w:instrText xml:space="preserve"> PAGEREF _Toc193032410 \h </w:instrText>
             </w:r>
             <w:r>
               <w:rPr>
@@ -8839,7 +8912,7 @@
                 <w:noProof/>
                 <w:webHidden/>
               </w:rPr>
-              <w:t>46</w:t>
+              <w:t>47</w:t>
             </w:r>
             <w:r>
               <w:rPr>
@@ -8864,7 +8937,7 @@
               <w14:ligatures w14:val="standardContextual"/>
             </w:rPr>
           </w:pPr>
-          <w:hyperlink w:anchor="_Toc192709558" w:history="1">
+          <w:hyperlink w:anchor="_Toc193032411" w:history="1">
             <w:r>
               <w:rPr>
                 <w:rStyle w:val="Hyperlink"/>
@@ -8891,7 +8964,7 @@
                 <w:noProof/>
                 <w:webHidden/>
               </w:rPr>
-              <w:instrText xml:space="preserve"> PAGEREF _Toc192709558 \h </w:instrText>
+              <w:instrText xml:space="preserve"> PAGEREF _Toc193032411 \h </w:instrText>
             </w:r>
             <w:r>
               <w:rPr>
@@ -8911,7 +8984,7 @@
                 <w:noProof/>
                 <w:webHidden/>
               </w:rPr>
-              <w:t>46</w:t>
+              <w:t>47</w:t>
             </w:r>
             <w:r>
               <w:rPr>
@@ -8936,7 +9009,7 @@
               <w14:ligatures w14:val="standardContextual"/>
             </w:rPr>
           </w:pPr>
-          <w:hyperlink w:anchor="_Toc192709559" w:history="1">
+          <w:hyperlink w:anchor="_Toc193032412" w:history="1">
             <w:r>
               <w:rPr>
                 <w:rStyle w:val="Hyperlink"/>
@@ -8963,7 +9036,7 @@
                 <w:noProof/>
                 <w:webHidden/>
               </w:rPr>
-              <w:instrText xml:space="preserve"> PAGEREF _Toc192709559 \h </w:instrText>
+              <w:instrText xml:space="preserve"> PAGEREF _Toc193032412 \h </w:instrText>
             </w:r>
             <w:r>
               <w:rPr>
@@ -8983,7 +9056,7 @@
                 <w:noProof/>
                 <w:webHidden/>
               </w:rPr>
-              <w:t>47</w:t>
+              <w:t>48</w:t>
             </w:r>
             <w:r>
               <w:rPr>
@@ -9008,7 +9081,7 @@
               <w14:ligatures w14:val="standardContextual"/>
             </w:rPr>
           </w:pPr>
-          <w:hyperlink w:anchor="_Toc192709560" w:history="1">
+          <w:hyperlink w:anchor="_Toc193032413" w:history="1">
             <w:r>
               <w:rPr>
                 <w:rStyle w:val="Hyperlink"/>
@@ -9035,7 +9108,7 @@
                 <w:noProof/>
                 <w:webHidden/>
               </w:rPr>
-              <w:instrText xml:space="preserve"> PAGEREF _Toc192709560 \h </w:instrText>
+              <w:instrText xml:space="preserve"> PAGEREF _Toc193032413 \h </w:instrText>
             </w:r>
             <w:r>
               <w:rPr>
@@ -9055,7 +9128,7 @@
                 <w:noProof/>
                 <w:webHidden/>
               </w:rPr>
-              <w:t>47</w:t>
+              <w:t>48</w:t>
             </w:r>
             <w:r>
               <w:rPr>
@@ -9080,7 +9153,7 @@
               <w14:ligatures w14:val="standardContextual"/>
             </w:rPr>
           </w:pPr>
-          <w:hyperlink w:anchor="_Toc192709561" w:history="1">
+          <w:hyperlink w:anchor="_Toc193032414" w:history="1">
             <w:r>
               <w:rPr>
                 <w:rStyle w:val="Hyperlink"/>
@@ -9107,7 +9180,7 @@
                 <w:noProof/>
                 <w:webHidden/>
               </w:rPr>
-              <w:instrText xml:space="preserve"> PAGEREF _Toc192709561 \h </w:instrText>
+              <w:instrText xml:space="preserve"> PAGEREF _Toc193032414 \h </w:instrText>
             </w:r>
             <w:r>
               <w:rPr>
@@ -9127,7 +9200,7 @@
                 <w:noProof/>
                 <w:webHidden/>
               </w:rPr>
-              <w:t>47</w:t>
+              <w:t>48</w:t>
             </w:r>
             <w:r>
               <w:rPr>
@@ -9152,7 +9225,7 @@
               <w14:ligatures w14:val="standardContextual"/>
             </w:rPr>
           </w:pPr>
-          <w:hyperlink w:anchor="_Toc192709562" w:history="1">
+          <w:hyperlink w:anchor="_Toc193032415" w:history="1">
             <w:r>
               <w:rPr>
                 <w:rStyle w:val="Hyperlink"/>
@@ -9179,7 +9252,7 @@
                 <w:noProof/>
                 <w:webHidden/>
               </w:rPr>
-              <w:instrText xml:space="preserve"> PAGEREF _Toc192709562 \h </w:instrText>
+              <w:instrText xml:space="preserve"> PAGEREF _Toc193032415 \h </w:instrText>
             </w:r>
             <w:r>
               <w:rPr>
@@ -9199,7 +9272,7 @@
                 <w:noProof/>
                 <w:webHidden/>
               </w:rPr>
-              <w:t>47</w:t>
+              <w:t>48</w:t>
             </w:r>
             <w:r>
               <w:rPr>
@@ -9224,7 +9297,7 @@
               <w14:ligatures w14:val="standardContextual"/>
             </w:rPr>
           </w:pPr>
-          <w:hyperlink w:anchor="_Toc192709563" w:history="1">
+          <w:hyperlink w:anchor="_Toc193032416" w:history="1">
             <w:r>
               <w:rPr>
                 <w:rStyle w:val="Hyperlink"/>
@@ -9251,7 +9324,7 @@
                 <w:noProof/>
                 <w:webHidden/>
               </w:rPr>
-              <w:instrText xml:space="preserve"> PAGEREF _Toc192709563 \h </w:instrText>
+              <w:instrText xml:space="preserve"> PAGEREF _Toc193032416 \h </w:instrText>
             </w:r>
             <w:r>
               <w:rPr>
@@ -9271,7 +9344,7 @@
                 <w:noProof/>
                 <w:webHidden/>
               </w:rPr>
-              <w:t>48</w:t>
+              <w:t>49</w:t>
             </w:r>
             <w:r>
               <w:rPr>
@@ -9296,7 +9369,7 @@
               <w14:ligatures w14:val="standardContextual"/>
             </w:rPr>
           </w:pPr>
-          <w:hyperlink w:anchor="_Toc192709564" w:history="1">
+          <w:hyperlink w:anchor="_Toc193032417" w:history="1">
             <w:r>
               <w:rPr>
                 <w:rStyle w:val="Hyperlink"/>
@@ -9323,7 +9396,7 @@
                 <w:noProof/>
                 <w:webHidden/>
               </w:rPr>
-              <w:instrText xml:space="preserve"> PAGEREF _Toc192709564 \h </w:instrText>
+              <w:instrText xml:space="preserve"> PAGEREF _Toc193032417 \h </w:instrText>
             </w:r>
             <w:r>
               <w:rPr>
@@ -9343,7 +9416,7 @@
                 <w:noProof/>
                 <w:webHidden/>
               </w:rPr>
-              <w:t>48</w:t>
+              <w:t>49</w:t>
             </w:r>
             <w:r>
               <w:rPr>
@@ -9368,7 +9441,7 @@
               <w14:ligatures w14:val="standardContextual"/>
             </w:rPr>
           </w:pPr>
-          <w:hyperlink w:anchor="_Toc192709565" w:history="1">
+          <w:hyperlink w:anchor="_Toc193032418" w:history="1">
             <w:r>
               <w:rPr>
                 <w:rStyle w:val="Hyperlink"/>
@@ -9395,7 +9468,7 @@
                 <w:noProof/>
                 <w:webHidden/>
               </w:rPr>
-              <w:instrText xml:space="preserve"> PAGEREF _Toc192709565 \h </w:instrText>
+              <w:instrText xml:space="preserve"> PAGEREF _Toc193032418 \h </w:instrText>
             </w:r>
             <w:r>
               <w:rPr>
@@ -9415,7 +9488,7 @@
                 <w:noProof/>
                 <w:webHidden/>
               </w:rPr>
-              <w:t>48</w:t>
+              <w:t>49</w:t>
             </w:r>
             <w:r>
               <w:rPr>
@@ -9440,7 +9513,7 @@
               <w14:ligatures w14:val="standardContextual"/>
             </w:rPr>
           </w:pPr>
-          <w:hyperlink w:anchor="_Toc192709566" w:history="1">
+          <w:hyperlink w:anchor="_Toc193032419" w:history="1">
             <w:r>
               <w:rPr>
                 <w:rStyle w:val="Hyperlink"/>
@@ -9467,7 +9540,7 @@
                 <w:noProof/>
                 <w:webHidden/>
               </w:rPr>
-              <w:instrText xml:space="preserve"> PAGEREF _Toc192709566 \h </w:instrText>
+              <w:instrText xml:space="preserve"> PAGEREF _Toc193032419 \h </w:instrText>
             </w:r>
             <w:r>
               <w:rPr>
@@ -9487,7 +9560,7 @@
                 <w:noProof/>
                 <w:webHidden/>
               </w:rPr>
-              <w:t>48</w:t>
+              <w:t>49</w:t>
             </w:r>
             <w:r>
               <w:rPr>
@@ -9512,7 +9585,7 @@
               <w14:ligatures w14:val="standardContextual"/>
             </w:rPr>
           </w:pPr>
-          <w:hyperlink w:anchor="_Toc192709567" w:history="1">
+          <w:hyperlink w:anchor="_Toc193032420" w:history="1">
             <w:r>
               <w:rPr>
                 <w:rStyle w:val="Hyperlink"/>
@@ -9539,7 +9612,7 @@
                 <w:noProof/>
                 <w:webHidden/>
               </w:rPr>
-              <w:instrText xml:space="preserve"> PAGEREF _Toc192709567 \h </w:instrText>
+              <w:instrText xml:space="preserve"> PAGEREF _Toc193032420 \h </w:instrText>
             </w:r>
             <w:r>
               <w:rPr>
@@ -9559,7 +9632,7 @@
                 <w:noProof/>
                 <w:webHidden/>
               </w:rPr>
-              <w:t>49</w:t>
+              <w:t>50</w:t>
             </w:r>
             <w:r>
               <w:rPr>
@@ -9584,7 +9657,7 @@
               <w14:ligatures w14:val="standardContextual"/>
             </w:rPr>
           </w:pPr>
-          <w:hyperlink w:anchor="_Toc192709568" w:history="1">
+          <w:hyperlink w:anchor="_Toc193032421" w:history="1">
             <w:r>
               <w:rPr>
                 <w:rStyle w:val="Hyperlink"/>
@@ -9611,7 +9684,7 @@
                 <w:noProof/>
                 <w:webHidden/>
               </w:rPr>
-              <w:instrText xml:space="preserve"> PAGEREF _Toc192709568 \h </w:instrText>
+              <w:instrText xml:space="preserve"> PAGEREF _Toc193032421 \h </w:instrText>
             </w:r>
             <w:r>
               <w:rPr>
@@ -9631,7 +9704,7 @@
                 <w:noProof/>
                 <w:webHidden/>
               </w:rPr>
-              <w:t>49</w:t>
+              <w:t>50</w:t>
             </w:r>
             <w:r>
               <w:rPr>
@@ -9656,7 +9729,7 @@
               <w14:ligatures w14:val="standardContextual"/>
             </w:rPr>
           </w:pPr>
-          <w:hyperlink w:anchor="_Toc192709569" w:history="1">
+          <w:hyperlink w:anchor="_Toc193032422" w:history="1">
             <w:r>
               <w:rPr>
                 <w:rStyle w:val="Hyperlink"/>
@@ -9683,7 +9756,7 @@
                 <w:noProof/>
                 <w:webHidden/>
               </w:rPr>
-              <w:instrText xml:space="preserve"> PAGEREF _Toc192709569 \h </w:instrText>
+              <w:instrText xml:space="preserve"> PAGEREF _Toc193032422 \h </w:instrText>
             </w:r>
             <w:r>
               <w:rPr>
@@ -9703,7 +9776,7 @@
                 <w:noProof/>
                 <w:webHidden/>
               </w:rPr>
-              <w:t>49</w:t>
+              <w:t>50</w:t>
             </w:r>
             <w:r>
               <w:rPr>
@@ -9728,7 +9801,7 @@
               <w14:ligatures w14:val="standardContextual"/>
             </w:rPr>
           </w:pPr>
-          <w:hyperlink w:anchor="_Toc192709570" w:history="1">
+          <w:hyperlink w:anchor="_Toc193032423" w:history="1">
             <w:r>
               <w:rPr>
                 <w:rStyle w:val="Hyperlink"/>
@@ -9755,7 +9828,7 @@
                 <w:noProof/>
                 <w:webHidden/>
               </w:rPr>
-              <w:instrText xml:space="preserve"> PAGEREF _Toc192709570 \h </w:instrText>
+              <w:instrText xml:space="preserve"> PAGEREF _Toc193032423 \h </w:instrText>
             </w:r>
             <w:r>
               <w:rPr>
@@ -9775,7 +9848,7 @@
                 <w:noProof/>
                 <w:webHidden/>
               </w:rPr>
-              <w:t>49</w:t>
+              <w:t>50</w:t>
             </w:r>
             <w:r>
               <w:rPr>
@@ -9800,7 +9873,7 @@
               <w14:ligatures w14:val="standardContextual"/>
             </w:rPr>
           </w:pPr>
-          <w:hyperlink w:anchor="_Toc192709571" w:history="1">
+          <w:hyperlink w:anchor="_Toc193032424" w:history="1">
             <w:r>
               <w:rPr>
                 <w:rStyle w:val="Hyperlink"/>
@@ -9827,7 +9900,7 @@
                 <w:noProof/>
                 <w:webHidden/>
               </w:rPr>
-              <w:instrText xml:space="preserve"> PAGEREF _Toc192709571 \h </w:instrText>
+              <w:instrText xml:space="preserve"> PAGEREF _Toc193032424 \h </w:instrText>
             </w:r>
             <w:r>
               <w:rPr>
@@ -9847,7 +9920,7 @@
                 <w:noProof/>
                 <w:webHidden/>
               </w:rPr>
-              <w:t>50</w:t>
+              <w:t>51</w:t>
             </w:r>
             <w:r>
               <w:rPr>
@@ -9875,7 +9948,7 @@
               <w14:ligatures w14:val="standardContextual"/>
             </w:rPr>
           </w:pPr>
-          <w:hyperlink w:anchor="_Toc192709572" w:history="1">
+          <w:hyperlink w:anchor="_Toc193032425" w:history="1">
             <w:r>
               <w:rPr>
                 <w:rStyle w:val="Hyperlink"/>
@@ -9921,7 +9994,7 @@
                 <w:noProof/>
                 <w:webHidden/>
               </w:rPr>
-              <w:instrText xml:space="preserve"> PAGEREF _Toc192709572 \h </w:instrText>
+              <w:instrText xml:space="preserve"> PAGEREF _Toc193032425 \h </w:instrText>
             </w:r>
             <w:r>
               <w:rPr>
@@ -9941,7 +10014,7 @@
                 <w:noProof/>
                 <w:webHidden/>
               </w:rPr>
-              <w:t>51</w:t>
+              <w:t>52</w:t>
             </w:r>
             <w:r>
               <w:rPr>
@@ -9969,7 +10042,7 @@
               <w14:ligatures w14:val="standardContextual"/>
             </w:rPr>
           </w:pPr>
-          <w:hyperlink w:anchor="_Toc192709573" w:history="1">
+          <w:hyperlink w:anchor="_Toc193032426" w:history="1">
             <w:r>
               <w:rPr>
                 <w:rStyle w:val="Hyperlink"/>
@@ -10015,7 +10088,7 @@
                 <w:noProof/>
                 <w:webHidden/>
               </w:rPr>
-              <w:instrText xml:space="preserve"> PAGEREF _Toc192709573 \h </w:instrText>
+              <w:instrText xml:space="preserve"> PAGEREF _Toc193032426 \h </w:instrText>
             </w:r>
             <w:r>
               <w:rPr>
@@ -10035,7 +10108,7 @@
                 <w:noProof/>
                 <w:webHidden/>
               </w:rPr>
-              <w:t>51</w:t>
+              <w:t>52</w:t>
             </w:r>
             <w:r>
               <w:rPr>
@@ -10069,7 +10142,7 @@
         <w:pStyle w:val="Heading1"/>
         <w:jc w:val="left"/>
       </w:pPr>
-      <w:bookmarkStart w:id="0" w:name="_Toc192709444"/>
+      <w:bookmarkStart w:id="0" w:name="_Toc193032296"/>
       <w:r>
         <w:lastRenderedPageBreak/>
         <w:t>Philosophy</w:t>
@@ -10609,18 +10682,10 @@
     </w:p>
     <w:p>
       <w:r>
-        <w:t xml:space="preserve">This is </w:t>
-      </w:r>
-      <w:proofErr w:type="gramStart"/>
-      <w:r>
-        <w:t>s</w:t>
+        <w:t>This is s</w:t>
       </w:r>
       <w:r>
-        <w:t>imilar to</w:t>
-      </w:r>
-      <w:proofErr w:type="gramEnd"/>
-      <w:r>
-        <w:t xml:space="preserve"> that generated from the code fragment: if B then A := C else  A := D;</w:t>
+        <w:t>imilar to that generated from the code fragment: if B then A := C else  A := D;</w:t>
       </w:r>
     </w:p>
     <w:p>
@@ -10650,7 +10715,7 @@
         <w:pStyle w:val="Heading1"/>
         <w:jc w:val="left"/>
       </w:pPr>
-      <w:bookmarkStart w:id="1" w:name="_Toc192709445"/>
+      <w:bookmarkStart w:id="1" w:name="_Toc193032297"/>
       <w:r>
         <w:lastRenderedPageBreak/>
         <w:t>Definitions</w:t>
@@ -11142,21 +11207,27 @@
               <w:rPr>
                 <w:rFonts w:cs="Courier New"/>
               </w:rPr>
-              <w:t xml:space="preserve">This flag need not exist in the target machine but is defined </w:t>
-            </w:r>
-            <w:proofErr w:type="gramStart"/>
-            <w:r>
+              <w:t>This flag need not exist in the target machine but is defined in order to simplify the definitions of certain instructions.</w:t>
+            </w:r>
+          </w:p>
+          <w:p>
+            <w:pPr>
               <w:rPr>
                 <w:rFonts w:cs="Courier New"/>
               </w:rPr>
-              <w:t>in order to</w:t>
-            </w:r>
-            <w:proofErr w:type="gramEnd"/>
-            <w:r>
+            </w:pPr>
+          </w:p>
+          <w:p>
+            <w:pPr>
               <w:rPr>
                 <w:rFonts w:cs="Courier New"/>
               </w:rPr>
-              <w:t xml:space="preserve"> simplify the definitions of certain instructions.</w:t>
+            </w:pPr>
+            <w:r>
+              <w:rPr>
+                <w:rFonts w:cs="Courier New"/>
+              </w:rPr>
+              <w:t>The values which this flag may take are: equal, less than, greater than, true, false</w:t>
             </w:r>
           </w:p>
           <w:p>
@@ -11165,7 +11236,20 @@
                 <w:rFonts w:cs="Courier New"/>
               </w:rPr>
             </w:pPr>
-          </w:p>
+            <w:r>
+              <w:rPr>
+                <w:rFonts w:cs="Courier New"/>
+              </w:rPr>
+              <w:t>This setting only remains valid for the duration of the next instruction which must be one of the instructions listed in Appendix 3.</w:t>
+            </w:r>
+          </w:p>
+        </w:tc>
+      </w:tr>
+      <w:tr>
+        <w:tc>
+          <w:tcPr>
+            <w:tcW w:w="1696" w:type="dxa"/>
+          </w:tcPr>
           <w:p>
             <w:pPr>
               <w:rPr>
@@ -11176,23 +11260,40 @@
               <w:rPr>
                 <w:rFonts w:cs="Courier New"/>
               </w:rPr>
-              <w:t xml:space="preserve">The values which this flag may take </w:t>
-            </w:r>
-            <w:proofErr w:type="gramStart"/>
+              <w:t>I</w:t>
+            </w:r>
             <w:r>
               <w:rPr>
                 <w:rFonts w:cs="Courier New"/>
               </w:rPr>
-              <w:t>are:</w:t>
-            </w:r>
-            <w:proofErr w:type="gramEnd"/>
-            <w:r>
+              <w:t>nteger</w:t>
+            </w:r>
+          </w:p>
+        </w:tc>
+        <w:tc>
+          <w:tcPr>
+            <w:tcW w:w="7513" w:type="dxa"/>
+          </w:tcPr>
+          <w:p>
+            <w:pPr>
               <w:rPr>
                 <w:rFonts w:cs="Courier New"/>
               </w:rPr>
-              <w:t xml:space="preserve"> equal, less than, greater than, true, false</w:t>
-            </w:r>
-          </w:p>
+            </w:pPr>
+            <w:r>
+              <w:rPr>
+                <w:rFonts w:cs="Courier New"/>
+              </w:rPr>
+              <w:t>A general integer value, including subranges of integers.</w:t>
+            </w:r>
+          </w:p>
+        </w:tc>
+      </w:tr>
+      <w:tr>
+        <w:tc>
+          <w:tcPr>
+            <w:tcW w:w="1696" w:type="dxa"/>
+          </w:tcPr>
           <w:p>
             <w:pPr>
               <w:rPr>
@@ -11203,15 +11304,19 @@
               <w:rPr>
                 <w:rFonts w:cs="Courier New"/>
               </w:rPr>
-              <w:t>This setting only remains valid for the duration of the next instruction which must be one of the instructions listed in Appendix 3.</w:t>
-            </w:r>
-          </w:p>
-        </w:tc>
-      </w:tr>
-      <w:tr>
-        <w:tc>
-          <w:tcPr>
-            <w:tcW w:w="1696" w:type="dxa"/>
+              <w:t>L</w:t>
+            </w:r>
+            <w:r>
+              <w:rPr>
+                <w:rFonts w:cs="Courier New"/>
+              </w:rPr>
+              <w:t>abels</w:t>
+            </w:r>
+          </w:p>
+        </w:tc>
+        <w:tc>
+          <w:tcPr>
+            <w:tcW w:w="7513" w:type="dxa"/>
           </w:tcPr>
           <w:p>
             <w:pPr>
@@ -11223,20 +11328,16 @@
               <w:rPr>
                 <w:rFonts w:cs="Courier New"/>
               </w:rPr>
-              <w:t>I</w:t>
-            </w:r>
-            <w:r>
+              <w:t>I-code distinguishes two sorts of label.</w:t>
+            </w:r>
+          </w:p>
+          <w:p>
+            <w:pPr>
               <w:rPr>
                 <w:rFonts w:cs="Courier New"/>
               </w:rPr>
-              <w:t>nteger</w:t>
-            </w:r>
-          </w:p>
-        </w:tc>
-        <w:tc>
-          <w:tcPr>
-            <w:tcW w:w="7513" w:type="dxa"/>
-          </w:tcPr>
+            </w:pPr>
+          </w:p>
           <w:p>
             <w:pPr>
               <w:rPr>
@@ -11247,16 +11348,33 @@
               <w:rPr>
                 <w:rFonts w:cs="Courier New"/>
               </w:rPr>
-              <w:t>A general integer value, including subranges of integers.</w:t>
-            </w:r>
-          </w:p>
-        </w:tc>
-      </w:tr>
-      <w:tr>
-        <w:tc>
-          <w:tcPr>
-            <w:tcW w:w="1696" w:type="dxa"/>
-          </w:tcPr>
+              <w:t xml:space="preserve">1 – Simple Labels: </w:t>
+            </w:r>
+            <w:r>
+              <w:rPr>
+                <w:rFonts w:cs="Courier New"/>
+              </w:rPr>
+              <w:t xml:space="preserve">are compiler generated and </w:t>
+            </w:r>
+            <w:r>
+              <w:rPr>
+                <w:rFonts w:cs="Courier New"/>
+              </w:rPr>
+              <w:t>have the property that they are only jumped to in one</w:t>
+            </w:r>
+            <w:r>
+              <w:rPr>
+                <w:rFonts w:cs="Courier New"/>
+              </w:rPr>
+              <w:t xml:space="preserve"> </w:t>
+            </w:r>
+            <w:r>
+              <w:rPr>
+                <w:rFonts w:cs="Courier New"/>
+              </w:rPr>
+              <w:t>direction, that is, all references to an instance of a simple label are either all forward or all backward.</w:t>
+            </w:r>
+          </w:p>
           <w:p>
             <w:pPr>
               <w:rPr>
@@ -11267,115 +11385,20 @@
               <w:rPr>
                 <w:rFonts w:cs="Courier New"/>
               </w:rPr>
-              <w:t>L</w:t>
-            </w:r>
-            <w:r>
+              <w:t>All uses of a particular simple label must be in the same block as the definition of that label.</w:t>
+            </w:r>
+          </w:p>
+          <w:p>
+            <w:pPr>
               <w:rPr>
                 <w:rFonts w:cs="Courier New"/>
               </w:rPr>
-              <w:t>abels</w:t>
-            </w:r>
-          </w:p>
-        </w:tc>
-        <w:tc>
-          <w:tcPr>
-            <w:tcW w:w="7513" w:type="dxa"/>
-          </w:tcPr>
-          <w:p>
-            <w:pPr>
+            </w:pPr>
+            <w:r>
               <w:rPr>
                 <w:rFonts w:cs="Courier New"/>
               </w:rPr>
-            </w:pPr>
-            <w:r>
-              <w:rPr>
-                <w:rFonts w:cs="Courier New"/>
-              </w:rPr>
-              <w:t>I-code distinguishes two sorts of label.</w:t>
-            </w:r>
-          </w:p>
-          <w:p>
-            <w:pPr>
-              <w:rPr>
-                <w:rFonts w:cs="Courier New"/>
-              </w:rPr>
-            </w:pPr>
-          </w:p>
-          <w:p>
-            <w:pPr>
-              <w:rPr>
-                <w:rFonts w:cs="Courier New"/>
-              </w:rPr>
-            </w:pPr>
-            <w:r>
-              <w:rPr>
-                <w:rFonts w:cs="Courier New"/>
-              </w:rPr>
-              <w:t xml:space="preserve">1 – Simple Labels: </w:t>
-            </w:r>
-            <w:r>
-              <w:rPr>
-                <w:rFonts w:cs="Courier New"/>
-              </w:rPr>
-              <w:t xml:space="preserve">are compiler generated and </w:t>
-            </w:r>
-            <w:r>
-              <w:rPr>
-                <w:rFonts w:cs="Courier New"/>
-              </w:rPr>
-              <w:t>have the property that they are only jumped to in one</w:t>
-            </w:r>
-            <w:r>
-              <w:rPr>
-                <w:rFonts w:cs="Courier New"/>
-              </w:rPr>
-              <w:t xml:space="preserve"> </w:t>
-            </w:r>
-            <w:r>
-              <w:rPr>
-                <w:rFonts w:cs="Courier New"/>
-              </w:rPr>
-              <w:t>direction, that is, all references to an instance of a simple label are either all forward or all backward.</w:t>
-            </w:r>
-          </w:p>
-          <w:p>
-            <w:pPr>
-              <w:rPr>
-                <w:rFonts w:cs="Courier New"/>
-              </w:rPr>
-            </w:pPr>
-            <w:r>
-              <w:rPr>
-                <w:rFonts w:cs="Courier New"/>
-              </w:rPr>
-              <w:t>All uses of a particular simple label must be in the same block as the definition of that label.</w:t>
-            </w:r>
-          </w:p>
-          <w:p>
-            <w:pPr>
-              <w:rPr>
-                <w:rFonts w:cs="Courier New"/>
-              </w:rPr>
-            </w:pPr>
-            <w:r>
-              <w:rPr>
-                <w:rFonts w:cs="Courier New"/>
-              </w:rPr>
-              <w:t xml:space="preserve">Simple labels are encoded as two-byte unsigned integers although code generators may assume that their values are within a </w:t>
-            </w:r>
-            <w:proofErr w:type="gramStart"/>
-            <w:r>
-              <w:rPr>
-                <w:rFonts w:cs="Courier New"/>
-              </w:rPr>
-              <w:t>fairly small</w:t>
-            </w:r>
-            <w:proofErr w:type="gramEnd"/>
-            <w:r>
-              <w:rPr>
-                <w:rFonts w:cs="Courier New"/>
-              </w:rPr>
-              <w:t xml:space="preserve"> range.</w:t>
+              <w:t>Simple labels are encoded as two-byte unsigned integers although code generators may assume that their values are within a fairly small range.</w:t>
             </w:r>
           </w:p>
           <w:p>
@@ -12156,7 +12179,7 @@
         <w:pStyle w:val="Heading1"/>
         <w:jc w:val="left"/>
       </w:pPr>
-      <w:bookmarkStart w:id="2" w:name="_Toc192709446"/>
+      <w:bookmarkStart w:id="2" w:name="_Toc193032298"/>
       <w:r>
         <w:lastRenderedPageBreak/>
         <w:t>Conventions</w:t>
@@ -12367,7 +12390,7 @@
         <w:pStyle w:val="Heading1"/>
         <w:jc w:val="left"/>
       </w:pPr>
-      <w:bookmarkStart w:id="3" w:name="_Toc192709447"/>
+      <w:bookmarkStart w:id="3" w:name="_Toc193032299"/>
       <w:r>
         <w:lastRenderedPageBreak/>
         <w:t>ICODE INSTRUCTIONS</w:t>
@@ -15213,11 +15236,9 @@
             <w:tcW w:w="1701" w:type="dxa"/>
           </w:tcPr>
           <w:p>
-            <w:proofErr w:type="spellStart"/>
             <w:r>
               <w:t>i</w:t>
             </w:r>
-            <w:proofErr w:type="spellEnd"/>
           </w:p>
         </w:tc>
         <w:tc>
@@ -16087,7 +16108,7 @@
           </w:tcPr>
           <w:p>
             <w:r>
-              <w:t>unused</w:t>
+              <w:t>VERSION</w:t>
             </w:r>
           </w:p>
         </w:tc>
@@ -16095,7 +16116,11 @@
           <w:tcPr>
             <w:tcW w:w="2977" w:type="dxa"/>
           </w:tcPr>
-          <w:p/>
+          <w:p>
+            <w:r>
+              <w:t>Byte Byte</w:t>
+            </w:r>
+          </w:p>
         </w:tc>
       </w:tr>
       <w:tr>
@@ -16187,7 +16212,7 @@
         <w:pStyle w:val="Heading1"/>
         <w:jc w:val="left"/>
       </w:pPr>
-      <w:bookmarkStart w:id="4" w:name="_Toc192709448"/>
+      <w:bookmarkStart w:id="4" w:name="_Toc193032300"/>
       <w:r>
         <w:lastRenderedPageBreak/>
         <w:t>ICODE GROUPS</w:t>
@@ -16198,7 +16223,7 @@
       <w:pPr>
         <w:pStyle w:val="Heading2"/>
       </w:pPr>
-      <w:bookmarkStart w:id="5" w:name="_Toc192709449"/>
+      <w:bookmarkStart w:id="5" w:name="_Toc193032301"/>
       <w:r>
         <w:t>Stack</w:t>
       </w:r>
@@ -16248,7 +16273,7 @@
             <w:pPr>
               <w:pStyle w:val="Heading3"/>
             </w:pPr>
-            <w:bookmarkStart w:id="6" w:name="_Toc192709450"/>
+            <w:bookmarkStart w:id="6" w:name="_Toc193032302"/>
             <w:r>
               <w:t>ADD</w:t>
             </w:r>
@@ -16271,15 +16296,7 @@
           </w:tcPr>
           <w:p>
             <w:r>
-              <w:t xml:space="preserve">Load Operation( </w:t>
-            </w:r>
-            <w:proofErr w:type="spellStart"/>
-            <w:r>
-              <w:t>ADDx</w:t>
-            </w:r>
-            <w:proofErr w:type="spellEnd"/>
-            <w:r>
-              <w:t xml:space="preserve"> )</w:t>
+              <w:t>Load Operation( ADDx )</w:t>
             </w:r>
           </w:p>
         </w:tc>
@@ -16467,7 +16484,7 @@
             <w:pPr>
               <w:pStyle w:val="Heading3"/>
             </w:pPr>
-            <w:bookmarkStart w:id="7" w:name="_Toc192709451"/>
+            <w:bookmarkStart w:id="7" w:name="_Toc193032303"/>
             <w:r>
               <w:t>ADDA</w:t>
             </w:r>
@@ -16496,15 +16513,7 @@
           </w:tcPr>
           <w:p>
             <w:r>
-              <w:t xml:space="preserve">Load Double( </w:t>
-            </w:r>
-            <w:proofErr w:type="spellStart"/>
-            <w:r>
-              <w:t>ADDx</w:t>
-            </w:r>
-            <w:proofErr w:type="spellEnd"/>
-            <w:r>
-              <w:t xml:space="preserve"> )</w:t>
+              <w:t>Load Double( ADDx )</w:t>
             </w:r>
           </w:p>
         </w:tc>
@@ -16691,7 +16700,7 @@
             <w:pPr>
               <w:pStyle w:val="Heading3"/>
             </w:pPr>
-            <w:bookmarkStart w:id="8" w:name="_Toc192709452"/>
+            <w:bookmarkStart w:id="8" w:name="_Toc193032304"/>
             <w:r>
               <w:t>AND</w:t>
             </w:r>
@@ -16720,15 +16729,7 @@
           </w:tcPr>
           <w:p>
             <w:r>
-              <w:t xml:space="preserve">Load Operation( </w:t>
-            </w:r>
-            <w:proofErr w:type="spellStart"/>
-            <w:r>
-              <w:t>ANDx</w:t>
-            </w:r>
-            <w:proofErr w:type="spellEnd"/>
-            <w:r>
-              <w:t xml:space="preserve"> )</w:t>
+              <w:t>Load Operation( ANDx )</w:t>
             </w:r>
           </w:p>
         </w:tc>
@@ -16983,7 +16984,7 @@
             <w:pPr>
               <w:pStyle w:val="Heading3"/>
             </w:pPr>
-            <w:bookmarkStart w:id="9" w:name="_Toc192709453"/>
+            <w:bookmarkStart w:id="9" w:name="_Toc193032305"/>
             <w:r>
               <w:t>CONCAT</w:t>
             </w:r>
@@ -17006,15 +17007,7 @@
           </w:tcPr>
           <w:p>
             <w:r>
-              <w:t xml:space="preserve">Load Operation( </w:t>
-            </w:r>
-            <w:proofErr w:type="spellStart"/>
-            <w:r>
-              <w:t>CONCx</w:t>
-            </w:r>
-            <w:proofErr w:type="spellEnd"/>
-            <w:r>
-              <w:t xml:space="preserve"> )</w:t>
+              <w:t>Load Operation( CONCx )</w:t>
             </w:r>
           </w:p>
         </w:tc>
@@ -17213,7 +17206,7 @@
             <w:pPr>
               <w:pStyle w:val="Heading3"/>
             </w:pPr>
-            <w:bookmarkStart w:id="10" w:name="_Toc192709454"/>
+            <w:bookmarkStart w:id="10" w:name="_Toc193032306"/>
             <w:r>
               <w:t>DIVIDE</w:t>
             </w:r>
@@ -17236,15 +17229,7 @@
           </w:tcPr>
           <w:p>
             <w:r>
-              <w:t xml:space="preserve">Load Operation( </w:t>
-            </w:r>
-            <w:proofErr w:type="spellStart"/>
-            <w:r>
-              <w:t>RDIVx</w:t>
-            </w:r>
-            <w:proofErr w:type="spellEnd"/>
-            <w:r>
-              <w:t xml:space="preserve"> )</w:t>
+              <w:t>Load Operation( RDIVx )</w:t>
             </w:r>
           </w:p>
         </w:tc>
@@ -17452,7 +17437,7 @@
             <w:pPr>
               <w:pStyle w:val="Heading3"/>
             </w:pPr>
-            <w:bookmarkStart w:id="11" w:name="_Toc192709455"/>
+            <w:bookmarkStart w:id="11" w:name="_Toc193032307"/>
             <w:r>
               <w:t>IEXP</w:t>
             </w:r>
@@ -17475,15 +17460,7 @@
           </w:tcPr>
           <w:p>
             <w:r>
-              <w:t xml:space="preserve">Load Operation( </w:t>
-            </w:r>
-            <w:proofErr w:type="spellStart"/>
-            <w:r>
-              <w:t>EXPx</w:t>
-            </w:r>
-            <w:proofErr w:type="spellEnd"/>
-            <w:r>
-              <w:t xml:space="preserve"> )</w:t>
+              <w:t>Load Operation( EXPx )</w:t>
             </w:r>
           </w:p>
         </w:tc>
@@ -17678,7 +17655,7 @@
             <w:pPr>
               <w:pStyle w:val="Heading3"/>
             </w:pPr>
-            <w:bookmarkStart w:id="12" w:name="_Toc192709456"/>
+            <w:bookmarkStart w:id="12" w:name="_Toc193032308"/>
             <w:r>
               <w:t>LSH</w:t>
             </w:r>
@@ -17701,15 +17678,7 @@
           </w:tcPr>
           <w:p>
             <w:r>
-              <w:t xml:space="preserve">Load Operation( </w:t>
-            </w:r>
-            <w:proofErr w:type="spellStart"/>
-            <w:r>
-              <w:t>LSHx</w:t>
-            </w:r>
-            <w:proofErr w:type="spellEnd"/>
-            <w:r>
-              <w:t xml:space="preserve"> )</w:t>
+              <w:t>Load Operation( LSHx )</w:t>
             </w:r>
           </w:p>
         </w:tc>
@@ -17926,7 +17895,7 @@
             <w:pPr>
               <w:pStyle w:val="Heading3"/>
             </w:pPr>
-            <w:bookmarkStart w:id="13" w:name="_Toc192709457"/>
+            <w:bookmarkStart w:id="13" w:name="_Toc193032309"/>
             <w:r>
               <w:t>MOD</w:t>
             </w:r>
@@ -17949,15 +17918,7 @@
           </w:tcPr>
           <w:p>
             <w:r>
-              <w:t xml:space="preserve">Load Operation( </w:t>
-            </w:r>
-            <w:proofErr w:type="spellStart"/>
-            <w:r>
-              <w:t>ABSx</w:t>
-            </w:r>
-            <w:proofErr w:type="spellEnd"/>
-            <w:r>
-              <w:t xml:space="preserve"> )</w:t>
+              <w:t>Load Operation( ABSx )</w:t>
             </w:r>
           </w:p>
         </w:tc>
@@ -18146,7 +18107,7 @@
             <w:pPr>
               <w:pStyle w:val="Heading3"/>
             </w:pPr>
-            <w:bookmarkStart w:id="14" w:name="_Toc192709458"/>
+            <w:bookmarkStart w:id="14" w:name="_Toc193032310"/>
             <w:r>
               <w:t>M</w:t>
             </w:r>
@@ -18172,15 +18133,7 @@
           </w:tcPr>
           <w:p>
             <w:r>
-              <w:t xml:space="preserve">Load Operation( </w:t>
-            </w:r>
-            <w:proofErr w:type="spellStart"/>
-            <w:r>
-              <w:t>MULx</w:t>
-            </w:r>
-            <w:proofErr w:type="spellEnd"/>
-            <w:r>
-              <w:t xml:space="preserve"> )</w:t>
+              <w:t>Load Operation( MULx )</w:t>
             </w:r>
           </w:p>
         </w:tc>
@@ -18379,7 +18332,7 @@
             <w:pPr>
               <w:pStyle w:val="Heading3"/>
             </w:pPr>
-            <w:bookmarkStart w:id="15" w:name="_Toc192709459"/>
+            <w:bookmarkStart w:id="15" w:name="_Toc193032311"/>
             <w:r>
               <w:t>NEGATE</w:t>
             </w:r>
@@ -18402,15 +18355,7 @@
           </w:tcPr>
           <w:p>
             <w:r>
-              <w:t>Load Operation(</w:t>
-            </w:r>
-            <w:proofErr w:type="spellStart"/>
-            <w:r>
-              <w:t>NEGx</w:t>
-            </w:r>
-            <w:proofErr w:type="spellEnd"/>
-            <w:r>
-              <w:t>)</w:t>
+              <w:t>Load Operation(NEGx)</w:t>
             </w:r>
           </w:p>
         </w:tc>
@@ -18584,7 +18529,7 @@
             <w:pPr>
               <w:pStyle w:val="Heading3"/>
             </w:pPr>
-            <w:bookmarkStart w:id="16" w:name="_Toc192709460"/>
+            <w:bookmarkStart w:id="16" w:name="_Toc193032312"/>
             <w:r>
               <w:t>NOT</w:t>
             </w:r>
@@ -18607,15 +18552,7 @@
           </w:tcPr>
           <w:p>
             <w:r>
-              <w:t xml:space="preserve">Load Operation( </w:t>
-            </w:r>
-            <w:proofErr w:type="spellStart"/>
-            <w:r>
-              <w:t>NOTx</w:t>
-            </w:r>
-            <w:proofErr w:type="spellEnd"/>
-            <w:r>
-              <w:t xml:space="preserve"> )</w:t>
+              <w:t>Load Operation( NOTx )</w:t>
             </w:r>
           </w:p>
         </w:tc>
@@ -18762,7 +18699,7 @@
             <w:pPr>
               <w:pStyle w:val="Heading3"/>
             </w:pPr>
-            <w:bookmarkStart w:id="17" w:name="_Toc192709461"/>
+            <w:bookmarkStart w:id="17" w:name="_Toc193032313"/>
             <w:r>
               <w:t>OR</w:t>
             </w:r>
@@ -18785,15 +18722,7 @@
           </w:tcPr>
           <w:p>
             <w:r>
-              <w:t xml:space="preserve">Load Operation( </w:t>
-            </w:r>
-            <w:proofErr w:type="spellStart"/>
-            <w:r>
-              <w:t>ORx</w:t>
-            </w:r>
-            <w:proofErr w:type="spellEnd"/>
-            <w:r>
-              <w:t xml:space="preserve"> )</w:t>
+              <w:t>Load Operation( ORx )</w:t>
             </w:r>
           </w:p>
         </w:tc>
@@ -18986,7 +18915,7 @@
             <w:pPr>
               <w:pStyle w:val="Heading3"/>
             </w:pPr>
-            <w:bookmarkStart w:id="18" w:name="_Toc192709462"/>
+            <w:bookmarkStart w:id="18" w:name="_Toc193032314"/>
             <w:r>
               <w:t>QUOT</w:t>
             </w:r>
@@ -19009,15 +18938,7 @@
           </w:tcPr>
           <w:p>
             <w:r>
-              <w:t xml:space="preserve">Load Operation( </w:t>
-            </w:r>
-            <w:proofErr w:type="spellStart"/>
-            <w:r>
-              <w:t>DIVx</w:t>
-            </w:r>
-            <w:proofErr w:type="spellEnd"/>
-            <w:r>
-              <w:t xml:space="preserve"> )</w:t>
+              <w:t>Load Operation( DIVx )</w:t>
             </w:r>
           </w:p>
         </w:tc>
@@ -19211,7 +19132,7 @@
             <w:pPr>
               <w:pStyle w:val="Heading3"/>
             </w:pPr>
-            <w:bookmarkStart w:id="19" w:name="_Toc192709463"/>
+            <w:bookmarkStart w:id="19" w:name="_Toc193032315"/>
             <w:r>
               <w:t>REXP</w:t>
             </w:r>
@@ -19235,15 +19156,7 @@
           </w:tcPr>
           <w:p>
             <w:r>
-              <w:t>Load Operation(</w:t>
-            </w:r>
-            <w:proofErr w:type="spellStart"/>
-            <w:r>
-              <w:t>REXPx</w:t>
-            </w:r>
-            <w:proofErr w:type="spellEnd"/>
-            <w:r>
-              <w:t>)</w:t>
+              <w:t>Load Operation(REXPx)</w:t>
             </w:r>
           </w:p>
         </w:tc>
@@ -19427,7 +19340,7 @@
             <w:pPr>
               <w:pStyle w:val="Heading3"/>
             </w:pPr>
-            <w:bookmarkStart w:id="20" w:name="_Toc192709464"/>
+            <w:bookmarkStart w:id="20" w:name="_Toc193032316"/>
             <w:r>
               <w:t>RSH</w:t>
             </w:r>
@@ -19450,15 +19363,7 @@
           </w:tcPr>
           <w:p>
             <w:r>
-              <w:t xml:space="preserve">Load Operation( </w:t>
-            </w:r>
-            <w:proofErr w:type="spellStart"/>
-            <w:r>
-              <w:t>RSHx</w:t>
-            </w:r>
-            <w:proofErr w:type="spellEnd"/>
-            <w:r>
-              <w:t xml:space="preserve"> )</w:t>
+              <w:t>Load Operation( RSHx )</w:t>
             </w:r>
           </w:p>
         </w:tc>
@@ -19653,7 +19558,7 @@
             <w:pPr>
               <w:pStyle w:val="Heading3"/>
             </w:pPr>
-            <w:bookmarkStart w:id="21" w:name="_Toc192709465"/>
+            <w:bookmarkStart w:id="21" w:name="_Toc193032317"/>
             <w:r>
               <w:t>SUB</w:t>
             </w:r>
@@ -19676,15 +19581,7 @@
           </w:tcPr>
           <w:p>
             <w:r>
-              <w:t xml:space="preserve">Load Operation( </w:t>
-            </w:r>
-            <w:proofErr w:type="spellStart"/>
-            <w:r>
-              <w:t>SUBx</w:t>
-            </w:r>
-            <w:proofErr w:type="spellEnd"/>
-            <w:r>
-              <w:t xml:space="preserve"> )</w:t>
+              <w:t>Load Operation( SUBx )</w:t>
             </w:r>
           </w:p>
         </w:tc>
@@ -19870,7 +19767,7 @@
             <w:pPr>
               <w:pStyle w:val="Heading3"/>
             </w:pPr>
-            <w:bookmarkStart w:id="22" w:name="_Toc192709466"/>
+            <w:bookmarkStart w:id="22" w:name="_Toc193032318"/>
             <w:r>
               <w:t>SUBA</w:t>
             </w:r>
@@ -19893,23 +19790,7 @@
           </w:tcPr>
           <w:p>
             <w:r>
-              <w:t xml:space="preserve">Load </w:t>
-            </w:r>
-            <w:proofErr w:type="spellStart"/>
-            <w:r>
-              <w:t>DoubleOp</w:t>
-            </w:r>
-            <w:proofErr w:type="spellEnd"/>
-            <w:r>
-              <w:t xml:space="preserve">( </w:t>
-            </w:r>
-            <w:proofErr w:type="spellStart"/>
-            <w:r>
-              <w:t>SUBx</w:t>
-            </w:r>
-            <w:proofErr w:type="spellEnd"/>
-            <w:r>
-              <w:t>)</w:t>
+              <w:t>Load DoubleOp( SUBx)</w:t>
             </w:r>
           </w:p>
         </w:tc>
@@ -19931,13 +19812,8 @@
             <w:gridSpan w:val="3"/>
           </w:tcPr>
           <w:p>
-            <w:proofErr w:type="gramStart"/>
-            <w:r>
-              <w:t>Similar to</w:t>
-            </w:r>
-            <w:proofErr w:type="gramEnd"/>
-            <w:r>
-              <w:t xml:space="preserve"> Sub except generated code is for addresses</w:t>
+            <w:r>
+              <w:t>Similar to Sub except generated code is for addresses</w:t>
             </w:r>
           </w:p>
         </w:tc>
@@ -20082,7 +19958,7 @@
             <w:pPr>
               <w:pStyle w:val="Heading3"/>
             </w:pPr>
-            <w:bookmarkStart w:id="23" w:name="_Toc192709467"/>
+            <w:bookmarkStart w:id="23" w:name="_Toc193032319"/>
             <w:r>
               <w:t>XOR</w:t>
             </w:r>
@@ -20106,15 +19982,7 @@
           </w:tcPr>
           <w:p>
             <w:r>
-              <w:t xml:space="preserve">Load Operation( </w:t>
-            </w:r>
-            <w:proofErr w:type="spellStart"/>
-            <w:r>
-              <w:t>XORx</w:t>
-            </w:r>
-            <w:proofErr w:type="spellEnd"/>
-            <w:r>
-              <w:t xml:space="preserve"> )</w:t>
+              <w:t>Load Operation( XORx )</w:t>
             </w:r>
           </w:p>
         </w:tc>
@@ -20289,7 +20157,7 @@
       <w:pPr>
         <w:pStyle w:val="Heading2"/>
       </w:pPr>
-      <w:bookmarkStart w:id="24" w:name="_Toc192709468"/>
+      <w:bookmarkStart w:id="24" w:name="_Toc193032320"/>
       <w:r>
         <w:lastRenderedPageBreak/>
         <w:t>Jumps and Labels</w:t>
@@ -20368,7 +20236,7 @@
             <w:tcW w:w="2581" w:type="dxa"/>
           </w:tcPr>
           <w:p>
-            <w:bookmarkStart w:id="25" w:name="_Toc192709469"/>
+            <w:bookmarkStart w:id="25" w:name="_Toc193032321"/>
             <w:r>
               <w:rPr>
                 <w:rStyle w:val="Heading3Char"/>
@@ -20717,7 +20585,7 @@
             <w:tcW w:w="2581" w:type="dxa"/>
           </w:tcPr>
           <w:p>
-            <w:bookmarkStart w:id="26" w:name="_Toc192709470"/>
+            <w:bookmarkStart w:id="26" w:name="_Toc193032322"/>
             <w:r>
               <w:rPr>
                 <w:rStyle w:val="Heading3Char"/>
@@ -20988,7 +20856,7 @@
             <w:tcW w:w="2581" w:type="dxa"/>
           </w:tcPr>
           <w:p>
-            <w:bookmarkStart w:id="27" w:name="_Toc192709471"/>
+            <w:bookmarkStart w:id="27" w:name="_Toc193032323"/>
             <w:r>
               <w:rPr>
                 <w:rStyle w:val="Heading3Char"/>
@@ -21188,7 +21056,7 @@
             <w:tcW w:w="2581" w:type="dxa"/>
           </w:tcPr>
           <w:p>
-            <w:bookmarkStart w:id="28" w:name="_Toc192709472"/>
+            <w:bookmarkStart w:id="28" w:name="_Toc193032324"/>
             <w:r>
               <w:rPr>
                 <w:rStyle w:val="Heading3Char"/>
@@ -21267,16 +21135,11 @@
             <w:r>
               <w:t xml:space="preserve">&lt;label&gt; must refer to a simple label which must be defined somewhere after the JG instruction, that is JG can only specify a forward jump (the object program may </w:t>
             </w:r>
-            <w:proofErr w:type="gramStart"/>
             <w:r>
               <w:t xml:space="preserve">actually </w:t>
             </w:r>
             <w:r>
-              <w:t>use</w:t>
-            </w:r>
-            <w:proofErr w:type="gramEnd"/>
-            <w:r>
-              <w:t xml:space="preserve"> a backward jump</w:t>
+              <w:t>use a backward jump</w:t>
             </w:r>
             <w:r>
               <w:t xml:space="preserve"> instruction</w:t>
@@ -21459,7 +21322,7 @@
             <w:tcW w:w="2581" w:type="dxa"/>
           </w:tcPr>
           <w:p>
-            <w:bookmarkStart w:id="29" w:name="_Toc192709473"/>
+            <w:bookmarkStart w:id="29" w:name="_Toc193032325"/>
             <w:r>
               <w:rPr>
                 <w:rStyle w:val="Heading3Char"/>
@@ -21710,7 +21573,7 @@
             <w:gridSpan w:val="2"/>
           </w:tcPr>
           <w:p>
-            <w:bookmarkStart w:id="30" w:name="_Toc192709474"/>
+            <w:bookmarkStart w:id="30" w:name="_Toc193032326"/>
             <w:r>
               <w:rPr>
                 <w:rStyle w:val="Heading3Char"/>
@@ -21968,7 +21831,7 @@
             <w:tcW w:w="2581" w:type="dxa"/>
           </w:tcPr>
           <w:p>
-            <w:bookmarkStart w:id="31" w:name="_Toc192709475"/>
+            <w:bookmarkStart w:id="31" w:name="_Toc193032327"/>
             <w:r>
               <w:rPr>
                 <w:rStyle w:val="Heading3Char"/>
@@ -22219,7 +22082,7 @@
             <w:gridSpan w:val="2"/>
           </w:tcPr>
           <w:p>
-            <w:bookmarkStart w:id="32" w:name="_Toc192709476"/>
+            <w:bookmarkStart w:id="32" w:name="_Toc193032328"/>
             <w:r>
               <w:rPr>
                 <w:rStyle w:val="Heading3Char"/>
@@ -22474,7 +22337,7 @@
             <w:gridSpan w:val="2"/>
           </w:tcPr>
           <w:p>
-            <w:bookmarkStart w:id="33" w:name="_Toc192709477"/>
+            <w:bookmarkStart w:id="33" w:name="_Toc193032329"/>
             <w:r>
               <w:rPr>
                 <w:rStyle w:val="Heading3Char"/>
@@ -22731,7 +22594,7 @@
             <w:tcW w:w="2581" w:type="dxa"/>
           </w:tcPr>
           <w:p>
-            <w:bookmarkStart w:id="34" w:name="_Toc192709478"/>
+            <w:bookmarkStart w:id="34" w:name="_Toc193032330"/>
             <w:r>
               <w:rPr>
                 <w:rStyle w:val="Heading3Char"/>
@@ -22986,7 +22849,7 @@
             <w:gridSpan w:val="2"/>
           </w:tcPr>
           <w:p>
-            <w:bookmarkStart w:id="35" w:name="_Toc192709479"/>
+            <w:bookmarkStart w:id="35" w:name="_Toc193032331"/>
             <w:r>
               <w:rPr>
                 <w:rStyle w:val="Heading3Char"/>
@@ -23243,7 +23106,7 @@
                 <w:b/>
               </w:rPr>
             </w:pPr>
-            <w:bookmarkStart w:id="36" w:name="_Toc192709480"/>
+            <w:bookmarkStart w:id="36" w:name="_Toc193032332"/>
             <w:r>
               <w:rPr>
                 <w:rStyle w:val="Heading3Char"/>
@@ -23310,15 +23173,7 @@
           </w:tcPr>
           <w:p>
             <w:r>
-              <w:t xml:space="preserve">The simple label &lt;label&gt; is defined to be here. If outstanding references to the label exist they are </w:t>
-            </w:r>
-            <w:proofErr w:type="gramStart"/>
-            <w:r>
-              <w:t>satisfied</w:t>
-            </w:r>
-            <w:proofErr w:type="gramEnd"/>
-            <w:r>
-              <w:t xml:space="preserve"> and the label ceases to be defined. This ensures that all references to this label are in the same direction.</w:t>
+              <w:t>The simple label &lt;label&gt; is defined to be here. If outstanding references to the label exist they are satisfied and the label ceases to be defined. This ensures that all references to this label are in the same direction.</w:t>
             </w:r>
           </w:p>
         </w:tc>
@@ -23465,7 +23320,7 @@
                 <w:b/>
               </w:rPr>
             </w:pPr>
-            <w:bookmarkStart w:id="37" w:name="_Toc192709481"/>
+            <w:bookmarkStart w:id="37" w:name="_Toc193032333"/>
             <w:r>
               <w:rPr>
                 <w:rStyle w:val="Heading3Char"/>
@@ -23765,7 +23620,7 @@
             <w:gridSpan w:val="2"/>
           </w:tcPr>
           <w:p>
-            <w:bookmarkStart w:id="38" w:name="_Toc192709482"/>
+            <w:bookmarkStart w:id="38" w:name="_Toc193032334"/>
             <w:r>
               <w:rPr>
                 <w:rStyle w:val="Heading3Char"/>
@@ -23988,7 +23843,7 @@
                 <w:b/>
               </w:rPr>
             </w:pPr>
-            <w:bookmarkStart w:id="39" w:name="_Toc192709483"/>
+            <w:bookmarkStart w:id="39" w:name="_Toc193032335"/>
             <w:r>
               <w:rPr>
                 <w:rStyle w:val="Heading3Char"/>
@@ -24128,15 +23983,7 @@
           </w:tcPr>
           <w:p>
             <w:r>
-              <w:t>-&gt;</w:t>
-            </w:r>
-            <w:proofErr w:type="spellStart"/>
-            <w:r>
-              <w:t>Sw</w:t>
-            </w:r>
-            <w:proofErr w:type="spellEnd"/>
-            <w:r>
-              <w:t>(J)</w:t>
+              <w:t>-&gt;Sw(J)</w:t>
             </w:r>
           </w:p>
         </w:tc>
@@ -24147,13 +23994,8 @@
           </w:tcPr>
           <w:p>
             <w:r>
-              <w:t xml:space="preserve">Stack J; Switch-Jump </w:t>
-            </w:r>
-            <w:proofErr w:type="spellStart"/>
-            <w:r>
-              <w:t>Sw</w:t>
-            </w:r>
-            <w:proofErr w:type="spellEnd"/>
+              <w:t>Stack J; Switch-Jump Sw</w:t>
+            </w:r>
           </w:p>
         </w:tc>
       </w:tr>
@@ -24198,7 +24040,7 @@
                 <w:b/>
               </w:rPr>
             </w:pPr>
-            <w:bookmarkStart w:id="40" w:name="_Toc192709484"/>
+            <w:bookmarkStart w:id="40" w:name="_Toc193032336"/>
             <w:r>
               <w:rPr>
                 <w:rStyle w:val="Heading3Char"/>
@@ -24349,13 +24191,8 @@
             <w:tcW w:w="2552" w:type="dxa"/>
           </w:tcPr>
           <w:p>
-            <w:proofErr w:type="spellStart"/>
-            <w:r>
-              <w:t>Sw</w:t>
-            </w:r>
-            <w:proofErr w:type="spellEnd"/>
-            <w:r>
-              <w:t>(12):</w:t>
+            <w:r>
+              <w:t>Sw(12):</w:t>
             </w:r>
           </w:p>
         </w:tc>
@@ -24366,13 +24203,8 @@
           </w:tcPr>
           <w:p>
             <w:r>
-              <w:t xml:space="preserve">PUSHI 12; SLABEL </w:t>
-            </w:r>
-            <w:proofErr w:type="spellStart"/>
-            <w:r>
-              <w:t>Sw</w:t>
-            </w:r>
-            <w:proofErr w:type="spellEnd"/>
+              <w:t>PUSHI 12; SLABEL Sw</w:t>
+            </w:r>
           </w:p>
         </w:tc>
       </w:tr>
@@ -24387,7 +24219,7 @@
       <w:pPr>
         <w:pStyle w:val="Heading2"/>
       </w:pPr>
-      <w:bookmarkStart w:id="41" w:name="_Toc192709485"/>
+      <w:bookmarkStart w:id="41" w:name="_Toc193032337"/>
       <w:r>
         <w:lastRenderedPageBreak/>
         <w:t>Assignment</w:t>
@@ -24432,7 +24264,7 @@
             <w:pPr>
               <w:pStyle w:val="Heading3"/>
             </w:pPr>
-            <w:bookmarkStart w:id="42" w:name="_Toc192709486"/>
+            <w:bookmarkStart w:id="42" w:name="_Toc193032338"/>
             <w:r>
               <w:t>ASSPAR</w:t>
             </w:r>
@@ -24653,7 +24485,7 @@
             <w:pPr>
               <w:pStyle w:val="Heading3"/>
             </w:pPr>
-            <w:bookmarkStart w:id="43" w:name="_Toc192709487"/>
+            <w:bookmarkStart w:id="43" w:name="_Toc193032339"/>
             <w:r>
               <w:t>ASSREF</w:t>
             </w:r>
@@ -24877,7 +24709,7 @@
             <w:pPr>
               <w:pStyle w:val="Heading3"/>
             </w:pPr>
-            <w:bookmarkStart w:id="44" w:name="_Toc192709488"/>
+            <w:bookmarkStart w:id="44" w:name="_Toc193032340"/>
             <w:r>
               <w:t>ASSVAL</w:t>
             </w:r>
@@ -25089,7 +24921,7 @@
             <w:pPr>
               <w:pStyle w:val="Heading3"/>
             </w:pPr>
-            <w:bookmarkStart w:id="45" w:name="_Toc192709489"/>
+            <w:bookmarkStart w:id="45" w:name="_Toc193032341"/>
             <w:r>
               <w:t>FALSE</w:t>
             </w:r>
@@ -25302,7 +25134,7 @@
             <w:pPr>
               <w:pStyle w:val="Heading3"/>
             </w:pPr>
-            <w:bookmarkStart w:id="46" w:name="_Toc192709490"/>
+            <w:bookmarkStart w:id="46" w:name="_Toc193032342"/>
             <w:r>
               <w:t>JAM</w:t>
             </w:r>
@@ -25507,7 +25339,7 @@
             <w:pPr>
               <w:pStyle w:val="Heading3"/>
             </w:pPr>
-            <w:bookmarkStart w:id="47" w:name="_Toc192709491"/>
+            <w:bookmarkStart w:id="47" w:name="_Toc193032343"/>
             <w:r>
               <w:t>MAP</w:t>
             </w:r>
@@ -25714,7 +25546,7 @@
             <w:pPr>
               <w:pStyle w:val="Heading3"/>
             </w:pPr>
-            <w:bookmarkStart w:id="48" w:name="_Toc192709492"/>
+            <w:bookmarkStart w:id="48" w:name="_Toc193032344"/>
             <w:r>
               <w:t>RESULT</w:t>
             </w:r>
@@ -25738,15 +25570,7 @@
           </w:tcPr>
           <w:p>
             <w:r>
-              <w:t xml:space="preserve">Load Return ( </w:t>
-            </w:r>
-            <w:proofErr w:type="spellStart"/>
-            <w:r>
-              <w:t>Fn</w:t>
-            </w:r>
-            <w:proofErr w:type="spellEnd"/>
-            <w:r>
-              <w:t xml:space="preserve"> )</w:t>
+              <w:t>Load Return ( Fn )</w:t>
             </w:r>
           </w:p>
         </w:tc>
@@ -25937,7 +25761,7 @@
             <w:pPr>
               <w:pStyle w:val="Heading3"/>
             </w:pPr>
-            <w:bookmarkStart w:id="49" w:name="_Toc192709493"/>
+            <w:bookmarkStart w:id="49" w:name="_Toc193032345"/>
             <w:r>
               <w:t>RETURN</w:t>
             </w:r>
@@ -26133,7 +25957,7 @@
             <w:pPr>
               <w:pStyle w:val="Heading3"/>
             </w:pPr>
-            <w:bookmarkStart w:id="50" w:name="_Toc192709494"/>
+            <w:bookmarkStart w:id="50" w:name="_Toc193032346"/>
             <w:r>
               <w:t>TRUE</w:t>
             </w:r>
@@ -26319,7 +26143,7 @@
       <w:pPr>
         <w:pStyle w:val="Heading2"/>
       </w:pPr>
-      <w:bookmarkStart w:id="51" w:name="_Toc192709495"/>
+      <w:bookmarkStart w:id="51" w:name="_Toc193032347"/>
       <w:r>
         <w:t xml:space="preserve">Embedding </w:t>
       </w:r>
@@ -26377,7 +26201,7 @@
             <w:tcW w:w="2581" w:type="dxa"/>
           </w:tcPr>
           <w:p>
-            <w:bookmarkStart w:id="52" w:name="_Toc192709496"/>
+            <w:bookmarkStart w:id="52" w:name="_Toc193032348"/>
             <w:r>
               <w:rPr>
                 <w:rStyle w:val="Heading3Char"/>
@@ -26564,7 +26388,7 @@
                 <w:bCs/>
               </w:rPr>
             </w:pPr>
-            <w:bookmarkStart w:id="53" w:name="_Toc192709497"/>
+            <w:bookmarkStart w:id="53" w:name="_Toc193032349"/>
             <w:r>
               <w:rPr>
                 <w:rStyle w:val="Heading3Char"/>
@@ -26716,7 +26540,7 @@
       <w:pPr>
         <w:pStyle w:val="Heading2"/>
       </w:pPr>
-      <w:bookmarkStart w:id="54" w:name="_Toc192709498"/>
+      <w:bookmarkStart w:id="54" w:name="_Toc193032350"/>
       <w:r>
         <w:lastRenderedPageBreak/>
         <w:t>Event/Signal</w:t>
@@ -26763,7 +26587,7 @@
                 <w:b/>
               </w:rPr>
             </w:pPr>
-            <w:bookmarkStart w:id="55" w:name="_Toc192709499"/>
+            <w:bookmarkStart w:id="55" w:name="_Toc193032351"/>
             <w:r>
               <w:rPr>
                 <w:rStyle w:val="Heading3Char"/>
@@ -26977,7 +26801,7 @@
                 <w:b/>
               </w:rPr>
             </w:pPr>
-            <w:bookmarkStart w:id="56" w:name="_Toc192709500"/>
+            <w:bookmarkStart w:id="56" w:name="_Toc193032352"/>
             <w:r>
               <w:rPr>
                 <w:rStyle w:val="Heading3Char"/>
@@ -27007,13 +26831,8 @@
             <w:tcW w:w="2582" w:type="dxa"/>
           </w:tcPr>
           <w:p>
-            <w:proofErr w:type="spellStart"/>
-            <w:r>
-              <w:t>EventTrap</w:t>
-            </w:r>
-            <w:proofErr w:type="spellEnd"/>
-            <w:r>
-              <w:t>( TagC, Tag )</w:t>
+            <w:r>
+              <w:t>EventTrap( TagC, Tag )</w:t>
             </w:r>
           </w:p>
         </w:tc>
@@ -27038,7 +26857,6 @@
             <w:r>
               <w:t xml:space="preserve">This instruction marks the start of an </w:t>
             </w:r>
-            <w:proofErr w:type="gramStart"/>
             <w:r>
               <w:rPr>
                 <w:u w:val="single"/>
@@ -27054,7 +26872,6 @@
               </w:rPr>
               <w:t>event</w:t>
             </w:r>
-            <w:proofErr w:type="gramEnd"/>
             <w:r>
               <w:t xml:space="preserve"> b</w:t>
             </w:r>
@@ -27170,14 +26987,12 @@
             <w:r>
               <w:t xml:space="preserve"> 9 </w:t>
             </w:r>
-            <w:proofErr w:type="gramStart"/>
             <w:r>
               <w:rPr>
                 <w:u w:val="single"/>
               </w:rPr>
               <w:t>start</w:t>
             </w:r>
-            <w:proofErr w:type="gramEnd"/>
             <w:r>
               <w:t xml:space="preserve">; </w:t>
             </w:r>
@@ -27257,7 +27072,7 @@
             <w:pPr>
               <w:pStyle w:val="Heading3"/>
             </w:pPr>
-            <w:bookmarkStart w:id="57" w:name="_Toc192709501"/>
+            <w:bookmarkStart w:id="57" w:name="_Toc193032353"/>
             <w:r>
               <w:rPr>
                 <w:rStyle w:val="Heading2Char"/>
@@ -27329,13 +27144,8 @@
           </w:tcPr>
           <w:p>
             <w:r>
-              <w:t>%</w:t>
-            </w:r>
-            <w:proofErr w:type="gramStart"/>
-            <w:r>
-              <w:t>stop</w:t>
-            </w:r>
-            <w:proofErr w:type="gramEnd"/>
+              <w:t>%stop</w:t>
+            </w:r>
           </w:p>
           <w:p>
             <w:r>
@@ -27399,7 +27209,7 @@
       <w:pPr>
         <w:pStyle w:val="Heading2"/>
       </w:pPr>
-      <w:bookmarkStart w:id="58" w:name="_Toc192709502"/>
+      <w:bookmarkStart w:id="58" w:name="_Toc193032354"/>
       <w:r>
         <w:lastRenderedPageBreak/>
         <w:t>Compare/Test</w:t>
@@ -27444,7 +27254,7 @@
             <w:pPr>
               <w:pStyle w:val="Heading3"/>
             </w:pPr>
-            <w:bookmarkStart w:id="59" w:name="_Toc192709503"/>
+            <w:bookmarkStart w:id="59" w:name="_Toc193032355"/>
             <w:r>
               <w:t>COMPARE</w:t>
             </w:r>
@@ -27672,7 +27482,7 @@
             <w:pPr>
               <w:pStyle w:val="Heading3"/>
             </w:pPr>
-            <w:bookmarkStart w:id="60" w:name="_Toc192709504"/>
+            <w:bookmarkStart w:id="60" w:name="_Toc193032356"/>
             <w:r>
               <w:t>COMPAREA</w:t>
             </w:r>
@@ -27814,14 +27624,12 @@
             <w:gridSpan w:val="2"/>
           </w:tcPr>
           <w:p>
-            <w:proofErr w:type="spellStart"/>
             <w:r>
               <w:rPr>
                 <w:u w:val="single"/>
               </w:rPr>
               <w:t>integername</w:t>
             </w:r>
-            <w:proofErr w:type="spellEnd"/>
             <w:r>
               <w:t xml:space="preserve"> M; </w:t>
             </w:r>
@@ -27919,7 +27727,7 @@
             <w:pPr>
               <w:pStyle w:val="Heading3"/>
             </w:pPr>
-            <w:bookmarkStart w:id="61" w:name="_Toc192709505"/>
+            <w:bookmarkStart w:id="61" w:name="_Toc193032357"/>
             <w:r>
               <w:t>COMPARE</w:t>
             </w:r>
@@ -28129,7 +27937,7 @@
       <w:pPr>
         <w:pStyle w:val="Heading2"/>
       </w:pPr>
-      <w:bookmarkStart w:id="62" w:name="_Toc192709506"/>
+      <w:bookmarkStart w:id="62" w:name="_Toc193032358"/>
       <w:r>
         <w:lastRenderedPageBreak/>
         <w:t>Parameter/Variable Declaration</w:t>
@@ -28148,15 +27956,7 @@
     </w:p>
     <w:p>
       <w:r>
-        <w:t xml:space="preserve">The ICODE instruction, DEF, indicates the </w:t>
-      </w:r>
-      <w:proofErr w:type="gramStart"/>
-      <w:r>
-        <w:t>data-type</w:t>
-      </w:r>
-      <w:proofErr w:type="gramEnd"/>
-      <w:r>
-        <w:t>, size and structure of a variable. When referencing the variable, the tag value is used.</w:t>
+        <w:t>The ICODE instruction, DEF, indicates the data-type, size and structure of a variable. When referencing the variable, the tag value is used.</w:t>
       </w:r>
     </w:p>
     <w:tbl>
@@ -28188,7 +27988,7 @@
             <w:tcW w:w="2581" w:type="dxa"/>
           </w:tcPr>
           <w:p>
-            <w:bookmarkStart w:id="63" w:name="_Toc192709507"/>
+            <w:bookmarkStart w:id="63" w:name="_Toc193032359"/>
             <w:r>
               <w:rPr>
                 <w:rStyle w:val="Heading3Char"/>
@@ -28396,7 +28196,7 @@
                 <w:bCs/>
               </w:rPr>
             </w:pPr>
-            <w:bookmarkStart w:id="64" w:name="_Toc192709508"/>
+            <w:bookmarkStart w:id="64" w:name="_Toc193032360"/>
             <w:r>
               <w:rPr>
                 <w:rStyle w:val="Heading3Char"/>
@@ -28691,7 +28491,7 @@
                 <w:bCs/>
               </w:rPr>
             </w:pPr>
-            <w:bookmarkStart w:id="65" w:name="_Toc192709509"/>
+            <w:bookmarkStart w:id="65" w:name="_Toc193032361"/>
             <w:r>
               <w:rPr>
                 <w:rStyle w:val="Heading3Char"/>
@@ -28715,13 +28515,7 @@
           </w:tcPr>
           <w:p>
             <w:r>
-              <w:t>‘</w:t>
-            </w:r>
-            <w:r>
-              <w:t>g</w:t>
-            </w:r>
-            <w:r>
-              <w:t>’</w:t>
+              <w:t>‘g’</w:t>
             </w:r>
           </w:p>
         </w:tc>
@@ -28731,10 +28525,7 @@
           </w:tcPr>
           <w:p>
             <w:r>
-              <w:t>Alternate</w:t>
-            </w:r>
-            <w:r>
-              <w:t>Start</w:t>
+              <w:t>AlternateStart</w:t>
             </w:r>
           </w:p>
         </w:tc>
@@ -28780,19 +28571,7 @@
           </w:tcPr>
           <w:p>
             <w:r>
-              <w:t>The instructions ALT</w:t>
-            </w:r>
-            <w:r>
-              <w:t>START</w:t>
-            </w:r>
-            <w:r>
-              <w:t xml:space="preserve"> and AL</w:t>
-            </w:r>
-            <w:r>
-              <w:t>TEND</w:t>
-            </w:r>
-            <w:r>
-              <w:t xml:space="preserve"> are brackets and must be properly nested.</w:t>
+              <w:t>The instructions ALTSTART and ALTEND are brackets and must be properly nested.</w:t>
             </w:r>
           </w:p>
         </w:tc>
@@ -28992,7 +28771,7 @@
                 <w:bCs/>
               </w:rPr>
             </w:pPr>
-            <w:bookmarkStart w:id="66" w:name="_Toc192709510"/>
+            <w:bookmarkStart w:id="66" w:name="_Toc193032362"/>
             <w:r>
               <w:rPr>
                 <w:rStyle w:val="Heading3Char"/>
@@ -29016,13 +28795,7 @@
           </w:tcPr>
           <w:p>
             <w:r>
-              <w:t>‘</w:t>
-            </w:r>
-            <w:r>
-              <w:t>h</w:t>
-            </w:r>
-            <w:r>
-              <w:t>’</w:t>
+              <w:t>‘h’</w:t>
             </w:r>
           </w:p>
         </w:tc>
@@ -29032,10 +28805,7 @@
           </w:tcPr>
           <w:p>
             <w:r>
-              <w:t>Alternate</w:t>
-            </w:r>
-            <w:r>
-              <w:t>End</w:t>
+              <w:t>AlternateEnd</w:t>
             </w:r>
           </w:p>
         </w:tc>
@@ -29081,19 +28851,7 @@
           </w:tcPr>
           <w:p>
             <w:r>
-              <w:t>The instructions ALT</w:t>
-            </w:r>
-            <w:r>
-              <w:t>START</w:t>
-            </w:r>
-            <w:r>
-              <w:t xml:space="preserve"> and AL</w:t>
-            </w:r>
-            <w:r>
-              <w:t>TEND</w:t>
-            </w:r>
-            <w:r>
-              <w:t xml:space="preserve"> are brackets and must be properly nested.</w:t>
+              <w:t>The instructions ALTSTART and ALTEND are brackets and must be properly nested.</w:t>
             </w:r>
           </w:p>
         </w:tc>
@@ -29286,7 +29044,7 @@
             <w:pPr>
               <w:pStyle w:val="Heading3"/>
             </w:pPr>
-            <w:bookmarkStart w:id="67" w:name="_Toc192709511"/>
+            <w:bookmarkStart w:id="67" w:name="_Toc193032363"/>
             <w:r>
               <w:t>BOUNDS</w:t>
             </w:r>
@@ -29332,15 +29090,7 @@
           </w:tcPr>
           <w:p>
             <w:r>
-              <w:t>The value of TOS is noted as 'upper-bound</w:t>
-            </w:r>
-            <w:proofErr w:type="gramStart"/>
-            <w:r>
-              <w:t>'</w:t>
-            </w:r>
-            <w:proofErr w:type="gramEnd"/>
-            <w:r>
-              <w:t xml:space="preserve"> and the value of SOS is noted as 'lower-bound'. TOS and SOS are removed from the stack.</w:t>
+              <w:t>The value of TOS is noted as 'upper-bound' and the value of SOS is noted as 'lower-bound'. TOS and SOS are removed from the stack.</w:t>
             </w:r>
           </w:p>
         </w:tc>
@@ -29388,14 +29138,12 @@
             <w:r>
               <w:t xml:space="preserve">, </w:t>
             </w:r>
-            <w:proofErr w:type="spellStart"/>
             <w:r>
               <w:rPr>
                 <w:u w:val="single"/>
               </w:rPr>
               <w:t>const</w:t>
             </w:r>
-            <w:proofErr w:type="spellEnd"/>
             <w:r>
               <w:t xml:space="preserve"> and </w:t>
             </w:r>
@@ -29500,15 +29248,7 @@
               <w:t>switch</w:t>
             </w:r>
             <w:r>
-              <w:t xml:space="preserve"> </w:t>
-            </w:r>
-            <w:proofErr w:type="spellStart"/>
-            <w:r>
-              <w:t>Sw</w:t>
-            </w:r>
-            <w:proofErr w:type="spellEnd"/>
-            <w:r>
-              <w:t>(-3:3)</w:t>
+              <w:t xml:space="preserve"> Sw(-3:3)</w:t>
             </w:r>
           </w:p>
           <w:p/>
@@ -29574,7 +29314,7 @@
             <w:tcW w:w="2693" w:type="dxa"/>
           </w:tcPr>
           <w:p>
-            <w:bookmarkStart w:id="68" w:name="_Toc192709512"/>
+            <w:bookmarkStart w:id="68" w:name="_Toc193032364"/>
             <w:r>
               <w:rPr>
                 <w:rStyle w:val="Heading3Char"/>
@@ -29604,15 +29344,7 @@
           </w:tcPr>
           <w:p>
             <w:r>
-              <w:t xml:space="preserve">Define Var( Tag, </w:t>
-            </w:r>
-            <w:proofErr w:type="spellStart"/>
-            <w:r>
-              <w:t>AsciiC</w:t>
-            </w:r>
-            <w:proofErr w:type="spellEnd"/>
-            <w:r>
-              <w:t>, TagC, TagC, Tag )</w:t>
+              <w:t>Define Var( Tag, AsciiC, TagC, TagC, Tag )</w:t>
             </w:r>
           </w:p>
         </w:tc>
@@ -29683,6 +29415,16 @@
           </w:p>
           <w:p>
             <w:r>
+              <w:t>Variable defined where T&gt;4 are invalid for any version of the IMP language</w:t>
+            </w:r>
+          </w:p>
+          <w:p>
+            <w:r>
+              <w:t>Variables where T&gt;4may belong to languages such as PASCAL</w:t>
+            </w:r>
+          </w:p>
+          <w:p>
+            <w:r>
               <w:t xml:space="preserve"> T = 5 : boolean</w:t>
             </w:r>
           </w:p>
@@ -29734,15 +29476,7 @@
           </w:p>
           <w:p>
             <w:r>
-              <w:t xml:space="preserve"> F = 2 : indirect {</w:t>
-            </w:r>
-            <w:proofErr w:type="spellStart"/>
-            <w:r>
-              <w:t>bytename</w:t>
-            </w:r>
-            <w:proofErr w:type="spellEnd"/>
-            <w:r>
-              <w:t>}</w:t>
+              <w:t xml:space="preserve"> F = 2 : indirect {bytename}</w:t>
             </w:r>
           </w:p>
           <w:p>
@@ -29792,41 +29526,17 @@
           </w:p>
           <w:p>
             <w:r>
-              <w:t xml:space="preserve"> F = 12 : array indirect {</w:t>
-            </w:r>
-            <w:proofErr w:type="spellStart"/>
-            <w:r>
-              <w:t>arrayname</w:t>
-            </w:r>
-            <w:proofErr w:type="spellEnd"/>
-            <w:r>
-              <w:t>}</w:t>
-            </w:r>
-          </w:p>
-          <w:p>
-            <w:r>
-              <w:t xml:space="preserve"> F = 13 : indirect array {</w:t>
-            </w:r>
-            <w:proofErr w:type="spellStart"/>
-            <w:r>
-              <w:t>namearray</w:t>
-            </w:r>
-            <w:proofErr w:type="spellEnd"/>
-            <w:r>
-              <w:t>}</w:t>
-            </w:r>
-          </w:p>
-          <w:p>
-            <w:r>
-              <w:t xml:space="preserve"> F = 14 : indirect array indirect {</w:t>
-            </w:r>
-            <w:proofErr w:type="spellStart"/>
-            <w:r>
-              <w:t>namearrayname</w:t>
-            </w:r>
-            <w:proofErr w:type="spellEnd"/>
-            <w:r>
-              <w:t>}</w:t>
+              <w:t xml:space="preserve"> F = 12 : array indirect {arrayname}</w:t>
+            </w:r>
+          </w:p>
+          <w:p>
+            <w:r>
+              <w:t xml:space="preserve"> F = 13 : indirect array {namearray}</w:t>
+            </w:r>
+          </w:p>
+          <w:p>
+            <w:r>
+              <w:t xml:space="preserve"> F = 14 : indirect array indirect {namearrayname}</w:t>
             </w:r>
           </w:p>
           <w:p>
@@ -29837,7 +29547,7 @@
           <w:p/>
           <w:p>
             <w:r>
-              <w:t>&lt;b&gt; If T is INTEGER &lt;b&gt; takes the following meanings b=:</w:t>
+              <w:t>&lt;b&gt; If T is INTEGER &lt;b&gt; takes the following meaning:</w:t>
             </w:r>
           </w:p>
           <w:p>
@@ -29923,119 +29633,122 @@
             </w:r>
           </w:p>
           <w:p/>
+          <w:p>
+            <w:r>
+              <w:t>If T is UNSIGNED &lt;b&gt; takes the following meaning:</w:t>
+            </w:r>
+          </w:p>
+          <w:p>
+            <w:r>
+              <w:t>1, full range (depends on machine i.e.</w:t>
+            </w:r>
+            <w:r>
+              <w:t xml:space="preserve">16-bit, </w:t>
+            </w:r>
+            <w:r>
+              <w:t>32-bit or 64-bit)</w:t>
+            </w:r>
+          </w:p>
+          <w:p>
+            <w:r>
+              <w:t>2, range 0</w:t>
+            </w:r>
+            <w:r>
+              <w:t xml:space="preserve"> </w:t>
+            </w:r>
+            <w:r>
+              <w:t>..</w:t>
+            </w:r>
+            <w:r>
+              <w:t xml:space="preserve"> </w:t>
+            </w:r>
+            <w:r>
+              <w:t>2^8-1</w:t>
+            </w:r>
+          </w:p>
+          <w:p>
+            <w:r>
+              <w:t>3, range 0</w:t>
+            </w:r>
+            <w:r>
+              <w:t xml:space="preserve"> </w:t>
+            </w:r>
+            <w:r>
+              <w:t>..</w:t>
+            </w:r>
+            <w:r>
+              <w:t xml:space="preserve"> </w:t>
+            </w:r>
+            <w:r>
+              <w:t>2^16-1</w:t>
+            </w:r>
+          </w:p>
+          <w:p>
+            <w:r>
+              <w:t>4, range 0</w:t>
+            </w:r>
+            <w:r>
+              <w:t xml:space="preserve"> </w:t>
+            </w:r>
+            <w:r>
+              <w:t>..</w:t>
+            </w:r>
+            <w:r>
+              <w:t xml:space="preserve"> </w:t>
+            </w:r>
+            <w:r>
+              <w:t>2^32-1</w:t>
+            </w:r>
+          </w:p>
+          <w:p>
+            <w:r>
+              <w:t>5, range 0</w:t>
+            </w:r>
+            <w:r>
+              <w:t xml:space="preserve"> </w:t>
+            </w:r>
+            <w:r>
+              <w:t>..</w:t>
+            </w:r>
+            <w:r>
+              <w:t xml:space="preserve"> </w:t>
+            </w:r>
+            <w:r>
+              <w:t>2^64-1</w:t>
+            </w:r>
+          </w:p>
           <w:p/>
           <w:p>
             <w:r>
-              <w:lastRenderedPageBreak/>
-              <w:t>If T is UNSIGNED &lt;b&gt; takes the following meanings b=:</w:t>
-            </w:r>
-          </w:p>
-          <w:p>
-            <w:r>
-              <w:t>1, full range (depends on machine i.e.</w:t>
-            </w:r>
-            <w:r>
-              <w:t xml:space="preserve">16-bit, </w:t>
-            </w:r>
-            <w:r>
-              <w:t>32-bit or 64-bit)</w:t>
-            </w:r>
-          </w:p>
-          <w:p>
-            <w:r>
-              <w:t>2, range 0</w:t>
-            </w:r>
-            <w:r>
-              <w:t xml:space="preserve"> </w:t>
-            </w:r>
-            <w:r>
-              <w:t>..</w:t>
-            </w:r>
-            <w:r>
-              <w:t xml:space="preserve"> </w:t>
-            </w:r>
-            <w:r>
-              <w:t>2^8-1</w:t>
-            </w:r>
-          </w:p>
-          <w:p>
-            <w:r>
-              <w:t>3, range 0</w:t>
-            </w:r>
-            <w:r>
-              <w:t xml:space="preserve"> </w:t>
-            </w:r>
-            <w:r>
-              <w:t>..</w:t>
-            </w:r>
-            <w:r>
-              <w:t xml:space="preserve"> </w:t>
-            </w:r>
-            <w:r>
-              <w:t>2^16-1</w:t>
-            </w:r>
-          </w:p>
-          <w:p>
-            <w:r>
-              <w:t>4, range 0</w:t>
-            </w:r>
-            <w:r>
-              <w:t xml:space="preserve"> </w:t>
-            </w:r>
-            <w:r>
-              <w:t>..</w:t>
-            </w:r>
-            <w:r>
-              <w:t xml:space="preserve"> </w:t>
-            </w:r>
-            <w:r>
-              <w:t>2^32-1</w:t>
-            </w:r>
-          </w:p>
-          <w:p>
-            <w:r>
-              <w:t>5, range 0</w:t>
-            </w:r>
-            <w:r>
-              <w:t xml:space="preserve"> </w:t>
-            </w:r>
-            <w:r>
-              <w:t>..</w:t>
-            </w:r>
-            <w:r>
-              <w:t xml:space="preserve"> </w:t>
-            </w:r>
-            <w:r>
-              <w:t>2^64-1</w:t>
+              <w:t>If T is REAL &lt;b&gt; takes the following meanings b=:</w:t>
+            </w:r>
+          </w:p>
+          <w:p>
+            <w:r>
+              <w:t>1, normal precision</w:t>
+            </w:r>
+          </w:p>
+          <w:p>
+            <w:r>
+              <w:t>4, double precision</w:t>
             </w:r>
           </w:p>
           <w:p/>
           <w:p>
             <w:r>
-              <w:t>If T is REAL &lt;b&gt; takes the following meanings b=:</w:t>
-            </w:r>
-          </w:p>
-          <w:p>
-            <w:r>
-              <w:t>1, normal precision</w:t>
-            </w:r>
-          </w:p>
-          <w:p>
-            <w:r>
-              <w:t>4, double precision</w:t>
+              <w:t>If T is STRING &lt;b&gt; gives the maximum length of the string.</w:t>
+            </w:r>
+            <w:r>
+              <w:t xml:space="preserve"> (1 &lt;= b &lt;= 255)</w:t>
             </w:r>
           </w:p>
           <w:p/>
           <w:p>
             <w:r>
-              <w:t>If T is STRING &lt;b&gt; gives the maximum length of the string.</w:t>
-            </w:r>
-          </w:p>
-          <w:p>
-            <w:r>
               <w:t xml:space="preserve"> If T is RECORD &lt;b&gt; gives the tag of the corresponding recordformat.</w:t>
             </w:r>
           </w:p>
+          <w:p/>
           <w:p>
             <w:r>
               <w:t xml:space="preserve"> If T is enumerated &lt;b&gt; gives the tag of the dummy format used to identify the enumerated value identifiers.</w:t>
@@ -32739,7 +32452,7 @@
             <w:tcW w:w="2581" w:type="dxa"/>
           </w:tcPr>
           <w:p>
-            <w:bookmarkStart w:id="69" w:name="_Toc192709513"/>
+            <w:bookmarkStart w:id="69" w:name="_Toc193032365"/>
             <w:r>
               <w:rPr>
                 <w:rStyle w:val="Heading3Char"/>
@@ -32993,7 +32706,7 @@
             <w:pPr>
               <w:pStyle w:val="Heading3"/>
             </w:pPr>
-            <w:bookmarkStart w:id="70" w:name="_Toc192709514"/>
+            <w:bookmarkStart w:id="70" w:name="_Toc193032366"/>
             <w:r>
               <w:t>FINISH</w:t>
             </w:r>
@@ -33350,7 +33063,7 @@
             <w:tcW w:w="2581" w:type="dxa"/>
           </w:tcPr>
           <w:p>
-            <w:bookmarkStart w:id="71" w:name="_Toc192709515"/>
+            <w:bookmarkStart w:id="71" w:name="_Toc193032367"/>
             <w:r>
               <w:rPr>
                 <w:rStyle w:val="Heading3Char"/>
@@ -33630,7 +33343,7 @@
                 <w:b/>
               </w:rPr>
             </w:pPr>
-            <w:bookmarkStart w:id="72" w:name="_Toc192709516"/>
+            <w:bookmarkStart w:id="72" w:name="_Toc193032368"/>
             <w:r>
               <w:rPr>
                 <w:rStyle w:val="Heading3Char"/>
@@ -33818,7 +33531,7 @@
             <w:pPr>
               <w:pStyle w:val="Heading3"/>
             </w:pPr>
-            <w:bookmarkStart w:id="73" w:name="_Toc192709517"/>
+            <w:bookmarkStart w:id="73" w:name="_Toc193032369"/>
             <w:r>
               <w:t>START</w:t>
             </w:r>
@@ -34027,7 +33740,7 @@
       <w:pPr>
         <w:pStyle w:val="Heading2"/>
       </w:pPr>
-      <w:bookmarkStart w:id="74" w:name="_Toc192709518"/>
+      <w:bookmarkStart w:id="74" w:name="_Toc193032370"/>
       <w:r>
         <w:lastRenderedPageBreak/>
         <w:t>Access Variables</w:t>
@@ -34074,7 +33787,7 @@
             <w:pPr>
               <w:pStyle w:val="Heading3"/>
             </w:pPr>
-            <w:bookmarkStart w:id="75" w:name="_Toc192709519"/>
+            <w:bookmarkStart w:id="75" w:name="_Toc193032371"/>
             <w:r>
               <w:t>ACCESS</w:t>
             </w:r>
@@ -34284,7 +33997,7 @@
             <w:pPr>
               <w:pStyle w:val="Heading3"/>
             </w:pPr>
-            <w:bookmarkStart w:id="76" w:name="_Toc192709520"/>
+            <w:bookmarkStart w:id="76" w:name="_Toc193032372"/>
             <w:r>
               <w:t>INDEX</w:t>
             </w:r>
@@ -34297,15 +34010,7 @@
           </w:tcPr>
           <w:p>
             <w:r>
-              <w:t>‘</w:t>
-            </w:r>
-            <w:proofErr w:type="spellStart"/>
-            <w:r>
-              <w:t>i</w:t>
-            </w:r>
-            <w:proofErr w:type="spellEnd"/>
-            <w:r>
-              <w:t>’</w:t>
+              <w:t>‘i’</w:t>
             </w:r>
           </w:p>
         </w:tc>
@@ -34480,7 +34185,7 @@
                 <w:b/>
               </w:rPr>
             </w:pPr>
-            <w:bookmarkStart w:id="77" w:name="_Toc192709521"/>
+            <w:bookmarkStart w:id="77" w:name="_Toc193032373"/>
             <w:r>
               <w:rPr>
                 <w:rStyle w:val="Heading3Char"/>
@@ -34665,7 +34370,7 @@
                 <w:b/>
               </w:rPr>
             </w:pPr>
-            <w:bookmarkStart w:id="78" w:name="_Toc192709522"/>
+            <w:bookmarkStart w:id="78" w:name="_Toc193032374"/>
             <w:r>
               <w:rPr>
                 <w:rStyle w:val="Heading3Char"/>
@@ -34850,7 +34555,7 @@
                 <w:b/>
               </w:rPr>
             </w:pPr>
-            <w:bookmarkStart w:id="79" w:name="_Toc192709523"/>
+            <w:bookmarkStart w:id="79" w:name="_Toc193032375"/>
             <w:r>
               <w:rPr>
                 <w:rStyle w:val="Heading3Char"/>
@@ -35041,7 +34746,7 @@
                 <w:b/>
               </w:rPr>
             </w:pPr>
-            <w:bookmarkStart w:id="80" w:name="_Toc192709524"/>
+            <w:bookmarkStart w:id="80" w:name="_Toc193032376"/>
             <w:r>
               <w:rPr>
                 <w:rStyle w:val="Heading3Char"/>
@@ -35218,7 +34923,7 @@
             <w:tcW w:w="2581" w:type="dxa"/>
           </w:tcPr>
           <w:p>
-            <w:bookmarkStart w:id="81" w:name="_Toc192709525"/>
+            <w:bookmarkStart w:id="81" w:name="_Toc193032377"/>
             <w:r>
               <w:rPr>
                 <w:rStyle w:val="Heading3Char"/>
@@ -35373,7 +35078,7 @@
                 <w:b/>
               </w:rPr>
             </w:pPr>
-            <w:bookmarkStart w:id="82" w:name="_Toc192709526"/>
+            <w:bookmarkStart w:id="82" w:name="_Toc193032378"/>
             <w:r>
               <w:rPr>
                 <w:rStyle w:val="Heading3Char"/>
@@ -35427,15 +35132,7 @@
           </w:tcPr>
           <w:p>
             <w:r>
-              <w:t>TOS is replaced by the &lt;n&gt;'</w:t>
-            </w:r>
-            <w:proofErr w:type="spellStart"/>
-            <w:r>
-              <w:t>th</w:t>
-            </w:r>
-            <w:proofErr w:type="spellEnd"/>
-            <w:r>
-              <w:t xml:space="preserve"> item in the format of TOS. Fields within records are numbered from 1; alternative markers have no effect on the numbering.</w:t>
+              <w:t>TOS is replaced by the &lt;n&gt;'th item in the format of TOS. Fields within records are numbered from 1; alternative markers have no effect on the numbering.</w:t>
             </w:r>
           </w:p>
         </w:tc>
@@ -35644,7 +35341,7 @@
       <w:pPr>
         <w:pStyle w:val="Heading2"/>
       </w:pPr>
-      <w:bookmarkStart w:id="83" w:name="_Toc192709527"/>
+      <w:bookmarkStart w:id="83" w:name="_Toc193032379"/>
       <w:r>
         <w:lastRenderedPageBreak/>
         <w:t>Compiler Directives</w:t>
@@ -35684,17 +35381,26 @@
             <w:tcW w:w="2581" w:type="dxa"/>
           </w:tcPr>
           <w:p>
-            <w:bookmarkStart w:id="84" w:name="_Toc192709528"/>
+            <w:bookmarkStart w:id="84" w:name="_Toc193032380"/>
             <w:r>
               <w:rPr>
                 <w:rStyle w:val="Heading3Char"/>
                 <w:bCs/>
               </w:rPr>
-              <w:t>CONTROL</w:t>
+              <w:t>VERSION</w:t>
             </w:r>
             <w:bookmarkEnd w:id="84"/>
             <w:r>
-              <w:t xml:space="preserve"> &lt;n&gt;</w:t>
+              <w:t xml:space="preserve"> &lt;</w:t>
+            </w:r>
+            <w:r>
+              <w:t>a</w:t>
+            </w:r>
+            <w:r>
+              <w:t>&gt;</w:t>
+            </w:r>
+            <w:r>
+              <w:t xml:space="preserve"> &lt;b&gt;</w:t>
             </w:r>
           </w:p>
         </w:tc>
@@ -35704,7 +35410,13 @@
           </w:tcPr>
           <w:p>
             <w:r>
-              <w:t>‘z’</w:t>
+              <w:t>‘</w:t>
+            </w:r>
+            <w:r>
+              <w:t>~</w:t>
+            </w:r>
+            <w:r>
+              <w:t>’</w:t>
             </w:r>
           </w:p>
         </w:tc>
@@ -35712,11 +35424,7 @@
           <w:tcPr>
             <w:tcW w:w="2582" w:type="dxa"/>
           </w:tcPr>
-          <w:p>
-            <w:r>
-              <w:t>Set Control( ReadTag )</w:t>
-            </w:r>
-          </w:p>
+          <w:p/>
         </w:tc>
       </w:tr>
       <w:tr>
@@ -35737,7 +35445,22 @@
           </w:tcPr>
           <w:p>
             <w:r>
-              <w:t>The value &lt;n&gt; is of the form p&lt;&lt;14+q. The value q is to be used by the p'th pass of the compiler in an implementation-specific manner.</w:t>
+              <w:t>The</w:t>
+            </w:r>
+            <w:r>
+              <w:t xml:space="preserve"> byte values a, b</w:t>
+            </w:r>
+            <w:r>
+              <w:t xml:space="preserve"> </w:t>
+            </w:r>
+            <w:r>
+              <w:t xml:space="preserve">represent the major, minor version of the iCode format respectively. They </w:t>
+            </w:r>
+            <w:r>
+              <w:t xml:space="preserve">direct the pass2 stage to accept different iCode versions </w:t>
+            </w:r>
+            <w:r>
+              <w:t>in an implementation-specific manner.</w:t>
             </w:r>
           </w:p>
         </w:tc>
@@ -35758,7 +35481,16 @@
             <w:tcW w:w="7745" w:type="dxa"/>
             <w:gridSpan w:val="3"/>
           </w:tcPr>
-          <w:p/>
+          <w:p>
+            <w:r>
+              <w:t>a: major id</w:t>
+            </w:r>
+          </w:p>
+          <w:p>
+            <w:r>
+              <w:t>b: minor id</w:t>
+            </w:r>
+          </w:p>
         </w:tc>
       </w:tr>
       <w:tr>
@@ -35833,13 +35565,13 @@
             <w:tcW w:w="2581" w:type="dxa"/>
           </w:tcPr>
           <w:p>
-            <w:bookmarkStart w:id="85" w:name="_Toc192709529"/>
+            <w:bookmarkStart w:id="85" w:name="_Toc193032381"/>
             <w:r>
               <w:rPr>
                 <w:rStyle w:val="Heading3Char"/>
                 <w:bCs/>
               </w:rPr>
-              <w:t>DIAG</w:t>
+              <w:t>CONTROL</w:t>
             </w:r>
             <w:bookmarkEnd w:id="85"/>
             <w:r>
@@ -35853,7 +35585,7 @@
           </w:tcPr>
           <w:p>
             <w:r>
-              <w:t>‘y’</w:t>
+              <w:t>‘z’</w:t>
             </w:r>
           </w:p>
         </w:tc>
@@ -35863,7 +35595,7 @@
           </w:tcPr>
           <w:p>
             <w:r>
-              <w:t>Set Diagnose( ReadTag )</w:t>
+              <w:t>Set Control( ReadTag )</w:t>
             </w:r>
           </w:p>
         </w:tc>
@@ -35982,14 +35714,163 @@
             <w:tcW w:w="2581" w:type="dxa"/>
           </w:tcPr>
           <w:p>
+            <w:bookmarkStart w:id="86" w:name="_Toc193032382"/>
+            <w:r>
+              <w:rPr>
+                <w:rStyle w:val="Heading3Char"/>
+                <w:bCs/>
+              </w:rPr>
+              <w:t>DIAG</w:t>
+            </w:r>
+            <w:bookmarkEnd w:id="86"/>
+            <w:r>
+              <w:t xml:space="preserve"> &lt;n&gt;</w:t>
+            </w:r>
+          </w:p>
+        </w:tc>
+        <w:tc>
+          <w:tcPr>
+            <w:tcW w:w="2582" w:type="dxa"/>
+          </w:tcPr>
+          <w:p>
+            <w:r>
+              <w:t>‘y’</w:t>
+            </w:r>
+          </w:p>
+        </w:tc>
+        <w:tc>
+          <w:tcPr>
+            <w:tcW w:w="2582" w:type="dxa"/>
+          </w:tcPr>
+          <w:p>
+            <w:r>
+              <w:t>Set Diagnose( ReadTag )</w:t>
+            </w:r>
+          </w:p>
+        </w:tc>
+      </w:tr>
+      <w:tr>
+        <w:tc>
+          <w:tcPr>
+            <w:tcW w:w="1271" w:type="dxa"/>
+          </w:tcPr>
+          <w:p>
+            <w:r>
+              <w:t>Effect:</w:t>
+            </w:r>
+          </w:p>
+        </w:tc>
+        <w:tc>
+          <w:tcPr>
+            <w:tcW w:w="7745" w:type="dxa"/>
+            <w:gridSpan w:val="3"/>
+          </w:tcPr>
+          <w:p>
+            <w:r>
+              <w:t>The value &lt;n&gt; is of the form p&lt;&lt;14+q. The value q is to be used by the p'th pass of the compiler in an implementation-specific manner.</w:t>
+            </w:r>
+          </w:p>
+        </w:tc>
+      </w:tr>
+      <w:tr>
+        <w:tc>
+          <w:tcPr>
+            <w:tcW w:w="1271" w:type="dxa"/>
+          </w:tcPr>
+          <w:p>
+            <w:r>
+              <w:t>Notes:</w:t>
+            </w:r>
+          </w:p>
+        </w:tc>
+        <w:tc>
+          <w:tcPr>
+            <w:tcW w:w="7745" w:type="dxa"/>
+            <w:gridSpan w:val="3"/>
+          </w:tcPr>
+          <w:p/>
+        </w:tc>
+      </w:tr>
+      <w:tr>
+        <w:tc>
+          <w:tcPr>
+            <w:tcW w:w="1271" w:type="dxa"/>
+          </w:tcPr>
+          <w:p>
+            <w:r>
+              <w:t>Error:</w:t>
+            </w:r>
+          </w:p>
+        </w:tc>
+        <w:tc>
+          <w:tcPr>
+            <w:tcW w:w="7745" w:type="dxa"/>
+            <w:gridSpan w:val="3"/>
+          </w:tcPr>
+          <w:p/>
+        </w:tc>
+      </w:tr>
+      <w:tr>
+        <w:tc>
+          <w:tcPr>
+            <w:tcW w:w="1271" w:type="dxa"/>
+          </w:tcPr>
+          <w:p>
+            <w:r>
+              <w:t>Example:</w:t>
+            </w:r>
+          </w:p>
+        </w:tc>
+        <w:tc>
+          <w:tcPr>
+            <w:tcW w:w="7745" w:type="dxa"/>
+            <w:gridSpan w:val="3"/>
+          </w:tcPr>
+          <w:p/>
+        </w:tc>
+      </w:tr>
+    </w:tbl>
+    <w:p>
+      <w:pPr>
+        <w:spacing w:after="0" w:line="240" w:lineRule="auto"/>
+      </w:pPr>
+    </w:p>
+    <w:tbl>
+      <w:tblPr>
+        <w:tblStyle w:val="TableGrid"/>
+        <w:tblW w:w="0" w:type="auto"/>
+        <w:tblLook w:val="04A0" w:firstRow="1" w:lastRow="0" w:firstColumn="1" w:lastColumn="0" w:noHBand="0" w:noVBand="1"/>
+      </w:tblPr>
+      <w:tblGrid>
+        <w:gridCol w:w="1271"/>
+        <w:gridCol w:w="2581"/>
+        <w:gridCol w:w="2582"/>
+        <w:gridCol w:w="2582"/>
+      </w:tblGrid>
+      <w:tr>
+        <w:tc>
+          <w:tcPr>
+            <w:tcW w:w="1271" w:type="dxa"/>
+          </w:tcPr>
+          <w:p>
+            <w:r>
+              <w:t>Instruction:</w:t>
+            </w:r>
+          </w:p>
+        </w:tc>
+        <w:tc>
+          <w:tcPr>
+            <w:tcW w:w="2581" w:type="dxa"/>
+          </w:tcPr>
+          <w:p>
             <w:pPr>
               <w:pStyle w:val="Heading3"/>
             </w:pPr>
-            <w:bookmarkStart w:id="86" w:name="_Toc192709530"/>
+            <w:bookmarkStart w:id="87" w:name="_Toc193032383"/>
             <w:r>
               <w:t>EOF</w:t>
             </w:r>
-            <w:bookmarkEnd w:id="86"/>
+            <w:bookmarkEnd w:id="87"/>
           </w:p>
         </w:tc>
         <w:tc>
@@ -36132,7 +36013,7 @@
                 <w:b/>
               </w:rPr>
             </w:pPr>
-            <w:bookmarkStart w:id="87" w:name="_Toc192709531"/>
+            <w:bookmarkStart w:id="88" w:name="_Toc193032384"/>
             <w:r>
               <w:rPr>
                 <w:rStyle w:val="Heading3Char"/>
@@ -36140,7 +36021,7 @@
               </w:rPr>
               <w:t>LANG</w:t>
             </w:r>
-            <w:bookmarkEnd w:id="87"/>
+            <w:bookmarkEnd w:id="88"/>
             <w:r>
               <w:rPr>
                 <w:b/>
@@ -36261,6 +36142,215 @@
             <w:gridSpan w:val="3"/>
           </w:tcPr>
           <w:p/>
+        </w:tc>
+      </w:tr>
+    </w:tbl>
+    <w:p/>
+    <w:p>
+      <w:r>
+        <w:br w:type="page"/>
+      </w:r>
+    </w:p>
+    <w:p/>
+    <w:tbl>
+      <w:tblPr>
+        <w:tblStyle w:val="TableGrid"/>
+        <w:tblW w:w="0" w:type="auto"/>
+        <w:tblLook w:val="04A0" w:firstRow="1" w:lastRow="0" w:firstColumn="1" w:lastColumn="0" w:noHBand="0" w:noVBand="1"/>
+      </w:tblPr>
+      <w:tblGrid>
+        <w:gridCol w:w="1271"/>
+        <w:gridCol w:w="2581"/>
+        <w:gridCol w:w="2582"/>
+        <w:gridCol w:w="2582"/>
+      </w:tblGrid>
+      <w:tr>
+        <w:tc>
+          <w:tcPr>
+            <w:tcW w:w="1271" w:type="dxa"/>
+          </w:tcPr>
+          <w:p>
+            <w:r>
+              <w:t>Instruction:</w:t>
+            </w:r>
+          </w:p>
+        </w:tc>
+        <w:tc>
+          <w:tcPr>
+            <w:tcW w:w="2581" w:type="dxa"/>
+          </w:tcPr>
+          <w:p>
+            <w:pPr>
+              <w:rPr>
+                <w:b/>
+              </w:rPr>
+            </w:pPr>
+            <w:bookmarkStart w:id="89" w:name="_Toc193032385"/>
+            <w:r>
+              <w:rPr>
+                <w:rStyle w:val="Heading3Char"/>
+                <w:bCs/>
+              </w:rPr>
+              <w:t>LINE</w:t>
+            </w:r>
+            <w:bookmarkEnd w:id="89"/>
+            <w:r>
+              <w:t xml:space="preserve"> &lt;n&gt;</w:t>
+            </w:r>
+          </w:p>
+        </w:tc>
+        <w:tc>
+          <w:tcPr>
+            <w:tcW w:w="2582" w:type="dxa"/>
+          </w:tcPr>
+          <w:p>
+            <w:r>
+              <w:t>‘O’</w:t>
+            </w:r>
+          </w:p>
+        </w:tc>
+        <w:tc>
+          <w:tcPr>
+            <w:tcW w:w="2582" w:type="dxa"/>
+          </w:tcPr>
+          <w:p>
+            <w:r>
+              <w:t>Update Line( Tag )</w:t>
+            </w:r>
+          </w:p>
+        </w:tc>
+      </w:tr>
+      <w:tr>
+        <w:tc>
+          <w:tcPr>
+            <w:tcW w:w="1271" w:type="dxa"/>
+          </w:tcPr>
+          <w:p>
+            <w:r>
+              <w:t>Effect:</w:t>
+            </w:r>
+          </w:p>
+        </w:tc>
+        <w:tc>
+          <w:tcPr>
+            <w:tcW w:w="7745" w:type="dxa"/>
+            <w:gridSpan w:val="3"/>
+          </w:tcPr>
+          <w:p>
+            <w:r>
+              <w:t>The current position is associated with the start of the code for source line &lt;n&gt;.</w:t>
+            </w:r>
+          </w:p>
+        </w:tc>
+      </w:tr>
+      <w:tr>
+        <w:tc>
+          <w:tcPr>
+            <w:tcW w:w="1271" w:type="dxa"/>
+          </w:tcPr>
+          <w:p>
+            <w:r>
+              <w:t>Notes:</w:t>
+            </w:r>
+          </w:p>
+        </w:tc>
+        <w:tc>
+          <w:tcPr>
+            <w:tcW w:w="7745" w:type="dxa"/>
+            <w:gridSpan w:val="3"/>
+          </w:tcPr>
+          <w:p/>
+        </w:tc>
+      </w:tr>
+      <w:tr>
+        <w:tc>
+          <w:tcPr>
+            <w:tcW w:w="1271" w:type="dxa"/>
+          </w:tcPr>
+          <w:p>
+            <w:r>
+              <w:t>Error:</w:t>
+            </w:r>
+          </w:p>
+        </w:tc>
+        <w:tc>
+          <w:tcPr>
+            <w:tcW w:w="7745" w:type="dxa"/>
+            <w:gridSpan w:val="3"/>
+          </w:tcPr>
+          <w:p>
+            <w:pPr>
+              <w:pStyle w:val="ListParagraph"/>
+              <w:numPr>
+                <w:ilvl w:val="0"/>
+                <w:numId w:val="48"/>
+              </w:numPr>
+            </w:pPr>
+            <w:r>
+              <w:t>The stack is not empty.</w:t>
+            </w:r>
+          </w:p>
+        </w:tc>
+      </w:tr>
+      <w:tr>
+        <w:tc>
+          <w:tcPr>
+            <w:tcW w:w="1271" w:type="dxa"/>
+          </w:tcPr>
+          <w:p>
+            <w:r>
+              <w:t>Example:</w:t>
+            </w:r>
+          </w:p>
+        </w:tc>
+        <w:tc>
+          <w:tcPr>
+            <w:tcW w:w="7745" w:type="dxa"/>
+            <w:gridSpan w:val="3"/>
+          </w:tcPr>
+          <w:p>
+            <w:r>
+              <w:t>X = 1</w:t>
+            </w:r>
+          </w:p>
+          <w:p>
+            <w:r>
+              <w:t>Y = 3; Z = 4</w:t>
+            </w:r>
+          </w:p>
+          <w:p>
+            <w:r>
+              <w:t>L</w:t>
+            </w:r>
+            <w:r>
+              <w:t>INE</w:t>
+            </w:r>
+            <w:r>
+              <w:t xml:space="preserve"> 1; PUSH X; PUSHI 1; ASSVAL</w:t>
+            </w:r>
+          </w:p>
+          <w:p>
+            <w:r>
+              <w:t>L</w:t>
+            </w:r>
+            <w:r>
+              <w:t>INE</w:t>
+            </w:r>
+            <w:r>
+              <w:t xml:space="preserve"> 2; PUSH Y; PUSHI 3; ASSVAL</w:t>
+            </w:r>
+          </w:p>
+          <w:p>
+            <w:r>
+              <w:t>L</w:t>
+            </w:r>
+            <w:r>
+              <w:t>INE</w:t>
+            </w:r>
+            <w:r>
+              <w:t xml:space="preserve"> 2; PUSH Z; PUSHI 4; ASSVAL</w:t>
+            </w:r>
+          </w:p>
         </w:tc>
       </w:tr>
     </w:tbl>
@@ -36298,220 +36388,13 @@
           </w:tcPr>
           <w:p>
             <w:pPr>
-              <w:rPr>
-                <w:b/>
-              </w:rPr>
-            </w:pPr>
-            <w:bookmarkStart w:id="88" w:name="_Toc192709532"/>
-            <w:r>
-              <w:rPr>
-                <w:rStyle w:val="Heading3Char"/>
-                <w:bCs/>
-              </w:rPr>
-              <w:t>LINE</w:t>
-            </w:r>
-            <w:bookmarkEnd w:id="88"/>
-            <w:r>
-              <w:t xml:space="preserve"> &lt;n&gt;</w:t>
-            </w:r>
-          </w:p>
-        </w:tc>
-        <w:tc>
-          <w:tcPr>
-            <w:tcW w:w="2582" w:type="dxa"/>
-          </w:tcPr>
-          <w:p>
-            <w:r>
-              <w:t>‘O’</w:t>
-            </w:r>
-          </w:p>
-        </w:tc>
-        <w:tc>
-          <w:tcPr>
-            <w:tcW w:w="2582" w:type="dxa"/>
-          </w:tcPr>
-          <w:p>
-            <w:r>
-              <w:t>Update Line( Tag )</w:t>
-            </w:r>
-          </w:p>
-        </w:tc>
-      </w:tr>
-      <w:tr>
-        <w:tc>
-          <w:tcPr>
-            <w:tcW w:w="1271" w:type="dxa"/>
-          </w:tcPr>
-          <w:p>
-            <w:r>
-              <w:t>Effect:</w:t>
-            </w:r>
-          </w:p>
-        </w:tc>
-        <w:tc>
-          <w:tcPr>
-            <w:tcW w:w="7745" w:type="dxa"/>
-            <w:gridSpan w:val="3"/>
-          </w:tcPr>
-          <w:p>
-            <w:r>
-              <w:t>The current position is associated with the start of the code for source line &lt;n&gt;.</w:t>
-            </w:r>
-          </w:p>
-        </w:tc>
-      </w:tr>
-      <w:tr>
-        <w:tc>
-          <w:tcPr>
-            <w:tcW w:w="1271" w:type="dxa"/>
-          </w:tcPr>
-          <w:p>
-            <w:r>
-              <w:t>Notes:</w:t>
-            </w:r>
-          </w:p>
-        </w:tc>
-        <w:tc>
-          <w:tcPr>
-            <w:tcW w:w="7745" w:type="dxa"/>
-            <w:gridSpan w:val="3"/>
-          </w:tcPr>
-          <w:p/>
-        </w:tc>
-      </w:tr>
-      <w:tr>
-        <w:tc>
-          <w:tcPr>
-            <w:tcW w:w="1271" w:type="dxa"/>
-          </w:tcPr>
-          <w:p>
-            <w:r>
-              <w:t>Error:</w:t>
-            </w:r>
-          </w:p>
-        </w:tc>
-        <w:tc>
-          <w:tcPr>
-            <w:tcW w:w="7745" w:type="dxa"/>
-            <w:gridSpan w:val="3"/>
-          </w:tcPr>
-          <w:p>
-            <w:pPr>
-              <w:pStyle w:val="ListParagraph"/>
-              <w:numPr>
-                <w:ilvl w:val="0"/>
-                <w:numId w:val="48"/>
-              </w:numPr>
-            </w:pPr>
-            <w:r>
-              <w:t>The stack is not empty.</w:t>
-            </w:r>
-          </w:p>
-        </w:tc>
-      </w:tr>
-      <w:tr>
-        <w:tc>
-          <w:tcPr>
-            <w:tcW w:w="1271" w:type="dxa"/>
-          </w:tcPr>
-          <w:p>
-            <w:r>
-              <w:t>Example:</w:t>
-            </w:r>
-          </w:p>
-        </w:tc>
-        <w:tc>
-          <w:tcPr>
-            <w:tcW w:w="7745" w:type="dxa"/>
-            <w:gridSpan w:val="3"/>
-          </w:tcPr>
-          <w:p>
-            <w:r>
-              <w:t>X = 1</w:t>
-            </w:r>
-          </w:p>
-          <w:p>
-            <w:r>
-              <w:t>Y = 3; Z = 4</w:t>
-            </w:r>
-          </w:p>
-          <w:p>
-            <w:r>
-              <w:t>L</w:t>
-            </w:r>
-            <w:r>
-              <w:t>INE</w:t>
-            </w:r>
-            <w:r>
-              <w:t xml:space="preserve"> 1; PUSH X; PUSHI 1; ASSVAL</w:t>
-            </w:r>
-          </w:p>
-          <w:p>
-            <w:r>
-              <w:t>L</w:t>
-            </w:r>
-            <w:r>
-              <w:t>INE</w:t>
-            </w:r>
-            <w:r>
-              <w:t xml:space="preserve"> 2; PUSH Y; PUSHI 3; ASSVAL</w:t>
-            </w:r>
-          </w:p>
-          <w:p>
-            <w:r>
-              <w:t>L</w:t>
-            </w:r>
-            <w:r>
-              <w:t>INE</w:t>
-            </w:r>
-            <w:r>
-              <w:t xml:space="preserve"> 2; PUSH Z; PUSHI 4; ASSVAL</w:t>
-            </w:r>
-          </w:p>
-        </w:tc>
-      </w:tr>
-    </w:tbl>
-    <w:p>
-      <w:pPr>
-        <w:spacing w:line="240" w:lineRule="auto"/>
-      </w:pPr>
-    </w:p>
-    <w:tbl>
-      <w:tblPr>
-        <w:tblStyle w:val="TableGrid"/>
-        <w:tblW w:w="0" w:type="auto"/>
-        <w:tblLook w:val="04A0" w:firstRow="1" w:lastRow="0" w:firstColumn="1" w:lastColumn="0" w:noHBand="0" w:noVBand="1"/>
-      </w:tblPr>
-      <w:tblGrid>
-        <w:gridCol w:w="1271"/>
-        <w:gridCol w:w="2581"/>
-        <w:gridCol w:w="2582"/>
-        <w:gridCol w:w="2582"/>
-      </w:tblGrid>
-      <w:tr>
-        <w:tc>
-          <w:tcPr>
-            <w:tcW w:w="1271" w:type="dxa"/>
-          </w:tcPr>
-          <w:p>
-            <w:r>
-              <w:t>Instruction:</w:t>
-            </w:r>
-          </w:p>
-        </w:tc>
-        <w:tc>
-          <w:tcPr>
-            <w:tcW w:w="2581" w:type="dxa"/>
-          </w:tcPr>
-          <w:p>
-            <w:pPr>
               <w:pStyle w:val="Heading3"/>
             </w:pPr>
-            <w:bookmarkStart w:id="89" w:name="_Toc192709533"/>
+            <w:bookmarkStart w:id="90" w:name="_Toc193032386"/>
             <w:r>
               <w:t>MONITOR</w:t>
             </w:r>
-            <w:bookmarkEnd w:id="89"/>
+            <w:bookmarkEnd w:id="90"/>
           </w:p>
         </w:tc>
         <w:tc>
@@ -36632,12 +36515,12 @@
       <w:pPr>
         <w:pStyle w:val="Heading2"/>
       </w:pPr>
-      <w:bookmarkStart w:id="90" w:name="_Toc192709534"/>
+      <w:bookmarkStart w:id="91" w:name="_Toc193032387"/>
       <w:r>
         <w:lastRenderedPageBreak/>
         <w:t>Block Structure/Call</w:t>
       </w:r>
-      <w:bookmarkEnd w:id="90"/>
+      <w:bookmarkEnd w:id="91"/>
     </w:p>
     <w:p>
       <w:r>
@@ -36676,11 +36559,11 @@
             <w:pPr>
               <w:pStyle w:val="Heading3"/>
             </w:pPr>
-            <w:bookmarkStart w:id="91" w:name="_Toc192709535"/>
+            <w:bookmarkStart w:id="92" w:name="_Toc193032388"/>
             <w:r>
               <w:t>BEGIN</w:t>
             </w:r>
-            <w:bookmarkEnd w:id="91"/>
+            <w:bookmarkEnd w:id="92"/>
           </w:p>
         </w:tc>
         <w:tc>
@@ -36889,11 +36772,11 @@
             <w:pPr>
               <w:pStyle w:val="Heading3"/>
             </w:pPr>
-            <w:bookmarkStart w:id="92" w:name="_Toc192709536"/>
+            <w:bookmarkStart w:id="93" w:name="_Toc193032389"/>
             <w:r>
               <w:t>CALL</w:t>
             </w:r>
-            <w:bookmarkEnd w:id="92"/>
+            <w:bookmarkEnd w:id="93"/>
           </w:p>
         </w:tc>
         <w:tc>
@@ -37112,11 +36995,11 @@
             <w:pPr>
               <w:pStyle w:val="Heading3"/>
             </w:pPr>
-            <w:bookmarkStart w:id="93" w:name="_Toc192709537"/>
+            <w:bookmarkStart w:id="94" w:name="_Toc193032390"/>
             <w:r>
               <w:t>END</w:t>
             </w:r>
-            <w:bookmarkEnd w:id="93"/>
+            <w:bookmarkEnd w:id="94"/>
           </w:p>
         </w:tc>
         <w:tc>
@@ -37260,7 +37143,7 @@
         <w:pStyle w:val="Heading1"/>
         <w:jc w:val="left"/>
       </w:pPr>
-      <w:bookmarkStart w:id="94" w:name="_Toc192709538"/>
+      <w:bookmarkStart w:id="95" w:name="_Toc193032391"/>
       <w:r>
         <w:lastRenderedPageBreak/>
         <w:t xml:space="preserve">Unused ICODE </w:t>
@@ -37268,7 +37151,7 @@
       <w:r>
         <w:t>Instructions</w:t>
       </w:r>
-      <w:bookmarkEnd w:id="94"/>
+      <w:bookmarkEnd w:id="95"/>
     </w:p>
     <w:p>
       <w:r>
@@ -37353,11 +37236,11 @@
             <w:pPr>
               <w:pStyle w:val="Heading3"/>
             </w:pPr>
-            <w:bookmarkStart w:id="95" w:name="_Toc192709539"/>
+            <w:bookmarkStart w:id="96" w:name="_Toc193032392"/>
             <w:r>
               <w:t>Absolute</w:t>
             </w:r>
-            <w:bookmarkEnd w:id="95"/>
+            <w:bookmarkEnd w:id="96"/>
           </w:p>
         </w:tc>
         <w:tc>
@@ -37539,11 +37422,11 @@
             <w:pPr>
               <w:pStyle w:val="Heading3"/>
             </w:pPr>
-            <w:bookmarkStart w:id="96" w:name="_Toc192709540"/>
+            <w:bookmarkStart w:id="97" w:name="_Toc193032393"/>
             <w:r>
               <w:t>Address</w:t>
             </w:r>
-            <w:bookmarkEnd w:id="96"/>
+            <w:bookmarkEnd w:id="97"/>
           </w:p>
         </w:tc>
         <w:tc>
@@ -37729,11 +37612,11 @@
             <w:pPr>
               <w:pStyle w:val="Heading3"/>
             </w:pPr>
-            <w:bookmarkStart w:id="97" w:name="_Toc192709541"/>
+            <w:bookmarkStart w:id="98" w:name="_Toc193032394"/>
             <w:r>
               <w:t>Adjust</w:t>
             </w:r>
-            <w:bookmarkEnd w:id="97"/>
+            <w:bookmarkEnd w:id="98"/>
           </w:p>
         </w:tc>
         <w:tc>
@@ -37925,14 +37808,14 @@
             <w:gridSpan w:val="2"/>
           </w:tcPr>
           <w:p>
-            <w:bookmarkStart w:id="98" w:name="_Toc192709542"/>
+            <w:bookmarkStart w:id="99" w:name="_Toc193032395"/>
             <w:r>
               <w:rPr>
                 <w:rStyle w:val="Heading3Char"/>
               </w:rPr>
               <w:t>Byte</w:t>
             </w:r>
-            <w:bookmarkEnd w:id="98"/>
+            <w:bookmarkEnd w:id="99"/>
             <w:r>
               <w:t xml:space="preserve"> &lt;b&gt;</w:t>
             </w:r>
@@ -38075,11 +37958,11 @@
             <w:pPr>
               <w:pStyle w:val="Heading3"/>
             </w:pPr>
-            <w:bookmarkStart w:id="99" w:name="_Toc192709543"/>
+            <w:bookmarkStart w:id="100" w:name="_Toc193032396"/>
             <w:r>
               <w:t>Compare-Repeated-Values</w:t>
             </w:r>
-            <w:bookmarkEnd w:id="99"/>
+            <w:bookmarkEnd w:id="100"/>
           </w:p>
         </w:tc>
         <w:tc>
@@ -38302,11 +38185,11 @@
             <w:pPr>
               <w:pStyle w:val="Heading3"/>
             </w:pPr>
-            <w:bookmarkStart w:id="100" w:name="_Toc192709544"/>
+            <w:bookmarkStart w:id="101" w:name="_Toc193032397"/>
             <w:r>
               <w:t>Compare-Unsigned-Values</w:t>
             </w:r>
-            <w:bookmarkEnd w:id="100"/>
+            <w:bookmarkEnd w:id="101"/>
           </w:p>
         </w:tc>
         <w:tc>
@@ -38461,15 +38344,7 @@
           </w:tcPr>
           <w:p>
             <w:r>
-              <w:t xml:space="preserve">Stack U1; Stack U2; Compare-Unsigned-Values; </w:t>
-            </w:r>
-            <w:proofErr w:type="spellStart"/>
-            <w:r>
-              <w:t>Bge</w:t>
-            </w:r>
-            <w:proofErr w:type="spellEnd"/>
-            <w:r>
-              <w:t xml:space="preserve"> 31</w:t>
+              <w:t>Stack U1; Stack U2; Compare-Unsigned-Values; Bge 31</w:t>
             </w:r>
           </w:p>
           <w:p>
@@ -38523,11 +38398,11 @@
             <w:pPr>
               <w:pStyle w:val="Heading3"/>
             </w:pPr>
-            <w:bookmarkStart w:id="101" w:name="_Toc192709545"/>
+            <w:bookmarkStart w:id="102" w:name="_Toc193032398"/>
             <w:r>
               <w:t>Complement</w:t>
             </w:r>
-            <w:bookmarkEnd w:id="101"/>
+            <w:bookmarkEnd w:id="102"/>
           </w:p>
         </w:tc>
         <w:tc>
@@ -38696,14 +38571,14 @@
             <w:gridSpan w:val="2"/>
           </w:tcPr>
           <w:p>
-            <w:bookmarkStart w:id="102" w:name="_Toc192709546"/>
+            <w:bookmarkStart w:id="103" w:name="_Toc193032399"/>
             <w:r>
               <w:rPr>
                 <w:rStyle w:val="Heading3Char"/>
               </w:rPr>
               <w:t>Define-Range</w:t>
             </w:r>
-            <w:bookmarkEnd w:id="102"/>
+            <w:bookmarkEnd w:id="103"/>
             <w:r>
               <w:t xml:space="preserve"> &lt;tag&gt;</w:t>
             </w:r>
@@ -38811,15 +38686,7 @@
           </w:tcPr>
           <w:p>
             <w:r>
-              <w:t xml:space="preserve">Var x:1..10; ...... x := </w:t>
-            </w:r>
-            <w:proofErr w:type="spellStart"/>
-            <w:r>
-              <w:t>i</w:t>
-            </w:r>
-            <w:proofErr w:type="spellEnd"/>
-            <w:r>
-              <w:t>;</w:t>
+              <w:t>Var x:1..10; ...... x := i;</w:t>
             </w:r>
           </w:p>
         </w:tc>
@@ -38845,15 +38712,7 @@
           </w:p>
           <w:p>
             <w:r>
-              <w:t xml:space="preserve">Stack x; Stack </w:t>
-            </w:r>
-            <w:proofErr w:type="spellStart"/>
-            <w:r>
-              <w:t>i</w:t>
-            </w:r>
-            <w:proofErr w:type="spellEnd"/>
-            <w:r>
-              <w:t>; Test-Range 99; Assign-Value</w:t>
+              <w:t>Stack x; Stack i; Test-Range 99; Assign-Value</w:t>
             </w:r>
           </w:p>
         </w:tc>
@@ -38896,11 +38755,11 @@
             <w:pPr>
               <w:pStyle w:val="Heading3"/>
             </w:pPr>
-            <w:bookmarkStart w:id="103" w:name="_Toc192709547"/>
+            <w:bookmarkStart w:id="104" w:name="_Toc193032400"/>
             <w:r>
               <w:t>Duplicate</w:t>
             </w:r>
-            <w:bookmarkEnd w:id="103"/>
+            <w:bookmarkEnd w:id="104"/>
           </w:p>
         </w:tc>
         <w:tc>
@@ -39082,11 +38941,11 @@
             <w:pPr>
               <w:pStyle w:val="Heading3"/>
             </w:pPr>
-            <w:bookmarkStart w:id="104" w:name="_Toc192709548"/>
+            <w:bookmarkStart w:id="105" w:name="_Toc193032401"/>
             <w:r>
               <w:t>Eval</w:t>
             </w:r>
-            <w:bookmarkEnd w:id="104"/>
+            <w:bookmarkEnd w:id="105"/>
           </w:p>
         </w:tc>
         <w:tc>
@@ -39195,13 +39054,8 @@
           </w:tcPr>
           <w:p>
             <w:r>
-              <w:t xml:space="preserve">a = b + </w:t>
-            </w:r>
-            <w:proofErr w:type="spellStart"/>
-            <w:r>
-              <w:t>c++</w:t>
-            </w:r>
-            <w:proofErr w:type="spellEnd"/>
+              <w:t>a = b + c++</w:t>
+            </w:r>
           </w:p>
         </w:tc>
         <w:tc>
@@ -39265,11 +39119,11 @@
             <w:pPr>
               <w:pStyle w:val="Heading3"/>
             </w:pPr>
-            <w:bookmarkStart w:id="105" w:name="_Toc192709549"/>
+            <w:bookmarkStart w:id="106" w:name="_Toc193032402"/>
             <w:r>
               <w:t>Eval-Addr</w:t>
             </w:r>
-            <w:bookmarkEnd w:id="105"/>
+            <w:bookmarkEnd w:id="106"/>
           </w:p>
         </w:tc>
         <w:tc>
@@ -39453,11 +39307,11 @@
             <w:pPr>
               <w:pStyle w:val="Heading3"/>
             </w:pPr>
-            <w:bookmarkStart w:id="106" w:name="_Toc192709550"/>
+            <w:bookmarkStart w:id="107" w:name="_Toc193032403"/>
             <w:r>
               <w:t>Float</w:t>
             </w:r>
-            <w:bookmarkEnd w:id="106"/>
+            <w:bookmarkEnd w:id="107"/>
           </w:p>
         </w:tc>
         <w:tc>
@@ -39614,14 +39468,14 @@
             <w:tcW w:w="2581" w:type="dxa"/>
           </w:tcPr>
           <w:p>
-            <w:bookmarkStart w:id="107" w:name="_Toc192709551"/>
+            <w:bookmarkStart w:id="108" w:name="_Toc193032404"/>
             <w:r>
               <w:rPr>
                 <w:rStyle w:val="Heading3Char"/>
               </w:rPr>
               <w:t>Include</w:t>
             </w:r>
-            <w:bookmarkEnd w:id="107"/>
+            <w:bookmarkEnd w:id="108"/>
             <w:r>
               <w:t xml:space="preserve"> &lt;string&gt;</w:t>
             </w:r>
@@ -39759,14 +39613,14 @@
             <w:tcW w:w="2581" w:type="dxa"/>
           </w:tcPr>
           <w:p>
-            <w:bookmarkStart w:id="108" w:name="_Toc192709552"/>
+            <w:bookmarkStart w:id="109" w:name="_Toc193032405"/>
             <w:r>
               <w:rPr>
                 <w:rStyle w:val="Heading3Char"/>
               </w:rPr>
               <w:t>Init-Type</w:t>
             </w:r>
-            <w:bookmarkEnd w:id="108"/>
+            <w:bookmarkEnd w:id="109"/>
             <w:r>
               <w:t xml:space="preserve"> &lt;n&gt;</w:t>
             </w:r>
@@ -39921,11 +39775,11 @@
             <w:pPr>
               <w:pStyle w:val="Heading3"/>
             </w:pPr>
-            <w:bookmarkStart w:id="109" w:name="_Toc192709553"/>
+            <w:bookmarkStart w:id="110" w:name="_Toc193032406"/>
             <w:r>
               <w:t>Int</w:t>
             </w:r>
-            <w:bookmarkEnd w:id="109"/>
+            <w:bookmarkEnd w:id="110"/>
           </w:p>
         </w:tc>
         <w:tc>
@@ -40110,11 +39964,11 @@
             <w:pPr>
               <w:pStyle w:val="Heading3"/>
             </w:pPr>
-            <w:bookmarkStart w:id="110" w:name="_Toc192709554"/>
+            <w:bookmarkStart w:id="111" w:name="_Toc193032407"/>
             <w:r>
               <w:t>Intpt</w:t>
             </w:r>
-            <w:bookmarkEnd w:id="110"/>
+            <w:bookmarkEnd w:id="111"/>
           </w:p>
         </w:tc>
         <w:tc>
@@ -40300,11 +40154,11 @@
             <w:pPr>
               <w:pStyle w:val="Heading3"/>
             </w:pPr>
-            <w:bookmarkStart w:id="111" w:name="_Toc192709555"/>
+            <w:bookmarkStart w:id="112" w:name="_Toc193032408"/>
             <w:r>
               <w:t>Localise</w:t>
             </w:r>
-            <w:bookmarkEnd w:id="111"/>
+            <w:bookmarkEnd w:id="112"/>
           </w:p>
         </w:tc>
         <w:tc>
@@ -40481,11 +40335,11 @@
             <w:pPr>
               <w:pStyle w:val="Heading3"/>
             </w:pPr>
-            <w:bookmarkStart w:id="112" w:name="_Toc192709556"/>
+            <w:bookmarkStart w:id="113" w:name="_Toc193032409"/>
             <w:r>
               <w:t>Null-Set</w:t>
             </w:r>
-            <w:bookmarkEnd w:id="112"/>
+            <w:bookmarkEnd w:id="113"/>
           </w:p>
         </w:tc>
         <w:tc>
@@ -40634,11 +40488,11 @@
             <w:pPr>
               <w:pStyle w:val="Heading3"/>
             </w:pPr>
-            <w:bookmarkStart w:id="113" w:name="_Toc192709557"/>
+            <w:bookmarkStart w:id="114" w:name="_Toc193032410"/>
             <w:r>
               <w:t>Pop</w:t>
             </w:r>
-            <w:bookmarkEnd w:id="113"/>
+            <w:bookmarkEnd w:id="114"/>
           </w:p>
         </w:tc>
         <w:tc>
@@ -40815,14 +40669,14 @@
                 <w:b/>
               </w:rPr>
             </w:pPr>
-            <w:bookmarkStart w:id="114" w:name="_Toc192709558"/>
+            <w:bookmarkStart w:id="115" w:name="_Toc193032411"/>
             <w:r>
               <w:rPr>
                 <w:rStyle w:val="Heading3Char"/>
               </w:rPr>
               <w:t>Reference</w:t>
             </w:r>
-            <w:bookmarkEnd w:id="114"/>
+            <w:bookmarkEnd w:id="115"/>
             <w:r>
               <w:t xml:space="preserve"> &lt;n&gt;</w:t>
             </w:r>
@@ -41034,11 +40888,11 @@
             <w:pPr>
               <w:pStyle w:val="Heading3"/>
             </w:pPr>
-            <w:bookmarkStart w:id="115" w:name="_Toc192709559"/>
+            <w:bookmarkStart w:id="116" w:name="_Toc193032412"/>
             <w:r>
               <w:t>Remainder</w:t>
             </w:r>
-            <w:bookmarkEnd w:id="115"/>
+            <w:bookmarkEnd w:id="116"/>
           </w:p>
         </w:tc>
         <w:tc>
@@ -41227,11 +41081,11 @@
             <w:pPr>
               <w:pStyle w:val="Heading3"/>
             </w:pPr>
-            <w:bookmarkStart w:id="116" w:name="_Toc192709560"/>
+            <w:bookmarkStart w:id="117" w:name="_Toc193032413"/>
             <w:r>
               <w:t>Round</w:t>
             </w:r>
-            <w:bookmarkEnd w:id="116"/>
+            <w:bookmarkEnd w:id="117"/>
           </w:p>
         </w:tc>
         <w:tc>
@@ -41347,13 +41201,8 @@
             <w:tcW w:w="2552" w:type="dxa"/>
           </w:tcPr>
           <w:p>
-            <w:proofErr w:type="spellStart"/>
-            <w:r>
-              <w:t>i</w:t>
-            </w:r>
-            <w:proofErr w:type="spellEnd"/>
-            <w:r>
-              <w:t xml:space="preserve"> := Round(r+0.1);</w:t>
+            <w:r>
+              <w:t>i := Round(r+0.1);</w:t>
             </w:r>
           </w:p>
         </w:tc>
@@ -41364,15 +41213,7 @@
           </w:tcPr>
           <w:p>
             <w:r>
-              <w:t xml:space="preserve">Stack </w:t>
-            </w:r>
-            <w:proofErr w:type="spellStart"/>
-            <w:r>
-              <w:t>i</w:t>
-            </w:r>
-            <w:proofErr w:type="spellEnd"/>
-            <w:r>
-              <w:t>; Stack r; Real &lt;0.1&gt;; Add</w:t>
+              <w:t>Stack i; Stack r; Real &lt;0.1&gt;; Add</w:t>
             </w:r>
           </w:p>
           <w:p>
@@ -41421,11 +41262,11 @@
             <w:pPr>
               <w:pStyle w:val="Heading3"/>
             </w:pPr>
-            <w:bookmarkStart w:id="117" w:name="_Toc192709561"/>
+            <w:bookmarkStart w:id="118" w:name="_Toc193032414"/>
             <w:r>
               <w:t>Size-Of</w:t>
             </w:r>
-            <w:bookmarkEnd w:id="117"/>
+            <w:bookmarkEnd w:id="118"/>
           </w:p>
         </w:tc>
         <w:tc>
@@ -41599,14 +41440,14 @@
                 <w:b/>
               </w:rPr>
             </w:pPr>
-            <w:bookmarkStart w:id="118" w:name="_Toc192709562"/>
+            <w:bookmarkStart w:id="119" w:name="_Toc193032415"/>
             <w:r>
               <w:rPr>
                 <w:rStyle w:val="Heading3Char"/>
               </w:rPr>
               <w:t>Stack-Condition</w:t>
             </w:r>
-            <w:bookmarkEnd w:id="118"/>
+            <w:bookmarkEnd w:id="119"/>
             <w:r>
               <w:t xml:space="preserve"> &lt;b&gt;</w:t>
             </w:r>
@@ -41871,11 +41712,11 @@
             <w:pPr>
               <w:pStyle w:val="Heading3"/>
             </w:pPr>
-            <w:bookmarkStart w:id="119" w:name="_Toc192709563"/>
+            <w:bookmarkStart w:id="120" w:name="_Toc193032416"/>
             <w:r>
               <w:t>Stack-In</w:t>
             </w:r>
-            <w:bookmarkEnd w:id="119"/>
+            <w:bookmarkEnd w:id="120"/>
           </w:p>
         </w:tc>
         <w:tc>
@@ -42071,14 +41912,14 @@
                 <w:b/>
               </w:rPr>
             </w:pPr>
-            <w:bookmarkStart w:id="120" w:name="_Toc192709564"/>
+            <w:bookmarkStart w:id="121" w:name="_Toc193032417"/>
             <w:r>
               <w:rPr>
                 <w:rStyle w:val="Heading3Char"/>
               </w:rPr>
               <w:t>Stack-Unsigned-Condition</w:t>
             </w:r>
-            <w:bookmarkEnd w:id="120"/>
+            <w:bookmarkEnd w:id="121"/>
             <w:r>
               <w:t xml:space="preserve"> &lt;b&gt;</w:t>
             </w:r>
@@ -42219,15 +42060,7 @@
           </w:tcPr>
           <w:p>
             <w:r>
-              <w:t>B := (</w:t>
-            </w:r>
-            <w:proofErr w:type="spellStart"/>
-            <w:r>
-              <w:t>Ux</w:t>
-            </w:r>
-            <w:proofErr w:type="spellEnd"/>
-            <w:r>
-              <w:t xml:space="preserve"> &lt; Uy);</w:t>
+              <w:t>B := (Ux &lt; Uy);</w:t>
             </w:r>
           </w:p>
         </w:tc>
@@ -42243,15 +42076,7 @@
           </w:p>
           <w:p>
             <w:r>
-              <w:t xml:space="preserve">Stack </w:t>
-            </w:r>
-            <w:proofErr w:type="spellStart"/>
-            <w:r>
-              <w:t>Ux</w:t>
-            </w:r>
-            <w:proofErr w:type="spellEnd"/>
-            <w:r>
-              <w:t>; Stack Uy; Stack-Unsigned-Condition BLT</w:t>
+              <w:t>Stack Ux; Stack Uy; Stack-Unsigned-Condition BLT</w:t>
             </w:r>
           </w:p>
           <w:p>
@@ -42300,11 +42125,11 @@
             <w:pPr>
               <w:pStyle w:val="Heading3"/>
             </w:pPr>
-            <w:bookmarkStart w:id="121" w:name="_Toc192709565"/>
+            <w:bookmarkStart w:id="122" w:name="_Toc193032418"/>
             <w:r>
               <w:t>Swop</w:t>
             </w:r>
-            <w:bookmarkEnd w:id="121"/>
+            <w:bookmarkEnd w:id="122"/>
           </w:p>
         </w:tc>
         <w:tc>
@@ -42464,11 +42289,11 @@
             <w:pPr>
               <w:pStyle w:val="Heading3"/>
             </w:pPr>
-            <w:bookmarkStart w:id="122" w:name="_Toc192709566"/>
+            <w:bookmarkStart w:id="123" w:name="_Toc193032419"/>
             <w:r>
               <w:t>Test-Boolean</w:t>
             </w:r>
-            <w:bookmarkEnd w:id="122"/>
+            <w:bookmarkEnd w:id="123"/>
           </w:p>
         </w:tc>
         <w:tc>
@@ -42690,11 +42515,11 @@
             <w:pPr>
               <w:pStyle w:val="Heading3"/>
             </w:pPr>
-            <w:bookmarkStart w:id="123" w:name="_Toc192709567"/>
+            <w:bookmarkStart w:id="124" w:name="_Toc193032420"/>
             <w:r>
               <w:t>Test-In</w:t>
             </w:r>
-            <w:bookmarkEnd w:id="123"/>
+            <w:bookmarkEnd w:id="124"/>
           </w:p>
         </w:tc>
         <w:tc>
@@ -42894,11 +42719,11 @@
             <w:pPr>
               <w:pStyle w:val="Heading3"/>
             </w:pPr>
-            <w:bookmarkStart w:id="124" w:name="_Toc192709568"/>
+            <w:bookmarkStart w:id="125" w:name="_Toc193032421"/>
             <w:r>
               <w:t>Test-Nil</w:t>
             </w:r>
-            <w:bookmarkEnd w:id="124"/>
+            <w:bookmarkEnd w:id="125"/>
           </w:p>
         </w:tc>
         <w:tc>
@@ -43087,14 +42912,14 @@
                 <w:b/>
               </w:rPr>
             </w:pPr>
-            <w:bookmarkStart w:id="125" w:name="_Toc192709569"/>
+            <w:bookmarkStart w:id="126" w:name="_Toc193032422"/>
             <w:r>
               <w:rPr>
                 <w:rStyle w:val="Heading3Char"/>
               </w:rPr>
               <w:t>Test-Range</w:t>
             </w:r>
-            <w:bookmarkEnd w:id="125"/>
+            <w:bookmarkEnd w:id="126"/>
             <w:r>
               <w:t xml:space="preserve"> &lt;tag&gt;</w:t>
             </w:r>
@@ -43297,11 +43122,11 @@
             <w:pPr>
               <w:pStyle w:val="Heading3"/>
             </w:pPr>
-            <w:bookmarkStart w:id="126" w:name="_Toc192709570"/>
+            <w:bookmarkStart w:id="127" w:name="_Toc193032423"/>
             <w:r>
               <w:t>Trunc</w:t>
             </w:r>
-            <w:bookmarkEnd w:id="126"/>
+            <w:bookmarkEnd w:id="127"/>
           </w:p>
         </w:tc>
         <w:tc>
@@ -43417,13 +43242,8 @@
             <w:tcW w:w="2552" w:type="dxa"/>
           </w:tcPr>
           <w:p>
-            <w:proofErr w:type="spellStart"/>
-            <w:r>
-              <w:t>i</w:t>
-            </w:r>
-            <w:proofErr w:type="spellEnd"/>
-            <w:r>
-              <w:t xml:space="preserve"> := Trunc(r+0.1);</w:t>
+            <w:r>
+              <w:t>i := Trunc(r+0.1);</w:t>
             </w:r>
           </w:p>
         </w:tc>
@@ -43434,15 +43254,7 @@
           </w:tcPr>
           <w:p>
             <w:r>
-              <w:t xml:space="preserve">Stack </w:t>
-            </w:r>
-            <w:proofErr w:type="spellStart"/>
-            <w:r>
-              <w:t>i</w:t>
-            </w:r>
-            <w:proofErr w:type="spellEnd"/>
-            <w:r>
-              <w:t>; Stack r; Real &lt;0.1&gt;; Add</w:t>
+              <w:t>Stack i; Stack r; Real &lt;0.1&gt;; Add</w:t>
             </w:r>
           </w:p>
           <w:p>
@@ -43525,11 +43337,11 @@
             <w:pPr>
               <w:pStyle w:val="Heading3"/>
             </w:pPr>
-            <w:bookmarkStart w:id="127" w:name="_Toc192709571"/>
+            <w:bookmarkStart w:id="128" w:name="_Toc193032424"/>
             <w:r>
               <w:t>Variable-Call</w:t>
             </w:r>
-            <w:bookmarkEnd w:id="127"/>
+            <w:bookmarkEnd w:id="128"/>
           </w:p>
         </w:tc>
         <w:tc>
@@ -43737,12 +43549,12 @@
         <w:pStyle w:val="Appendix"/>
         <w:jc w:val="left"/>
       </w:pPr>
-      <w:bookmarkStart w:id="128" w:name="_Toc192709572"/>
+      <w:bookmarkStart w:id="129" w:name="_Toc193032425"/>
       <w:r>
         <w:lastRenderedPageBreak/>
         <w:t>Instructions which set the condition code</w:t>
       </w:r>
-      <w:bookmarkEnd w:id="128"/>
+      <w:bookmarkEnd w:id="129"/>
     </w:p>
     <w:p>
       <w:r>
@@ -43784,11 +43596,11 @@
         <w:pStyle w:val="Appendix"/>
         <w:jc w:val="both"/>
       </w:pPr>
-      <w:bookmarkStart w:id="129" w:name="_Toc192709573"/>
+      <w:bookmarkStart w:id="130" w:name="_Toc193032426"/>
       <w:r>
         <w:t>Instructions which test the condition code</w:t>
       </w:r>
-      <w:bookmarkEnd w:id="129"/>
+      <w:bookmarkEnd w:id="130"/>
     </w:p>
     <w:p>
       <w:pPr>

--- a/compiler-internals/ICode2v0.docx
+++ b/compiler-internals/ICode2v0.docx
@@ -4926,7 +4926,21 @@
                 <w:rStyle w:val="Hyperlink"/>
                 <w:noProof/>
               </w:rPr>
-              <w:t>COMPARED</w:t>
+              <w:t>COMPAR</w:t>
+            </w:r>
+            <w:r>
+              <w:rPr>
+                <w:rStyle w:val="Hyperlink"/>
+                <w:noProof/>
+              </w:rPr>
+              <w:t>E</w:t>
+            </w:r>
+            <w:r>
+              <w:rPr>
+                <w:rStyle w:val="Hyperlink"/>
+                <w:noProof/>
+              </w:rPr>
+              <w:t>D</w:t>
             </w:r>
             <w:r>
               <w:rPr>
@@ -10682,10 +10696,18 @@
     </w:p>
     <w:p>
       <w:r>
-        <w:t>This is s</w:t>
+        <w:t xml:space="preserve">This is </w:t>
+      </w:r>
+      <w:proofErr w:type="gramStart"/>
+      <w:r>
+        <w:t>s</w:t>
       </w:r>
       <w:r>
-        <w:t>imilar to that generated from the code fragment: if B then A := C else  A := D;</w:t>
+        <w:t>imilar to</w:t>
+      </w:r>
+      <w:proofErr w:type="gramEnd"/>
+      <w:r>
+        <w:t xml:space="preserve"> that generated from the code fragment: if B then A := C else  A := D;</w:t>
       </w:r>
     </w:p>
     <w:p>
@@ -11207,7 +11229,21 @@
               <w:rPr>
                 <w:rFonts w:cs="Courier New"/>
               </w:rPr>
-              <w:t>This flag need not exist in the target machine but is defined in order to simplify the definitions of certain instructions.</w:t>
+              <w:t xml:space="preserve">This flag need not exist in the target machine but is defined </w:t>
+            </w:r>
+            <w:proofErr w:type="gramStart"/>
+            <w:r>
+              <w:rPr>
+                <w:rFonts w:cs="Courier New"/>
+              </w:rPr>
+              <w:t>in order to</w:t>
+            </w:r>
+            <w:proofErr w:type="gramEnd"/>
+            <w:r>
+              <w:rPr>
+                <w:rFonts w:cs="Courier New"/>
+              </w:rPr>
+              <w:t xml:space="preserve"> simplify the definitions of certain instructions.</w:t>
             </w:r>
           </w:p>
           <w:p>
@@ -11227,7 +11263,21 @@
               <w:rPr>
                 <w:rFonts w:cs="Courier New"/>
               </w:rPr>
-              <w:t>The values which this flag may take are: equal, less than, greater than, true, false</w:t>
+              <w:t xml:space="preserve">The values which this flag may take </w:t>
+            </w:r>
+            <w:proofErr w:type="gramStart"/>
+            <w:r>
+              <w:rPr>
+                <w:rFonts w:cs="Courier New"/>
+              </w:rPr>
+              <w:t>are:</w:t>
+            </w:r>
+            <w:proofErr w:type="gramEnd"/>
+            <w:r>
+              <w:rPr>
+                <w:rFonts w:cs="Courier New"/>
+              </w:rPr>
+              <w:t xml:space="preserve"> equal, less than, greater than, true, false</w:t>
             </w:r>
           </w:p>
           <w:p>
@@ -11398,7 +11448,21 @@
               <w:rPr>
                 <w:rFonts w:cs="Courier New"/>
               </w:rPr>
-              <w:t>Simple labels are encoded as two-byte unsigned integers although code generators may assume that their values are within a fairly small range.</w:t>
+              <w:t xml:space="preserve">Simple labels are encoded as two-byte unsigned integers although code generators may assume that their values are within a </w:t>
+            </w:r>
+            <w:proofErr w:type="gramStart"/>
+            <w:r>
+              <w:rPr>
+                <w:rFonts w:cs="Courier New"/>
+              </w:rPr>
+              <w:t>fairly small</w:t>
+            </w:r>
+            <w:proofErr w:type="gramEnd"/>
+            <w:r>
+              <w:rPr>
+                <w:rFonts w:cs="Courier New"/>
+              </w:rPr>
+              <w:t xml:space="preserve"> range.</w:t>
             </w:r>
           </w:p>
           <w:p>
@@ -15236,9 +15300,11 @@
             <w:tcW w:w="1701" w:type="dxa"/>
           </w:tcPr>
           <w:p>
+            <w:proofErr w:type="spellStart"/>
             <w:r>
               <w:t>i</w:t>
             </w:r>
+            <w:proofErr w:type="spellEnd"/>
           </w:p>
         </w:tc>
         <w:tc>
@@ -16118,8 +16184,13 @@
           </w:tcPr>
           <w:p>
             <w:r>
-              <w:t>Byte Byte</w:t>
-            </w:r>
+              <w:t xml:space="preserve">Byte </w:t>
+            </w:r>
+            <w:proofErr w:type="spellStart"/>
+            <w:r>
+              <w:t>Byte</w:t>
+            </w:r>
+            <w:proofErr w:type="spellEnd"/>
           </w:p>
         </w:tc>
       </w:tr>
@@ -16296,7 +16367,15 @@
           </w:tcPr>
           <w:p>
             <w:r>
-              <w:t>Load Operation( ADDx )</w:t>
+              <w:t xml:space="preserve">Load Operation( </w:t>
+            </w:r>
+            <w:proofErr w:type="spellStart"/>
+            <w:r>
+              <w:t>ADDx</w:t>
+            </w:r>
+            <w:proofErr w:type="spellEnd"/>
+            <w:r>
+              <w:t xml:space="preserve"> )</w:t>
             </w:r>
           </w:p>
         </w:tc>
@@ -16513,7 +16592,15 @@
           </w:tcPr>
           <w:p>
             <w:r>
-              <w:t>Load Double( ADDx )</w:t>
+              <w:t xml:space="preserve">Load Double( </w:t>
+            </w:r>
+            <w:proofErr w:type="spellStart"/>
+            <w:r>
+              <w:t>ADDx</w:t>
+            </w:r>
+            <w:proofErr w:type="spellEnd"/>
+            <w:r>
+              <w:t xml:space="preserve"> )</w:t>
             </w:r>
           </w:p>
         </w:tc>
@@ -16729,7 +16816,15 @@
           </w:tcPr>
           <w:p>
             <w:r>
-              <w:t>Load Operation( ANDx )</w:t>
+              <w:t xml:space="preserve">Load Operation( </w:t>
+            </w:r>
+            <w:proofErr w:type="spellStart"/>
+            <w:r>
+              <w:t>ANDx</w:t>
+            </w:r>
+            <w:proofErr w:type="spellEnd"/>
+            <w:r>
+              <w:t xml:space="preserve"> )</w:t>
             </w:r>
           </w:p>
         </w:tc>
@@ -17007,7 +17102,15 @@
           </w:tcPr>
           <w:p>
             <w:r>
-              <w:t>Load Operation( CONCx )</w:t>
+              <w:t xml:space="preserve">Load Operation( </w:t>
+            </w:r>
+            <w:proofErr w:type="spellStart"/>
+            <w:r>
+              <w:t>CONCx</w:t>
+            </w:r>
+            <w:proofErr w:type="spellEnd"/>
+            <w:r>
+              <w:t xml:space="preserve"> )</w:t>
             </w:r>
           </w:p>
         </w:tc>
@@ -17229,7 +17332,15 @@
           </w:tcPr>
           <w:p>
             <w:r>
-              <w:t>Load Operation( RDIVx )</w:t>
+              <w:t xml:space="preserve">Load Operation( </w:t>
+            </w:r>
+            <w:proofErr w:type="spellStart"/>
+            <w:r>
+              <w:t>RDIVx</w:t>
+            </w:r>
+            <w:proofErr w:type="spellEnd"/>
+            <w:r>
+              <w:t xml:space="preserve"> )</w:t>
             </w:r>
           </w:p>
         </w:tc>
@@ -17460,7 +17571,15 @@
           </w:tcPr>
           <w:p>
             <w:r>
-              <w:t>Load Operation( EXPx )</w:t>
+              <w:t xml:space="preserve">Load Operation( </w:t>
+            </w:r>
+            <w:proofErr w:type="spellStart"/>
+            <w:r>
+              <w:t>EXPx</w:t>
+            </w:r>
+            <w:proofErr w:type="spellEnd"/>
+            <w:r>
+              <w:t xml:space="preserve"> )</w:t>
             </w:r>
           </w:p>
         </w:tc>
@@ -17678,7 +17797,15 @@
           </w:tcPr>
           <w:p>
             <w:r>
-              <w:t>Load Operation( LSHx )</w:t>
+              <w:t xml:space="preserve">Load Operation( </w:t>
+            </w:r>
+            <w:proofErr w:type="spellStart"/>
+            <w:r>
+              <w:t>LSHx</w:t>
+            </w:r>
+            <w:proofErr w:type="spellEnd"/>
+            <w:r>
+              <w:t xml:space="preserve"> )</w:t>
             </w:r>
           </w:p>
         </w:tc>
@@ -17918,7 +18045,15 @@
           </w:tcPr>
           <w:p>
             <w:r>
-              <w:t>Load Operation( ABSx )</w:t>
+              <w:t xml:space="preserve">Load Operation( </w:t>
+            </w:r>
+            <w:proofErr w:type="spellStart"/>
+            <w:r>
+              <w:t>ABSx</w:t>
+            </w:r>
+            <w:proofErr w:type="spellEnd"/>
+            <w:r>
+              <w:t xml:space="preserve"> )</w:t>
             </w:r>
           </w:p>
         </w:tc>
@@ -18133,7 +18268,15 @@
           </w:tcPr>
           <w:p>
             <w:r>
-              <w:t>Load Operation( MULx )</w:t>
+              <w:t xml:space="preserve">Load Operation( </w:t>
+            </w:r>
+            <w:proofErr w:type="spellStart"/>
+            <w:r>
+              <w:t>MULx</w:t>
+            </w:r>
+            <w:proofErr w:type="spellEnd"/>
+            <w:r>
+              <w:t xml:space="preserve"> )</w:t>
             </w:r>
           </w:p>
         </w:tc>
@@ -18355,7 +18498,15 @@
           </w:tcPr>
           <w:p>
             <w:r>
-              <w:t>Load Operation(NEGx)</w:t>
+              <w:t>Load Operation(</w:t>
+            </w:r>
+            <w:proofErr w:type="spellStart"/>
+            <w:r>
+              <w:t>NEGx</w:t>
+            </w:r>
+            <w:proofErr w:type="spellEnd"/>
+            <w:r>
+              <w:t>)</w:t>
             </w:r>
           </w:p>
         </w:tc>
@@ -18552,7 +18703,15 @@
           </w:tcPr>
           <w:p>
             <w:r>
-              <w:t>Load Operation( NOTx )</w:t>
+              <w:t xml:space="preserve">Load Operation( </w:t>
+            </w:r>
+            <w:proofErr w:type="spellStart"/>
+            <w:r>
+              <w:t>NOTx</w:t>
+            </w:r>
+            <w:proofErr w:type="spellEnd"/>
+            <w:r>
+              <w:t xml:space="preserve"> )</w:t>
             </w:r>
           </w:p>
         </w:tc>
@@ -18722,7 +18881,15 @@
           </w:tcPr>
           <w:p>
             <w:r>
-              <w:t>Load Operation( ORx )</w:t>
+              <w:t xml:space="preserve">Load Operation( </w:t>
+            </w:r>
+            <w:proofErr w:type="spellStart"/>
+            <w:r>
+              <w:t>ORx</w:t>
+            </w:r>
+            <w:proofErr w:type="spellEnd"/>
+            <w:r>
+              <w:t xml:space="preserve"> )</w:t>
             </w:r>
           </w:p>
         </w:tc>
@@ -18938,7 +19105,15 @@
           </w:tcPr>
           <w:p>
             <w:r>
-              <w:t>Load Operation( DIVx )</w:t>
+              <w:t xml:space="preserve">Load Operation( </w:t>
+            </w:r>
+            <w:proofErr w:type="spellStart"/>
+            <w:r>
+              <w:t>DIVx</w:t>
+            </w:r>
+            <w:proofErr w:type="spellEnd"/>
+            <w:r>
+              <w:t xml:space="preserve"> )</w:t>
             </w:r>
           </w:p>
         </w:tc>
@@ -19156,7 +19331,15 @@
           </w:tcPr>
           <w:p>
             <w:r>
-              <w:t>Load Operation(REXPx)</w:t>
+              <w:t>Load Operation(</w:t>
+            </w:r>
+            <w:proofErr w:type="spellStart"/>
+            <w:r>
+              <w:t>REXPx</w:t>
+            </w:r>
+            <w:proofErr w:type="spellEnd"/>
+            <w:r>
+              <w:t>)</w:t>
             </w:r>
           </w:p>
         </w:tc>
@@ -19363,7 +19546,15 @@
           </w:tcPr>
           <w:p>
             <w:r>
-              <w:t>Load Operation( RSHx )</w:t>
+              <w:t xml:space="preserve">Load Operation( </w:t>
+            </w:r>
+            <w:proofErr w:type="spellStart"/>
+            <w:r>
+              <w:t>RSHx</w:t>
+            </w:r>
+            <w:proofErr w:type="spellEnd"/>
+            <w:r>
+              <w:t xml:space="preserve"> )</w:t>
             </w:r>
           </w:p>
         </w:tc>
@@ -19581,7 +19772,15 @@
           </w:tcPr>
           <w:p>
             <w:r>
-              <w:t>Load Operation( SUBx )</w:t>
+              <w:t xml:space="preserve">Load Operation( </w:t>
+            </w:r>
+            <w:proofErr w:type="spellStart"/>
+            <w:r>
+              <w:t>SUBx</w:t>
+            </w:r>
+            <w:proofErr w:type="spellEnd"/>
+            <w:r>
+              <w:t xml:space="preserve"> )</w:t>
             </w:r>
           </w:p>
         </w:tc>
@@ -19790,7 +19989,23 @@
           </w:tcPr>
           <w:p>
             <w:r>
-              <w:t>Load DoubleOp( SUBx)</w:t>
+              <w:t xml:space="preserve">Load </w:t>
+            </w:r>
+            <w:proofErr w:type="spellStart"/>
+            <w:r>
+              <w:t>DoubleOp</w:t>
+            </w:r>
+            <w:proofErr w:type="spellEnd"/>
+            <w:r>
+              <w:t xml:space="preserve">( </w:t>
+            </w:r>
+            <w:proofErr w:type="spellStart"/>
+            <w:r>
+              <w:t>SUBx</w:t>
+            </w:r>
+            <w:proofErr w:type="spellEnd"/>
+            <w:r>
+              <w:t>)</w:t>
             </w:r>
           </w:p>
         </w:tc>
@@ -19812,8 +20027,13 @@
             <w:gridSpan w:val="3"/>
           </w:tcPr>
           <w:p>
-            <w:r>
-              <w:t>Similar to Sub except generated code is for addresses</w:t>
+            <w:proofErr w:type="gramStart"/>
+            <w:r>
+              <w:t>Similar to</w:t>
+            </w:r>
+            <w:proofErr w:type="gramEnd"/>
+            <w:r>
+              <w:t xml:space="preserve"> Sub except generated code is for addresses</w:t>
             </w:r>
           </w:p>
         </w:tc>
@@ -19982,7 +20202,15 @@
           </w:tcPr>
           <w:p>
             <w:r>
-              <w:t>Load Operation( XORx )</w:t>
+              <w:t xml:space="preserve">Load Operation( </w:t>
+            </w:r>
+            <w:proofErr w:type="spellStart"/>
+            <w:r>
+              <w:t>XORx</w:t>
+            </w:r>
+            <w:proofErr w:type="spellEnd"/>
+            <w:r>
+              <w:t xml:space="preserve"> )</w:t>
             </w:r>
           </w:p>
         </w:tc>
@@ -21135,11 +21363,16 @@
             <w:r>
               <w:t xml:space="preserve">&lt;label&gt; must refer to a simple label which must be defined somewhere after the JG instruction, that is JG can only specify a forward jump (the object program may </w:t>
             </w:r>
+            <w:proofErr w:type="gramStart"/>
             <w:r>
               <w:t xml:space="preserve">actually </w:t>
             </w:r>
             <w:r>
-              <w:t>use a backward jump</w:t>
+              <w:t>use</w:t>
+            </w:r>
+            <w:proofErr w:type="gramEnd"/>
+            <w:r>
+              <w:t xml:space="preserve"> a backward jump</w:t>
             </w:r>
             <w:r>
               <w:t xml:space="preserve"> instruction</w:t>
@@ -23983,7 +24216,15 @@
           </w:tcPr>
           <w:p>
             <w:r>
-              <w:t>-&gt;Sw(J)</w:t>
+              <w:t>-&gt;</w:t>
+            </w:r>
+            <w:proofErr w:type="spellStart"/>
+            <w:r>
+              <w:t>Sw</w:t>
+            </w:r>
+            <w:proofErr w:type="spellEnd"/>
+            <w:r>
+              <w:t>(J)</w:t>
             </w:r>
           </w:p>
         </w:tc>
@@ -23994,8 +24235,13 @@
           </w:tcPr>
           <w:p>
             <w:r>
-              <w:t>Stack J; Switch-Jump Sw</w:t>
-            </w:r>
+              <w:t xml:space="preserve">Stack J; Switch-Jump </w:t>
+            </w:r>
+            <w:proofErr w:type="spellStart"/>
+            <w:r>
+              <w:t>Sw</w:t>
+            </w:r>
+            <w:proofErr w:type="spellEnd"/>
           </w:p>
         </w:tc>
       </w:tr>
@@ -24191,8 +24437,13 @@
             <w:tcW w:w="2552" w:type="dxa"/>
           </w:tcPr>
           <w:p>
-            <w:r>
-              <w:t>Sw(12):</w:t>
+            <w:proofErr w:type="spellStart"/>
+            <w:r>
+              <w:t>Sw</w:t>
+            </w:r>
+            <w:proofErr w:type="spellEnd"/>
+            <w:r>
+              <w:t>(12):</w:t>
             </w:r>
           </w:p>
         </w:tc>
@@ -24203,8 +24454,13 @@
           </w:tcPr>
           <w:p>
             <w:r>
-              <w:t>PUSHI 12; SLABEL Sw</w:t>
-            </w:r>
+              <w:t xml:space="preserve">PUSHI 12; SLABEL </w:t>
+            </w:r>
+            <w:proofErr w:type="spellStart"/>
+            <w:r>
+              <w:t>Sw</w:t>
+            </w:r>
+            <w:proofErr w:type="spellEnd"/>
           </w:p>
         </w:tc>
       </w:tr>
@@ -25570,7 +25826,15 @@
           </w:tcPr>
           <w:p>
             <w:r>
-              <w:t>Load Return ( Fn )</w:t>
+              <w:t xml:space="preserve">Load Return ( </w:t>
+            </w:r>
+            <w:proofErr w:type="spellStart"/>
+            <w:r>
+              <w:t>Fn</w:t>
+            </w:r>
+            <w:proofErr w:type="spellEnd"/>
+            <w:r>
+              <w:t xml:space="preserve"> )</w:t>
             </w:r>
           </w:p>
         </w:tc>
@@ -26831,8 +27095,21 @@
             <w:tcW w:w="2582" w:type="dxa"/>
           </w:tcPr>
           <w:p>
-            <w:r>
-              <w:t>EventTrap( TagC, Tag )</w:t>
+            <w:proofErr w:type="spellStart"/>
+            <w:r>
+              <w:t>EventTrap</w:t>
+            </w:r>
+            <w:proofErr w:type="spellEnd"/>
+            <w:r>
+              <w:t xml:space="preserve">( </w:t>
+            </w:r>
+            <w:proofErr w:type="spellStart"/>
+            <w:r>
+              <w:t>TagC</w:t>
+            </w:r>
+            <w:proofErr w:type="spellEnd"/>
+            <w:r>
+              <w:t>, Tag )</w:t>
             </w:r>
           </w:p>
         </w:tc>
@@ -26857,6 +27134,7 @@
             <w:r>
               <w:t xml:space="preserve">This instruction marks the start of an </w:t>
             </w:r>
+            <w:proofErr w:type="gramStart"/>
             <w:r>
               <w:rPr>
                 <w:u w:val="single"/>
@@ -26872,6 +27150,7 @@
               </w:rPr>
               <w:t>event</w:t>
             </w:r>
+            <w:proofErr w:type="gramEnd"/>
             <w:r>
               <w:t xml:space="preserve"> b</w:t>
             </w:r>
@@ -26987,12 +27266,14 @@
             <w:r>
               <w:t xml:space="preserve"> 9 </w:t>
             </w:r>
+            <w:proofErr w:type="gramStart"/>
             <w:r>
               <w:rPr>
                 <w:u w:val="single"/>
               </w:rPr>
               <w:t>start</w:t>
             </w:r>
+            <w:proofErr w:type="gramEnd"/>
             <w:r>
               <w:t xml:space="preserve">; </w:t>
             </w:r>
@@ -27300,7 +27581,15 @@
           </w:tcPr>
           <w:p>
             <w:r>
-              <w:t>SOS is compared to TOS and the condition-code is set appropriately. TOS and SOS are then removed from the stack.</w:t>
+              <w:t xml:space="preserve">SOS is compared to </w:t>
+            </w:r>
+            <w:proofErr w:type="gramStart"/>
+            <w:r>
+              <w:t>TOS</w:t>
+            </w:r>
+            <w:proofErr w:type="gramEnd"/>
+            <w:r>
+              <w:t xml:space="preserve"> and the condition-code is set appropriately. TOS and SOS are then removed from the stack.</w:t>
             </w:r>
           </w:p>
         </w:tc>
@@ -27529,7 +27818,15 @@
           </w:tcPr>
           <w:p>
             <w:r>
-              <w:t>The address of SOS is compared to the address of TOS and the condition-code is set appropriately. TOS and SOS are then removed from the stack.</w:t>
+              <w:t xml:space="preserve">The address of SOS is compared to the address of </w:t>
+            </w:r>
+            <w:proofErr w:type="gramStart"/>
+            <w:r>
+              <w:t>TOS</w:t>
+            </w:r>
+            <w:proofErr w:type="gramEnd"/>
+            <w:r>
+              <w:t xml:space="preserve"> and the condition-code is set appropriately. TOS and SOS are then removed from the stack.</w:t>
             </w:r>
           </w:p>
         </w:tc>
@@ -27624,12 +27921,14 @@
             <w:gridSpan w:val="2"/>
           </w:tcPr>
           <w:p>
+            <w:proofErr w:type="spellStart"/>
             <w:r>
               <w:rPr>
                 <w:u w:val="single"/>
               </w:rPr>
               <w:t>integername</w:t>
             </w:r>
+            <w:proofErr w:type="spellEnd"/>
             <w:r>
               <w:t xml:space="preserve"> M; </w:t>
             </w:r>
@@ -27776,7 +28075,15 @@
           </w:tcPr>
           <w:p>
             <w:r>
-              <w:t>SOS is compared to TOS and the condition-code is set appropriately. TOS and SOS are then removed from the stack.</w:t>
+              <w:t xml:space="preserve">SOS is compared to </w:t>
+            </w:r>
+            <w:proofErr w:type="gramStart"/>
+            <w:r>
+              <w:t>TOS</w:t>
+            </w:r>
+            <w:proofErr w:type="gramEnd"/>
+            <w:r>
+              <w:t xml:space="preserve"> and the condition-code is set appropriately. TOS and SOS are then removed from the stack.</w:t>
             </w:r>
           </w:p>
         </w:tc>
@@ -27884,7 +28191,19 @@
               <w:t>if</w:t>
             </w:r>
             <w:r>
-              <w:t xml:space="preserve"> S &lt; "123" </w:t>
+              <w:t xml:space="preserve"> </w:t>
+            </w:r>
+            <w:r>
+              <w:t xml:space="preserve">1 &lt;= </w:t>
+            </w:r>
+            <w:r>
+              <w:t xml:space="preserve">S &lt; </w:t>
+            </w:r>
+            <w:r>
+              <w:t>16</w:t>
+            </w:r>
+            <w:r>
+              <w:t xml:space="preserve"> </w:t>
             </w:r>
             <w:r>
               <w:rPr>
@@ -27905,7 +28224,33 @@
           </w:tcPr>
           <w:p>
             <w:r>
-              <w:t>PUSH S; PUSHS "123"; COMPARED; BGE 13</w:t>
+              <w:t>PUSH S; PUSH</w:t>
+            </w:r>
+            <w:r>
+              <w:t>I</w:t>
+            </w:r>
+            <w:r>
+              <w:t xml:space="preserve"> </w:t>
+            </w:r>
+            <w:r>
+              <w:t>1</w:t>
+            </w:r>
+            <w:r>
+              <w:t>; COMPARED; B</w:t>
+            </w:r>
+            <w:r>
+              <w:t>GT</w:t>
+            </w:r>
+            <w:r>
+              <w:t xml:space="preserve"> 13</w:t>
+            </w:r>
+            <w:r>
+              <w:t>;</w:t>
+            </w:r>
+          </w:p>
+          <w:p>
+            <w:r>
+              <w:t>PUSHI 16;COMPARE;BGT 13</w:t>
             </w:r>
           </w:p>
           <w:p>
@@ -27956,7 +28301,15 @@
     </w:p>
     <w:p>
       <w:r>
-        <w:t>The ICODE instruction, DEF, indicates the data-type, size and structure of a variable. When referencing the variable, the tag value is used.</w:t>
+        <w:t xml:space="preserve">The ICODE instruction, DEF, indicates the </w:t>
+      </w:r>
+      <w:proofErr w:type="gramStart"/>
+      <w:r>
+        <w:t>data-type</w:t>
+      </w:r>
+      <w:proofErr w:type="gramEnd"/>
+      <w:r>
+        <w:t>, size and structure of a variable. When referencing the variable, the tag value is used.</w:t>
       </w:r>
     </w:p>
     <w:tbl>
@@ -28019,7 +28372,15 @@
           </w:tcPr>
           <w:p>
             <w:r>
-              <w:t>Get Alias Value( ReadString )</w:t>
+              <w:t xml:space="preserve">Get Alias Value( </w:t>
+            </w:r>
+            <w:proofErr w:type="spellStart"/>
+            <w:r>
+              <w:t>ReadString</w:t>
+            </w:r>
+            <w:proofErr w:type="spellEnd"/>
+            <w:r>
+              <w:t xml:space="preserve"> )</w:t>
             </w:r>
           </w:p>
         </w:tc>
@@ -28235,12 +28596,14 @@
             <w:tcW w:w="2925" w:type="dxa"/>
           </w:tcPr>
           <w:p>
+            <w:proofErr w:type="spellStart"/>
             <w:r>
               <w:t>Alternate</w:t>
             </w:r>
             <w:r>
               <w:t>Next</w:t>
             </w:r>
+            <w:proofErr w:type="spellEnd"/>
           </w:p>
         </w:tc>
       </w:tr>
@@ -28349,12 +28712,14 @@
             <w:gridSpan w:val="3"/>
           </w:tcPr>
           <w:p>
+            <w:proofErr w:type="spellStart"/>
             <w:r>
               <w:rPr>
                 <w:u w:val="single"/>
               </w:rPr>
               <w:t>recordformat</w:t>
             </w:r>
+            <w:proofErr w:type="spellEnd"/>
             <w:r>
               <w:t xml:space="preserve"> F(</w:t>
             </w:r>
@@ -28524,9 +28889,11 @@
             <w:tcW w:w="2925" w:type="dxa"/>
           </w:tcPr>
           <w:p>
+            <w:proofErr w:type="spellStart"/>
             <w:r>
               <w:t>AlternateStart</w:t>
             </w:r>
+            <w:proofErr w:type="spellEnd"/>
           </w:p>
         </w:tc>
       </w:tr>
@@ -28623,12 +28990,14 @@
             <w:gridSpan w:val="3"/>
           </w:tcPr>
           <w:p>
+            <w:proofErr w:type="spellStart"/>
             <w:r>
               <w:rPr>
                 <w:u w:val="single"/>
               </w:rPr>
               <w:t>recordformat</w:t>
             </w:r>
+            <w:proofErr w:type="spellEnd"/>
             <w:r>
               <w:t xml:space="preserve"> F(</w:t>
             </w:r>
@@ -28804,9 +29173,11 @@
             <w:tcW w:w="2925" w:type="dxa"/>
           </w:tcPr>
           <w:p>
+            <w:proofErr w:type="spellStart"/>
             <w:r>
               <w:t>AlternateEnd</w:t>
             </w:r>
+            <w:proofErr w:type="spellEnd"/>
           </w:p>
         </w:tc>
       </w:tr>
@@ -28903,12 +29274,14 @@
             <w:gridSpan w:val="3"/>
           </w:tcPr>
           <w:p>
+            <w:proofErr w:type="spellStart"/>
             <w:r>
               <w:rPr>
                 <w:u w:val="single"/>
               </w:rPr>
               <w:t>recordformat</w:t>
             </w:r>
+            <w:proofErr w:type="spellEnd"/>
             <w:r>
               <w:t xml:space="preserve"> F(</w:t>
             </w:r>
@@ -29090,7 +29463,15 @@
           </w:tcPr>
           <w:p>
             <w:r>
-              <w:t>The value of TOS is noted as 'upper-bound' and the value of SOS is noted as 'lower-bound'. TOS and SOS are removed from the stack.</w:t>
+              <w:t>The value of TOS is noted as 'upper-bound</w:t>
+            </w:r>
+            <w:proofErr w:type="gramStart"/>
+            <w:r>
+              <w:t>'</w:t>
+            </w:r>
+            <w:proofErr w:type="gramEnd"/>
+            <w:r>
+              <w:t xml:space="preserve"> and the value of SOS is noted as 'lower-bound'. TOS and SOS are removed from the stack.</w:t>
             </w:r>
           </w:p>
         </w:tc>
@@ -29118,7 +29499,15 @@
           </w:p>
           <w:p>
             <w:r>
-              <w:t xml:space="preserve">This instruction is used as a preliminary to defining </w:t>
+              <w:t xml:space="preserve">This instruction is used as a preliminary to </w:t>
+            </w:r>
+            <w:proofErr w:type="gramStart"/>
+            <w:r>
+              <w:t>defining</w:t>
+            </w:r>
+            <w:proofErr w:type="gramEnd"/>
+            <w:r>
+              <w:t xml:space="preserve"> </w:t>
             </w:r>
             <w:r>
               <w:rPr>
@@ -29138,12 +29527,14 @@
             <w:r>
               <w:t xml:space="preserve">, </w:t>
             </w:r>
+            <w:proofErr w:type="spellStart"/>
             <w:r>
               <w:rPr>
                 <w:u w:val="single"/>
               </w:rPr>
               <w:t>const</w:t>
             </w:r>
+            <w:proofErr w:type="spellEnd"/>
             <w:r>
               <w:t xml:space="preserve"> and </w:t>
             </w:r>
@@ -29248,7 +29639,15 @@
               <w:t>switch</w:t>
             </w:r>
             <w:r>
-              <w:t xml:space="preserve"> Sw(-3:3)</w:t>
+              <w:t xml:space="preserve"> </w:t>
+            </w:r>
+            <w:proofErr w:type="spellStart"/>
+            <w:r>
+              <w:t>Sw</w:t>
+            </w:r>
+            <w:proofErr w:type="spellEnd"/>
+            <w:r>
+              <w:t>(-3:3)</w:t>
             </w:r>
           </w:p>
           <w:p/>
@@ -29344,7 +29743,31 @@
           </w:tcPr>
           <w:p>
             <w:r>
-              <w:t>Define Var( Tag, AsciiC, TagC, TagC, Tag )</w:t>
+              <w:t xml:space="preserve">Define Var( Tag, </w:t>
+            </w:r>
+            <w:proofErr w:type="spellStart"/>
+            <w:r>
+              <w:t>AsciiC</w:t>
+            </w:r>
+            <w:proofErr w:type="spellEnd"/>
+            <w:r>
+              <w:t xml:space="preserve">, </w:t>
+            </w:r>
+            <w:proofErr w:type="spellStart"/>
+            <w:r>
+              <w:t>TagC</w:t>
+            </w:r>
+            <w:proofErr w:type="spellEnd"/>
+            <w:r>
+              <w:t xml:space="preserve">, </w:t>
+            </w:r>
+            <w:proofErr w:type="spellStart"/>
+            <w:r>
+              <w:t>TagC</w:t>
+            </w:r>
+            <w:proofErr w:type="spellEnd"/>
+            <w:r>
+              <w:t>, Tag )</w:t>
             </w:r>
           </w:p>
         </w:tc>
@@ -29415,7 +29838,15 @@
           </w:p>
           <w:p>
             <w:r>
-              <w:t>Variable defined where T&gt;4 are invalid for any version of the IMP language</w:t>
+              <w:t xml:space="preserve">Variable defined where T&gt;4 </w:t>
+            </w:r>
+            <w:proofErr w:type="gramStart"/>
+            <w:r>
+              <w:t>are</w:t>
+            </w:r>
+            <w:proofErr w:type="gramEnd"/>
+            <w:r>
+              <w:t xml:space="preserve"> invalid for any version of the IMP language</w:t>
             </w:r>
           </w:p>
           <w:p>
@@ -29476,7 +29907,15 @@
           </w:p>
           <w:p>
             <w:r>
-              <w:t xml:space="preserve"> F = 2 : indirect {bytename}</w:t>
+              <w:t xml:space="preserve"> F = 2 : indirect {</w:t>
+            </w:r>
+            <w:proofErr w:type="spellStart"/>
+            <w:r>
+              <w:t>bytename</w:t>
+            </w:r>
+            <w:proofErr w:type="spellEnd"/>
+            <w:r>
+              <w:t>}</w:t>
             </w:r>
           </w:p>
           <w:p>
@@ -29486,8 +29925,13 @@
           </w:p>
           <w:p>
             <w:r>
-              <w:t xml:space="preserve"> F = 4 : recordformat</w:t>
-            </w:r>
+              <w:t xml:space="preserve"> F = 4 : </w:t>
+            </w:r>
+            <w:proofErr w:type="spellStart"/>
+            <w:r>
+              <w:t>recordformat</w:t>
+            </w:r>
+            <w:proofErr w:type="spellEnd"/>
           </w:p>
           <w:p>
             <w:r>
@@ -29526,17 +29970,41 @@
           </w:p>
           <w:p>
             <w:r>
-              <w:t xml:space="preserve"> F = 12 : array indirect {arrayname}</w:t>
-            </w:r>
-          </w:p>
-          <w:p>
-            <w:r>
-              <w:t xml:space="preserve"> F = 13 : indirect array {namearray}</w:t>
-            </w:r>
-          </w:p>
-          <w:p>
-            <w:r>
-              <w:t xml:space="preserve"> F = 14 : indirect array indirect {namearrayname}</w:t>
+              <w:t xml:space="preserve"> F = 12 : array indirect {</w:t>
+            </w:r>
+            <w:proofErr w:type="spellStart"/>
+            <w:r>
+              <w:t>arrayname</w:t>
+            </w:r>
+            <w:proofErr w:type="spellEnd"/>
+            <w:r>
+              <w:t>}</w:t>
+            </w:r>
+          </w:p>
+          <w:p>
+            <w:r>
+              <w:t xml:space="preserve"> F = 13 : indirect array {</w:t>
+            </w:r>
+            <w:proofErr w:type="spellStart"/>
+            <w:r>
+              <w:t>namearray</w:t>
+            </w:r>
+            <w:proofErr w:type="spellEnd"/>
+            <w:r>
+              <w:t>}</w:t>
+            </w:r>
+          </w:p>
+          <w:p>
+            <w:r>
+              <w:t xml:space="preserve"> F = 14 : indirect array indirect {</w:t>
+            </w:r>
+            <w:proofErr w:type="spellStart"/>
+            <w:r>
+              <w:t>namearrayname</w:t>
+            </w:r>
+            <w:proofErr w:type="spellEnd"/>
+            <w:r>
+              <w:t>}</w:t>
             </w:r>
           </w:p>
           <w:p>
@@ -29745,7 +30213,15 @@
           <w:p/>
           <w:p>
             <w:r>
-              <w:t xml:space="preserve"> If T is RECORD &lt;b&gt; gives the tag of the corresponding recordformat.</w:t>
+              <w:t xml:space="preserve"> If T is RECORD &lt;b&gt; gives the tag of the corresponding </w:t>
+            </w:r>
+            <w:proofErr w:type="spellStart"/>
+            <w:r>
+              <w:t>recordformat</w:t>
+            </w:r>
+            <w:proofErr w:type="spellEnd"/>
+            <w:r>
+              <w:t>.</w:t>
             </w:r>
           </w:p>
           <w:p/>
@@ -29917,7 +30393,15 @@
           <w:p/>
           <w:p>
             <w:r>
-              <w:t>The tag values used within a recordformat definition must all be zero; the fields of a record are selected by their position in the format, numbered starting from one.</w:t>
+              <w:t xml:space="preserve">The tag values used within a </w:t>
+            </w:r>
+            <w:proofErr w:type="spellStart"/>
+            <w:r>
+              <w:t>recordformat</w:t>
+            </w:r>
+            <w:proofErr w:type="spellEnd"/>
+            <w:r>
+              <w:t xml:space="preserve"> definition must all be zero; the fields of a record are selected by their position in the format, numbered starting from one.</w:t>
             </w:r>
           </w:p>
           <w:p/>
@@ -32483,7 +32967,15 @@
           </w:tcPr>
           <w:p>
             <w:r>
-              <w:t>Dimension( TagC, Tag )</w:t>
+              <w:t xml:space="preserve">Dimension( </w:t>
+            </w:r>
+            <w:proofErr w:type="spellStart"/>
+            <w:r>
+              <w:t>TagC</w:t>
+            </w:r>
+            <w:proofErr w:type="spellEnd"/>
+            <w:r>
+              <w:t>, Tag )</w:t>
             </w:r>
           </w:p>
         </w:tc>
@@ -32614,12 +33106,14 @@
             <w:gridSpan w:val="2"/>
           </w:tcPr>
           <w:p>
+            <w:proofErr w:type="spellStart"/>
             <w:r>
               <w:rPr>
                 <w:u w:val="single"/>
               </w:rPr>
               <w:t>integerarray</w:t>
             </w:r>
+            <w:proofErr w:type="spellEnd"/>
             <w:r>
               <w:t xml:space="preserve"> A, B, C(1:2, Low:4)</w:t>
             </w:r>
@@ -32753,7 +33247,15 @@
           </w:tcPr>
           <w:p>
             <w:r>
-              <w:t>This instruction marks the end of a list of tag definitions corresponding to either a parameter list or a recordformat definition. List flag is cleared</w:t>
+              <w:t xml:space="preserve">This instruction marks the end of a list of tag definitions corresponding to either a parameter list or a </w:t>
+            </w:r>
+            <w:proofErr w:type="spellStart"/>
+            <w:r>
+              <w:t>recordformat</w:t>
+            </w:r>
+            <w:proofErr w:type="spellEnd"/>
+            <w:r>
+              <w:t xml:space="preserve"> definition. List flag is cleared</w:t>
             </w:r>
             <w:r>
               <w:t>,</w:t>
@@ -32764,7 +33266,15 @@
           </w:p>
           <w:p>
             <w:r>
-              <w:t>If the tag list is associated with a procedure spec or a recordformat this instruction also marks the 'end' of the associated 'block'.</w:t>
+              <w:t xml:space="preserve">If the tag list is associated with a procedure spec or a </w:t>
+            </w:r>
+            <w:proofErr w:type="spellStart"/>
+            <w:r>
+              <w:t>recordformat</w:t>
+            </w:r>
+            <w:proofErr w:type="spellEnd"/>
+            <w:r>
+              <w:t xml:space="preserve"> this instruction also marks the 'end' of the associated 'block'.</w:t>
             </w:r>
           </w:p>
         </w:tc>
@@ -32938,12 +33448,14 @@
             <w:gridSpan w:val="2"/>
           </w:tcPr>
           <w:p>
+            <w:proofErr w:type="spellStart"/>
             <w:r>
               <w:rPr>
                 <w:u w:val="single"/>
               </w:rPr>
               <w:t>recordformat</w:t>
             </w:r>
+            <w:proofErr w:type="spellEnd"/>
             <w:r>
               <w:t xml:space="preserve"> F(</w:t>
             </w:r>
@@ -33117,7 +33629,39 @@
           </w:tcPr>
           <w:p>
             <w:r>
-              <w:t>&lt;n&gt; copies of the init-value are added to the list of values associated with the init-variable. The init-value is either the default value (unassigned) if the stack is empty, the value of TOS (possibly converted to real) if TOS is a constant, or the address of TOS if TOS is a variable. The init-variable is the last static object to have been defined using Define.</w:t>
+              <w:t xml:space="preserve">&lt;n&gt; copies of the </w:t>
+            </w:r>
+            <w:proofErr w:type="spellStart"/>
+            <w:r>
+              <w:t>init</w:t>
+            </w:r>
+            <w:proofErr w:type="spellEnd"/>
+            <w:r>
+              <w:t xml:space="preserve">-value are added to the list of values associated with the </w:t>
+            </w:r>
+            <w:proofErr w:type="spellStart"/>
+            <w:r>
+              <w:t>init</w:t>
+            </w:r>
+            <w:proofErr w:type="spellEnd"/>
+            <w:r>
+              <w:t xml:space="preserve">-variable. The </w:t>
+            </w:r>
+            <w:proofErr w:type="spellStart"/>
+            <w:r>
+              <w:t>init</w:t>
+            </w:r>
+            <w:proofErr w:type="spellEnd"/>
+            <w:r>
+              <w:t xml:space="preserve">-value is either the default value (unassigned) if the stack is empty, the value of TOS (possibly converted to real) if TOS is a constant, or the address of TOS if TOS is a variable. The </w:t>
+            </w:r>
+            <w:proofErr w:type="spellStart"/>
+            <w:r>
+              <w:t>init</w:t>
+            </w:r>
+            <w:proofErr w:type="spellEnd"/>
+            <w:r>
+              <w:t>-variable is the last static object to have been defined using Define.</w:t>
             </w:r>
           </w:p>
         </w:tc>
@@ -33170,7 +33714,15 @@
               </w:numPr>
             </w:pPr>
             <w:r>
-              <w:t>TOS, if it exists, is not of the same type as the init-variable.</w:t>
+              <w:t xml:space="preserve">TOS, if it exists, is not of the same type as the </w:t>
+            </w:r>
+            <w:proofErr w:type="spellStart"/>
+            <w:r>
+              <w:t>init</w:t>
+            </w:r>
+            <w:proofErr w:type="spellEnd"/>
+            <w:r>
+              <w:t>-variable.</w:t>
             </w:r>
           </w:p>
         </w:tc>
@@ -33445,7 +33997,15 @@
               </w:numPr>
             </w:pPr>
             <w:r>
-              <w:t>&lt;tag&gt; is not a recordformat.</w:t>
+              <w:t xml:space="preserve">&lt;tag&gt; is not a </w:t>
+            </w:r>
+            <w:proofErr w:type="spellStart"/>
+            <w:r>
+              <w:t>recordformat</w:t>
+            </w:r>
+            <w:proofErr w:type="spellEnd"/>
+            <w:r>
+              <w:t>.</w:t>
             </w:r>
           </w:p>
           <w:p>
@@ -33554,9 +34114,11 @@
             <w:tcW w:w="2582" w:type="dxa"/>
           </w:tcPr>
           <w:p>
+            <w:proofErr w:type="spellStart"/>
             <w:r>
               <w:t>StartParams</w:t>
             </w:r>
+            <w:proofErr w:type="spellEnd"/>
           </w:p>
         </w:tc>
       </w:tr>
@@ -33601,7 +34163,15 @@
           </w:tcPr>
           <w:p>
             <w:r>
-              <w:t>This instruction must always follow the definition of a procedure or recordformat tag. There must be a matching 'Finish' before the end of the block.</w:t>
+              <w:t xml:space="preserve">This instruction must always follow the definition of a procedure or </w:t>
+            </w:r>
+            <w:proofErr w:type="spellStart"/>
+            <w:r>
+              <w:t>recordformat</w:t>
+            </w:r>
+            <w:proofErr w:type="spellEnd"/>
+            <w:r>
+              <w:t xml:space="preserve"> tag. There must be a matching 'Finish' before the end of the block.</w:t>
             </w:r>
           </w:p>
         </w:tc>
@@ -33643,7 +34213,15 @@
               </w:numPr>
             </w:pPr>
             <w:r>
-              <w:t>The last instruction was not a 'Define' which introduced a procedure or recordformat.</w:t>
+              <w:t xml:space="preserve">The last instruction was not a 'Define' which introduced a procedure or </w:t>
+            </w:r>
+            <w:proofErr w:type="spellStart"/>
+            <w:r>
+              <w:t>recordformat</w:t>
+            </w:r>
+            <w:proofErr w:type="spellEnd"/>
+            <w:r>
+              <w:t>.</w:t>
             </w:r>
           </w:p>
         </w:tc>
@@ -34010,7 +34588,15 @@
           </w:tcPr>
           <w:p>
             <w:r>
-              <w:t>‘i’</w:t>
+              <w:t>‘</w:t>
+            </w:r>
+            <w:proofErr w:type="spellStart"/>
+            <w:r>
+              <w:t>i</w:t>
+            </w:r>
+            <w:proofErr w:type="spellEnd"/>
+            <w:r>
+              <w:t>’</w:t>
             </w:r>
           </w:p>
         </w:tc>
@@ -34407,7 +34993,23 @@
           </w:tcPr>
           <w:p>
             <w:r>
-              <w:t>Load Const( ReadInteger )</w:t>
+              <w:t xml:space="preserve">Load </w:t>
+            </w:r>
+            <w:proofErr w:type="spellStart"/>
+            <w:r>
+              <w:t>Const</w:t>
+            </w:r>
+            <w:proofErr w:type="spellEnd"/>
+            <w:r>
+              <w:t xml:space="preserve">( </w:t>
+            </w:r>
+            <w:proofErr w:type="spellStart"/>
+            <w:r>
+              <w:t>ReadInteger</w:t>
+            </w:r>
+            <w:proofErr w:type="spellEnd"/>
+            <w:r>
+              <w:t xml:space="preserve"> )</w:t>
             </w:r>
           </w:p>
         </w:tc>
@@ -34453,7 +35055,15 @@
           </w:tcPr>
           <w:p>
             <w:r>
-              <w:t>Load integer constant (calls Push Const)</w:t>
+              <w:t xml:space="preserve">Load integer constant (calls Push </w:t>
+            </w:r>
+            <w:proofErr w:type="spellStart"/>
+            <w:r>
+              <w:t>Const</w:t>
+            </w:r>
+            <w:proofErr w:type="spellEnd"/>
+            <w:r>
+              <w:t>)</w:t>
             </w:r>
           </w:p>
           <w:p>
@@ -34586,7 +35196,15 @@
           </w:tcPr>
           <w:p>
             <w:r>
-              <w:t>Input Real Value( ReadReal )</w:t>
+              <w:t xml:space="preserve">Input Real Value( </w:t>
+            </w:r>
+            <w:proofErr w:type="spellStart"/>
+            <w:r>
+              <w:t>ReadReal</w:t>
+            </w:r>
+            <w:proofErr w:type="spellEnd"/>
+            <w:r>
+              <w:t xml:space="preserve"> )</w:t>
             </w:r>
           </w:p>
         </w:tc>
@@ -34776,7 +35394,15 @@
           </w:tcPr>
           <w:p>
             <w:r>
-              <w:t>Input String Value( ReadString )</w:t>
+              <w:t xml:space="preserve">Input String Value( </w:t>
+            </w:r>
+            <w:proofErr w:type="spellStart"/>
+            <w:r>
+              <w:t>ReadString</w:t>
+            </w:r>
+            <w:proofErr w:type="spellEnd"/>
+            <w:r>
+              <w:t xml:space="preserve"> )</w:t>
             </w:r>
           </w:p>
         </w:tc>
@@ -35108,8 +35734,13 @@
             <w:tcW w:w="2582" w:type="dxa"/>
           </w:tcPr>
           <w:p>
-            <w:r>
-              <w:t>SelectField( Tag )</w:t>
+            <w:proofErr w:type="spellStart"/>
+            <w:r>
+              <w:t>SelectField</w:t>
+            </w:r>
+            <w:proofErr w:type="spellEnd"/>
+            <w:r>
+              <w:t>( Tag )</w:t>
             </w:r>
           </w:p>
         </w:tc>
@@ -35132,7 +35763,15 @@
           </w:tcPr>
           <w:p>
             <w:r>
-              <w:t>TOS is replaced by the &lt;n&gt;'th item in the format of TOS. Fields within records are numbered from 1; alternative markers have no effect on the numbering.</w:t>
+              <w:t>TOS is replaced by the &lt;n&gt;'</w:t>
+            </w:r>
+            <w:proofErr w:type="spellStart"/>
+            <w:r>
+              <w:t>th</w:t>
+            </w:r>
+            <w:proofErr w:type="spellEnd"/>
+            <w:r>
+              <w:t xml:space="preserve"> item in the format of TOS. Fields within records are numbered from 1; alternative markers have no effect on the numbering.</w:t>
             </w:r>
           </w:p>
         </w:tc>
@@ -35231,12 +35870,14 @@
             <w:gridSpan w:val="2"/>
           </w:tcPr>
           <w:p>
+            <w:proofErr w:type="spellStart"/>
             <w:r>
               <w:rPr>
                 <w:u w:val="single"/>
               </w:rPr>
               <w:t>recordformat</w:t>
             </w:r>
+            <w:proofErr w:type="spellEnd"/>
             <w:r>
               <w:t xml:space="preserve"> F(</w:t>
             </w:r>
@@ -35453,11 +36094,32 @@
             <w:r>
               <w:t xml:space="preserve"> </w:t>
             </w:r>
-            <w:r>
-              <w:t xml:space="preserve">represent the major, minor version of the iCode format respectively. They </w:t>
-            </w:r>
-            <w:r>
-              <w:t xml:space="preserve">direct the pass2 stage to accept different iCode versions </w:t>
+            <w:proofErr w:type="gramStart"/>
+            <w:r>
+              <w:t>represent</w:t>
+            </w:r>
+            <w:proofErr w:type="gramEnd"/>
+            <w:r>
+              <w:t xml:space="preserve"> the major, minor version of the </w:t>
+            </w:r>
+            <w:proofErr w:type="spellStart"/>
+            <w:r>
+              <w:t>iCode</w:t>
+            </w:r>
+            <w:proofErr w:type="spellEnd"/>
+            <w:r>
+              <w:t xml:space="preserve"> format respectively. They </w:t>
+            </w:r>
+            <w:r>
+              <w:t xml:space="preserve">direct the pass2 stage to accept different </w:t>
+            </w:r>
+            <w:proofErr w:type="spellStart"/>
+            <w:r>
+              <w:t>iCode</w:t>
+            </w:r>
+            <w:proofErr w:type="spellEnd"/>
+            <w:r>
+              <w:t xml:space="preserve"> versions </w:t>
             </w:r>
             <w:r>
               <w:t>in an implementation-specific manner.</w:t>
@@ -35595,7 +36257,15 @@
           </w:tcPr>
           <w:p>
             <w:r>
-              <w:t>Set Control( ReadTag )</w:t>
+              <w:t xml:space="preserve">Set Control( </w:t>
+            </w:r>
+            <w:proofErr w:type="spellStart"/>
+            <w:r>
+              <w:t>ReadTag</w:t>
+            </w:r>
+            <w:proofErr w:type="spellEnd"/>
+            <w:r>
+              <w:t xml:space="preserve"> )</w:t>
             </w:r>
           </w:p>
         </w:tc>
@@ -35618,7 +36288,15 @@
           </w:tcPr>
           <w:p>
             <w:r>
-              <w:t>The value &lt;n&gt; is of the form p&lt;&lt;14+q. The value q is to be used by the p'th pass of the compiler in an implementation-specific manner.</w:t>
+              <w:t xml:space="preserve">The value &lt;n&gt; is of the form p&lt;&lt;14+q. The value q is to be used by the </w:t>
+            </w:r>
+            <w:proofErr w:type="spellStart"/>
+            <w:r>
+              <w:t>p'th</w:t>
+            </w:r>
+            <w:proofErr w:type="spellEnd"/>
+            <w:r>
+              <w:t xml:space="preserve"> pass of the compiler in an implementation-specific manner.</w:t>
             </w:r>
           </w:p>
         </w:tc>
@@ -35744,7 +36422,15 @@
           </w:tcPr>
           <w:p>
             <w:r>
-              <w:t>Set Diagnose( ReadTag )</w:t>
+              <w:t xml:space="preserve">Set Diagnose( </w:t>
+            </w:r>
+            <w:proofErr w:type="spellStart"/>
+            <w:r>
+              <w:t>ReadTag</w:t>
+            </w:r>
+            <w:proofErr w:type="spellEnd"/>
+            <w:r>
+              <w:t xml:space="preserve"> )</w:t>
             </w:r>
           </w:p>
         </w:tc>
@@ -35767,7 +36453,15 @@
           </w:tcPr>
           <w:p>
             <w:r>
-              <w:t>The value &lt;n&gt; is of the form p&lt;&lt;14+q. The value q is to be used by the p'th pass of the compiler in an implementation-specific manner.</w:t>
+              <w:t xml:space="preserve">The value &lt;n&gt; is of the form p&lt;&lt;14+q. The value q is to be used by the </w:t>
+            </w:r>
+            <w:proofErr w:type="spellStart"/>
+            <w:r>
+              <w:t>p'th</w:t>
+            </w:r>
+            <w:proofErr w:type="spellEnd"/>
+            <w:r>
+              <w:t xml:space="preserve"> pass of the compiler in an implementation-specific manner.</w:t>
             </w:r>
           </w:p>
         </w:tc>
@@ -37547,7 +38241,15 @@
           </w:tcPr>
           <w:p>
             <w:r>
-              <w:t>P = Addr(Q)</w:t>
+              <w:t xml:space="preserve">P = </w:t>
+            </w:r>
+            <w:proofErr w:type="spellStart"/>
+            <w:r>
+              <w:t>Addr</w:t>
+            </w:r>
+            <w:proofErr w:type="spellEnd"/>
+            <w:r>
+              <w:t>(Q)</w:t>
             </w:r>
           </w:p>
         </w:tc>
@@ -37650,7 +38352,15 @@
           </w:tcPr>
           <w:p>
             <w:r>
-              <w:t>The address of SOS is adjusted forwards or backwards by TOS items of the same size as SOS. This may be thought of as an array accessing instruction where SOS defines the zero'th element.</w:t>
+              <w:t xml:space="preserve">The address of SOS is adjusted forwards or backwards by TOS items of the same size as SOS. This may be thought of as an array accessing instruction where SOS defines the </w:t>
+            </w:r>
+            <w:proofErr w:type="spellStart"/>
+            <w:r>
+              <w:t>zero'th</w:t>
+            </w:r>
+            <w:proofErr w:type="spellEnd"/>
+            <w:r>
+              <w:t xml:space="preserve"> element.</w:t>
             </w:r>
           </w:p>
         </w:tc>
@@ -37996,7 +38706,15 @@
           </w:tcPr>
           <w:p>
             <w:r>
-              <w:t>SOS is compared to TOS and the condition-code is set appropriately. SOS is then</w:t>
+              <w:t xml:space="preserve">SOS is compared to </w:t>
+            </w:r>
+            <w:proofErr w:type="gramStart"/>
+            <w:r>
+              <w:t>TOS</w:t>
+            </w:r>
+            <w:proofErr w:type="gramEnd"/>
+            <w:r>
+              <w:t xml:space="preserve"> and the condition-code is set appropriately. SOS is then</w:t>
             </w:r>
             <w:r>
               <w:t xml:space="preserve"> </w:t>
@@ -38223,7 +38941,15 @@
           </w:tcPr>
           <w:p>
             <w:r>
-              <w:t>SOS is compared against TOS with the values being interpreted as unsigned values. The condition-code is set accordingly and TOS and SOS are removed from the stack.</w:t>
+              <w:t xml:space="preserve">SOS is compared against TOS with the values being interpreted as unsigned values. The condition-code is set </w:t>
+            </w:r>
+            <w:proofErr w:type="gramStart"/>
+            <w:r>
+              <w:t>accordingly</w:t>
+            </w:r>
+            <w:proofErr w:type="gramEnd"/>
+            <w:r>
+              <w:t xml:space="preserve"> and TOS and SOS are removed from the stack.</w:t>
             </w:r>
           </w:p>
         </w:tc>
@@ -38344,7 +39070,15 @@
           </w:tcPr>
           <w:p>
             <w:r>
-              <w:t>Stack U1; Stack U2; Compare-Unsigned-Values; Bge 31</w:t>
+              <w:t xml:space="preserve">Stack U1; Stack U2; Compare-Unsigned-Values; </w:t>
+            </w:r>
+            <w:proofErr w:type="spellStart"/>
+            <w:r>
+              <w:t>Bge</w:t>
+            </w:r>
+            <w:proofErr w:type="spellEnd"/>
+            <w:r>
+              <w:t xml:space="preserve"> 31</w:t>
             </w:r>
           </w:p>
           <w:p>
@@ -38686,7 +39420,15 @@
           </w:tcPr>
           <w:p>
             <w:r>
-              <w:t>Var x:1..10; ...... x := i;</w:t>
+              <w:t xml:space="preserve">Var x:1..10; ...... x := </w:t>
+            </w:r>
+            <w:proofErr w:type="spellStart"/>
+            <w:r>
+              <w:t>i</w:t>
+            </w:r>
+            <w:proofErr w:type="spellEnd"/>
+            <w:r>
+              <w:t>;</w:t>
             </w:r>
           </w:p>
         </w:tc>
@@ -38712,7 +39454,15 @@
           </w:p>
           <w:p>
             <w:r>
-              <w:t>Stack x; Stack i; Test-Range 99; Assign-Value</w:t>
+              <w:t xml:space="preserve">Stack x; Stack </w:t>
+            </w:r>
+            <w:proofErr w:type="spellStart"/>
+            <w:r>
+              <w:t>i</w:t>
+            </w:r>
+            <w:proofErr w:type="spellEnd"/>
+            <w:r>
+              <w:t>; Test-Range 99; Assign-Value</w:t>
             </w:r>
           </w:p>
         </w:tc>
@@ -39054,8 +39804,13 @@
           </w:tcPr>
           <w:p>
             <w:r>
-              <w:t>a = b + c++</w:t>
-            </w:r>
+              <w:t xml:space="preserve">a = b + </w:t>
+            </w:r>
+            <w:proofErr w:type="spellStart"/>
+            <w:r>
+              <w:t>c++</w:t>
+            </w:r>
+            <w:proofErr w:type="spellEnd"/>
           </w:p>
         </w:tc>
         <w:tc>
@@ -39121,9 +39876,14 @@
             </w:pPr>
             <w:bookmarkStart w:id="106" w:name="_Toc193032402"/>
             <w:r>
-              <w:t>Eval-Addr</w:t>
+              <w:t>Eval-</w:t>
+            </w:r>
+            <w:proofErr w:type="spellStart"/>
+            <w:r>
+              <w:t>Addr</w:t>
             </w:r>
             <w:bookmarkEnd w:id="106"/>
+            <w:proofErr w:type="spellEnd"/>
           </w:p>
         </w:tc>
         <w:tc>
@@ -39255,7 +40015,15 @@
           </w:tcPr>
           <w:p>
             <w:r>
-              <w:t>Stack p; Eval-Addr; Stack p; Duplicate</w:t>
+              <w:t>Stack p; Eval-</w:t>
+            </w:r>
+            <w:proofErr w:type="spellStart"/>
+            <w:r>
+              <w:t>Addr</w:t>
+            </w:r>
+            <w:proofErr w:type="spellEnd"/>
+            <w:r>
+              <w:t>; Stack p; Duplicate</w:t>
             </w:r>
           </w:p>
           <w:p>
@@ -39657,13 +40425,29 @@
           </w:tcPr>
           <w:p>
             <w:r>
-              <w:t xml:space="preserve">The type of the init-variable (see Init) </w:t>
+              <w:t xml:space="preserve">The type of the </w:t>
+            </w:r>
+            <w:proofErr w:type="spellStart"/>
+            <w:r>
+              <w:t>init</w:t>
+            </w:r>
+            <w:proofErr w:type="spellEnd"/>
+            <w:r>
+              <w:t xml:space="preserve">-variable (see Init) </w:t>
             </w:r>
             <w:r>
               <w:t>is</w:t>
             </w:r>
             <w:r>
-              <w:t xml:space="preserve"> &lt;n&gt; for the purposes of subsequent 'Init' instructions. &lt;n&gt; encodes the type as in the type field of 'Define'.</w:t>
+              <w:t xml:space="preserve"> &lt;n&gt; for the purposes of subsequent 'Init' instructions. &lt;n&gt; encodes the type as in the </w:t>
+            </w:r>
+            <w:proofErr w:type="gramStart"/>
+            <w:r>
+              <w:t>type</w:t>
+            </w:r>
+            <w:proofErr w:type="gramEnd"/>
+            <w:r>
+              <w:t xml:space="preserve"> field of 'Define'.</w:t>
             </w:r>
           </w:p>
         </w:tc>
@@ -39965,10 +40749,12 @@
               <w:pStyle w:val="Heading3"/>
             </w:pPr>
             <w:bookmarkStart w:id="111" w:name="_Toc193032407"/>
+            <w:proofErr w:type="spellStart"/>
             <w:r>
               <w:t>Intpt</w:t>
             </w:r>
             <w:bookmarkEnd w:id="111"/>
+            <w:proofErr w:type="spellEnd"/>
           </w:p>
         </w:tc>
         <w:tc>
@@ -40003,7 +40789,15 @@
           </w:tcPr>
           <w:p>
             <w:r>
-              <w:t>TOS is replaced by Intpt(TOS), that is, the integer part of TOS. The type of the new TOS is integer.</w:t>
+              <w:t xml:space="preserve">TOS is replaced by </w:t>
+            </w:r>
+            <w:proofErr w:type="spellStart"/>
+            <w:r>
+              <w:t>Intpt</w:t>
+            </w:r>
+            <w:proofErr w:type="spellEnd"/>
+            <w:r>
+              <w:t>(TOS), that is, the integer part of TOS. The type of the new TOS is integer.</w:t>
             </w:r>
           </w:p>
         </w:tc>
@@ -40091,7 +40885,15 @@
           </w:tcPr>
           <w:p>
             <w:r>
-              <w:t>I = Intpt(R-S)</w:t>
+              <w:t xml:space="preserve">I = </w:t>
+            </w:r>
+            <w:proofErr w:type="spellStart"/>
+            <w:r>
+              <w:t>Intpt</w:t>
+            </w:r>
+            <w:proofErr w:type="spellEnd"/>
+            <w:r>
+              <w:t>(R-S)</w:t>
             </w:r>
           </w:p>
         </w:tc>
@@ -40106,9 +40908,11 @@
             </w:r>
           </w:p>
           <w:p>
+            <w:proofErr w:type="spellStart"/>
             <w:r>
               <w:t>Intpt</w:t>
             </w:r>
+            <w:proofErr w:type="spellEnd"/>
           </w:p>
           <w:p>
             <w:r>
@@ -40432,8 +41236,13 @@
             <w:tcW w:w="2552" w:type="dxa"/>
           </w:tcPr>
           <w:p>
-            <w:r>
-              <w:t>SetA := [];</w:t>
+            <w:proofErr w:type="spellStart"/>
+            <w:r>
+              <w:t>SetA</w:t>
+            </w:r>
+            <w:proofErr w:type="spellEnd"/>
+            <w:r>
+              <w:t xml:space="preserve"> := [];</w:t>
             </w:r>
           </w:p>
         </w:tc>
@@ -40444,7 +41253,15 @@
           </w:tcPr>
           <w:p>
             <w:r>
-              <w:t>Stack SetA; Null-Set; Assign-Value</w:t>
+              <w:t xml:space="preserve">Stack </w:t>
+            </w:r>
+            <w:proofErr w:type="spellStart"/>
+            <w:r>
+              <w:t>SetA</w:t>
+            </w:r>
+            <w:proofErr w:type="spellEnd"/>
+            <w:r>
+              <w:t>; Null-Set; Assign-Value</w:t>
             </w:r>
           </w:p>
         </w:tc>
@@ -40724,7 +41541,15 @@
               <w:t>T</w:t>
             </w:r>
             <w:r>
-              <w:t>he value of &lt;n&gt; is encoded in the same way as the type information, &lt;a&gt;, in the Define instruction.</w:t>
+              <w:t xml:space="preserve">he value of &lt;n&gt; is encoded in the same way as the </w:t>
+            </w:r>
+            <w:proofErr w:type="gramStart"/>
+            <w:r>
+              <w:t>type</w:t>
+            </w:r>
+            <w:proofErr w:type="gramEnd"/>
+            <w:r>
+              <w:t xml:space="preserve"> information, &lt;a&gt;, in the Define instruction.</w:t>
             </w:r>
           </w:p>
         </w:tc>
@@ -41201,8 +42026,13 @@
             <w:tcW w:w="2552" w:type="dxa"/>
           </w:tcPr>
           <w:p>
-            <w:r>
-              <w:t>i := Round(r+0.1);</w:t>
+            <w:proofErr w:type="spellStart"/>
+            <w:r>
+              <w:t>i</w:t>
+            </w:r>
+            <w:proofErr w:type="spellEnd"/>
+            <w:r>
+              <w:t xml:space="preserve"> := Round(r+0.1);</w:t>
             </w:r>
           </w:p>
         </w:tc>
@@ -41213,7 +42043,15 @@
           </w:tcPr>
           <w:p>
             <w:r>
-              <w:t>Stack i; Stack r; Real &lt;0.1&gt;; Add</w:t>
+              <w:t xml:space="preserve">Stack </w:t>
+            </w:r>
+            <w:proofErr w:type="spellStart"/>
+            <w:r>
+              <w:t>i</w:t>
+            </w:r>
+            <w:proofErr w:type="spellEnd"/>
+            <w:r>
+              <w:t>; Stack r; Real &lt;0.1&gt;; Add</w:t>
             </w:r>
           </w:p>
           <w:p>
@@ -41383,7 +42221,15 @@
           </w:tcPr>
           <w:p>
             <w:r>
-              <w:t>P = Sizeof(R)</w:t>
+              <w:t xml:space="preserve">P = </w:t>
+            </w:r>
+            <w:proofErr w:type="spellStart"/>
+            <w:r>
+              <w:t>Sizeof</w:t>
+            </w:r>
+            <w:proofErr w:type="spellEnd"/>
+            <w:r>
+              <w:t>(R)</w:t>
             </w:r>
           </w:p>
         </w:tc>
@@ -42060,7 +42906,15 @@
           </w:tcPr>
           <w:p>
             <w:r>
-              <w:t>B := (Ux &lt; Uy);</w:t>
+              <w:t>B := (</w:t>
+            </w:r>
+            <w:proofErr w:type="spellStart"/>
+            <w:r>
+              <w:t>Ux</w:t>
+            </w:r>
+            <w:proofErr w:type="spellEnd"/>
+            <w:r>
+              <w:t xml:space="preserve"> &lt; Uy);</w:t>
             </w:r>
           </w:p>
         </w:tc>
@@ -42076,7 +42930,15 @@
           </w:p>
           <w:p>
             <w:r>
-              <w:t>Stack Ux; Stack Uy; Stack-Unsigned-Condition BLT</w:t>
+              <w:t xml:space="preserve">Stack </w:t>
+            </w:r>
+            <w:proofErr w:type="spellStart"/>
+            <w:r>
+              <w:t>Ux</w:t>
+            </w:r>
+            <w:proofErr w:type="spellEnd"/>
+            <w:r>
+              <w:t>; Stack Uy; Stack-Unsigned-Condition BLT</w:t>
             </w:r>
           </w:p>
           <w:p>
@@ -42410,7 +43272,15 @@
           </w:tcPr>
           <w:p>
             <w:r>
-              <w:t>If B Then DoItNow;</w:t>
+              <w:t xml:space="preserve">If B Then </w:t>
+            </w:r>
+            <w:proofErr w:type="spellStart"/>
+            <w:r>
+              <w:t>DoItNow</w:t>
+            </w:r>
+            <w:proofErr w:type="spellEnd"/>
+            <w:r>
+              <w:t>;</w:t>
             </w:r>
           </w:p>
         </w:tc>
@@ -42426,7 +43296,15 @@
           </w:p>
           <w:p>
             <w:r>
-              <w:t>Stack DoItNow; Call</w:t>
+              <w:t xml:space="preserve">Stack </w:t>
+            </w:r>
+            <w:proofErr w:type="spellStart"/>
+            <w:r>
+              <w:t>DoItNow</w:t>
+            </w:r>
+            <w:proofErr w:type="spellEnd"/>
+            <w:r>
+              <w:t>; Call</w:t>
             </w:r>
           </w:p>
           <w:p>
@@ -42665,8 +43543,13 @@
             </w:r>
           </w:p>
           <w:p>
-            <w:r>
-              <w:t>Bt 31</w:t>
+            <w:proofErr w:type="spellStart"/>
+            <w:r>
+              <w:t>Bt</w:t>
+            </w:r>
+            <w:proofErr w:type="spellEnd"/>
+            <w:r>
+              <w:t xml:space="preserve"> 31</w:t>
             </w:r>
           </w:p>
           <w:p>
@@ -43056,8 +43939,21 @@
             <w:gridSpan w:val="2"/>
           </w:tcPr>
           <w:p>
-            <w:r>
-              <w:t>Byteval := Bigval;</w:t>
+            <w:proofErr w:type="spellStart"/>
+            <w:r>
+              <w:t>Byteval</w:t>
+            </w:r>
+            <w:proofErr w:type="spellEnd"/>
+            <w:r>
+              <w:t xml:space="preserve"> := </w:t>
+            </w:r>
+            <w:proofErr w:type="spellStart"/>
+            <w:r>
+              <w:t>Bigval</w:t>
+            </w:r>
+            <w:proofErr w:type="spellEnd"/>
+            <w:r>
+              <w:t>;</w:t>
             </w:r>
           </w:p>
         </w:tc>
@@ -43068,13 +43964,31 @@
           </w:tcPr>
           <w:p>
             <w:r>
-              <w:t>Stack Byteval</w:t>
-            </w:r>
-          </w:p>
-          <w:p>
-            <w:r>
-              <w:t>Stack Bigval; Test-Range Byterange</w:t>
-            </w:r>
+              <w:t xml:space="preserve">Stack </w:t>
+            </w:r>
+            <w:proofErr w:type="spellStart"/>
+            <w:r>
+              <w:t>Byteval</w:t>
+            </w:r>
+            <w:proofErr w:type="spellEnd"/>
+          </w:p>
+          <w:p>
+            <w:r>
+              <w:t xml:space="preserve">Stack </w:t>
+            </w:r>
+            <w:proofErr w:type="spellStart"/>
+            <w:r>
+              <w:t>Bigval</w:t>
+            </w:r>
+            <w:proofErr w:type="spellEnd"/>
+            <w:r>
+              <w:t xml:space="preserve">; Test-Range </w:t>
+            </w:r>
+            <w:proofErr w:type="spellStart"/>
+            <w:r>
+              <w:t>Byterange</w:t>
+            </w:r>
+            <w:proofErr w:type="spellEnd"/>
           </w:p>
           <w:p>
             <w:r>
@@ -43123,10 +44037,12 @@
               <w:pStyle w:val="Heading3"/>
             </w:pPr>
             <w:bookmarkStart w:id="127" w:name="_Toc193032423"/>
+            <w:proofErr w:type="spellStart"/>
             <w:r>
               <w:t>Trunc</w:t>
             </w:r>
             <w:bookmarkEnd w:id="127"/>
+            <w:proofErr w:type="spellEnd"/>
           </w:p>
         </w:tc>
         <w:tc>
@@ -43160,7 +44076,15 @@
           </w:tcPr>
           <w:p>
             <w:r>
-              <w:t>TOS is replaced by the value TRUNC(TOS) where TRUNC is as defined in section 6.6.6.3 of the Pascal standard BS 6192:1982, with the extension that Trunc returns the value of its parameter if that value is already an integer.</w:t>
+              <w:t xml:space="preserve">TOS is replaced by the value TRUNC(TOS) where TRUNC is as defined in section 6.6.6.3 of the Pascal standard BS 6192:1982, with the extension that </w:t>
+            </w:r>
+            <w:proofErr w:type="spellStart"/>
+            <w:r>
+              <w:t>Trunc</w:t>
+            </w:r>
+            <w:proofErr w:type="spellEnd"/>
+            <w:r>
+              <w:t xml:space="preserve"> returns the value of its parameter if that value is already an integer.</w:t>
             </w:r>
           </w:p>
         </w:tc>
@@ -43242,8 +44166,21 @@
             <w:tcW w:w="2552" w:type="dxa"/>
           </w:tcPr>
           <w:p>
-            <w:r>
-              <w:t>i := Trunc(r+0.1);</w:t>
+            <w:proofErr w:type="spellStart"/>
+            <w:r>
+              <w:t>i</w:t>
+            </w:r>
+            <w:proofErr w:type="spellEnd"/>
+            <w:r>
+              <w:t xml:space="preserve"> := </w:t>
+            </w:r>
+            <w:proofErr w:type="spellStart"/>
+            <w:r>
+              <w:t>Trunc</w:t>
+            </w:r>
+            <w:proofErr w:type="spellEnd"/>
+            <w:r>
+              <w:t>(r+0.1);</w:t>
             </w:r>
           </w:p>
         </w:tc>
@@ -43254,12 +44191,25 @@
           </w:tcPr>
           <w:p>
             <w:r>
-              <w:t>Stack i; Stack r; Real &lt;0.1&gt;; Add</w:t>
-            </w:r>
-          </w:p>
-          <w:p>
-            <w:r>
-              <w:t>Trunc; Assign-Value</w:t>
+              <w:t xml:space="preserve">Stack </w:t>
+            </w:r>
+            <w:proofErr w:type="spellStart"/>
+            <w:r>
+              <w:t>i</w:t>
+            </w:r>
+            <w:proofErr w:type="spellEnd"/>
+            <w:r>
+              <w:t>; Stack r; Real &lt;0.1&gt;; Add</w:t>
+            </w:r>
+          </w:p>
+          <w:p>
+            <w:proofErr w:type="spellStart"/>
+            <w:r>
+              <w:t>Trunc</w:t>
+            </w:r>
+            <w:proofErr w:type="spellEnd"/>
+            <w:r>
+              <w:t>; Assign-Value</w:t>
             </w:r>
           </w:p>
         </w:tc>
@@ -43479,8 +44429,13 @@
           </w:tcPr>
           <w:p>
             <w:r>
-              <w:t>Stack try</w:t>
-            </w:r>
+              <w:t xml:space="preserve">Stack </w:t>
+            </w:r>
+            <w:proofErr w:type="gramStart"/>
+            <w:r>
+              <w:t>try</w:t>
+            </w:r>
+            <w:proofErr w:type="gramEnd"/>
           </w:p>
           <w:p>
             <w:r>
